--- a/8.资源管理/1.流程制度规范类文件/TXHS-08-03-备件库管理制度.docx
+++ b/8.资源管理/1.流程制度规范类文件/TXHS-08-03-备件库管理制度.docx
@@ -1,10 +1,11 @@
 
 <file path=word/document.xml><?xml version="1.0" encoding="utf-8"?>
-<w:document xmlns:wpc="http://schemas.microsoft.com/office/word/2010/wordprocessingCanvas" xmlns:mc="http://schemas.openxmlformats.org/markup-compatibility/2006" xmlns:o="urn:schemas-microsoft-com:office:office" xmlns:r="http://schemas.openxmlformats.org/officeDocument/2006/relationships" xmlns:m="http://schemas.openxmlformats.org/officeDocument/2006/math" xmlns:v="urn:schemas-microsoft-com:vml" xmlns:wp14="http://schemas.microsoft.com/office/word/2010/wordprocessingDrawing" xmlns:wp="http://schemas.openxmlformats.org/drawingml/2006/wordprocessingDrawing" xmlns:w="http://schemas.openxmlformats.org/wordprocessingml/2006/main" xmlns:w14="http://schemas.microsoft.com/office/word/2010/wordml" xmlns:w10="urn:schemas-microsoft-com:office:word" xmlns:w15="http://schemas.microsoft.com/office/word/2012/wordml" xmlns:wpg="http://schemas.microsoft.com/office/word/2010/wordprocessingGroup" xmlns:wpi="http://schemas.microsoft.com/office/word/2010/wordprocessingInk" xmlns:wne="http://schemas.microsoft.com/office/word/2006/wordml" xmlns:wps="http://schemas.microsoft.com/office/word/2010/wordprocessingShape" xmlns:wpsCustomData="http://www.wps.cn/officeDocument/2013/wpsCustomData" mc:Ignorable="w14 w15 wp14">
+<w:document xmlns:wpc="http://schemas.microsoft.com/office/word/2010/wordprocessingCanvas" xmlns:mc="http://schemas.openxmlformats.org/markup-compatibility/2006" xmlns:o="urn:schemas-microsoft-com:office:office" xmlns:r="http://schemas.openxmlformats.org/officeDocument/2006/relationships" xmlns:m="http://schemas.openxmlformats.org/officeDocument/2006/math" xmlns:v="urn:schemas-microsoft-com:vml" xmlns:wp14="http://schemas.microsoft.com/office/word/2010/wordprocessingDrawing" xmlns:wp="http://schemas.openxmlformats.org/drawingml/2006/wordprocessingDrawing" xmlns:w10="urn:schemas-microsoft-com:office:word" xmlns:w="http://schemas.openxmlformats.org/wordprocessingml/2006/main" xmlns:w14="http://schemas.microsoft.com/office/word/2010/wordml" xmlns:w15="http://schemas.microsoft.com/office/word/2012/wordml" xmlns:wne="http://schemas.microsoft.com/office/word/2006/wordml" xmlns:wpg="http://schemas.microsoft.com/office/word/2010/wordprocessingGroup" xmlns:wpi="http://schemas.microsoft.com/office/word/2010/wordprocessingInk" xmlns:wps="http://schemas.microsoft.com/office/word/2010/wordprocessingShape" mc:Ignorable="w14 w15 wp14">
+  <!-- Generated by Aspose.Words for .NET 13.3.0.1 -->
   <w:body>
     <w:p>
       <w:pPr>
-        <w:pStyle w:val="26"/>
+        <w:pStyle w:val="a0"/>
         <w:keepNext w:val="0"/>
         <w:keepLines w:val="0"/>
         <w:pageBreakBefore w:val="0"/>
@@ -24,7 +25,7 @@
       <w:bookmarkStart w:id="0" w:name="_Toc23274"/>
       <w:r>
         <w:drawing>
-          <wp:anchor distT="0" distB="0" distL="114300" distR="114300" simplePos="0" relativeHeight="251661312" behindDoc="1" locked="0" layoutInCell="1" allowOverlap="1">
+          <wp:anchor distT="0" distB="0" distL="114300" distR="114300" simplePos="0" relativeHeight="251660288" behindDoc="1" locked="0" layoutInCell="1" allowOverlap="1">
             <wp:simplePos x="0" y="0"/>
             <wp:positionH relativeFrom="column">
               <wp:posOffset>-19050</wp:posOffset>
@@ -49,7 +50,7 @@
                     </pic:cNvPicPr>
                   </pic:nvPicPr>
                   <pic:blipFill>
-                    <a:blip r:embed="rId8"/>
+                    <a:blip xmlns:r="http://schemas.openxmlformats.org/officeDocument/2006/relationships" r:embed="rId4"/>
                     <a:stretch>
                       <a:fillRect/>
                     </a:stretch>
@@ -75,7 +76,7 @@
       </w:r>
       <w:r>
         <w:drawing>
-          <wp:anchor distT="0" distB="0" distL="114300" distR="114300" simplePos="0" relativeHeight="251660288" behindDoc="1" locked="0" layoutInCell="1" allowOverlap="1">
+          <wp:anchor distT="0" distB="0" distL="114300" distR="114300" simplePos="0" relativeHeight="251659264" behindDoc="1" locked="0" layoutInCell="1" allowOverlap="1">
             <wp:simplePos x="0" y="0"/>
             <wp:positionH relativeFrom="column">
               <wp:posOffset>0</wp:posOffset>
@@ -100,7 +101,7 @@
                     </pic:cNvPicPr>
                   </pic:nvPicPr>
                   <pic:blipFill>
-                    <a:blip r:embed="rId9"/>
+                    <a:blip xmlns:r="http://schemas.openxmlformats.org/officeDocument/2006/relationships" r:embed="rId5"/>
                     <a:stretch>
                       <a:fillRect/>
                     </a:stretch>
@@ -130,7 +131,7 @@
           <w:lang w:val="en-US" w:eastAsia="zh-CN"/>
         </w:rPr>
         <w:drawing>
-          <wp:anchor distT="0" distB="0" distL="114300" distR="114300" simplePos="0" relativeHeight="251659264" behindDoc="1" locked="0" layoutInCell="1" allowOverlap="1">
+          <wp:anchor distT="0" distB="0" distL="114300" distR="114300" simplePos="0" relativeHeight="251658240" behindDoc="1" locked="0" layoutInCell="1" allowOverlap="1">
             <wp:simplePos x="0" y="0"/>
             <wp:positionH relativeFrom="column">
               <wp:posOffset>635</wp:posOffset>
@@ -155,7 +156,7 @@
                     </pic:cNvPicPr>
                   </pic:nvPicPr>
                   <pic:blipFill>
-                    <a:blip r:embed="rId10">
+                    <a:blip xmlns:r="http://schemas.openxmlformats.org/officeDocument/2006/relationships" r:embed="rId6">
                       <a:alphaModFix amt="58000"/>
                       <a:lum contrast="-52000"/>
                     </a:blip>
@@ -189,7 +190,7 @@
     </w:p>
     <w:p>
       <w:pPr>
-        <w:pStyle w:val="27"/>
+        <w:pStyle w:val="a1"/>
         <w:keepNext w:val="0"/>
         <w:keepLines w:val="0"/>
         <w:pageBreakBefore w:val="0"/>
@@ -236,11 +237,11 @@
         <w:adjustRightInd w:val="0"/>
         <w:snapToGrid w:val="0"/>
         <w:spacing w:after="624" w:afterLines="200" w:line="219" w:lineRule="auto"/>
-        <w:ind w:left="0" w:leftChars="0" w:right="0" w:rightChars="0" w:firstLine="0" w:firstLineChars="0"/>
+        <w:ind w:left="0" w:right="0" w:firstLine="0" w:leftChars="0" w:rightChars="0" w:firstLineChars="0"/>
         <w:jc w:val="center"/>
         <w:textAlignment w:val="baseline"/>
         <w:rPr>
-          <w:rFonts w:hint="eastAsia" w:ascii="宋体" w:hAnsi="宋体" w:eastAsia="宋体" w:cs="宋体"/>
+          <w:rFonts w:ascii="宋体" w:eastAsia="宋体" w:hAnsi="宋体" w:cs="宋体" w:hint="eastAsia"/>
           <w:sz w:val="24"/>
           <w:szCs w:val="24"/>
           <w:lang w:val="en-US" w:eastAsia="zh-CN"/>
@@ -248,7 +249,7 @@
       </w:pPr>
       <w:r>
         <w:rPr>
-          <w:rFonts w:ascii="宋体" w:hAnsi="宋体" w:eastAsia="宋体" w:cs="宋体"/>
+          <w:rFonts w:ascii="宋体" w:eastAsia="宋体" w:hAnsi="宋体" w:cs="宋体"/>
           <w:b/>
           <w:bCs/>
           <w:spacing w:val="-3"/>
@@ -259,7 +260,7 @@
       </w:r>
       <w:r>
         <w:rPr>
-          <w:rFonts w:hint="eastAsia" w:ascii="宋体" w:hAnsi="宋体" w:eastAsia="宋体" w:cs="宋体"/>
+          <w:rFonts w:ascii="宋体" w:eastAsia="宋体" w:hAnsi="宋体" w:cs="宋体" w:hint="eastAsia"/>
           <w:b/>
           <w:bCs/>
           <w:spacing w:val="-3"/>
@@ -271,7 +272,7 @@
       </w:r>
       <w:r>
         <w:rPr>
-          <w:rFonts w:ascii="宋体" w:hAnsi="宋体" w:eastAsia="宋体" w:cs="宋体"/>
+          <w:rFonts w:ascii="宋体" w:eastAsia="宋体" w:hAnsi="宋体" w:cs="宋体"/>
           <w:b/>
           <w:bCs/>
           <w:spacing w:val="-3"/>
@@ -282,7 +283,7 @@
       </w:r>
       <w:r>
         <w:rPr>
-          <w:rFonts w:hint="eastAsia" w:ascii="宋体" w:hAnsi="宋体" w:cs="宋体"/>
+          <w:rFonts w:ascii="宋体" w:hAnsi="宋体" w:cs="宋体" w:hint="eastAsia"/>
           <w:b/>
           <w:bCs/>
           <w:spacing w:val="-3"/>
@@ -294,7 +295,7 @@
       </w:r>
       <w:r>
         <w:rPr>
-          <w:rFonts w:ascii="宋体" w:hAnsi="宋体" w:eastAsia="宋体" w:cs="宋体"/>
+          <w:rFonts w:ascii="宋体" w:eastAsia="宋体" w:hAnsi="宋体" w:cs="宋体"/>
           <w:b/>
           <w:bCs/>
           <w:spacing w:val="-3"/>
@@ -305,7 +306,7 @@
       </w:r>
       <w:r>
         <w:rPr>
-          <w:rFonts w:hint="eastAsia" w:ascii="宋体" w:hAnsi="宋体" w:cs="宋体"/>
+          <w:rFonts w:ascii="宋体" w:hAnsi="宋体" w:cs="宋体" w:hint="eastAsia"/>
           <w:b/>
           <w:bCs/>
           <w:spacing w:val="-3"/>
@@ -318,18 +319,17 @@
     </w:p>
     <w:tbl>
       <w:tblPr>
-        <w:tblStyle w:val="21"/>
+        <w:tblStyle w:val="TableGrid"/>
         <w:tblW w:w="0" w:type="auto"/>
         <w:jc w:val="center"/>
         <w:tblBorders>
-          <w:top w:val="none" w:color="auto" w:sz="0" w:space="0"/>
-          <w:left w:val="none" w:color="auto" w:sz="0" w:space="0"/>
-          <w:bottom w:val="none" w:color="auto" w:sz="0" w:space="0"/>
-          <w:right w:val="none" w:color="auto" w:sz="0" w:space="0"/>
-          <w:insideH w:val="none" w:color="auto" w:sz="0" w:space="0"/>
-          <w:insideV w:val="none" w:color="auto" w:sz="0" w:space="0"/>
+          <w:top w:val="nil"/>
+          <w:left w:val="nil"/>
+          <w:bottom w:val="nil"/>
+          <w:right w:val="nil"/>
+          <w:insideH w:val="nil"/>
+          <w:insideV w:val="nil"/>
         </w:tblBorders>
-        <w:tblLayout w:type="autofit"/>
         <w:tblCellMar>
           <w:top w:w="0" w:type="dxa"/>
           <w:left w:w="108" w:type="dxa"/>
@@ -343,13 +343,15 @@
       </w:tblGrid>
       <w:tr>
         <w:tblPrEx>
+          <w:tblW w:w="0" w:type="auto"/>
+          <w:jc w:val="center"/>
           <w:tblBorders>
-            <w:top w:val="none" w:color="auto" w:sz="0" w:space="0"/>
-            <w:left w:val="none" w:color="auto" w:sz="0" w:space="0"/>
-            <w:bottom w:val="none" w:color="auto" w:sz="0" w:space="0"/>
-            <w:right w:val="none" w:color="auto" w:sz="0" w:space="0"/>
-            <w:insideH w:val="none" w:color="auto" w:sz="0" w:space="0"/>
-            <w:insideV w:val="none" w:color="auto" w:sz="0" w:space="0"/>
+            <w:top w:val="nil"/>
+            <w:left w:val="nil"/>
+            <w:bottom w:val="nil"/>
+            <w:right w:val="nil"/>
+            <w:insideH w:val="nil"/>
+            <w:insideV w:val="nil"/>
           </w:tblBorders>
           <w:tblCellMar>
             <w:top w:w="0" w:type="dxa"/>
@@ -359,7 +361,7 @@
           </w:tblCellMar>
         </w:tblPrEx>
         <w:trPr>
-          <w:trHeight w:val="810" w:hRule="atLeast"/>
+          <w:trHeight w:val="810"/>
           <w:jc w:val="center"/>
         </w:trPr>
         <w:tc>
@@ -398,7 +400,7 @@
             </w:r>
             <w:r>
               <w:rPr>
-                <w:rFonts w:hint="default" w:asciiTheme="minorAscii" w:hAnsiTheme="minorAscii" w:eastAsiaTheme="minorEastAsia"/>
+                <w:rFonts w:asciiTheme="minorAscii" w:eastAsiaTheme="minorEastAsia" w:hAnsiTheme="minorAscii" w:hint="default"/>
                 <w:spacing w:val="227"/>
                 <w:sz w:val="21"/>
                 <w:vertAlign w:val="baseline"/>
@@ -453,7 +455,7 @@
             </w:r>
             <w:r>
               <w:rPr>
-                <w:rFonts w:hint="eastAsia" w:asciiTheme="minorAscii" w:hAnsiTheme="minorAscii" w:eastAsiaTheme="minorEastAsia"/>
+                <w:rFonts w:asciiTheme="minorAscii" w:eastAsiaTheme="minorEastAsia" w:hAnsiTheme="minorAscii" w:hint="eastAsia"/>
                 <w:spacing w:val="227"/>
                 <w:sz w:val="21"/>
                 <w:vertAlign w:val="baseline"/>
@@ -475,14 +477,8 @@
       </w:tr>
       <w:tr>
         <w:tblPrEx>
-          <w:tblBorders>
-            <w:top w:val="none" w:color="auto" w:sz="0" w:space="0"/>
-            <w:left w:val="none" w:color="auto" w:sz="0" w:space="0"/>
-            <w:bottom w:val="none" w:color="auto" w:sz="0" w:space="0"/>
-            <w:right w:val="none" w:color="auto" w:sz="0" w:space="0"/>
-            <w:insideH w:val="none" w:color="auto" w:sz="0" w:space="0"/>
-            <w:insideV w:val="none" w:color="auto" w:sz="0" w:space="0"/>
-          </w:tblBorders>
+          <w:tblW w:w="0" w:type="auto"/>
+          <w:jc w:val="center"/>
           <w:tblCellMar>
             <w:top w:w="0" w:type="dxa"/>
             <w:left w:w="108" w:type="dxa"/>
@@ -491,7 +487,7 @@
           </w:tblCellMar>
         </w:tblPrEx>
         <w:trPr>
-          <w:trHeight w:val="810" w:hRule="atLeast"/>
+          <w:trHeight w:val="810"/>
           <w:jc w:val="center"/>
         </w:trPr>
         <w:tc>
@@ -516,7 +512,7 @@
               <w:snapToGrid w:val="0"/>
               <w:textAlignment w:val="baseline"/>
               <w:rPr>
-                <w:rFonts w:hint="default" w:ascii="Arial" w:hAnsi="Arial" w:eastAsia="Arial" w:cs="Arial"/>
+                <w:rFonts w:ascii="Arial" w:eastAsia="Arial" w:hAnsi="Arial" w:cs="Arial" w:hint="default"/>
                 <w:snapToGrid w:val="0"/>
                 <w:color w:val="000000"/>
                 <w:kern w:val="0"/>
@@ -548,7 +544,7 @@
             </w:r>
             <w:r>
               <w:rPr>
-                <w:rFonts w:hint="default" w:asciiTheme="minorAscii" w:hAnsiTheme="minorAscii" w:eastAsiaTheme="minorEastAsia"/>
+                <w:rFonts w:asciiTheme="minorAscii" w:eastAsiaTheme="minorEastAsia" w:hAnsiTheme="minorAscii" w:hint="default"/>
                 <w:spacing w:val="227"/>
                 <w:sz w:val="21"/>
                 <w:vertAlign w:val="baseline"/>
@@ -565,18 +561,7 @@
                 <w:vertAlign w:val="baseline"/>
                 <w:lang w:val="en-US" w:eastAsia="zh-CN"/>
               </w:rPr>
-              <w:t>V2.</w:t>
-            </w:r>
-            <w:r>
-              <w:rPr>
-                <w:rFonts w:hint="eastAsia"/>
-                <w:spacing w:val="0"/>
-                <w:kern w:val="0"/>
-                <w:u w:val="single"/>
-                <w:vertAlign w:val="baseline"/>
-                <w:lang w:val="en-US" w:eastAsia="zh-CN"/>
-              </w:rPr>
-              <w:t>0</w:t>
+              <w:t>V1.0</w:t>
             </w:r>
           </w:p>
         </w:tc>
@@ -602,7 +587,7 @@
               <w:snapToGrid w:val="0"/>
               <w:textAlignment w:val="baseline"/>
               <w:rPr>
-                <w:rFonts w:hint="default" w:ascii="Arial" w:hAnsi="Arial" w:eastAsia="Arial" w:cs="Arial"/>
+                <w:rFonts w:ascii="Arial" w:eastAsia="Arial" w:hAnsi="Arial" w:cs="Arial" w:hint="default"/>
                 <w:snapToGrid w:val="0"/>
                 <w:color w:val="000000"/>
                 <w:kern w:val="0"/>
@@ -620,8 +605,8 @@
               </w:rPr>
               <w:t>审核</w:t>
             </w:r>
-            <w:bookmarkStart w:id="52" w:name="_GoBack"/>
-            <w:bookmarkEnd w:id="52"/>
+            <w:bookmarkStart w:id="2" w:name="_GoBack"/>
+            <w:bookmarkEnd w:id="2"/>
             <w:r>
               <w:rPr>
                 <w:rFonts w:hint="eastAsia"/>
@@ -632,7 +617,7 @@
             </w:r>
             <w:r>
               <w:rPr>
-                <w:rFonts w:hint="eastAsia" w:asciiTheme="minorAscii" w:hAnsiTheme="minorAscii" w:eastAsiaTheme="minorEastAsia"/>
+                <w:rFonts w:asciiTheme="minorAscii" w:eastAsiaTheme="minorEastAsia" w:hAnsiTheme="minorAscii" w:hint="eastAsia"/>
                 <w:spacing w:val="227"/>
                 <w:sz w:val="21"/>
                 <w:vertAlign w:val="baseline"/>
@@ -654,14 +639,8 @@
       </w:tr>
       <w:tr>
         <w:tblPrEx>
-          <w:tblBorders>
-            <w:top w:val="none" w:color="auto" w:sz="0" w:space="0"/>
-            <w:left w:val="none" w:color="auto" w:sz="0" w:space="0"/>
-            <w:bottom w:val="none" w:color="auto" w:sz="0" w:space="0"/>
-            <w:right w:val="none" w:color="auto" w:sz="0" w:space="0"/>
-            <w:insideH w:val="none" w:color="auto" w:sz="0" w:space="0"/>
-            <w:insideV w:val="none" w:color="auto" w:sz="0" w:space="0"/>
-          </w:tblBorders>
+          <w:tblW w:w="0" w:type="auto"/>
+          <w:jc w:val="center"/>
           <w:tblCellMar>
             <w:top w:w="0" w:type="dxa"/>
             <w:left w:w="108" w:type="dxa"/>
@@ -670,7 +649,7 @@
           </w:tblCellMar>
         </w:tblPrEx>
         <w:trPr>
-          <w:trHeight w:val="635" w:hRule="atLeast"/>
+          <w:trHeight w:val="635"/>
           <w:jc w:val="center"/>
         </w:trPr>
         <w:tc>
@@ -721,7 +700,7 @@
             </w:r>
             <w:r>
               <w:rPr>
-                <w:rFonts w:hint="eastAsia" w:asciiTheme="minorAscii" w:hAnsiTheme="minorAscii" w:eastAsiaTheme="minorEastAsia"/>
+                <w:rFonts w:asciiTheme="minorAscii" w:eastAsiaTheme="minorEastAsia" w:hAnsiTheme="minorAscii" w:hint="eastAsia"/>
                 <w:spacing w:val="227"/>
                 <w:sz w:val="21"/>
                 <w:vertAlign w:val="baseline"/>
@@ -775,7 +754,7 @@
             </w:r>
             <w:r>
               <w:rPr>
-                <w:rFonts w:hint="eastAsia" w:asciiTheme="minorAscii" w:hAnsiTheme="minorAscii" w:eastAsiaTheme="minorEastAsia"/>
+                <w:rFonts w:asciiTheme="minorAscii" w:eastAsiaTheme="minorEastAsia" w:hAnsiTheme="minorAscii" w:hint="eastAsia"/>
                 <w:spacing w:val="227"/>
                 <w:sz w:val="21"/>
                 <w:vertAlign w:val="baseline"/>
@@ -836,14 +815,14 @@
         <w:ind w:left="3634"/>
         <w:textAlignment w:val="baseline"/>
         <w:rPr>
-          <w:rFonts w:ascii="宋体" w:hAnsi="宋体" w:eastAsia="宋体" w:cs="宋体"/>
+          <w:rFonts w:ascii="宋体" w:eastAsia="宋体" w:hAnsi="宋体" w:cs="宋体"/>
           <w:sz w:val="31"/>
           <w:szCs w:val="31"/>
         </w:rPr>
       </w:pPr>
       <w:r>
         <w:rPr>
-          <w:rFonts w:ascii="宋体" w:hAnsi="宋体" w:eastAsia="宋体" w:cs="宋体"/>
+          <w:rFonts w:ascii="宋体" w:eastAsia="宋体" w:hAnsi="宋体" w:cs="宋体"/>
           <w:b/>
           <w:bCs/>
           <w:spacing w:val="4"/>
@@ -855,16 +834,16 @@
     </w:p>
     <w:tbl>
       <w:tblPr>
-        <w:tblStyle w:val="28"/>
+        <w:tblStyle w:val="TableNormal0"/>
         <w:tblW w:w="8214" w:type="dxa"/>
         <w:jc w:val="center"/>
         <w:tblBorders>
-          <w:top w:val="single" w:color="000000" w:sz="2" w:space="0"/>
-          <w:left w:val="single" w:color="000000" w:sz="2" w:space="0"/>
-          <w:bottom w:val="single" w:color="000000" w:sz="2" w:space="0"/>
-          <w:right w:val="single" w:color="000000" w:sz="2" w:space="0"/>
-          <w:insideH w:val="single" w:color="000000" w:sz="2" w:space="0"/>
-          <w:insideV w:val="single" w:color="000000" w:sz="2" w:space="0"/>
+          <w:top w:val="single" w:sz="2" w:space="0" w:color="000000"/>
+          <w:left w:val="single" w:sz="2" w:space="0" w:color="000000"/>
+          <w:bottom w:val="single" w:sz="2" w:space="0" w:color="000000"/>
+          <w:right w:val="single" w:sz="2" w:space="0" w:color="000000"/>
+          <w:insideH w:val="single" w:sz="2" w:space="0" w:color="000000"/>
+          <w:insideV w:val="single" w:sz="2" w:space="0" w:color="000000"/>
         </w:tblBorders>
         <w:tblLayout w:type="fixed"/>
         <w:tblCellMar>
@@ -884,14 +863,17 @@
       </w:tblGrid>
       <w:tr>
         <w:tblPrEx>
+          <w:tblW w:w="8214" w:type="dxa"/>
+          <w:jc w:val="center"/>
           <w:tblBorders>
-            <w:top w:val="single" w:color="000000" w:sz="2" w:space="0"/>
-            <w:left w:val="single" w:color="000000" w:sz="2" w:space="0"/>
-            <w:bottom w:val="single" w:color="000000" w:sz="2" w:space="0"/>
-            <w:right w:val="single" w:color="000000" w:sz="2" w:space="0"/>
-            <w:insideH w:val="single" w:color="000000" w:sz="2" w:space="0"/>
-            <w:insideV w:val="single" w:color="000000" w:sz="2" w:space="0"/>
+            <w:top w:val="single" w:sz="2" w:space="0" w:color="000000"/>
+            <w:left w:val="single" w:sz="2" w:space="0" w:color="000000"/>
+            <w:bottom w:val="single" w:sz="2" w:space="0" w:color="000000"/>
+            <w:right w:val="single" w:sz="2" w:space="0" w:color="000000"/>
+            <w:insideH w:val="single" w:sz="2" w:space="0" w:color="000000"/>
+            <w:insideV w:val="single" w:sz="2" w:space="0" w:color="000000"/>
           </w:tblBorders>
+          <w:tblLayout w:type="fixed"/>
           <w:tblCellMar>
             <w:top w:w="0" w:type="dxa"/>
             <w:left w:w="0" w:type="dxa"/>
@@ -900,7 +882,7 @@
           </w:tblCellMar>
         </w:tblPrEx>
         <w:trPr>
-          <w:trHeight w:val="593" w:hRule="atLeast"/>
+          <w:trHeight w:val="593"/>
           <w:jc w:val="center"/>
         </w:trPr>
         <w:tc>
@@ -923,18 +905,18 @@
               <w:adjustRightInd w:val="0"/>
               <w:snapToGrid w:val="0"/>
               <w:spacing w:before="176" w:line="228" w:lineRule="auto"/>
-              <w:ind w:left="0" w:leftChars="0" w:right="0" w:rightChars="0" w:firstLine="0" w:firstLineChars="0"/>
+              <w:ind w:left="0" w:right="0" w:firstLine="0" w:leftChars="0" w:rightChars="0" w:firstLineChars="0"/>
               <w:jc w:val="center"/>
               <w:textAlignment w:val="baseline"/>
               <w:rPr>
-                <w:rFonts w:ascii="宋体" w:hAnsi="宋体" w:eastAsia="宋体" w:cs="宋体"/>
+                <w:rFonts w:ascii="宋体" w:eastAsia="宋体" w:hAnsi="宋体" w:cs="宋体"/>
                 <w:sz w:val="20"/>
                 <w:szCs w:val="20"/>
               </w:rPr>
             </w:pPr>
             <w:r>
               <w:rPr>
-                <w:rFonts w:hint="eastAsia" w:ascii="宋体" w:hAnsi="宋体" w:cs="宋体"/>
+                <w:rFonts w:ascii="宋体" w:hAnsi="宋体" w:cs="宋体" w:hint="eastAsia"/>
                 <w:spacing w:val="-14"/>
                 <w:sz w:val="20"/>
                 <w:szCs w:val="20"/>
@@ -944,7 +926,7 @@
             </w:r>
             <w:r>
               <w:rPr>
-                <w:rFonts w:ascii="宋体" w:hAnsi="宋体" w:eastAsia="宋体" w:cs="宋体"/>
+                <w:rFonts w:ascii="宋体" w:eastAsia="宋体" w:hAnsi="宋体" w:cs="宋体"/>
                 <w:spacing w:val="-14"/>
                 <w:sz w:val="20"/>
                 <w:szCs w:val="20"/>
@@ -973,18 +955,18 @@
               <w:adjustRightInd w:val="0"/>
               <w:snapToGrid w:val="0"/>
               <w:spacing w:before="175" w:line="227" w:lineRule="auto"/>
-              <w:ind w:left="0" w:leftChars="0" w:right="0" w:rightChars="0" w:firstLine="0" w:firstLineChars="0"/>
+              <w:ind w:left="0" w:right="0" w:firstLine="0" w:leftChars="0" w:rightChars="0" w:firstLineChars="0"/>
               <w:jc w:val="center"/>
               <w:textAlignment w:val="baseline"/>
               <w:rPr>
-                <w:rFonts w:ascii="宋体" w:hAnsi="宋体" w:eastAsia="宋体" w:cs="宋体"/>
+                <w:rFonts w:ascii="宋体" w:eastAsia="宋体" w:hAnsi="宋体" w:cs="宋体"/>
                 <w:sz w:val="20"/>
                 <w:szCs w:val="20"/>
               </w:rPr>
             </w:pPr>
             <w:r>
               <w:rPr>
-                <w:rFonts w:ascii="宋体" w:hAnsi="宋体" w:eastAsia="宋体" w:cs="宋体"/>
+                <w:rFonts w:ascii="宋体" w:eastAsia="宋体" w:hAnsi="宋体" w:cs="宋体"/>
                 <w:spacing w:val="4"/>
                 <w:sz w:val="20"/>
                 <w:szCs w:val="20"/>
@@ -1013,18 +995,18 @@
               <w:adjustRightInd w:val="0"/>
               <w:snapToGrid w:val="0"/>
               <w:spacing w:before="175" w:line="228" w:lineRule="auto"/>
-              <w:ind w:left="0" w:leftChars="0" w:right="0" w:rightChars="0" w:firstLine="0" w:firstLineChars="0"/>
+              <w:ind w:left="0" w:right="0" w:firstLine="0" w:leftChars="0" w:rightChars="0" w:firstLineChars="0"/>
               <w:jc w:val="center"/>
               <w:textAlignment w:val="baseline"/>
               <w:rPr>
-                <w:rFonts w:ascii="宋体" w:hAnsi="宋体" w:eastAsia="宋体" w:cs="宋体"/>
+                <w:rFonts w:ascii="宋体" w:eastAsia="宋体" w:hAnsi="宋体" w:cs="宋体"/>
                 <w:sz w:val="20"/>
                 <w:szCs w:val="20"/>
               </w:rPr>
             </w:pPr>
             <w:r>
               <w:rPr>
-                <w:rFonts w:ascii="宋体" w:hAnsi="宋体" w:eastAsia="宋体" w:cs="宋体"/>
+                <w:rFonts w:ascii="宋体" w:eastAsia="宋体" w:hAnsi="宋体" w:cs="宋体"/>
                 <w:spacing w:val="7"/>
                 <w:sz w:val="20"/>
                 <w:szCs w:val="20"/>
@@ -1053,11 +1035,11 @@
               <w:adjustRightInd w:val="0"/>
               <w:snapToGrid w:val="0"/>
               <w:spacing w:before="175" w:line="228" w:lineRule="auto"/>
-              <w:ind w:left="0" w:leftChars="0" w:right="0" w:rightChars="0" w:firstLine="0" w:firstLineChars="0"/>
+              <w:ind w:left="0" w:right="0" w:firstLine="0" w:leftChars="0" w:rightChars="0" w:firstLineChars="0"/>
               <w:jc w:val="center"/>
               <w:textAlignment w:val="baseline"/>
               <w:rPr>
-                <w:rFonts w:hint="eastAsia" w:ascii="宋体" w:hAnsi="宋体" w:eastAsia="宋体" w:cs="宋体"/>
+                <w:rFonts w:ascii="宋体" w:eastAsia="宋体" w:hAnsi="宋体" w:cs="宋体" w:hint="eastAsia"/>
                 <w:spacing w:val="7"/>
                 <w:sz w:val="20"/>
                 <w:szCs w:val="20"/>
@@ -1066,7 +1048,7 @@
             </w:pPr>
             <w:r>
               <w:rPr>
-                <w:rFonts w:hint="eastAsia" w:ascii="宋体" w:hAnsi="宋体" w:cs="宋体"/>
+                <w:rFonts w:ascii="宋体" w:hAnsi="宋体" w:cs="宋体" w:hint="eastAsia"/>
                 <w:spacing w:val="7"/>
                 <w:sz w:val="20"/>
                 <w:szCs w:val="20"/>
@@ -1096,11 +1078,11 @@
               <w:adjustRightInd w:val="0"/>
               <w:snapToGrid w:val="0"/>
               <w:spacing w:before="175" w:line="228" w:lineRule="auto"/>
-              <w:ind w:left="0" w:leftChars="0" w:right="0" w:rightChars="0" w:firstLine="0" w:firstLineChars="0"/>
+              <w:ind w:left="0" w:right="0" w:firstLine="0" w:leftChars="0" w:rightChars="0" w:firstLineChars="0"/>
               <w:jc w:val="center"/>
               <w:textAlignment w:val="baseline"/>
               <w:rPr>
-                <w:rFonts w:hint="default" w:ascii="宋体" w:hAnsi="宋体" w:cs="宋体"/>
+                <w:rFonts w:ascii="宋体" w:hAnsi="宋体" w:cs="宋体" w:hint="default"/>
                 <w:spacing w:val="7"/>
                 <w:sz w:val="20"/>
                 <w:szCs w:val="20"/>
@@ -1109,7 +1091,7 @@
             </w:pPr>
             <w:r>
               <w:rPr>
-                <w:rFonts w:hint="eastAsia" w:ascii="宋体" w:hAnsi="宋体" w:cs="宋体"/>
+                <w:rFonts w:ascii="宋体" w:hAnsi="宋体" w:cs="宋体" w:hint="eastAsia"/>
                 <w:spacing w:val="7"/>
                 <w:sz w:val="20"/>
                 <w:szCs w:val="20"/>
@@ -1139,18 +1121,18 @@
               <w:adjustRightInd w:val="0"/>
               <w:snapToGrid w:val="0"/>
               <w:spacing w:before="176" w:line="229" w:lineRule="auto"/>
-              <w:ind w:left="0" w:leftChars="0" w:right="0" w:rightChars="0" w:firstLine="0" w:firstLineChars="0"/>
+              <w:ind w:left="0" w:right="0" w:firstLine="0" w:leftChars="0" w:rightChars="0" w:firstLineChars="0"/>
               <w:jc w:val="center"/>
               <w:textAlignment w:val="baseline"/>
               <w:rPr>
-                <w:rFonts w:ascii="宋体" w:hAnsi="宋体" w:eastAsia="宋体" w:cs="宋体"/>
+                <w:rFonts w:ascii="宋体" w:eastAsia="宋体" w:hAnsi="宋体" w:cs="宋体"/>
                 <w:sz w:val="20"/>
                 <w:szCs w:val="20"/>
               </w:rPr>
             </w:pPr>
             <w:r>
               <w:rPr>
-                <w:rFonts w:ascii="宋体" w:hAnsi="宋体" w:eastAsia="宋体" w:cs="宋体"/>
+                <w:rFonts w:ascii="宋体" w:eastAsia="宋体" w:hAnsi="宋体" w:cs="宋体"/>
                 <w:spacing w:val="7"/>
                 <w:sz w:val="20"/>
                 <w:szCs w:val="20"/>
@@ -1162,14 +1144,9 @@
       </w:tr>
       <w:tr>
         <w:tblPrEx>
-          <w:tblBorders>
-            <w:top w:val="single" w:color="000000" w:sz="2" w:space="0"/>
-            <w:left w:val="single" w:color="000000" w:sz="2" w:space="0"/>
-            <w:bottom w:val="single" w:color="000000" w:sz="2" w:space="0"/>
-            <w:right w:val="single" w:color="000000" w:sz="2" w:space="0"/>
-            <w:insideH w:val="single" w:color="000000" w:sz="2" w:space="0"/>
-            <w:insideV w:val="single" w:color="000000" w:sz="2" w:space="0"/>
-          </w:tblBorders>
+          <w:tblW w:w="8214" w:type="dxa"/>
+          <w:jc w:val="center"/>
+          <w:tblLayout w:type="fixed"/>
           <w:tblCellMar>
             <w:top w:w="0" w:type="dxa"/>
             <w:left w:w="0" w:type="dxa"/>
@@ -1178,7 +1155,7 @@
           </w:tblCellMar>
         </w:tblPrEx>
         <w:trPr>
-          <w:trHeight w:val="516" w:hRule="atLeast"/>
+          <w:trHeight w:val="516"/>
           <w:jc w:val="center"/>
         </w:trPr>
         <w:tc>
@@ -1202,11 +1179,11 @@
               <w:adjustRightInd w:val="0"/>
               <w:snapToGrid w:val="0"/>
               <w:spacing w:before="173" w:line="267" w:lineRule="exact"/>
-              <w:ind w:left="0" w:leftChars="0" w:right="0" w:rightChars="0" w:firstLine="0" w:firstLineChars="0"/>
+              <w:ind w:left="0" w:right="0" w:firstLine="0" w:leftChars="0" w:rightChars="0" w:firstLineChars="0"/>
               <w:jc w:val="center"/>
               <w:textAlignment w:val="baseline"/>
               <w:rPr>
-                <w:rFonts w:hint="default" w:ascii="宋体" w:hAnsi="宋体" w:eastAsia="宋体" w:cs="宋体"/>
+                <w:rFonts w:ascii="宋体" w:eastAsia="宋体" w:hAnsi="宋体" w:cs="宋体" w:hint="default"/>
                 <w:snapToGrid w:val="0"/>
                 <w:color w:val="000000"/>
                 <w:kern w:val="0"/>
@@ -1217,7 +1194,7 @@
             </w:pPr>
             <w:r>
               <w:rPr>
-                <w:rFonts w:ascii="宋体" w:hAnsi="宋体" w:eastAsia="宋体" w:cs="宋体"/>
+                <w:rFonts w:ascii="宋体" w:eastAsia="宋体" w:hAnsi="宋体" w:cs="宋体"/>
                 <w:spacing w:val="3"/>
                 <w:position w:val="1"/>
                 <w:sz w:val="20"/>
@@ -1248,11 +1225,11 @@
               <w:adjustRightInd w:val="0"/>
               <w:snapToGrid w:val="0"/>
               <w:spacing w:before="173" w:line="267" w:lineRule="exact"/>
-              <w:ind w:left="0" w:leftChars="0" w:right="0" w:rightChars="0" w:firstLine="0" w:firstLineChars="0"/>
+              <w:ind w:left="0" w:right="0" w:firstLine="0" w:leftChars="0" w:rightChars="0" w:firstLineChars="0"/>
               <w:jc w:val="center"/>
               <w:textAlignment w:val="baseline"/>
               <w:rPr>
-                <w:rFonts w:ascii="宋体" w:hAnsi="宋体" w:eastAsia="宋体" w:cs="宋体"/>
+                <w:rFonts w:ascii="宋体" w:eastAsia="宋体" w:hAnsi="宋体" w:cs="宋体"/>
                 <w:snapToGrid w:val="0"/>
                 <w:color w:val="000000"/>
                 <w:kern w:val="0"/>
@@ -1263,7 +1240,7 @@
             </w:pPr>
             <w:r>
               <w:rPr>
-                <w:rFonts w:ascii="宋体" w:hAnsi="宋体" w:eastAsia="宋体" w:cs="宋体"/>
+                <w:rFonts w:ascii="宋体" w:eastAsia="宋体" w:hAnsi="宋体" w:cs="宋体"/>
                 <w:spacing w:val="4"/>
                 <w:position w:val="1"/>
                 <w:sz w:val="20"/>
@@ -1294,11 +1271,11 @@
               <w:adjustRightInd w:val="0"/>
               <w:snapToGrid w:val="0"/>
               <w:spacing w:before="172" w:line="228" w:lineRule="auto"/>
-              <w:ind w:left="0" w:leftChars="0" w:right="0" w:rightChars="0" w:firstLine="0" w:firstLineChars="0"/>
+              <w:ind w:left="0" w:right="0" w:firstLine="0" w:leftChars="0" w:rightChars="0" w:firstLineChars="0"/>
               <w:jc w:val="center"/>
               <w:textAlignment w:val="baseline"/>
               <w:rPr>
-                <w:rFonts w:ascii="宋体" w:hAnsi="宋体" w:eastAsia="宋体" w:cs="宋体"/>
+                <w:rFonts w:ascii="宋体" w:eastAsia="宋体" w:hAnsi="宋体" w:cs="宋体"/>
                 <w:snapToGrid w:val="0"/>
                 <w:color w:val="000000"/>
                 <w:kern w:val="0"/>
@@ -1309,7 +1286,7 @@
             </w:pPr>
             <w:r>
               <w:rPr>
-                <w:rFonts w:ascii="宋体" w:hAnsi="宋体" w:eastAsia="宋体" w:cs="宋体"/>
+                <w:rFonts w:ascii="宋体" w:eastAsia="宋体" w:hAnsi="宋体" w:cs="宋体"/>
                 <w:spacing w:val="200"/>
                 <w:kern w:val="0"/>
                 <w:sz w:val="20"/>
@@ -1319,7 +1296,7 @@
             </w:r>
             <w:r>
               <w:rPr>
-                <w:rFonts w:ascii="宋体" w:hAnsi="宋体" w:eastAsia="宋体" w:cs="宋体"/>
+                <w:rFonts w:ascii="宋体" w:eastAsia="宋体" w:hAnsi="宋体" w:cs="宋体"/>
                 <w:spacing w:val="0"/>
                 <w:kern w:val="0"/>
                 <w:sz w:val="20"/>
@@ -1350,11 +1327,11 @@
               <w:adjustRightInd w:val="0"/>
               <w:snapToGrid w:val="0"/>
               <w:spacing w:before="173" w:line="229" w:lineRule="auto"/>
-              <w:ind w:left="0" w:leftChars="0" w:right="0" w:rightChars="0" w:firstLine="0" w:firstLineChars="0"/>
+              <w:ind w:left="0" w:right="0" w:firstLine="0" w:leftChars="0" w:rightChars="0" w:firstLineChars="0"/>
               <w:jc w:val="center"/>
               <w:textAlignment w:val="baseline"/>
               <w:rPr>
-                <w:rFonts w:ascii="宋体" w:hAnsi="宋体" w:eastAsia="宋体" w:cs="宋体"/>
+                <w:rFonts w:ascii="宋体" w:eastAsia="宋体" w:hAnsi="宋体" w:cs="宋体"/>
                 <w:snapToGrid w:val="0"/>
                 <w:color w:val="000000"/>
                 <w:spacing w:val="200"/>
@@ -1366,14 +1343,14 @@
             </w:pPr>
             <w:r>
               <w:rPr>
-                <w:rFonts w:hint="eastAsia" w:asciiTheme="minorAscii" w:hAnsiTheme="minorAscii" w:eastAsiaTheme="minorEastAsia"/>
+                <w:rFonts w:asciiTheme="minorAscii" w:eastAsiaTheme="minorEastAsia" w:hAnsiTheme="minorAscii" w:hint="eastAsia"/>
                 <w:spacing w:val="0"/>
                 <w:kern w:val="0"/>
                 <w:sz w:val="21"/>
                 <w:vertAlign w:val="baseline"/>
                 <w:lang w:val="en-US" w:eastAsia="zh-CN"/>
               </w:rPr>
-              <w:t>程方</w:t>
+              <w:t>强宇涛</w:t>
             </w:r>
           </w:p>
         </w:tc>
@@ -1398,11 +1375,11 @@
               <w:adjustRightInd w:val="0"/>
               <w:snapToGrid w:val="0"/>
               <w:spacing w:before="173" w:line="229" w:lineRule="auto"/>
-              <w:ind w:left="0" w:leftChars="0" w:right="0" w:rightChars="0" w:firstLine="0" w:firstLineChars="0"/>
+              <w:ind w:left="0" w:right="0" w:firstLine="0" w:leftChars="0" w:rightChars="0" w:firstLineChars="0"/>
               <w:jc w:val="center"/>
               <w:textAlignment w:val="baseline"/>
               <w:rPr>
-                <w:rFonts w:ascii="宋体" w:hAnsi="宋体" w:eastAsia="宋体" w:cs="宋体"/>
+                <w:rFonts w:ascii="宋体" w:eastAsia="宋体" w:hAnsi="宋体" w:cs="宋体"/>
                 <w:snapToGrid w:val="0"/>
                 <w:color w:val="000000"/>
                 <w:spacing w:val="200"/>
@@ -1414,14 +1391,14 @@
             </w:pPr>
             <w:r>
               <w:rPr>
-                <w:rFonts w:hint="eastAsia" w:asciiTheme="minorAscii" w:hAnsiTheme="minorAscii" w:eastAsiaTheme="minorEastAsia"/>
+                <w:rFonts w:asciiTheme="minorAscii" w:eastAsiaTheme="minorEastAsia" w:hAnsiTheme="minorAscii" w:hint="eastAsia"/>
                 <w:spacing w:val="0"/>
                 <w:kern w:val="0"/>
                 <w:sz w:val="21"/>
                 <w:vertAlign w:val="baseline"/>
                 <w:lang w:val="en-US" w:eastAsia="zh-CN"/>
               </w:rPr>
-              <w:t>茅建根</w:t>
+              <w:t>陈凯</w:t>
             </w:r>
           </w:p>
         </w:tc>
@@ -1446,11 +1423,11 @@
               <w:adjustRightInd w:val="0"/>
               <w:snapToGrid w:val="0"/>
               <w:spacing w:before="173" w:line="229" w:lineRule="auto"/>
-              <w:ind w:left="0" w:leftChars="0" w:right="0" w:rightChars="0" w:firstLine="0" w:firstLineChars="0"/>
+              <w:ind w:left="0" w:right="0" w:firstLine="0" w:leftChars="0" w:rightChars="0" w:firstLineChars="0"/>
               <w:jc w:val="center"/>
               <w:textAlignment w:val="baseline"/>
               <w:rPr>
-                <w:rFonts w:ascii="宋体" w:hAnsi="宋体" w:eastAsia="宋体" w:cs="宋体"/>
+                <w:rFonts w:ascii="宋体" w:eastAsia="宋体" w:hAnsi="宋体" w:cs="宋体"/>
                 <w:snapToGrid w:val="0"/>
                 <w:color w:val="000000"/>
                 <w:kern w:val="0"/>
@@ -1461,7 +1438,7 @@
             </w:pPr>
             <w:r>
               <w:rPr>
-                <w:rFonts w:hint="eastAsia" w:asciiTheme="minorAscii" w:hAnsiTheme="minorAscii" w:eastAsiaTheme="minorEastAsia"/>
+                <w:rFonts w:asciiTheme="minorAscii" w:eastAsiaTheme="minorEastAsia" w:hAnsiTheme="minorAscii" w:hint="eastAsia"/>
                 <w:spacing w:val="0"/>
                 <w:kern w:val="0"/>
                 <w:sz w:val="21"/>
@@ -1475,14 +1452,9 @@
       </w:tr>
       <w:tr>
         <w:tblPrEx>
-          <w:tblBorders>
-            <w:top w:val="single" w:color="000000" w:sz="2" w:space="0"/>
-            <w:left w:val="single" w:color="000000" w:sz="2" w:space="0"/>
-            <w:bottom w:val="single" w:color="000000" w:sz="2" w:space="0"/>
-            <w:right w:val="single" w:color="000000" w:sz="2" w:space="0"/>
-            <w:insideH w:val="single" w:color="000000" w:sz="2" w:space="0"/>
-            <w:insideV w:val="single" w:color="000000" w:sz="2" w:space="0"/>
-          </w:tblBorders>
+          <w:tblW w:w="8214" w:type="dxa"/>
+          <w:jc w:val="center"/>
+          <w:tblLayout w:type="fixed"/>
           <w:tblCellMar>
             <w:top w:w="0" w:type="dxa"/>
             <w:left w:w="0" w:type="dxa"/>
@@ -1491,7 +1463,7 @@
           </w:tblCellMar>
         </w:tblPrEx>
         <w:trPr>
-          <w:trHeight w:val="556" w:hRule="atLeast"/>
+          <w:trHeight w:val="556"/>
           <w:jc w:val="center"/>
         </w:trPr>
         <w:tc>
@@ -1515,11 +1487,11 @@
               <w:adjustRightInd w:val="0"/>
               <w:snapToGrid w:val="0"/>
               <w:spacing w:before="173" w:line="267" w:lineRule="exact"/>
-              <w:ind w:left="0" w:leftChars="0" w:right="0" w:rightChars="0" w:firstLine="0" w:firstLineChars="0"/>
+              <w:ind w:left="0" w:right="0" w:firstLine="0" w:leftChars="0" w:rightChars="0" w:firstLineChars="0"/>
               <w:jc w:val="center"/>
               <w:textAlignment w:val="baseline"/>
               <w:rPr>
-                <w:rFonts w:hint="default" w:ascii="宋体" w:hAnsi="宋体" w:eastAsia="宋体" w:cs="宋体"/>
+                <w:rFonts w:ascii="宋体" w:eastAsia="宋体" w:hAnsi="宋体" w:cs="宋体" w:hint="default"/>
                 <w:snapToGrid w:val="0"/>
                 <w:color w:val="000000"/>
                 <w:kern w:val="0"/>
@@ -1530,7 +1502,7 @@
             </w:pPr>
             <w:r>
               <w:rPr>
-                <w:rFonts w:ascii="宋体" w:hAnsi="宋体" w:eastAsia="宋体" w:cs="宋体"/>
+                <w:rFonts w:ascii="宋体" w:eastAsia="宋体" w:hAnsi="宋体" w:cs="宋体"/>
                 <w:spacing w:val="3"/>
                 <w:position w:val="1"/>
                 <w:sz w:val="20"/>
@@ -1540,7 +1512,7 @@
             </w:r>
             <w:r>
               <w:rPr>
-                <w:rFonts w:hint="eastAsia" w:ascii="宋体" w:hAnsi="宋体" w:cs="宋体"/>
+                <w:rFonts w:ascii="宋体" w:hAnsi="宋体" w:cs="宋体" w:hint="eastAsia"/>
                 <w:spacing w:val="3"/>
                 <w:position w:val="1"/>
                 <w:sz w:val="20"/>
@@ -1551,7 +1523,7 @@
             </w:r>
             <w:r>
               <w:rPr>
-                <w:rFonts w:ascii="宋体" w:hAnsi="宋体" w:eastAsia="宋体" w:cs="宋体"/>
+                <w:rFonts w:ascii="宋体" w:eastAsia="宋体" w:hAnsi="宋体" w:cs="宋体"/>
                 <w:spacing w:val="3"/>
                 <w:position w:val="1"/>
                 <w:sz w:val="20"/>
@@ -1561,7 +1533,7 @@
             </w:r>
             <w:r>
               <w:rPr>
-                <w:rFonts w:hint="eastAsia" w:ascii="宋体" w:hAnsi="宋体" w:cs="宋体"/>
+                <w:rFonts w:ascii="宋体" w:hAnsi="宋体" w:cs="宋体" w:hint="eastAsia"/>
                 <w:spacing w:val="3"/>
                 <w:position w:val="1"/>
                 <w:sz w:val="20"/>
@@ -1593,11 +1565,11 @@
               <w:adjustRightInd w:val="0"/>
               <w:snapToGrid w:val="0"/>
               <w:spacing w:before="173" w:line="267" w:lineRule="exact"/>
-              <w:ind w:left="0" w:leftChars="0" w:right="0" w:rightChars="0" w:firstLine="0" w:firstLineChars="0"/>
+              <w:ind w:left="0" w:right="0" w:firstLine="0" w:leftChars="0" w:rightChars="0" w:firstLineChars="0"/>
               <w:jc w:val="center"/>
               <w:textAlignment w:val="baseline"/>
               <w:rPr>
-                <w:rFonts w:ascii="宋体" w:hAnsi="宋体" w:eastAsia="宋体" w:cs="宋体"/>
+                <w:rFonts w:ascii="宋体" w:eastAsia="宋体" w:hAnsi="宋体" w:cs="宋体"/>
                 <w:snapToGrid w:val="0"/>
                 <w:color w:val="000000"/>
                 <w:kern w:val="0"/>
@@ -1608,34 +1580,13 @@
             </w:pPr>
             <w:r>
               <w:rPr>
-                <w:rFonts w:ascii="宋体" w:hAnsi="宋体" w:eastAsia="宋体" w:cs="宋体"/>
+                <w:rFonts w:ascii="宋体" w:eastAsia="宋体" w:hAnsi="宋体" w:cs="宋体"/>
                 <w:spacing w:val="4"/>
                 <w:position w:val="1"/>
                 <w:sz w:val="20"/>
                 <w:szCs w:val="20"/>
               </w:rPr>
-              <w:t>V</w:t>
-            </w:r>
-            <w:r>
-              <w:rPr>
-                <w:rFonts w:hint="eastAsia" w:ascii="宋体" w:hAnsi="宋体" w:cs="宋体"/>
-                <w:spacing w:val="4"/>
-                <w:position w:val="1"/>
-                <w:sz w:val="20"/>
-                <w:szCs w:val="20"/>
-                <w:lang w:val="en-US" w:eastAsia="zh-CN"/>
-              </w:rPr>
-              <w:t>2</w:t>
-            </w:r>
-            <w:r>
-              <w:rPr>
-                <w:rFonts w:ascii="宋体" w:hAnsi="宋体" w:eastAsia="宋体" w:cs="宋体"/>
-                <w:spacing w:val="4"/>
-                <w:position w:val="1"/>
-                <w:sz w:val="20"/>
-                <w:szCs w:val="20"/>
-              </w:rPr>
-              <w:t>.0</w:t>
+              <w:t>V1.0</w:t>
             </w:r>
           </w:p>
         </w:tc>
@@ -1660,11 +1611,11 @@
               <w:adjustRightInd w:val="0"/>
               <w:snapToGrid w:val="0"/>
               <w:spacing w:before="173" w:line="229" w:lineRule="auto"/>
-              <w:ind w:left="0" w:leftChars="0" w:right="0" w:rightChars="0" w:firstLine="0" w:firstLineChars="0"/>
+              <w:ind w:left="0" w:right="0" w:firstLine="0" w:leftChars="0" w:rightChars="0" w:firstLineChars="0"/>
               <w:jc w:val="center"/>
               <w:textAlignment w:val="baseline"/>
               <w:rPr>
-                <w:rFonts w:hint="default" w:ascii="宋体" w:hAnsi="宋体" w:eastAsia="宋体" w:cs="宋体"/>
+                <w:rFonts w:ascii="宋体" w:eastAsia="宋体" w:hAnsi="宋体" w:cs="宋体" w:hint="default"/>
                 <w:snapToGrid w:val="0"/>
                 <w:color w:val="000000"/>
                 <w:kern w:val="0"/>
@@ -1675,7 +1626,7 @@
             </w:pPr>
             <w:r>
               <w:rPr>
-                <w:rFonts w:hint="eastAsia" w:ascii="宋体" w:hAnsi="宋体" w:cs="宋体"/>
+                <w:rFonts w:ascii="宋体" w:hAnsi="宋体" w:cs="宋体" w:hint="eastAsia"/>
                 <w:snapToGrid w:val="0"/>
                 <w:color w:val="000000"/>
                 <w:kern w:val="0"/>
@@ -1708,11 +1659,11 @@
               <w:adjustRightInd w:val="0"/>
               <w:snapToGrid w:val="0"/>
               <w:spacing w:before="173" w:line="229" w:lineRule="auto"/>
-              <w:ind w:left="0" w:leftChars="0" w:right="0" w:rightChars="0" w:firstLine="0" w:firstLineChars="0"/>
+              <w:ind w:left="0" w:right="0" w:firstLine="0" w:leftChars="0" w:rightChars="0" w:firstLineChars="0"/>
               <w:jc w:val="center"/>
               <w:textAlignment w:val="baseline"/>
               <w:rPr>
-                <w:rFonts w:ascii="宋体" w:hAnsi="宋体" w:eastAsia="宋体" w:cs="宋体"/>
+                <w:rFonts w:ascii="宋体" w:eastAsia="宋体" w:hAnsi="宋体" w:cs="宋体"/>
                 <w:snapToGrid w:val="0"/>
                 <w:color w:val="000000"/>
                 <w:spacing w:val="200"/>
@@ -1724,14 +1675,14 @@
             </w:pPr>
             <w:r>
               <w:rPr>
-                <w:rFonts w:hint="eastAsia" w:asciiTheme="minorAscii" w:hAnsiTheme="minorAscii" w:eastAsiaTheme="minorEastAsia"/>
+                <w:rFonts w:asciiTheme="minorAscii" w:eastAsiaTheme="minorEastAsia" w:hAnsiTheme="minorAscii" w:hint="eastAsia"/>
                 <w:spacing w:val="0"/>
                 <w:kern w:val="0"/>
                 <w:sz w:val="21"/>
                 <w:vertAlign w:val="baseline"/>
                 <w:lang w:val="en-US" w:eastAsia="zh-CN"/>
               </w:rPr>
-              <w:t>程方</w:t>
+              <w:t>强宇涛</w:t>
             </w:r>
           </w:p>
         </w:tc>
@@ -1756,11 +1707,11 @@
               <w:adjustRightInd w:val="0"/>
               <w:snapToGrid w:val="0"/>
               <w:spacing w:before="173" w:line="229" w:lineRule="auto"/>
-              <w:ind w:left="0" w:leftChars="0" w:right="0" w:rightChars="0" w:firstLine="0" w:firstLineChars="0"/>
+              <w:ind w:left="0" w:right="0" w:firstLine="0" w:leftChars="0" w:rightChars="0" w:firstLineChars="0"/>
               <w:jc w:val="center"/>
               <w:textAlignment w:val="baseline"/>
               <w:rPr>
-                <w:rFonts w:ascii="宋体" w:hAnsi="宋体" w:eastAsia="宋体" w:cs="宋体"/>
+                <w:rFonts w:ascii="宋体" w:eastAsia="宋体" w:hAnsi="宋体" w:cs="宋体"/>
                 <w:snapToGrid w:val="0"/>
                 <w:color w:val="000000"/>
                 <w:spacing w:val="200"/>
@@ -1772,14 +1723,14 @@
             </w:pPr>
             <w:r>
               <w:rPr>
-                <w:rFonts w:hint="eastAsia" w:asciiTheme="minorAscii" w:hAnsiTheme="minorAscii" w:eastAsiaTheme="minorEastAsia"/>
+                <w:rFonts w:asciiTheme="minorAscii" w:eastAsiaTheme="minorEastAsia" w:hAnsiTheme="minorAscii" w:hint="eastAsia"/>
                 <w:spacing w:val="0"/>
                 <w:kern w:val="0"/>
                 <w:sz w:val="21"/>
                 <w:vertAlign w:val="baseline"/>
                 <w:lang w:val="en-US" w:eastAsia="zh-CN"/>
               </w:rPr>
-              <w:t>茅建根</w:t>
+              <w:t>陈凯</w:t>
             </w:r>
           </w:p>
         </w:tc>
@@ -1804,11 +1755,11 @@
               <w:adjustRightInd w:val="0"/>
               <w:snapToGrid w:val="0"/>
               <w:spacing w:before="173" w:line="229" w:lineRule="auto"/>
-              <w:ind w:left="0" w:leftChars="0" w:right="0" w:rightChars="0" w:firstLine="0" w:firstLineChars="0"/>
+              <w:ind w:left="0" w:right="0" w:firstLine="0" w:leftChars="0" w:rightChars="0" w:firstLineChars="0"/>
               <w:jc w:val="center"/>
               <w:textAlignment w:val="baseline"/>
               <w:rPr>
-                <w:rFonts w:ascii="宋体" w:hAnsi="宋体" w:eastAsia="宋体" w:cs="宋体"/>
+                <w:rFonts w:ascii="宋体" w:eastAsia="宋体" w:hAnsi="宋体" w:cs="宋体"/>
                 <w:snapToGrid w:val="0"/>
                 <w:color w:val="000000"/>
                 <w:kern w:val="0"/>
@@ -1819,7 +1770,7 @@
             </w:pPr>
             <w:r>
               <w:rPr>
-                <w:rFonts w:hint="eastAsia" w:asciiTheme="minorAscii" w:hAnsiTheme="minorAscii" w:eastAsiaTheme="minorEastAsia"/>
+                <w:rFonts w:asciiTheme="minorAscii" w:eastAsiaTheme="minorEastAsia" w:hAnsiTheme="minorAscii" w:hint="eastAsia"/>
                 <w:spacing w:val="0"/>
                 <w:kern w:val="0"/>
                 <w:sz w:val="21"/>
@@ -1833,14 +1784,9 @@
       </w:tr>
       <w:tr>
         <w:tblPrEx>
-          <w:tblBorders>
-            <w:top w:val="single" w:color="000000" w:sz="2" w:space="0"/>
-            <w:left w:val="single" w:color="000000" w:sz="2" w:space="0"/>
-            <w:bottom w:val="single" w:color="000000" w:sz="2" w:space="0"/>
-            <w:right w:val="single" w:color="000000" w:sz="2" w:space="0"/>
-            <w:insideH w:val="single" w:color="000000" w:sz="2" w:space="0"/>
-            <w:insideV w:val="single" w:color="000000" w:sz="2" w:space="0"/>
-          </w:tblBorders>
+          <w:tblW w:w="8214" w:type="dxa"/>
+          <w:jc w:val="center"/>
+          <w:tblLayout w:type="fixed"/>
           <w:tblCellMar>
             <w:top w:w="0" w:type="dxa"/>
             <w:left w:w="0" w:type="dxa"/>
@@ -1849,7 +1795,7 @@
           </w:tblCellMar>
         </w:tblPrEx>
         <w:trPr>
-          <w:trHeight w:val="556" w:hRule="atLeast"/>
+          <w:trHeight w:val="556"/>
           <w:jc w:val="center"/>
         </w:trPr>
         <w:tc>
@@ -1858,7 +1804,7 @@
           </w:tcPr>
           <w:p>
             <w:pPr>
-              <w:pStyle w:val="29"/>
+              <w:pStyle w:val="TableText"/>
               <w:keepNext w:val="0"/>
               <w:keepLines w:val="0"/>
               <w:pageBreakBefore w:val="0"/>
@@ -1872,7 +1818,7 @@
               <w:bidi w:val="0"/>
               <w:adjustRightInd w:val="0"/>
               <w:snapToGrid w:val="0"/>
-              <w:ind w:left="0" w:leftChars="0" w:right="0" w:rightChars="0" w:firstLine="0" w:firstLineChars="0"/>
+              <w:ind w:left="0" w:right="0" w:firstLine="0" w:leftChars="0" w:rightChars="0" w:firstLineChars="0"/>
               <w:jc w:val="center"/>
               <w:textAlignment w:val="baseline"/>
             </w:pPr>
@@ -1884,7 +1830,7 @@
           </w:tcPr>
           <w:p>
             <w:pPr>
-              <w:pStyle w:val="29"/>
+              <w:pStyle w:val="TableText"/>
               <w:keepNext w:val="0"/>
               <w:keepLines w:val="0"/>
               <w:pageBreakBefore w:val="0"/>
@@ -1898,7 +1844,7 @@
               <w:bidi w:val="0"/>
               <w:adjustRightInd w:val="0"/>
               <w:snapToGrid w:val="0"/>
-              <w:ind w:left="0" w:leftChars="0" w:right="0" w:rightChars="0" w:firstLine="0" w:firstLineChars="0"/>
+              <w:ind w:left="0" w:right="0" w:firstLine="0" w:leftChars="0" w:rightChars="0" w:firstLineChars="0"/>
               <w:jc w:val="center"/>
               <w:textAlignment w:val="baseline"/>
             </w:pPr>
@@ -1910,7 +1856,7 @@
           </w:tcPr>
           <w:p>
             <w:pPr>
-              <w:pStyle w:val="29"/>
+              <w:pStyle w:val="TableText"/>
               <w:keepNext w:val="0"/>
               <w:keepLines w:val="0"/>
               <w:pageBreakBefore w:val="0"/>
@@ -1924,7 +1870,7 @@
               <w:bidi w:val="0"/>
               <w:adjustRightInd w:val="0"/>
               <w:snapToGrid w:val="0"/>
-              <w:ind w:left="0" w:leftChars="0" w:right="0" w:rightChars="0" w:firstLine="0" w:firstLineChars="0"/>
+              <w:ind w:left="0" w:right="0" w:firstLine="0" w:leftChars="0" w:rightChars="0" w:firstLineChars="0"/>
               <w:jc w:val="center"/>
               <w:textAlignment w:val="baseline"/>
             </w:pPr>
@@ -1936,7 +1882,7 @@
           </w:tcPr>
           <w:p>
             <w:pPr>
-              <w:pStyle w:val="29"/>
+              <w:pStyle w:val="TableText"/>
               <w:keepNext w:val="0"/>
               <w:keepLines w:val="0"/>
               <w:pageBreakBefore w:val="0"/>
@@ -1950,7 +1896,7 @@
               <w:bidi w:val="0"/>
               <w:adjustRightInd w:val="0"/>
               <w:snapToGrid w:val="0"/>
-              <w:ind w:left="0" w:leftChars="0" w:right="0" w:rightChars="0" w:firstLine="0" w:firstLineChars="0"/>
+              <w:ind w:left="0" w:right="0" w:firstLine="0" w:leftChars="0" w:rightChars="0" w:firstLineChars="0"/>
               <w:jc w:val="center"/>
               <w:textAlignment w:val="baseline"/>
             </w:pPr>
@@ -1962,7 +1908,7 @@
           </w:tcPr>
           <w:p>
             <w:pPr>
-              <w:pStyle w:val="29"/>
+              <w:pStyle w:val="TableText"/>
               <w:keepNext w:val="0"/>
               <w:keepLines w:val="0"/>
               <w:pageBreakBefore w:val="0"/>
@@ -1976,7 +1922,7 @@
               <w:bidi w:val="0"/>
               <w:adjustRightInd w:val="0"/>
               <w:snapToGrid w:val="0"/>
-              <w:ind w:left="0" w:leftChars="0" w:right="0" w:rightChars="0" w:firstLine="0" w:firstLineChars="0"/>
+              <w:ind w:left="0" w:right="0" w:firstLine="0" w:leftChars="0" w:rightChars="0" w:firstLineChars="0"/>
               <w:jc w:val="center"/>
               <w:textAlignment w:val="baseline"/>
             </w:pPr>
@@ -1988,7 +1934,7 @@
           </w:tcPr>
           <w:p>
             <w:pPr>
-              <w:pStyle w:val="29"/>
+              <w:pStyle w:val="TableText"/>
               <w:keepNext w:val="0"/>
               <w:keepLines w:val="0"/>
               <w:pageBreakBefore w:val="0"/>
@@ -2002,7 +1948,7 @@
               <w:bidi w:val="0"/>
               <w:adjustRightInd w:val="0"/>
               <w:snapToGrid w:val="0"/>
-              <w:ind w:left="0" w:leftChars="0" w:right="0" w:rightChars="0" w:firstLine="0" w:firstLineChars="0"/>
+              <w:ind w:left="0" w:right="0" w:firstLine="0" w:leftChars="0" w:rightChars="0" w:firstLineChars="0"/>
               <w:jc w:val="center"/>
               <w:textAlignment w:val="baseline"/>
             </w:pPr>
@@ -2011,14 +1957,9 @@
       </w:tr>
       <w:tr>
         <w:tblPrEx>
-          <w:tblBorders>
-            <w:top w:val="single" w:color="000000" w:sz="2" w:space="0"/>
-            <w:left w:val="single" w:color="000000" w:sz="2" w:space="0"/>
-            <w:bottom w:val="single" w:color="000000" w:sz="2" w:space="0"/>
-            <w:right w:val="single" w:color="000000" w:sz="2" w:space="0"/>
-            <w:insideH w:val="single" w:color="000000" w:sz="2" w:space="0"/>
-            <w:insideV w:val="single" w:color="000000" w:sz="2" w:space="0"/>
-          </w:tblBorders>
+          <w:tblW w:w="8214" w:type="dxa"/>
+          <w:jc w:val="center"/>
+          <w:tblLayout w:type="fixed"/>
           <w:tblCellMar>
             <w:top w:w="0" w:type="dxa"/>
             <w:left w:w="0" w:type="dxa"/>
@@ -2027,7 +1968,7 @@
           </w:tblCellMar>
         </w:tblPrEx>
         <w:trPr>
-          <w:trHeight w:val="557" w:hRule="atLeast"/>
+          <w:trHeight w:val="557"/>
           <w:jc w:val="center"/>
         </w:trPr>
         <w:tc>
@@ -2036,7 +1977,7 @@
           </w:tcPr>
           <w:p>
             <w:pPr>
-              <w:pStyle w:val="29"/>
+              <w:pStyle w:val="TableText"/>
               <w:keepNext w:val="0"/>
               <w:keepLines w:val="0"/>
               <w:pageBreakBefore w:val="0"/>
@@ -2050,7 +1991,7 @@
               <w:bidi w:val="0"/>
               <w:adjustRightInd w:val="0"/>
               <w:snapToGrid w:val="0"/>
-              <w:ind w:left="0" w:leftChars="0" w:right="0" w:rightChars="0" w:firstLine="0" w:firstLineChars="0"/>
+              <w:ind w:left="0" w:right="0" w:firstLine="0" w:leftChars="0" w:rightChars="0" w:firstLineChars="0"/>
               <w:jc w:val="center"/>
               <w:textAlignment w:val="baseline"/>
             </w:pPr>
@@ -2062,7 +2003,7 @@
           </w:tcPr>
           <w:p>
             <w:pPr>
-              <w:pStyle w:val="29"/>
+              <w:pStyle w:val="TableText"/>
               <w:keepNext w:val="0"/>
               <w:keepLines w:val="0"/>
               <w:pageBreakBefore w:val="0"/>
@@ -2076,7 +2017,7 @@
               <w:bidi w:val="0"/>
               <w:adjustRightInd w:val="0"/>
               <w:snapToGrid w:val="0"/>
-              <w:ind w:left="0" w:leftChars="0" w:right="0" w:rightChars="0" w:firstLine="0" w:firstLineChars="0"/>
+              <w:ind w:left="0" w:right="0" w:firstLine="0" w:leftChars="0" w:rightChars="0" w:firstLineChars="0"/>
               <w:jc w:val="center"/>
               <w:textAlignment w:val="baseline"/>
             </w:pPr>
@@ -2088,7 +2029,7 @@
           </w:tcPr>
           <w:p>
             <w:pPr>
-              <w:pStyle w:val="29"/>
+              <w:pStyle w:val="TableText"/>
               <w:keepNext w:val="0"/>
               <w:keepLines w:val="0"/>
               <w:pageBreakBefore w:val="0"/>
@@ -2102,7 +2043,7 @@
               <w:bidi w:val="0"/>
               <w:adjustRightInd w:val="0"/>
               <w:snapToGrid w:val="0"/>
-              <w:ind w:left="0" w:leftChars="0" w:right="0" w:rightChars="0" w:firstLine="0" w:firstLineChars="0"/>
+              <w:ind w:left="0" w:right="0" w:firstLine="0" w:leftChars="0" w:rightChars="0" w:firstLineChars="0"/>
               <w:jc w:val="center"/>
               <w:textAlignment w:val="baseline"/>
             </w:pPr>
@@ -2114,7 +2055,7 @@
           </w:tcPr>
           <w:p>
             <w:pPr>
-              <w:pStyle w:val="29"/>
+              <w:pStyle w:val="TableText"/>
               <w:keepNext w:val="0"/>
               <w:keepLines w:val="0"/>
               <w:pageBreakBefore w:val="0"/>
@@ -2128,7 +2069,7 @@
               <w:bidi w:val="0"/>
               <w:adjustRightInd w:val="0"/>
               <w:snapToGrid w:val="0"/>
-              <w:ind w:left="0" w:leftChars="0" w:right="0" w:rightChars="0" w:firstLine="0" w:firstLineChars="0"/>
+              <w:ind w:left="0" w:right="0" w:firstLine="0" w:leftChars="0" w:rightChars="0" w:firstLineChars="0"/>
               <w:jc w:val="center"/>
               <w:textAlignment w:val="baseline"/>
             </w:pPr>
@@ -2140,7 +2081,7 @@
           </w:tcPr>
           <w:p>
             <w:pPr>
-              <w:pStyle w:val="29"/>
+              <w:pStyle w:val="TableText"/>
               <w:keepNext w:val="0"/>
               <w:keepLines w:val="0"/>
               <w:pageBreakBefore w:val="0"/>
@@ -2154,7 +2095,7 @@
               <w:bidi w:val="0"/>
               <w:adjustRightInd w:val="0"/>
               <w:snapToGrid w:val="0"/>
-              <w:ind w:left="0" w:leftChars="0" w:right="0" w:rightChars="0" w:firstLine="0" w:firstLineChars="0"/>
+              <w:ind w:left="0" w:right="0" w:firstLine="0" w:leftChars="0" w:rightChars="0" w:firstLineChars="0"/>
               <w:jc w:val="center"/>
               <w:textAlignment w:val="baseline"/>
             </w:pPr>
@@ -2166,7 +2107,7 @@
           </w:tcPr>
           <w:p>
             <w:pPr>
-              <w:pStyle w:val="29"/>
+              <w:pStyle w:val="TableText"/>
               <w:keepNext w:val="0"/>
               <w:keepLines w:val="0"/>
               <w:pageBreakBefore w:val="0"/>
@@ -2180,7 +2121,7 @@
               <w:bidi w:val="0"/>
               <w:adjustRightInd w:val="0"/>
               <w:snapToGrid w:val="0"/>
-              <w:ind w:left="0" w:leftChars="0" w:right="0" w:rightChars="0" w:firstLine="0" w:firstLineChars="0"/>
+              <w:ind w:left="0" w:right="0" w:firstLine="0" w:leftChars="0" w:rightChars="0" w:firstLineChars="0"/>
               <w:jc w:val="center"/>
               <w:textAlignment w:val="baseline"/>
             </w:pPr>
@@ -2212,7 +2153,7 @@
     <w:sdt>
       <w:sdtPr>
         <w:rPr>
-          <w:rFonts w:ascii="宋体" w:hAnsi="宋体" w:eastAsia="宋体" w:cs="Arial"/>
+          <w:rFonts w:ascii="宋体" w:eastAsia="宋体" w:hAnsi="宋体" w:cs="Arial"/>
           <w:snapToGrid w:val="0"/>
           <w:color w:val="000000"/>
           <w:kern w:val="0"/>
@@ -2228,7 +2169,7 @@
       </w:sdtPr>
       <w:sdtEndPr>
         <w:rPr>
-          <w:rFonts w:hint="eastAsia" w:ascii="宋体" w:hAnsi="宋体" w:eastAsia="宋体" w:cs="宋体"/>
+          <w:rFonts w:ascii="宋体" w:eastAsia="宋体" w:hAnsi="宋体" w:cs="宋体" w:hint="eastAsia"/>
           <w:snapToGrid w:val="0"/>
           <w:color w:val="000000"/>
           <w:kern w:val="0"/>
@@ -2254,18 +2195,18 @@
             <w:adjustRightInd w:val="0"/>
             <w:snapToGrid w:val="0"/>
             <w:spacing w:before="0" w:beforeLines="0" w:after="0" w:afterLines="0" w:line="240" w:lineRule="auto"/>
-            <w:ind w:left="0" w:leftChars="0" w:right="0" w:rightChars="0" w:firstLine="0" w:firstLineChars="0"/>
+            <w:ind w:left="0" w:right="0" w:firstLine="0" w:leftChars="0" w:rightChars="0" w:firstLineChars="0"/>
             <w:jc w:val="center"/>
             <w:textAlignment w:val="baseline"/>
             <w:rPr>
-              <w:rFonts w:hint="eastAsia" w:ascii="宋体" w:hAnsi="宋体" w:eastAsia="宋体" w:cs="宋体"/>
+              <w:rFonts w:ascii="宋体" w:eastAsia="宋体" w:hAnsi="宋体" w:cs="宋体" w:hint="eastAsia"/>
               <w:sz w:val="24"/>
               <w:szCs w:val="24"/>
             </w:rPr>
           </w:pPr>
           <w:r>
             <w:rPr>
-              <w:rFonts w:hint="eastAsia" w:ascii="宋体" w:hAnsi="宋体" w:eastAsia="宋体" w:cs="宋体"/>
+              <w:rFonts w:ascii="宋体" w:eastAsia="宋体" w:hAnsi="宋体" w:cs="宋体" w:hint="eastAsia"/>
               <w:sz w:val="24"/>
               <w:szCs w:val="24"/>
             </w:rPr>
@@ -2274,14 +2215,14 @@
         </w:p>
         <w:p>
           <w:pPr>
-            <w:pStyle w:val="16"/>
+            <w:pStyle w:val="TOC1"/>
             <w:tabs>
               <w:tab w:val="right" w:leader="dot" w:pos="8306"/>
             </w:tabs>
           </w:pPr>
           <w:r>
             <w:rPr>
-              <w:rFonts w:hint="eastAsia" w:ascii="宋体" w:hAnsi="宋体" w:eastAsia="宋体" w:cs="宋体"/>
+              <w:rFonts w:ascii="宋体" w:eastAsia="宋体" w:hAnsi="宋体" w:cs="宋体" w:hint="eastAsia"/>
               <w:sz w:val="24"/>
               <w:szCs w:val="24"/>
             </w:rPr>
@@ -2289,7 +2230,7 @@
           </w:r>
           <w:r>
             <w:rPr>
-              <w:rFonts w:hint="eastAsia" w:ascii="宋体" w:hAnsi="宋体" w:eastAsia="宋体" w:cs="宋体"/>
+              <w:rFonts w:ascii="宋体" w:eastAsia="宋体" w:hAnsi="宋体" w:cs="宋体" w:hint="eastAsia"/>
               <w:sz w:val="24"/>
               <w:szCs w:val="24"/>
             </w:rPr>
@@ -2297,7 +2238,7 @@
           </w:r>
           <w:r>
             <w:rPr>
-              <w:rFonts w:hint="eastAsia" w:ascii="宋体" w:hAnsi="宋体" w:eastAsia="宋体" w:cs="宋体"/>
+              <w:rFonts w:ascii="宋体" w:eastAsia="宋体" w:hAnsi="宋体" w:cs="宋体" w:hint="eastAsia"/>
               <w:sz w:val="24"/>
               <w:szCs w:val="24"/>
             </w:rPr>
@@ -2305,21 +2246,21 @@
           </w:r>
           <w:r>
             <w:rPr>
-              <w:rFonts w:hint="eastAsia" w:ascii="宋体" w:hAnsi="宋体" w:eastAsia="宋体" w:cs="宋体"/>
+              <w:rFonts w:ascii="宋体" w:eastAsia="宋体" w:hAnsi="宋体" w:cs="宋体" w:hint="eastAsia"/>
               <w:szCs w:val="24"/>
             </w:rPr>
             <w:fldChar w:fldCharType="begin"/>
           </w:r>
           <w:r>
             <w:rPr>
-              <w:rFonts w:hint="eastAsia" w:ascii="宋体" w:hAnsi="宋体" w:eastAsia="宋体" w:cs="宋体"/>
+              <w:rFonts w:ascii="宋体" w:eastAsia="宋体" w:hAnsi="宋体" w:cs="宋体" w:hint="eastAsia"/>
               <w:szCs w:val="24"/>
             </w:rPr>
             <w:instrText xml:space="preserve"> HYPERLINK \l _Toc23274 </w:instrText>
           </w:r>
           <w:r>
             <w:rPr>
-              <w:rFonts w:hint="eastAsia" w:ascii="宋体" w:hAnsi="宋体" w:eastAsia="宋体" w:cs="宋体"/>
+              <w:rFonts w:ascii="宋体" w:eastAsia="宋体" w:hAnsi="宋体" w:cs="宋体" w:hint="eastAsia"/>
               <w:szCs w:val="24"/>
             </w:rPr>
             <w:fldChar w:fldCharType="separate"/>
@@ -2351,7 +2292,7 @@
           </w:r>
           <w:r>
             <w:rPr>
-              <w:rFonts w:hint="eastAsia" w:ascii="宋体" w:hAnsi="宋体" w:eastAsia="宋体" w:cs="宋体"/>
+              <w:rFonts w:ascii="宋体" w:eastAsia="宋体" w:hAnsi="宋体" w:cs="宋体" w:hint="eastAsia"/>
               <w:szCs w:val="24"/>
             </w:rPr>
             <w:fldChar w:fldCharType="end"/>
@@ -2359,28 +2300,28 @@
         </w:p>
         <w:p>
           <w:pPr>
-            <w:pStyle w:val="16"/>
+            <w:pStyle w:val="TOC1"/>
             <w:tabs>
               <w:tab w:val="right" w:leader="dot" w:pos="8306"/>
             </w:tabs>
           </w:pPr>
           <w:r>
             <w:rPr>
-              <w:rFonts w:hint="eastAsia" w:ascii="宋体" w:hAnsi="宋体" w:eastAsia="宋体" w:cs="宋体"/>
+              <w:rFonts w:ascii="宋体" w:eastAsia="宋体" w:hAnsi="宋体" w:cs="宋体" w:hint="eastAsia"/>
               <w:szCs w:val="24"/>
             </w:rPr>
             <w:fldChar w:fldCharType="begin"/>
           </w:r>
           <w:r>
             <w:rPr>
-              <w:rFonts w:hint="eastAsia" w:ascii="宋体" w:hAnsi="宋体" w:eastAsia="宋体" w:cs="宋体"/>
+              <w:rFonts w:ascii="宋体" w:eastAsia="宋体" w:hAnsi="宋体" w:cs="宋体" w:hint="eastAsia"/>
               <w:szCs w:val="24"/>
             </w:rPr>
             <w:instrText xml:space="preserve"> HYPERLINK \l _Toc23016 </w:instrText>
           </w:r>
           <w:r>
             <w:rPr>
-              <w:rFonts w:hint="eastAsia" w:ascii="宋体" w:hAnsi="宋体" w:eastAsia="宋体" w:cs="宋体"/>
+              <w:rFonts w:ascii="宋体" w:eastAsia="宋体" w:hAnsi="宋体" w:cs="宋体" w:hint="eastAsia"/>
               <w:szCs w:val="24"/>
             </w:rPr>
             <w:fldChar w:fldCharType="separate"/>
@@ -2412,7 +2353,7 @@
           </w:r>
           <w:r>
             <w:rPr>
-              <w:rFonts w:hint="eastAsia" w:ascii="宋体" w:hAnsi="宋体" w:eastAsia="宋体" w:cs="宋体"/>
+              <w:rFonts w:ascii="宋体" w:eastAsia="宋体" w:hAnsi="宋体" w:cs="宋体" w:hint="eastAsia"/>
               <w:szCs w:val="24"/>
             </w:rPr>
             <w:fldChar w:fldCharType="end"/>
@@ -2420,28 +2361,28 @@
         </w:p>
         <w:p>
           <w:pPr>
-            <w:pStyle w:val="16"/>
+            <w:pStyle w:val="TOC1"/>
             <w:tabs>
               <w:tab w:val="right" w:leader="dot" w:pos="8306"/>
             </w:tabs>
           </w:pPr>
           <w:r>
             <w:rPr>
-              <w:rFonts w:hint="eastAsia" w:ascii="宋体" w:hAnsi="宋体" w:eastAsia="宋体" w:cs="宋体"/>
+              <w:rFonts w:ascii="宋体" w:eastAsia="宋体" w:hAnsi="宋体" w:cs="宋体" w:hint="eastAsia"/>
               <w:szCs w:val="24"/>
             </w:rPr>
             <w:fldChar w:fldCharType="begin"/>
           </w:r>
           <w:r>
             <w:rPr>
-              <w:rFonts w:hint="eastAsia" w:ascii="宋体" w:hAnsi="宋体" w:eastAsia="宋体" w:cs="宋体"/>
+              <w:rFonts w:ascii="宋体" w:eastAsia="宋体" w:hAnsi="宋体" w:cs="宋体" w:hint="eastAsia"/>
               <w:szCs w:val="24"/>
             </w:rPr>
             <w:instrText xml:space="preserve"> HYPERLINK \l _Toc28905 </w:instrText>
           </w:r>
           <w:r>
             <w:rPr>
-              <w:rFonts w:hint="eastAsia" w:ascii="宋体" w:hAnsi="宋体" w:eastAsia="宋体" w:cs="宋体"/>
+              <w:rFonts w:ascii="宋体" w:eastAsia="宋体" w:hAnsi="宋体" w:cs="宋体" w:hint="eastAsia"/>
               <w:szCs w:val="24"/>
             </w:rPr>
             <w:fldChar w:fldCharType="separate"/>
@@ -2475,7 +2416,7 @@
           </w:r>
           <w:r>
             <w:rPr>
-              <w:rFonts w:hint="eastAsia" w:ascii="宋体" w:hAnsi="宋体" w:eastAsia="宋体" w:cs="宋体"/>
+              <w:rFonts w:ascii="宋体" w:eastAsia="宋体" w:hAnsi="宋体" w:cs="宋体" w:hint="eastAsia"/>
               <w:szCs w:val="24"/>
             </w:rPr>
             <w:fldChar w:fldCharType="end"/>
@@ -2483,28 +2424,28 @@
         </w:p>
         <w:p>
           <w:pPr>
-            <w:pStyle w:val="16"/>
+            <w:pStyle w:val="TOC1"/>
             <w:tabs>
               <w:tab w:val="right" w:leader="dot" w:pos="8306"/>
             </w:tabs>
           </w:pPr>
           <w:r>
             <w:rPr>
-              <w:rFonts w:hint="eastAsia" w:ascii="宋体" w:hAnsi="宋体" w:eastAsia="宋体" w:cs="宋体"/>
+              <w:rFonts w:ascii="宋体" w:eastAsia="宋体" w:hAnsi="宋体" w:cs="宋体" w:hint="eastAsia"/>
               <w:szCs w:val="24"/>
             </w:rPr>
             <w:fldChar w:fldCharType="begin"/>
           </w:r>
           <w:r>
             <w:rPr>
-              <w:rFonts w:hint="eastAsia" w:ascii="宋体" w:hAnsi="宋体" w:eastAsia="宋体" w:cs="宋体"/>
+              <w:rFonts w:ascii="宋体" w:eastAsia="宋体" w:hAnsi="宋体" w:cs="宋体" w:hint="eastAsia"/>
               <w:szCs w:val="24"/>
             </w:rPr>
             <w:instrText xml:space="preserve"> HYPERLINK \l _Toc7144 </w:instrText>
           </w:r>
           <w:r>
             <w:rPr>
-              <w:rFonts w:hint="eastAsia" w:ascii="宋体" w:hAnsi="宋体" w:eastAsia="宋体" w:cs="宋体"/>
+              <w:rFonts w:ascii="宋体" w:eastAsia="宋体" w:hAnsi="宋体" w:cs="宋体" w:hint="eastAsia"/>
               <w:szCs w:val="24"/>
             </w:rPr>
             <w:fldChar w:fldCharType="separate"/>
@@ -2538,7 +2479,7 @@
           </w:r>
           <w:r>
             <w:rPr>
-              <w:rFonts w:hint="eastAsia" w:ascii="宋体" w:hAnsi="宋体" w:eastAsia="宋体" w:cs="宋体"/>
+              <w:rFonts w:ascii="宋体" w:eastAsia="宋体" w:hAnsi="宋体" w:cs="宋体" w:hint="eastAsia"/>
               <w:szCs w:val="24"/>
             </w:rPr>
             <w:fldChar w:fldCharType="end"/>
@@ -2546,28 +2487,28 @@
         </w:p>
         <w:p>
           <w:pPr>
-            <w:pStyle w:val="17"/>
+            <w:pStyle w:val="TOC2"/>
             <w:tabs>
               <w:tab w:val="right" w:leader="dot" w:pos="8306"/>
             </w:tabs>
           </w:pPr>
           <w:r>
             <w:rPr>
-              <w:rFonts w:hint="eastAsia" w:ascii="宋体" w:hAnsi="宋体" w:eastAsia="宋体" w:cs="宋体"/>
+              <w:rFonts w:ascii="宋体" w:eastAsia="宋体" w:hAnsi="宋体" w:cs="宋体" w:hint="eastAsia"/>
               <w:szCs w:val="24"/>
             </w:rPr>
             <w:fldChar w:fldCharType="begin"/>
           </w:r>
           <w:r>
             <w:rPr>
-              <w:rFonts w:hint="eastAsia" w:ascii="宋体" w:hAnsi="宋体" w:eastAsia="宋体" w:cs="宋体"/>
+              <w:rFonts w:ascii="宋体" w:eastAsia="宋体" w:hAnsi="宋体" w:cs="宋体" w:hint="eastAsia"/>
               <w:szCs w:val="24"/>
             </w:rPr>
             <w:instrText xml:space="preserve"> HYPERLINK \l _Toc1814 </w:instrText>
           </w:r>
           <w:r>
             <w:rPr>
-              <w:rFonts w:hint="eastAsia" w:ascii="宋体" w:hAnsi="宋体" w:eastAsia="宋体" w:cs="宋体"/>
+              <w:rFonts w:ascii="宋体" w:eastAsia="宋体" w:hAnsi="宋体" w:cs="宋体" w:hint="eastAsia"/>
               <w:szCs w:val="24"/>
             </w:rPr>
             <w:fldChar w:fldCharType="separate"/>
@@ -2601,7 +2542,7 @@
           </w:r>
           <w:r>
             <w:rPr>
-              <w:rFonts w:hint="eastAsia" w:ascii="宋体" w:hAnsi="宋体" w:eastAsia="宋体" w:cs="宋体"/>
+              <w:rFonts w:ascii="宋体" w:eastAsia="宋体" w:hAnsi="宋体" w:cs="宋体" w:hint="eastAsia"/>
               <w:szCs w:val="24"/>
             </w:rPr>
             <w:fldChar w:fldCharType="end"/>
@@ -2609,28 +2550,28 @@
         </w:p>
         <w:p>
           <w:pPr>
-            <w:pStyle w:val="16"/>
+            <w:pStyle w:val="TOC1"/>
             <w:tabs>
               <w:tab w:val="right" w:leader="dot" w:pos="8306"/>
             </w:tabs>
           </w:pPr>
           <w:r>
             <w:rPr>
-              <w:rFonts w:hint="eastAsia" w:ascii="宋体" w:hAnsi="宋体" w:eastAsia="宋体" w:cs="宋体"/>
+              <w:rFonts w:ascii="宋体" w:eastAsia="宋体" w:hAnsi="宋体" w:cs="宋体" w:hint="eastAsia"/>
               <w:szCs w:val="24"/>
             </w:rPr>
             <w:fldChar w:fldCharType="begin"/>
           </w:r>
           <w:r>
             <w:rPr>
-              <w:rFonts w:hint="eastAsia" w:ascii="宋体" w:hAnsi="宋体" w:eastAsia="宋体" w:cs="宋体"/>
+              <w:rFonts w:ascii="宋体" w:eastAsia="宋体" w:hAnsi="宋体" w:cs="宋体" w:hint="eastAsia"/>
               <w:szCs w:val="24"/>
             </w:rPr>
             <w:instrText xml:space="preserve"> HYPERLINK \l _Toc3193 </w:instrText>
           </w:r>
           <w:r>
             <w:rPr>
-              <w:rFonts w:hint="eastAsia" w:ascii="宋体" w:hAnsi="宋体" w:eastAsia="宋体" w:cs="宋体"/>
+              <w:rFonts w:ascii="宋体" w:eastAsia="宋体" w:hAnsi="宋体" w:cs="宋体" w:hint="eastAsia"/>
               <w:szCs w:val="24"/>
             </w:rPr>
             <w:fldChar w:fldCharType="separate"/>
@@ -2664,7 +2605,7 @@
           </w:r>
           <w:r>
             <w:rPr>
-              <w:rFonts w:hint="eastAsia" w:ascii="宋体" w:hAnsi="宋体" w:eastAsia="宋体" w:cs="宋体"/>
+              <w:rFonts w:ascii="宋体" w:eastAsia="宋体" w:hAnsi="宋体" w:cs="宋体" w:hint="eastAsia"/>
               <w:szCs w:val="24"/>
             </w:rPr>
             <w:fldChar w:fldCharType="end"/>
@@ -2672,28 +2613,28 @@
         </w:p>
         <w:p>
           <w:pPr>
-            <w:pStyle w:val="17"/>
+            <w:pStyle w:val="TOC2"/>
             <w:tabs>
               <w:tab w:val="right" w:leader="dot" w:pos="8306"/>
             </w:tabs>
           </w:pPr>
           <w:r>
             <w:rPr>
-              <w:rFonts w:hint="eastAsia" w:ascii="宋体" w:hAnsi="宋体" w:eastAsia="宋体" w:cs="宋体"/>
+              <w:rFonts w:ascii="宋体" w:eastAsia="宋体" w:hAnsi="宋体" w:cs="宋体" w:hint="eastAsia"/>
               <w:szCs w:val="24"/>
             </w:rPr>
             <w:fldChar w:fldCharType="begin"/>
           </w:r>
           <w:r>
             <w:rPr>
-              <w:rFonts w:hint="eastAsia" w:ascii="宋体" w:hAnsi="宋体" w:eastAsia="宋体" w:cs="宋体"/>
+              <w:rFonts w:ascii="宋体" w:eastAsia="宋体" w:hAnsi="宋体" w:cs="宋体" w:hint="eastAsia"/>
               <w:szCs w:val="24"/>
             </w:rPr>
             <w:instrText xml:space="preserve"> HYPERLINK \l _Toc17725 </w:instrText>
           </w:r>
           <w:r>
             <w:rPr>
-              <w:rFonts w:hint="eastAsia" w:ascii="宋体" w:hAnsi="宋体" w:eastAsia="宋体" w:cs="宋体"/>
+              <w:rFonts w:ascii="宋体" w:eastAsia="宋体" w:hAnsi="宋体" w:cs="宋体" w:hint="eastAsia"/>
               <w:szCs w:val="24"/>
             </w:rPr>
             <w:fldChar w:fldCharType="separate"/>
@@ -2727,7 +2668,7 @@
           </w:r>
           <w:r>
             <w:rPr>
-              <w:rFonts w:hint="eastAsia" w:ascii="宋体" w:hAnsi="宋体" w:eastAsia="宋体" w:cs="宋体"/>
+              <w:rFonts w:ascii="宋体" w:eastAsia="宋体" w:hAnsi="宋体" w:cs="宋体" w:hint="eastAsia"/>
               <w:szCs w:val="24"/>
             </w:rPr>
             <w:fldChar w:fldCharType="end"/>
@@ -2735,28 +2676,28 @@
         </w:p>
         <w:p>
           <w:pPr>
-            <w:pStyle w:val="17"/>
+            <w:pStyle w:val="TOC2"/>
             <w:tabs>
               <w:tab w:val="right" w:leader="dot" w:pos="8306"/>
             </w:tabs>
           </w:pPr>
           <w:r>
             <w:rPr>
-              <w:rFonts w:hint="eastAsia" w:ascii="宋体" w:hAnsi="宋体" w:eastAsia="宋体" w:cs="宋体"/>
+              <w:rFonts w:ascii="宋体" w:eastAsia="宋体" w:hAnsi="宋体" w:cs="宋体" w:hint="eastAsia"/>
               <w:szCs w:val="24"/>
             </w:rPr>
             <w:fldChar w:fldCharType="begin"/>
           </w:r>
           <w:r>
             <w:rPr>
-              <w:rFonts w:hint="eastAsia" w:ascii="宋体" w:hAnsi="宋体" w:eastAsia="宋体" w:cs="宋体"/>
+              <w:rFonts w:ascii="宋体" w:eastAsia="宋体" w:hAnsi="宋体" w:cs="宋体" w:hint="eastAsia"/>
               <w:szCs w:val="24"/>
             </w:rPr>
             <w:instrText xml:space="preserve"> HYPERLINK \l _Toc10010 </w:instrText>
           </w:r>
           <w:r>
             <w:rPr>
-              <w:rFonts w:hint="eastAsia" w:ascii="宋体" w:hAnsi="宋体" w:eastAsia="宋体" w:cs="宋体"/>
+              <w:rFonts w:ascii="宋体" w:eastAsia="宋体" w:hAnsi="宋体" w:cs="宋体" w:hint="eastAsia"/>
               <w:szCs w:val="24"/>
             </w:rPr>
             <w:fldChar w:fldCharType="separate"/>
@@ -2790,7 +2731,7 @@
           </w:r>
           <w:r>
             <w:rPr>
-              <w:rFonts w:hint="eastAsia" w:ascii="宋体" w:hAnsi="宋体" w:eastAsia="宋体" w:cs="宋体"/>
+              <w:rFonts w:ascii="宋体" w:eastAsia="宋体" w:hAnsi="宋体" w:cs="宋体" w:hint="eastAsia"/>
               <w:szCs w:val="24"/>
             </w:rPr>
             <w:fldChar w:fldCharType="end"/>
@@ -2798,28 +2739,28 @@
         </w:p>
         <w:p>
           <w:pPr>
-            <w:pStyle w:val="16"/>
+            <w:pStyle w:val="TOC1"/>
             <w:tabs>
               <w:tab w:val="right" w:leader="dot" w:pos="8306"/>
             </w:tabs>
           </w:pPr>
           <w:r>
             <w:rPr>
-              <w:rFonts w:hint="eastAsia" w:ascii="宋体" w:hAnsi="宋体" w:eastAsia="宋体" w:cs="宋体"/>
+              <w:rFonts w:ascii="宋体" w:eastAsia="宋体" w:hAnsi="宋体" w:cs="宋体" w:hint="eastAsia"/>
               <w:szCs w:val="24"/>
             </w:rPr>
             <w:fldChar w:fldCharType="begin"/>
           </w:r>
           <w:r>
             <w:rPr>
-              <w:rFonts w:hint="eastAsia" w:ascii="宋体" w:hAnsi="宋体" w:eastAsia="宋体" w:cs="宋体"/>
+              <w:rFonts w:ascii="宋体" w:eastAsia="宋体" w:hAnsi="宋体" w:cs="宋体" w:hint="eastAsia"/>
               <w:szCs w:val="24"/>
             </w:rPr>
             <w:instrText xml:space="preserve"> HYPERLINK \l _Toc26680 </w:instrText>
           </w:r>
           <w:r>
             <w:rPr>
-              <w:rFonts w:hint="eastAsia" w:ascii="宋体" w:hAnsi="宋体" w:eastAsia="宋体" w:cs="宋体"/>
+              <w:rFonts w:ascii="宋体" w:eastAsia="宋体" w:hAnsi="宋体" w:cs="宋体" w:hint="eastAsia"/>
               <w:szCs w:val="24"/>
             </w:rPr>
             <w:fldChar w:fldCharType="separate"/>
@@ -2853,7 +2794,7 @@
           </w:r>
           <w:r>
             <w:rPr>
-              <w:rFonts w:hint="eastAsia" w:ascii="宋体" w:hAnsi="宋体" w:eastAsia="宋体" w:cs="宋体"/>
+              <w:rFonts w:ascii="宋体" w:eastAsia="宋体" w:hAnsi="宋体" w:cs="宋体" w:hint="eastAsia"/>
               <w:szCs w:val="24"/>
             </w:rPr>
             <w:fldChar w:fldCharType="end"/>
@@ -2861,28 +2802,28 @@
         </w:p>
         <w:p>
           <w:pPr>
-            <w:pStyle w:val="16"/>
+            <w:pStyle w:val="TOC1"/>
             <w:tabs>
               <w:tab w:val="right" w:leader="dot" w:pos="8306"/>
             </w:tabs>
           </w:pPr>
           <w:r>
             <w:rPr>
-              <w:rFonts w:hint="eastAsia" w:ascii="宋体" w:hAnsi="宋体" w:eastAsia="宋体" w:cs="宋体"/>
+              <w:rFonts w:ascii="宋体" w:eastAsia="宋体" w:hAnsi="宋体" w:cs="宋体" w:hint="eastAsia"/>
               <w:szCs w:val="24"/>
             </w:rPr>
             <w:fldChar w:fldCharType="begin"/>
           </w:r>
           <w:r>
             <w:rPr>
-              <w:rFonts w:hint="eastAsia" w:ascii="宋体" w:hAnsi="宋体" w:eastAsia="宋体" w:cs="宋体"/>
+              <w:rFonts w:ascii="宋体" w:eastAsia="宋体" w:hAnsi="宋体" w:cs="宋体" w:hint="eastAsia"/>
               <w:szCs w:val="24"/>
             </w:rPr>
             <w:instrText xml:space="preserve"> HYPERLINK \l _Toc3888 </w:instrText>
           </w:r>
           <w:r>
             <w:rPr>
-              <w:rFonts w:hint="eastAsia" w:ascii="宋体" w:hAnsi="宋体" w:eastAsia="宋体" w:cs="宋体"/>
+              <w:rFonts w:ascii="宋体" w:eastAsia="宋体" w:hAnsi="宋体" w:cs="宋体" w:hint="eastAsia"/>
               <w:szCs w:val="24"/>
             </w:rPr>
             <w:fldChar w:fldCharType="separate"/>
@@ -2916,7 +2857,7 @@
           </w:r>
           <w:r>
             <w:rPr>
-              <w:rFonts w:hint="eastAsia" w:ascii="宋体" w:hAnsi="宋体" w:eastAsia="宋体" w:cs="宋体"/>
+              <w:rFonts w:ascii="宋体" w:eastAsia="宋体" w:hAnsi="宋体" w:cs="宋体" w:hint="eastAsia"/>
               <w:szCs w:val="24"/>
             </w:rPr>
             <w:fldChar w:fldCharType="end"/>
@@ -2924,28 +2865,28 @@
         </w:p>
         <w:p>
           <w:pPr>
-            <w:pStyle w:val="17"/>
+            <w:pStyle w:val="TOC2"/>
             <w:tabs>
               <w:tab w:val="right" w:leader="dot" w:pos="8306"/>
             </w:tabs>
           </w:pPr>
           <w:r>
             <w:rPr>
-              <w:rFonts w:hint="eastAsia" w:ascii="宋体" w:hAnsi="宋体" w:eastAsia="宋体" w:cs="宋体"/>
+              <w:rFonts w:ascii="宋体" w:eastAsia="宋体" w:hAnsi="宋体" w:cs="宋体" w:hint="eastAsia"/>
               <w:szCs w:val="24"/>
             </w:rPr>
             <w:fldChar w:fldCharType="begin"/>
           </w:r>
           <w:r>
             <w:rPr>
-              <w:rFonts w:hint="eastAsia" w:ascii="宋体" w:hAnsi="宋体" w:eastAsia="宋体" w:cs="宋体"/>
+              <w:rFonts w:ascii="宋体" w:eastAsia="宋体" w:hAnsi="宋体" w:cs="宋体" w:hint="eastAsia"/>
               <w:szCs w:val="24"/>
             </w:rPr>
             <w:instrText xml:space="preserve"> HYPERLINK \l _Toc16387 </w:instrText>
           </w:r>
           <w:r>
             <w:rPr>
-              <w:rFonts w:hint="eastAsia" w:ascii="宋体" w:hAnsi="宋体" w:eastAsia="宋体" w:cs="宋体"/>
+              <w:rFonts w:ascii="宋体" w:eastAsia="宋体" w:hAnsi="宋体" w:cs="宋体" w:hint="eastAsia"/>
               <w:szCs w:val="24"/>
             </w:rPr>
             <w:fldChar w:fldCharType="separate"/>
@@ -2979,7 +2920,7 @@
           </w:r>
           <w:r>
             <w:rPr>
-              <w:rFonts w:hint="eastAsia" w:ascii="宋体" w:hAnsi="宋体" w:eastAsia="宋体" w:cs="宋体"/>
+              <w:rFonts w:ascii="宋体" w:eastAsia="宋体" w:hAnsi="宋体" w:cs="宋体" w:hint="eastAsia"/>
               <w:szCs w:val="24"/>
             </w:rPr>
             <w:fldChar w:fldCharType="end"/>
@@ -2987,28 +2928,28 @@
         </w:p>
         <w:p>
           <w:pPr>
-            <w:pStyle w:val="13"/>
+            <w:pStyle w:val="TOC3"/>
             <w:tabs>
               <w:tab w:val="right" w:leader="dot" w:pos="8306"/>
             </w:tabs>
           </w:pPr>
           <w:r>
             <w:rPr>
-              <w:rFonts w:hint="eastAsia" w:ascii="宋体" w:hAnsi="宋体" w:eastAsia="宋体" w:cs="宋体"/>
+              <w:rFonts w:ascii="宋体" w:eastAsia="宋体" w:hAnsi="宋体" w:cs="宋体" w:hint="eastAsia"/>
               <w:szCs w:val="24"/>
             </w:rPr>
             <w:fldChar w:fldCharType="begin"/>
           </w:r>
           <w:r>
             <w:rPr>
-              <w:rFonts w:hint="eastAsia" w:ascii="宋体" w:hAnsi="宋体" w:eastAsia="宋体" w:cs="宋体"/>
+              <w:rFonts w:ascii="宋体" w:eastAsia="宋体" w:hAnsi="宋体" w:cs="宋体" w:hint="eastAsia"/>
               <w:szCs w:val="24"/>
             </w:rPr>
             <w:instrText xml:space="preserve"> HYPERLINK \l _Toc20040 </w:instrText>
           </w:r>
           <w:r>
             <w:rPr>
-              <w:rFonts w:hint="eastAsia" w:ascii="宋体" w:hAnsi="宋体" w:eastAsia="宋体" w:cs="宋体"/>
+              <w:rFonts w:ascii="宋体" w:eastAsia="宋体" w:hAnsi="宋体" w:cs="宋体" w:hint="eastAsia"/>
               <w:szCs w:val="24"/>
             </w:rPr>
             <w:fldChar w:fldCharType="separate"/>
@@ -3042,7 +2983,7 @@
           </w:r>
           <w:r>
             <w:rPr>
-              <w:rFonts w:hint="eastAsia" w:ascii="宋体" w:hAnsi="宋体" w:eastAsia="宋体" w:cs="宋体"/>
+              <w:rFonts w:ascii="宋体" w:eastAsia="宋体" w:hAnsi="宋体" w:cs="宋体" w:hint="eastAsia"/>
               <w:szCs w:val="24"/>
             </w:rPr>
             <w:fldChar w:fldCharType="end"/>
@@ -3050,28 +2991,28 @@
         </w:p>
         <w:p>
           <w:pPr>
-            <w:pStyle w:val="13"/>
+            <w:pStyle w:val="TOC3"/>
             <w:tabs>
               <w:tab w:val="right" w:leader="dot" w:pos="8306"/>
             </w:tabs>
           </w:pPr>
           <w:r>
             <w:rPr>
-              <w:rFonts w:hint="eastAsia" w:ascii="宋体" w:hAnsi="宋体" w:eastAsia="宋体" w:cs="宋体"/>
+              <w:rFonts w:ascii="宋体" w:eastAsia="宋体" w:hAnsi="宋体" w:cs="宋体" w:hint="eastAsia"/>
               <w:szCs w:val="24"/>
             </w:rPr>
             <w:fldChar w:fldCharType="begin"/>
           </w:r>
           <w:r>
             <w:rPr>
-              <w:rFonts w:hint="eastAsia" w:ascii="宋体" w:hAnsi="宋体" w:eastAsia="宋体" w:cs="宋体"/>
+              <w:rFonts w:ascii="宋体" w:eastAsia="宋体" w:hAnsi="宋体" w:cs="宋体" w:hint="eastAsia"/>
               <w:szCs w:val="24"/>
             </w:rPr>
             <w:instrText xml:space="preserve"> HYPERLINK \l _Toc19314 </w:instrText>
           </w:r>
           <w:r>
             <w:rPr>
-              <w:rFonts w:hint="eastAsia" w:ascii="宋体" w:hAnsi="宋体" w:eastAsia="宋体" w:cs="宋体"/>
+              <w:rFonts w:ascii="宋体" w:eastAsia="宋体" w:hAnsi="宋体" w:cs="宋体" w:hint="eastAsia"/>
               <w:szCs w:val="24"/>
             </w:rPr>
             <w:fldChar w:fldCharType="separate"/>
@@ -3105,7 +3046,7 @@
           </w:r>
           <w:r>
             <w:rPr>
-              <w:rFonts w:hint="eastAsia" w:ascii="宋体" w:hAnsi="宋体" w:eastAsia="宋体" w:cs="宋体"/>
+              <w:rFonts w:ascii="宋体" w:eastAsia="宋体" w:hAnsi="宋体" w:cs="宋体" w:hint="eastAsia"/>
               <w:szCs w:val="24"/>
             </w:rPr>
             <w:fldChar w:fldCharType="end"/>
@@ -3113,28 +3054,28 @@
         </w:p>
         <w:p>
           <w:pPr>
-            <w:pStyle w:val="13"/>
+            <w:pStyle w:val="TOC3"/>
             <w:tabs>
               <w:tab w:val="right" w:leader="dot" w:pos="8306"/>
             </w:tabs>
           </w:pPr>
           <w:r>
             <w:rPr>
-              <w:rFonts w:hint="eastAsia" w:ascii="宋体" w:hAnsi="宋体" w:eastAsia="宋体" w:cs="宋体"/>
+              <w:rFonts w:ascii="宋体" w:eastAsia="宋体" w:hAnsi="宋体" w:cs="宋体" w:hint="eastAsia"/>
               <w:szCs w:val="24"/>
             </w:rPr>
             <w:fldChar w:fldCharType="begin"/>
           </w:r>
           <w:r>
             <w:rPr>
-              <w:rFonts w:hint="eastAsia" w:ascii="宋体" w:hAnsi="宋体" w:eastAsia="宋体" w:cs="宋体"/>
+              <w:rFonts w:ascii="宋体" w:eastAsia="宋体" w:hAnsi="宋体" w:cs="宋体" w:hint="eastAsia"/>
               <w:szCs w:val="24"/>
             </w:rPr>
             <w:instrText xml:space="preserve"> HYPERLINK \l _Toc32118 </w:instrText>
           </w:r>
           <w:r>
             <w:rPr>
-              <w:rFonts w:hint="eastAsia" w:ascii="宋体" w:hAnsi="宋体" w:eastAsia="宋体" w:cs="宋体"/>
+              <w:rFonts w:ascii="宋体" w:eastAsia="宋体" w:hAnsi="宋体" w:cs="宋体" w:hint="eastAsia"/>
               <w:szCs w:val="24"/>
             </w:rPr>
             <w:fldChar w:fldCharType="separate"/>
@@ -3168,7 +3109,7 @@
           </w:r>
           <w:r>
             <w:rPr>
-              <w:rFonts w:hint="eastAsia" w:ascii="宋体" w:hAnsi="宋体" w:eastAsia="宋体" w:cs="宋体"/>
+              <w:rFonts w:ascii="宋体" w:eastAsia="宋体" w:hAnsi="宋体" w:cs="宋体" w:hint="eastAsia"/>
               <w:szCs w:val="24"/>
             </w:rPr>
             <w:fldChar w:fldCharType="end"/>
@@ -3176,28 +3117,28 @@
         </w:p>
         <w:p>
           <w:pPr>
-            <w:pStyle w:val="17"/>
+            <w:pStyle w:val="TOC2"/>
             <w:tabs>
               <w:tab w:val="right" w:leader="dot" w:pos="8306"/>
             </w:tabs>
           </w:pPr>
           <w:r>
             <w:rPr>
-              <w:rFonts w:hint="eastAsia" w:ascii="宋体" w:hAnsi="宋体" w:eastAsia="宋体" w:cs="宋体"/>
+              <w:rFonts w:ascii="宋体" w:eastAsia="宋体" w:hAnsi="宋体" w:cs="宋体" w:hint="eastAsia"/>
               <w:szCs w:val="24"/>
             </w:rPr>
             <w:fldChar w:fldCharType="begin"/>
           </w:r>
           <w:r>
             <w:rPr>
-              <w:rFonts w:hint="eastAsia" w:ascii="宋体" w:hAnsi="宋体" w:eastAsia="宋体" w:cs="宋体"/>
+              <w:rFonts w:ascii="宋体" w:eastAsia="宋体" w:hAnsi="宋体" w:cs="宋体" w:hint="eastAsia"/>
               <w:szCs w:val="24"/>
             </w:rPr>
             <w:instrText xml:space="preserve"> HYPERLINK \l _Toc18064 </w:instrText>
           </w:r>
           <w:r>
             <w:rPr>
-              <w:rFonts w:hint="eastAsia" w:ascii="宋体" w:hAnsi="宋体" w:eastAsia="宋体" w:cs="宋体"/>
+              <w:rFonts w:ascii="宋体" w:eastAsia="宋体" w:hAnsi="宋体" w:cs="宋体" w:hint="eastAsia"/>
               <w:szCs w:val="24"/>
             </w:rPr>
             <w:fldChar w:fldCharType="separate"/>
@@ -3231,7 +3172,7 @@
           </w:r>
           <w:r>
             <w:rPr>
-              <w:rFonts w:hint="eastAsia" w:ascii="宋体" w:hAnsi="宋体" w:eastAsia="宋体" w:cs="宋体"/>
+              <w:rFonts w:ascii="宋体" w:eastAsia="宋体" w:hAnsi="宋体" w:cs="宋体" w:hint="eastAsia"/>
               <w:szCs w:val="24"/>
             </w:rPr>
             <w:fldChar w:fldCharType="end"/>
@@ -3239,28 +3180,28 @@
         </w:p>
         <w:p>
           <w:pPr>
-            <w:pStyle w:val="17"/>
+            <w:pStyle w:val="TOC2"/>
             <w:tabs>
               <w:tab w:val="right" w:leader="dot" w:pos="8306"/>
             </w:tabs>
           </w:pPr>
           <w:r>
             <w:rPr>
-              <w:rFonts w:hint="eastAsia" w:ascii="宋体" w:hAnsi="宋体" w:eastAsia="宋体" w:cs="宋体"/>
+              <w:rFonts w:ascii="宋体" w:eastAsia="宋体" w:hAnsi="宋体" w:cs="宋体" w:hint="eastAsia"/>
               <w:szCs w:val="24"/>
             </w:rPr>
             <w:fldChar w:fldCharType="begin"/>
           </w:r>
           <w:r>
             <w:rPr>
-              <w:rFonts w:hint="eastAsia" w:ascii="宋体" w:hAnsi="宋体" w:eastAsia="宋体" w:cs="宋体"/>
+              <w:rFonts w:ascii="宋体" w:eastAsia="宋体" w:hAnsi="宋体" w:cs="宋体" w:hint="eastAsia"/>
               <w:szCs w:val="24"/>
             </w:rPr>
             <w:instrText xml:space="preserve"> HYPERLINK \l _Toc31423 </w:instrText>
           </w:r>
           <w:r>
             <w:rPr>
-              <w:rFonts w:hint="eastAsia" w:ascii="宋体" w:hAnsi="宋体" w:eastAsia="宋体" w:cs="宋体"/>
+              <w:rFonts w:ascii="宋体" w:eastAsia="宋体" w:hAnsi="宋体" w:cs="宋体" w:hint="eastAsia"/>
               <w:szCs w:val="24"/>
             </w:rPr>
             <w:fldChar w:fldCharType="separate"/>
@@ -3294,7 +3235,7 @@
           </w:r>
           <w:r>
             <w:rPr>
-              <w:rFonts w:hint="eastAsia" w:ascii="宋体" w:hAnsi="宋体" w:eastAsia="宋体" w:cs="宋体"/>
+              <w:rFonts w:ascii="宋体" w:eastAsia="宋体" w:hAnsi="宋体" w:cs="宋体" w:hint="eastAsia"/>
               <w:szCs w:val="24"/>
             </w:rPr>
             <w:fldChar w:fldCharType="end"/>
@@ -3302,28 +3243,28 @@
         </w:p>
         <w:p>
           <w:pPr>
-            <w:pStyle w:val="17"/>
+            <w:pStyle w:val="TOC2"/>
             <w:tabs>
               <w:tab w:val="right" w:leader="dot" w:pos="8306"/>
             </w:tabs>
           </w:pPr>
           <w:r>
             <w:rPr>
-              <w:rFonts w:hint="eastAsia" w:ascii="宋体" w:hAnsi="宋体" w:eastAsia="宋体" w:cs="宋体"/>
+              <w:rFonts w:ascii="宋体" w:eastAsia="宋体" w:hAnsi="宋体" w:cs="宋体" w:hint="eastAsia"/>
               <w:szCs w:val="24"/>
             </w:rPr>
             <w:fldChar w:fldCharType="begin"/>
           </w:r>
           <w:r>
             <w:rPr>
-              <w:rFonts w:hint="eastAsia" w:ascii="宋体" w:hAnsi="宋体" w:eastAsia="宋体" w:cs="宋体"/>
+              <w:rFonts w:ascii="宋体" w:eastAsia="宋体" w:hAnsi="宋体" w:cs="宋体" w:hint="eastAsia"/>
               <w:szCs w:val="24"/>
             </w:rPr>
             <w:instrText xml:space="preserve"> HYPERLINK \l _Toc26860 </w:instrText>
           </w:r>
           <w:r>
             <w:rPr>
-              <w:rFonts w:hint="eastAsia" w:ascii="宋体" w:hAnsi="宋体" w:eastAsia="宋体" w:cs="宋体"/>
+              <w:rFonts w:ascii="宋体" w:eastAsia="宋体" w:hAnsi="宋体" w:cs="宋体" w:hint="eastAsia"/>
               <w:szCs w:val="24"/>
             </w:rPr>
             <w:fldChar w:fldCharType="separate"/>
@@ -3357,7 +3298,7 @@
           </w:r>
           <w:r>
             <w:rPr>
-              <w:rFonts w:hint="eastAsia" w:ascii="宋体" w:hAnsi="宋体" w:eastAsia="宋体" w:cs="宋体"/>
+              <w:rFonts w:ascii="宋体" w:eastAsia="宋体" w:hAnsi="宋体" w:cs="宋体" w:hint="eastAsia"/>
               <w:szCs w:val="24"/>
             </w:rPr>
             <w:fldChar w:fldCharType="end"/>
@@ -3365,28 +3306,28 @@
         </w:p>
         <w:p>
           <w:pPr>
-            <w:pStyle w:val="13"/>
+            <w:pStyle w:val="TOC3"/>
             <w:tabs>
               <w:tab w:val="right" w:leader="dot" w:pos="8306"/>
             </w:tabs>
           </w:pPr>
           <w:r>
             <w:rPr>
-              <w:rFonts w:hint="eastAsia" w:ascii="宋体" w:hAnsi="宋体" w:eastAsia="宋体" w:cs="宋体"/>
+              <w:rFonts w:ascii="宋体" w:eastAsia="宋体" w:hAnsi="宋体" w:cs="宋体" w:hint="eastAsia"/>
               <w:szCs w:val="24"/>
             </w:rPr>
             <w:fldChar w:fldCharType="begin"/>
           </w:r>
           <w:r>
             <w:rPr>
-              <w:rFonts w:hint="eastAsia" w:ascii="宋体" w:hAnsi="宋体" w:eastAsia="宋体" w:cs="宋体"/>
+              <w:rFonts w:ascii="宋体" w:eastAsia="宋体" w:hAnsi="宋体" w:cs="宋体" w:hint="eastAsia"/>
               <w:szCs w:val="24"/>
             </w:rPr>
             <w:instrText xml:space="preserve"> HYPERLINK \l _Toc4775 </w:instrText>
           </w:r>
           <w:r>
             <w:rPr>
-              <w:rFonts w:hint="eastAsia" w:ascii="宋体" w:hAnsi="宋体" w:eastAsia="宋体" w:cs="宋体"/>
+              <w:rFonts w:ascii="宋体" w:eastAsia="宋体" w:hAnsi="宋体" w:cs="宋体" w:hint="eastAsia"/>
               <w:szCs w:val="24"/>
             </w:rPr>
             <w:fldChar w:fldCharType="separate"/>
@@ -3420,7 +3361,7 @@
           </w:r>
           <w:r>
             <w:rPr>
-              <w:rFonts w:hint="eastAsia" w:ascii="宋体" w:hAnsi="宋体" w:eastAsia="宋体" w:cs="宋体"/>
+              <w:rFonts w:ascii="宋体" w:eastAsia="宋体" w:hAnsi="宋体" w:cs="宋体" w:hint="eastAsia"/>
               <w:szCs w:val="24"/>
             </w:rPr>
             <w:fldChar w:fldCharType="end"/>
@@ -3428,28 +3369,28 @@
         </w:p>
         <w:p>
           <w:pPr>
-            <w:pStyle w:val="13"/>
+            <w:pStyle w:val="TOC3"/>
             <w:tabs>
               <w:tab w:val="right" w:leader="dot" w:pos="8306"/>
             </w:tabs>
           </w:pPr>
           <w:r>
             <w:rPr>
-              <w:rFonts w:hint="eastAsia" w:ascii="宋体" w:hAnsi="宋体" w:eastAsia="宋体" w:cs="宋体"/>
+              <w:rFonts w:ascii="宋体" w:eastAsia="宋体" w:hAnsi="宋体" w:cs="宋体" w:hint="eastAsia"/>
               <w:szCs w:val="24"/>
             </w:rPr>
             <w:fldChar w:fldCharType="begin"/>
           </w:r>
           <w:r>
             <w:rPr>
-              <w:rFonts w:hint="eastAsia" w:ascii="宋体" w:hAnsi="宋体" w:eastAsia="宋体" w:cs="宋体"/>
+              <w:rFonts w:ascii="宋体" w:eastAsia="宋体" w:hAnsi="宋体" w:cs="宋体" w:hint="eastAsia"/>
               <w:szCs w:val="24"/>
             </w:rPr>
             <w:instrText xml:space="preserve"> HYPERLINK \l _Toc15201 </w:instrText>
           </w:r>
           <w:r>
             <w:rPr>
-              <w:rFonts w:hint="eastAsia" w:ascii="宋体" w:hAnsi="宋体" w:eastAsia="宋体" w:cs="宋体"/>
+              <w:rFonts w:ascii="宋体" w:eastAsia="宋体" w:hAnsi="宋体" w:cs="宋体" w:hint="eastAsia"/>
               <w:szCs w:val="24"/>
             </w:rPr>
             <w:fldChar w:fldCharType="separate"/>
@@ -3483,7 +3424,7 @@
           </w:r>
           <w:r>
             <w:rPr>
-              <w:rFonts w:hint="eastAsia" w:ascii="宋体" w:hAnsi="宋体" w:eastAsia="宋体" w:cs="宋体"/>
+              <w:rFonts w:ascii="宋体" w:eastAsia="宋体" w:hAnsi="宋体" w:cs="宋体" w:hint="eastAsia"/>
               <w:szCs w:val="24"/>
             </w:rPr>
             <w:fldChar w:fldCharType="end"/>
@@ -3491,28 +3432,28 @@
         </w:p>
         <w:p>
           <w:pPr>
-            <w:pStyle w:val="17"/>
+            <w:pStyle w:val="TOC2"/>
             <w:tabs>
               <w:tab w:val="right" w:leader="dot" w:pos="8306"/>
             </w:tabs>
           </w:pPr>
           <w:r>
             <w:rPr>
-              <w:rFonts w:hint="eastAsia" w:ascii="宋体" w:hAnsi="宋体" w:eastAsia="宋体" w:cs="宋体"/>
+              <w:rFonts w:ascii="宋体" w:eastAsia="宋体" w:hAnsi="宋体" w:cs="宋体" w:hint="eastAsia"/>
               <w:szCs w:val="24"/>
             </w:rPr>
             <w:fldChar w:fldCharType="begin"/>
           </w:r>
           <w:r>
             <w:rPr>
-              <w:rFonts w:hint="eastAsia" w:ascii="宋体" w:hAnsi="宋体" w:eastAsia="宋体" w:cs="宋体"/>
+              <w:rFonts w:ascii="宋体" w:eastAsia="宋体" w:hAnsi="宋体" w:cs="宋体" w:hint="eastAsia"/>
               <w:szCs w:val="24"/>
             </w:rPr>
             <w:instrText xml:space="preserve"> HYPERLINK \l _Toc1884 </w:instrText>
           </w:r>
           <w:r>
             <w:rPr>
-              <w:rFonts w:hint="eastAsia" w:ascii="宋体" w:hAnsi="宋体" w:eastAsia="宋体" w:cs="宋体"/>
+              <w:rFonts w:ascii="宋体" w:eastAsia="宋体" w:hAnsi="宋体" w:cs="宋体" w:hint="eastAsia"/>
               <w:szCs w:val="24"/>
             </w:rPr>
             <w:fldChar w:fldCharType="separate"/>
@@ -3546,7 +3487,7 @@
           </w:r>
           <w:r>
             <w:rPr>
-              <w:rFonts w:hint="eastAsia" w:ascii="宋体" w:hAnsi="宋体" w:eastAsia="宋体" w:cs="宋体"/>
+              <w:rFonts w:ascii="宋体" w:eastAsia="宋体" w:hAnsi="宋体" w:cs="宋体" w:hint="eastAsia"/>
               <w:szCs w:val="24"/>
             </w:rPr>
             <w:fldChar w:fldCharType="end"/>
@@ -3554,28 +3495,28 @@
         </w:p>
         <w:p>
           <w:pPr>
-            <w:pStyle w:val="17"/>
+            <w:pStyle w:val="TOC2"/>
             <w:tabs>
               <w:tab w:val="right" w:leader="dot" w:pos="8306"/>
             </w:tabs>
           </w:pPr>
           <w:r>
             <w:rPr>
-              <w:rFonts w:hint="eastAsia" w:ascii="宋体" w:hAnsi="宋体" w:eastAsia="宋体" w:cs="宋体"/>
+              <w:rFonts w:ascii="宋体" w:eastAsia="宋体" w:hAnsi="宋体" w:cs="宋体" w:hint="eastAsia"/>
               <w:szCs w:val="24"/>
             </w:rPr>
             <w:fldChar w:fldCharType="begin"/>
           </w:r>
           <w:r>
             <w:rPr>
-              <w:rFonts w:hint="eastAsia" w:ascii="宋体" w:hAnsi="宋体" w:eastAsia="宋体" w:cs="宋体"/>
+              <w:rFonts w:ascii="宋体" w:eastAsia="宋体" w:hAnsi="宋体" w:cs="宋体" w:hint="eastAsia"/>
               <w:szCs w:val="24"/>
             </w:rPr>
             <w:instrText xml:space="preserve"> HYPERLINK \l _Toc26916 </w:instrText>
           </w:r>
           <w:r>
             <w:rPr>
-              <w:rFonts w:hint="eastAsia" w:ascii="宋体" w:hAnsi="宋体" w:eastAsia="宋体" w:cs="宋体"/>
+              <w:rFonts w:ascii="宋体" w:eastAsia="宋体" w:hAnsi="宋体" w:cs="宋体" w:hint="eastAsia"/>
               <w:szCs w:val="24"/>
             </w:rPr>
             <w:fldChar w:fldCharType="separate"/>
@@ -3609,7 +3550,7 @@
           </w:r>
           <w:r>
             <w:rPr>
-              <w:rFonts w:hint="eastAsia" w:ascii="宋体" w:hAnsi="宋体" w:eastAsia="宋体" w:cs="宋体"/>
+              <w:rFonts w:ascii="宋体" w:eastAsia="宋体" w:hAnsi="宋体" w:cs="宋体" w:hint="eastAsia"/>
               <w:szCs w:val="24"/>
             </w:rPr>
             <w:fldChar w:fldCharType="end"/>
@@ -3617,28 +3558,28 @@
         </w:p>
         <w:p>
           <w:pPr>
-            <w:pStyle w:val="17"/>
+            <w:pStyle w:val="TOC2"/>
             <w:tabs>
               <w:tab w:val="right" w:leader="dot" w:pos="8306"/>
             </w:tabs>
           </w:pPr>
           <w:r>
             <w:rPr>
-              <w:rFonts w:hint="eastAsia" w:ascii="宋体" w:hAnsi="宋体" w:eastAsia="宋体" w:cs="宋体"/>
+              <w:rFonts w:ascii="宋体" w:eastAsia="宋体" w:hAnsi="宋体" w:cs="宋体" w:hint="eastAsia"/>
               <w:szCs w:val="24"/>
             </w:rPr>
             <w:fldChar w:fldCharType="begin"/>
           </w:r>
           <w:r>
             <w:rPr>
-              <w:rFonts w:hint="eastAsia" w:ascii="宋体" w:hAnsi="宋体" w:eastAsia="宋体" w:cs="宋体"/>
+              <w:rFonts w:ascii="宋体" w:eastAsia="宋体" w:hAnsi="宋体" w:cs="宋体" w:hint="eastAsia"/>
               <w:szCs w:val="24"/>
             </w:rPr>
             <w:instrText xml:space="preserve"> HYPERLINK \l _Toc27159 </w:instrText>
           </w:r>
           <w:r>
             <w:rPr>
-              <w:rFonts w:hint="eastAsia" w:ascii="宋体" w:hAnsi="宋体" w:eastAsia="宋体" w:cs="宋体"/>
+              <w:rFonts w:ascii="宋体" w:eastAsia="宋体" w:hAnsi="宋体" w:cs="宋体" w:hint="eastAsia"/>
               <w:szCs w:val="24"/>
             </w:rPr>
             <w:fldChar w:fldCharType="separate"/>
@@ -3672,7 +3613,7 @@
           </w:r>
           <w:r>
             <w:rPr>
-              <w:rFonts w:hint="eastAsia" w:ascii="宋体" w:hAnsi="宋体" w:eastAsia="宋体" w:cs="宋体"/>
+              <w:rFonts w:ascii="宋体" w:eastAsia="宋体" w:hAnsi="宋体" w:cs="宋体" w:hint="eastAsia"/>
               <w:szCs w:val="24"/>
             </w:rPr>
             <w:fldChar w:fldCharType="end"/>
@@ -3680,28 +3621,28 @@
         </w:p>
         <w:p>
           <w:pPr>
-            <w:pStyle w:val="16"/>
+            <w:pStyle w:val="TOC1"/>
             <w:tabs>
               <w:tab w:val="right" w:leader="dot" w:pos="8306"/>
             </w:tabs>
           </w:pPr>
           <w:r>
             <w:rPr>
-              <w:rFonts w:hint="eastAsia" w:ascii="宋体" w:hAnsi="宋体" w:eastAsia="宋体" w:cs="宋体"/>
+              <w:rFonts w:ascii="宋体" w:eastAsia="宋体" w:hAnsi="宋体" w:cs="宋体" w:hint="eastAsia"/>
               <w:szCs w:val="24"/>
             </w:rPr>
             <w:fldChar w:fldCharType="begin"/>
           </w:r>
           <w:r>
             <w:rPr>
-              <w:rFonts w:hint="eastAsia" w:ascii="宋体" w:hAnsi="宋体" w:eastAsia="宋体" w:cs="宋体"/>
+              <w:rFonts w:ascii="宋体" w:eastAsia="宋体" w:hAnsi="宋体" w:cs="宋体" w:hint="eastAsia"/>
               <w:szCs w:val="24"/>
             </w:rPr>
             <w:instrText xml:space="preserve"> HYPERLINK \l _Toc19981 </w:instrText>
           </w:r>
           <w:r>
             <w:rPr>
-              <w:rFonts w:hint="eastAsia" w:ascii="宋体" w:hAnsi="宋体" w:eastAsia="宋体" w:cs="宋体"/>
+              <w:rFonts w:ascii="宋体" w:eastAsia="宋体" w:hAnsi="宋体" w:cs="宋体" w:hint="eastAsia"/>
               <w:szCs w:val="24"/>
             </w:rPr>
             <w:fldChar w:fldCharType="separate"/>
@@ -3735,7 +3676,7 @@
           </w:r>
           <w:r>
             <w:rPr>
-              <w:rFonts w:hint="eastAsia" w:ascii="宋体" w:hAnsi="宋体" w:eastAsia="宋体" w:cs="宋体"/>
+              <w:rFonts w:ascii="宋体" w:eastAsia="宋体" w:hAnsi="宋体" w:cs="宋体" w:hint="eastAsia"/>
               <w:szCs w:val="24"/>
             </w:rPr>
             <w:fldChar w:fldCharType="end"/>
@@ -3743,28 +3684,28 @@
         </w:p>
         <w:p>
           <w:pPr>
-            <w:pStyle w:val="17"/>
+            <w:pStyle w:val="TOC2"/>
             <w:tabs>
               <w:tab w:val="right" w:leader="dot" w:pos="8306"/>
             </w:tabs>
           </w:pPr>
           <w:r>
             <w:rPr>
-              <w:rFonts w:hint="eastAsia" w:ascii="宋体" w:hAnsi="宋体" w:eastAsia="宋体" w:cs="宋体"/>
+              <w:rFonts w:ascii="宋体" w:eastAsia="宋体" w:hAnsi="宋体" w:cs="宋体" w:hint="eastAsia"/>
               <w:szCs w:val="24"/>
             </w:rPr>
             <w:fldChar w:fldCharType="begin"/>
           </w:r>
           <w:r>
             <w:rPr>
-              <w:rFonts w:hint="eastAsia" w:ascii="宋体" w:hAnsi="宋体" w:eastAsia="宋体" w:cs="宋体"/>
+              <w:rFonts w:ascii="宋体" w:eastAsia="宋体" w:hAnsi="宋体" w:cs="宋体" w:hint="eastAsia"/>
               <w:szCs w:val="24"/>
             </w:rPr>
             <w:instrText xml:space="preserve"> HYPERLINK \l _Toc8362 </w:instrText>
           </w:r>
           <w:r>
             <w:rPr>
-              <w:rFonts w:hint="eastAsia" w:ascii="宋体" w:hAnsi="宋体" w:eastAsia="宋体" w:cs="宋体"/>
+              <w:rFonts w:ascii="宋体" w:eastAsia="宋体" w:hAnsi="宋体" w:cs="宋体" w:hint="eastAsia"/>
               <w:szCs w:val="24"/>
             </w:rPr>
             <w:fldChar w:fldCharType="separate"/>
@@ -3798,7 +3739,7 @@
           </w:r>
           <w:r>
             <w:rPr>
-              <w:rFonts w:hint="eastAsia" w:ascii="宋体" w:hAnsi="宋体" w:eastAsia="宋体" w:cs="宋体"/>
+              <w:rFonts w:ascii="宋体" w:eastAsia="宋体" w:hAnsi="宋体" w:cs="宋体" w:hint="eastAsia"/>
               <w:szCs w:val="24"/>
             </w:rPr>
             <w:fldChar w:fldCharType="end"/>
@@ -3806,28 +3747,28 @@
         </w:p>
         <w:p>
           <w:pPr>
-            <w:pStyle w:val="17"/>
+            <w:pStyle w:val="TOC2"/>
             <w:tabs>
               <w:tab w:val="right" w:leader="dot" w:pos="8306"/>
             </w:tabs>
           </w:pPr>
           <w:r>
             <w:rPr>
-              <w:rFonts w:hint="eastAsia" w:ascii="宋体" w:hAnsi="宋体" w:eastAsia="宋体" w:cs="宋体"/>
+              <w:rFonts w:ascii="宋体" w:eastAsia="宋体" w:hAnsi="宋体" w:cs="宋体" w:hint="eastAsia"/>
               <w:szCs w:val="24"/>
             </w:rPr>
             <w:fldChar w:fldCharType="begin"/>
           </w:r>
           <w:r>
             <w:rPr>
-              <w:rFonts w:hint="eastAsia" w:ascii="宋体" w:hAnsi="宋体" w:eastAsia="宋体" w:cs="宋体"/>
+              <w:rFonts w:ascii="宋体" w:eastAsia="宋体" w:hAnsi="宋体" w:cs="宋体" w:hint="eastAsia"/>
               <w:szCs w:val="24"/>
             </w:rPr>
             <w:instrText xml:space="preserve"> HYPERLINK \l _Toc21637 </w:instrText>
           </w:r>
           <w:r>
             <w:rPr>
-              <w:rFonts w:hint="eastAsia" w:ascii="宋体" w:hAnsi="宋体" w:eastAsia="宋体" w:cs="宋体"/>
+              <w:rFonts w:ascii="宋体" w:eastAsia="宋体" w:hAnsi="宋体" w:cs="宋体" w:hint="eastAsia"/>
               <w:szCs w:val="24"/>
             </w:rPr>
             <w:fldChar w:fldCharType="separate"/>
@@ -3861,7 +3802,7 @@
           </w:r>
           <w:r>
             <w:rPr>
-              <w:rFonts w:hint="eastAsia" w:ascii="宋体" w:hAnsi="宋体" w:eastAsia="宋体" w:cs="宋体"/>
+              <w:rFonts w:ascii="宋体" w:eastAsia="宋体" w:hAnsi="宋体" w:cs="宋体" w:hint="eastAsia"/>
               <w:szCs w:val="24"/>
             </w:rPr>
             <w:fldChar w:fldCharType="end"/>
@@ -3869,28 +3810,28 @@
         </w:p>
         <w:p>
           <w:pPr>
-            <w:pStyle w:val="16"/>
+            <w:pStyle w:val="TOC1"/>
             <w:tabs>
               <w:tab w:val="right" w:leader="dot" w:pos="8306"/>
             </w:tabs>
           </w:pPr>
           <w:r>
             <w:rPr>
-              <w:rFonts w:hint="eastAsia" w:ascii="宋体" w:hAnsi="宋体" w:eastAsia="宋体" w:cs="宋体"/>
+              <w:rFonts w:ascii="宋体" w:eastAsia="宋体" w:hAnsi="宋体" w:cs="宋体" w:hint="eastAsia"/>
               <w:szCs w:val="24"/>
             </w:rPr>
             <w:fldChar w:fldCharType="begin"/>
           </w:r>
           <w:r>
             <w:rPr>
-              <w:rFonts w:hint="eastAsia" w:ascii="宋体" w:hAnsi="宋体" w:eastAsia="宋体" w:cs="宋体"/>
+              <w:rFonts w:ascii="宋体" w:eastAsia="宋体" w:hAnsi="宋体" w:cs="宋体" w:hint="eastAsia"/>
               <w:szCs w:val="24"/>
             </w:rPr>
             <w:instrText xml:space="preserve"> HYPERLINK \l _Toc83 </w:instrText>
           </w:r>
           <w:r>
             <w:rPr>
-              <w:rFonts w:hint="eastAsia" w:ascii="宋体" w:hAnsi="宋体" w:eastAsia="宋体" w:cs="宋体"/>
+              <w:rFonts w:ascii="宋体" w:eastAsia="宋体" w:hAnsi="宋体" w:cs="宋体" w:hint="eastAsia"/>
               <w:szCs w:val="24"/>
             </w:rPr>
             <w:fldChar w:fldCharType="separate"/>
@@ -3924,7 +3865,7 @@
           </w:r>
           <w:r>
             <w:rPr>
-              <w:rFonts w:hint="eastAsia" w:ascii="宋体" w:hAnsi="宋体" w:eastAsia="宋体" w:cs="宋体"/>
+              <w:rFonts w:ascii="宋体" w:eastAsia="宋体" w:hAnsi="宋体" w:cs="宋体" w:hint="eastAsia"/>
               <w:szCs w:val="24"/>
             </w:rPr>
             <w:fldChar w:fldCharType="end"/>
@@ -3932,28 +3873,28 @@
         </w:p>
         <w:p>
           <w:pPr>
-            <w:pStyle w:val="16"/>
+            <w:pStyle w:val="TOC1"/>
             <w:tabs>
               <w:tab w:val="right" w:leader="dot" w:pos="8306"/>
             </w:tabs>
           </w:pPr>
           <w:r>
             <w:rPr>
-              <w:rFonts w:hint="eastAsia" w:ascii="宋体" w:hAnsi="宋体" w:eastAsia="宋体" w:cs="宋体"/>
+              <w:rFonts w:ascii="宋体" w:eastAsia="宋体" w:hAnsi="宋体" w:cs="宋体" w:hint="eastAsia"/>
               <w:szCs w:val="24"/>
             </w:rPr>
             <w:fldChar w:fldCharType="begin"/>
           </w:r>
           <w:r>
             <w:rPr>
-              <w:rFonts w:hint="eastAsia" w:ascii="宋体" w:hAnsi="宋体" w:eastAsia="宋体" w:cs="宋体"/>
+              <w:rFonts w:ascii="宋体" w:eastAsia="宋体" w:hAnsi="宋体" w:cs="宋体" w:hint="eastAsia"/>
               <w:szCs w:val="24"/>
             </w:rPr>
             <w:instrText xml:space="preserve"> HYPERLINK \l _Toc1913 </w:instrText>
           </w:r>
           <w:r>
             <w:rPr>
-              <w:rFonts w:hint="eastAsia" w:ascii="宋体" w:hAnsi="宋体" w:eastAsia="宋体" w:cs="宋体"/>
+              <w:rFonts w:ascii="宋体" w:eastAsia="宋体" w:hAnsi="宋体" w:cs="宋体" w:hint="eastAsia"/>
               <w:szCs w:val="24"/>
             </w:rPr>
             <w:fldChar w:fldCharType="separate"/>
@@ -3987,7 +3928,7 @@
           </w:r>
           <w:r>
             <w:rPr>
-              <w:rFonts w:hint="eastAsia" w:ascii="宋体" w:hAnsi="宋体" w:eastAsia="宋体" w:cs="宋体"/>
+              <w:rFonts w:ascii="宋体" w:eastAsia="宋体" w:hAnsi="宋体" w:cs="宋体" w:hint="eastAsia"/>
               <w:szCs w:val="24"/>
             </w:rPr>
             <w:fldChar w:fldCharType="end"/>
@@ -4010,7 +3951,7 @@
             <w:snapToGrid w:val="0"/>
             <w:textAlignment w:val="baseline"/>
             <w:rPr>
-              <w:rFonts w:hint="eastAsia" w:ascii="宋体" w:hAnsi="宋体" w:eastAsia="宋体" w:cs="宋体"/>
+              <w:rFonts w:ascii="宋体" w:eastAsia="宋体" w:hAnsi="宋体" w:cs="宋体" w:hint="eastAsia"/>
               <w:snapToGrid w:val="0"/>
               <w:color w:val="000000"/>
               <w:kern w:val="0"/>
@@ -4021,7 +3962,7 @@
           </w:pPr>
           <w:r>
             <w:rPr>
-              <w:rFonts w:hint="eastAsia" w:ascii="宋体" w:hAnsi="宋体" w:eastAsia="宋体" w:cs="宋体"/>
+              <w:rFonts w:ascii="宋体" w:eastAsia="宋体" w:hAnsi="宋体" w:cs="宋体" w:hint="eastAsia"/>
               <w:szCs w:val="24"/>
             </w:rPr>
             <w:fldChar w:fldCharType="end"/>
@@ -4046,7 +3987,7 @@
         <w:snapToGrid w:val="0"/>
         <w:textAlignment w:val="baseline"/>
         <w:rPr>
-          <w:rFonts w:ascii="Arial" w:hAnsi="Arial" w:eastAsia="Arial" w:cs="Arial"/>
+          <w:rFonts w:ascii="Arial" w:eastAsia="Arial" w:hAnsi="Arial" w:cs="Arial"/>
           <w:snapToGrid w:val="0"/>
           <w:color w:val="000000"/>
           <w:kern w:val="0"/>
@@ -4057,7 +3998,7 @@
       </w:pPr>
       <w:r>
         <w:rPr>
-          <w:rFonts w:ascii="Arial" w:hAnsi="Arial" w:eastAsia="Arial" w:cs="Arial"/>
+          <w:rFonts w:ascii="Arial" w:eastAsia="Arial" w:hAnsi="Arial" w:cs="Arial"/>
           <w:snapToGrid w:val="0"/>
           <w:color w:val="000000"/>
           <w:kern w:val="0"/>
@@ -4070,7 +4011,7 @@
     </w:p>
     <w:p>
       <w:pPr>
-        <w:pStyle w:val="30"/>
+        <w:pStyle w:val="1"/>
         <w:keepNext w:val="0"/>
         <w:keepLines w:val="0"/>
         <w:pageBreakBefore w:val="0"/>
@@ -4086,17 +4027,17 @@
         <w:snapToGrid w:val="0"/>
         <w:textAlignment w:val="baseline"/>
       </w:pPr>
-      <w:bookmarkStart w:id="2" w:name="heading_3"/>
-      <w:bookmarkStart w:id="3" w:name="_Toc28905"/>
+      <w:bookmarkStart w:id="3" w:name="heading_3"/>
+      <w:bookmarkStart w:id="4" w:name="_Toc28905"/>
       <w:r>
         <w:t>目的</w:t>
       </w:r>
-      <w:bookmarkEnd w:id="2"/>
       <w:bookmarkEnd w:id="3"/>
+      <w:bookmarkEnd w:id="4"/>
     </w:p>
     <w:p>
       <w:pPr>
-        <w:pStyle w:val="31"/>
+        <w:pStyle w:val="a2"/>
         <w:keepNext w:val="0"/>
         <w:keepLines w:val="0"/>
         <w:pageBreakBefore w:val="0"/>
@@ -4118,7 +4059,7 @@
     </w:p>
     <w:p>
       <w:pPr>
-        <w:pStyle w:val="30"/>
+        <w:pStyle w:val="1"/>
         <w:keepNext w:val="0"/>
         <w:keepLines w:val="0"/>
         <w:pageBreakBefore w:val="0"/>
@@ -4134,17 +4075,17 @@
         <w:snapToGrid w:val="0"/>
         <w:textAlignment w:val="baseline"/>
       </w:pPr>
-      <w:bookmarkStart w:id="4" w:name="heading_4"/>
-      <w:bookmarkStart w:id="5" w:name="_Toc7144"/>
+      <w:bookmarkStart w:id="5" w:name="heading_4"/>
+      <w:bookmarkStart w:id="6" w:name="_Toc7144"/>
       <w:r>
         <w:t>适用范围</w:t>
       </w:r>
-      <w:bookmarkEnd w:id="4"/>
       <w:bookmarkEnd w:id="5"/>
+      <w:bookmarkEnd w:id="6"/>
     </w:p>
     <w:p>
       <w:pPr>
-        <w:pStyle w:val="31"/>
+        <w:pStyle w:val="a2"/>
         <w:keepNext w:val="0"/>
         <w:keepLines w:val="0"/>
         <w:pageBreakBefore w:val="0"/>
@@ -4166,7 +4107,7 @@
     </w:p>
     <w:p>
       <w:pPr>
-        <w:pStyle w:val="32"/>
+        <w:pStyle w:val="2"/>
         <w:keepNext w:val="0"/>
         <w:keepLines w:val="0"/>
         <w:pageBreakBefore w:val="0"/>
@@ -4182,17 +4123,17 @@
         <w:snapToGrid w:val="0"/>
         <w:textAlignment w:val="baseline"/>
       </w:pPr>
-      <w:bookmarkStart w:id="6" w:name="_Toc1814"/>
-      <w:bookmarkStart w:id="7" w:name="heading_5"/>
+      <w:bookmarkStart w:id="7" w:name="_Toc1814"/>
+      <w:bookmarkStart w:id="8" w:name="heading_5"/>
       <w:r>
         <w:t>管理原则</w:t>
       </w:r>
-      <w:bookmarkEnd w:id="6"/>
       <w:bookmarkEnd w:id="7"/>
+      <w:bookmarkEnd w:id="8"/>
     </w:p>
     <w:p>
       <w:pPr>
-        <w:pStyle w:val="31"/>
+        <w:pStyle w:val="a2"/>
         <w:keepNext w:val="0"/>
         <w:keepLines w:val="0"/>
         <w:pageBreakBefore w:val="0"/>
@@ -4214,7 +4155,7 @@
     </w:p>
     <w:p>
       <w:pPr>
-        <w:pStyle w:val="42"/>
+        <w:pStyle w:val="a4"/>
         <w:keepNext w:val="0"/>
         <w:keepLines w:val="0"/>
         <w:pageBreakBefore w:val="0"/>
@@ -4240,7 +4181,7 @@
     </w:p>
     <w:p>
       <w:pPr>
-        <w:pStyle w:val="42"/>
+        <w:pStyle w:val="a4"/>
         <w:keepNext w:val="0"/>
         <w:keepLines w:val="0"/>
         <w:pageBreakBefore w:val="0"/>
@@ -4266,7 +4207,7 @@
     </w:p>
     <w:p>
       <w:pPr>
-        <w:pStyle w:val="42"/>
+        <w:pStyle w:val="a4"/>
         <w:keepNext w:val="0"/>
         <w:keepLines w:val="0"/>
         <w:pageBreakBefore w:val="0"/>
@@ -4292,7 +4233,7 @@
     </w:p>
     <w:p>
       <w:pPr>
-        <w:pStyle w:val="42"/>
+        <w:pStyle w:val="a4"/>
         <w:keepNext w:val="0"/>
         <w:keepLines w:val="0"/>
         <w:pageBreakBefore w:val="0"/>
@@ -4318,7 +4259,7 @@
     </w:p>
     <w:p>
       <w:pPr>
-        <w:pStyle w:val="30"/>
+        <w:pStyle w:val="1"/>
         <w:keepNext w:val="0"/>
         <w:keepLines w:val="0"/>
         <w:pageBreakBefore w:val="0"/>
@@ -4334,17 +4275,17 @@
         <w:snapToGrid w:val="0"/>
         <w:textAlignment w:val="baseline"/>
       </w:pPr>
-      <w:bookmarkStart w:id="8" w:name="_Toc3193"/>
-      <w:bookmarkStart w:id="9" w:name="heading_7"/>
+      <w:bookmarkStart w:id="9" w:name="_Toc3193"/>
+      <w:bookmarkStart w:id="10" w:name="heading_7"/>
       <w:r>
         <w:t>职责</w:t>
       </w:r>
-      <w:bookmarkEnd w:id="8"/>
       <w:bookmarkEnd w:id="9"/>
+      <w:bookmarkEnd w:id="10"/>
     </w:p>
     <w:p>
       <w:pPr>
-        <w:pStyle w:val="32"/>
+        <w:pStyle w:val="2"/>
         <w:keepNext w:val="0"/>
         <w:keepLines w:val="0"/>
         <w:pageBreakBefore w:val="0"/>
@@ -4360,17 +4301,17 @@
         <w:snapToGrid w:val="0"/>
         <w:textAlignment w:val="baseline"/>
       </w:pPr>
-      <w:bookmarkStart w:id="10" w:name="heading_8"/>
-      <w:bookmarkStart w:id="11" w:name="_Toc17725"/>
+      <w:bookmarkStart w:id="11" w:name="heading_8"/>
+      <w:bookmarkStart w:id="12" w:name="_Toc17725"/>
       <w:r>
         <w:t>运维部职责</w:t>
       </w:r>
-      <w:bookmarkEnd w:id="10"/>
       <w:bookmarkEnd w:id="11"/>
+      <w:bookmarkEnd w:id="12"/>
     </w:p>
     <w:p>
       <w:pPr>
-        <w:pStyle w:val="31"/>
+        <w:pStyle w:val="a2"/>
         <w:keepNext w:val="0"/>
         <w:keepLines w:val="0"/>
         <w:pageBreakBefore w:val="0"/>
@@ -4392,7 +4333,7 @@
     </w:p>
     <w:p>
       <w:pPr>
-        <w:pStyle w:val="42"/>
+        <w:pStyle w:val="a4"/>
         <w:keepNext w:val="0"/>
         <w:keepLines w:val="0"/>
         <w:pageBreakBefore w:val="0"/>
@@ -4410,7 +4351,7 @@
         <w:bidi w:val="0"/>
         <w:adjustRightInd w:val="0"/>
         <w:snapToGrid w:val="0"/>
-        <w:ind w:left="425" w:leftChars="0" w:hanging="425" w:firstLineChars="0"/>
+        <w:ind w:left="425" w:hanging="425" w:leftChars="0" w:firstLineChars="0"/>
         <w:textAlignment w:val="baseline"/>
       </w:pPr>
       <w:r>
@@ -4419,7 +4360,7 @@
     </w:p>
     <w:p>
       <w:pPr>
-        <w:pStyle w:val="42"/>
+        <w:pStyle w:val="a4"/>
         <w:keepNext w:val="0"/>
         <w:keepLines w:val="0"/>
         <w:pageBreakBefore w:val="0"/>
@@ -4437,7 +4378,7 @@
         <w:bidi w:val="0"/>
         <w:adjustRightInd w:val="0"/>
         <w:snapToGrid w:val="0"/>
-        <w:ind w:left="425" w:leftChars="0" w:hanging="425" w:firstLineChars="0"/>
+        <w:ind w:left="425" w:hanging="425" w:leftChars="0" w:firstLineChars="0"/>
         <w:textAlignment w:val="baseline"/>
       </w:pPr>
       <w:r>
@@ -4446,7 +4387,7 @@
     </w:p>
     <w:p>
       <w:pPr>
-        <w:pStyle w:val="42"/>
+        <w:pStyle w:val="a4"/>
         <w:keepNext w:val="0"/>
         <w:keepLines w:val="0"/>
         <w:pageBreakBefore w:val="0"/>
@@ -4464,7 +4405,7 @@
         <w:bidi w:val="0"/>
         <w:adjustRightInd w:val="0"/>
         <w:snapToGrid w:val="0"/>
-        <w:ind w:left="425" w:leftChars="0" w:hanging="425" w:firstLineChars="0"/>
+        <w:ind w:left="425" w:hanging="425" w:leftChars="0" w:firstLineChars="0"/>
         <w:textAlignment w:val="baseline"/>
       </w:pPr>
       <w:r>
@@ -4473,7 +4414,7 @@
     </w:p>
     <w:p>
       <w:pPr>
-        <w:pStyle w:val="42"/>
+        <w:pStyle w:val="a4"/>
         <w:keepNext w:val="0"/>
         <w:keepLines w:val="0"/>
         <w:pageBreakBefore w:val="0"/>
@@ -4491,7 +4432,7 @@
         <w:bidi w:val="0"/>
         <w:adjustRightInd w:val="0"/>
         <w:snapToGrid w:val="0"/>
-        <w:ind w:left="425" w:leftChars="0" w:hanging="425" w:firstLineChars="0"/>
+        <w:ind w:left="425" w:hanging="425" w:leftChars="0" w:firstLineChars="0"/>
         <w:textAlignment w:val="baseline"/>
       </w:pPr>
       <w:r>
@@ -4500,7 +4441,7 @@
     </w:p>
     <w:p>
       <w:pPr>
-        <w:pStyle w:val="42"/>
+        <w:pStyle w:val="a4"/>
         <w:keepNext w:val="0"/>
         <w:keepLines w:val="0"/>
         <w:pageBreakBefore w:val="0"/>
@@ -4518,7 +4459,7 @@
         <w:bidi w:val="0"/>
         <w:adjustRightInd w:val="0"/>
         <w:snapToGrid w:val="0"/>
-        <w:ind w:left="425" w:leftChars="0" w:hanging="425" w:firstLineChars="0"/>
+        <w:ind w:left="425" w:hanging="425" w:leftChars="0" w:firstLineChars="0"/>
         <w:textAlignment w:val="baseline"/>
       </w:pPr>
       <w:r>
@@ -4527,7 +4468,7 @@
     </w:p>
     <w:p>
       <w:pPr>
-        <w:pStyle w:val="42"/>
+        <w:pStyle w:val="a4"/>
         <w:keepNext w:val="0"/>
         <w:keepLines w:val="0"/>
         <w:pageBreakBefore w:val="0"/>
@@ -4545,7 +4486,7 @@
         <w:bidi w:val="0"/>
         <w:adjustRightInd w:val="0"/>
         <w:snapToGrid w:val="0"/>
-        <w:ind w:left="425" w:leftChars="0" w:hanging="425" w:firstLineChars="0"/>
+        <w:ind w:left="425" w:hanging="425" w:leftChars="0" w:firstLineChars="0"/>
         <w:textAlignment w:val="baseline"/>
       </w:pPr>
       <w:r>
@@ -4554,7 +4495,7 @@
     </w:p>
     <w:p>
       <w:pPr>
-        <w:pStyle w:val="42"/>
+        <w:pStyle w:val="a4"/>
         <w:keepNext w:val="0"/>
         <w:keepLines w:val="0"/>
         <w:pageBreakBefore w:val="0"/>
@@ -4572,7 +4513,7 @@
         <w:bidi w:val="0"/>
         <w:adjustRightInd w:val="0"/>
         <w:snapToGrid w:val="0"/>
-        <w:ind w:left="425" w:leftChars="0" w:hanging="425" w:firstLineChars="0"/>
+        <w:ind w:left="425" w:hanging="425" w:leftChars="0" w:firstLineChars="0"/>
         <w:textAlignment w:val="baseline"/>
       </w:pPr>
       <w:r>
@@ -4581,7 +4522,7 @@
     </w:p>
     <w:p>
       <w:pPr>
-        <w:pStyle w:val="42"/>
+        <w:pStyle w:val="a4"/>
         <w:keepNext w:val="0"/>
         <w:keepLines w:val="0"/>
         <w:pageBreakBefore w:val="0"/>
@@ -4599,7 +4540,7 @@
         <w:bidi w:val="0"/>
         <w:adjustRightInd w:val="0"/>
         <w:snapToGrid w:val="0"/>
-        <w:ind w:left="425" w:leftChars="0" w:hanging="425" w:firstLineChars="0"/>
+        <w:ind w:left="425" w:hanging="425" w:leftChars="0" w:firstLineChars="0"/>
         <w:textAlignment w:val="baseline"/>
       </w:pPr>
       <w:r>
@@ -4608,7 +4549,7 @@
     </w:p>
     <w:p>
       <w:pPr>
-        <w:pStyle w:val="42"/>
+        <w:pStyle w:val="a4"/>
         <w:keepNext w:val="0"/>
         <w:keepLines w:val="0"/>
         <w:pageBreakBefore w:val="0"/>
@@ -4626,7 +4567,7 @@
         <w:bidi w:val="0"/>
         <w:adjustRightInd w:val="0"/>
         <w:snapToGrid w:val="0"/>
-        <w:ind w:left="425" w:leftChars="0" w:hanging="425" w:firstLineChars="0"/>
+        <w:ind w:left="425" w:hanging="425" w:leftChars="0" w:firstLineChars="0"/>
         <w:textAlignment w:val="baseline"/>
       </w:pPr>
       <w:r>
@@ -4635,7 +4576,7 @@
     </w:p>
     <w:p>
       <w:pPr>
-        <w:pStyle w:val="32"/>
+        <w:pStyle w:val="2"/>
         <w:keepNext w:val="0"/>
         <w:keepLines w:val="0"/>
         <w:pageBreakBefore w:val="0"/>
@@ -4651,17 +4592,17 @@
         <w:snapToGrid w:val="0"/>
         <w:textAlignment w:val="baseline"/>
       </w:pPr>
-      <w:bookmarkStart w:id="12" w:name="_Toc10010"/>
-      <w:bookmarkStart w:id="13" w:name="heading_9"/>
+      <w:bookmarkStart w:id="13" w:name="_Toc10010"/>
+      <w:bookmarkStart w:id="14" w:name="heading_9"/>
       <w:r>
         <w:t>项目组职责</w:t>
       </w:r>
-      <w:bookmarkEnd w:id="12"/>
       <w:bookmarkEnd w:id="13"/>
+      <w:bookmarkEnd w:id="14"/>
     </w:p>
     <w:p>
       <w:pPr>
-        <w:pStyle w:val="42"/>
+        <w:pStyle w:val="a4"/>
         <w:keepNext w:val="0"/>
         <w:keepLines w:val="0"/>
         <w:pageBreakBefore w:val="0"/>
@@ -4679,7 +4620,7 @@
         <w:bidi w:val="0"/>
         <w:adjustRightInd w:val="0"/>
         <w:snapToGrid w:val="0"/>
-        <w:ind w:left="425" w:leftChars="0" w:hanging="425" w:firstLineChars="0"/>
+        <w:ind w:left="425" w:hanging="425" w:leftChars="0" w:firstLineChars="0"/>
         <w:textAlignment w:val="baseline"/>
       </w:pPr>
       <w:r>
@@ -4688,7 +4629,7 @@
     </w:p>
     <w:p>
       <w:pPr>
-        <w:pStyle w:val="42"/>
+        <w:pStyle w:val="a4"/>
         <w:keepNext w:val="0"/>
         <w:keepLines w:val="0"/>
         <w:pageBreakBefore w:val="0"/>
@@ -4706,7 +4647,7 @@
         <w:bidi w:val="0"/>
         <w:adjustRightInd w:val="0"/>
         <w:snapToGrid w:val="0"/>
-        <w:ind w:left="425" w:leftChars="0" w:hanging="425" w:firstLineChars="0"/>
+        <w:ind w:left="425" w:hanging="425" w:leftChars="0" w:firstLineChars="0"/>
         <w:textAlignment w:val="baseline"/>
       </w:pPr>
       <w:r>
@@ -4715,7 +4656,7 @@
     </w:p>
     <w:p>
       <w:pPr>
-        <w:pStyle w:val="42"/>
+        <w:pStyle w:val="a4"/>
         <w:keepNext w:val="0"/>
         <w:keepLines w:val="0"/>
         <w:pageBreakBefore w:val="0"/>
@@ -4733,7 +4674,7 @@
         <w:bidi w:val="0"/>
         <w:adjustRightInd w:val="0"/>
         <w:snapToGrid w:val="0"/>
-        <w:ind w:left="425" w:leftChars="0" w:hanging="425" w:firstLineChars="0"/>
+        <w:ind w:left="425" w:hanging="425" w:leftChars="0" w:firstLineChars="0"/>
         <w:textAlignment w:val="baseline"/>
       </w:pPr>
       <w:r>
@@ -4742,7 +4683,7 @@
     </w:p>
     <w:p>
       <w:pPr>
-        <w:pStyle w:val="42"/>
+        <w:pStyle w:val="a4"/>
         <w:keepNext w:val="0"/>
         <w:keepLines w:val="0"/>
         <w:pageBreakBefore w:val="0"/>
@@ -4760,7 +4701,7 @@
         <w:bidi w:val="0"/>
         <w:adjustRightInd w:val="0"/>
         <w:snapToGrid w:val="0"/>
-        <w:ind w:left="425" w:leftChars="0" w:hanging="425" w:firstLineChars="0"/>
+        <w:ind w:left="425" w:hanging="425" w:leftChars="0" w:firstLineChars="0"/>
         <w:textAlignment w:val="baseline"/>
       </w:pPr>
       <w:r>
@@ -4769,7 +4710,7 @@
     </w:p>
     <w:p>
       <w:pPr>
-        <w:pStyle w:val="42"/>
+        <w:pStyle w:val="a4"/>
         <w:keepNext w:val="0"/>
         <w:keepLines w:val="0"/>
         <w:pageBreakBefore w:val="0"/>
@@ -4787,7 +4728,7 @@
         <w:bidi w:val="0"/>
         <w:adjustRightInd w:val="0"/>
         <w:snapToGrid w:val="0"/>
-        <w:ind w:left="425" w:leftChars="0" w:hanging="425" w:firstLineChars="0"/>
+        <w:ind w:left="425" w:hanging="425" w:leftChars="0" w:firstLineChars="0"/>
         <w:textAlignment w:val="baseline"/>
       </w:pPr>
       <w:r>
@@ -4796,7 +4737,7 @@
     </w:p>
     <w:p>
       <w:pPr>
-        <w:pStyle w:val="42"/>
+        <w:pStyle w:val="a4"/>
         <w:keepNext w:val="0"/>
         <w:keepLines w:val="0"/>
         <w:pageBreakBefore w:val="0"/>
@@ -4814,7 +4755,7 @@
         <w:bidi w:val="0"/>
         <w:adjustRightInd w:val="0"/>
         <w:snapToGrid w:val="0"/>
-        <w:ind w:left="425" w:leftChars="0" w:hanging="425" w:firstLineChars="0"/>
+        <w:ind w:left="425" w:hanging="425" w:leftChars="0" w:firstLineChars="0"/>
         <w:textAlignment w:val="baseline"/>
       </w:pPr>
       <w:r>
@@ -4823,7 +4764,7 @@
     </w:p>
     <w:p>
       <w:pPr>
-        <w:pStyle w:val="42"/>
+        <w:pStyle w:val="a4"/>
         <w:keepNext w:val="0"/>
         <w:keepLines w:val="0"/>
         <w:pageBreakBefore w:val="0"/>
@@ -4841,7 +4782,7 @@
         <w:bidi w:val="0"/>
         <w:adjustRightInd w:val="0"/>
         <w:snapToGrid w:val="0"/>
-        <w:ind w:left="425" w:leftChars="0" w:hanging="425" w:firstLineChars="0"/>
+        <w:ind w:left="425" w:hanging="425" w:leftChars="0" w:firstLineChars="0"/>
         <w:textAlignment w:val="baseline"/>
       </w:pPr>
       <w:r>
@@ -4850,7 +4791,7 @@
     </w:p>
     <w:p>
       <w:pPr>
-        <w:pStyle w:val="42"/>
+        <w:pStyle w:val="a4"/>
         <w:keepNext w:val="0"/>
         <w:keepLines w:val="0"/>
         <w:pageBreakBefore w:val="0"/>
@@ -4868,7 +4809,7 @@
         <w:bidi w:val="0"/>
         <w:adjustRightInd w:val="0"/>
         <w:snapToGrid w:val="0"/>
-        <w:ind w:left="425" w:leftChars="0" w:hanging="425" w:firstLineChars="0"/>
+        <w:ind w:left="425" w:hanging="425" w:leftChars="0" w:firstLineChars="0"/>
         <w:textAlignment w:val="baseline"/>
       </w:pPr>
       <w:r>
@@ -4877,7 +4818,7 @@
     </w:p>
     <w:p>
       <w:pPr>
-        <w:pStyle w:val="42"/>
+        <w:pStyle w:val="a4"/>
         <w:keepNext w:val="0"/>
         <w:keepLines w:val="0"/>
         <w:pageBreakBefore w:val="0"/>
@@ -4895,7 +4836,7 @@
         <w:bidi w:val="0"/>
         <w:adjustRightInd w:val="0"/>
         <w:snapToGrid w:val="0"/>
-        <w:ind w:left="425" w:leftChars="0" w:hanging="425" w:firstLineChars="0"/>
+        <w:ind w:left="425" w:hanging="425" w:leftChars="0" w:firstLineChars="0"/>
         <w:textAlignment w:val="baseline"/>
       </w:pPr>
       <w:r>
@@ -4904,7 +4845,7 @@
     </w:p>
     <w:p>
       <w:pPr>
-        <w:pStyle w:val="30"/>
+        <w:pStyle w:val="1"/>
         <w:keepNext w:val="0"/>
         <w:keepLines w:val="0"/>
         <w:pageBreakBefore w:val="0"/>
@@ -4920,17 +4861,17 @@
         <w:snapToGrid w:val="0"/>
         <w:textAlignment w:val="baseline"/>
       </w:pPr>
-      <w:bookmarkStart w:id="14" w:name="heading_10"/>
-      <w:bookmarkStart w:id="15" w:name="_Toc26680"/>
+      <w:bookmarkStart w:id="15" w:name="heading_10"/>
+      <w:bookmarkStart w:id="16" w:name="_Toc26680"/>
       <w:r>
         <w:t>备件库房管理要求</w:t>
       </w:r>
-      <w:bookmarkEnd w:id="14"/>
       <w:bookmarkEnd w:id="15"/>
+      <w:bookmarkEnd w:id="16"/>
     </w:p>
     <w:p>
       <w:pPr>
-        <w:pStyle w:val="42"/>
+        <w:pStyle w:val="a4"/>
         <w:keepNext w:val="0"/>
         <w:keepLines w:val="0"/>
         <w:pageBreakBefore w:val="0"/>
@@ -4948,7 +4889,7 @@
         <w:bidi w:val="0"/>
         <w:adjustRightInd w:val="0"/>
         <w:snapToGrid w:val="0"/>
-        <w:ind w:left="425" w:leftChars="0" w:hanging="425" w:firstLineChars="0"/>
+        <w:ind w:left="425" w:hanging="425" w:leftChars="0" w:firstLineChars="0"/>
         <w:textAlignment w:val="baseline"/>
       </w:pPr>
       <w:r>
@@ -4957,7 +4898,7 @@
     </w:p>
     <w:p>
       <w:pPr>
-        <w:pStyle w:val="42"/>
+        <w:pStyle w:val="a4"/>
         <w:keepNext w:val="0"/>
         <w:keepLines w:val="0"/>
         <w:pageBreakBefore w:val="0"/>
@@ -4975,7 +4916,7 @@
         <w:bidi w:val="0"/>
         <w:adjustRightInd w:val="0"/>
         <w:snapToGrid w:val="0"/>
-        <w:ind w:left="425" w:leftChars="0" w:hanging="425" w:firstLineChars="0"/>
+        <w:ind w:left="425" w:hanging="425" w:leftChars="0" w:firstLineChars="0"/>
         <w:textAlignment w:val="baseline"/>
       </w:pPr>
       <w:r>
@@ -4984,7 +4925,7 @@
     </w:p>
     <w:p>
       <w:pPr>
-        <w:pStyle w:val="42"/>
+        <w:pStyle w:val="a4"/>
         <w:keepNext w:val="0"/>
         <w:keepLines w:val="0"/>
         <w:pageBreakBefore w:val="0"/>
@@ -5002,7 +4943,7 @@
         <w:bidi w:val="0"/>
         <w:adjustRightInd w:val="0"/>
         <w:snapToGrid w:val="0"/>
-        <w:ind w:left="425" w:leftChars="0" w:hanging="425" w:firstLineChars="0"/>
+        <w:ind w:left="425" w:hanging="425" w:leftChars="0" w:firstLineChars="0"/>
         <w:textAlignment w:val="baseline"/>
       </w:pPr>
       <w:r>
@@ -5011,7 +4952,7 @@
     </w:p>
     <w:p>
       <w:pPr>
-        <w:pStyle w:val="42"/>
+        <w:pStyle w:val="a4"/>
         <w:keepNext w:val="0"/>
         <w:keepLines w:val="0"/>
         <w:pageBreakBefore w:val="0"/>
@@ -5029,7 +4970,7 @@
         <w:bidi w:val="0"/>
         <w:adjustRightInd w:val="0"/>
         <w:snapToGrid w:val="0"/>
-        <w:ind w:left="425" w:leftChars="0" w:hanging="425" w:firstLineChars="0"/>
+        <w:ind w:left="425" w:hanging="425" w:leftChars="0" w:firstLineChars="0"/>
         <w:textAlignment w:val="baseline"/>
       </w:pPr>
       <w:r>
@@ -5038,7 +4979,7 @@
     </w:p>
     <w:p>
       <w:pPr>
-        <w:pStyle w:val="30"/>
+        <w:pStyle w:val="1"/>
         <w:keepNext w:val="0"/>
         <w:keepLines w:val="0"/>
         <w:pageBreakBefore w:val="0"/>
@@ -5054,17 +4995,17 @@
         <w:snapToGrid w:val="0"/>
         <w:textAlignment w:val="baseline"/>
       </w:pPr>
-      <w:bookmarkStart w:id="16" w:name="_Toc3888"/>
-      <w:bookmarkStart w:id="17" w:name="heading_11"/>
+      <w:bookmarkStart w:id="17" w:name="_Toc3888"/>
+      <w:bookmarkStart w:id="18" w:name="heading_11"/>
       <w:r>
         <w:t>备件管理流程</w:t>
       </w:r>
-      <w:bookmarkEnd w:id="16"/>
       <w:bookmarkEnd w:id="17"/>
+      <w:bookmarkEnd w:id="18"/>
     </w:p>
     <w:p>
       <w:pPr>
-        <w:pStyle w:val="32"/>
+        <w:pStyle w:val="2"/>
         <w:keepNext w:val="0"/>
         <w:keepLines w:val="0"/>
         <w:pageBreakBefore w:val="0"/>
@@ -5080,17 +5021,17 @@
         <w:snapToGrid w:val="0"/>
         <w:textAlignment w:val="baseline"/>
       </w:pPr>
-      <w:bookmarkStart w:id="18" w:name="heading_12"/>
-      <w:bookmarkStart w:id="19" w:name="_Toc16387"/>
+      <w:bookmarkStart w:id="19" w:name="heading_12"/>
+      <w:bookmarkStart w:id="20" w:name="_Toc16387"/>
       <w:r>
         <w:t>备品备件采购管理</w:t>
       </w:r>
-      <w:bookmarkEnd w:id="18"/>
       <w:bookmarkEnd w:id="19"/>
+      <w:bookmarkEnd w:id="20"/>
     </w:p>
     <w:p>
       <w:pPr>
-        <w:pStyle w:val="33"/>
+        <w:pStyle w:val="3"/>
         <w:keepNext w:val="0"/>
         <w:keepLines w:val="0"/>
         <w:pageBreakBefore w:val="0"/>
@@ -5106,17 +5047,17 @@
         <w:snapToGrid w:val="0"/>
         <w:textAlignment w:val="baseline"/>
       </w:pPr>
-      <w:bookmarkStart w:id="20" w:name="_Toc20040"/>
-      <w:bookmarkStart w:id="21" w:name="heading_13"/>
+      <w:bookmarkStart w:id="21" w:name="_Toc20040"/>
+      <w:bookmarkStart w:id="22" w:name="heading_13"/>
       <w:r>
         <w:t>年度备品备件采购</w:t>
       </w:r>
-      <w:bookmarkEnd w:id="20"/>
       <w:bookmarkEnd w:id="21"/>
+      <w:bookmarkEnd w:id="22"/>
     </w:p>
     <w:p>
       <w:pPr>
-        <w:pStyle w:val="42"/>
+        <w:pStyle w:val="a4"/>
         <w:keepNext w:val="0"/>
         <w:keepLines w:val="0"/>
         <w:pageBreakBefore w:val="0"/>
@@ -5134,7 +5075,7 @@
         <w:bidi w:val="0"/>
         <w:adjustRightInd w:val="0"/>
         <w:snapToGrid w:val="0"/>
-        <w:ind w:left="425" w:leftChars="0" w:hanging="425" w:firstLineChars="0"/>
+        <w:ind w:left="425" w:hanging="425" w:leftChars="0" w:firstLineChars="0"/>
         <w:textAlignment w:val="baseline"/>
       </w:pPr>
       <w:r>
@@ -5143,7 +5084,7 @@
     </w:p>
     <w:p>
       <w:pPr>
-        <w:pStyle w:val="42"/>
+        <w:pStyle w:val="a4"/>
         <w:keepNext w:val="0"/>
         <w:keepLines w:val="0"/>
         <w:pageBreakBefore w:val="0"/>
@@ -5161,7 +5102,7 @@
         <w:bidi w:val="0"/>
         <w:adjustRightInd w:val="0"/>
         <w:snapToGrid w:val="0"/>
-        <w:ind w:left="425" w:leftChars="0" w:hanging="425" w:firstLineChars="0"/>
+        <w:ind w:left="425" w:hanging="425" w:leftChars="0" w:firstLineChars="0"/>
         <w:textAlignment w:val="baseline"/>
       </w:pPr>
       <w:r>
@@ -5170,7 +5111,7 @@
     </w:p>
     <w:p>
       <w:pPr>
-        <w:pStyle w:val="42"/>
+        <w:pStyle w:val="a4"/>
         <w:keepNext w:val="0"/>
         <w:keepLines w:val="0"/>
         <w:pageBreakBefore w:val="0"/>
@@ -5188,7 +5129,7 @@
         <w:bidi w:val="0"/>
         <w:adjustRightInd w:val="0"/>
         <w:snapToGrid w:val="0"/>
-        <w:ind w:left="425" w:leftChars="0" w:hanging="425" w:firstLineChars="0"/>
+        <w:ind w:left="425" w:hanging="425" w:leftChars="0" w:firstLineChars="0"/>
         <w:textAlignment w:val="baseline"/>
       </w:pPr>
       <w:r>
@@ -5197,7 +5138,7 @@
     </w:p>
     <w:p>
       <w:pPr>
-        <w:pStyle w:val="42"/>
+        <w:pStyle w:val="a4"/>
         <w:keepNext w:val="0"/>
         <w:keepLines w:val="0"/>
         <w:pageBreakBefore w:val="0"/>
@@ -5215,7 +5156,7 @@
         <w:bidi w:val="0"/>
         <w:adjustRightInd w:val="0"/>
         <w:snapToGrid w:val="0"/>
-        <w:ind w:left="425" w:leftChars="0" w:hanging="425" w:firstLineChars="0"/>
+        <w:ind w:left="425" w:hanging="425" w:leftChars="0" w:firstLineChars="0"/>
         <w:textAlignment w:val="baseline"/>
       </w:pPr>
       <w:r>
@@ -5224,7 +5165,7 @@
     </w:p>
     <w:p>
       <w:pPr>
-        <w:pStyle w:val="33"/>
+        <w:pStyle w:val="3"/>
         <w:keepNext w:val="0"/>
         <w:keepLines w:val="0"/>
         <w:pageBreakBefore w:val="0"/>
@@ -5240,17 +5181,17 @@
         <w:snapToGrid w:val="0"/>
         <w:textAlignment w:val="baseline"/>
       </w:pPr>
-      <w:bookmarkStart w:id="22" w:name="heading_14"/>
-      <w:bookmarkStart w:id="23" w:name="_Toc19314"/>
+      <w:bookmarkStart w:id="23" w:name="heading_14"/>
+      <w:bookmarkStart w:id="24" w:name="_Toc19314"/>
       <w:r>
         <w:t>项目备品备件采购</w:t>
       </w:r>
-      <w:bookmarkEnd w:id="22"/>
       <w:bookmarkEnd w:id="23"/>
+      <w:bookmarkEnd w:id="24"/>
     </w:p>
     <w:p>
       <w:pPr>
-        <w:pStyle w:val="42"/>
+        <w:pStyle w:val="a4"/>
         <w:keepNext w:val="0"/>
         <w:keepLines w:val="0"/>
         <w:pageBreakBefore w:val="0"/>
@@ -5268,7 +5209,7 @@
         <w:bidi w:val="0"/>
         <w:adjustRightInd w:val="0"/>
         <w:snapToGrid w:val="0"/>
-        <w:ind w:left="425" w:leftChars="0" w:hanging="425" w:firstLineChars="0"/>
+        <w:ind w:left="425" w:hanging="425" w:leftChars="0" w:firstLineChars="0"/>
         <w:textAlignment w:val="baseline"/>
       </w:pPr>
       <w:r>
@@ -5277,7 +5218,7 @@
     </w:p>
     <w:p>
       <w:pPr>
-        <w:pStyle w:val="42"/>
+        <w:pStyle w:val="a4"/>
         <w:keepNext w:val="0"/>
         <w:keepLines w:val="0"/>
         <w:pageBreakBefore w:val="0"/>
@@ -5295,7 +5236,7 @@
         <w:bidi w:val="0"/>
         <w:adjustRightInd w:val="0"/>
         <w:snapToGrid w:val="0"/>
-        <w:ind w:left="425" w:leftChars="0" w:hanging="425" w:firstLineChars="0"/>
+        <w:ind w:left="425" w:hanging="425" w:leftChars="0" w:firstLineChars="0"/>
         <w:textAlignment w:val="baseline"/>
       </w:pPr>
       <w:r>
@@ -5304,7 +5245,7 @@
     </w:p>
     <w:p>
       <w:pPr>
-        <w:pStyle w:val="33"/>
+        <w:pStyle w:val="3"/>
         <w:keepNext w:val="0"/>
         <w:keepLines w:val="0"/>
         <w:pageBreakBefore w:val="0"/>
@@ -5320,17 +5261,17 @@
         <w:snapToGrid w:val="0"/>
         <w:textAlignment w:val="baseline"/>
       </w:pPr>
-      <w:bookmarkStart w:id="24" w:name="heading_15"/>
-      <w:bookmarkStart w:id="25" w:name="_Toc32118"/>
+      <w:bookmarkStart w:id="25" w:name="heading_15"/>
+      <w:bookmarkStart w:id="26" w:name="_Toc32118"/>
       <w:r>
         <w:t>紧急备品备件采购</w:t>
       </w:r>
-      <w:bookmarkEnd w:id="24"/>
       <w:bookmarkEnd w:id="25"/>
+      <w:bookmarkEnd w:id="26"/>
     </w:p>
     <w:p>
       <w:pPr>
-        <w:pStyle w:val="42"/>
+        <w:pStyle w:val="a4"/>
         <w:keepNext w:val="0"/>
         <w:keepLines w:val="0"/>
         <w:pageBreakBefore w:val="0"/>
@@ -5348,7 +5289,7 @@
         <w:bidi w:val="0"/>
         <w:adjustRightInd w:val="0"/>
         <w:snapToGrid w:val="0"/>
-        <w:ind w:left="425" w:leftChars="0" w:hanging="425" w:firstLineChars="0"/>
+        <w:ind w:left="425" w:hanging="425" w:leftChars="0" w:firstLineChars="0"/>
         <w:textAlignment w:val="baseline"/>
       </w:pPr>
       <w:r>
@@ -5357,7 +5298,7 @@
     </w:p>
     <w:p>
       <w:pPr>
-        <w:pStyle w:val="42"/>
+        <w:pStyle w:val="a4"/>
         <w:keepNext w:val="0"/>
         <w:keepLines w:val="0"/>
         <w:pageBreakBefore w:val="0"/>
@@ -5375,7 +5316,7 @@
         <w:bidi w:val="0"/>
         <w:adjustRightInd w:val="0"/>
         <w:snapToGrid w:val="0"/>
-        <w:ind w:left="845" w:leftChars="0" w:hanging="425" w:firstLineChars="0"/>
+        <w:ind w:left="845" w:hanging="425" w:leftChars="0" w:firstLineChars="0"/>
         <w:textAlignment w:val="baseline"/>
       </w:pPr>
       <w:r>
@@ -5384,7 +5325,7 @@
     </w:p>
     <w:p>
       <w:pPr>
-        <w:pStyle w:val="42"/>
+        <w:pStyle w:val="a4"/>
         <w:keepNext w:val="0"/>
         <w:keepLines w:val="0"/>
         <w:pageBreakBefore w:val="0"/>
@@ -5402,7 +5343,7 @@
         <w:bidi w:val="0"/>
         <w:adjustRightInd w:val="0"/>
         <w:snapToGrid w:val="0"/>
-        <w:ind w:left="845" w:leftChars="0" w:hanging="425" w:firstLineChars="0"/>
+        <w:ind w:left="845" w:hanging="425" w:leftChars="0" w:firstLineChars="0"/>
         <w:textAlignment w:val="baseline"/>
       </w:pPr>
       <w:r>
@@ -5411,7 +5352,7 @@
     </w:p>
     <w:p>
       <w:pPr>
-        <w:pStyle w:val="42"/>
+        <w:pStyle w:val="a4"/>
         <w:keepNext w:val="0"/>
         <w:keepLines w:val="0"/>
         <w:pageBreakBefore w:val="0"/>
@@ -5429,7 +5370,7 @@
         <w:bidi w:val="0"/>
         <w:adjustRightInd w:val="0"/>
         <w:snapToGrid w:val="0"/>
-        <w:ind w:left="425" w:leftChars="0" w:hanging="425" w:firstLineChars="0"/>
+        <w:ind w:left="425" w:hanging="425" w:leftChars="0" w:firstLineChars="0"/>
         <w:textAlignment w:val="baseline"/>
       </w:pPr>
       <w:r>
@@ -5438,7 +5379,7 @@
     </w:p>
     <w:p>
       <w:pPr>
-        <w:pStyle w:val="42"/>
+        <w:pStyle w:val="a4"/>
         <w:keepNext w:val="0"/>
         <w:keepLines w:val="0"/>
         <w:pageBreakBefore w:val="0"/>
@@ -5456,7 +5397,7 @@
         <w:bidi w:val="0"/>
         <w:adjustRightInd w:val="0"/>
         <w:snapToGrid w:val="0"/>
-        <w:ind w:left="845" w:leftChars="0" w:hanging="425" w:firstLineChars="0"/>
+        <w:ind w:left="845" w:hanging="425" w:leftChars="0" w:firstLineChars="0"/>
         <w:textAlignment w:val="baseline"/>
       </w:pPr>
       <w:r>
@@ -5465,7 +5406,7 @@
     </w:p>
     <w:p>
       <w:pPr>
-        <w:pStyle w:val="42"/>
+        <w:pStyle w:val="a4"/>
         <w:keepNext w:val="0"/>
         <w:keepLines w:val="0"/>
         <w:pageBreakBefore w:val="0"/>
@@ -5483,7 +5424,7 @@
         <w:bidi w:val="0"/>
         <w:adjustRightInd w:val="0"/>
         <w:snapToGrid w:val="0"/>
-        <w:ind w:left="845" w:leftChars="0" w:hanging="425" w:firstLineChars="0"/>
+        <w:ind w:left="845" w:hanging="425" w:leftChars="0" w:firstLineChars="0"/>
         <w:textAlignment w:val="baseline"/>
       </w:pPr>
       <w:r>
@@ -5492,7 +5433,7 @@
     </w:p>
     <w:p>
       <w:pPr>
-        <w:pStyle w:val="42"/>
+        <w:pStyle w:val="a4"/>
         <w:keepNext w:val="0"/>
         <w:keepLines w:val="0"/>
         <w:pageBreakBefore w:val="0"/>
@@ -5510,7 +5451,7 @@
         <w:bidi w:val="0"/>
         <w:adjustRightInd w:val="0"/>
         <w:snapToGrid w:val="0"/>
-        <w:ind w:left="845" w:leftChars="0" w:hanging="425" w:firstLineChars="0"/>
+        <w:ind w:left="845" w:hanging="425" w:leftChars="0" w:firstLineChars="0"/>
         <w:textAlignment w:val="baseline"/>
       </w:pPr>
       <w:r>
@@ -5519,7 +5460,7 @@
     </w:p>
     <w:p>
       <w:pPr>
-        <w:pStyle w:val="32"/>
+        <w:pStyle w:val="2"/>
         <w:keepNext w:val="0"/>
         <w:keepLines w:val="0"/>
         <w:pageBreakBefore w:val="0"/>
@@ -5535,17 +5476,17 @@
         <w:snapToGrid w:val="0"/>
         <w:textAlignment w:val="baseline"/>
       </w:pPr>
-      <w:bookmarkStart w:id="26" w:name="heading_16"/>
-      <w:bookmarkStart w:id="27" w:name="_Toc18064"/>
+      <w:bookmarkStart w:id="27" w:name="heading_16"/>
+      <w:bookmarkStart w:id="28" w:name="_Toc18064"/>
       <w:r>
         <w:t>5.2 备品备件库存管理</w:t>
       </w:r>
-      <w:bookmarkEnd w:id="26"/>
       <w:bookmarkEnd w:id="27"/>
+      <w:bookmarkEnd w:id="28"/>
     </w:p>
     <w:p>
       <w:pPr>
-        <w:pStyle w:val="42"/>
+        <w:pStyle w:val="a4"/>
         <w:keepNext w:val="0"/>
         <w:keepLines w:val="0"/>
         <w:pageBreakBefore w:val="0"/>
@@ -5563,7 +5504,7 @@
         <w:bidi w:val="0"/>
         <w:adjustRightInd w:val="0"/>
         <w:snapToGrid w:val="0"/>
-        <w:ind w:left="425" w:leftChars="0" w:hanging="425" w:firstLineChars="0"/>
+        <w:ind w:left="425" w:hanging="425" w:leftChars="0" w:firstLineChars="0"/>
         <w:textAlignment w:val="baseline"/>
       </w:pPr>
       <w:r>
@@ -5572,7 +5513,7 @@
     </w:p>
     <w:p>
       <w:pPr>
-        <w:pStyle w:val="42"/>
+        <w:pStyle w:val="a4"/>
         <w:keepNext w:val="0"/>
         <w:keepLines w:val="0"/>
         <w:pageBreakBefore w:val="0"/>
@@ -5590,7 +5531,7 @@
         <w:bidi w:val="0"/>
         <w:adjustRightInd w:val="0"/>
         <w:snapToGrid w:val="0"/>
-        <w:ind w:left="425" w:leftChars="0" w:hanging="425" w:firstLineChars="0"/>
+        <w:ind w:left="425" w:hanging="425" w:leftChars="0" w:firstLineChars="0"/>
         <w:textAlignment w:val="baseline"/>
       </w:pPr>
       <w:r>
@@ -5599,7 +5540,7 @@
     </w:p>
     <w:p>
       <w:pPr>
-        <w:pStyle w:val="42"/>
+        <w:pStyle w:val="a4"/>
         <w:keepNext w:val="0"/>
         <w:keepLines w:val="0"/>
         <w:pageBreakBefore w:val="0"/>
@@ -5617,7 +5558,7 @@
         <w:bidi w:val="0"/>
         <w:adjustRightInd w:val="0"/>
         <w:snapToGrid w:val="0"/>
-        <w:ind w:left="425" w:leftChars="0" w:hanging="425" w:firstLineChars="0"/>
+        <w:ind w:left="425" w:hanging="425" w:leftChars="0" w:firstLineChars="0"/>
         <w:textAlignment w:val="baseline"/>
       </w:pPr>
       <w:r>
@@ -5626,7 +5567,7 @@
     </w:p>
     <w:p>
       <w:pPr>
-        <w:pStyle w:val="42"/>
+        <w:pStyle w:val="a4"/>
         <w:keepNext w:val="0"/>
         <w:keepLines w:val="0"/>
         <w:pageBreakBefore w:val="0"/>
@@ -5644,7 +5585,7 @@
         <w:bidi w:val="0"/>
         <w:adjustRightInd w:val="0"/>
         <w:snapToGrid w:val="0"/>
-        <w:ind w:left="425" w:leftChars="0" w:hanging="425" w:firstLineChars="0"/>
+        <w:ind w:left="425" w:hanging="425" w:leftChars="0" w:firstLineChars="0"/>
         <w:textAlignment w:val="baseline"/>
       </w:pPr>
       <w:r>
@@ -5653,7 +5594,7 @@
     </w:p>
     <w:p>
       <w:pPr>
-        <w:pStyle w:val="42"/>
+        <w:pStyle w:val="a4"/>
         <w:keepNext w:val="0"/>
         <w:keepLines w:val="0"/>
         <w:pageBreakBefore w:val="0"/>
@@ -5671,7 +5612,7 @@
         <w:bidi w:val="0"/>
         <w:adjustRightInd w:val="0"/>
         <w:snapToGrid w:val="0"/>
-        <w:ind w:left="425" w:leftChars="0" w:hanging="425" w:firstLineChars="0"/>
+        <w:ind w:left="425" w:hanging="425" w:leftChars="0" w:firstLineChars="0"/>
         <w:textAlignment w:val="baseline"/>
       </w:pPr>
       <w:r>
@@ -5680,7 +5621,7 @@
     </w:p>
     <w:p>
       <w:pPr>
-        <w:pStyle w:val="32"/>
+        <w:pStyle w:val="2"/>
         <w:keepNext w:val="0"/>
         <w:keepLines w:val="0"/>
         <w:pageBreakBefore w:val="0"/>
@@ -5696,17 +5637,17 @@
         <w:snapToGrid w:val="0"/>
         <w:textAlignment w:val="baseline"/>
       </w:pPr>
-      <w:bookmarkStart w:id="28" w:name="heading_17"/>
-      <w:bookmarkStart w:id="29" w:name="_Toc31423"/>
+      <w:bookmarkStart w:id="29" w:name="heading_17"/>
+      <w:bookmarkStart w:id="30" w:name="_Toc31423"/>
       <w:r>
         <w:t>备品备件领用管理</w:t>
       </w:r>
-      <w:bookmarkEnd w:id="28"/>
       <w:bookmarkEnd w:id="29"/>
+      <w:bookmarkEnd w:id="30"/>
     </w:p>
     <w:p>
       <w:pPr>
-        <w:pStyle w:val="31"/>
+        <w:pStyle w:val="a2"/>
         <w:keepNext w:val="0"/>
         <w:keepLines w:val="0"/>
         <w:pageBreakBefore w:val="0"/>
@@ -5728,7 +5669,7 @@
     </w:p>
     <w:p>
       <w:pPr>
-        <w:pStyle w:val="42"/>
+        <w:pStyle w:val="a4"/>
         <w:keepNext w:val="0"/>
         <w:keepLines w:val="0"/>
         <w:pageBreakBefore w:val="0"/>
@@ -5746,7 +5687,7 @@
         <w:bidi w:val="0"/>
         <w:adjustRightInd w:val="0"/>
         <w:snapToGrid w:val="0"/>
-        <w:ind w:left="425" w:leftChars="0" w:hanging="425" w:firstLineChars="0"/>
+        <w:ind w:left="425" w:hanging="425" w:leftChars="0" w:firstLineChars="0"/>
         <w:textAlignment w:val="baseline"/>
       </w:pPr>
       <w:r>
@@ -5755,7 +5696,7 @@
     </w:p>
     <w:p>
       <w:pPr>
-        <w:pStyle w:val="42"/>
+        <w:pStyle w:val="a4"/>
         <w:keepNext w:val="0"/>
         <w:keepLines w:val="0"/>
         <w:pageBreakBefore w:val="0"/>
@@ -5773,7 +5714,7 @@
         <w:bidi w:val="0"/>
         <w:adjustRightInd w:val="0"/>
         <w:snapToGrid w:val="0"/>
-        <w:ind w:left="425" w:leftChars="0" w:hanging="425" w:firstLineChars="0"/>
+        <w:ind w:left="425" w:hanging="425" w:leftChars="0" w:firstLineChars="0"/>
         <w:textAlignment w:val="baseline"/>
       </w:pPr>
       <w:r>
@@ -5782,7 +5723,7 @@
     </w:p>
     <w:p>
       <w:pPr>
-        <w:pStyle w:val="42"/>
+        <w:pStyle w:val="a4"/>
         <w:keepNext w:val="0"/>
         <w:keepLines w:val="0"/>
         <w:pageBreakBefore w:val="0"/>
@@ -5800,7 +5741,7 @@
         <w:bidi w:val="0"/>
         <w:adjustRightInd w:val="0"/>
         <w:snapToGrid w:val="0"/>
-        <w:ind w:left="425" w:leftChars="0" w:hanging="425" w:firstLineChars="0"/>
+        <w:ind w:left="425" w:hanging="425" w:leftChars="0" w:firstLineChars="0"/>
         <w:textAlignment w:val="baseline"/>
       </w:pPr>
       <w:r>
@@ -5809,7 +5750,7 @@
     </w:p>
     <w:p>
       <w:pPr>
-        <w:pStyle w:val="42"/>
+        <w:pStyle w:val="a4"/>
         <w:keepNext w:val="0"/>
         <w:keepLines w:val="0"/>
         <w:pageBreakBefore w:val="0"/>
@@ -5827,7 +5768,7 @@
         <w:bidi w:val="0"/>
         <w:adjustRightInd w:val="0"/>
         <w:snapToGrid w:val="0"/>
-        <w:ind w:left="425" w:leftChars="0" w:hanging="425" w:firstLineChars="0"/>
+        <w:ind w:left="425" w:hanging="425" w:leftChars="0" w:firstLineChars="0"/>
         <w:textAlignment w:val="baseline"/>
       </w:pPr>
       <w:r>
@@ -5836,7 +5777,7 @@
     </w:p>
     <w:p>
       <w:pPr>
-        <w:pStyle w:val="32"/>
+        <w:pStyle w:val="2"/>
         <w:keepNext w:val="0"/>
         <w:keepLines w:val="0"/>
         <w:pageBreakBefore w:val="0"/>
@@ -5852,17 +5793,17 @@
         <w:snapToGrid w:val="0"/>
         <w:textAlignment w:val="baseline"/>
       </w:pPr>
-      <w:bookmarkStart w:id="30" w:name="_Toc26860"/>
-      <w:bookmarkStart w:id="31" w:name="heading_18"/>
+      <w:bookmarkStart w:id="31" w:name="_Toc26860"/>
+      <w:bookmarkStart w:id="32" w:name="heading_18"/>
       <w:r>
         <w:t>备品备件响应管理</w:t>
       </w:r>
-      <w:bookmarkEnd w:id="30"/>
       <w:bookmarkEnd w:id="31"/>
+      <w:bookmarkEnd w:id="32"/>
     </w:p>
     <w:p>
       <w:pPr>
-        <w:pStyle w:val="31"/>
+        <w:pStyle w:val="a2"/>
         <w:keepNext w:val="0"/>
         <w:keepLines w:val="0"/>
         <w:pageBreakBefore w:val="0"/>
@@ -5884,7 +5825,7 @@
     </w:p>
     <w:p>
       <w:pPr>
-        <w:pStyle w:val="33"/>
+        <w:pStyle w:val="3"/>
         <w:keepNext w:val="0"/>
         <w:keepLines w:val="0"/>
         <w:pageBreakBefore w:val="0"/>
@@ -5900,28 +5841,27 @@
         <w:snapToGrid w:val="0"/>
         <w:textAlignment w:val="baseline"/>
       </w:pPr>
-      <w:bookmarkStart w:id="32" w:name="heading_19"/>
-      <w:bookmarkStart w:id="33" w:name="_Toc4775"/>
+      <w:bookmarkStart w:id="33" w:name="heading_19"/>
+      <w:bookmarkStart w:id="34" w:name="_Toc4775"/>
       <w:r>
         <w:t>故障级别判定</w:t>
       </w:r>
-      <w:bookmarkEnd w:id="32"/>
       <w:bookmarkEnd w:id="33"/>
+      <w:bookmarkEnd w:id="34"/>
     </w:p>
     <w:tbl>
       <w:tblPr>
-        <w:tblStyle w:val="20"/>
+        <w:tblStyle w:val="TableNormal"/>
         <w:tblW w:w="8214" w:type="dxa"/>
         <w:jc w:val="center"/>
         <w:tblBorders>
-          <w:top w:val="none" w:color="DEE0E3" w:sz="0" w:space="0"/>
-          <w:left w:val="none" w:color="DEE0E3" w:sz="0" w:space="0"/>
-          <w:bottom w:val="none" w:color="DEE0E3" w:sz="0" w:space="0"/>
-          <w:right w:val="none" w:color="DEE0E3" w:sz="0" w:space="0"/>
-          <w:insideH w:val="none" w:color="DEE0E3" w:sz="0" w:space="0"/>
-          <w:insideV w:val="none" w:color="DEE0E3" w:sz="0" w:space="0"/>
+          <w:top w:val="nil"/>
+          <w:left w:val="nil"/>
+          <w:bottom w:val="nil"/>
+          <w:right w:val="nil"/>
+          <w:insideH w:val="nil"/>
+          <w:insideV w:val="nil"/>
         </w:tblBorders>
-        <w:tblLayout w:type="autofit"/>
         <w:tblCellMar>
           <w:top w:w="0" w:type="dxa"/>
           <w:left w:w="10" w:type="dxa"/>
@@ -5935,13 +5875,15 @@
       </w:tblGrid>
       <w:tr>
         <w:tblPrEx>
+          <w:tblW w:w="8214" w:type="dxa"/>
+          <w:jc w:val="center"/>
           <w:tblBorders>
-            <w:top w:val="none" w:color="DEE0E3" w:sz="0" w:space="0"/>
-            <w:left w:val="none" w:color="DEE0E3" w:sz="0" w:space="0"/>
-            <w:bottom w:val="none" w:color="DEE0E3" w:sz="0" w:space="0"/>
-            <w:right w:val="none" w:color="DEE0E3" w:sz="0" w:space="0"/>
-            <w:insideH w:val="none" w:color="DEE0E3" w:sz="0" w:space="0"/>
-            <w:insideV w:val="none" w:color="DEE0E3" w:sz="0" w:space="0"/>
+            <w:top w:val="nil"/>
+            <w:left w:val="nil"/>
+            <w:bottom w:val="nil"/>
+            <w:right w:val="nil"/>
+            <w:insideH w:val="nil"/>
+            <w:insideV w:val="nil"/>
           </w:tblBorders>
           <w:tblCellMar>
             <w:top w:w="0" w:type="dxa"/>
@@ -5951,7 +5893,7 @@
           </w:tblCellMar>
         </w:tblPrEx>
         <w:trPr>
-          <w:trHeight w:val="0" w:hRule="atLeast"/>
+          <w:trHeight w:val="0"/>
           <w:tblHeader/>
           <w:jc w:val="center"/>
         </w:trPr>
@@ -5959,12 +5901,11 @@
           <w:tcPr>
             <w:tcW w:w="1927" w:type="dxa"/>
             <w:tcBorders>
-              <w:top w:val="single" w:color="auto" w:sz="12" w:space="0"/>
-              <w:left w:val="single" w:color="auto" w:sz="12" w:space="0"/>
+              <w:top w:val="single" w:sz="12" w:space="0" w:color="auto"/>
+              <w:left w:val="single" w:sz="12" w:space="0" w:color="auto"/>
               <w:bottom w:val="nil"/>
               <w:right w:val="nil"/>
             </w:tcBorders>
-            <w:noWrap w:val="0"/>
             <w:tcMar>
               <w:top w:w="60" w:type="dxa"/>
               <w:left w:w="120" w:type="dxa"/>
@@ -5975,7 +5916,7 @@
           </w:tcPr>
           <w:p>
             <w:pPr>
-              <w:pStyle w:val="31"/>
+              <w:pStyle w:val="a2"/>
               <w:keepNext w:val="0"/>
               <w:keepLines w:val="0"/>
               <w:pageBreakBefore w:val="0"/>
@@ -5990,7 +5931,7 @@
               <w:adjustRightInd w:val="0"/>
               <w:snapToGrid w:val="0"/>
               <w:spacing w:line="240" w:lineRule="auto"/>
-              <w:ind w:left="0" w:leftChars="0" w:right="0" w:rightChars="0" w:firstLine="0" w:firstLineChars="0"/>
+              <w:ind w:left="0" w:right="0" w:firstLine="0" w:leftChars="0" w:rightChars="0" w:firstLineChars="0"/>
               <w:jc w:val="center"/>
               <w:textAlignment w:val="baseline"/>
               <w:rPr>
@@ -6009,12 +5950,11 @@
           <w:tcPr>
             <w:tcW w:w="6287" w:type="dxa"/>
             <w:tcBorders>
-              <w:top w:val="single" w:color="auto" w:sz="12" w:space="0"/>
-              <w:left w:val="single" w:color="auto" w:sz="4" w:space="0"/>
+              <w:top w:val="single" w:sz="12" w:space="0" w:color="auto"/>
+              <w:left w:val="single" w:sz="4" w:space="0" w:color="auto"/>
               <w:bottom w:val="nil"/>
-              <w:right w:val="single" w:color="auto" w:sz="12" w:space="0"/>
+              <w:right w:val="single" w:sz="12" w:space="0" w:color="auto"/>
             </w:tcBorders>
-            <w:noWrap w:val="0"/>
             <w:tcMar>
               <w:top w:w="60" w:type="dxa"/>
               <w:left w:w="120" w:type="dxa"/>
@@ -6025,7 +5965,7 @@
           </w:tcPr>
           <w:p>
             <w:pPr>
-              <w:pStyle w:val="31"/>
+              <w:pStyle w:val="a2"/>
               <w:keepNext w:val="0"/>
               <w:keepLines w:val="0"/>
               <w:pageBreakBefore w:val="0"/>
@@ -6040,7 +5980,7 @@
               <w:adjustRightInd w:val="0"/>
               <w:snapToGrid w:val="0"/>
               <w:spacing w:line="240" w:lineRule="auto"/>
-              <w:ind w:left="0" w:leftChars="0" w:right="0" w:rightChars="0" w:firstLine="0" w:firstLineChars="0"/>
+              <w:ind w:left="0" w:right="0" w:firstLine="0" w:leftChars="0" w:rightChars="0" w:firstLineChars="0"/>
               <w:jc w:val="center"/>
               <w:textAlignment w:val="baseline"/>
               <w:rPr>
@@ -6058,14 +5998,8 @@
       </w:tr>
       <w:tr>
         <w:tblPrEx>
-          <w:tblBorders>
-            <w:top w:val="none" w:color="DEE0E3" w:sz="0" w:space="0"/>
-            <w:left w:val="none" w:color="DEE0E3" w:sz="0" w:space="0"/>
-            <w:bottom w:val="none" w:color="DEE0E3" w:sz="0" w:space="0"/>
-            <w:right w:val="none" w:color="DEE0E3" w:sz="0" w:space="0"/>
-            <w:insideH w:val="none" w:color="DEE0E3" w:sz="0" w:space="0"/>
-            <w:insideV w:val="none" w:color="DEE0E3" w:sz="0" w:space="0"/>
-          </w:tblBorders>
+          <w:tblW w:w="8214" w:type="dxa"/>
+          <w:jc w:val="center"/>
           <w:tblCellMar>
             <w:top w:w="0" w:type="dxa"/>
             <w:left w:w="10" w:type="dxa"/>
@@ -6074,19 +6008,18 @@
           </w:tblCellMar>
         </w:tblPrEx>
         <w:trPr>
-          <w:trHeight w:val="0" w:hRule="atLeast"/>
+          <w:trHeight w:val="0"/>
           <w:jc w:val="center"/>
         </w:trPr>
         <w:tc>
           <w:tcPr>
             <w:tcW w:w="1927" w:type="dxa"/>
             <w:tcBorders>
-              <w:top w:val="single" w:color="auto" w:sz="4" w:space="0"/>
-              <w:left w:val="single" w:color="auto" w:sz="12" w:space="0"/>
+              <w:top w:val="single" w:sz="4" w:space="0" w:color="auto"/>
+              <w:left w:val="single" w:sz="12" w:space="0" w:color="auto"/>
               <w:bottom w:val="nil"/>
               <w:right w:val="nil"/>
             </w:tcBorders>
-            <w:noWrap w:val="0"/>
             <w:tcMar>
               <w:top w:w="60" w:type="dxa"/>
               <w:left w:w="120" w:type="dxa"/>
@@ -6111,7 +6044,7 @@
               <w:adjustRightInd w:val="0"/>
               <w:snapToGrid w:val="0"/>
               <w:spacing w:before="120" w:after="120" w:line="240" w:lineRule="auto"/>
-              <w:ind w:left="0" w:leftChars="0" w:right="0" w:rightChars="0" w:firstLine="0" w:firstLineChars="0"/>
+              <w:ind w:left="0" w:right="0" w:firstLine="0" w:leftChars="0" w:rightChars="0" w:firstLineChars="0"/>
               <w:jc w:val="center"/>
               <w:textAlignment w:val="baseline"/>
               <w:rPr>
@@ -6121,7 +6054,7 @@
             </w:pPr>
             <w:r>
               <w:rPr>
-                <w:rFonts w:ascii="Arial" w:hAnsi="Arial" w:eastAsia="宋体" w:cs="Arial"/>
+                <w:rFonts w:ascii="Arial" w:eastAsia="宋体" w:hAnsi="Arial" w:cs="Arial"/>
                 <w:b/>
                 <w:sz w:val="24"/>
               </w:rPr>
@@ -6133,12 +6066,11 @@
           <w:tcPr>
             <w:tcW w:w="6287" w:type="dxa"/>
             <w:tcBorders>
-              <w:top w:val="single" w:color="auto" w:sz="4" w:space="0"/>
-              <w:left w:val="single" w:color="auto" w:sz="4" w:space="0"/>
+              <w:top w:val="single" w:sz="4" w:space="0" w:color="auto"/>
+              <w:left w:val="single" w:sz="4" w:space="0" w:color="auto"/>
               <w:bottom w:val="nil"/>
-              <w:right w:val="single" w:color="auto" w:sz="12" w:space="0"/>
+              <w:right w:val="single" w:sz="12" w:space="0" w:color="auto"/>
             </w:tcBorders>
-            <w:noWrap w:val="0"/>
             <w:tcMar>
               <w:top w:w="60" w:type="dxa"/>
               <w:left w:w="120" w:type="dxa"/>
@@ -6149,7 +6081,7 @@
           </w:tcPr>
           <w:p>
             <w:pPr>
-              <w:pStyle w:val="31"/>
+              <w:pStyle w:val="a2"/>
               <w:keepNext w:val="0"/>
               <w:keepLines w:val="0"/>
               <w:pageBreakBefore w:val="0"/>
@@ -6164,7 +6096,7 @@
               <w:adjustRightInd w:val="0"/>
               <w:snapToGrid w:val="0"/>
               <w:spacing w:line="240" w:lineRule="auto"/>
-              <w:ind w:left="0" w:leftChars="0" w:right="0" w:rightChars="0" w:firstLine="0" w:firstLineChars="0"/>
+              <w:ind w:left="0" w:right="0" w:firstLine="0" w:leftChars="0" w:rightChars="0" w:firstLineChars="0"/>
               <w:jc w:val="center"/>
               <w:textAlignment w:val="baseline"/>
               <w:rPr>
@@ -6184,14 +6116,8 @@
       </w:tr>
       <w:tr>
         <w:tblPrEx>
-          <w:tblBorders>
-            <w:top w:val="none" w:color="DEE0E3" w:sz="0" w:space="0"/>
-            <w:left w:val="none" w:color="DEE0E3" w:sz="0" w:space="0"/>
-            <w:bottom w:val="none" w:color="DEE0E3" w:sz="0" w:space="0"/>
-            <w:right w:val="none" w:color="DEE0E3" w:sz="0" w:space="0"/>
-            <w:insideH w:val="none" w:color="DEE0E3" w:sz="0" w:space="0"/>
-            <w:insideV w:val="none" w:color="DEE0E3" w:sz="0" w:space="0"/>
-          </w:tblBorders>
+          <w:tblW w:w="8214" w:type="dxa"/>
+          <w:jc w:val="center"/>
           <w:tblCellMar>
             <w:top w:w="0" w:type="dxa"/>
             <w:left w:w="10" w:type="dxa"/>
@@ -6200,19 +6126,18 @@
           </w:tblCellMar>
         </w:tblPrEx>
         <w:trPr>
-          <w:trHeight w:val="0" w:hRule="atLeast"/>
+          <w:trHeight w:val="0"/>
           <w:jc w:val="center"/>
         </w:trPr>
         <w:tc>
           <w:tcPr>
             <w:tcW w:w="1927" w:type="dxa"/>
             <w:tcBorders>
-              <w:top w:val="single" w:color="auto" w:sz="4" w:space="0"/>
-              <w:left w:val="single" w:color="auto" w:sz="12" w:space="0"/>
+              <w:top w:val="single" w:sz="4" w:space="0" w:color="auto"/>
+              <w:left w:val="single" w:sz="12" w:space="0" w:color="auto"/>
               <w:bottom w:val="nil"/>
               <w:right w:val="nil"/>
             </w:tcBorders>
-            <w:noWrap w:val="0"/>
             <w:tcMar>
               <w:top w:w="60" w:type="dxa"/>
               <w:left w:w="120" w:type="dxa"/>
@@ -6237,7 +6162,7 @@
               <w:adjustRightInd w:val="0"/>
               <w:snapToGrid w:val="0"/>
               <w:spacing w:before="120" w:after="120" w:line="240" w:lineRule="auto"/>
-              <w:ind w:left="0" w:leftChars="0" w:right="0" w:rightChars="0" w:firstLine="0" w:firstLineChars="0"/>
+              <w:ind w:left="0" w:right="0" w:firstLine="0" w:leftChars="0" w:rightChars="0" w:firstLineChars="0"/>
               <w:jc w:val="center"/>
               <w:textAlignment w:val="baseline"/>
               <w:rPr>
@@ -6247,7 +6172,7 @@
             </w:pPr>
             <w:r>
               <w:rPr>
-                <w:rFonts w:ascii="Arial" w:hAnsi="Arial" w:eastAsia="宋体" w:cs="Arial"/>
+                <w:rFonts w:ascii="Arial" w:eastAsia="宋体" w:hAnsi="Arial" w:cs="Arial"/>
                 <w:b/>
                 <w:sz w:val="24"/>
               </w:rPr>
@@ -6259,12 +6184,11 @@
           <w:tcPr>
             <w:tcW w:w="6287" w:type="dxa"/>
             <w:tcBorders>
-              <w:top w:val="single" w:color="auto" w:sz="4" w:space="0"/>
-              <w:left w:val="single" w:color="auto" w:sz="4" w:space="0"/>
+              <w:top w:val="single" w:sz="4" w:space="0" w:color="auto"/>
+              <w:left w:val="single" w:sz="4" w:space="0" w:color="auto"/>
               <w:bottom w:val="nil"/>
-              <w:right w:val="single" w:color="auto" w:sz="12" w:space="0"/>
+              <w:right w:val="single" w:sz="12" w:space="0" w:color="auto"/>
             </w:tcBorders>
-            <w:noWrap w:val="0"/>
             <w:tcMar>
               <w:top w:w="60" w:type="dxa"/>
               <w:left w:w="120" w:type="dxa"/>
@@ -6275,7 +6199,7 @@
           </w:tcPr>
           <w:p>
             <w:pPr>
-              <w:pStyle w:val="31"/>
+              <w:pStyle w:val="a2"/>
               <w:keepNext w:val="0"/>
               <w:keepLines w:val="0"/>
               <w:pageBreakBefore w:val="0"/>
@@ -6290,7 +6214,7 @@
               <w:adjustRightInd w:val="0"/>
               <w:snapToGrid w:val="0"/>
               <w:spacing w:line="240" w:lineRule="auto"/>
-              <w:ind w:left="0" w:leftChars="0" w:right="0" w:rightChars="0" w:firstLine="0" w:firstLineChars="0"/>
+              <w:ind w:left="0" w:right="0" w:firstLine="0" w:leftChars="0" w:rightChars="0" w:firstLineChars="0"/>
               <w:jc w:val="center"/>
               <w:textAlignment w:val="baseline"/>
               <w:rPr>
@@ -6310,14 +6234,8 @@
       </w:tr>
       <w:tr>
         <w:tblPrEx>
-          <w:tblBorders>
-            <w:top w:val="none" w:color="DEE0E3" w:sz="0" w:space="0"/>
-            <w:left w:val="none" w:color="DEE0E3" w:sz="0" w:space="0"/>
-            <w:bottom w:val="none" w:color="DEE0E3" w:sz="0" w:space="0"/>
-            <w:right w:val="none" w:color="DEE0E3" w:sz="0" w:space="0"/>
-            <w:insideH w:val="none" w:color="DEE0E3" w:sz="0" w:space="0"/>
-            <w:insideV w:val="none" w:color="DEE0E3" w:sz="0" w:space="0"/>
-          </w:tblBorders>
+          <w:tblW w:w="8214" w:type="dxa"/>
+          <w:jc w:val="center"/>
           <w:tblCellMar>
             <w:top w:w="0" w:type="dxa"/>
             <w:left w:w="10" w:type="dxa"/>
@@ -6326,19 +6244,18 @@
           </w:tblCellMar>
         </w:tblPrEx>
         <w:trPr>
-          <w:trHeight w:val="0" w:hRule="atLeast"/>
+          <w:trHeight w:val="0"/>
           <w:jc w:val="center"/>
         </w:trPr>
         <w:tc>
           <w:tcPr>
             <w:tcW w:w="1927" w:type="dxa"/>
             <w:tcBorders>
-              <w:top w:val="single" w:color="auto" w:sz="4" w:space="0"/>
-              <w:left w:val="single" w:color="auto" w:sz="12" w:space="0"/>
-              <w:bottom w:val="single" w:color="auto" w:sz="12" w:space="0"/>
+              <w:top w:val="single" w:sz="4" w:space="0" w:color="auto"/>
+              <w:left w:val="single" w:sz="12" w:space="0" w:color="auto"/>
+              <w:bottom w:val="single" w:sz="12" w:space="0" w:color="auto"/>
               <w:right w:val="nil"/>
             </w:tcBorders>
-            <w:noWrap w:val="0"/>
             <w:tcMar>
               <w:top w:w="60" w:type="dxa"/>
               <w:left w:w="120" w:type="dxa"/>
@@ -6363,7 +6280,7 @@
               <w:adjustRightInd w:val="0"/>
               <w:snapToGrid w:val="0"/>
               <w:spacing w:before="120" w:after="120" w:line="240" w:lineRule="auto"/>
-              <w:ind w:left="0" w:leftChars="0" w:right="0" w:rightChars="0" w:firstLine="0" w:firstLineChars="0"/>
+              <w:ind w:left="0" w:right="0" w:firstLine="0" w:leftChars="0" w:rightChars="0" w:firstLineChars="0"/>
               <w:jc w:val="center"/>
               <w:textAlignment w:val="baseline"/>
               <w:rPr>
@@ -6373,7 +6290,7 @@
             </w:pPr>
             <w:r>
               <w:rPr>
-                <w:rFonts w:ascii="Arial" w:hAnsi="Arial" w:eastAsia="宋体" w:cs="Arial"/>
+                <w:rFonts w:ascii="Arial" w:eastAsia="宋体" w:hAnsi="Arial" w:cs="Arial"/>
                 <w:b/>
                 <w:sz w:val="24"/>
               </w:rPr>
@@ -6385,12 +6302,11 @@
           <w:tcPr>
             <w:tcW w:w="6287" w:type="dxa"/>
             <w:tcBorders>
-              <w:top w:val="single" w:color="auto" w:sz="4" w:space="0"/>
-              <w:left w:val="single" w:color="auto" w:sz="4" w:space="0"/>
-              <w:bottom w:val="single" w:color="auto" w:sz="12" w:space="0"/>
-              <w:right w:val="single" w:color="auto" w:sz="12" w:space="0"/>
+              <w:top w:val="single" w:sz="4" w:space="0" w:color="auto"/>
+              <w:left w:val="single" w:sz="4" w:space="0" w:color="auto"/>
+              <w:bottom w:val="single" w:sz="12" w:space="0" w:color="auto"/>
+              <w:right w:val="single" w:sz="12" w:space="0" w:color="auto"/>
             </w:tcBorders>
-            <w:noWrap w:val="0"/>
             <w:tcMar>
               <w:top w:w="60" w:type="dxa"/>
               <w:left w:w="120" w:type="dxa"/>
@@ -6401,7 +6317,7 @@
           </w:tcPr>
           <w:p>
             <w:pPr>
-              <w:pStyle w:val="31"/>
+              <w:pStyle w:val="a2"/>
               <w:keepNext w:val="0"/>
               <w:keepLines w:val="0"/>
               <w:pageBreakBefore w:val="0"/>
@@ -6416,7 +6332,7 @@
               <w:adjustRightInd w:val="0"/>
               <w:snapToGrid w:val="0"/>
               <w:spacing w:line="240" w:lineRule="auto"/>
-              <w:ind w:left="0" w:leftChars="0" w:right="0" w:rightChars="0" w:firstLine="0" w:firstLineChars="0"/>
+              <w:ind w:left="0" w:right="0" w:firstLine="0" w:leftChars="0" w:rightChars="0" w:firstLineChars="0"/>
               <w:jc w:val="center"/>
               <w:textAlignment w:val="baseline"/>
               <w:rPr>
@@ -6437,7 +6353,7 @@
     </w:tbl>
     <w:p>
       <w:pPr>
-        <w:pStyle w:val="33"/>
+        <w:pStyle w:val="3"/>
         <w:keepNext w:val="0"/>
         <w:keepLines w:val="0"/>
         <w:pageBreakBefore w:val="0"/>
@@ -6453,28 +6369,27 @@
         <w:snapToGrid w:val="0"/>
         <w:textAlignment w:val="baseline"/>
       </w:pPr>
-      <w:bookmarkStart w:id="34" w:name="heading_20"/>
-      <w:bookmarkStart w:id="35" w:name="_Toc15201"/>
+      <w:bookmarkStart w:id="35" w:name="heading_20"/>
+      <w:bookmarkStart w:id="36" w:name="_Toc15201"/>
       <w:r>
         <w:t>响应时限</w:t>
       </w:r>
-      <w:bookmarkEnd w:id="34"/>
       <w:bookmarkEnd w:id="35"/>
+      <w:bookmarkEnd w:id="36"/>
     </w:p>
     <w:tbl>
       <w:tblPr>
-        <w:tblStyle w:val="20"/>
+        <w:tblStyle w:val="TableNormal"/>
         <w:tblW w:w="8214" w:type="dxa"/>
         <w:jc w:val="center"/>
         <w:tblBorders>
-          <w:top w:val="none" w:color="DEE0E3" w:sz="0" w:space="0"/>
-          <w:left w:val="none" w:color="DEE0E3" w:sz="0" w:space="0"/>
-          <w:bottom w:val="none" w:color="DEE0E3" w:sz="0" w:space="0"/>
-          <w:right w:val="none" w:color="DEE0E3" w:sz="0" w:space="0"/>
-          <w:insideH w:val="none" w:color="DEE0E3" w:sz="0" w:space="0"/>
-          <w:insideV w:val="none" w:color="DEE0E3" w:sz="0" w:space="0"/>
+          <w:top w:val="nil"/>
+          <w:left w:val="nil"/>
+          <w:bottom w:val="nil"/>
+          <w:right w:val="nil"/>
+          <w:insideH w:val="nil"/>
+          <w:insideV w:val="nil"/>
         </w:tblBorders>
-        <w:tblLayout w:type="autofit"/>
         <w:tblCellMar>
           <w:top w:w="0" w:type="dxa"/>
           <w:left w:w="10" w:type="dxa"/>
@@ -6490,13 +6405,15 @@
       </w:tblGrid>
       <w:tr>
         <w:tblPrEx>
+          <w:tblW w:w="8214" w:type="dxa"/>
+          <w:jc w:val="center"/>
           <w:tblBorders>
-            <w:top w:val="none" w:color="DEE0E3" w:sz="0" w:space="0"/>
-            <w:left w:val="none" w:color="DEE0E3" w:sz="0" w:space="0"/>
-            <w:bottom w:val="none" w:color="DEE0E3" w:sz="0" w:space="0"/>
-            <w:right w:val="none" w:color="DEE0E3" w:sz="0" w:space="0"/>
-            <w:insideH w:val="none" w:color="DEE0E3" w:sz="0" w:space="0"/>
-            <w:insideV w:val="none" w:color="DEE0E3" w:sz="0" w:space="0"/>
+            <w:top w:val="nil"/>
+            <w:left w:val="nil"/>
+            <w:bottom w:val="nil"/>
+            <w:right w:val="nil"/>
+            <w:insideH w:val="nil"/>
+            <w:insideV w:val="nil"/>
           </w:tblBorders>
           <w:tblCellMar>
             <w:top w:w="0" w:type="dxa"/>
@@ -6506,7 +6423,7 @@
           </w:tblCellMar>
         </w:tblPrEx>
         <w:trPr>
-          <w:trHeight w:val="0" w:hRule="atLeast"/>
+          <w:trHeight w:val="0"/>
           <w:tblHeader/>
           <w:jc w:val="center"/>
         </w:trPr>
@@ -6514,12 +6431,11 @@
           <w:tcPr>
             <w:tcW w:w="1945" w:type="dxa"/>
             <w:tcBorders>
-              <w:top w:val="single" w:color="auto" w:sz="12" w:space="0"/>
-              <w:left w:val="single" w:color="auto" w:sz="12" w:space="0"/>
+              <w:top w:val="single" w:sz="12" w:space="0" w:color="auto"/>
+              <w:left w:val="single" w:sz="12" w:space="0" w:color="auto"/>
               <w:bottom w:val="nil"/>
               <w:right w:val="nil"/>
             </w:tcBorders>
-            <w:noWrap w:val="0"/>
             <w:tcMar>
               <w:top w:w="60" w:type="dxa"/>
               <w:left w:w="120" w:type="dxa"/>
@@ -6530,7 +6446,7 @@
           </w:tcPr>
           <w:p>
             <w:pPr>
-              <w:pStyle w:val="31"/>
+              <w:pStyle w:val="a2"/>
               <w:keepNext w:val="0"/>
               <w:keepLines w:val="0"/>
               <w:pageBreakBefore w:val="0"/>
@@ -6545,7 +6461,7 @@
               <w:adjustRightInd w:val="0"/>
               <w:snapToGrid w:val="0"/>
               <w:spacing w:line="240" w:lineRule="auto"/>
-              <w:ind w:left="0" w:leftChars="0" w:right="0" w:rightChars="0" w:firstLine="0" w:firstLineChars="0"/>
+              <w:ind w:left="0" w:right="0" w:firstLine="0" w:leftChars="0" w:rightChars="0" w:firstLineChars="0"/>
               <w:jc w:val="center"/>
               <w:textAlignment w:val="baseline"/>
               <w:rPr>
@@ -6564,12 +6480,11 @@
           <w:tcPr>
             <w:tcW w:w="2379" w:type="dxa"/>
             <w:tcBorders>
-              <w:top w:val="single" w:color="auto" w:sz="12" w:space="0"/>
-              <w:left w:val="single" w:color="auto" w:sz="4" w:space="0"/>
+              <w:top w:val="single" w:sz="12" w:space="0" w:color="auto"/>
+              <w:left w:val="single" w:sz="4" w:space="0" w:color="auto"/>
               <w:bottom w:val="nil"/>
               <w:right w:val="nil"/>
             </w:tcBorders>
-            <w:noWrap w:val="0"/>
             <w:tcMar>
               <w:top w:w="60" w:type="dxa"/>
               <w:left w:w="120" w:type="dxa"/>
@@ -6580,7 +6495,7 @@
           </w:tcPr>
           <w:p>
             <w:pPr>
-              <w:pStyle w:val="31"/>
+              <w:pStyle w:val="a2"/>
               <w:keepNext w:val="0"/>
               <w:keepLines w:val="0"/>
               <w:pageBreakBefore w:val="0"/>
@@ -6595,7 +6510,7 @@
               <w:adjustRightInd w:val="0"/>
               <w:snapToGrid w:val="0"/>
               <w:spacing w:line="240" w:lineRule="auto"/>
-              <w:ind w:left="0" w:leftChars="0" w:right="0" w:rightChars="0" w:firstLine="0" w:firstLineChars="0"/>
+              <w:ind w:left="0" w:right="0" w:firstLine="0" w:leftChars="0" w:rightChars="0" w:firstLineChars="0"/>
               <w:jc w:val="center"/>
               <w:textAlignment w:val="baseline"/>
               <w:rPr>
@@ -6614,12 +6529,11 @@
           <w:tcPr>
             <w:tcW w:w="1945" w:type="dxa"/>
             <w:tcBorders>
-              <w:top w:val="single" w:color="auto" w:sz="12" w:space="0"/>
-              <w:left w:val="single" w:color="auto" w:sz="4" w:space="0"/>
+              <w:top w:val="single" w:sz="12" w:space="0" w:color="auto"/>
+              <w:left w:val="single" w:sz="4" w:space="0" w:color="auto"/>
               <w:bottom w:val="nil"/>
               <w:right w:val="nil"/>
             </w:tcBorders>
-            <w:noWrap w:val="0"/>
             <w:tcMar>
               <w:top w:w="60" w:type="dxa"/>
               <w:left w:w="120" w:type="dxa"/>
@@ -6630,7 +6544,7 @@
           </w:tcPr>
           <w:p>
             <w:pPr>
-              <w:pStyle w:val="31"/>
+              <w:pStyle w:val="a2"/>
               <w:keepNext w:val="0"/>
               <w:keepLines w:val="0"/>
               <w:pageBreakBefore w:val="0"/>
@@ -6645,7 +6559,7 @@
               <w:adjustRightInd w:val="0"/>
               <w:snapToGrid w:val="0"/>
               <w:spacing w:line="240" w:lineRule="auto"/>
-              <w:ind w:left="0" w:leftChars="0" w:right="0" w:rightChars="0" w:firstLine="0" w:firstLineChars="0"/>
+              <w:ind w:left="0" w:right="0" w:firstLine="0" w:leftChars="0" w:rightChars="0" w:firstLineChars="0"/>
               <w:jc w:val="center"/>
               <w:textAlignment w:val="baseline"/>
               <w:rPr>
@@ -6664,12 +6578,11 @@
           <w:tcPr>
             <w:tcW w:w="1946" w:type="dxa"/>
             <w:tcBorders>
-              <w:top w:val="single" w:color="auto" w:sz="12" w:space="0"/>
-              <w:left w:val="single" w:color="auto" w:sz="4" w:space="0"/>
+              <w:top w:val="single" w:sz="12" w:space="0" w:color="auto"/>
+              <w:left w:val="single" w:sz="4" w:space="0" w:color="auto"/>
               <w:bottom w:val="nil"/>
-              <w:right w:val="single" w:color="auto" w:sz="12" w:space="0"/>
+              <w:right w:val="single" w:sz="12" w:space="0" w:color="auto"/>
             </w:tcBorders>
-            <w:noWrap w:val="0"/>
             <w:tcMar>
               <w:top w:w="60" w:type="dxa"/>
               <w:left w:w="120" w:type="dxa"/>
@@ -6680,7 +6593,7 @@
           </w:tcPr>
           <w:p>
             <w:pPr>
-              <w:pStyle w:val="31"/>
+              <w:pStyle w:val="a2"/>
               <w:keepNext w:val="0"/>
               <w:keepLines w:val="0"/>
               <w:pageBreakBefore w:val="0"/>
@@ -6695,7 +6608,7 @@
               <w:adjustRightInd w:val="0"/>
               <w:snapToGrid w:val="0"/>
               <w:spacing w:line="240" w:lineRule="auto"/>
-              <w:ind w:left="0" w:leftChars="0" w:right="0" w:rightChars="0" w:firstLine="0" w:firstLineChars="0"/>
+              <w:ind w:left="0" w:right="0" w:firstLine="0" w:leftChars="0" w:rightChars="0" w:firstLineChars="0"/>
               <w:jc w:val="center"/>
               <w:textAlignment w:val="baseline"/>
               <w:rPr>
@@ -6713,14 +6626,8 @@
       </w:tr>
       <w:tr>
         <w:tblPrEx>
-          <w:tblBorders>
-            <w:top w:val="none" w:color="DEE0E3" w:sz="0" w:space="0"/>
-            <w:left w:val="none" w:color="DEE0E3" w:sz="0" w:space="0"/>
-            <w:bottom w:val="none" w:color="DEE0E3" w:sz="0" w:space="0"/>
-            <w:right w:val="none" w:color="DEE0E3" w:sz="0" w:space="0"/>
-            <w:insideH w:val="none" w:color="DEE0E3" w:sz="0" w:space="0"/>
-            <w:insideV w:val="none" w:color="DEE0E3" w:sz="0" w:space="0"/>
-          </w:tblBorders>
+          <w:tblW w:w="8214" w:type="dxa"/>
+          <w:jc w:val="center"/>
           <w:tblCellMar>
             <w:top w:w="0" w:type="dxa"/>
             <w:left w:w="10" w:type="dxa"/>
@@ -6729,19 +6636,18 @@
           </w:tblCellMar>
         </w:tblPrEx>
         <w:trPr>
-          <w:trHeight w:val="0" w:hRule="atLeast"/>
+          <w:trHeight w:val="0"/>
           <w:jc w:val="center"/>
         </w:trPr>
         <w:tc>
           <w:tcPr>
             <w:tcW w:w="1945" w:type="dxa"/>
             <w:tcBorders>
-              <w:top w:val="single" w:color="auto" w:sz="4" w:space="0"/>
-              <w:left w:val="single" w:color="auto" w:sz="12" w:space="0"/>
+              <w:top w:val="single" w:sz="4" w:space="0" w:color="auto"/>
+              <w:left w:val="single" w:sz="12" w:space="0" w:color="auto"/>
               <w:bottom w:val="nil"/>
               <w:right w:val="nil"/>
             </w:tcBorders>
-            <w:noWrap w:val="0"/>
             <w:tcMar>
               <w:top w:w="60" w:type="dxa"/>
               <w:left w:w="120" w:type="dxa"/>
@@ -6752,7 +6658,7 @@
           </w:tcPr>
           <w:p>
             <w:pPr>
-              <w:pStyle w:val="31"/>
+              <w:pStyle w:val="a2"/>
               <w:keepNext w:val="0"/>
               <w:keepLines w:val="0"/>
               <w:pageBreakBefore w:val="0"/>
@@ -6767,7 +6673,7 @@
               <w:adjustRightInd w:val="0"/>
               <w:snapToGrid w:val="0"/>
               <w:spacing w:line="240" w:lineRule="auto"/>
-              <w:ind w:left="0" w:leftChars="0" w:right="0" w:rightChars="0" w:firstLine="0" w:firstLineChars="0"/>
+              <w:ind w:left="0" w:right="0" w:firstLine="0" w:leftChars="0" w:rightChars="0" w:firstLineChars="0"/>
               <w:jc w:val="center"/>
               <w:textAlignment w:val="baseline"/>
             </w:pPr>
@@ -6780,12 +6686,11 @@
           <w:tcPr>
             <w:tcW w:w="2379" w:type="dxa"/>
             <w:tcBorders>
-              <w:top w:val="single" w:color="auto" w:sz="4" w:space="0"/>
-              <w:left w:val="single" w:color="auto" w:sz="4" w:space="0"/>
+              <w:top w:val="single" w:sz="4" w:space="0" w:color="auto"/>
+              <w:left w:val="single" w:sz="4" w:space="0" w:color="auto"/>
               <w:bottom w:val="nil"/>
               <w:right w:val="nil"/>
             </w:tcBorders>
-            <w:noWrap w:val="0"/>
             <w:tcMar>
               <w:top w:w="60" w:type="dxa"/>
               <w:left w:w="120" w:type="dxa"/>
@@ -6796,7 +6701,7 @@
           </w:tcPr>
           <w:p>
             <w:pPr>
-              <w:pStyle w:val="31"/>
+              <w:pStyle w:val="a2"/>
               <w:keepNext w:val="0"/>
               <w:keepLines w:val="0"/>
               <w:pageBreakBefore w:val="0"/>
@@ -6811,7 +6716,7 @@
               <w:adjustRightInd w:val="0"/>
               <w:snapToGrid w:val="0"/>
               <w:spacing w:line="240" w:lineRule="auto"/>
-              <w:ind w:left="0" w:leftChars="0" w:right="0" w:rightChars="0" w:firstLine="0" w:firstLineChars="0"/>
+              <w:ind w:left="0" w:right="0" w:firstLine="0" w:leftChars="0" w:rightChars="0" w:firstLineChars="0"/>
               <w:jc w:val="center"/>
               <w:textAlignment w:val="baseline"/>
             </w:pPr>
@@ -6824,12 +6729,11 @@
           <w:tcPr>
             <w:tcW w:w="1945" w:type="dxa"/>
             <w:tcBorders>
-              <w:top w:val="single" w:color="auto" w:sz="4" w:space="0"/>
-              <w:left w:val="single" w:color="auto" w:sz="4" w:space="0"/>
+              <w:top w:val="single" w:sz="4" w:space="0" w:color="auto"/>
+              <w:left w:val="single" w:sz="4" w:space="0" w:color="auto"/>
               <w:bottom w:val="nil"/>
               <w:right w:val="nil"/>
             </w:tcBorders>
-            <w:noWrap w:val="0"/>
             <w:tcMar>
               <w:top w:w="60" w:type="dxa"/>
               <w:left w:w="120" w:type="dxa"/>
@@ -6840,7 +6744,7 @@
           </w:tcPr>
           <w:p>
             <w:pPr>
-              <w:pStyle w:val="31"/>
+              <w:pStyle w:val="a2"/>
               <w:keepNext w:val="0"/>
               <w:keepLines w:val="0"/>
               <w:pageBreakBefore w:val="0"/>
@@ -6855,7 +6759,7 @@
               <w:adjustRightInd w:val="0"/>
               <w:snapToGrid w:val="0"/>
               <w:spacing w:line="240" w:lineRule="auto"/>
-              <w:ind w:left="0" w:leftChars="0" w:right="0" w:rightChars="0" w:firstLine="0" w:firstLineChars="0"/>
+              <w:ind w:left="0" w:right="0" w:firstLine="0" w:leftChars="0" w:rightChars="0" w:firstLineChars="0"/>
               <w:jc w:val="center"/>
               <w:textAlignment w:val="baseline"/>
             </w:pPr>
@@ -6868,12 +6772,11 @@
           <w:tcPr>
             <w:tcW w:w="1946" w:type="dxa"/>
             <w:tcBorders>
-              <w:top w:val="single" w:color="auto" w:sz="4" w:space="0"/>
-              <w:left w:val="single" w:color="auto" w:sz="4" w:space="0"/>
+              <w:top w:val="single" w:sz="4" w:space="0" w:color="auto"/>
+              <w:left w:val="single" w:sz="4" w:space="0" w:color="auto"/>
               <w:bottom w:val="nil"/>
-              <w:right w:val="single" w:color="auto" w:sz="12" w:space="0"/>
+              <w:right w:val="single" w:sz="12" w:space="0" w:color="auto"/>
             </w:tcBorders>
-            <w:noWrap w:val="0"/>
             <w:tcMar>
               <w:top w:w="60" w:type="dxa"/>
               <w:left w:w="120" w:type="dxa"/>
@@ -6884,7 +6787,7 @@
           </w:tcPr>
           <w:p>
             <w:pPr>
-              <w:pStyle w:val="31"/>
+              <w:pStyle w:val="a2"/>
               <w:keepNext w:val="0"/>
               <w:keepLines w:val="0"/>
               <w:pageBreakBefore w:val="0"/>
@@ -6899,7 +6802,7 @@
               <w:adjustRightInd w:val="0"/>
               <w:snapToGrid w:val="0"/>
               <w:spacing w:line="240" w:lineRule="auto"/>
-              <w:ind w:left="0" w:leftChars="0" w:right="0" w:rightChars="0" w:firstLine="0" w:firstLineChars="0"/>
+              <w:ind w:left="0" w:right="0" w:firstLine="0" w:leftChars="0" w:rightChars="0" w:firstLineChars="0"/>
               <w:jc w:val="center"/>
               <w:textAlignment w:val="baseline"/>
             </w:pPr>
@@ -6911,14 +6814,8 @@
       </w:tr>
       <w:tr>
         <w:tblPrEx>
-          <w:tblBorders>
-            <w:top w:val="none" w:color="DEE0E3" w:sz="0" w:space="0"/>
-            <w:left w:val="none" w:color="DEE0E3" w:sz="0" w:space="0"/>
-            <w:bottom w:val="none" w:color="DEE0E3" w:sz="0" w:space="0"/>
-            <w:right w:val="none" w:color="DEE0E3" w:sz="0" w:space="0"/>
-            <w:insideH w:val="none" w:color="DEE0E3" w:sz="0" w:space="0"/>
-            <w:insideV w:val="none" w:color="DEE0E3" w:sz="0" w:space="0"/>
-          </w:tblBorders>
+          <w:tblW w:w="8214" w:type="dxa"/>
+          <w:jc w:val="center"/>
           <w:tblCellMar>
             <w:top w:w="0" w:type="dxa"/>
             <w:left w:w="10" w:type="dxa"/>
@@ -6927,19 +6824,18 @@
           </w:tblCellMar>
         </w:tblPrEx>
         <w:trPr>
-          <w:trHeight w:val="0" w:hRule="atLeast"/>
+          <w:trHeight w:val="0"/>
           <w:jc w:val="center"/>
         </w:trPr>
         <w:tc>
           <w:tcPr>
             <w:tcW w:w="1945" w:type="dxa"/>
             <w:tcBorders>
-              <w:top w:val="single" w:color="auto" w:sz="4" w:space="0"/>
-              <w:left w:val="single" w:color="auto" w:sz="12" w:space="0"/>
+              <w:top w:val="single" w:sz="4" w:space="0" w:color="auto"/>
+              <w:left w:val="single" w:sz="12" w:space="0" w:color="auto"/>
               <w:bottom w:val="nil"/>
               <w:right w:val="nil"/>
             </w:tcBorders>
-            <w:noWrap w:val="0"/>
             <w:tcMar>
               <w:top w:w="60" w:type="dxa"/>
               <w:left w:w="120" w:type="dxa"/>
@@ -6950,7 +6846,7 @@
           </w:tcPr>
           <w:p>
             <w:pPr>
-              <w:pStyle w:val="31"/>
+              <w:pStyle w:val="a2"/>
               <w:keepNext w:val="0"/>
               <w:keepLines w:val="0"/>
               <w:pageBreakBefore w:val="0"/>
@@ -6965,7 +6861,7 @@
               <w:adjustRightInd w:val="0"/>
               <w:snapToGrid w:val="0"/>
               <w:spacing w:line="240" w:lineRule="auto"/>
-              <w:ind w:left="0" w:leftChars="0" w:right="0" w:rightChars="0" w:firstLine="0" w:firstLineChars="0"/>
+              <w:ind w:left="0" w:right="0" w:firstLine="0" w:leftChars="0" w:rightChars="0" w:firstLineChars="0"/>
               <w:jc w:val="center"/>
               <w:textAlignment w:val="baseline"/>
             </w:pPr>
@@ -6978,12 +6874,11 @@
           <w:tcPr>
             <w:tcW w:w="2379" w:type="dxa"/>
             <w:tcBorders>
-              <w:top w:val="single" w:color="auto" w:sz="4" w:space="0"/>
-              <w:left w:val="single" w:color="auto" w:sz="4" w:space="0"/>
+              <w:top w:val="single" w:sz="4" w:space="0" w:color="auto"/>
+              <w:left w:val="single" w:sz="4" w:space="0" w:color="auto"/>
               <w:bottom w:val="nil"/>
               <w:right w:val="nil"/>
             </w:tcBorders>
-            <w:noWrap w:val="0"/>
             <w:tcMar>
               <w:top w:w="60" w:type="dxa"/>
               <w:left w:w="120" w:type="dxa"/>
@@ -6994,7 +6889,7 @@
           </w:tcPr>
           <w:p>
             <w:pPr>
-              <w:pStyle w:val="31"/>
+              <w:pStyle w:val="a2"/>
               <w:keepNext w:val="0"/>
               <w:keepLines w:val="0"/>
               <w:pageBreakBefore w:val="0"/>
@@ -7009,7 +6904,7 @@
               <w:adjustRightInd w:val="0"/>
               <w:snapToGrid w:val="0"/>
               <w:spacing w:line="240" w:lineRule="auto"/>
-              <w:ind w:left="0" w:leftChars="0" w:right="0" w:rightChars="0" w:firstLine="0" w:firstLineChars="0"/>
+              <w:ind w:left="0" w:right="0" w:firstLine="0" w:leftChars="0" w:rightChars="0" w:firstLineChars="0"/>
               <w:jc w:val="center"/>
               <w:textAlignment w:val="baseline"/>
             </w:pPr>
@@ -7022,12 +6917,11 @@
           <w:tcPr>
             <w:tcW w:w="1945" w:type="dxa"/>
             <w:tcBorders>
-              <w:top w:val="single" w:color="auto" w:sz="4" w:space="0"/>
-              <w:left w:val="single" w:color="auto" w:sz="4" w:space="0"/>
+              <w:top w:val="single" w:sz="4" w:space="0" w:color="auto"/>
+              <w:left w:val="single" w:sz="4" w:space="0" w:color="auto"/>
               <w:bottom w:val="nil"/>
               <w:right w:val="nil"/>
             </w:tcBorders>
-            <w:noWrap w:val="0"/>
             <w:tcMar>
               <w:top w:w="60" w:type="dxa"/>
               <w:left w:w="120" w:type="dxa"/>
@@ -7038,7 +6932,7 @@
           </w:tcPr>
           <w:p>
             <w:pPr>
-              <w:pStyle w:val="31"/>
+              <w:pStyle w:val="a2"/>
               <w:keepNext w:val="0"/>
               <w:keepLines w:val="0"/>
               <w:pageBreakBefore w:val="0"/>
@@ -7053,7 +6947,7 @@
               <w:adjustRightInd w:val="0"/>
               <w:snapToGrid w:val="0"/>
               <w:spacing w:line="240" w:lineRule="auto"/>
-              <w:ind w:left="0" w:leftChars="0" w:right="0" w:rightChars="0" w:firstLine="0" w:firstLineChars="0"/>
+              <w:ind w:left="0" w:right="0" w:firstLine="0" w:leftChars="0" w:rightChars="0" w:firstLineChars="0"/>
               <w:jc w:val="center"/>
               <w:textAlignment w:val="baseline"/>
             </w:pPr>
@@ -7066,12 +6960,11 @@
           <w:tcPr>
             <w:tcW w:w="1946" w:type="dxa"/>
             <w:tcBorders>
-              <w:top w:val="single" w:color="auto" w:sz="4" w:space="0"/>
-              <w:left w:val="single" w:color="auto" w:sz="4" w:space="0"/>
+              <w:top w:val="single" w:sz="4" w:space="0" w:color="auto"/>
+              <w:left w:val="single" w:sz="4" w:space="0" w:color="auto"/>
               <w:bottom w:val="nil"/>
-              <w:right w:val="single" w:color="auto" w:sz="12" w:space="0"/>
+              <w:right w:val="single" w:sz="12" w:space="0" w:color="auto"/>
             </w:tcBorders>
-            <w:noWrap w:val="0"/>
             <w:tcMar>
               <w:top w:w="60" w:type="dxa"/>
               <w:left w:w="120" w:type="dxa"/>
@@ -7082,7 +6975,7 @@
           </w:tcPr>
           <w:p>
             <w:pPr>
-              <w:pStyle w:val="31"/>
+              <w:pStyle w:val="a2"/>
               <w:keepNext w:val="0"/>
               <w:keepLines w:val="0"/>
               <w:pageBreakBefore w:val="0"/>
@@ -7097,7 +6990,7 @@
               <w:adjustRightInd w:val="0"/>
               <w:snapToGrid w:val="0"/>
               <w:spacing w:line="240" w:lineRule="auto"/>
-              <w:ind w:left="0" w:leftChars="0" w:right="0" w:rightChars="0" w:firstLine="0" w:firstLineChars="0"/>
+              <w:ind w:left="0" w:right="0" w:firstLine="0" w:leftChars="0" w:rightChars="0" w:firstLineChars="0"/>
               <w:jc w:val="center"/>
               <w:textAlignment w:val="baseline"/>
             </w:pPr>
@@ -7109,14 +7002,8 @@
       </w:tr>
       <w:tr>
         <w:tblPrEx>
-          <w:tblBorders>
-            <w:top w:val="none" w:color="DEE0E3" w:sz="0" w:space="0"/>
-            <w:left w:val="none" w:color="DEE0E3" w:sz="0" w:space="0"/>
-            <w:bottom w:val="none" w:color="DEE0E3" w:sz="0" w:space="0"/>
-            <w:right w:val="none" w:color="DEE0E3" w:sz="0" w:space="0"/>
-            <w:insideH w:val="none" w:color="DEE0E3" w:sz="0" w:space="0"/>
-            <w:insideV w:val="none" w:color="DEE0E3" w:sz="0" w:space="0"/>
-          </w:tblBorders>
+          <w:tblW w:w="8214" w:type="dxa"/>
+          <w:jc w:val="center"/>
           <w:tblCellMar>
             <w:top w:w="0" w:type="dxa"/>
             <w:left w:w="10" w:type="dxa"/>
@@ -7125,19 +7012,18 @@
           </w:tblCellMar>
         </w:tblPrEx>
         <w:trPr>
-          <w:trHeight w:val="0" w:hRule="atLeast"/>
+          <w:trHeight w:val="0"/>
           <w:jc w:val="center"/>
         </w:trPr>
         <w:tc>
           <w:tcPr>
             <w:tcW w:w="1945" w:type="dxa"/>
             <w:tcBorders>
-              <w:top w:val="single" w:color="auto" w:sz="4" w:space="0"/>
-              <w:left w:val="single" w:color="auto" w:sz="12" w:space="0"/>
-              <w:bottom w:val="single" w:color="auto" w:sz="12" w:space="0"/>
+              <w:top w:val="single" w:sz="4" w:space="0" w:color="auto"/>
+              <w:left w:val="single" w:sz="12" w:space="0" w:color="auto"/>
+              <w:bottom w:val="single" w:sz="12" w:space="0" w:color="auto"/>
               <w:right w:val="nil"/>
             </w:tcBorders>
-            <w:noWrap w:val="0"/>
             <w:tcMar>
               <w:top w:w="60" w:type="dxa"/>
               <w:left w:w="120" w:type="dxa"/>
@@ -7148,7 +7034,7 @@
           </w:tcPr>
           <w:p>
             <w:pPr>
-              <w:pStyle w:val="31"/>
+              <w:pStyle w:val="a2"/>
               <w:keepNext w:val="0"/>
               <w:keepLines w:val="0"/>
               <w:pageBreakBefore w:val="0"/>
@@ -7163,7 +7049,7 @@
               <w:adjustRightInd w:val="0"/>
               <w:snapToGrid w:val="0"/>
               <w:spacing w:line="240" w:lineRule="auto"/>
-              <w:ind w:left="0" w:leftChars="0" w:right="0" w:rightChars="0" w:firstLine="0" w:firstLineChars="0"/>
+              <w:ind w:left="0" w:right="0" w:firstLine="0" w:leftChars="0" w:rightChars="0" w:firstLineChars="0"/>
               <w:jc w:val="center"/>
               <w:textAlignment w:val="baseline"/>
             </w:pPr>
@@ -7176,12 +7062,11 @@
           <w:tcPr>
             <w:tcW w:w="2379" w:type="dxa"/>
             <w:tcBorders>
-              <w:top w:val="single" w:color="auto" w:sz="4" w:space="0"/>
-              <w:left w:val="single" w:color="auto" w:sz="4" w:space="0"/>
-              <w:bottom w:val="single" w:color="auto" w:sz="12" w:space="0"/>
+              <w:top w:val="single" w:sz="4" w:space="0" w:color="auto"/>
+              <w:left w:val="single" w:sz="4" w:space="0" w:color="auto"/>
+              <w:bottom w:val="single" w:sz="12" w:space="0" w:color="auto"/>
               <w:right w:val="nil"/>
             </w:tcBorders>
-            <w:noWrap w:val="0"/>
             <w:tcMar>
               <w:top w:w="60" w:type="dxa"/>
               <w:left w:w="120" w:type="dxa"/>
@@ -7192,7 +7077,7 @@
           </w:tcPr>
           <w:p>
             <w:pPr>
-              <w:pStyle w:val="31"/>
+              <w:pStyle w:val="a2"/>
               <w:keepNext w:val="0"/>
               <w:keepLines w:val="0"/>
               <w:pageBreakBefore w:val="0"/>
@@ -7207,7 +7092,7 @@
               <w:adjustRightInd w:val="0"/>
               <w:snapToGrid w:val="0"/>
               <w:spacing w:line="240" w:lineRule="auto"/>
-              <w:ind w:left="0" w:leftChars="0" w:right="0" w:rightChars="0" w:firstLine="0" w:firstLineChars="0"/>
+              <w:ind w:left="0" w:right="0" w:firstLine="0" w:leftChars="0" w:rightChars="0" w:firstLineChars="0"/>
               <w:jc w:val="center"/>
               <w:textAlignment w:val="baseline"/>
             </w:pPr>
@@ -7220,12 +7105,11 @@
           <w:tcPr>
             <w:tcW w:w="1945" w:type="dxa"/>
             <w:tcBorders>
-              <w:top w:val="single" w:color="auto" w:sz="4" w:space="0"/>
-              <w:left w:val="single" w:color="auto" w:sz="4" w:space="0"/>
-              <w:bottom w:val="single" w:color="auto" w:sz="12" w:space="0"/>
+              <w:top w:val="single" w:sz="4" w:space="0" w:color="auto"/>
+              <w:left w:val="single" w:sz="4" w:space="0" w:color="auto"/>
+              <w:bottom w:val="single" w:sz="12" w:space="0" w:color="auto"/>
               <w:right w:val="nil"/>
             </w:tcBorders>
-            <w:noWrap w:val="0"/>
             <w:tcMar>
               <w:top w:w="60" w:type="dxa"/>
               <w:left w:w="120" w:type="dxa"/>
@@ -7236,7 +7120,7 @@
           </w:tcPr>
           <w:p>
             <w:pPr>
-              <w:pStyle w:val="31"/>
+              <w:pStyle w:val="a2"/>
               <w:keepNext w:val="0"/>
               <w:keepLines w:val="0"/>
               <w:pageBreakBefore w:val="0"/>
@@ -7251,7 +7135,7 @@
               <w:adjustRightInd w:val="0"/>
               <w:snapToGrid w:val="0"/>
               <w:spacing w:line="240" w:lineRule="auto"/>
-              <w:ind w:left="0" w:leftChars="0" w:right="0" w:rightChars="0" w:firstLine="0" w:firstLineChars="0"/>
+              <w:ind w:left="0" w:right="0" w:firstLine="0" w:leftChars="0" w:rightChars="0" w:firstLineChars="0"/>
               <w:jc w:val="center"/>
               <w:textAlignment w:val="baseline"/>
             </w:pPr>
@@ -7264,12 +7148,11 @@
           <w:tcPr>
             <w:tcW w:w="1946" w:type="dxa"/>
             <w:tcBorders>
-              <w:top w:val="single" w:color="auto" w:sz="4" w:space="0"/>
-              <w:left w:val="single" w:color="auto" w:sz="4" w:space="0"/>
-              <w:bottom w:val="single" w:color="auto" w:sz="12" w:space="0"/>
-              <w:right w:val="single" w:color="auto" w:sz="12" w:space="0"/>
+              <w:top w:val="single" w:sz="4" w:space="0" w:color="auto"/>
+              <w:left w:val="single" w:sz="4" w:space="0" w:color="auto"/>
+              <w:bottom w:val="single" w:sz="12" w:space="0" w:color="auto"/>
+              <w:right w:val="single" w:sz="12" w:space="0" w:color="auto"/>
             </w:tcBorders>
-            <w:noWrap w:val="0"/>
             <w:tcMar>
               <w:top w:w="60" w:type="dxa"/>
               <w:left w:w="120" w:type="dxa"/>
@@ -7280,7 +7163,7 @@
           </w:tcPr>
           <w:p>
             <w:pPr>
-              <w:pStyle w:val="31"/>
+              <w:pStyle w:val="a2"/>
               <w:keepNext w:val="0"/>
               <w:keepLines w:val="0"/>
               <w:pageBreakBefore w:val="0"/>
@@ -7295,7 +7178,7 @@
               <w:adjustRightInd w:val="0"/>
               <w:snapToGrid w:val="0"/>
               <w:spacing w:line="240" w:lineRule="auto"/>
-              <w:ind w:left="0" w:leftChars="0" w:right="0" w:rightChars="0" w:firstLine="0" w:firstLineChars="0"/>
+              <w:ind w:left="0" w:right="0" w:firstLine="0" w:leftChars="0" w:rightChars="0" w:firstLineChars="0"/>
               <w:jc w:val="center"/>
               <w:textAlignment w:val="baseline"/>
             </w:pPr>
@@ -7328,7 +7211,7 @@
       </w:pPr>
       <w:r>
         <w:rPr>
-          <w:rFonts w:ascii="Arial" w:hAnsi="Arial" w:eastAsia="等线" w:cs="Arial"/>
+          <w:rFonts w:ascii="Arial" w:eastAsia="等线" w:hAnsi="Arial" w:cs="Arial"/>
           <w:b/>
           <w:sz w:val="22"/>
         </w:rPr>
@@ -7336,14 +7219,14 @@
       </w:r>
       <w:r>
         <w:rPr>
-          <w:rStyle w:val="44"/>
+          <w:rStyle w:val="Char"/>
         </w:rPr>
         <w:t>：对在本地有项目备件库房的项目，24小时响应维护现场对备件的需求。</w:t>
       </w:r>
     </w:p>
     <w:p>
       <w:pPr>
-        <w:pStyle w:val="32"/>
+        <w:pStyle w:val="2"/>
         <w:keepNext w:val="0"/>
         <w:keepLines w:val="0"/>
         <w:pageBreakBefore w:val="0"/>
@@ -7359,17 +7242,17 @@
         <w:snapToGrid w:val="0"/>
         <w:textAlignment w:val="baseline"/>
       </w:pPr>
-      <w:bookmarkStart w:id="36" w:name="heading_21"/>
-      <w:bookmarkStart w:id="37" w:name="_Toc1884"/>
+      <w:bookmarkStart w:id="37" w:name="heading_21"/>
+      <w:bookmarkStart w:id="38" w:name="_Toc1884"/>
       <w:r>
         <w:t>坏件送修管理</w:t>
       </w:r>
-      <w:bookmarkEnd w:id="36"/>
       <w:bookmarkEnd w:id="37"/>
+      <w:bookmarkEnd w:id="38"/>
     </w:p>
     <w:p>
       <w:pPr>
-        <w:pStyle w:val="42"/>
+        <w:pStyle w:val="a4"/>
         <w:keepNext w:val="0"/>
         <w:keepLines w:val="0"/>
         <w:pageBreakBefore w:val="0"/>
@@ -7387,7 +7270,7 @@
         <w:bidi w:val="0"/>
         <w:adjustRightInd w:val="0"/>
         <w:snapToGrid w:val="0"/>
-        <w:ind w:left="425" w:leftChars="0" w:hanging="425" w:firstLineChars="0"/>
+        <w:ind w:left="425" w:hanging="425" w:leftChars="0" w:firstLineChars="0"/>
         <w:textAlignment w:val="baseline"/>
       </w:pPr>
       <w:r>
@@ -7396,7 +7279,7 @@
     </w:p>
     <w:p>
       <w:pPr>
-        <w:pStyle w:val="42"/>
+        <w:pStyle w:val="a4"/>
         <w:keepNext w:val="0"/>
         <w:keepLines w:val="0"/>
         <w:pageBreakBefore w:val="0"/>
@@ -7414,7 +7297,7 @@
         <w:bidi w:val="0"/>
         <w:adjustRightInd w:val="0"/>
         <w:snapToGrid w:val="0"/>
-        <w:ind w:left="425" w:leftChars="0" w:hanging="425" w:firstLineChars="0"/>
+        <w:ind w:left="425" w:hanging="425" w:leftChars="0" w:firstLineChars="0"/>
         <w:textAlignment w:val="baseline"/>
       </w:pPr>
       <w:r>
@@ -7423,7 +7306,7 @@
     </w:p>
     <w:p>
       <w:pPr>
-        <w:pStyle w:val="42"/>
+        <w:pStyle w:val="a4"/>
         <w:keepNext w:val="0"/>
         <w:keepLines w:val="0"/>
         <w:pageBreakBefore w:val="0"/>
@@ -7441,7 +7324,7 @@
         <w:bidi w:val="0"/>
         <w:adjustRightInd w:val="0"/>
         <w:snapToGrid w:val="0"/>
-        <w:ind w:left="425" w:leftChars="0" w:hanging="425" w:firstLineChars="0"/>
+        <w:ind w:left="425" w:hanging="425" w:leftChars="0" w:firstLineChars="0"/>
         <w:textAlignment w:val="baseline"/>
       </w:pPr>
       <w:r>
@@ -7450,7 +7333,7 @@
     </w:p>
     <w:p>
       <w:pPr>
-        <w:pStyle w:val="42"/>
+        <w:pStyle w:val="a4"/>
         <w:keepNext w:val="0"/>
         <w:keepLines w:val="0"/>
         <w:pageBreakBefore w:val="0"/>
@@ -7468,7 +7351,7 @@
         <w:bidi w:val="0"/>
         <w:adjustRightInd w:val="0"/>
         <w:snapToGrid w:val="0"/>
-        <w:ind w:left="425" w:leftChars="0" w:hanging="425" w:firstLineChars="0"/>
+        <w:ind w:left="425" w:hanging="425" w:leftChars="0" w:firstLineChars="0"/>
         <w:textAlignment w:val="baseline"/>
       </w:pPr>
       <w:r>
@@ -7477,7 +7360,7 @@
     </w:p>
     <w:p>
       <w:pPr>
-        <w:pStyle w:val="32"/>
+        <w:pStyle w:val="2"/>
         <w:keepNext w:val="0"/>
         <w:keepLines w:val="0"/>
         <w:pageBreakBefore w:val="0"/>
@@ -7493,17 +7376,17 @@
         <w:snapToGrid w:val="0"/>
         <w:textAlignment w:val="baseline"/>
       </w:pPr>
-      <w:bookmarkStart w:id="38" w:name="heading_22"/>
-      <w:bookmarkStart w:id="39" w:name="_Toc26916"/>
+      <w:bookmarkStart w:id="39" w:name="heading_22"/>
+      <w:bookmarkStart w:id="40" w:name="_Toc26916"/>
       <w:r>
         <w:t>备品备件报废管理</w:t>
       </w:r>
-      <w:bookmarkEnd w:id="38"/>
       <w:bookmarkEnd w:id="39"/>
+      <w:bookmarkEnd w:id="40"/>
     </w:p>
     <w:p>
       <w:pPr>
-        <w:pStyle w:val="42"/>
+        <w:pStyle w:val="a4"/>
         <w:keepNext w:val="0"/>
         <w:keepLines w:val="0"/>
         <w:pageBreakBefore w:val="0"/>
@@ -7521,7 +7404,7 @@
         <w:bidi w:val="0"/>
         <w:adjustRightInd w:val="0"/>
         <w:snapToGrid w:val="0"/>
-        <w:ind w:left="425" w:leftChars="0" w:hanging="425" w:firstLineChars="0"/>
+        <w:ind w:left="425" w:hanging="425" w:leftChars="0" w:firstLineChars="0"/>
         <w:textAlignment w:val="baseline"/>
       </w:pPr>
       <w:r>
@@ -7530,7 +7413,7 @@
     </w:p>
     <w:p>
       <w:pPr>
-        <w:pStyle w:val="42"/>
+        <w:pStyle w:val="a4"/>
         <w:keepNext w:val="0"/>
         <w:keepLines w:val="0"/>
         <w:pageBreakBefore w:val="0"/>
@@ -7548,7 +7431,7 @@
         <w:bidi w:val="0"/>
         <w:adjustRightInd w:val="0"/>
         <w:snapToGrid w:val="0"/>
-        <w:ind w:left="425" w:leftChars="0" w:hanging="425" w:firstLineChars="0"/>
+        <w:ind w:left="425" w:hanging="425" w:leftChars="0" w:firstLineChars="0"/>
         <w:textAlignment w:val="baseline"/>
       </w:pPr>
       <w:r>
@@ -7557,7 +7440,7 @@
     </w:p>
     <w:p>
       <w:pPr>
-        <w:pStyle w:val="42"/>
+        <w:pStyle w:val="a4"/>
         <w:keepNext w:val="0"/>
         <w:keepLines w:val="0"/>
         <w:pageBreakBefore w:val="0"/>
@@ -7575,7 +7458,7 @@
         <w:bidi w:val="0"/>
         <w:adjustRightInd w:val="0"/>
         <w:snapToGrid w:val="0"/>
-        <w:ind w:left="425" w:leftChars="0" w:hanging="425" w:firstLineChars="0"/>
+        <w:ind w:left="425" w:hanging="425" w:leftChars="0" w:firstLineChars="0"/>
         <w:textAlignment w:val="baseline"/>
       </w:pPr>
       <w:r>
@@ -7584,7 +7467,7 @@
     </w:p>
     <w:p>
       <w:pPr>
-        <w:pStyle w:val="42"/>
+        <w:pStyle w:val="a4"/>
         <w:keepNext w:val="0"/>
         <w:keepLines w:val="0"/>
         <w:pageBreakBefore w:val="0"/>
@@ -7602,7 +7485,7 @@
         <w:bidi w:val="0"/>
         <w:adjustRightInd w:val="0"/>
         <w:snapToGrid w:val="0"/>
-        <w:ind w:left="425" w:leftChars="0" w:hanging="425" w:firstLineChars="0"/>
+        <w:ind w:left="425" w:hanging="425" w:leftChars="0" w:firstLineChars="0"/>
         <w:textAlignment w:val="baseline"/>
       </w:pPr>
       <w:r>
@@ -7611,7 +7494,7 @@
     </w:p>
     <w:p>
       <w:pPr>
-        <w:pStyle w:val="32"/>
+        <w:pStyle w:val="2"/>
         <w:keepNext w:val="0"/>
         <w:keepLines w:val="0"/>
         <w:pageBreakBefore w:val="0"/>
@@ -7627,17 +7510,17 @@
         <w:snapToGrid w:val="0"/>
         <w:textAlignment w:val="baseline"/>
       </w:pPr>
-      <w:bookmarkStart w:id="40" w:name="_Toc27159"/>
-      <w:bookmarkStart w:id="41" w:name="heading_23"/>
+      <w:bookmarkStart w:id="41" w:name="_Toc27159"/>
+      <w:bookmarkStart w:id="42" w:name="heading_23"/>
       <w:r>
         <w:t>备品备件检测</w:t>
       </w:r>
-      <w:bookmarkEnd w:id="40"/>
       <w:bookmarkEnd w:id="41"/>
+      <w:bookmarkEnd w:id="42"/>
     </w:p>
     <w:p>
       <w:pPr>
-        <w:pStyle w:val="31"/>
+        <w:pStyle w:val="a2"/>
         <w:keepNext w:val="0"/>
         <w:keepLines w:val="0"/>
         <w:pageBreakBefore w:val="0"/>
@@ -7659,18 +7542,17 @@
     </w:p>
     <w:tbl>
       <w:tblPr>
-        <w:tblStyle w:val="20"/>
+        <w:tblStyle w:val="TableNormal"/>
         <w:tblW w:w="8214" w:type="dxa"/>
         <w:jc w:val="center"/>
         <w:tblBorders>
-          <w:top w:val="none" w:color="DEE0E3" w:sz="0" w:space="0"/>
-          <w:left w:val="none" w:color="DEE0E3" w:sz="0" w:space="0"/>
-          <w:bottom w:val="none" w:color="DEE0E3" w:sz="0" w:space="0"/>
-          <w:right w:val="none" w:color="DEE0E3" w:sz="0" w:space="0"/>
-          <w:insideH w:val="none" w:color="DEE0E3" w:sz="0" w:space="0"/>
-          <w:insideV w:val="none" w:color="DEE0E3" w:sz="0" w:space="0"/>
+          <w:top w:val="nil"/>
+          <w:left w:val="nil"/>
+          <w:bottom w:val="nil"/>
+          <w:right w:val="nil"/>
+          <w:insideH w:val="nil"/>
+          <w:insideV w:val="nil"/>
         </w:tblBorders>
-        <w:tblLayout w:type="autofit"/>
         <w:tblCellMar>
           <w:top w:w="0" w:type="dxa"/>
           <w:left w:w="10" w:type="dxa"/>
@@ -7685,13 +7567,15 @@
       </w:tblGrid>
       <w:tr>
         <w:tblPrEx>
+          <w:tblW w:w="8214" w:type="dxa"/>
+          <w:jc w:val="center"/>
           <w:tblBorders>
-            <w:top w:val="none" w:color="DEE0E3" w:sz="0" w:space="0"/>
-            <w:left w:val="none" w:color="DEE0E3" w:sz="0" w:space="0"/>
-            <w:bottom w:val="none" w:color="DEE0E3" w:sz="0" w:space="0"/>
-            <w:right w:val="none" w:color="DEE0E3" w:sz="0" w:space="0"/>
-            <w:insideH w:val="none" w:color="DEE0E3" w:sz="0" w:space="0"/>
-            <w:insideV w:val="none" w:color="DEE0E3" w:sz="0" w:space="0"/>
+            <w:top w:val="nil"/>
+            <w:left w:val="nil"/>
+            <w:bottom w:val="nil"/>
+            <w:right w:val="nil"/>
+            <w:insideH w:val="nil"/>
+            <w:insideV w:val="nil"/>
           </w:tblBorders>
           <w:tblCellMar>
             <w:top w:w="0" w:type="dxa"/>
@@ -7701,7 +7585,7 @@
           </w:tblCellMar>
         </w:tblPrEx>
         <w:trPr>
-          <w:trHeight w:val="0" w:hRule="atLeast"/>
+          <w:trHeight w:val="0"/>
           <w:tblHeader/>
           <w:jc w:val="center"/>
         </w:trPr>
@@ -7709,12 +7593,11 @@
           <w:tcPr>
             <w:tcW w:w="1560" w:type="dxa"/>
             <w:tcBorders>
-              <w:top w:val="single" w:color="auto" w:sz="12" w:space="0"/>
-              <w:left w:val="single" w:color="auto" w:sz="12" w:space="0"/>
+              <w:top w:val="single" w:sz="12" w:space="0" w:color="auto"/>
+              <w:left w:val="single" w:sz="12" w:space="0" w:color="auto"/>
               <w:bottom w:val="nil"/>
               <w:right w:val="nil"/>
             </w:tcBorders>
-            <w:noWrap w:val="0"/>
             <w:tcMar>
               <w:top w:w="60" w:type="dxa"/>
               <w:left w:w="120" w:type="dxa"/>
@@ -7725,7 +7608,7 @@
           </w:tcPr>
           <w:p>
             <w:pPr>
-              <w:pStyle w:val="31"/>
+              <w:pStyle w:val="a2"/>
               <w:keepNext w:val="0"/>
               <w:keepLines w:val="0"/>
               <w:pageBreakBefore w:val="0"/>
@@ -7740,7 +7623,7 @@
               <w:adjustRightInd w:val="0"/>
               <w:snapToGrid w:val="0"/>
               <w:spacing w:line="240" w:lineRule="auto"/>
-              <w:ind w:left="0" w:leftChars="0" w:right="0" w:rightChars="0" w:firstLine="0" w:firstLineChars="0"/>
+              <w:ind w:left="0" w:right="0" w:firstLine="0" w:leftChars="0" w:rightChars="0" w:firstLineChars="0"/>
               <w:jc w:val="center"/>
               <w:textAlignment w:val="baseline"/>
               <w:rPr>
@@ -7759,12 +7642,11 @@
           <w:tcPr>
             <w:tcW w:w="4435" w:type="dxa"/>
             <w:tcBorders>
-              <w:top w:val="single" w:color="auto" w:sz="12" w:space="0"/>
-              <w:left w:val="single" w:color="auto" w:sz="4" w:space="0"/>
+              <w:top w:val="single" w:sz="12" w:space="0" w:color="auto"/>
+              <w:left w:val="single" w:sz="4" w:space="0" w:color="auto"/>
               <w:bottom w:val="nil"/>
               <w:right w:val="nil"/>
             </w:tcBorders>
-            <w:noWrap w:val="0"/>
             <w:tcMar>
               <w:top w:w="60" w:type="dxa"/>
               <w:left w:w="120" w:type="dxa"/>
@@ -7775,7 +7657,7 @@
           </w:tcPr>
           <w:p>
             <w:pPr>
-              <w:pStyle w:val="31"/>
+              <w:pStyle w:val="a2"/>
               <w:keepNext w:val="0"/>
               <w:keepLines w:val="0"/>
               <w:pageBreakBefore w:val="0"/>
@@ -7790,7 +7672,7 @@
               <w:adjustRightInd w:val="0"/>
               <w:snapToGrid w:val="0"/>
               <w:spacing w:line="240" w:lineRule="auto"/>
-              <w:ind w:left="0" w:leftChars="0" w:right="0" w:rightChars="0" w:firstLine="0" w:firstLineChars="0"/>
+              <w:ind w:left="0" w:right="0" w:firstLine="0" w:leftChars="0" w:rightChars="0" w:firstLineChars="0"/>
               <w:jc w:val="center"/>
               <w:textAlignment w:val="baseline"/>
               <w:rPr>
@@ -7809,12 +7691,11 @@
           <w:tcPr>
             <w:tcW w:w="2218" w:type="dxa"/>
             <w:tcBorders>
-              <w:top w:val="single" w:color="auto" w:sz="12" w:space="0"/>
-              <w:left w:val="single" w:color="auto" w:sz="4" w:space="0"/>
+              <w:top w:val="single" w:sz="12" w:space="0" w:color="auto"/>
+              <w:left w:val="single" w:sz="4" w:space="0" w:color="auto"/>
               <w:bottom w:val="nil"/>
-              <w:right w:val="single" w:color="auto" w:sz="12" w:space="0"/>
+              <w:right w:val="single" w:sz="12" w:space="0" w:color="auto"/>
             </w:tcBorders>
-            <w:noWrap w:val="0"/>
             <w:tcMar>
               <w:top w:w="60" w:type="dxa"/>
               <w:left w:w="120" w:type="dxa"/>
@@ -7825,7 +7706,7 @@
           </w:tcPr>
           <w:p>
             <w:pPr>
-              <w:pStyle w:val="31"/>
+              <w:pStyle w:val="a2"/>
               <w:keepNext w:val="0"/>
               <w:keepLines w:val="0"/>
               <w:pageBreakBefore w:val="0"/>
@@ -7840,7 +7721,7 @@
               <w:adjustRightInd w:val="0"/>
               <w:snapToGrid w:val="0"/>
               <w:spacing w:line="240" w:lineRule="auto"/>
-              <w:ind w:left="0" w:leftChars="0" w:right="0" w:rightChars="0" w:firstLine="0" w:firstLineChars="0"/>
+              <w:ind w:left="0" w:right="0" w:firstLine="0" w:leftChars="0" w:rightChars="0" w:firstLineChars="0"/>
               <w:jc w:val="center"/>
               <w:textAlignment w:val="baseline"/>
               <w:rPr>
@@ -7858,14 +7739,8 @@
       </w:tr>
       <w:tr>
         <w:tblPrEx>
-          <w:tblBorders>
-            <w:top w:val="none" w:color="DEE0E3" w:sz="0" w:space="0"/>
-            <w:left w:val="none" w:color="DEE0E3" w:sz="0" w:space="0"/>
-            <w:bottom w:val="none" w:color="DEE0E3" w:sz="0" w:space="0"/>
-            <w:right w:val="none" w:color="DEE0E3" w:sz="0" w:space="0"/>
-            <w:insideH w:val="none" w:color="DEE0E3" w:sz="0" w:space="0"/>
-            <w:insideV w:val="none" w:color="DEE0E3" w:sz="0" w:space="0"/>
-          </w:tblBorders>
+          <w:tblW w:w="8214" w:type="dxa"/>
+          <w:jc w:val="center"/>
           <w:tblCellMar>
             <w:top w:w="0" w:type="dxa"/>
             <w:left w:w="10" w:type="dxa"/>
@@ -7874,19 +7749,18 @@
           </w:tblCellMar>
         </w:tblPrEx>
         <w:trPr>
-          <w:trHeight w:val="0" w:hRule="atLeast"/>
+          <w:trHeight w:val="0"/>
           <w:jc w:val="center"/>
         </w:trPr>
         <w:tc>
           <w:tcPr>
             <w:tcW w:w="1560" w:type="dxa"/>
             <w:tcBorders>
-              <w:top w:val="single" w:color="auto" w:sz="4" w:space="0"/>
-              <w:left w:val="single" w:color="auto" w:sz="12" w:space="0"/>
+              <w:top w:val="single" w:sz="4" w:space="0" w:color="auto"/>
+              <w:left w:val="single" w:sz="12" w:space="0" w:color="auto"/>
               <w:bottom w:val="nil"/>
               <w:right w:val="nil"/>
             </w:tcBorders>
-            <w:noWrap w:val="0"/>
             <w:tcMar>
               <w:top w:w="60" w:type="dxa"/>
               <w:left w:w="120" w:type="dxa"/>
@@ -7897,7 +7771,7 @@
           </w:tcPr>
           <w:p>
             <w:pPr>
-              <w:pStyle w:val="31"/>
+              <w:pStyle w:val="a2"/>
               <w:keepNext w:val="0"/>
               <w:keepLines w:val="0"/>
               <w:pageBreakBefore w:val="0"/>
@@ -7912,7 +7786,7 @@
               <w:adjustRightInd w:val="0"/>
               <w:snapToGrid w:val="0"/>
               <w:spacing w:line="240" w:lineRule="auto"/>
-              <w:ind w:left="0" w:leftChars="0" w:right="0" w:rightChars="0" w:firstLine="0" w:firstLineChars="0"/>
+              <w:ind w:left="0" w:right="0" w:firstLine="0" w:leftChars="0" w:rightChars="0" w:firstLineChars="0"/>
               <w:jc w:val="center"/>
               <w:textAlignment w:val="baseline"/>
             </w:pPr>
@@ -7925,12 +7799,11 @@
           <w:tcPr>
             <w:tcW w:w="4435" w:type="dxa"/>
             <w:tcBorders>
-              <w:top w:val="single" w:color="auto" w:sz="4" w:space="0"/>
-              <w:left w:val="single" w:color="auto" w:sz="4" w:space="0"/>
+              <w:top w:val="single" w:sz="4" w:space="0" w:color="auto"/>
+              <w:left w:val="single" w:sz="4" w:space="0" w:color="auto"/>
               <w:bottom w:val="nil"/>
               <w:right w:val="nil"/>
             </w:tcBorders>
-            <w:noWrap w:val="0"/>
             <w:tcMar>
               <w:top w:w="60" w:type="dxa"/>
               <w:left w:w="120" w:type="dxa"/>
@@ -7941,7 +7814,7 @@
           </w:tcPr>
           <w:p>
             <w:pPr>
-              <w:pStyle w:val="31"/>
+              <w:pStyle w:val="a2"/>
               <w:keepNext w:val="0"/>
               <w:keepLines w:val="0"/>
               <w:pageBreakBefore w:val="0"/>
@@ -7956,7 +7829,7 @@
               <w:adjustRightInd w:val="0"/>
               <w:snapToGrid w:val="0"/>
               <w:spacing w:line="240" w:lineRule="auto"/>
-              <w:ind w:left="0" w:leftChars="0" w:right="0" w:rightChars="0" w:firstLine="0" w:firstLineChars="0"/>
+              <w:ind w:left="0" w:right="0" w:firstLine="0" w:leftChars="0" w:rightChars="0" w:firstLineChars="0"/>
               <w:jc w:val="center"/>
               <w:textAlignment w:val="baseline"/>
             </w:pPr>
@@ -7969,12 +7842,11 @@
           <w:tcPr>
             <w:tcW w:w="2218" w:type="dxa"/>
             <w:tcBorders>
-              <w:top w:val="single" w:color="auto" w:sz="4" w:space="0"/>
-              <w:left w:val="single" w:color="auto" w:sz="4" w:space="0"/>
+              <w:top w:val="single" w:sz="4" w:space="0" w:color="auto"/>
+              <w:left w:val="single" w:sz="4" w:space="0" w:color="auto"/>
               <w:bottom w:val="nil"/>
-              <w:right w:val="single" w:color="auto" w:sz="12" w:space="0"/>
+              <w:right w:val="single" w:sz="12" w:space="0" w:color="auto"/>
             </w:tcBorders>
-            <w:noWrap w:val="0"/>
             <w:tcMar>
               <w:top w:w="60" w:type="dxa"/>
               <w:left w:w="120" w:type="dxa"/>
@@ -7985,7 +7857,7 @@
           </w:tcPr>
           <w:p>
             <w:pPr>
-              <w:pStyle w:val="31"/>
+              <w:pStyle w:val="a2"/>
               <w:keepNext w:val="0"/>
               <w:keepLines w:val="0"/>
               <w:pageBreakBefore w:val="0"/>
@@ -8000,7 +7872,7 @@
               <w:adjustRightInd w:val="0"/>
               <w:snapToGrid w:val="0"/>
               <w:spacing w:line="240" w:lineRule="auto"/>
-              <w:ind w:left="0" w:leftChars="0" w:right="0" w:rightChars="0" w:firstLine="0" w:firstLineChars="0"/>
+              <w:ind w:left="0" w:right="0" w:firstLine="0" w:leftChars="0" w:rightChars="0" w:firstLineChars="0"/>
               <w:jc w:val="left"/>
               <w:textAlignment w:val="baseline"/>
             </w:pPr>
@@ -8012,14 +7884,8 @@
       </w:tr>
       <w:tr>
         <w:tblPrEx>
-          <w:tblBorders>
-            <w:top w:val="none" w:color="DEE0E3" w:sz="0" w:space="0"/>
-            <w:left w:val="none" w:color="DEE0E3" w:sz="0" w:space="0"/>
-            <w:bottom w:val="none" w:color="DEE0E3" w:sz="0" w:space="0"/>
-            <w:right w:val="none" w:color="DEE0E3" w:sz="0" w:space="0"/>
-            <w:insideH w:val="none" w:color="DEE0E3" w:sz="0" w:space="0"/>
-            <w:insideV w:val="none" w:color="DEE0E3" w:sz="0" w:space="0"/>
-          </w:tblBorders>
+          <w:tblW w:w="8214" w:type="dxa"/>
+          <w:jc w:val="center"/>
           <w:tblCellMar>
             <w:top w:w="0" w:type="dxa"/>
             <w:left w:w="10" w:type="dxa"/>
@@ -8028,19 +7894,18 @@
           </w:tblCellMar>
         </w:tblPrEx>
         <w:trPr>
-          <w:trHeight w:val="0" w:hRule="atLeast"/>
+          <w:trHeight w:val="0"/>
           <w:jc w:val="center"/>
         </w:trPr>
         <w:tc>
           <w:tcPr>
             <w:tcW w:w="1560" w:type="dxa"/>
             <w:tcBorders>
-              <w:top w:val="single" w:color="auto" w:sz="4" w:space="0"/>
-              <w:left w:val="single" w:color="auto" w:sz="12" w:space="0"/>
+              <w:top w:val="single" w:sz="4" w:space="0" w:color="auto"/>
+              <w:left w:val="single" w:sz="12" w:space="0" w:color="auto"/>
               <w:bottom w:val="nil"/>
               <w:right w:val="nil"/>
             </w:tcBorders>
-            <w:noWrap w:val="0"/>
             <w:tcMar>
               <w:top w:w="60" w:type="dxa"/>
               <w:left w:w="120" w:type="dxa"/>
@@ -8051,7 +7916,7 @@
           </w:tcPr>
           <w:p>
             <w:pPr>
-              <w:pStyle w:val="31"/>
+              <w:pStyle w:val="a2"/>
               <w:keepNext w:val="0"/>
               <w:keepLines w:val="0"/>
               <w:pageBreakBefore w:val="0"/>
@@ -8066,7 +7931,7 @@
               <w:adjustRightInd w:val="0"/>
               <w:snapToGrid w:val="0"/>
               <w:spacing w:line="240" w:lineRule="auto"/>
-              <w:ind w:left="0" w:leftChars="0" w:right="0" w:rightChars="0" w:firstLine="0" w:firstLineChars="0"/>
+              <w:ind w:left="0" w:right="0" w:firstLine="0" w:leftChars="0" w:rightChars="0" w:firstLineChars="0"/>
               <w:jc w:val="center"/>
               <w:textAlignment w:val="baseline"/>
             </w:pPr>
@@ -8079,12 +7944,11 @@
           <w:tcPr>
             <w:tcW w:w="4435" w:type="dxa"/>
             <w:tcBorders>
-              <w:top w:val="single" w:color="auto" w:sz="4" w:space="0"/>
-              <w:left w:val="single" w:color="auto" w:sz="4" w:space="0"/>
+              <w:top w:val="single" w:sz="4" w:space="0" w:color="auto"/>
+              <w:left w:val="single" w:sz="4" w:space="0" w:color="auto"/>
               <w:bottom w:val="nil"/>
               <w:right w:val="nil"/>
             </w:tcBorders>
-            <w:noWrap w:val="0"/>
             <w:tcMar>
               <w:top w:w="60" w:type="dxa"/>
               <w:left w:w="120" w:type="dxa"/>
@@ -8095,7 +7959,7 @@
           </w:tcPr>
           <w:p>
             <w:pPr>
-              <w:pStyle w:val="31"/>
+              <w:pStyle w:val="a2"/>
               <w:keepNext w:val="0"/>
               <w:keepLines w:val="0"/>
               <w:pageBreakBefore w:val="0"/>
@@ -8110,7 +7974,7 @@
               <w:adjustRightInd w:val="0"/>
               <w:snapToGrid w:val="0"/>
               <w:spacing w:line="240" w:lineRule="auto"/>
-              <w:ind w:left="0" w:leftChars="0" w:right="0" w:rightChars="0" w:firstLine="0" w:firstLineChars="0"/>
+              <w:ind w:left="0" w:right="0" w:firstLine="0" w:leftChars="0" w:rightChars="0" w:firstLineChars="0"/>
               <w:jc w:val="center"/>
               <w:textAlignment w:val="baseline"/>
             </w:pPr>
@@ -8123,12 +7987,11 @@
           <w:tcPr>
             <w:tcW w:w="2218" w:type="dxa"/>
             <w:tcBorders>
-              <w:top w:val="single" w:color="auto" w:sz="4" w:space="0"/>
-              <w:left w:val="single" w:color="auto" w:sz="4" w:space="0"/>
+              <w:top w:val="single" w:sz="4" w:space="0" w:color="auto"/>
+              <w:left w:val="single" w:sz="4" w:space="0" w:color="auto"/>
               <w:bottom w:val="nil"/>
-              <w:right w:val="single" w:color="auto" w:sz="12" w:space="0"/>
+              <w:right w:val="single" w:sz="12" w:space="0" w:color="auto"/>
             </w:tcBorders>
-            <w:noWrap w:val="0"/>
             <w:tcMar>
               <w:top w:w="60" w:type="dxa"/>
               <w:left w:w="120" w:type="dxa"/>
@@ -8139,7 +8002,7 @@
           </w:tcPr>
           <w:p>
             <w:pPr>
-              <w:pStyle w:val="31"/>
+              <w:pStyle w:val="a2"/>
               <w:keepNext w:val="0"/>
               <w:keepLines w:val="0"/>
               <w:pageBreakBefore w:val="0"/>
@@ -8154,7 +8017,7 @@
               <w:adjustRightInd w:val="0"/>
               <w:snapToGrid w:val="0"/>
               <w:spacing w:line="240" w:lineRule="auto"/>
-              <w:ind w:left="0" w:leftChars="0" w:right="0" w:rightChars="0" w:firstLine="0" w:firstLineChars="0"/>
+              <w:ind w:left="0" w:right="0" w:firstLine="0" w:leftChars="0" w:rightChars="0" w:firstLineChars="0"/>
               <w:jc w:val="left"/>
               <w:textAlignment w:val="baseline"/>
             </w:pPr>
@@ -8166,14 +8029,8 @@
       </w:tr>
       <w:tr>
         <w:tblPrEx>
-          <w:tblBorders>
-            <w:top w:val="none" w:color="DEE0E3" w:sz="0" w:space="0"/>
-            <w:left w:val="none" w:color="DEE0E3" w:sz="0" w:space="0"/>
-            <w:bottom w:val="none" w:color="DEE0E3" w:sz="0" w:space="0"/>
-            <w:right w:val="none" w:color="DEE0E3" w:sz="0" w:space="0"/>
-            <w:insideH w:val="none" w:color="DEE0E3" w:sz="0" w:space="0"/>
-            <w:insideV w:val="none" w:color="DEE0E3" w:sz="0" w:space="0"/>
-          </w:tblBorders>
+          <w:tblW w:w="8214" w:type="dxa"/>
+          <w:jc w:val="center"/>
           <w:tblCellMar>
             <w:top w:w="0" w:type="dxa"/>
             <w:left w:w="10" w:type="dxa"/>
@@ -8182,19 +8039,18 @@
           </w:tblCellMar>
         </w:tblPrEx>
         <w:trPr>
-          <w:trHeight w:val="0" w:hRule="atLeast"/>
+          <w:trHeight w:val="0"/>
           <w:jc w:val="center"/>
         </w:trPr>
         <w:tc>
           <w:tcPr>
             <w:tcW w:w="1560" w:type="dxa"/>
             <w:tcBorders>
-              <w:top w:val="single" w:color="auto" w:sz="4" w:space="0"/>
-              <w:left w:val="single" w:color="auto" w:sz="12" w:space="0"/>
-              <w:bottom w:val="single" w:color="auto" w:sz="12" w:space="0"/>
+              <w:top w:val="single" w:sz="4" w:space="0" w:color="auto"/>
+              <w:left w:val="single" w:sz="12" w:space="0" w:color="auto"/>
+              <w:bottom w:val="single" w:sz="12" w:space="0" w:color="auto"/>
               <w:right w:val="nil"/>
             </w:tcBorders>
-            <w:noWrap w:val="0"/>
             <w:tcMar>
               <w:top w:w="60" w:type="dxa"/>
               <w:left w:w="120" w:type="dxa"/>
@@ -8205,7 +8061,7 @@
           </w:tcPr>
           <w:p>
             <w:pPr>
-              <w:pStyle w:val="31"/>
+              <w:pStyle w:val="a2"/>
               <w:keepNext w:val="0"/>
               <w:keepLines w:val="0"/>
               <w:pageBreakBefore w:val="0"/>
@@ -8220,7 +8076,7 @@
               <w:adjustRightInd w:val="0"/>
               <w:snapToGrid w:val="0"/>
               <w:spacing w:line="240" w:lineRule="auto"/>
-              <w:ind w:left="0" w:leftChars="0" w:right="0" w:rightChars="0" w:firstLine="0" w:firstLineChars="0"/>
+              <w:ind w:left="0" w:right="0" w:firstLine="0" w:leftChars="0" w:rightChars="0" w:firstLineChars="0"/>
               <w:jc w:val="center"/>
               <w:textAlignment w:val="baseline"/>
             </w:pPr>
@@ -8233,12 +8089,11 @@
           <w:tcPr>
             <w:tcW w:w="4435" w:type="dxa"/>
             <w:tcBorders>
-              <w:top w:val="single" w:color="auto" w:sz="4" w:space="0"/>
-              <w:left w:val="single" w:color="auto" w:sz="4" w:space="0"/>
-              <w:bottom w:val="single" w:color="auto" w:sz="12" w:space="0"/>
+              <w:top w:val="single" w:sz="4" w:space="0" w:color="auto"/>
+              <w:left w:val="single" w:sz="4" w:space="0" w:color="auto"/>
+              <w:bottom w:val="single" w:sz="12" w:space="0" w:color="auto"/>
               <w:right w:val="nil"/>
             </w:tcBorders>
-            <w:noWrap w:val="0"/>
             <w:tcMar>
               <w:top w:w="60" w:type="dxa"/>
               <w:left w:w="120" w:type="dxa"/>
@@ -8249,7 +8104,7 @@
           </w:tcPr>
           <w:p>
             <w:pPr>
-              <w:pStyle w:val="31"/>
+              <w:pStyle w:val="a2"/>
               <w:keepNext w:val="0"/>
               <w:keepLines w:val="0"/>
               <w:pageBreakBefore w:val="0"/>
@@ -8264,7 +8119,7 @@
               <w:adjustRightInd w:val="0"/>
               <w:snapToGrid w:val="0"/>
               <w:spacing w:line="240" w:lineRule="auto"/>
-              <w:ind w:left="0" w:leftChars="0" w:right="0" w:rightChars="0" w:firstLine="0" w:firstLineChars="0"/>
+              <w:ind w:left="0" w:right="0" w:firstLine="0" w:leftChars="0" w:rightChars="0" w:firstLineChars="0"/>
               <w:jc w:val="center"/>
               <w:textAlignment w:val="baseline"/>
             </w:pPr>
@@ -8277,12 +8132,11 @@
           <w:tcPr>
             <w:tcW w:w="2218" w:type="dxa"/>
             <w:tcBorders>
-              <w:top w:val="single" w:color="auto" w:sz="4" w:space="0"/>
-              <w:left w:val="single" w:color="auto" w:sz="4" w:space="0"/>
-              <w:bottom w:val="single" w:color="auto" w:sz="12" w:space="0"/>
-              <w:right w:val="single" w:color="auto" w:sz="12" w:space="0"/>
+              <w:top w:val="single" w:sz="4" w:space="0" w:color="auto"/>
+              <w:left w:val="single" w:sz="4" w:space="0" w:color="auto"/>
+              <w:bottom w:val="single" w:sz="12" w:space="0" w:color="auto"/>
+              <w:right w:val="single" w:sz="12" w:space="0" w:color="auto"/>
             </w:tcBorders>
-            <w:noWrap w:val="0"/>
             <w:tcMar>
               <w:top w:w="60" w:type="dxa"/>
               <w:left w:w="120" w:type="dxa"/>
@@ -8293,7 +8147,7 @@
           </w:tcPr>
           <w:p>
             <w:pPr>
-              <w:pStyle w:val="31"/>
+              <w:pStyle w:val="a2"/>
               <w:keepNext w:val="0"/>
               <w:keepLines w:val="0"/>
               <w:pageBreakBefore w:val="0"/>
@@ -8308,7 +8162,7 @@
               <w:adjustRightInd w:val="0"/>
               <w:snapToGrid w:val="0"/>
               <w:spacing w:line="240" w:lineRule="auto"/>
-              <w:ind w:left="0" w:leftChars="0" w:right="0" w:rightChars="0" w:firstLine="0" w:firstLineChars="0"/>
+              <w:ind w:left="0" w:right="0" w:firstLine="0" w:leftChars="0" w:rightChars="0" w:firstLineChars="0"/>
               <w:jc w:val="left"/>
               <w:textAlignment w:val="baseline"/>
             </w:pPr>
@@ -8321,7 +8175,7 @@
     </w:tbl>
     <w:p>
       <w:pPr>
-        <w:pStyle w:val="30"/>
+        <w:pStyle w:val="1"/>
         <w:keepNext w:val="0"/>
         <w:keepLines w:val="0"/>
         <w:pageBreakBefore w:val="0"/>
@@ -8337,17 +8191,17 @@
         <w:snapToGrid w:val="0"/>
         <w:textAlignment w:val="baseline"/>
       </w:pPr>
-      <w:bookmarkStart w:id="42" w:name="heading_24"/>
-      <w:bookmarkStart w:id="43" w:name="_Toc19981"/>
+      <w:bookmarkStart w:id="43" w:name="heading_24"/>
+      <w:bookmarkStart w:id="44" w:name="_Toc19981"/>
       <w:r>
         <w:t>检查及考核</w:t>
       </w:r>
-      <w:bookmarkEnd w:id="42"/>
       <w:bookmarkEnd w:id="43"/>
+      <w:bookmarkEnd w:id="44"/>
     </w:p>
     <w:p>
       <w:pPr>
-        <w:pStyle w:val="32"/>
+        <w:pStyle w:val="2"/>
         <w:keepNext w:val="0"/>
         <w:keepLines w:val="0"/>
         <w:pageBreakBefore w:val="0"/>
@@ -8363,28 +8217,27 @@
         <w:snapToGrid w:val="0"/>
         <w:textAlignment w:val="baseline"/>
       </w:pPr>
-      <w:bookmarkStart w:id="44" w:name="_Toc8362"/>
-      <w:bookmarkStart w:id="45" w:name="heading_25"/>
+      <w:bookmarkStart w:id="45" w:name="_Toc8362"/>
+      <w:bookmarkStart w:id="46" w:name="heading_25"/>
       <w:r>
         <w:t>考核指标</w:t>
       </w:r>
-      <w:bookmarkEnd w:id="44"/>
       <w:bookmarkEnd w:id="45"/>
+      <w:bookmarkEnd w:id="46"/>
     </w:p>
     <w:tbl>
       <w:tblPr>
-        <w:tblStyle w:val="20"/>
+        <w:tblStyle w:val="TableNormal"/>
         <w:tblW w:w="8214" w:type="dxa"/>
         <w:jc w:val="center"/>
         <w:tblBorders>
-          <w:top w:val="none" w:color="DEE0E3" w:sz="0" w:space="0"/>
-          <w:left w:val="none" w:color="DEE0E3" w:sz="0" w:space="0"/>
-          <w:bottom w:val="none" w:color="DEE0E3" w:sz="0" w:space="0"/>
-          <w:right w:val="none" w:color="DEE0E3" w:sz="0" w:space="0"/>
-          <w:insideH w:val="none" w:color="DEE0E3" w:sz="0" w:space="0"/>
-          <w:insideV w:val="none" w:color="DEE0E3" w:sz="0" w:space="0"/>
+          <w:top w:val="nil"/>
+          <w:left w:val="nil"/>
+          <w:bottom w:val="nil"/>
+          <w:right w:val="nil"/>
+          <w:insideH w:val="nil"/>
+          <w:insideV w:val="nil"/>
         </w:tblBorders>
-        <w:tblLayout w:type="autofit"/>
         <w:tblCellMar>
           <w:top w:w="0" w:type="dxa"/>
           <w:left w:w="10" w:type="dxa"/>
@@ -8400,13 +8253,15 @@
       </w:tblGrid>
       <w:tr>
         <w:tblPrEx>
+          <w:tblW w:w="8214" w:type="dxa"/>
+          <w:jc w:val="center"/>
           <w:tblBorders>
-            <w:top w:val="none" w:color="DEE0E3" w:sz="0" w:space="0"/>
-            <w:left w:val="none" w:color="DEE0E3" w:sz="0" w:space="0"/>
-            <w:bottom w:val="none" w:color="DEE0E3" w:sz="0" w:space="0"/>
-            <w:right w:val="none" w:color="DEE0E3" w:sz="0" w:space="0"/>
-            <w:insideH w:val="none" w:color="DEE0E3" w:sz="0" w:space="0"/>
-            <w:insideV w:val="none" w:color="DEE0E3" w:sz="0" w:space="0"/>
+            <w:top w:val="nil"/>
+            <w:left w:val="nil"/>
+            <w:bottom w:val="nil"/>
+            <w:right w:val="nil"/>
+            <w:insideH w:val="nil"/>
+            <w:insideV w:val="nil"/>
           </w:tblBorders>
           <w:tblCellMar>
             <w:top w:w="0" w:type="dxa"/>
@@ -8416,7 +8271,7 @@
           </w:tblCellMar>
         </w:tblPrEx>
         <w:trPr>
-          <w:trHeight w:val="0" w:hRule="atLeast"/>
+          <w:trHeight w:val="0"/>
           <w:tblHeader/>
           <w:jc w:val="center"/>
         </w:trPr>
@@ -8424,12 +8279,11 @@
           <w:tcPr>
             <w:tcW w:w="1808" w:type="dxa"/>
             <w:tcBorders>
-              <w:top w:val="single" w:color="auto" w:sz="12" w:space="0"/>
-              <w:left w:val="single" w:color="auto" w:sz="12" w:space="0"/>
+              <w:top w:val="single" w:sz="12" w:space="0" w:color="auto"/>
+              <w:left w:val="single" w:sz="12" w:space="0" w:color="auto"/>
               <w:bottom w:val="nil"/>
               <w:right w:val="nil"/>
             </w:tcBorders>
-            <w:noWrap w:val="0"/>
             <w:tcMar>
               <w:top w:w="60" w:type="dxa"/>
               <w:left w:w="120" w:type="dxa"/>
@@ -8440,7 +8294,7 @@
           </w:tcPr>
           <w:p>
             <w:pPr>
-              <w:pStyle w:val="31"/>
+              <w:pStyle w:val="a2"/>
               <w:keepNext w:val="0"/>
               <w:keepLines w:val="0"/>
               <w:pageBreakBefore w:val="0"/>
@@ -8455,7 +8309,7 @@
               <w:adjustRightInd w:val="0"/>
               <w:snapToGrid w:val="0"/>
               <w:spacing w:line="240" w:lineRule="auto"/>
-              <w:ind w:left="0" w:leftChars="0" w:right="0" w:rightChars="0" w:firstLine="0" w:firstLineChars="0"/>
+              <w:ind w:left="0" w:right="0" w:firstLine="0" w:leftChars="0" w:rightChars="0" w:firstLineChars="0"/>
               <w:jc w:val="center"/>
               <w:textAlignment w:val="baseline"/>
               <w:rPr>
@@ -8474,12 +8328,11 @@
           <w:tcPr>
             <w:tcW w:w="4234" w:type="dxa"/>
             <w:tcBorders>
-              <w:top w:val="single" w:color="auto" w:sz="12" w:space="0"/>
-              <w:left w:val="single" w:color="auto" w:sz="4" w:space="0"/>
+              <w:top w:val="single" w:sz="12" w:space="0" w:color="auto"/>
+              <w:left w:val="single" w:sz="4" w:space="0" w:color="auto"/>
               <w:bottom w:val="nil"/>
               <w:right w:val="nil"/>
             </w:tcBorders>
-            <w:noWrap w:val="0"/>
             <w:tcMar>
               <w:top w:w="60" w:type="dxa"/>
               <w:left w:w="120" w:type="dxa"/>
@@ -8490,7 +8343,7 @@
           </w:tcPr>
           <w:p>
             <w:pPr>
-              <w:pStyle w:val="31"/>
+              <w:pStyle w:val="a2"/>
               <w:keepNext w:val="0"/>
               <w:keepLines w:val="0"/>
               <w:pageBreakBefore w:val="0"/>
@@ -8505,7 +8358,7 @@
               <w:adjustRightInd w:val="0"/>
               <w:snapToGrid w:val="0"/>
               <w:spacing w:line="240" w:lineRule="auto"/>
-              <w:ind w:left="0" w:leftChars="0" w:right="0" w:rightChars="0" w:firstLine="0" w:firstLineChars="0"/>
+              <w:ind w:left="0" w:right="0" w:firstLine="0" w:leftChars="0" w:rightChars="0" w:firstLineChars="0"/>
               <w:jc w:val="center"/>
               <w:textAlignment w:val="baseline"/>
               <w:rPr>
@@ -8524,12 +8377,11 @@
           <w:tcPr>
             <w:tcW w:w="966" w:type="dxa"/>
             <w:tcBorders>
-              <w:top w:val="single" w:color="auto" w:sz="12" w:space="0"/>
-              <w:left w:val="single" w:color="auto" w:sz="4" w:space="0"/>
+              <w:top w:val="single" w:sz="12" w:space="0" w:color="auto"/>
+              <w:left w:val="single" w:sz="4" w:space="0" w:color="auto"/>
               <w:bottom w:val="nil"/>
               <w:right w:val="nil"/>
             </w:tcBorders>
-            <w:noWrap w:val="0"/>
             <w:tcMar>
               <w:top w:w="60" w:type="dxa"/>
               <w:left w:w="120" w:type="dxa"/>
@@ -8540,7 +8392,7 @@
           </w:tcPr>
           <w:p>
             <w:pPr>
-              <w:pStyle w:val="31"/>
+              <w:pStyle w:val="a2"/>
               <w:keepNext w:val="0"/>
               <w:keepLines w:val="0"/>
               <w:pageBreakBefore w:val="0"/>
@@ -8555,7 +8407,7 @@
               <w:adjustRightInd w:val="0"/>
               <w:snapToGrid w:val="0"/>
               <w:spacing w:line="240" w:lineRule="auto"/>
-              <w:ind w:left="0" w:leftChars="0" w:right="0" w:rightChars="0" w:firstLine="0" w:firstLineChars="0"/>
+              <w:ind w:left="0" w:right="0" w:firstLine="0" w:leftChars="0" w:rightChars="0" w:firstLineChars="0"/>
               <w:jc w:val="center"/>
               <w:textAlignment w:val="baseline"/>
               <w:rPr>
@@ -8574,12 +8426,11 @@
           <w:tcPr>
             <w:tcW w:w="1206" w:type="dxa"/>
             <w:tcBorders>
-              <w:top w:val="single" w:color="auto" w:sz="12" w:space="0"/>
-              <w:left w:val="single" w:color="auto" w:sz="4" w:space="0"/>
+              <w:top w:val="single" w:sz="12" w:space="0" w:color="auto"/>
+              <w:left w:val="single" w:sz="4" w:space="0" w:color="auto"/>
               <w:bottom w:val="nil"/>
-              <w:right w:val="single" w:color="auto" w:sz="12" w:space="0"/>
+              <w:right w:val="single" w:sz="12" w:space="0" w:color="auto"/>
             </w:tcBorders>
-            <w:noWrap w:val="0"/>
             <w:tcMar>
               <w:top w:w="60" w:type="dxa"/>
               <w:left w:w="120" w:type="dxa"/>
@@ -8590,7 +8441,7 @@
           </w:tcPr>
           <w:p>
             <w:pPr>
-              <w:pStyle w:val="31"/>
+              <w:pStyle w:val="a2"/>
               <w:keepNext w:val="0"/>
               <w:keepLines w:val="0"/>
               <w:pageBreakBefore w:val="0"/>
@@ -8605,7 +8456,7 @@
               <w:adjustRightInd w:val="0"/>
               <w:snapToGrid w:val="0"/>
               <w:spacing w:line="240" w:lineRule="auto"/>
-              <w:ind w:left="0" w:leftChars="0" w:right="0" w:rightChars="0" w:firstLine="0" w:firstLineChars="0"/>
+              <w:ind w:left="0" w:right="0" w:firstLine="0" w:leftChars="0" w:rightChars="0" w:firstLineChars="0"/>
               <w:jc w:val="center"/>
               <w:textAlignment w:val="baseline"/>
               <w:rPr>
@@ -8623,14 +8474,8 @@
       </w:tr>
       <w:tr>
         <w:tblPrEx>
-          <w:tblBorders>
-            <w:top w:val="none" w:color="DEE0E3" w:sz="0" w:space="0"/>
-            <w:left w:val="none" w:color="DEE0E3" w:sz="0" w:space="0"/>
-            <w:bottom w:val="none" w:color="DEE0E3" w:sz="0" w:space="0"/>
-            <w:right w:val="none" w:color="DEE0E3" w:sz="0" w:space="0"/>
-            <w:insideH w:val="none" w:color="DEE0E3" w:sz="0" w:space="0"/>
-            <w:insideV w:val="none" w:color="DEE0E3" w:sz="0" w:space="0"/>
-          </w:tblBorders>
+          <w:tblW w:w="8214" w:type="dxa"/>
+          <w:jc w:val="center"/>
           <w:tblCellMar>
             <w:top w:w="0" w:type="dxa"/>
             <w:left w:w="10" w:type="dxa"/>
@@ -8639,19 +8484,18 @@
           </w:tblCellMar>
         </w:tblPrEx>
         <w:trPr>
-          <w:trHeight w:val="0" w:hRule="atLeast"/>
+          <w:trHeight w:val="0"/>
           <w:jc w:val="center"/>
         </w:trPr>
         <w:tc>
           <w:tcPr>
             <w:tcW w:w="1808" w:type="dxa"/>
             <w:tcBorders>
-              <w:top w:val="single" w:color="auto" w:sz="4" w:space="0"/>
-              <w:left w:val="single" w:color="auto" w:sz="12" w:space="0"/>
+              <w:top w:val="single" w:sz="4" w:space="0" w:color="auto"/>
+              <w:left w:val="single" w:sz="12" w:space="0" w:color="auto"/>
               <w:bottom w:val="nil"/>
               <w:right w:val="nil"/>
             </w:tcBorders>
-            <w:noWrap w:val="0"/>
             <w:tcMar>
               <w:top w:w="60" w:type="dxa"/>
               <w:left w:w="120" w:type="dxa"/>
@@ -8662,7 +8506,7 @@
           </w:tcPr>
           <w:p>
             <w:pPr>
-              <w:pStyle w:val="31"/>
+              <w:pStyle w:val="a2"/>
               <w:keepNext w:val="0"/>
               <w:keepLines w:val="0"/>
               <w:pageBreakBefore w:val="0"/>
@@ -8677,7 +8521,7 @@
               <w:adjustRightInd w:val="0"/>
               <w:snapToGrid w:val="0"/>
               <w:spacing w:line="240" w:lineRule="auto"/>
-              <w:ind w:left="0" w:leftChars="0" w:right="0" w:rightChars="0" w:firstLine="0" w:firstLineChars="0"/>
+              <w:ind w:left="0" w:right="0" w:firstLine="0" w:leftChars="0" w:rightChars="0" w:firstLineChars="0"/>
               <w:jc w:val="center"/>
               <w:textAlignment w:val="baseline"/>
             </w:pPr>
@@ -8690,12 +8534,11 @@
           <w:tcPr>
             <w:tcW w:w="4234" w:type="dxa"/>
             <w:tcBorders>
-              <w:top w:val="single" w:color="auto" w:sz="4" w:space="0"/>
-              <w:left w:val="single" w:color="auto" w:sz="4" w:space="0"/>
+              <w:top w:val="single" w:sz="4" w:space="0" w:color="auto"/>
+              <w:left w:val="single" w:sz="4" w:space="0" w:color="auto"/>
               <w:bottom w:val="nil"/>
               <w:right w:val="nil"/>
             </w:tcBorders>
-            <w:noWrap w:val="0"/>
             <w:tcMar>
               <w:top w:w="60" w:type="dxa"/>
               <w:left w:w="120" w:type="dxa"/>
@@ -8706,7 +8549,7 @@
           </w:tcPr>
           <w:p>
             <w:pPr>
-              <w:pStyle w:val="31"/>
+              <w:pStyle w:val="a2"/>
               <w:keepNext w:val="0"/>
               <w:keepLines w:val="0"/>
               <w:pageBreakBefore w:val="0"/>
@@ -8721,7 +8564,7 @@
               <w:adjustRightInd w:val="0"/>
               <w:snapToGrid w:val="0"/>
               <w:spacing w:line="240" w:lineRule="auto"/>
-              <w:ind w:left="0" w:leftChars="0" w:right="0" w:rightChars="0" w:firstLine="0" w:firstLineChars="0"/>
+              <w:ind w:left="0" w:right="0" w:firstLine="0" w:leftChars="0" w:rightChars="0" w:firstLineChars="0"/>
               <w:jc w:val="left"/>
               <w:textAlignment w:val="baseline"/>
             </w:pPr>
@@ -8734,12 +8577,11 @@
           <w:tcPr>
             <w:tcW w:w="966" w:type="dxa"/>
             <w:tcBorders>
-              <w:top w:val="single" w:color="auto" w:sz="4" w:space="0"/>
-              <w:left w:val="single" w:color="auto" w:sz="4" w:space="0"/>
+              <w:top w:val="single" w:sz="4" w:space="0" w:color="auto"/>
+              <w:left w:val="single" w:sz="4" w:space="0" w:color="auto"/>
               <w:bottom w:val="nil"/>
               <w:right w:val="nil"/>
             </w:tcBorders>
-            <w:noWrap w:val="0"/>
             <w:tcMar>
               <w:top w:w="60" w:type="dxa"/>
               <w:left w:w="120" w:type="dxa"/>
@@ -8750,7 +8592,7 @@
           </w:tcPr>
           <w:p>
             <w:pPr>
-              <w:pStyle w:val="31"/>
+              <w:pStyle w:val="a2"/>
               <w:keepNext w:val="0"/>
               <w:keepLines w:val="0"/>
               <w:pageBreakBefore w:val="0"/>
@@ -8765,7 +8607,7 @@
               <w:adjustRightInd w:val="0"/>
               <w:snapToGrid w:val="0"/>
               <w:spacing w:line="240" w:lineRule="auto"/>
-              <w:ind w:left="0" w:leftChars="0" w:right="0" w:rightChars="0" w:firstLine="0" w:firstLineChars="0"/>
+              <w:ind w:left="0" w:right="0" w:firstLine="0" w:leftChars="0" w:rightChars="0" w:firstLineChars="0"/>
               <w:jc w:val="center"/>
               <w:textAlignment w:val="baseline"/>
             </w:pPr>
@@ -8778,12 +8620,11 @@
           <w:tcPr>
             <w:tcW w:w="1206" w:type="dxa"/>
             <w:tcBorders>
-              <w:top w:val="single" w:color="auto" w:sz="4" w:space="0"/>
-              <w:left w:val="single" w:color="auto" w:sz="4" w:space="0"/>
+              <w:top w:val="single" w:sz="4" w:space="0" w:color="auto"/>
+              <w:left w:val="single" w:sz="4" w:space="0" w:color="auto"/>
               <w:bottom w:val="nil"/>
-              <w:right w:val="single" w:color="auto" w:sz="12" w:space="0"/>
+              <w:right w:val="single" w:sz="12" w:space="0" w:color="auto"/>
             </w:tcBorders>
-            <w:noWrap w:val="0"/>
             <w:tcMar>
               <w:top w:w="60" w:type="dxa"/>
               <w:left w:w="120" w:type="dxa"/>
@@ -8794,7 +8635,7 @@
           </w:tcPr>
           <w:p>
             <w:pPr>
-              <w:pStyle w:val="31"/>
+              <w:pStyle w:val="a2"/>
               <w:keepNext w:val="0"/>
               <w:keepLines w:val="0"/>
               <w:pageBreakBefore w:val="0"/>
@@ -8809,7 +8650,7 @@
               <w:adjustRightInd w:val="0"/>
               <w:snapToGrid w:val="0"/>
               <w:spacing w:line="240" w:lineRule="auto"/>
-              <w:ind w:left="0" w:leftChars="0" w:right="0" w:rightChars="0" w:firstLine="0" w:firstLineChars="0"/>
+              <w:ind w:left="0" w:right="0" w:firstLine="0" w:leftChars="0" w:rightChars="0" w:firstLineChars="0"/>
               <w:jc w:val="center"/>
               <w:textAlignment w:val="baseline"/>
             </w:pPr>
@@ -8821,14 +8662,8 @@
       </w:tr>
       <w:tr>
         <w:tblPrEx>
-          <w:tblBorders>
-            <w:top w:val="none" w:color="DEE0E3" w:sz="0" w:space="0"/>
-            <w:left w:val="none" w:color="DEE0E3" w:sz="0" w:space="0"/>
-            <w:bottom w:val="none" w:color="DEE0E3" w:sz="0" w:space="0"/>
-            <w:right w:val="none" w:color="DEE0E3" w:sz="0" w:space="0"/>
-            <w:insideH w:val="none" w:color="DEE0E3" w:sz="0" w:space="0"/>
-            <w:insideV w:val="none" w:color="DEE0E3" w:sz="0" w:space="0"/>
-          </w:tblBorders>
+          <w:tblW w:w="8214" w:type="dxa"/>
+          <w:jc w:val="center"/>
           <w:tblCellMar>
             <w:top w:w="0" w:type="dxa"/>
             <w:left w:w="10" w:type="dxa"/>
@@ -8837,19 +8672,18 @@
           </w:tblCellMar>
         </w:tblPrEx>
         <w:trPr>
-          <w:trHeight w:val="0" w:hRule="atLeast"/>
+          <w:trHeight w:val="0"/>
           <w:jc w:val="center"/>
         </w:trPr>
         <w:tc>
           <w:tcPr>
             <w:tcW w:w="1808" w:type="dxa"/>
             <w:tcBorders>
-              <w:top w:val="single" w:color="auto" w:sz="4" w:space="0"/>
-              <w:left w:val="single" w:color="auto" w:sz="12" w:space="0"/>
-              <w:bottom w:val="single" w:color="auto" w:sz="12" w:space="0"/>
+              <w:top w:val="single" w:sz="4" w:space="0" w:color="auto"/>
+              <w:left w:val="single" w:sz="12" w:space="0" w:color="auto"/>
+              <w:bottom w:val="single" w:sz="12" w:space="0" w:color="auto"/>
               <w:right w:val="nil"/>
             </w:tcBorders>
-            <w:noWrap w:val="0"/>
             <w:tcMar>
               <w:top w:w="60" w:type="dxa"/>
               <w:left w:w="120" w:type="dxa"/>
@@ -8860,7 +8694,7 @@
           </w:tcPr>
           <w:p>
             <w:pPr>
-              <w:pStyle w:val="31"/>
+              <w:pStyle w:val="a2"/>
               <w:keepNext w:val="0"/>
               <w:keepLines w:val="0"/>
               <w:pageBreakBefore w:val="0"/>
@@ -8875,7 +8709,7 @@
               <w:adjustRightInd w:val="0"/>
               <w:snapToGrid w:val="0"/>
               <w:spacing w:line="240" w:lineRule="auto"/>
-              <w:ind w:left="0" w:leftChars="0" w:right="0" w:rightChars="0" w:firstLine="0" w:firstLineChars="0"/>
+              <w:ind w:left="0" w:right="0" w:firstLine="0" w:leftChars="0" w:rightChars="0" w:firstLineChars="0"/>
               <w:jc w:val="center"/>
               <w:textAlignment w:val="baseline"/>
             </w:pPr>
@@ -8888,12 +8722,11 @@
           <w:tcPr>
             <w:tcW w:w="4234" w:type="dxa"/>
             <w:tcBorders>
-              <w:top w:val="single" w:color="auto" w:sz="4" w:space="0"/>
-              <w:left w:val="single" w:color="auto" w:sz="4" w:space="0"/>
-              <w:bottom w:val="single" w:color="auto" w:sz="12" w:space="0"/>
+              <w:top w:val="single" w:sz="4" w:space="0" w:color="auto"/>
+              <w:left w:val="single" w:sz="4" w:space="0" w:color="auto"/>
+              <w:bottom w:val="single" w:sz="12" w:space="0" w:color="auto"/>
               <w:right w:val="nil"/>
             </w:tcBorders>
-            <w:noWrap w:val="0"/>
             <w:tcMar>
               <w:top w:w="60" w:type="dxa"/>
               <w:left w:w="120" w:type="dxa"/>
@@ -8904,7 +8737,7 @@
           </w:tcPr>
           <w:p>
             <w:pPr>
-              <w:pStyle w:val="31"/>
+              <w:pStyle w:val="a2"/>
               <w:keepNext w:val="0"/>
               <w:keepLines w:val="0"/>
               <w:pageBreakBefore w:val="0"/>
@@ -8919,7 +8752,7 @@
               <w:adjustRightInd w:val="0"/>
               <w:snapToGrid w:val="0"/>
               <w:spacing w:line="240" w:lineRule="auto"/>
-              <w:ind w:left="0" w:leftChars="0" w:right="0" w:rightChars="0" w:firstLine="0" w:firstLineChars="0"/>
+              <w:ind w:left="0" w:right="0" w:firstLine="0" w:leftChars="0" w:rightChars="0" w:firstLineChars="0"/>
               <w:jc w:val="left"/>
               <w:textAlignment w:val="baseline"/>
             </w:pPr>
@@ -8932,12 +8765,11 @@
           <w:tcPr>
             <w:tcW w:w="966" w:type="dxa"/>
             <w:tcBorders>
-              <w:top w:val="single" w:color="auto" w:sz="4" w:space="0"/>
-              <w:left w:val="single" w:color="auto" w:sz="4" w:space="0"/>
-              <w:bottom w:val="single" w:color="auto" w:sz="12" w:space="0"/>
+              <w:top w:val="single" w:sz="4" w:space="0" w:color="auto"/>
+              <w:left w:val="single" w:sz="4" w:space="0" w:color="auto"/>
+              <w:bottom w:val="single" w:sz="12" w:space="0" w:color="auto"/>
               <w:right w:val="nil"/>
             </w:tcBorders>
-            <w:noWrap w:val="0"/>
             <w:tcMar>
               <w:top w:w="60" w:type="dxa"/>
               <w:left w:w="120" w:type="dxa"/>
@@ -8948,7 +8780,7 @@
           </w:tcPr>
           <w:p>
             <w:pPr>
-              <w:pStyle w:val="31"/>
+              <w:pStyle w:val="a2"/>
               <w:keepNext w:val="0"/>
               <w:keepLines w:val="0"/>
               <w:pageBreakBefore w:val="0"/>
@@ -8963,7 +8795,7 @@
               <w:adjustRightInd w:val="0"/>
               <w:snapToGrid w:val="0"/>
               <w:spacing w:line="240" w:lineRule="auto"/>
-              <w:ind w:left="0" w:leftChars="0" w:right="0" w:rightChars="0" w:firstLine="0" w:firstLineChars="0"/>
+              <w:ind w:left="0" w:right="0" w:firstLine="0" w:leftChars="0" w:rightChars="0" w:firstLineChars="0"/>
               <w:jc w:val="center"/>
               <w:textAlignment w:val="baseline"/>
             </w:pPr>
@@ -8976,12 +8808,11 @@
           <w:tcPr>
             <w:tcW w:w="1206" w:type="dxa"/>
             <w:tcBorders>
-              <w:top w:val="single" w:color="auto" w:sz="4" w:space="0"/>
-              <w:left w:val="single" w:color="auto" w:sz="4" w:space="0"/>
-              <w:bottom w:val="single" w:color="auto" w:sz="12" w:space="0"/>
-              <w:right w:val="single" w:color="auto" w:sz="12" w:space="0"/>
+              <w:top w:val="single" w:sz="4" w:space="0" w:color="auto"/>
+              <w:left w:val="single" w:sz="4" w:space="0" w:color="auto"/>
+              <w:bottom w:val="single" w:sz="12" w:space="0" w:color="auto"/>
+              <w:right w:val="single" w:sz="12" w:space="0" w:color="auto"/>
             </w:tcBorders>
-            <w:noWrap w:val="0"/>
             <w:tcMar>
               <w:top w:w="60" w:type="dxa"/>
               <w:left w:w="120" w:type="dxa"/>
@@ -8992,7 +8823,7 @@
           </w:tcPr>
           <w:p>
             <w:pPr>
-              <w:pStyle w:val="31"/>
+              <w:pStyle w:val="a2"/>
               <w:keepNext w:val="0"/>
               <w:keepLines w:val="0"/>
               <w:pageBreakBefore w:val="0"/>
@@ -9007,7 +8838,7 @@
               <w:adjustRightInd w:val="0"/>
               <w:snapToGrid w:val="0"/>
               <w:spacing w:line="240" w:lineRule="auto"/>
-              <w:ind w:left="0" w:leftChars="0" w:right="0" w:rightChars="0" w:firstLine="0" w:firstLineChars="0"/>
+              <w:ind w:left="0" w:right="0" w:firstLine="0" w:leftChars="0" w:rightChars="0" w:firstLineChars="0"/>
               <w:jc w:val="center"/>
               <w:textAlignment w:val="baseline"/>
             </w:pPr>
@@ -9020,7 +8851,7 @@
     </w:tbl>
     <w:p>
       <w:pPr>
-        <w:pStyle w:val="32"/>
+        <w:pStyle w:val="2"/>
         <w:keepNext w:val="0"/>
         <w:keepLines w:val="0"/>
         <w:pageBreakBefore w:val="0"/>
@@ -9036,23 +8867,23 @@
         <w:snapToGrid w:val="0"/>
         <w:textAlignment w:val="baseline"/>
       </w:pPr>
-      <w:bookmarkStart w:id="46" w:name="heading_26"/>
-      <w:bookmarkStart w:id="47" w:name="_Toc21637"/>
+      <w:bookmarkStart w:id="47" w:name="heading_26"/>
+      <w:bookmarkStart w:id="48" w:name="_Toc21637"/>
       <w:r>
         <w:t>检查机制</w:t>
       </w:r>
-      <w:bookmarkEnd w:id="46"/>
       <w:bookmarkEnd w:id="47"/>
+      <w:bookmarkEnd w:id="48"/>
     </w:p>
     <w:p>
       <w:pPr>
-        <w:pStyle w:val="42"/>
+        <w:pStyle w:val="a4"/>
         <w:numPr>
           <w:ilvl w:val="0"/>
           <w:numId w:val="15"/>
         </w:numPr>
         <w:bidi w:val="0"/>
-        <w:ind w:left="425" w:leftChars="0" w:hanging="425" w:firstLineChars="0"/>
+        <w:ind w:left="425" w:hanging="425" w:leftChars="0" w:firstLineChars="0"/>
       </w:pPr>
       <w:r>
         <w:t>运维部负责全公司备件管理工作的检查和考核，主要检查和考核备件可用率及出入库准确率。</w:t>
@@ -9060,13 +8891,13 @@
     </w:p>
     <w:p>
       <w:pPr>
-        <w:pStyle w:val="42"/>
+        <w:pStyle w:val="a4"/>
         <w:numPr>
           <w:ilvl w:val="0"/>
           <w:numId w:val="15"/>
         </w:numPr>
         <w:bidi w:val="0"/>
-        <w:ind w:left="425" w:leftChars="0" w:hanging="425" w:firstLineChars="0"/>
+        <w:ind w:left="425" w:hanging="425" w:leftChars="0" w:firstLineChars="0"/>
       </w:pPr>
       <w:r>
         <w:t>每年抽查各项目组的备件可用率，检查结果由质量管理部通报。</w:t>
@@ -9074,13 +8905,13 @@
     </w:p>
     <w:p>
       <w:pPr>
-        <w:pStyle w:val="42"/>
+        <w:pStyle w:val="a4"/>
         <w:numPr>
           <w:ilvl w:val="0"/>
           <w:numId w:val="15"/>
         </w:numPr>
         <w:bidi w:val="0"/>
-        <w:ind w:left="425" w:leftChars="0" w:hanging="425" w:firstLineChars="0"/>
+        <w:ind w:left="425" w:hanging="425" w:leftChars="0" w:firstLineChars="0"/>
       </w:pPr>
       <w:r>
         <w:t>对未达标的项目组，应制定改进计划并跟踪落实。</w:t>
@@ -9088,7 +8919,7 @@
     </w:p>
     <w:p>
       <w:pPr>
-        <w:pStyle w:val="30"/>
+        <w:pStyle w:val="1"/>
         <w:keepNext w:val="0"/>
         <w:keepLines w:val="0"/>
         <w:pageBreakBefore w:val="0"/>
@@ -9104,28 +8935,27 @@
         <w:snapToGrid w:val="0"/>
         <w:textAlignment w:val="baseline"/>
       </w:pPr>
-      <w:bookmarkStart w:id="48" w:name="heading_27"/>
-      <w:bookmarkStart w:id="49" w:name="_Toc83"/>
+      <w:bookmarkStart w:id="49" w:name="heading_27"/>
+      <w:bookmarkStart w:id="50" w:name="_Toc83"/>
       <w:r>
         <w:t>记录</w:t>
       </w:r>
-      <w:bookmarkEnd w:id="48"/>
       <w:bookmarkEnd w:id="49"/>
+      <w:bookmarkEnd w:id="50"/>
     </w:p>
     <w:tbl>
       <w:tblPr>
-        <w:tblStyle w:val="20"/>
+        <w:tblStyle w:val="TableNormal"/>
         <w:tblW w:w="8214" w:type="dxa"/>
         <w:jc w:val="center"/>
         <w:tblBorders>
-          <w:top w:val="none" w:color="DEE0E3" w:sz="0" w:space="0"/>
-          <w:left w:val="none" w:color="DEE0E3" w:sz="0" w:space="0"/>
-          <w:bottom w:val="none" w:color="DEE0E3" w:sz="0" w:space="0"/>
-          <w:right w:val="none" w:color="DEE0E3" w:sz="0" w:space="0"/>
-          <w:insideH w:val="none" w:color="DEE0E3" w:sz="0" w:space="0"/>
-          <w:insideV w:val="none" w:color="DEE0E3" w:sz="0" w:space="0"/>
+          <w:top w:val="nil"/>
+          <w:left w:val="nil"/>
+          <w:bottom w:val="nil"/>
+          <w:right w:val="nil"/>
+          <w:insideH w:val="nil"/>
+          <w:insideV w:val="nil"/>
         </w:tblBorders>
-        <w:tblLayout w:type="autofit"/>
         <w:tblCellMar>
           <w:top w:w="0" w:type="dxa"/>
           <w:left w:w="10" w:type="dxa"/>
@@ -9140,13 +8970,15 @@
       </w:tblGrid>
       <w:tr>
         <w:tblPrEx>
+          <w:tblW w:w="8214" w:type="dxa"/>
+          <w:jc w:val="center"/>
           <w:tblBorders>
-            <w:top w:val="none" w:color="DEE0E3" w:sz="0" w:space="0"/>
-            <w:left w:val="none" w:color="DEE0E3" w:sz="0" w:space="0"/>
-            <w:bottom w:val="none" w:color="DEE0E3" w:sz="0" w:space="0"/>
-            <w:right w:val="none" w:color="DEE0E3" w:sz="0" w:space="0"/>
-            <w:insideH w:val="none" w:color="DEE0E3" w:sz="0" w:space="0"/>
-            <w:insideV w:val="none" w:color="DEE0E3" w:sz="0" w:space="0"/>
+            <w:top w:val="nil"/>
+            <w:left w:val="nil"/>
+            <w:bottom w:val="nil"/>
+            <w:right w:val="nil"/>
+            <w:insideH w:val="nil"/>
+            <w:insideV w:val="nil"/>
           </w:tblBorders>
           <w:tblCellMar>
             <w:top w:w="0" w:type="dxa"/>
@@ -9156,7 +8988,7 @@
           </w:tblCellMar>
         </w:tblPrEx>
         <w:trPr>
-          <w:trHeight w:val="0" w:hRule="atLeast"/>
+          <w:trHeight w:val="0"/>
           <w:tblHeader/>
           <w:jc w:val="center"/>
         </w:trPr>
@@ -9164,12 +8996,11 @@
           <w:tcPr>
             <w:tcW w:w="4486" w:type="dxa"/>
             <w:tcBorders>
-              <w:top w:val="single" w:color="auto" w:sz="12" w:space="0"/>
-              <w:left w:val="single" w:color="auto" w:sz="12" w:space="0"/>
+              <w:top w:val="single" w:sz="12" w:space="0" w:color="auto"/>
+              <w:left w:val="single" w:sz="12" w:space="0" w:color="auto"/>
               <w:bottom w:val="nil"/>
               <w:right w:val="nil"/>
             </w:tcBorders>
-            <w:noWrap w:val="0"/>
             <w:tcMar>
               <w:top w:w="60" w:type="dxa"/>
               <w:left w:w="120" w:type="dxa"/>
@@ -9180,7 +9011,7 @@
           </w:tcPr>
           <w:p>
             <w:pPr>
-              <w:pStyle w:val="31"/>
+              <w:pStyle w:val="a2"/>
               <w:keepNext w:val="0"/>
               <w:keepLines w:val="0"/>
               <w:pageBreakBefore w:val="0"/>
@@ -9195,7 +9026,7 @@
               <w:adjustRightInd w:val="0"/>
               <w:snapToGrid w:val="0"/>
               <w:spacing w:line="240" w:lineRule="auto"/>
-              <w:ind w:left="0" w:leftChars="0" w:right="0" w:rightChars="0" w:firstLine="0" w:firstLineChars="0"/>
+              <w:ind w:left="0" w:right="0" w:firstLine="0" w:leftChars="0" w:rightChars="0" w:firstLineChars="0"/>
               <w:jc w:val="center"/>
               <w:textAlignment w:val="baseline"/>
               <w:rPr>
@@ -9214,12 +9045,11 @@
           <w:tcPr>
             <w:tcW w:w="1863" w:type="dxa"/>
             <w:tcBorders>
-              <w:top w:val="single" w:color="auto" w:sz="12" w:space="0"/>
-              <w:left w:val="single" w:color="auto" w:sz="4" w:space="0"/>
+              <w:top w:val="single" w:sz="12" w:space="0" w:color="auto"/>
+              <w:left w:val="single" w:sz="4" w:space="0" w:color="auto"/>
               <w:bottom w:val="nil"/>
               <w:right w:val="nil"/>
             </w:tcBorders>
-            <w:noWrap w:val="0"/>
             <w:tcMar>
               <w:top w:w="60" w:type="dxa"/>
               <w:left w:w="120" w:type="dxa"/>
@@ -9230,7 +9060,7 @@
           </w:tcPr>
           <w:p>
             <w:pPr>
-              <w:pStyle w:val="31"/>
+              <w:pStyle w:val="a2"/>
               <w:keepNext w:val="0"/>
               <w:keepLines w:val="0"/>
               <w:pageBreakBefore w:val="0"/>
@@ -9245,7 +9075,7 @@
               <w:adjustRightInd w:val="0"/>
               <w:snapToGrid w:val="0"/>
               <w:spacing w:line="240" w:lineRule="auto"/>
-              <w:ind w:left="0" w:leftChars="0" w:right="0" w:rightChars="0" w:firstLine="0" w:firstLineChars="0"/>
+              <w:ind w:left="0" w:right="0" w:firstLine="0" w:leftChars="0" w:rightChars="0" w:firstLineChars="0"/>
               <w:jc w:val="center"/>
               <w:textAlignment w:val="baseline"/>
               <w:rPr>
@@ -9264,12 +9094,11 @@
           <w:tcPr>
             <w:tcW w:w="1864" w:type="dxa"/>
             <w:tcBorders>
-              <w:top w:val="single" w:color="auto" w:sz="12" w:space="0"/>
-              <w:left w:val="single" w:color="auto" w:sz="4" w:space="0"/>
+              <w:top w:val="single" w:sz="12" w:space="0" w:color="auto"/>
+              <w:left w:val="single" w:sz="4" w:space="0" w:color="auto"/>
               <w:bottom w:val="nil"/>
-              <w:right w:val="single" w:color="auto" w:sz="12" w:space="0"/>
+              <w:right w:val="single" w:sz="12" w:space="0" w:color="auto"/>
             </w:tcBorders>
-            <w:noWrap w:val="0"/>
             <w:tcMar>
               <w:top w:w="60" w:type="dxa"/>
               <w:left w:w="120" w:type="dxa"/>
@@ -9280,7 +9109,7 @@
           </w:tcPr>
           <w:p>
             <w:pPr>
-              <w:pStyle w:val="31"/>
+              <w:pStyle w:val="a2"/>
               <w:keepNext w:val="0"/>
               <w:keepLines w:val="0"/>
               <w:pageBreakBefore w:val="0"/>
@@ -9295,7 +9124,7 @@
               <w:adjustRightInd w:val="0"/>
               <w:snapToGrid w:val="0"/>
               <w:spacing w:line="240" w:lineRule="auto"/>
-              <w:ind w:left="0" w:leftChars="0" w:right="0" w:rightChars="0" w:firstLine="0" w:firstLineChars="0"/>
+              <w:ind w:left="0" w:right="0" w:firstLine="0" w:leftChars="0" w:rightChars="0" w:firstLineChars="0"/>
               <w:jc w:val="center"/>
               <w:textAlignment w:val="baseline"/>
               <w:rPr>
@@ -9313,14 +9142,8 @@
       </w:tr>
       <w:tr>
         <w:tblPrEx>
-          <w:tblBorders>
-            <w:top w:val="none" w:color="DEE0E3" w:sz="0" w:space="0"/>
-            <w:left w:val="none" w:color="DEE0E3" w:sz="0" w:space="0"/>
-            <w:bottom w:val="none" w:color="DEE0E3" w:sz="0" w:space="0"/>
-            <w:right w:val="none" w:color="DEE0E3" w:sz="0" w:space="0"/>
-            <w:insideH w:val="none" w:color="DEE0E3" w:sz="0" w:space="0"/>
-            <w:insideV w:val="none" w:color="DEE0E3" w:sz="0" w:space="0"/>
-          </w:tblBorders>
+          <w:tblW w:w="8214" w:type="dxa"/>
+          <w:jc w:val="center"/>
           <w:tblCellMar>
             <w:top w:w="0" w:type="dxa"/>
             <w:left w:w="10" w:type="dxa"/>
@@ -9329,19 +9152,18 @@
           </w:tblCellMar>
         </w:tblPrEx>
         <w:trPr>
-          <w:trHeight w:val="0" w:hRule="atLeast"/>
+          <w:trHeight w:val="0"/>
           <w:jc w:val="center"/>
         </w:trPr>
         <w:tc>
           <w:tcPr>
             <w:tcW w:w="4486" w:type="dxa"/>
             <w:tcBorders>
-              <w:top w:val="single" w:color="auto" w:sz="4" w:space="0"/>
-              <w:left w:val="single" w:color="auto" w:sz="12" w:space="0"/>
+              <w:top w:val="single" w:sz="4" w:space="0" w:color="auto"/>
+              <w:left w:val="single" w:sz="12" w:space="0" w:color="auto"/>
               <w:bottom w:val="nil"/>
               <w:right w:val="nil"/>
             </w:tcBorders>
-            <w:noWrap w:val="0"/>
             <w:tcMar>
               <w:top w:w="60" w:type="dxa"/>
               <w:left w:w="120" w:type="dxa"/>
@@ -9352,7 +9174,7 @@
           </w:tcPr>
           <w:p>
             <w:pPr>
-              <w:pStyle w:val="31"/>
+              <w:pStyle w:val="a2"/>
               <w:keepNext w:val="0"/>
               <w:keepLines w:val="0"/>
               <w:pageBreakBefore w:val="0"/>
@@ -9367,7 +9189,7 @@
               <w:adjustRightInd w:val="0"/>
               <w:snapToGrid w:val="0"/>
               <w:spacing w:line="240" w:lineRule="auto"/>
-              <w:ind w:left="0" w:leftChars="0" w:right="0" w:rightChars="0" w:firstLine="0" w:firstLineChars="0"/>
+              <w:ind w:left="0" w:right="0" w:firstLine="0" w:leftChars="0" w:rightChars="0" w:firstLineChars="0"/>
               <w:jc w:val="center"/>
               <w:textAlignment w:val="baseline"/>
             </w:pPr>
@@ -9380,12 +9202,11 @@
           <w:tcPr>
             <w:tcW w:w="1863" w:type="dxa"/>
             <w:tcBorders>
-              <w:top w:val="single" w:color="auto" w:sz="4" w:space="0"/>
-              <w:left w:val="single" w:color="auto" w:sz="4" w:space="0"/>
+              <w:top w:val="single" w:sz="4" w:space="0" w:color="auto"/>
+              <w:left w:val="single" w:sz="4" w:space="0" w:color="auto"/>
               <w:bottom w:val="nil"/>
               <w:right w:val="nil"/>
             </w:tcBorders>
-            <w:noWrap w:val="0"/>
             <w:tcMar>
               <w:top w:w="60" w:type="dxa"/>
               <w:left w:w="120" w:type="dxa"/>
@@ -9396,7 +9217,7 @@
           </w:tcPr>
           <w:p>
             <w:pPr>
-              <w:pStyle w:val="31"/>
+              <w:pStyle w:val="a2"/>
               <w:keepNext w:val="0"/>
               <w:keepLines w:val="0"/>
               <w:pageBreakBefore w:val="0"/>
@@ -9411,7 +9232,7 @@
               <w:adjustRightInd w:val="0"/>
               <w:snapToGrid w:val="0"/>
               <w:spacing w:line="240" w:lineRule="auto"/>
-              <w:ind w:left="0" w:leftChars="0" w:right="0" w:rightChars="0" w:firstLine="0" w:firstLineChars="0"/>
+              <w:ind w:left="0" w:right="0" w:firstLine="0" w:leftChars="0" w:rightChars="0" w:firstLineChars="0"/>
               <w:jc w:val="center"/>
               <w:textAlignment w:val="baseline"/>
             </w:pPr>
@@ -9424,12 +9245,11 @@
           <w:tcPr>
             <w:tcW w:w="1864" w:type="dxa"/>
             <w:tcBorders>
-              <w:top w:val="single" w:color="auto" w:sz="4" w:space="0"/>
-              <w:left w:val="single" w:color="auto" w:sz="4" w:space="0"/>
+              <w:top w:val="single" w:sz="4" w:space="0" w:color="auto"/>
+              <w:left w:val="single" w:sz="4" w:space="0" w:color="auto"/>
               <w:bottom w:val="nil"/>
-              <w:right w:val="single" w:color="auto" w:sz="12" w:space="0"/>
+              <w:right w:val="single" w:sz="12" w:space="0" w:color="auto"/>
             </w:tcBorders>
-            <w:noWrap w:val="0"/>
             <w:tcMar>
               <w:top w:w="60" w:type="dxa"/>
               <w:left w:w="120" w:type="dxa"/>
@@ -9440,7 +9260,7 @@
           </w:tcPr>
           <w:p>
             <w:pPr>
-              <w:pStyle w:val="31"/>
+              <w:pStyle w:val="a2"/>
               <w:keepNext w:val="0"/>
               <w:keepLines w:val="0"/>
               <w:pageBreakBefore w:val="0"/>
@@ -9455,7 +9275,7 @@
               <w:adjustRightInd w:val="0"/>
               <w:snapToGrid w:val="0"/>
               <w:spacing w:line="240" w:lineRule="auto"/>
-              <w:ind w:left="0" w:leftChars="0" w:right="0" w:rightChars="0" w:firstLine="0" w:firstLineChars="0"/>
+              <w:ind w:left="0" w:right="0" w:firstLine="0" w:leftChars="0" w:rightChars="0" w:firstLineChars="0"/>
               <w:jc w:val="center"/>
               <w:textAlignment w:val="baseline"/>
             </w:pPr>
@@ -9467,14 +9287,8 @@
       </w:tr>
       <w:tr>
         <w:tblPrEx>
-          <w:tblBorders>
-            <w:top w:val="none" w:color="DEE0E3" w:sz="0" w:space="0"/>
-            <w:left w:val="none" w:color="DEE0E3" w:sz="0" w:space="0"/>
-            <w:bottom w:val="none" w:color="DEE0E3" w:sz="0" w:space="0"/>
-            <w:right w:val="none" w:color="DEE0E3" w:sz="0" w:space="0"/>
-            <w:insideH w:val="none" w:color="DEE0E3" w:sz="0" w:space="0"/>
-            <w:insideV w:val="none" w:color="DEE0E3" w:sz="0" w:space="0"/>
-          </w:tblBorders>
+          <w:tblW w:w="8214" w:type="dxa"/>
+          <w:jc w:val="center"/>
           <w:tblCellMar>
             <w:top w:w="0" w:type="dxa"/>
             <w:left w:w="10" w:type="dxa"/>
@@ -9483,19 +9297,18 @@
           </w:tblCellMar>
         </w:tblPrEx>
         <w:trPr>
-          <w:trHeight w:val="0" w:hRule="atLeast"/>
+          <w:trHeight w:val="0"/>
           <w:jc w:val="center"/>
         </w:trPr>
         <w:tc>
           <w:tcPr>
             <w:tcW w:w="4486" w:type="dxa"/>
             <w:tcBorders>
-              <w:top w:val="single" w:color="auto" w:sz="4" w:space="0"/>
-              <w:left w:val="single" w:color="auto" w:sz="12" w:space="0"/>
+              <w:top w:val="single" w:sz="4" w:space="0" w:color="auto"/>
+              <w:left w:val="single" w:sz="12" w:space="0" w:color="auto"/>
               <w:bottom w:val="nil"/>
               <w:right w:val="nil"/>
             </w:tcBorders>
-            <w:noWrap w:val="0"/>
             <w:tcMar>
               <w:top w:w="60" w:type="dxa"/>
               <w:left w:w="120" w:type="dxa"/>
@@ -9506,7 +9319,7 @@
           </w:tcPr>
           <w:p>
             <w:pPr>
-              <w:pStyle w:val="31"/>
+              <w:pStyle w:val="a2"/>
               <w:keepNext w:val="0"/>
               <w:keepLines w:val="0"/>
               <w:pageBreakBefore w:val="0"/>
@@ -9521,7 +9334,7 @@
               <w:adjustRightInd w:val="0"/>
               <w:snapToGrid w:val="0"/>
               <w:spacing w:line="240" w:lineRule="auto"/>
-              <w:ind w:left="0" w:leftChars="0" w:right="0" w:rightChars="0" w:firstLine="0" w:firstLineChars="0"/>
+              <w:ind w:left="0" w:right="0" w:firstLine="0" w:leftChars="0" w:rightChars="0" w:firstLineChars="0"/>
               <w:jc w:val="center"/>
               <w:textAlignment w:val="baseline"/>
             </w:pPr>
@@ -9534,12 +9347,11 @@
           <w:tcPr>
             <w:tcW w:w="1863" w:type="dxa"/>
             <w:tcBorders>
-              <w:top w:val="single" w:color="auto" w:sz="4" w:space="0"/>
-              <w:left w:val="single" w:color="auto" w:sz="4" w:space="0"/>
+              <w:top w:val="single" w:sz="4" w:space="0" w:color="auto"/>
+              <w:left w:val="single" w:sz="4" w:space="0" w:color="auto"/>
               <w:bottom w:val="nil"/>
               <w:right w:val="nil"/>
             </w:tcBorders>
-            <w:noWrap w:val="0"/>
             <w:tcMar>
               <w:top w:w="60" w:type="dxa"/>
               <w:left w:w="120" w:type="dxa"/>
@@ -9550,7 +9362,7 @@
           </w:tcPr>
           <w:p>
             <w:pPr>
-              <w:pStyle w:val="31"/>
+              <w:pStyle w:val="a2"/>
               <w:keepNext w:val="0"/>
               <w:keepLines w:val="0"/>
               <w:pageBreakBefore w:val="0"/>
@@ -9565,7 +9377,7 @@
               <w:adjustRightInd w:val="0"/>
               <w:snapToGrid w:val="0"/>
               <w:spacing w:line="240" w:lineRule="auto"/>
-              <w:ind w:left="0" w:leftChars="0" w:right="0" w:rightChars="0" w:firstLine="0" w:firstLineChars="0"/>
+              <w:ind w:left="0" w:right="0" w:firstLine="0" w:leftChars="0" w:rightChars="0" w:firstLineChars="0"/>
               <w:jc w:val="center"/>
               <w:textAlignment w:val="baseline"/>
             </w:pPr>
@@ -9578,12 +9390,11 @@
           <w:tcPr>
             <w:tcW w:w="1864" w:type="dxa"/>
             <w:tcBorders>
-              <w:top w:val="single" w:color="auto" w:sz="4" w:space="0"/>
-              <w:left w:val="single" w:color="auto" w:sz="4" w:space="0"/>
+              <w:top w:val="single" w:sz="4" w:space="0" w:color="auto"/>
+              <w:left w:val="single" w:sz="4" w:space="0" w:color="auto"/>
               <w:bottom w:val="nil"/>
-              <w:right w:val="single" w:color="auto" w:sz="12" w:space="0"/>
+              <w:right w:val="single" w:sz="12" w:space="0" w:color="auto"/>
             </w:tcBorders>
-            <w:noWrap w:val="0"/>
             <w:tcMar>
               <w:top w:w="60" w:type="dxa"/>
               <w:left w:w="120" w:type="dxa"/>
@@ -9594,7 +9405,7 @@
           </w:tcPr>
           <w:p>
             <w:pPr>
-              <w:pStyle w:val="31"/>
+              <w:pStyle w:val="a2"/>
               <w:keepNext w:val="0"/>
               <w:keepLines w:val="0"/>
               <w:pageBreakBefore w:val="0"/>
@@ -9609,7 +9420,7 @@
               <w:adjustRightInd w:val="0"/>
               <w:snapToGrid w:val="0"/>
               <w:spacing w:line="240" w:lineRule="auto"/>
-              <w:ind w:left="0" w:leftChars="0" w:right="0" w:rightChars="0" w:firstLine="0" w:firstLineChars="0"/>
+              <w:ind w:left="0" w:right="0" w:firstLine="0" w:leftChars="0" w:rightChars="0" w:firstLineChars="0"/>
               <w:jc w:val="center"/>
               <w:textAlignment w:val="baseline"/>
             </w:pPr>
@@ -9621,14 +9432,8 @@
       </w:tr>
       <w:tr>
         <w:tblPrEx>
-          <w:tblBorders>
-            <w:top w:val="none" w:color="DEE0E3" w:sz="0" w:space="0"/>
-            <w:left w:val="none" w:color="DEE0E3" w:sz="0" w:space="0"/>
-            <w:bottom w:val="none" w:color="DEE0E3" w:sz="0" w:space="0"/>
-            <w:right w:val="none" w:color="DEE0E3" w:sz="0" w:space="0"/>
-            <w:insideH w:val="none" w:color="DEE0E3" w:sz="0" w:space="0"/>
-            <w:insideV w:val="none" w:color="DEE0E3" w:sz="0" w:space="0"/>
-          </w:tblBorders>
+          <w:tblW w:w="8214" w:type="dxa"/>
+          <w:jc w:val="center"/>
           <w:tblCellMar>
             <w:top w:w="0" w:type="dxa"/>
             <w:left w:w="10" w:type="dxa"/>
@@ -9637,19 +9442,18 @@
           </w:tblCellMar>
         </w:tblPrEx>
         <w:trPr>
-          <w:trHeight w:val="0" w:hRule="atLeast"/>
+          <w:trHeight w:val="0"/>
           <w:jc w:val="center"/>
         </w:trPr>
         <w:tc>
           <w:tcPr>
             <w:tcW w:w="4486" w:type="dxa"/>
             <w:tcBorders>
-              <w:top w:val="single" w:color="auto" w:sz="4" w:space="0"/>
-              <w:left w:val="single" w:color="auto" w:sz="12" w:space="0"/>
+              <w:top w:val="single" w:sz="4" w:space="0" w:color="auto"/>
+              <w:left w:val="single" w:sz="12" w:space="0" w:color="auto"/>
               <w:bottom w:val="nil"/>
               <w:right w:val="nil"/>
             </w:tcBorders>
-            <w:noWrap w:val="0"/>
             <w:tcMar>
               <w:top w:w="60" w:type="dxa"/>
               <w:left w:w="120" w:type="dxa"/>
@@ -9660,7 +9464,7 @@
           </w:tcPr>
           <w:p>
             <w:pPr>
-              <w:pStyle w:val="31"/>
+              <w:pStyle w:val="a2"/>
               <w:keepNext w:val="0"/>
               <w:keepLines w:val="0"/>
               <w:pageBreakBefore w:val="0"/>
@@ -9675,7 +9479,7 @@
               <w:adjustRightInd w:val="0"/>
               <w:snapToGrid w:val="0"/>
               <w:spacing w:line="240" w:lineRule="auto"/>
-              <w:ind w:left="0" w:leftChars="0" w:right="0" w:rightChars="0" w:firstLine="0" w:firstLineChars="0"/>
+              <w:ind w:left="0" w:right="0" w:firstLine="0" w:leftChars="0" w:rightChars="0" w:firstLineChars="0"/>
               <w:jc w:val="center"/>
               <w:textAlignment w:val="baseline"/>
             </w:pPr>
@@ -9688,12 +9492,11 @@
           <w:tcPr>
             <w:tcW w:w="1863" w:type="dxa"/>
             <w:tcBorders>
-              <w:top w:val="single" w:color="auto" w:sz="4" w:space="0"/>
-              <w:left w:val="single" w:color="auto" w:sz="4" w:space="0"/>
+              <w:top w:val="single" w:sz="4" w:space="0" w:color="auto"/>
+              <w:left w:val="single" w:sz="4" w:space="0" w:color="auto"/>
               <w:bottom w:val="nil"/>
               <w:right w:val="nil"/>
             </w:tcBorders>
-            <w:noWrap w:val="0"/>
             <w:tcMar>
               <w:top w:w="60" w:type="dxa"/>
               <w:left w:w="120" w:type="dxa"/>
@@ -9704,7 +9507,7 @@
           </w:tcPr>
           <w:p>
             <w:pPr>
-              <w:pStyle w:val="31"/>
+              <w:pStyle w:val="a2"/>
               <w:keepNext w:val="0"/>
               <w:keepLines w:val="0"/>
               <w:pageBreakBefore w:val="0"/>
@@ -9719,7 +9522,7 @@
               <w:adjustRightInd w:val="0"/>
               <w:snapToGrid w:val="0"/>
               <w:spacing w:line="240" w:lineRule="auto"/>
-              <w:ind w:left="0" w:leftChars="0" w:right="0" w:rightChars="0" w:firstLine="0" w:firstLineChars="0"/>
+              <w:ind w:left="0" w:right="0" w:firstLine="0" w:leftChars="0" w:rightChars="0" w:firstLineChars="0"/>
               <w:jc w:val="center"/>
               <w:textAlignment w:val="baseline"/>
             </w:pPr>
@@ -9732,12 +9535,11 @@
           <w:tcPr>
             <w:tcW w:w="1864" w:type="dxa"/>
             <w:tcBorders>
-              <w:top w:val="single" w:color="auto" w:sz="4" w:space="0"/>
-              <w:left w:val="single" w:color="auto" w:sz="4" w:space="0"/>
+              <w:top w:val="single" w:sz="4" w:space="0" w:color="auto"/>
+              <w:left w:val="single" w:sz="4" w:space="0" w:color="auto"/>
               <w:bottom w:val="nil"/>
-              <w:right w:val="single" w:color="auto" w:sz="12" w:space="0"/>
+              <w:right w:val="single" w:sz="12" w:space="0" w:color="auto"/>
             </w:tcBorders>
-            <w:noWrap w:val="0"/>
             <w:tcMar>
               <w:top w:w="60" w:type="dxa"/>
               <w:left w:w="120" w:type="dxa"/>
@@ -9748,7 +9550,7 @@
           </w:tcPr>
           <w:p>
             <w:pPr>
-              <w:pStyle w:val="31"/>
+              <w:pStyle w:val="a2"/>
               <w:keepNext w:val="0"/>
               <w:keepLines w:val="0"/>
               <w:pageBreakBefore w:val="0"/>
@@ -9763,7 +9565,7 @@
               <w:adjustRightInd w:val="0"/>
               <w:snapToGrid w:val="0"/>
               <w:spacing w:line="240" w:lineRule="auto"/>
-              <w:ind w:left="0" w:leftChars="0" w:right="0" w:rightChars="0" w:firstLine="0" w:firstLineChars="0"/>
+              <w:ind w:left="0" w:right="0" w:firstLine="0" w:leftChars="0" w:rightChars="0" w:firstLineChars="0"/>
               <w:jc w:val="center"/>
               <w:textAlignment w:val="baseline"/>
             </w:pPr>
@@ -9775,14 +9577,8 @@
       </w:tr>
       <w:tr>
         <w:tblPrEx>
-          <w:tblBorders>
-            <w:top w:val="none" w:color="DEE0E3" w:sz="0" w:space="0"/>
-            <w:left w:val="none" w:color="DEE0E3" w:sz="0" w:space="0"/>
-            <w:bottom w:val="none" w:color="DEE0E3" w:sz="0" w:space="0"/>
-            <w:right w:val="none" w:color="DEE0E3" w:sz="0" w:space="0"/>
-            <w:insideH w:val="none" w:color="DEE0E3" w:sz="0" w:space="0"/>
-            <w:insideV w:val="none" w:color="DEE0E3" w:sz="0" w:space="0"/>
-          </w:tblBorders>
+          <w:tblW w:w="8214" w:type="dxa"/>
+          <w:jc w:val="center"/>
           <w:tblCellMar>
             <w:top w:w="0" w:type="dxa"/>
             <w:left w:w="10" w:type="dxa"/>
@@ -9791,19 +9587,18 @@
           </w:tblCellMar>
         </w:tblPrEx>
         <w:trPr>
-          <w:trHeight w:val="0" w:hRule="atLeast"/>
+          <w:trHeight w:val="0"/>
           <w:jc w:val="center"/>
         </w:trPr>
         <w:tc>
           <w:tcPr>
             <w:tcW w:w="4486" w:type="dxa"/>
             <w:tcBorders>
-              <w:top w:val="single" w:color="auto" w:sz="4" w:space="0"/>
-              <w:left w:val="single" w:color="auto" w:sz="12" w:space="0"/>
+              <w:top w:val="single" w:sz="4" w:space="0" w:color="auto"/>
+              <w:left w:val="single" w:sz="12" w:space="0" w:color="auto"/>
               <w:bottom w:val="nil"/>
               <w:right w:val="nil"/>
             </w:tcBorders>
-            <w:noWrap w:val="0"/>
             <w:tcMar>
               <w:top w:w="60" w:type="dxa"/>
               <w:left w:w="120" w:type="dxa"/>
@@ -9814,7 +9609,7 @@
           </w:tcPr>
           <w:p>
             <w:pPr>
-              <w:pStyle w:val="31"/>
+              <w:pStyle w:val="a2"/>
               <w:keepNext w:val="0"/>
               <w:keepLines w:val="0"/>
               <w:pageBreakBefore w:val="0"/>
@@ -9829,7 +9624,7 @@
               <w:adjustRightInd w:val="0"/>
               <w:snapToGrid w:val="0"/>
               <w:spacing w:line="240" w:lineRule="auto"/>
-              <w:ind w:left="0" w:leftChars="0" w:right="0" w:rightChars="0" w:firstLine="0" w:firstLineChars="0"/>
+              <w:ind w:left="0" w:right="0" w:firstLine="0" w:leftChars="0" w:rightChars="0" w:firstLineChars="0"/>
               <w:jc w:val="center"/>
               <w:textAlignment w:val="baseline"/>
             </w:pPr>
@@ -9842,12 +9637,11 @@
           <w:tcPr>
             <w:tcW w:w="1863" w:type="dxa"/>
             <w:tcBorders>
-              <w:top w:val="single" w:color="auto" w:sz="4" w:space="0"/>
-              <w:left w:val="single" w:color="auto" w:sz="4" w:space="0"/>
+              <w:top w:val="single" w:sz="4" w:space="0" w:color="auto"/>
+              <w:left w:val="single" w:sz="4" w:space="0" w:color="auto"/>
               <w:bottom w:val="nil"/>
               <w:right w:val="nil"/>
             </w:tcBorders>
-            <w:noWrap w:val="0"/>
             <w:tcMar>
               <w:top w:w="60" w:type="dxa"/>
               <w:left w:w="120" w:type="dxa"/>
@@ -9858,7 +9652,7 @@
           </w:tcPr>
           <w:p>
             <w:pPr>
-              <w:pStyle w:val="31"/>
+              <w:pStyle w:val="a2"/>
               <w:keepNext w:val="0"/>
               <w:keepLines w:val="0"/>
               <w:pageBreakBefore w:val="0"/>
@@ -9873,7 +9667,7 @@
               <w:adjustRightInd w:val="0"/>
               <w:snapToGrid w:val="0"/>
               <w:spacing w:line="240" w:lineRule="auto"/>
-              <w:ind w:left="0" w:leftChars="0" w:right="0" w:rightChars="0" w:firstLine="0" w:firstLineChars="0"/>
+              <w:ind w:left="0" w:right="0" w:firstLine="0" w:leftChars="0" w:rightChars="0" w:firstLineChars="0"/>
               <w:jc w:val="center"/>
               <w:textAlignment w:val="baseline"/>
             </w:pPr>
@@ -9886,12 +9680,11 @@
           <w:tcPr>
             <w:tcW w:w="1864" w:type="dxa"/>
             <w:tcBorders>
-              <w:top w:val="single" w:color="auto" w:sz="4" w:space="0"/>
-              <w:left w:val="single" w:color="auto" w:sz="4" w:space="0"/>
+              <w:top w:val="single" w:sz="4" w:space="0" w:color="auto"/>
+              <w:left w:val="single" w:sz="4" w:space="0" w:color="auto"/>
               <w:bottom w:val="nil"/>
-              <w:right w:val="single" w:color="auto" w:sz="12" w:space="0"/>
+              <w:right w:val="single" w:sz="12" w:space="0" w:color="auto"/>
             </w:tcBorders>
-            <w:noWrap w:val="0"/>
             <w:tcMar>
               <w:top w:w="60" w:type="dxa"/>
               <w:left w:w="120" w:type="dxa"/>
@@ -9902,7 +9695,7 @@
           </w:tcPr>
           <w:p>
             <w:pPr>
-              <w:pStyle w:val="31"/>
+              <w:pStyle w:val="a2"/>
               <w:keepNext w:val="0"/>
               <w:keepLines w:val="0"/>
               <w:pageBreakBefore w:val="0"/>
@@ -9917,7 +9710,7 @@
               <w:adjustRightInd w:val="0"/>
               <w:snapToGrid w:val="0"/>
               <w:spacing w:line="240" w:lineRule="auto"/>
-              <w:ind w:left="0" w:leftChars="0" w:right="0" w:rightChars="0" w:firstLine="0" w:firstLineChars="0"/>
+              <w:ind w:left="0" w:right="0" w:firstLine="0" w:leftChars="0" w:rightChars="0" w:firstLineChars="0"/>
               <w:jc w:val="center"/>
               <w:textAlignment w:val="baseline"/>
             </w:pPr>
@@ -9929,14 +9722,8 @@
       </w:tr>
       <w:tr>
         <w:tblPrEx>
-          <w:tblBorders>
-            <w:top w:val="none" w:color="DEE0E3" w:sz="0" w:space="0"/>
-            <w:left w:val="none" w:color="DEE0E3" w:sz="0" w:space="0"/>
-            <w:bottom w:val="none" w:color="DEE0E3" w:sz="0" w:space="0"/>
-            <w:right w:val="none" w:color="DEE0E3" w:sz="0" w:space="0"/>
-            <w:insideH w:val="none" w:color="DEE0E3" w:sz="0" w:space="0"/>
-            <w:insideV w:val="none" w:color="DEE0E3" w:sz="0" w:space="0"/>
-          </w:tblBorders>
+          <w:tblW w:w="8214" w:type="dxa"/>
+          <w:jc w:val="center"/>
           <w:tblCellMar>
             <w:top w:w="0" w:type="dxa"/>
             <w:left w:w="10" w:type="dxa"/>
@@ -9945,19 +9732,18 @@
           </w:tblCellMar>
         </w:tblPrEx>
         <w:trPr>
-          <w:trHeight w:val="0" w:hRule="atLeast"/>
+          <w:trHeight w:val="0"/>
           <w:jc w:val="center"/>
         </w:trPr>
         <w:tc>
           <w:tcPr>
             <w:tcW w:w="4486" w:type="dxa"/>
             <w:tcBorders>
-              <w:top w:val="single" w:color="auto" w:sz="4" w:space="0"/>
-              <w:left w:val="single" w:color="auto" w:sz="12" w:space="0"/>
+              <w:top w:val="single" w:sz="4" w:space="0" w:color="auto"/>
+              <w:left w:val="single" w:sz="12" w:space="0" w:color="auto"/>
               <w:bottom w:val="nil"/>
               <w:right w:val="nil"/>
             </w:tcBorders>
-            <w:noWrap w:val="0"/>
             <w:tcMar>
               <w:top w:w="60" w:type="dxa"/>
               <w:left w:w="120" w:type="dxa"/>
@@ -9968,7 +9754,7 @@
           </w:tcPr>
           <w:p>
             <w:pPr>
-              <w:pStyle w:val="31"/>
+              <w:pStyle w:val="a2"/>
               <w:keepNext w:val="0"/>
               <w:keepLines w:val="0"/>
               <w:pageBreakBefore w:val="0"/>
@@ -9983,7 +9769,7 @@
               <w:adjustRightInd w:val="0"/>
               <w:snapToGrid w:val="0"/>
               <w:spacing w:line="240" w:lineRule="auto"/>
-              <w:ind w:left="0" w:leftChars="0" w:right="0" w:rightChars="0" w:firstLine="0" w:firstLineChars="0"/>
+              <w:ind w:left="0" w:right="0" w:firstLine="0" w:leftChars="0" w:rightChars="0" w:firstLineChars="0"/>
               <w:jc w:val="center"/>
               <w:textAlignment w:val="baseline"/>
             </w:pPr>
@@ -9996,12 +9782,11 @@
           <w:tcPr>
             <w:tcW w:w="1863" w:type="dxa"/>
             <w:tcBorders>
-              <w:top w:val="single" w:color="auto" w:sz="4" w:space="0"/>
-              <w:left w:val="single" w:color="auto" w:sz="4" w:space="0"/>
+              <w:top w:val="single" w:sz="4" w:space="0" w:color="auto"/>
+              <w:left w:val="single" w:sz="4" w:space="0" w:color="auto"/>
               <w:bottom w:val="nil"/>
               <w:right w:val="nil"/>
             </w:tcBorders>
-            <w:noWrap w:val="0"/>
             <w:tcMar>
               <w:top w:w="60" w:type="dxa"/>
               <w:left w:w="120" w:type="dxa"/>
@@ -10012,7 +9797,7 @@
           </w:tcPr>
           <w:p>
             <w:pPr>
-              <w:pStyle w:val="31"/>
+              <w:pStyle w:val="a2"/>
               <w:keepNext w:val="0"/>
               <w:keepLines w:val="0"/>
               <w:pageBreakBefore w:val="0"/>
@@ -10027,7 +9812,7 @@
               <w:adjustRightInd w:val="0"/>
               <w:snapToGrid w:val="0"/>
               <w:spacing w:line="240" w:lineRule="auto"/>
-              <w:ind w:left="0" w:leftChars="0" w:right="0" w:rightChars="0" w:firstLine="0" w:firstLineChars="0"/>
+              <w:ind w:left="0" w:right="0" w:firstLine="0" w:leftChars="0" w:rightChars="0" w:firstLineChars="0"/>
               <w:jc w:val="center"/>
               <w:textAlignment w:val="baseline"/>
             </w:pPr>
@@ -10040,12 +9825,11 @@
           <w:tcPr>
             <w:tcW w:w="1864" w:type="dxa"/>
             <w:tcBorders>
-              <w:top w:val="single" w:color="auto" w:sz="4" w:space="0"/>
-              <w:left w:val="single" w:color="auto" w:sz="4" w:space="0"/>
+              <w:top w:val="single" w:sz="4" w:space="0" w:color="auto"/>
+              <w:left w:val="single" w:sz="4" w:space="0" w:color="auto"/>
               <w:bottom w:val="nil"/>
-              <w:right w:val="single" w:color="auto" w:sz="12" w:space="0"/>
+              <w:right w:val="single" w:sz="12" w:space="0" w:color="auto"/>
             </w:tcBorders>
-            <w:noWrap w:val="0"/>
             <w:tcMar>
               <w:top w:w="60" w:type="dxa"/>
               <w:left w:w="120" w:type="dxa"/>
@@ -10056,7 +9840,7 @@
           </w:tcPr>
           <w:p>
             <w:pPr>
-              <w:pStyle w:val="31"/>
+              <w:pStyle w:val="a2"/>
               <w:keepNext w:val="0"/>
               <w:keepLines w:val="0"/>
               <w:pageBreakBefore w:val="0"/>
@@ -10071,7 +9855,7 @@
               <w:adjustRightInd w:val="0"/>
               <w:snapToGrid w:val="0"/>
               <w:spacing w:line="240" w:lineRule="auto"/>
-              <w:ind w:left="0" w:leftChars="0" w:right="0" w:rightChars="0" w:firstLine="0" w:firstLineChars="0"/>
+              <w:ind w:left="0" w:right="0" w:firstLine="0" w:leftChars="0" w:rightChars="0" w:firstLineChars="0"/>
               <w:jc w:val="center"/>
               <w:textAlignment w:val="baseline"/>
             </w:pPr>
@@ -10083,14 +9867,8 @@
       </w:tr>
       <w:tr>
         <w:tblPrEx>
-          <w:tblBorders>
-            <w:top w:val="none" w:color="DEE0E3" w:sz="0" w:space="0"/>
-            <w:left w:val="none" w:color="DEE0E3" w:sz="0" w:space="0"/>
-            <w:bottom w:val="none" w:color="DEE0E3" w:sz="0" w:space="0"/>
-            <w:right w:val="none" w:color="DEE0E3" w:sz="0" w:space="0"/>
-            <w:insideH w:val="none" w:color="DEE0E3" w:sz="0" w:space="0"/>
-            <w:insideV w:val="none" w:color="DEE0E3" w:sz="0" w:space="0"/>
-          </w:tblBorders>
+          <w:tblW w:w="8214" w:type="dxa"/>
+          <w:jc w:val="center"/>
           <w:tblCellMar>
             <w:top w:w="0" w:type="dxa"/>
             <w:left w:w="10" w:type="dxa"/>
@@ -10099,19 +9877,18 @@
           </w:tblCellMar>
         </w:tblPrEx>
         <w:trPr>
-          <w:trHeight w:val="0" w:hRule="atLeast"/>
+          <w:trHeight w:val="0"/>
           <w:jc w:val="center"/>
         </w:trPr>
         <w:tc>
           <w:tcPr>
             <w:tcW w:w="4486" w:type="dxa"/>
             <w:tcBorders>
-              <w:top w:val="single" w:color="auto" w:sz="4" w:space="0"/>
-              <w:left w:val="single" w:color="auto" w:sz="12" w:space="0"/>
-              <w:bottom w:val="single" w:color="auto" w:sz="12" w:space="0"/>
+              <w:top w:val="single" w:sz="4" w:space="0" w:color="auto"/>
+              <w:left w:val="single" w:sz="12" w:space="0" w:color="auto"/>
+              <w:bottom w:val="single" w:sz="12" w:space="0" w:color="auto"/>
               <w:right w:val="nil"/>
             </w:tcBorders>
-            <w:noWrap w:val="0"/>
             <w:tcMar>
               <w:top w:w="60" w:type="dxa"/>
               <w:left w:w="120" w:type="dxa"/>
@@ -10122,7 +9899,7 @@
           </w:tcPr>
           <w:p>
             <w:pPr>
-              <w:pStyle w:val="31"/>
+              <w:pStyle w:val="a2"/>
               <w:keepNext w:val="0"/>
               <w:keepLines w:val="0"/>
               <w:pageBreakBefore w:val="0"/>
@@ -10137,7 +9914,7 @@
               <w:adjustRightInd w:val="0"/>
               <w:snapToGrid w:val="0"/>
               <w:spacing w:line="240" w:lineRule="auto"/>
-              <w:ind w:left="0" w:leftChars="0" w:right="0" w:rightChars="0" w:firstLine="0" w:firstLineChars="0"/>
+              <w:ind w:left="0" w:right="0" w:firstLine="0" w:leftChars="0" w:rightChars="0" w:firstLineChars="0"/>
               <w:jc w:val="center"/>
               <w:textAlignment w:val="baseline"/>
             </w:pPr>
@@ -10150,12 +9927,11 @@
           <w:tcPr>
             <w:tcW w:w="1863" w:type="dxa"/>
             <w:tcBorders>
-              <w:top w:val="single" w:color="auto" w:sz="4" w:space="0"/>
-              <w:left w:val="single" w:color="auto" w:sz="4" w:space="0"/>
-              <w:bottom w:val="single" w:color="auto" w:sz="12" w:space="0"/>
+              <w:top w:val="single" w:sz="4" w:space="0" w:color="auto"/>
+              <w:left w:val="single" w:sz="4" w:space="0" w:color="auto"/>
+              <w:bottom w:val="single" w:sz="12" w:space="0" w:color="auto"/>
               <w:right w:val="nil"/>
             </w:tcBorders>
-            <w:noWrap w:val="0"/>
             <w:tcMar>
               <w:top w:w="60" w:type="dxa"/>
               <w:left w:w="120" w:type="dxa"/>
@@ -10166,7 +9942,7 @@
           </w:tcPr>
           <w:p>
             <w:pPr>
-              <w:pStyle w:val="31"/>
+              <w:pStyle w:val="a2"/>
               <w:keepNext w:val="0"/>
               <w:keepLines w:val="0"/>
               <w:pageBreakBefore w:val="0"/>
@@ -10181,7 +9957,7 @@
               <w:adjustRightInd w:val="0"/>
               <w:snapToGrid w:val="0"/>
               <w:spacing w:line="240" w:lineRule="auto"/>
-              <w:ind w:left="0" w:leftChars="0" w:right="0" w:rightChars="0" w:firstLine="0" w:firstLineChars="0"/>
+              <w:ind w:left="0" w:right="0" w:firstLine="0" w:leftChars="0" w:rightChars="0" w:firstLineChars="0"/>
               <w:jc w:val="center"/>
               <w:textAlignment w:val="baseline"/>
             </w:pPr>
@@ -10194,12 +9970,11 @@
           <w:tcPr>
             <w:tcW w:w="1864" w:type="dxa"/>
             <w:tcBorders>
-              <w:top w:val="single" w:color="auto" w:sz="4" w:space="0"/>
-              <w:left w:val="single" w:color="auto" w:sz="4" w:space="0"/>
-              <w:bottom w:val="single" w:color="auto" w:sz="12" w:space="0"/>
-              <w:right w:val="single" w:color="auto" w:sz="12" w:space="0"/>
+              <w:top w:val="single" w:sz="4" w:space="0" w:color="auto"/>
+              <w:left w:val="single" w:sz="4" w:space="0" w:color="auto"/>
+              <w:bottom w:val="single" w:sz="12" w:space="0" w:color="auto"/>
+              <w:right w:val="single" w:sz="12" w:space="0" w:color="auto"/>
             </w:tcBorders>
-            <w:noWrap w:val="0"/>
             <w:tcMar>
               <w:top w:w="60" w:type="dxa"/>
               <w:left w:w="120" w:type="dxa"/>
@@ -10210,7 +9985,7 @@
           </w:tcPr>
           <w:p>
             <w:pPr>
-              <w:pStyle w:val="31"/>
+              <w:pStyle w:val="a2"/>
               <w:keepNext w:val="0"/>
               <w:keepLines w:val="0"/>
               <w:pageBreakBefore w:val="0"/>
@@ -10225,7 +10000,7 @@
               <w:adjustRightInd w:val="0"/>
               <w:snapToGrid w:val="0"/>
               <w:spacing w:line="240" w:lineRule="auto"/>
-              <w:ind w:left="0" w:leftChars="0" w:right="0" w:rightChars="0" w:firstLine="0" w:firstLineChars="0"/>
+              <w:ind w:left="0" w:right="0" w:firstLine="0" w:leftChars="0" w:rightChars="0" w:firstLineChars="0"/>
               <w:jc w:val="center"/>
               <w:textAlignment w:val="baseline"/>
             </w:pPr>
@@ -10238,7 +10013,7 @@
     </w:tbl>
     <w:p>
       <w:pPr>
-        <w:pStyle w:val="30"/>
+        <w:pStyle w:val="1"/>
         <w:keepNext w:val="0"/>
         <w:keepLines w:val="0"/>
         <w:pageBreakBefore w:val="0"/>
@@ -10254,23 +10029,23 @@
         <w:snapToGrid w:val="0"/>
         <w:textAlignment w:val="baseline"/>
       </w:pPr>
-      <w:bookmarkStart w:id="50" w:name="heading_28"/>
-      <w:bookmarkStart w:id="51" w:name="_Toc1913"/>
+      <w:bookmarkStart w:id="51" w:name="heading_28"/>
+      <w:bookmarkStart w:id="52" w:name="_Toc1913"/>
       <w:r>
         <w:t>附则</w:t>
       </w:r>
-      <w:bookmarkEnd w:id="50"/>
       <w:bookmarkEnd w:id="51"/>
+      <w:bookmarkEnd w:id="52"/>
     </w:p>
     <w:p>
       <w:pPr>
-        <w:pStyle w:val="42"/>
+        <w:pStyle w:val="a4"/>
         <w:numPr>
           <w:ilvl w:val="0"/>
           <w:numId w:val="16"/>
         </w:numPr>
         <w:bidi w:val="0"/>
-        <w:ind w:left="425" w:leftChars="0" w:hanging="425" w:firstLineChars="0"/>
+        <w:ind w:left="425" w:hanging="425" w:leftChars="0" w:firstLineChars="0"/>
       </w:pPr>
       <w:r>
         <w:t>本制度自发布之日起执行，由运维部负责解释与修订。</w:t>
@@ -10278,13 +10053,13 @@
     </w:p>
     <w:p>
       <w:pPr>
-        <w:pStyle w:val="42"/>
+        <w:pStyle w:val="a4"/>
         <w:numPr>
           <w:ilvl w:val="0"/>
           <w:numId w:val="16"/>
         </w:numPr>
         <w:bidi w:val="0"/>
-        <w:ind w:left="425" w:leftChars="0" w:hanging="425" w:firstLineChars="0"/>
+        <w:ind w:left="425" w:hanging="425" w:leftChars="0" w:firstLineChars="0"/>
         <w:rPr>
           <w:rFonts w:hint="default"/>
           <w:lang w:val="en-US" w:eastAsia="zh-CN"/>
@@ -10295,84 +10070,34 @@
       </w:r>
     </w:p>
     <w:sectPr>
-      <w:headerReference r:id="rId5" w:type="default"/>
-      <w:footerReference r:id="rId6" w:type="default"/>
+      <w:headerReference w:type="default" r:id="rId7"/>
+      <w:footerReference w:type="default" r:id="rId8"/>
       <w:pgSz w:w="11906" w:h="16838"/>
       <w:pgMar w:top="1417" w:right="1800" w:bottom="1440" w:left="1800" w:header="1140" w:footer="992" w:gutter="0"/>
-      <w:cols w:space="425" w:num="1"/>
+      <w:cols w:num="1" w:space="425"/>
       <w:docGrid w:type="lines" w:linePitch="312" w:charSpace="0"/>
     </w:sectPr>
   </w:body>
 </w:document>
 </file>
 
-<file path=word/endnotes.xml><?xml version="1.0" encoding="utf-8"?>
-<w:endnotes xmlns:wpc="http://schemas.microsoft.com/office/word/2010/wordprocessingCanvas" xmlns:mc="http://schemas.openxmlformats.org/markup-compatibility/2006" xmlns:o="urn:schemas-microsoft-com:office:office" xmlns:r="http://schemas.openxmlformats.org/officeDocument/2006/relationships" xmlns:m="http://schemas.openxmlformats.org/officeDocument/2006/math" xmlns:v="urn:schemas-microsoft-com:vml" xmlns:wp14="http://schemas.microsoft.com/office/word/2010/wordprocessingDrawing" xmlns:wp="http://schemas.openxmlformats.org/drawingml/2006/wordprocessingDrawing" xmlns:w="http://schemas.openxmlformats.org/wordprocessingml/2006/main" xmlns:w14="http://schemas.microsoft.com/office/word/2010/wordml" xmlns:w15="http://schemas.microsoft.com/office/word/2012/wordml" xmlns:w10="urn:schemas-microsoft-com:office:word" xmlns:wpg="http://schemas.microsoft.com/office/word/2010/wordprocessingGroup" xmlns:wpi="http://schemas.microsoft.com/office/word/2010/wordprocessingInk" xmlns:wne="http://schemas.microsoft.com/office/word/2006/wordml" xmlns:wps="http://schemas.microsoft.com/office/word/2010/wordprocessingShape" xmlns:wpsCustomData="http://www.wps.cn/officeDocument/2013/wpsCustomData" mc:Ignorable="w14 w15 wp14">
-  <w:endnote w:type="separator" w:id="0">
-    <w:p>
-      <w:pPr>
-        <w:spacing w:line="240" w:lineRule="auto"/>
-      </w:pPr>
-      <w:r>
-        <w:separator/>
-      </w:r>
-    </w:p>
-  </w:endnote>
-  <w:endnote w:type="continuationSeparator" w:id="1">
-    <w:p>
-      <w:pPr>
-        <w:spacing w:line="240" w:lineRule="auto"/>
-      </w:pPr>
-      <w:r>
-        <w:continuationSeparator/>
-      </w:r>
-    </w:p>
-  </w:endnote>
-</w:endnotes>
-</file>
-
 <file path=word/footer1.xml><?xml version="1.0" encoding="utf-8"?>
-<w:ftr xmlns:wpc="http://schemas.microsoft.com/office/word/2010/wordprocessingCanvas" xmlns:mc="http://schemas.openxmlformats.org/markup-compatibility/2006" xmlns:o="urn:schemas-microsoft-com:office:office" xmlns:r="http://schemas.openxmlformats.org/officeDocument/2006/relationships" xmlns:m="http://schemas.openxmlformats.org/officeDocument/2006/math" xmlns:v="urn:schemas-microsoft-com:vml" xmlns:wp14="http://schemas.microsoft.com/office/word/2010/wordprocessingDrawing" xmlns:wp="http://schemas.openxmlformats.org/drawingml/2006/wordprocessingDrawing" xmlns:w10="urn:schemas-microsoft-com:office:word" xmlns:w="http://schemas.openxmlformats.org/wordprocessingml/2006/main" xmlns:w14="http://schemas.microsoft.com/office/word/2010/wordml" xmlns:w15="http://schemas.microsoft.com/office/word/2012/wordml" xmlns:wpg="http://schemas.microsoft.com/office/word/2010/wordprocessingGroup" xmlns:wpi="http://schemas.microsoft.com/office/word/2010/wordprocessingInk" xmlns:wne="http://schemas.microsoft.com/office/word/2006/wordml" xmlns:wps="http://schemas.microsoft.com/office/word/2010/wordprocessingShape" xmlns:wpsCustomData="http://www.wps.cn/officeDocument/2013/wpsCustomData" mc:Ignorable="w14 w15 wp14">
+<w:ftr xmlns:wpc="http://schemas.microsoft.com/office/word/2010/wordprocessingCanvas" xmlns:mc="http://schemas.openxmlformats.org/markup-compatibility/2006" xmlns:o="urn:schemas-microsoft-com:office:office" xmlns:r="http://schemas.openxmlformats.org/officeDocument/2006/relationships" xmlns:m="http://schemas.openxmlformats.org/officeDocument/2006/math" xmlns:v="urn:schemas-microsoft-com:vml" xmlns:wp14="http://schemas.microsoft.com/office/word/2010/wordprocessingDrawing" xmlns:wp="http://schemas.openxmlformats.org/drawingml/2006/wordprocessingDrawing" xmlns:w10="urn:schemas-microsoft-com:office:word" xmlns:w="http://schemas.openxmlformats.org/wordprocessingml/2006/main" xmlns:w14="http://schemas.microsoft.com/office/word/2010/wordml" xmlns:w15="http://schemas.microsoft.com/office/word/2012/wordml" xmlns:wne="http://schemas.microsoft.com/office/word/2006/wordml" xmlns:wpg="http://schemas.microsoft.com/office/word/2010/wordprocessingGroup" xmlns:wpi="http://schemas.microsoft.com/office/word/2010/wordprocessingInk" xmlns:wps="http://schemas.microsoft.com/office/word/2010/wordprocessingShape" mc:Ignorable="w14 w15 wp14">
   <w:p>
     <w:pPr>
-      <w:pStyle w:val="14"/>
+      <w:pStyle w:val="Footer"/>
     </w:pPr>
   </w:p>
 </w:ftr>
 </file>
 
-<file path=word/footnotes.xml><?xml version="1.0" encoding="utf-8"?>
-<w:footnotes xmlns:wpc="http://schemas.microsoft.com/office/word/2010/wordprocessingCanvas" xmlns:mc="http://schemas.openxmlformats.org/markup-compatibility/2006" xmlns:o="urn:schemas-microsoft-com:office:office" xmlns:r="http://schemas.openxmlformats.org/officeDocument/2006/relationships" xmlns:m="http://schemas.openxmlformats.org/officeDocument/2006/math" xmlns:v="urn:schemas-microsoft-com:vml" xmlns:wp14="http://schemas.microsoft.com/office/word/2010/wordprocessingDrawing" xmlns:wp="http://schemas.openxmlformats.org/drawingml/2006/wordprocessingDrawing" xmlns:w="http://schemas.openxmlformats.org/wordprocessingml/2006/main" xmlns:w14="http://schemas.microsoft.com/office/word/2010/wordml" xmlns:w15="http://schemas.microsoft.com/office/word/2012/wordml" xmlns:w10="urn:schemas-microsoft-com:office:word" xmlns:wpg="http://schemas.microsoft.com/office/word/2010/wordprocessingGroup" xmlns:wpi="http://schemas.microsoft.com/office/word/2010/wordprocessingInk" xmlns:wne="http://schemas.microsoft.com/office/word/2006/wordml" xmlns:wps="http://schemas.microsoft.com/office/word/2010/wordprocessingShape" xmlns:wpsCustomData="http://www.wps.cn/officeDocument/2013/wpsCustomData" mc:Ignorable="w14 w15 wp14">
-  <w:footnote w:type="separator" w:id="0">
-    <w:p>
-      <w:pPr>
-        <w:spacing w:line="360" w:lineRule="auto"/>
-      </w:pPr>
-      <w:r>
-        <w:separator/>
-      </w:r>
-    </w:p>
-  </w:footnote>
-  <w:footnote w:type="continuationSeparator" w:id="1">
-    <w:p>
-      <w:pPr>
-        <w:spacing w:line="360" w:lineRule="auto"/>
-      </w:pPr>
-      <w:r>
-        <w:continuationSeparator/>
-      </w:r>
-    </w:p>
-  </w:footnote>
-</w:footnotes>
-</file>
-
 <file path=word/header1.xml><?xml version="1.0" encoding="utf-8"?>
-<w:hdr xmlns:wpc="http://schemas.microsoft.com/office/word/2010/wordprocessingCanvas" xmlns:mc="http://schemas.openxmlformats.org/markup-compatibility/2006" xmlns:o="urn:schemas-microsoft-com:office:office" xmlns:r="http://schemas.openxmlformats.org/officeDocument/2006/relationships" xmlns:m="http://schemas.openxmlformats.org/officeDocument/2006/math" xmlns:v="urn:schemas-microsoft-com:vml" xmlns:wp14="http://schemas.microsoft.com/office/word/2010/wordprocessingDrawing" xmlns:wp="http://schemas.openxmlformats.org/drawingml/2006/wordprocessingDrawing" xmlns:w10="urn:schemas-microsoft-com:office:word" xmlns:w="http://schemas.openxmlformats.org/wordprocessingml/2006/main" xmlns:w14="http://schemas.microsoft.com/office/word/2010/wordml" xmlns:w15="http://schemas.microsoft.com/office/word/2012/wordml" xmlns:wpg="http://schemas.microsoft.com/office/word/2010/wordprocessingGroup" xmlns:wpi="http://schemas.microsoft.com/office/word/2010/wordprocessingInk" xmlns:wne="http://schemas.microsoft.com/office/word/2006/wordml" xmlns:wps="http://schemas.microsoft.com/office/word/2010/wordprocessingShape" xmlns:wpsCustomData="http://www.wps.cn/officeDocument/2013/wpsCustomData" mc:Ignorable="w14 w15 wp14">
+<w:hdr xmlns:wpc="http://schemas.microsoft.com/office/word/2010/wordprocessingCanvas" xmlns:mc="http://schemas.openxmlformats.org/markup-compatibility/2006" xmlns:o="urn:schemas-microsoft-com:office:office" xmlns:r="http://schemas.openxmlformats.org/officeDocument/2006/relationships" xmlns:m="http://schemas.openxmlformats.org/officeDocument/2006/math" xmlns:v="urn:schemas-microsoft-com:vml" xmlns:wp14="http://schemas.microsoft.com/office/word/2010/wordprocessingDrawing" xmlns:wp="http://schemas.openxmlformats.org/drawingml/2006/wordprocessingDrawing" xmlns:w10="urn:schemas-microsoft-com:office:word" xmlns:w="http://schemas.openxmlformats.org/wordprocessingml/2006/main" xmlns:w14="http://schemas.microsoft.com/office/word/2010/wordml" xmlns:w15="http://schemas.microsoft.com/office/word/2012/wordml" xmlns:wne="http://schemas.microsoft.com/office/word/2006/wordml" xmlns:wpg="http://schemas.microsoft.com/office/word/2010/wordprocessingGroup" xmlns:wpi="http://schemas.microsoft.com/office/word/2010/wordprocessingInk" xmlns:wps="http://schemas.microsoft.com/office/word/2010/wordprocessingShape" mc:Ignorable="w14 w15 wp14">
   <w:p>
     <w:pPr>
-      <w:pStyle w:val="15"/>
+      <w:pStyle w:val="Header"/>
       <w:pBdr>
-        <w:bottom w:val="single" w:color="auto" w:sz="4" w:space="1"/>
+        <w:bottom w:val="single" w:sz="4" w:space="1" w:color="auto"/>
       </w:pBdr>
       <w:tabs>
         <w:tab w:val="left" w:pos="335"/>
@@ -10380,27 +10105,27 @@
       </w:tabs>
       <w:jc w:val="right"/>
       <w:rPr>
-        <w:rFonts w:hint="eastAsia" w:eastAsiaTheme="minorEastAsia"/>
+        <w:rFonts w:eastAsiaTheme="minorEastAsia" w:hint="eastAsia"/>
         <w:lang w:eastAsia="zh-CN"/>
       </w:rPr>
     </w:pPr>
     <w:r>
       <w:rPr>
-        <w:rFonts w:hint="eastAsia" w:eastAsiaTheme="minorEastAsia"/>
+        <w:rFonts w:eastAsiaTheme="minorEastAsia" w:hint="eastAsia"/>
         <w:lang w:val="en-US" w:eastAsia="zh-CN"/>
       </w:rPr>
       <w:tab/>
     </w:r>
     <w:r>
       <w:rPr>
-        <w:rFonts w:hint="eastAsia" w:eastAsiaTheme="minorEastAsia"/>
+        <w:rFonts w:eastAsiaTheme="minorEastAsia" w:hint="eastAsia"/>
         <w:lang w:val="en-US" w:eastAsia="zh-CN"/>
       </w:rPr>
       <w:tab/>
     </w:r>
     <w:r>
       <w:rPr>
-        <w:rFonts w:hint="eastAsia" w:eastAsiaTheme="minorEastAsia"/>
+        <w:rFonts w:eastAsiaTheme="minorEastAsia" w:hint="eastAsia"/>
         <w:lang w:val="en-US" w:eastAsia="zh-CN"/>
       </w:rPr>
       <w:t>桐乡华数广电网络有限公司</w:t>
@@ -10410,15 +10135,15 @@
 </file>
 
 <file path=word/numbering.xml><?xml version="1.0" encoding="utf-8"?>
-<w:numbering xmlns:wpc="http://schemas.microsoft.com/office/word/2010/wordprocessingCanvas" xmlns:mc="http://schemas.openxmlformats.org/markup-compatibility/2006" xmlns:o="urn:schemas-microsoft-com:office:office" xmlns:r="http://schemas.openxmlformats.org/officeDocument/2006/relationships" xmlns:m="http://schemas.openxmlformats.org/officeDocument/2006/math" xmlns:v="urn:schemas-microsoft-com:vml" xmlns:wp14="http://schemas.microsoft.com/office/word/2010/wordprocessingDrawing" xmlns:wp="http://schemas.openxmlformats.org/drawingml/2006/wordprocessingDrawing" xmlns:w10="urn:schemas-microsoft-com:office:word" xmlns:w="http://schemas.openxmlformats.org/wordprocessingml/2006/main" xmlns:w14="http://schemas.microsoft.com/office/word/2010/wordml" xmlns:wpg="http://schemas.microsoft.com/office/word/2010/wordprocessingGroup" xmlns:wpi="http://schemas.microsoft.com/office/word/2010/wordprocessingInk" xmlns:wne="http://schemas.microsoft.com/office/word/2006/wordml" xmlns:wps="http://schemas.microsoft.com/office/word/2010/wordprocessingShape" xmlns:wpsCustomData="http://www.wps.cn/officeDocument/2013/wpsCustomData" mc:Ignorable="w14 wp14">
+<w:numbering xmlns:wpc="http://schemas.microsoft.com/office/word/2010/wordprocessingCanvas" xmlns:mc="http://schemas.openxmlformats.org/markup-compatibility/2006" xmlns:o="urn:schemas-microsoft-com:office:office" xmlns:r="http://schemas.openxmlformats.org/officeDocument/2006/relationships" xmlns:m="http://schemas.openxmlformats.org/officeDocument/2006/math" xmlns:v="urn:schemas-microsoft-com:vml" xmlns:wp14="http://schemas.microsoft.com/office/word/2010/wordprocessingDrawing" xmlns:wp="http://schemas.openxmlformats.org/drawingml/2006/wordprocessingDrawing" xmlns:w10="urn:schemas-microsoft-com:office:word" xmlns:w="http://schemas.openxmlformats.org/wordprocessingml/2006/main" xmlns:w14="http://schemas.microsoft.com/office/word/2010/wordml" xmlns:w15="http://schemas.microsoft.com/office/word/2012/wordml" xmlns:wne="http://schemas.microsoft.com/office/word/2006/wordml" xmlns:wpg="http://schemas.microsoft.com/office/word/2010/wordprocessingGroup" xmlns:wpi="http://schemas.microsoft.com/office/word/2010/wordprocessingInk" xmlns:wps="http://schemas.microsoft.com/office/word/2010/wordprocessingShape" mc:Ignorable="w14 w15 wp14">
   <w:abstractNum w:abstractNumId="0">
     <w:nsid w:val="8E964DCE"/>
     <w:multiLevelType w:val="multilevel"/>
     <w:tmpl w:val="8E964DCE"/>
-    <w:lvl w:ilvl="0" w:tentative="0">
+    <w:lvl w:ilvl="0">
       <w:start w:val="1"/>
       <w:numFmt w:val="decimal"/>
-      <w:pStyle w:val="2"/>
+      <w:pStyle w:val="Heading1"/>
       <w:lvlText w:val="%1."/>
       <w:lvlJc w:val="left"/>
       <w:pPr>
@@ -10428,10 +10153,10 @@
         <w:rFonts w:hint="default"/>
       </w:rPr>
     </w:lvl>
-    <w:lvl w:ilvl="1" w:tentative="0">
+    <w:lvl w:ilvl="1">
       <w:start w:val="1"/>
       <w:numFmt w:val="decimal"/>
-      <w:pStyle w:val="3"/>
+      <w:pStyle w:val="Heading2"/>
       <w:lvlText w:val="%1.%2."/>
       <w:lvlJc w:val="left"/>
       <w:pPr>
@@ -10441,10 +10166,10 @@
         <w:rFonts w:hint="default"/>
       </w:rPr>
     </w:lvl>
-    <w:lvl w:ilvl="2" w:tentative="0">
+    <w:lvl w:ilvl="2">
       <w:start w:val="1"/>
       <w:numFmt w:val="decimal"/>
-      <w:pStyle w:val="4"/>
+      <w:pStyle w:val="Heading3"/>
       <w:lvlText w:val="%1.%2.%3."/>
       <w:lvlJc w:val="left"/>
       <w:pPr>
@@ -10454,10 +10179,10 @@
         <w:rFonts w:hint="default"/>
       </w:rPr>
     </w:lvl>
-    <w:lvl w:ilvl="3" w:tentative="0">
+    <w:lvl w:ilvl="3">
       <w:start w:val="1"/>
       <w:numFmt w:val="decimal"/>
-      <w:pStyle w:val="5"/>
+      <w:pStyle w:val="Heading4"/>
       <w:lvlText w:val="%1.%2.%3.%4."/>
       <w:lvlJc w:val="left"/>
       <w:pPr>
@@ -10467,10 +10192,10 @@
         <w:rFonts w:hint="default"/>
       </w:rPr>
     </w:lvl>
-    <w:lvl w:ilvl="4" w:tentative="0">
+    <w:lvl w:ilvl="4">
       <w:start w:val="1"/>
       <w:numFmt w:val="decimal"/>
-      <w:pStyle w:val="6"/>
+      <w:pStyle w:val="Heading5"/>
       <w:lvlText w:val="%1.%2.%3.%4.%5."/>
       <w:lvlJc w:val="left"/>
       <w:pPr>
@@ -10480,10 +10205,10 @@
         <w:rFonts w:hint="default"/>
       </w:rPr>
     </w:lvl>
-    <w:lvl w:ilvl="5" w:tentative="0">
+    <w:lvl w:ilvl="5">
       <w:start w:val="1"/>
       <w:numFmt w:val="decimal"/>
-      <w:pStyle w:val="7"/>
+      <w:pStyle w:val="Heading6"/>
       <w:lvlText w:val="%1.%2.%3.%4.%5.%6."/>
       <w:lvlJc w:val="left"/>
       <w:pPr>
@@ -10493,10 +10218,10 @@
         <w:rFonts w:hint="default"/>
       </w:rPr>
     </w:lvl>
-    <w:lvl w:ilvl="6" w:tentative="0">
+    <w:lvl w:ilvl="6">
       <w:start w:val="1"/>
       <w:numFmt w:val="decimal"/>
-      <w:pStyle w:val="8"/>
+      <w:pStyle w:val="Heading7"/>
       <w:lvlText w:val="%1.%2.%3.%4.%5.%6.%7."/>
       <w:lvlJc w:val="left"/>
       <w:pPr>
@@ -10506,10 +10231,10 @@
         <w:rFonts w:hint="default"/>
       </w:rPr>
     </w:lvl>
-    <w:lvl w:ilvl="7" w:tentative="0">
+    <w:lvl w:ilvl="7">
       <w:start w:val="1"/>
       <w:numFmt w:val="decimal"/>
-      <w:pStyle w:val="9"/>
+      <w:pStyle w:val="Heading8"/>
       <w:lvlText w:val="%1.%2.%3.%4.%5.%6.%7.%8."/>
       <w:lvlJc w:val="left"/>
       <w:pPr>
@@ -10519,10 +10244,10 @@
         <w:rFonts w:hint="default"/>
       </w:rPr>
     </w:lvl>
-    <w:lvl w:ilvl="8" w:tentative="0">
+    <w:lvl w:ilvl="8">
       <w:start w:val="1"/>
       <w:numFmt w:val="decimal"/>
-      <w:pStyle w:val="10"/>
+      <w:pStyle w:val="Heading9"/>
       <w:lvlText w:val="%1.%2.%3.%4.%5.%6.%7.%8.%9."/>
       <w:lvlJc w:val="left"/>
       <w:pPr>
@@ -10537,7 +10262,7 @@
     <w:nsid w:val="A2D7D7BF"/>
     <w:multiLevelType w:val="singleLevel"/>
     <w:tmpl w:val="A2D7D7BF"/>
-    <w:lvl w:ilvl="0" w:tentative="0">
+    <w:lvl w:ilvl="0">
       <w:start w:val="1"/>
       <w:numFmt w:val="decimal"/>
       <w:lvlText w:val="%1."/>
@@ -10554,7 +10279,7 @@
     <w:nsid w:val="C346D34A"/>
     <w:multiLevelType w:val="singleLevel"/>
     <w:tmpl w:val="C346D34A"/>
-    <w:lvl w:ilvl="0" w:tentative="0">
+    <w:lvl w:ilvl="0">
       <w:start w:val="1"/>
       <w:numFmt w:val="decimal"/>
       <w:lvlText w:val="(%1)"/>
@@ -10574,7 +10299,7 @@
     <w:nsid w:val="C9E38A24"/>
     <w:multiLevelType w:val="singleLevel"/>
     <w:tmpl w:val="C9E38A24"/>
-    <w:lvl w:ilvl="0" w:tentative="0">
+    <w:lvl w:ilvl="0">
       <w:start w:val="1"/>
       <w:numFmt w:val="decimal"/>
       <w:lvlText w:val="%1."/>
@@ -10591,7 +10316,7 @@
     <w:nsid w:val="E56C076B"/>
     <w:multiLevelType w:val="singleLevel"/>
     <w:tmpl w:val="E56C076B"/>
-    <w:lvl w:ilvl="0" w:tentative="0">
+    <w:lvl w:ilvl="0">
       <w:start w:val="1"/>
       <w:numFmt w:val="decimal"/>
       <w:lvlText w:val="%1."/>
@@ -10608,7 +10333,7 @@
     <w:nsid w:val="F825CD53"/>
     <w:multiLevelType w:val="singleLevel"/>
     <w:tmpl w:val="F825CD53"/>
-    <w:lvl w:ilvl="0" w:tentative="0">
+    <w:lvl w:ilvl="0">
       <w:start w:val="1"/>
       <w:numFmt w:val="decimal"/>
       <w:lvlText w:val="%1."/>
@@ -10625,7 +10350,7 @@
     <w:nsid w:val="17B44E19"/>
     <w:multiLevelType w:val="singleLevel"/>
     <w:tmpl w:val="17B44E19"/>
-    <w:lvl w:ilvl="0" w:tentative="0">
+    <w:lvl w:ilvl="0">
       <w:start w:val="1"/>
       <w:numFmt w:val="decimal"/>
       <w:lvlText w:val="%1."/>
@@ -10642,7 +10367,7 @@
     <w:nsid w:val="2FBF02B4"/>
     <w:multiLevelType w:val="singleLevel"/>
     <w:tmpl w:val="2FBF02B4"/>
-    <w:lvl w:ilvl="0" w:tentative="0">
+    <w:lvl w:ilvl="0">
       <w:start w:val="1"/>
       <w:numFmt w:val="decimal"/>
       <w:lvlText w:val="%1."/>
@@ -10659,7 +10384,7 @@
     <w:nsid w:val="3678C24B"/>
     <w:multiLevelType w:val="singleLevel"/>
     <w:tmpl w:val="3678C24B"/>
-    <w:lvl w:ilvl="0" w:tentative="0">
+    <w:lvl w:ilvl="0">
       <w:start w:val="1"/>
       <w:numFmt w:val="decimal"/>
       <w:lvlText w:val="%1."/>
@@ -10676,7 +10401,7 @@
     <w:nsid w:val="3D65F84A"/>
     <w:multiLevelType w:val="singleLevel"/>
     <w:tmpl w:val="3D65F84A"/>
-    <w:lvl w:ilvl="0" w:tentative="0">
+    <w:lvl w:ilvl="0">
       <w:start w:val="1"/>
       <w:numFmt w:val="decimal"/>
       <w:lvlText w:val="%1."/>
@@ -10693,7 +10418,7 @@
     <w:nsid w:val="4673C9DF"/>
     <w:multiLevelType w:val="singleLevel"/>
     <w:tmpl w:val="4673C9DF"/>
-    <w:lvl w:ilvl="0" w:tentative="0">
+    <w:lvl w:ilvl="0">
       <w:start w:val="1"/>
       <w:numFmt w:val="decimal"/>
       <w:lvlText w:val="%1."/>
@@ -10710,7 +10435,7 @@
     <w:nsid w:val="5474FE83"/>
     <w:multiLevelType w:val="singleLevel"/>
     <w:tmpl w:val="5474FE83"/>
-    <w:lvl w:ilvl="0" w:tentative="0">
+    <w:lvl w:ilvl="0">
       <w:start w:val="1"/>
       <w:numFmt w:val="decimal"/>
       <w:lvlText w:val="%1."/>
@@ -10727,7 +10452,7 @@
     <w:nsid w:val="580A42DA"/>
     <w:multiLevelType w:val="singleLevel"/>
     <w:tmpl w:val="580A42DA"/>
-    <w:lvl w:ilvl="0" w:tentative="0">
+    <w:lvl w:ilvl="0">
       <w:start w:val="1"/>
       <w:numFmt w:val="decimal"/>
       <w:lvlText w:val="%1."/>
@@ -10744,7 +10469,7 @@
     <w:nsid w:val="73766C3C"/>
     <w:multiLevelType w:val="singleLevel"/>
     <w:tmpl w:val="73766C3C"/>
-    <w:lvl w:ilvl="0" w:tentative="0">
+    <w:lvl w:ilvl="0">
       <w:start w:val="1"/>
       <w:numFmt w:val="decimal"/>
       <w:lvlText w:val="%1."/>
@@ -10761,7 +10486,7 @@
     <w:nsid w:val="770BEF08"/>
     <w:multiLevelType w:val="singleLevel"/>
     <w:tmpl w:val="770BEF08"/>
-    <w:lvl w:ilvl="0" w:tentative="0">
+    <w:lvl w:ilvl="0">
       <w:start w:val="1"/>
       <w:numFmt w:val="decimal"/>
       <w:lvlText w:val="%1."/>
@@ -10778,7 +10503,7 @@
     <w:nsid w:val="7F2555D0"/>
     <w:multiLevelType w:val="singleLevel"/>
     <w:tmpl w:val="7F2555D0"/>
-    <w:lvl w:ilvl="0" w:tentative="0">
+    <w:lvl w:ilvl="0">
       <w:start w:val="1"/>
       <w:numFmt w:val="decimal"/>
       <w:lvlText w:val="(%1)"/>
@@ -10846,269 +10571,267 @@
 </file>
 
 <file path=word/styles.xml><?xml version="1.0" encoding="utf-8"?>
-<w:styles xmlns:mc="http://schemas.openxmlformats.org/markup-compatibility/2006" xmlns:o="urn:schemas-microsoft-com:office:office" xmlns:r="http://schemas.openxmlformats.org/officeDocument/2006/relationships" xmlns:m="http://schemas.openxmlformats.org/officeDocument/2006/math" xmlns:v="urn:schemas-microsoft-com:vml" xmlns:w="http://schemas.openxmlformats.org/wordprocessingml/2006/main" xmlns:w14="http://schemas.microsoft.com/office/word/2010/wordml" xmlns:w10="urn:schemas-microsoft-com:office:word" xmlns:sl="http://schemas.openxmlformats.org/schemaLibrary/2006/main" xmlns:wpsCustomData="http://www.wps.cn/officeDocument/2013/wpsCustomData" mc:Ignorable="w14">
+<w:styles xmlns:mc="http://schemas.openxmlformats.org/markup-compatibility/2006" xmlns:r="http://schemas.openxmlformats.org/officeDocument/2006/relationships" xmlns:w="http://schemas.openxmlformats.org/wordprocessingml/2006/main" xmlns:w14="http://schemas.microsoft.com/office/word/2010/wordml" xmlns:w15="http://schemas.microsoft.com/office/word/2012/wordml" mc:Ignorable="w14 w15">
   <w:docDefaults>
     <w:rPrDefault>
       <w:rPr>
-        <w:rFonts w:ascii="Times New Roman" w:hAnsi="Times New Roman" w:eastAsia="宋体" w:cs="Times New Roman"/>
+        <w:rFonts w:ascii="Times New Roman" w:eastAsia="宋体" w:hAnsi="Times New Roman" w:cs="Times New Roman"/>
       </w:rPr>
     </w:rPrDefault>
     <w:pPrDefault/>
   </w:docDefaults>
-  <w:latentStyles w:count="260" w:defQFormat="0" w:defUnhideWhenUsed="1" w:defSemiHidden="1" w:defUIPriority="99" w:defLockedState="0">
-    <w:lsdException w:qFormat="1" w:unhideWhenUsed="0" w:uiPriority="0" w:semiHidden="0" w:name="Normal"/>
-    <w:lsdException w:qFormat="1" w:unhideWhenUsed="0" w:uiPriority="0" w:semiHidden="0" w:name="heading 1"/>
-    <w:lsdException w:qFormat="1" w:uiPriority="0" w:semiHidden="0" w:name="heading 2"/>
-    <w:lsdException w:qFormat="1" w:uiPriority="0" w:name="heading 3"/>
-    <w:lsdException w:qFormat="1" w:uiPriority="0" w:semiHidden="0" w:name="heading 4"/>
-    <w:lsdException w:qFormat="1" w:uiPriority="0" w:name="heading 5"/>
-    <w:lsdException w:qFormat="1" w:uiPriority="0" w:name="heading 6"/>
-    <w:lsdException w:qFormat="1" w:uiPriority="0" w:name="heading 7"/>
-    <w:lsdException w:qFormat="1" w:uiPriority="0" w:name="heading 8"/>
-    <w:lsdException w:qFormat="1" w:uiPriority="0" w:name="heading 9"/>
-    <w:lsdException w:unhideWhenUsed="0" w:uiPriority="0" w:semiHidden="0" w:name="index 1"/>
-    <w:lsdException w:unhideWhenUsed="0" w:uiPriority="0" w:semiHidden="0" w:name="index 2"/>
-    <w:lsdException w:unhideWhenUsed="0" w:uiPriority="0" w:semiHidden="0" w:name="index 3"/>
-    <w:lsdException w:unhideWhenUsed="0" w:uiPriority="0" w:semiHidden="0" w:name="index 4"/>
-    <w:lsdException w:unhideWhenUsed="0" w:uiPriority="0" w:semiHidden="0" w:name="index 5"/>
-    <w:lsdException w:unhideWhenUsed="0" w:uiPriority="0" w:semiHidden="0" w:name="index 6"/>
-    <w:lsdException w:unhideWhenUsed="0" w:uiPriority="0" w:semiHidden="0" w:name="index 7"/>
-    <w:lsdException w:unhideWhenUsed="0" w:uiPriority="0" w:semiHidden="0" w:name="index 8"/>
-    <w:lsdException w:unhideWhenUsed="0" w:uiPriority="0" w:semiHidden="0" w:name="index 9"/>
-    <w:lsdException w:qFormat="1" w:unhideWhenUsed="0" w:uiPriority="0" w:semiHidden="0" w:name="toc 1"/>
-    <w:lsdException w:qFormat="1" w:unhideWhenUsed="0" w:uiPriority="0" w:semiHidden="0" w:name="toc 2"/>
-    <w:lsdException w:qFormat="1" w:unhideWhenUsed="0" w:uiPriority="0" w:semiHidden="0" w:name="toc 3"/>
-    <w:lsdException w:unhideWhenUsed="0" w:uiPriority="0" w:semiHidden="0" w:name="toc 4"/>
-    <w:lsdException w:unhideWhenUsed="0" w:uiPriority="0" w:semiHidden="0" w:name="toc 5"/>
-    <w:lsdException w:unhideWhenUsed="0" w:uiPriority="0" w:semiHidden="0" w:name="toc 6"/>
-    <w:lsdException w:unhideWhenUsed="0" w:uiPriority="0" w:semiHidden="0" w:name="toc 7"/>
-    <w:lsdException w:unhideWhenUsed="0" w:uiPriority="0" w:semiHidden="0" w:name="toc 8"/>
-    <w:lsdException w:unhideWhenUsed="0" w:uiPriority="0" w:semiHidden="0" w:name="toc 9"/>
-    <w:lsdException w:unhideWhenUsed="0" w:uiPriority="0" w:semiHidden="0" w:name="Normal Indent"/>
-    <w:lsdException w:unhideWhenUsed="0" w:uiPriority="0" w:semiHidden="0" w:name="footnote text"/>
-    <w:lsdException w:qFormat="1" w:unhideWhenUsed="0" w:uiPriority="0" w:semiHidden="0" w:name="annotation text"/>
-    <w:lsdException w:qFormat="1" w:unhideWhenUsed="0" w:uiPriority="0" w:semiHidden="0" w:name="header"/>
-    <w:lsdException w:qFormat="1" w:unhideWhenUsed="0" w:uiPriority="0" w:semiHidden="0" w:name="footer"/>
-    <w:lsdException w:unhideWhenUsed="0" w:uiPriority="0" w:semiHidden="0" w:name="index heading"/>
-    <w:lsdException w:qFormat="1" w:uiPriority="0" w:name="caption"/>
-    <w:lsdException w:unhideWhenUsed="0" w:uiPriority="0" w:semiHidden="0" w:name="table of figures"/>
-    <w:lsdException w:unhideWhenUsed="0" w:uiPriority="0" w:semiHidden="0" w:name="envelope address"/>
-    <w:lsdException w:unhideWhenUsed="0" w:uiPriority="0" w:semiHidden="0" w:name="envelope return"/>
-    <w:lsdException w:unhideWhenUsed="0" w:uiPriority="0" w:semiHidden="0" w:name="footnote reference"/>
-    <w:lsdException w:unhideWhenUsed="0" w:uiPriority="0" w:semiHidden="0" w:name="annotation reference"/>
-    <w:lsdException w:unhideWhenUsed="0" w:uiPriority="0" w:semiHidden="0" w:name="line number"/>
-    <w:lsdException w:unhideWhenUsed="0" w:uiPriority="0" w:semiHidden="0" w:name="page number"/>
-    <w:lsdException w:unhideWhenUsed="0" w:uiPriority="0" w:semiHidden="0" w:name="endnote reference"/>
-    <w:lsdException w:unhideWhenUsed="0" w:uiPriority="0" w:semiHidden="0" w:name="endnote text"/>
-    <w:lsdException w:unhideWhenUsed="0" w:uiPriority="0" w:semiHidden="0" w:name="table of authorities"/>
-    <w:lsdException w:unhideWhenUsed="0" w:uiPriority="0" w:semiHidden="0" w:name="macro"/>
-    <w:lsdException w:unhideWhenUsed="0" w:uiPriority="0" w:semiHidden="0" w:name="toa heading"/>
-    <w:lsdException w:unhideWhenUsed="0" w:uiPriority="0" w:semiHidden="0" w:name="List"/>
-    <w:lsdException w:unhideWhenUsed="0" w:uiPriority="0" w:semiHidden="0" w:name="List Bullet"/>
-    <w:lsdException w:unhideWhenUsed="0" w:uiPriority="0" w:semiHidden="0" w:name="List Number"/>
-    <w:lsdException w:unhideWhenUsed="0" w:uiPriority="0" w:semiHidden="0" w:name="List 2"/>
-    <w:lsdException w:unhideWhenUsed="0" w:uiPriority="0" w:semiHidden="0" w:name="List 3"/>
-    <w:lsdException w:unhideWhenUsed="0" w:uiPriority="0" w:semiHidden="0" w:name="List 4"/>
-    <w:lsdException w:unhideWhenUsed="0" w:uiPriority="0" w:semiHidden="0" w:name="List 5"/>
-    <w:lsdException w:unhideWhenUsed="0" w:uiPriority="0" w:semiHidden="0" w:name="List Bullet 2"/>
-    <w:lsdException w:unhideWhenUsed="0" w:uiPriority="0" w:semiHidden="0" w:name="List Bullet 3"/>
-    <w:lsdException w:unhideWhenUsed="0" w:uiPriority="0" w:semiHidden="0" w:name="List Bullet 4"/>
-    <w:lsdException w:unhideWhenUsed="0" w:uiPriority="0" w:semiHidden="0" w:name="List Bullet 5"/>
-    <w:lsdException w:unhideWhenUsed="0" w:uiPriority="0" w:semiHidden="0" w:name="List Number 2"/>
-    <w:lsdException w:unhideWhenUsed="0" w:uiPriority="0" w:semiHidden="0" w:name="List Number 3"/>
-    <w:lsdException w:unhideWhenUsed="0" w:uiPriority="0" w:semiHidden="0" w:name="List Number 4"/>
-    <w:lsdException w:unhideWhenUsed="0" w:uiPriority="0" w:semiHidden="0" w:name="List Number 5"/>
-    <w:lsdException w:qFormat="1" w:unhideWhenUsed="0" w:uiPriority="0" w:semiHidden="0" w:name="Title"/>
-    <w:lsdException w:unhideWhenUsed="0" w:uiPriority="0" w:semiHidden="0" w:name="Closing"/>
-    <w:lsdException w:unhideWhenUsed="0" w:uiPriority="0" w:semiHidden="0" w:name="Signature"/>
-    <w:lsdException w:qFormat="1" w:unhideWhenUsed="0" w:uiPriority="0" w:name="Default Paragraph Font"/>
-    <w:lsdException w:qFormat="1" w:unhideWhenUsed="0" w:uiPriority="0" w:name="Body Text"/>
-    <w:lsdException w:unhideWhenUsed="0" w:uiPriority="0" w:semiHidden="0" w:name="Body Text Indent"/>
-    <w:lsdException w:unhideWhenUsed="0" w:uiPriority="0" w:semiHidden="0" w:name="List Continue"/>
-    <w:lsdException w:unhideWhenUsed="0" w:uiPriority="0" w:semiHidden="0" w:name="List Continue 2"/>
-    <w:lsdException w:unhideWhenUsed="0" w:uiPriority="0" w:semiHidden="0" w:name="List Continue 3"/>
-    <w:lsdException w:unhideWhenUsed="0" w:uiPriority="0" w:semiHidden="0" w:name="List Continue 4"/>
-    <w:lsdException w:unhideWhenUsed="0" w:uiPriority="0" w:semiHidden="0" w:name="List Continue 5"/>
-    <w:lsdException w:unhideWhenUsed="0" w:uiPriority="0" w:semiHidden="0" w:name="Message Header"/>
-    <w:lsdException w:qFormat="1" w:unhideWhenUsed="0" w:uiPriority="0" w:semiHidden="0" w:name="Subtitle"/>
-    <w:lsdException w:unhideWhenUsed="0" w:uiPriority="0" w:semiHidden="0" w:name="Salutation"/>
-    <w:lsdException w:unhideWhenUsed="0" w:uiPriority="0" w:semiHidden="0" w:name="Date"/>
-    <w:lsdException w:unhideWhenUsed="0" w:uiPriority="0" w:semiHidden="0" w:name="Body Text First Indent"/>
-    <w:lsdException w:unhideWhenUsed="0" w:uiPriority="0" w:semiHidden="0" w:name="Body Text First Indent 2"/>
-    <w:lsdException w:uiPriority="99" w:name="Note Heading"/>
-    <w:lsdException w:unhideWhenUsed="0" w:uiPriority="0" w:semiHidden="0" w:name="Body Text 2"/>
-    <w:lsdException w:unhideWhenUsed="0" w:uiPriority="0" w:semiHidden="0" w:name="Body Text 3"/>
-    <w:lsdException w:unhideWhenUsed="0" w:uiPriority="0" w:semiHidden="0" w:name="Body Text Indent 2"/>
-    <w:lsdException w:unhideWhenUsed="0" w:uiPriority="0" w:semiHidden="0" w:name="Body Text Indent 3"/>
-    <w:lsdException w:unhideWhenUsed="0" w:uiPriority="0" w:semiHidden="0" w:name="Block Text"/>
-    <w:lsdException w:qFormat="1" w:unhideWhenUsed="0" w:uiPriority="0" w:semiHidden="0" w:name="Hyperlink"/>
-    <w:lsdException w:unhideWhenUsed="0" w:uiPriority="0" w:semiHidden="0" w:name="FollowedHyperlink"/>
-    <w:lsdException w:qFormat="1" w:unhideWhenUsed="0" w:uiPriority="0" w:semiHidden="0" w:name="Strong"/>
-    <w:lsdException w:qFormat="1" w:unhideWhenUsed="0" w:uiPriority="0" w:semiHidden="0" w:name="Emphasis"/>
-    <w:lsdException w:unhideWhenUsed="0" w:uiPriority="0" w:semiHidden="0" w:name="Document Map"/>
-    <w:lsdException w:unhideWhenUsed="0" w:uiPriority="0" w:semiHidden="0" w:name="Plain Text"/>
-    <w:lsdException w:unhideWhenUsed="0" w:uiPriority="0" w:semiHidden="0" w:name="E-mail Signature"/>
-    <w:lsdException w:qFormat="1" w:unhideWhenUsed="0" w:uiPriority="0" w:semiHidden="0" w:name="Normal (Web)"/>
-    <w:lsdException w:unhideWhenUsed="0" w:uiPriority="0" w:semiHidden="0" w:name="HTML Acronym"/>
-    <w:lsdException w:unhideWhenUsed="0" w:uiPriority="0" w:semiHidden="0" w:name="HTML Address"/>
-    <w:lsdException w:unhideWhenUsed="0" w:uiPriority="0" w:semiHidden="0" w:name="HTML Cite"/>
-    <w:lsdException w:unhideWhenUsed="0" w:uiPriority="0" w:semiHidden="0" w:name="HTML Code"/>
-    <w:lsdException w:unhideWhenUsed="0" w:uiPriority="0" w:semiHidden="0" w:name="HTML Definition"/>
-    <w:lsdException w:unhideWhenUsed="0" w:uiPriority="0" w:semiHidden="0" w:name="HTML Keyboard"/>
-    <w:lsdException w:unhideWhenUsed="0" w:uiPriority="0" w:semiHidden="0" w:name="HTML Preformatted"/>
-    <w:lsdException w:unhideWhenUsed="0" w:uiPriority="0" w:semiHidden="0" w:name="HTML Sample"/>
-    <w:lsdException w:unhideWhenUsed="0" w:uiPriority="0" w:semiHidden="0" w:name="HTML Typewriter"/>
-    <w:lsdException w:unhideWhenUsed="0" w:uiPriority="0" w:semiHidden="0" w:name="HTML Variable"/>
-    <w:lsdException w:qFormat="1" w:unhideWhenUsed="0" w:uiPriority="0" w:name="Normal Table"/>
-    <w:lsdException w:unhideWhenUsed="0" w:uiPriority="0" w:semiHidden="0" w:name="annotation subject"/>
-    <w:lsdException w:unhideWhenUsed="0" w:uiPriority="0" w:semiHidden="0" w:name="Table Simple 1"/>
-    <w:lsdException w:unhideWhenUsed="0" w:uiPriority="0" w:semiHidden="0" w:name="Table Simple 2"/>
-    <w:lsdException w:unhideWhenUsed="0" w:uiPriority="0" w:semiHidden="0" w:name="Table Simple 3"/>
-    <w:lsdException w:unhideWhenUsed="0" w:uiPriority="0" w:semiHidden="0" w:name="Table Classic 1"/>
-    <w:lsdException w:unhideWhenUsed="0" w:uiPriority="0" w:semiHidden="0" w:name="Table Classic 2"/>
-    <w:lsdException w:unhideWhenUsed="0" w:uiPriority="0" w:semiHidden="0" w:name="Table Classic 3"/>
-    <w:lsdException w:unhideWhenUsed="0" w:uiPriority="0" w:semiHidden="0" w:name="Table Classic 4"/>
-    <w:lsdException w:unhideWhenUsed="0" w:uiPriority="0" w:semiHidden="0" w:name="Table Colorful 1"/>
-    <w:lsdException w:unhideWhenUsed="0" w:uiPriority="0" w:semiHidden="0" w:name="Table Colorful 2"/>
-    <w:lsdException w:unhideWhenUsed="0" w:uiPriority="0" w:semiHidden="0" w:name="Table Colorful 3"/>
-    <w:lsdException w:unhideWhenUsed="0" w:uiPriority="0" w:semiHidden="0" w:name="Table Columns 1"/>
-    <w:lsdException w:unhideWhenUsed="0" w:uiPriority="0" w:semiHidden="0" w:name="Table Columns 2"/>
-    <w:lsdException w:unhideWhenUsed="0" w:uiPriority="0" w:semiHidden="0" w:name="Table Columns 3"/>
-    <w:lsdException w:unhideWhenUsed="0" w:uiPriority="0" w:semiHidden="0" w:name="Table Columns 4"/>
-    <w:lsdException w:unhideWhenUsed="0" w:uiPriority="0" w:semiHidden="0" w:name="Table Columns 5"/>
-    <w:lsdException w:unhideWhenUsed="0" w:uiPriority="0" w:semiHidden="0" w:name="Table Grid 1"/>
-    <w:lsdException w:unhideWhenUsed="0" w:uiPriority="0" w:semiHidden="0" w:name="Table Grid 2"/>
-    <w:lsdException w:unhideWhenUsed="0" w:uiPriority="0" w:semiHidden="0" w:name="Table Grid 3"/>
-    <w:lsdException w:unhideWhenUsed="0" w:uiPriority="0" w:semiHidden="0" w:name="Table Grid 4"/>
-    <w:lsdException w:unhideWhenUsed="0" w:uiPriority="0" w:semiHidden="0" w:name="Table Grid 5"/>
-    <w:lsdException w:unhideWhenUsed="0" w:uiPriority="0" w:semiHidden="0" w:name="Table Grid 6"/>
-    <w:lsdException w:unhideWhenUsed="0" w:uiPriority="0" w:semiHidden="0" w:name="Table Grid 7"/>
-    <w:lsdException w:unhideWhenUsed="0" w:uiPriority="0" w:semiHidden="0" w:name="Table Grid 8"/>
-    <w:lsdException w:unhideWhenUsed="0" w:uiPriority="0" w:semiHidden="0" w:name="Table List 1"/>
-    <w:lsdException w:unhideWhenUsed="0" w:uiPriority="0" w:semiHidden="0" w:name="Table List 2"/>
-    <w:lsdException w:unhideWhenUsed="0" w:uiPriority="0" w:semiHidden="0" w:name="Table List 3"/>
-    <w:lsdException w:unhideWhenUsed="0" w:uiPriority="0" w:semiHidden="0" w:name="Table List 4"/>
-    <w:lsdException w:unhideWhenUsed="0" w:uiPriority="0" w:semiHidden="0" w:name="Table List 5"/>
-    <w:lsdException w:unhideWhenUsed="0" w:uiPriority="0" w:semiHidden="0" w:name="Table List 6"/>
-    <w:lsdException w:unhideWhenUsed="0" w:uiPriority="0" w:semiHidden="0" w:name="Table List 7"/>
-    <w:lsdException w:unhideWhenUsed="0" w:uiPriority="0" w:semiHidden="0" w:name="Table List 8"/>
-    <w:lsdException w:unhideWhenUsed="0" w:uiPriority="0" w:semiHidden="0" w:name="Table 3D effects 1"/>
-    <w:lsdException w:unhideWhenUsed="0" w:uiPriority="0" w:semiHidden="0" w:name="Table 3D effects 2"/>
-    <w:lsdException w:unhideWhenUsed="0" w:uiPriority="0" w:semiHidden="0" w:name="Table 3D effects 3"/>
-    <w:lsdException w:unhideWhenUsed="0" w:uiPriority="0" w:semiHidden="0" w:name="Table Contemporary"/>
-    <w:lsdException w:unhideWhenUsed="0" w:uiPriority="0" w:semiHidden="0" w:name="Table Elegant"/>
-    <w:lsdException w:unhideWhenUsed="0" w:uiPriority="0" w:semiHidden="0" w:name="Table Professional"/>
-    <w:lsdException w:unhideWhenUsed="0" w:uiPriority="0" w:semiHidden="0" w:name="Table Subtle 1"/>
-    <w:lsdException w:unhideWhenUsed="0" w:uiPriority="0" w:semiHidden="0" w:name="Table Subtle 2"/>
-    <w:lsdException w:unhideWhenUsed="0" w:uiPriority="0" w:semiHidden="0" w:name="Table Web 1"/>
-    <w:lsdException w:unhideWhenUsed="0" w:uiPriority="0" w:semiHidden="0" w:name="Table Web 2"/>
-    <w:lsdException w:unhideWhenUsed="0" w:uiPriority="0" w:semiHidden="0" w:name="Table Web 3"/>
-    <w:lsdException w:unhideWhenUsed="0" w:uiPriority="0" w:semiHidden="0" w:name="Balloon Text"/>
-    <w:lsdException w:qFormat="1" w:unhideWhenUsed="0" w:uiPriority="0" w:semiHidden="0" w:name="Table Grid"/>
-    <w:lsdException w:unhideWhenUsed="0" w:uiPriority="0" w:semiHidden="0" w:name="Table Theme"/>
-    <w:lsdException w:unhideWhenUsed="0" w:uiPriority="60" w:semiHidden="0" w:name="Light Shading"/>
-    <w:lsdException w:unhideWhenUsed="0" w:uiPriority="61" w:semiHidden="0" w:name="Light List"/>
-    <w:lsdException w:unhideWhenUsed="0" w:uiPriority="62" w:semiHidden="0" w:name="Light Grid"/>
-    <w:lsdException w:unhideWhenUsed="0" w:uiPriority="63" w:semiHidden="0" w:name="Medium Shading 1"/>
-    <w:lsdException w:unhideWhenUsed="0" w:uiPriority="64" w:semiHidden="0" w:name="Medium Shading 2"/>
-    <w:lsdException w:unhideWhenUsed="0" w:uiPriority="65" w:semiHidden="0" w:name="Medium List 1"/>
-    <w:lsdException w:unhideWhenUsed="0" w:uiPriority="66" w:semiHidden="0" w:name="Medium List 2"/>
-    <w:lsdException w:unhideWhenUsed="0" w:uiPriority="67" w:semiHidden="0" w:name="Medium Grid 1"/>
-    <w:lsdException w:unhideWhenUsed="0" w:uiPriority="68" w:semiHidden="0" w:name="Medium Grid 2"/>
-    <w:lsdException w:unhideWhenUsed="0" w:uiPriority="69" w:semiHidden="0" w:name="Medium Grid 3"/>
-    <w:lsdException w:unhideWhenUsed="0" w:uiPriority="70" w:semiHidden="0" w:name="Dark List"/>
-    <w:lsdException w:unhideWhenUsed="0" w:uiPriority="71" w:semiHidden="0" w:name="Colorful Shading"/>
-    <w:lsdException w:unhideWhenUsed="0" w:uiPriority="72" w:semiHidden="0" w:name="Colorful List"/>
-    <w:lsdException w:unhideWhenUsed="0" w:uiPriority="73" w:semiHidden="0" w:name="Colorful Grid"/>
-    <w:lsdException w:unhideWhenUsed="0" w:uiPriority="60" w:semiHidden="0" w:name="Light Shading Accent 1"/>
-    <w:lsdException w:unhideWhenUsed="0" w:uiPriority="61" w:semiHidden="0" w:name="Light List Accent 1"/>
-    <w:lsdException w:unhideWhenUsed="0" w:uiPriority="62" w:semiHidden="0" w:name="Light Grid Accent 1"/>
-    <w:lsdException w:unhideWhenUsed="0" w:uiPriority="63" w:semiHidden="0" w:name="Medium Shading 1 Accent 1"/>
-    <w:lsdException w:unhideWhenUsed="0" w:uiPriority="64" w:semiHidden="0" w:name="Medium Shading 2 Accent 1"/>
-    <w:lsdException w:unhideWhenUsed="0" w:uiPriority="65" w:semiHidden="0" w:name="Medium List 1 Accent 1"/>
-    <w:lsdException w:unhideWhenUsed="0" w:uiPriority="66" w:semiHidden="0" w:name="Medium List 2 Accent 1"/>
-    <w:lsdException w:unhideWhenUsed="0" w:uiPriority="67" w:semiHidden="0" w:name="Medium Grid 1 Accent 1"/>
-    <w:lsdException w:unhideWhenUsed="0" w:uiPriority="68" w:semiHidden="0" w:name="Medium Grid 2 Accent 1"/>
-    <w:lsdException w:unhideWhenUsed="0" w:uiPriority="69" w:semiHidden="0" w:name="Medium Grid 3 Accent 1"/>
-    <w:lsdException w:unhideWhenUsed="0" w:uiPriority="70" w:semiHidden="0" w:name="Dark List Accent 1"/>
-    <w:lsdException w:unhideWhenUsed="0" w:uiPriority="71" w:semiHidden="0" w:name="Colorful Shading Accent 1"/>
-    <w:lsdException w:unhideWhenUsed="0" w:uiPriority="72" w:semiHidden="0" w:name="Colorful List Accent 1"/>
-    <w:lsdException w:unhideWhenUsed="0" w:uiPriority="73" w:semiHidden="0" w:name="Colorful Grid Accent 1"/>
-    <w:lsdException w:unhideWhenUsed="0" w:uiPriority="60" w:semiHidden="0" w:name="Light Shading Accent 2"/>
-    <w:lsdException w:unhideWhenUsed="0" w:uiPriority="61" w:semiHidden="0" w:name="Light List Accent 2"/>
-    <w:lsdException w:unhideWhenUsed="0" w:uiPriority="62" w:semiHidden="0" w:name="Light Grid Accent 2"/>
-    <w:lsdException w:unhideWhenUsed="0" w:uiPriority="63" w:semiHidden="0" w:name="Medium Shading 1 Accent 2"/>
-    <w:lsdException w:unhideWhenUsed="0" w:uiPriority="64" w:semiHidden="0" w:name="Medium Shading 2 Accent 2"/>
-    <w:lsdException w:unhideWhenUsed="0" w:uiPriority="65" w:semiHidden="0" w:name="Medium List 1 Accent 2"/>
-    <w:lsdException w:unhideWhenUsed="0" w:uiPriority="66" w:semiHidden="0" w:name="Medium List 2 Accent 2"/>
-    <w:lsdException w:unhideWhenUsed="0" w:uiPriority="67" w:semiHidden="0" w:name="Medium Grid 1 Accent 2"/>
-    <w:lsdException w:unhideWhenUsed="0" w:uiPriority="68" w:semiHidden="0" w:name="Medium Grid 2 Accent 2"/>
-    <w:lsdException w:unhideWhenUsed="0" w:uiPriority="69" w:semiHidden="0" w:name="Medium Grid 3 Accent 2"/>
-    <w:lsdException w:unhideWhenUsed="0" w:uiPriority="70" w:semiHidden="0" w:name="Dark List Accent 2"/>
-    <w:lsdException w:unhideWhenUsed="0" w:uiPriority="71" w:semiHidden="0" w:name="Colorful Shading Accent 2"/>
-    <w:lsdException w:unhideWhenUsed="0" w:uiPriority="72" w:semiHidden="0" w:name="Colorful List Accent 2"/>
-    <w:lsdException w:unhideWhenUsed="0" w:uiPriority="73" w:semiHidden="0" w:name="Colorful Grid Accent 2"/>
-    <w:lsdException w:unhideWhenUsed="0" w:uiPriority="60" w:semiHidden="0" w:name="Light Shading Accent 3"/>
-    <w:lsdException w:unhideWhenUsed="0" w:uiPriority="61" w:semiHidden="0" w:name="Light List Accent 3"/>
-    <w:lsdException w:unhideWhenUsed="0" w:uiPriority="62" w:semiHidden="0" w:name="Light Grid Accent 3"/>
-    <w:lsdException w:unhideWhenUsed="0" w:uiPriority="63" w:semiHidden="0" w:name="Medium Shading 1 Accent 3"/>
-    <w:lsdException w:unhideWhenUsed="0" w:uiPriority="64" w:semiHidden="0" w:name="Medium Shading 2 Accent 3"/>
-    <w:lsdException w:unhideWhenUsed="0" w:uiPriority="65" w:semiHidden="0" w:name="Medium List 1 Accent 3"/>
-    <w:lsdException w:unhideWhenUsed="0" w:uiPriority="66" w:semiHidden="0" w:name="Medium List 2 Accent 3"/>
-    <w:lsdException w:unhideWhenUsed="0" w:uiPriority="67" w:semiHidden="0" w:name="Medium Grid 1 Accent 3"/>
-    <w:lsdException w:unhideWhenUsed="0" w:uiPriority="68" w:semiHidden="0" w:name="Medium Grid 2 Accent 3"/>
-    <w:lsdException w:unhideWhenUsed="0" w:uiPriority="69" w:semiHidden="0" w:name="Medium Grid 3 Accent 3"/>
-    <w:lsdException w:unhideWhenUsed="0" w:uiPriority="70" w:semiHidden="0" w:name="Dark List Accent 3"/>
-    <w:lsdException w:unhideWhenUsed="0" w:uiPriority="71" w:semiHidden="0" w:name="Colorful Shading Accent 3"/>
-    <w:lsdException w:unhideWhenUsed="0" w:uiPriority="72" w:semiHidden="0" w:name="Colorful List Accent 3"/>
-    <w:lsdException w:unhideWhenUsed="0" w:uiPriority="73" w:semiHidden="0" w:name="Colorful Grid Accent 3"/>
-    <w:lsdException w:unhideWhenUsed="0" w:uiPriority="60" w:semiHidden="0" w:name="Light Shading Accent 4"/>
-    <w:lsdException w:unhideWhenUsed="0" w:uiPriority="61" w:semiHidden="0" w:name="Light List Accent 4"/>
-    <w:lsdException w:unhideWhenUsed="0" w:uiPriority="62" w:semiHidden="0" w:name="Light Grid Accent 4"/>
-    <w:lsdException w:unhideWhenUsed="0" w:uiPriority="63" w:semiHidden="0" w:name="Medium Shading 1 Accent 4"/>
-    <w:lsdException w:unhideWhenUsed="0" w:uiPriority="64" w:semiHidden="0" w:name="Medium Shading 2 Accent 4"/>
-    <w:lsdException w:unhideWhenUsed="0" w:uiPriority="65" w:semiHidden="0" w:name="Medium List 1 Accent 4"/>
-    <w:lsdException w:unhideWhenUsed="0" w:uiPriority="66" w:semiHidden="0" w:name="Medium List 2 Accent 4"/>
-    <w:lsdException w:unhideWhenUsed="0" w:uiPriority="67" w:semiHidden="0" w:name="Medium Grid 1 Accent 4"/>
-    <w:lsdException w:unhideWhenUsed="0" w:uiPriority="68" w:semiHidden="0" w:name="Medium Grid 2 Accent 4"/>
-    <w:lsdException w:unhideWhenUsed="0" w:uiPriority="69" w:semiHidden="0" w:name="Medium Grid 3 Accent 4"/>
-    <w:lsdException w:unhideWhenUsed="0" w:uiPriority="70" w:semiHidden="0" w:name="Dark List Accent 4"/>
-    <w:lsdException w:unhideWhenUsed="0" w:uiPriority="71" w:semiHidden="0" w:name="Colorful Shading Accent 4"/>
-    <w:lsdException w:unhideWhenUsed="0" w:uiPriority="72" w:semiHidden="0" w:name="Colorful List Accent 4"/>
-    <w:lsdException w:unhideWhenUsed="0" w:uiPriority="73" w:semiHidden="0" w:name="Colorful Grid Accent 4"/>
-    <w:lsdException w:unhideWhenUsed="0" w:uiPriority="60" w:semiHidden="0" w:name="Light Shading Accent 5"/>
-    <w:lsdException w:unhideWhenUsed="0" w:uiPriority="61" w:semiHidden="0" w:name="Light List Accent 5"/>
-    <w:lsdException w:unhideWhenUsed="0" w:uiPriority="62" w:semiHidden="0" w:name="Light Grid Accent 5"/>
-    <w:lsdException w:unhideWhenUsed="0" w:uiPriority="63" w:semiHidden="0" w:name="Medium Shading 1 Accent 5"/>
-    <w:lsdException w:unhideWhenUsed="0" w:uiPriority="64" w:semiHidden="0" w:name="Medium Shading 2 Accent 5"/>
-    <w:lsdException w:unhideWhenUsed="0" w:uiPriority="65" w:semiHidden="0" w:name="Medium List 1 Accent 5"/>
-    <w:lsdException w:unhideWhenUsed="0" w:uiPriority="66" w:semiHidden="0" w:name="Medium List 2 Accent 5"/>
-    <w:lsdException w:unhideWhenUsed="0" w:uiPriority="67" w:semiHidden="0" w:name="Medium Grid 1 Accent 5"/>
-    <w:lsdException w:unhideWhenUsed="0" w:uiPriority="68" w:semiHidden="0" w:name="Medium Grid 2 Accent 5"/>
-    <w:lsdException w:unhideWhenUsed="0" w:uiPriority="69" w:semiHidden="0" w:name="Medium Grid 3 Accent 5"/>
-    <w:lsdException w:unhideWhenUsed="0" w:uiPriority="70" w:semiHidden="0" w:name="Dark List Accent 5"/>
-    <w:lsdException w:unhideWhenUsed="0" w:uiPriority="71" w:semiHidden="0" w:name="Colorful Shading Accent 5"/>
-    <w:lsdException w:unhideWhenUsed="0" w:uiPriority="72" w:semiHidden="0" w:name="Colorful List Accent 5"/>
-    <w:lsdException w:unhideWhenUsed="0" w:uiPriority="73" w:semiHidden="0" w:name="Colorful Grid Accent 5"/>
-    <w:lsdException w:unhideWhenUsed="0" w:uiPriority="60" w:semiHidden="0" w:name="Light Shading Accent 6"/>
-    <w:lsdException w:unhideWhenUsed="0" w:uiPriority="61" w:semiHidden="0" w:name="Light List Accent 6"/>
-    <w:lsdException w:unhideWhenUsed="0" w:uiPriority="62" w:semiHidden="0" w:name="Light Grid Accent 6"/>
-    <w:lsdException w:unhideWhenUsed="0" w:uiPriority="63" w:semiHidden="0" w:name="Medium Shading 1 Accent 6"/>
-    <w:lsdException w:unhideWhenUsed="0" w:uiPriority="64" w:semiHidden="0" w:name="Medium Shading 2 Accent 6"/>
-    <w:lsdException w:unhideWhenUsed="0" w:uiPriority="65" w:semiHidden="0" w:name="Medium List 1 Accent 6"/>
-    <w:lsdException w:unhideWhenUsed="0" w:uiPriority="66" w:semiHidden="0" w:name="Medium List 2 Accent 6"/>
-    <w:lsdException w:unhideWhenUsed="0" w:uiPriority="67" w:semiHidden="0" w:name="Medium Grid 1 Accent 6"/>
-    <w:lsdException w:unhideWhenUsed="0" w:uiPriority="68" w:semiHidden="0" w:name="Medium Grid 2 Accent 6"/>
-    <w:lsdException w:unhideWhenUsed="0" w:uiPriority="69" w:semiHidden="0" w:name="Medium Grid 3 Accent 6"/>
-    <w:lsdException w:unhideWhenUsed="0" w:uiPriority="70" w:semiHidden="0" w:name="Dark List Accent 6"/>
-    <w:lsdException w:unhideWhenUsed="0" w:uiPriority="71" w:semiHidden="0" w:name="Colorful Shading Accent 6"/>
-    <w:lsdException w:unhideWhenUsed="0" w:uiPriority="72" w:semiHidden="0" w:name="Colorful List Accent 6"/>
-    <w:lsdException w:unhideWhenUsed="0" w:uiPriority="73" w:semiHidden="0" w:name="Colorful Grid Accent 6"/>
+  <w:latentStyles w:defLockedState="0" w:defUIPriority="99" w:defSemiHidden="1" w:defUnhideWhenUsed="1" w:defQFormat="0" w:count="260">
+    <w:lsdException w:name="Normal" w:semiHidden="0" w:uiPriority="0" w:unhideWhenUsed="0" w:qFormat="1"/>
+    <w:lsdException w:name="heading 1" w:semiHidden="0" w:uiPriority="0" w:unhideWhenUsed="0" w:qFormat="1"/>
+    <w:lsdException w:name="heading 2" w:semiHidden="0" w:uiPriority="0" w:qFormat="1"/>
+    <w:lsdException w:name="heading 3" w:uiPriority="0" w:qFormat="1"/>
+    <w:lsdException w:name="heading 4" w:semiHidden="0" w:uiPriority="0" w:qFormat="1"/>
+    <w:lsdException w:name="heading 5" w:uiPriority="0" w:qFormat="1"/>
+    <w:lsdException w:name="heading 6" w:uiPriority="0" w:qFormat="1"/>
+    <w:lsdException w:name="heading 7" w:uiPriority="0" w:qFormat="1"/>
+    <w:lsdException w:name="heading 8" w:uiPriority="0" w:qFormat="1"/>
+    <w:lsdException w:name="heading 9" w:uiPriority="0" w:qFormat="1"/>
+    <w:lsdException w:name="index 1" w:semiHidden="0" w:uiPriority="0" w:unhideWhenUsed="0"/>
+    <w:lsdException w:name="index 2" w:semiHidden="0" w:uiPriority="0" w:unhideWhenUsed="0"/>
+    <w:lsdException w:name="index 3" w:semiHidden="0" w:uiPriority="0" w:unhideWhenUsed="0"/>
+    <w:lsdException w:name="index 4" w:semiHidden="0" w:uiPriority="0" w:unhideWhenUsed="0"/>
+    <w:lsdException w:name="index 5" w:semiHidden="0" w:uiPriority="0" w:unhideWhenUsed="0"/>
+    <w:lsdException w:name="index 6" w:semiHidden="0" w:uiPriority="0" w:unhideWhenUsed="0"/>
+    <w:lsdException w:name="index 7" w:semiHidden="0" w:uiPriority="0" w:unhideWhenUsed="0"/>
+    <w:lsdException w:name="index 8" w:semiHidden="0" w:uiPriority="0" w:unhideWhenUsed="0"/>
+    <w:lsdException w:name="index 9" w:semiHidden="0" w:uiPriority="0" w:unhideWhenUsed="0"/>
+    <w:lsdException w:name="toc 1" w:semiHidden="0" w:uiPriority="0" w:unhideWhenUsed="0" w:qFormat="1"/>
+    <w:lsdException w:name="toc 2" w:semiHidden="0" w:uiPriority="0" w:unhideWhenUsed="0" w:qFormat="1"/>
+    <w:lsdException w:name="toc 3" w:semiHidden="0" w:uiPriority="0" w:unhideWhenUsed="0" w:qFormat="1"/>
+    <w:lsdException w:name="toc 4" w:semiHidden="0" w:uiPriority="0" w:unhideWhenUsed="0"/>
+    <w:lsdException w:name="toc 5" w:semiHidden="0" w:uiPriority="0" w:unhideWhenUsed="0"/>
+    <w:lsdException w:name="toc 6" w:semiHidden="0" w:uiPriority="0" w:unhideWhenUsed="0"/>
+    <w:lsdException w:name="toc 7" w:semiHidden="0" w:uiPriority="0" w:unhideWhenUsed="0"/>
+    <w:lsdException w:name="toc 8" w:semiHidden="0" w:uiPriority="0" w:unhideWhenUsed="0"/>
+    <w:lsdException w:name="toc 9" w:semiHidden="0" w:uiPriority="0" w:unhideWhenUsed="0"/>
+    <w:lsdException w:name="Normal Indent" w:semiHidden="0" w:uiPriority="0" w:unhideWhenUsed="0"/>
+    <w:lsdException w:name="footnote text" w:semiHidden="0" w:uiPriority="0" w:unhideWhenUsed="0"/>
+    <w:lsdException w:name="annotation text" w:semiHidden="0" w:uiPriority="0" w:unhideWhenUsed="0" w:qFormat="1"/>
+    <w:lsdException w:name="header" w:semiHidden="0" w:uiPriority="0" w:unhideWhenUsed="0" w:qFormat="1"/>
+    <w:lsdException w:name="footer" w:semiHidden="0" w:uiPriority="0" w:unhideWhenUsed="0" w:qFormat="1"/>
+    <w:lsdException w:name="index heading" w:semiHidden="0" w:uiPriority="0" w:unhideWhenUsed="0"/>
+    <w:lsdException w:name="caption" w:uiPriority="0" w:qFormat="1"/>
+    <w:lsdException w:name="table of figures" w:semiHidden="0" w:uiPriority="0" w:unhideWhenUsed="0"/>
+    <w:lsdException w:name="envelope address" w:semiHidden="0" w:uiPriority="0" w:unhideWhenUsed="0"/>
+    <w:lsdException w:name="envelope return" w:semiHidden="0" w:uiPriority="0" w:unhideWhenUsed="0"/>
+    <w:lsdException w:name="footnote reference" w:semiHidden="0" w:uiPriority="0" w:unhideWhenUsed="0"/>
+    <w:lsdException w:name="annotation reference" w:semiHidden="0" w:uiPriority="0" w:unhideWhenUsed="0"/>
+    <w:lsdException w:name="line number" w:semiHidden="0" w:uiPriority="0" w:unhideWhenUsed="0"/>
+    <w:lsdException w:name="page number" w:semiHidden="0" w:uiPriority="0" w:unhideWhenUsed="0"/>
+    <w:lsdException w:name="endnote reference" w:semiHidden="0" w:uiPriority="0" w:unhideWhenUsed="0"/>
+    <w:lsdException w:name="endnote text" w:semiHidden="0" w:uiPriority="0" w:unhideWhenUsed="0"/>
+    <w:lsdException w:name="table of authorities" w:semiHidden="0" w:uiPriority="0" w:unhideWhenUsed="0"/>
+    <w:lsdException w:name="macro" w:semiHidden="0" w:uiPriority="0" w:unhideWhenUsed="0"/>
+    <w:lsdException w:name="toa heading" w:semiHidden="0" w:uiPriority="0" w:unhideWhenUsed="0"/>
+    <w:lsdException w:name="List" w:semiHidden="0" w:uiPriority="0" w:unhideWhenUsed="0"/>
+    <w:lsdException w:name="List Bullet" w:semiHidden="0" w:uiPriority="0" w:unhideWhenUsed="0"/>
+    <w:lsdException w:name="List Number" w:semiHidden="0" w:uiPriority="0" w:unhideWhenUsed="0"/>
+    <w:lsdException w:name="List 2" w:semiHidden="0" w:uiPriority="0" w:unhideWhenUsed="0"/>
+    <w:lsdException w:name="List 3" w:semiHidden="0" w:uiPriority="0" w:unhideWhenUsed="0"/>
+    <w:lsdException w:name="List 4" w:semiHidden="0" w:uiPriority="0" w:unhideWhenUsed="0"/>
+    <w:lsdException w:name="List 5" w:semiHidden="0" w:uiPriority="0" w:unhideWhenUsed="0"/>
+    <w:lsdException w:name="List Bullet 2" w:semiHidden="0" w:uiPriority="0" w:unhideWhenUsed="0"/>
+    <w:lsdException w:name="List Bullet 3" w:semiHidden="0" w:uiPriority="0" w:unhideWhenUsed="0"/>
+    <w:lsdException w:name="List Bullet 4" w:semiHidden="0" w:uiPriority="0" w:unhideWhenUsed="0"/>
+    <w:lsdException w:name="List Bullet 5" w:semiHidden="0" w:uiPriority="0" w:unhideWhenUsed="0"/>
+    <w:lsdException w:name="List Number 2" w:semiHidden="0" w:uiPriority="0" w:unhideWhenUsed="0"/>
+    <w:lsdException w:name="List Number 3" w:semiHidden="0" w:uiPriority="0" w:unhideWhenUsed="0"/>
+    <w:lsdException w:name="List Number 4" w:semiHidden="0" w:uiPriority="0" w:unhideWhenUsed="0"/>
+    <w:lsdException w:name="List Number 5" w:semiHidden="0" w:uiPriority="0" w:unhideWhenUsed="0"/>
+    <w:lsdException w:name="Title" w:semiHidden="0" w:uiPriority="0" w:unhideWhenUsed="0" w:qFormat="1"/>
+    <w:lsdException w:name="Closing" w:semiHidden="0" w:uiPriority="0" w:unhideWhenUsed="0"/>
+    <w:lsdException w:name="Signature" w:semiHidden="0" w:uiPriority="0" w:unhideWhenUsed="0"/>
+    <w:lsdException w:name="Default Paragraph Font" w:uiPriority="0" w:unhideWhenUsed="0" w:qFormat="1"/>
+    <w:lsdException w:name="Body Text" w:uiPriority="0" w:unhideWhenUsed="0" w:qFormat="1"/>
+    <w:lsdException w:name="Body Text Indent" w:semiHidden="0" w:uiPriority="0" w:unhideWhenUsed="0"/>
+    <w:lsdException w:name="List Continue" w:semiHidden="0" w:uiPriority="0" w:unhideWhenUsed="0"/>
+    <w:lsdException w:name="List Continue 2" w:semiHidden="0" w:uiPriority="0" w:unhideWhenUsed="0"/>
+    <w:lsdException w:name="List Continue 3" w:semiHidden="0" w:uiPriority="0" w:unhideWhenUsed="0"/>
+    <w:lsdException w:name="List Continue 4" w:semiHidden="0" w:uiPriority="0" w:unhideWhenUsed="0"/>
+    <w:lsdException w:name="List Continue 5" w:semiHidden="0" w:uiPriority="0" w:unhideWhenUsed="0"/>
+    <w:lsdException w:name="Message Header" w:semiHidden="0" w:uiPriority="0" w:unhideWhenUsed="0"/>
+    <w:lsdException w:name="Subtitle" w:semiHidden="0" w:uiPriority="0" w:unhideWhenUsed="0" w:qFormat="1"/>
+    <w:lsdException w:name="Salutation" w:semiHidden="0" w:uiPriority="0" w:unhideWhenUsed="0"/>
+    <w:lsdException w:name="Date" w:semiHidden="0" w:uiPriority="0" w:unhideWhenUsed="0"/>
+    <w:lsdException w:name="Body Text First Indent" w:semiHidden="0" w:uiPriority="0" w:unhideWhenUsed="0"/>
+    <w:lsdException w:name="Body Text First Indent 2" w:semiHidden="0" w:uiPriority="0" w:unhideWhenUsed="0"/>
+    <w:lsdException w:name="Body Text 2" w:semiHidden="0" w:uiPriority="0" w:unhideWhenUsed="0"/>
+    <w:lsdException w:name="Body Text 3" w:semiHidden="0" w:uiPriority="0" w:unhideWhenUsed="0"/>
+    <w:lsdException w:name="Body Text Indent 2" w:semiHidden="0" w:uiPriority="0" w:unhideWhenUsed="0"/>
+    <w:lsdException w:name="Body Text Indent 3" w:semiHidden="0" w:uiPriority="0" w:unhideWhenUsed="0"/>
+    <w:lsdException w:name="Block Text" w:semiHidden="0" w:uiPriority="0" w:unhideWhenUsed="0"/>
+    <w:lsdException w:name="Hyperlink" w:semiHidden="0" w:uiPriority="0" w:unhideWhenUsed="0" w:qFormat="1"/>
+    <w:lsdException w:name="FollowedHyperlink" w:semiHidden="0" w:uiPriority="0" w:unhideWhenUsed="0"/>
+    <w:lsdException w:name="Strong" w:semiHidden="0" w:uiPriority="0" w:unhideWhenUsed="0" w:qFormat="1"/>
+    <w:lsdException w:name="Emphasis" w:semiHidden="0" w:uiPriority="0" w:unhideWhenUsed="0" w:qFormat="1"/>
+    <w:lsdException w:name="Document Map" w:semiHidden="0" w:uiPriority="0" w:unhideWhenUsed="0"/>
+    <w:lsdException w:name="Plain Text" w:semiHidden="0" w:uiPriority="0" w:unhideWhenUsed="0"/>
+    <w:lsdException w:name="E-mail Signature" w:semiHidden="0" w:uiPriority="0" w:unhideWhenUsed="0"/>
+    <w:lsdException w:name="Normal (Web)" w:semiHidden="0" w:uiPriority="0" w:unhideWhenUsed="0" w:qFormat="1"/>
+    <w:lsdException w:name="HTML Acronym" w:semiHidden="0" w:uiPriority="0" w:unhideWhenUsed="0"/>
+    <w:lsdException w:name="HTML Address" w:semiHidden="0" w:uiPriority="0" w:unhideWhenUsed="0"/>
+    <w:lsdException w:name="HTML Cite" w:semiHidden="0" w:uiPriority="0" w:unhideWhenUsed="0"/>
+    <w:lsdException w:name="HTML Code" w:semiHidden="0" w:uiPriority="0" w:unhideWhenUsed="0"/>
+    <w:lsdException w:name="HTML Definition" w:semiHidden="0" w:uiPriority="0" w:unhideWhenUsed="0"/>
+    <w:lsdException w:name="HTML Keyboard" w:semiHidden="0" w:uiPriority="0" w:unhideWhenUsed="0"/>
+    <w:lsdException w:name="HTML Preformatted" w:semiHidden="0" w:uiPriority="0" w:unhideWhenUsed="0"/>
+    <w:lsdException w:name="HTML Sample" w:semiHidden="0" w:uiPriority="0" w:unhideWhenUsed="0"/>
+    <w:lsdException w:name="HTML Typewriter" w:semiHidden="0" w:uiPriority="0" w:unhideWhenUsed="0"/>
+    <w:lsdException w:name="HTML Variable" w:semiHidden="0" w:uiPriority="0" w:unhideWhenUsed="0"/>
+    <w:lsdException w:name="Normal Table" w:uiPriority="0" w:unhideWhenUsed="0" w:qFormat="1"/>
+    <w:lsdException w:name="annotation subject" w:semiHidden="0" w:uiPriority="0" w:unhideWhenUsed="0"/>
+    <w:lsdException w:name="Table Simple 1" w:semiHidden="0" w:uiPriority="0" w:unhideWhenUsed="0"/>
+    <w:lsdException w:name="Table Simple 2" w:semiHidden="0" w:uiPriority="0" w:unhideWhenUsed="0"/>
+    <w:lsdException w:name="Table Simple 3" w:semiHidden="0" w:uiPriority="0" w:unhideWhenUsed="0"/>
+    <w:lsdException w:name="Table Classic 1" w:semiHidden="0" w:uiPriority="0" w:unhideWhenUsed="0"/>
+    <w:lsdException w:name="Table Classic 2" w:semiHidden="0" w:uiPriority="0" w:unhideWhenUsed="0"/>
+    <w:lsdException w:name="Table Classic 3" w:semiHidden="0" w:uiPriority="0" w:unhideWhenUsed="0"/>
+    <w:lsdException w:name="Table Classic 4" w:semiHidden="0" w:uiPriority="0" w:unhideWhenUsed="0"/>
+    <w:lsdException w:name="Table Colorful 1" w:semiHidden="0" w:uiPriority="0" w:unhideWhenUsed="0"/>
+    <w:lsdException w:name="Table Colorful 2" w:semiHidden="0" w:uiPriority="0" w:unhideWhenUsed="0"/>
+    <w:lsdException w:name="Table Colorful 3" w:semiHidden="0" w:uiPriority="0" w:unhideWhenUsed="0"/>
+    <w:lsdException w:name="Table Columns 1" w:semiHidden="0" w:uiPriority="0" w:unhideWhenUsed="0"/>
+    <w:lsdException w:name="Table Columns 2" w:semiHidden="0" w:uiPriority="0" w:unhideWhenUsed="0"/>
+    <w:lsdException w:name="Table Columns 3" w:semiHidden="0" w:uiPriority="0" w:unhideWhenUsed="0"/>
+    <w:lsdException w:name="Table Columns 4" w:semiHidden="0" w:uiPriority="0" w:unhideWhenUsed="0"/>
+    <w:lsdException w:name="Table Columns 5" w:semiHidden="0" w:uiPriority="0" w:unhideWhenUsed="0"/>
+    <w:lsdException w:name="Table Grid 1" w:semiHidden="0" w:uiPriority="0" w:unhideWhenUsed="0"/>
+    <w:lsdException w:name="Table Grid 2" w:semiHidden="0" w:uiPriority="0" w:unhideWhenUsed="0"/>
+    <w:lsdException w:name="Table Grid 3" w:semiHidden="0" w:uiPriority="0" w:unhideWhenUsed="0"/>
+    <w:lsdException w:name="Table Grid 4" w:semiHidden="0" w:uiPriority="0" w:unhideWhenUsed="0"/>
+    <w:lsdException w:name="Table Grid 5" w:semiHidden="0" w:uiPriority="0" w:unhideWhenUsed="0"/>
+    <w:lsdException w:name="Table Grid 6" w:semiHidden="0" w:uiPriority="0" w:unhideWhenUsed="0"/>
+    <w:lsdException w:name="Table Grid 7" w:semiHidden="0" w:uiPriority="0" w:unhideWhenUsed="0"/>
+    <w:lsdException w:name="Table Grid 8" w:semiHidden="0" w:uiPriority="0" w:unhideWhenUsed="0"/>
+    <w:lsdException w:name="Table List 1" w:semiHidden="0" w:uiPriority="0" w:unhideWhenUsed="0"/>
+    <w:lsdException w:name="Table List 2" w:semiHidden="0" w:uiPriority="0" w:unhideWhenUsed="0"/>
+    <w:lsdException w:name="Table List 3" w:semiHidden="0" w:uiPriority="0" w:unhideWhenUsed="0"/>
+    <w:lsdException w:name="Table List 4" w:semiHidden="0" w:uiPriority="0" w:unhideWhenUsed="0"/>
+    <w:lsdException w:name="Table List 5" w:semiHidden="0" w:uiPriority="0" w:unhideWhenUsed="0"/>
+    <w:lsdException w:name="Table List 6" w:semiHidden="0" w:uiPriority="0" w:unhideWhenUsed="0"/>
+    <w:lsdException w:name="Table List 7" w:semiHidden="0" w:uiPriority="0" w:unhideWhenUsed="0"/>
+    <w:lsdException w:name="Table List 8" w:semiHidden="0" w:uiPriority="0" w:unhideWhenUsed="0"/>
+    <w:lsdException w:name="Table 3D effects 1" w:semiHidden="0" w:uiPriority="0" w:unhideWhenUsed="0"/>
+    <w:lsdException w:name="Table 3D effects 2" w:semiHidden="0" w:uiPriority="0" w:unhideWhenUsed="0"/>
+    <w:lsdException w:name="Table 3D effects 3" w:semiHidden="0" w:uiPriority="0" w:unhideWhenUsed="0"/>
+    <w:lsdException w:name="Table Contemporary" w:semiHidden="0" w:uiPriority="0" w:unhideWhenUsed="0"/>
+    <w:lsdException w:name="Table Elegant" w:semiHidden="0" w:uiPriority="0" w:unhideWhenUsed="0"/>
+    <w:lsdException w:name="Table Professional" w:semiHidden="0" w:uiPriority="0" w:unhideWhenUsed="0"/>
+    <w:lsdException w:name="Table Subtle 1" w:semiHidden="0" w:uiPriority="0" w:unhideWhenUsed="0"/>
+    <w:lsdException w:name="Table Subtle 2" w:semiHidden="0" w:uiPriority="0" w:unhideWhenUsed="0"/>
+    <w:lsdException w:name="Table Web 1" w:semiHidden="0" w:uiPriority="0" w:unhideWhenUsed="0"/>
+    <w:lsdException w:name="Table Web 2" w:semiHidden="0" w:uiPriority="0" w:unhideWhenUsed="0"/>
+    <w:lsdException w:name="Table Web 3" w:semiHidden="0" w:uiPriority="0" w:unhideWhenUsed="0"/>
+    <w:lsdException w:name="Balloon Text" w:semiHidden="0" w:uiPriority="0" w:unhideWhenUsed="0"/>
+    <w:lsdException w:name="Table Grid" w:semiHidden="0" w:uiPriority="0" w:unhideWhenUsed="0" w:qFormat="1"/>
+    <w:lsdException w:name="Table Theme" w:semiHidden="0" w:uiPriority="0" w:unhideWhenUsed="0"/>
+    <w:lsdException w:name="Light Shading" w:semiHidden="0" w:uiPriority="60" w:unhideWhenUsed="0"/>
+    <w:lsdException w:name="Light List" w:semiHidden="0" w:uiPriority="61" w:unhideWhenUsed="0"/>
+    <w:lsdException w:name="Light Grid" w:semiHidden="0" w:uiPriority="62" w:unhideWhenUsed="0"/>
+    <w:lsdException w:name="Medium Shading 1" w:semiHidden="0" w:uiPriority="63" w:unhideWhenUsed="0"/>
+    <w:lsdException w:name="Medium Shading 2" w:semiHidden="0" w:uiPriority="64" w:unhideWhenUsed="0"/>
+    <w:lsdException w:name="Medium List 1" w:semiHidden="0" w:uiPriority="65" w:unhideWhenUsed="0"/>
+    <w:lsdException w:name="Medium List 2" w:semiHidden="0" w:uiPriority="66" w:unhideWhenUsed="0"/>
+    <w:lsdException w:name="Medium Grid 1" w:semiHidden="0" w:uiPriority="67" w:unhideWhenUsed="0"/>
+    <w:lsdException w:name="Medium Grid 2" w:semiHidden="0" w:uiPriority="68" w:unhideWhenUsed="0"/>
+    <w:lsdException w:name="Medium Grid 3" w:semiHidden="0" w:uiPriority="69" w:unhideWhenUsed="0"/>
+    <w:lsdException w:name="Dark List" w:semiHidden="0" w:uiPriority="70" w:unhideWhenUsed="0"/>
+    <w:lsdException w:name="Colorful Shading" w:semiHidden="0" w:uiPriority="71" w:unhideWhenUsed="0"/>
+    <w:lsdException w:name="Colorful List" w:semiHidden="0" w:uiPriority="72" w:unhideWhenUsed="0"/>
+    <w:lsdException w:name="Colorful Grid" w:semiHidden="0" w:uiPriority="73" w:unhideWhenUsed="0"/>
+    <w:lsdException w:name="Light Shading Accent 1" w:semiHidden="0" w:uiPriority="60" w:unhideWhenUsed="0"/>
+    <w:lsdException w:name="Light List Accent 1" w:semiHidden="0" w:uiPriority="61" w:unhideWhenUsed="0"/>
+    <w:lsdException w:name="Light Grid Accent 1" w:semiHidden="0" w:uiPriority="62" w:unhideWhenUsed="0"/>
+    <w:lsdException w:name="Medium Shading 1 Accent 1" w:semiHidden="0" w:uiPriority="63" w:unhideWhenUsed="0"/>
+    <w:lsdException w:name="Medium Shading 2 Accent 1" w:semiHidden="0" w:uiPriority="64" w:unhideWhenUsed="0"/>
+    <w:lsdException w:name="Medium List 1 Accent 1" w:semiHidden="0" w:uiPriority="65" w:unhideWhenUsed="0"/>
+    <w:lsdException w:name="Medium List 2 Accent 1" w:semiHidden="0" w:uiPriority="66" w:unhideWhenUsed="0"/>
+    <w:lsdException w:name="Medium Grid 1 Accent 1" w:semiHidden="0" w:uiPriority="67" w:unhideWhenUsed="0"/>
+    <w:lsdException w:name="Medium Grid 2 Accent 1" w:semiHidden="0" w:uiPriority="68" w:unhideWhenUsed="0"/>
+    <w:lsdException w:name="Medium Grid 3 Accent 1" w:semiHidden="0" w:uiPriority="69" w:unhideWhenUsed="0"/>
+    <w:lsdException w:name="Dark List Accent 1" w:semiHidden="0" w:uiPriority="70" w:unhideWhenUsed="0"/>
+    <w:lsdException w:name="Colorful Shading Accent 1" w:semiHidden="0" w:uiPriority="71" w:unhideWhenUsed="0"/>
+    <w:lsdException w:name="Colorful List Accent 1" w:semiHidden="0" w:uiPriority="72" w:unhideWhenUsed="0"/>
+    <w:lsdException w:name="Colorful Grid Accent 1" w:semiHidden="0" w:uiPriority="73" w:unhideWhenUsed="0"/>
+    <w:lsdException w:name="Light Shading Accent 2" w:semiHidden="0" w:uiPriority="60" w:unhideWhenUsed="0"/>
+    <w:lsdException w:name="Light List Accent 2" w:semiHidden="0" w:uiPriority="61" w:unhideWhenUsed="0"/>
+    <w:lsdException w:name="Light Grid Accent 2" w:semiHidden="0" w:uiPriority="62" w:unhideWhenUsed="0"/>
+    <w:lsdException w:name="Medium Shading 1 Accent 2" w:semiHidden="0" w:uiPriority="63" w:unhideWhenUsed="0"/>
+    <w:lsdException w:name="Medium Shading 2 Accent 2" w:semiHidden="0" w:uiPriority="64" w:unhideWhenUsed="0"/>
+    <w:lsdException w:name="Medium List 1 Accent 2" w:semiHidden="0" w:uiPriority="65" w:unhideWhenUsed="0"/>
+    <w:lsdException w:name="Medium List 2 Accent 2" w:semiHidden="0" w:uiPriority="66" w:unhideWhenUsed="0"/>
+    <w:lsdException w:name="Medium Grid 1 Accent 2" w:semiHidden="0" w:uiPriority="67" w:unhideWhenUsed="0"/>
+    <w:lsdException w:name="Medium Grid 2 Accent 2" w:semiHidden="0" w:uiPriority="68" w:unhideWhenUsed="0"/>
+    <w:lsdException w:name="Medium Grid 3 Accent 2" w:semiHidden="0" w:uiPriority="69" w:unhideWhenUsed="0"/>
+    <w:lsdException w:name="Dark List Accent 2" w:semiHidden="0" w:uiPriority="70" w:unhideWhenUsed="0"/>
+    <w:lsdException w:name="Colorful Shading Accent 2" w:semiHidden="0" w:uiPriority="71" w:unhideWhenUsed="0"/>
+    <w:lsdException w:name="Colorful List Accent 2" w:semiHidden="0" w:uiPriority="72" w:unhideWhenUsed="0"/>
+    <w:lsdException w:name="Colorful Grid Accent 2" w:semiHidden="0" w:uiPriority="73" w:unhideWhenUsed="0"/>
+    <w:lsdException w:name="Light Shading Accent 3" w:semiHidden="0" w:uiPriority="60" w:unhideWhenUsed="0"/>
+    <w:lsdException w:name="Light List Accent 3" w:semiHidden="0" w:uiPriority="61" w:unhideWhenUsed="0"/>
+    <w:lsdException w:name="Light Grid Accent 3" w:semiHidden="0" w:uiPriority="62" w:unhideWhenUsed="0"/>
+    <w:lsdException w:name="Medium Shading 1 Accent 3" w:semiHidden="0" w:uiPriority="63" w:unhideWhenUsed="0"/>
+    <w:lsdException w:name="Medium Shading 2 Accent 3" w:semiHidden="0" w:uiPriority="64" w:unhideWhenUsed="0"/>
+    <w:lsdException w:name="Medium List 1 Accent 3" w:semiHidden="0" w:uiPriority="65" w:unhideWhenUsed="0"/>
+    <w:lsdException w:name="Medium List 2 Accent 3" w:semiHidden="0" w:uiPriority="66" w:unhideWhenUsed="0"/>
+    <w:lsdException w:name="Medium Grid 1 Accent 3" w:semiHidden="0" w:uiPriority="67" w:unhideWhenUsed="0"/>
+    <w:lsdException w:name="Medium Grid 2 Accent 3" w:semiHidden="0" w:uiPriority="68" w:unhideWhenUsed="0"/>
+    <w:lsdException w:name="Medium Grid 3 Accent 3" w:semiHidden="0" w:uiPriority="69" w:unhideWhenUsed="0"/>
+    <w:lsdException w:name="Dark List Accent 3" w:semiHidden="0" w:uiPriority="70" w:unhideWhenUsed="0"/>
+    <w:lsdException w:name="Colorful Shading Accent 3" w:semiHidden="0" w:uiPriority="71" w:unhideWhenUsed="0"/>
+    <w:lsdException w:name="Colorful List Accent 3" w:semiHidden="0" w:uiPriority="72" w:unhideWhenUsed="0"/>
+    <w:lsdException w:name="Colorful Grid Accent 3" w:semiHidden="0" w:uiPriority="73" w:unhideWhenUsed="0"/>
+    <w:lsdException w:name="Light Shading Accent 4" w:semiHidden="0" w:uiPriority="60" w:unhideWhenUsed="0"/>
+    <w:lsdException w:name="Light List Accent 4" w:semiHidden="0" w:uiPriority="61" w:unhideWhenUsed="0"/>
+    <w:lsdException w:name="Light Grid Accent 4" w:semiHidden="0" w:uiPriority="62" w:unhideWhenUsed="0"/>
+    <w:lsdException w:name="Medium Shading 1 Accent 4" w:semiHidden="0" w:uiPriority="63" w:unhideWhenUsed="0"/>
+    <w:lsdException w:name="Medium Shading 2 Accent 4" w:semiHidden="0" w:uiPriority="64" w:unhideWhenUsed="0"/>
+    <w:lsdException w:name="Medium List 1 Accent 4" w:semiHidden="0" w:uiPriority="65" w:unhideWhenUsed="0"/>
+    <w:lsdException w:name="Medium List 2 Accent 4" w:semiHidden="0" w:uiPriority="66" w:unhideWhenUsed="0"/>
+    <w:lsdException w:name="Medium Grid 1 Accent 4" w:semiHidden="0" w:uiPriority="67" w:unhideWhenUsed="0"/>
+    <w:lsdException w:name="Medium Grid 2 Accent 4" w:semiHidden="0" w:uiPriority="68" w:unhideWhenUsed="0"/>
+    <w:lsdException w:name="Medium Grid 3 Accent 4" w:semiHidden="0" w:uiPriority="69" w:unhideWhenUsed="0"/>
+    <w:lsdException w:name="Dark List Accent 4" w:semiHidden="0" w:uiPriority="70" w:unhideWhenUsed="0"/>
+    <w:lsdException w:name="Colorful Shading Accent 4" w:semiHidden="0" w:uiPriority="71" w:unhideWhenUsed="0"/>
+    <w:lsdException w:name="Colorful List Accent 4" w:semiHidden="0" w:uiPriority="72" w:unhideWhenUsed="0"/>
+    <w:lsdException w:name="Colorful Grid Accent 4" w:semiHidden="0" w:uiPriority="73" w:unhideWhenUsed="0"/>
+    <w:lsdException w:name="Light Shading Accent 5" w:semiHidden="0" w:uiPriority="60" w:unhideWhenUsed="0"/>
+    <w:lsdException w:name="Light List Accent 5" w:semiHidden="0" w:uiPriority="61" w:unhideWhenUsed="0"/>
+    <w:lsdException w:name="Light Grid Accent 5" w:semiHidden="0" w:uiPriority="62" w:unhideWhenUsed="0"/>
+    <w:lsdException w:name="Medium Shading 1 Accent 5" w:semiHidden="0" w:uiPriority="63" w:unhideWhenUsed="0"/>
+    <w:lsdException w:name="Medium Shading 2 Accent 5" w:semiHidden="0" w:uiPriority="64" w:unhideWhenUsed="0"/>
+    <w:lsdException w:name="Medium List 1 Accent 5" w:semiHidden="0" w:uiPriority="65" w:unhideWhenUsed="0"/>
+    <w:lsdException w:name="Medium List 2 Accent 5" w:semiHidden="0" w:uiPriority="66" w:unhideWhenUsed="0"/>
+    <w:lsdException w:name="Medium Grid 1 Accent 5" w:semiHidden="0" w:uiPriority="67" w:unhideWhenUsed="0"/>
+    <w:lsdException w:name="Medium Grid 2 Accent 5" w:semiHidden="0" w:uiPriority="68" w:unhideWhenUsed="0"/>
+    <w:lsdException w:name="Medium Grid 3 Accent 5" w:semiHidden="0" w:uiPriority="69" w:unhideWhenUsed="0"/>
+    <w:lsdException w:name="Dark List Accent 5" w:semiHidden="0" w:uiPriority="70" w:unhideWhenUsed="0"/>
+    <w:lsdException w:name="Colorful Shading Accent 5" w:semiHidden="0" w:uiPriority="71" w:unhideWhenUsed="0"/>
+    <w:lsdException w:name="Colorful List Accent 5" w:semiHidden="0" w:uiPriority="72" w:unhideWhenUsed="0"/>
+    <w:lsdException w:name="Colorful Grid Accent 5" w:semiHidden="0" w:uiPriority="73" w:unhideWhenUsed="0"/>
+    <w:lsdException w:name="Light Shading Accent 6" w:semiHidden="0" w:uiPriority="60" w:unhideWhenUsed="0"/>
+    <w:lsdException w:name="Light List Accent 6" w:semiHidden="0" w:uiPriority="61" w:unhideWhenUsed="0"/>
+    <w:lsdException w:name="Light Grid Accent 6" w:semiHidden="0" w:uiPriority="62" w:unhideWhenUsed="0"/>
+    <w:lsdException w:name="Medium Shading 1 Accent 6" w:semiHidden="0" w:uiPriority="63" w:unhideWhenUsed="0"/>
+    <w:lsdException w:name="Medium Shading 2 Accent 6" w:semiHidden="0" w:uiPriority="64" w:unhideWhenUsed="0"/>
+    <w:lsdException w:name="Medium List 1 Accent 6" w:semiHidden="0" w:uiPriority="65" w:unhideWhenUsed="0"/>
+    <w:lsdException w:name="Medium List 2 Accent 6" w:semiHidden="0" w:uiPriority="66" w:unhideWhenUsed="0"/>
+    <w:lsdException w:name="Medium Grid 1 Accent 6" w:semiHidden="0" w:uiPriority="67" w:unhideWhenUsed="0"/>
+    <w:lsdException w:name="Medium Grid 2 Accent 6" w:semiHidden="0" w:uiPriority="68" w:unhideWhenUsed="0"/>
+    <w:lsdException w:name="Medium Grid 3 Accent 6" w:semiHidden="0" w:uiPriority="69" w:unhideWhenUsed="0"/>
+    <w:lsdException w:name="Dark List Accent 6" w:semiHidden="0" w:uiPriority="70" w:unhideWhenUsed="0"/>
+    <w:lsdException w:name="Colorful Shading Accent 6" w:semiHidden="0" w:uiPriority="71" w:unhideWhenUsed="0"/>
+    <w:lsdException w:name="Colorful List Accent 6" w:semiHidden="0" w:uiPriority="72" w:unhideWhenUsed="0"/>
+    <w:lsdException w:name="Colorful Grid Accent 6" w:semiHidden="0" w:uiPriority="73" w:unhideWhenUsed="0"/>
   </w:latentStyles>
-  <w:style w:type="paragraph" w:default="1" w:styleId="1">
+  <w:style w:type="paragraph" w:default="1" w:styleId="Normal">
     <w:name w:val="Normal"/>
     <w:qFormat/>
-    <w:uiPriority w:val="0"/>
     <w:pPr>
       <w:kinsoku w:val="0"/>
       <w:autoSpaceDE w:val="0"/>
@@ -11120,7 +10843,7 @@
       <w:textAlignment w:val="baseline"/>
     </w:pPr>
     <w:rPr>
-      <w:rFonts w:ascii="Arial" w:hAnsi="Arial" w:eastAsia="宋体" w:cs="Arial"/>
+      <w:rFonts w:ascii="Arial" w:eastAsia="宋体" w:hAnsi="Arial" w:cs="Arial"/>
       <w:snapToGrid w:val="0"/>
       <w:color w:val="000000"/>
       <w:kern w:val="0"/>
@@ -11129,12 +10852,11 @@
       <w:lang w:val="en-US" w:eastAsia="en-US" w:bidi="ar-SA"/>
     </w:rPr>
   </w:style>
-  <w:style w:type="paragraph" w:styleId="2">
+  <w:style w:type="paragraph" w:styleId="Heading1">
     <w:name w:val="heading 1"/>
-    <w:basedOn w:val="1"/>
-    <w:next w:val="1"/>
+    <w:basedOn w:val="Normal"/>
+    <w:next w:val="Normal"/>
     <w:qFormat/>
-    <w:uiPriority w:val="0"/>
     <w:pPr>
       <w:keepNext/>
       <w:keepLines/>
@@ -11152,13 +10874,12 @@
       <w:sz w:val="44"/>
     </w:rPr>
   </w:style>
-  <w:style w:type="paragraph" w:styleId="3">
+  <w:style w:type="paragraph" w:styleId="Heading2">
     <w:name w:val="heading 2"/>
-    <w:basedOn w:val="1"/>
-    <w:next w:val="1"/>
+    <w:basedOn w:val="Normal"/>
+    <w:next w:val="Normal"/>
     <w:unhideWhenUsed/>
     <w:qFormat/>
-    <w:uiPriority w:val="0"/>
     <w:pPr>
       <w:keepNext/>
       <w:keepLines/>
@@ -11171,19 +10892,18 @@
       <w:outlineLvl w:val="1"/>
     </w:pPr>
     <w:rPr>
-      <w:rFonts w:ascii="Arial" w:hAnsi="Arial" w:eastAsia="黑体"/>
+      <w:rFonts w:ascii="Arial" w:eastAsia="黑体" w:hAnsi="Arial"/>
       <w:b/>
       <w:sz w:val="32"/>
     </w:rPr>
   </w:style>
-  <w:style w:type="paragraph" w:styleId="4">
+  <w:style w:type="paragraph" w:styleId="Heading3">
     <w:name w:val="heading 3"/>
-    <w:basedOn w:val="1"/>
-    <w:next w:val="1"/>
+    <w:basedOn w:val="Normal"/>
+    <w:next w:val="Normal"/>
     <w:semiHidden/>
     <w:unhideWhenUsed/>
     <w:qFormat/>
-    <w:uiPriority w:val="0"/>
     <w:pPr>
       <w:keepNext/>
       <w:keepLines/>
@@ -11200,13 +10920,12 @@
       <w:sz w:val="32"/>
     </w:rPr>
   </w:style>
-  <w:style w:type="paragraph" w:styleId="5">
+  <w:style w:type="paragraph" w:styleId="Heading4">
     <w:name w:val="heading 4"/>
-    <w:basedOn w:val="1"/>
-    <w:next w:val="1"/>
+    <w:basedOn w:val="Normal"/>
+    <w:next w:val="Normal"/>
     <w:unhideWhenUsed/>
     <w:qFormat/>
-    <w:uiPriority w:val="0"/>
     <w:pPr>
       <w:keepNext/>
       <w:keepLines/>
@@ -11219,19 +10938,18 @@
       <w:outlineLvl w:val="3"/>
     </w:pPr>
     <w:rPr>
-      <w:rFonts w:ascii="Arial" w:hAnsi="Arial" w:eastAsia="黑体"/>
+      <w:rFonts w:ascii="Arial" w:eastAsia="黑体" w:hAnsi="Arial"/>
       <w:b/>
       <w:sz w:val="28"/>
     </w:rPr>
   </w:style>
-  <w:style w:type="paragraph" w:styleId="6">
+  <w:style w:type="paragraph" w:styleId="Heading5">
     <w:name w:val="heading 5"/>
-    <w:basedOn w:val="1"/>
-    <w:next w:val="1"/>
+    <w:basedOn w:val="Normal"/>
+    <w:next w:val="Normal"/>
     <w:semiHidden/>
     <w:unhideWhenUsed/>
     <w:qFormat/>
-    <w:uiPriority w:val="0"/>
     <w:pPr>
       <w:keepNext/>
       <w:keepLines/>
@@ -11248,14 +10966,13 @@
       <w:sz w:val="28"/>
     </w:rPr>
   </w:style>
-  <w:style w:type="paragraph" w:styleId="7">
+  <w:style w:type="paragraph" w:styleId="Heading6">
     <w:name w:val="heading 6"/>
-    <w:basedOn w:val="1"/>
-    <w:next w:val="1"/>
+    <w:basedOn w:val="Normal"/>
+    <w:next w:val="Normal"/>
     <w:semiHidden/>
     <w:unhideWhenUsed/>
     <w:qFormat/>
-    <w:uiPriority w:val="0"/>
     <w:pPr>
       <w:keepNext/>
       <w:keepLines/>
@@ -11268,19 +10985,18 @@
       <w:outlineLvl w:val="5"/>
     </w:pPr>
     <w:rPr>
-      <w:rFonts w:ascii="Arial" w:hAnsi="Arial" w:eastAsia="黑体"/>
+      <w:rFonts w:ascii="Arial" w:eastAsia="黑体" w:hAnsi="Arial"/>
       <w:b/>
       <w:sz w:val="24"/>
     </w:rPr>
   </w:style>
-  <w:style w:type="paragraph" w:styleId="8">
+  <w:style w:type="paragraph" w:styleId="Heading7">
     <w:name w:val="heading 7"/>
-    <w:basedOn w:val="1"/>
-    <w:next w:val="1"/>
+    <w:basedOn w:val="Normal"/>
+    <w:next w:val="Normal"/>
     <w:semiHidden/>
     <w:unhideWhenUsed/>
     <w:qFormat/>
-    <w:uiPriority w:val="0"/>
     <w:pPr>
       <w:keepNext/>
       <w:keepLines/>
@@ -11297,14 +11013,13 @@
       <w:sz w:val="24"/>
     </w:rPr>
   </w:style>
-  <w:style w:type="paragraph" w:styleId="9">
+  <w:style w:type="paragraph" w:styleId="Heading8">
     <w:name w:val="heading 8"/>
-    <w:basedOn w:val="1"/>
-    <w:next w:val="1"/>
+    <w:basedOn w:val="Normal"/>
+    <w:next w:val="Normal"/>
     <w:semiHidden/>
     <w:unhideWhenUsed/>
     <w:qFormat/>
-    <w:uiPriority w:val="0"/>
     <w:pPr>
       <w:keepNext/>
       <w:keepLines/>
@@ -11317,18 +11032,17 @@
       <w:outlineLvl w:val="7"/>
     </w:pPr>
     <w:rPr>
-      <w:rFonts w:ascii="Arial" w:hAnsi="Arial" w:eastAsia="黑体"/>
+      <w:rFonts w:ascii="Arial" w:eastAsia="黑体" w:hAnsi="Arial"/>
       <w:sz w:val="24"/>
     </w:rPr>
   </w:style>
-  <w:style w:type="paragraph" w:styleId="10">
+  <w:style w:type="paragraph" w:styleId="Heading9">
     <w:name w:val="heading 9"/>
-    <w:basedOn w:val="1"/>
-    <w:next w:val="1"/>
+    <w:basedOn w:val="Normal"/>
+    <w:next w:val="Normal"/>
     <w:semiHidden/>
     <w:unhideWhenUsed/>
     <w:qFormat/>
-    <w:uiPriority w:val="0"/>
     <w:pPr>
       <w:keepNext/>
       <w:keepLines/>
@@ -11341,21 +11055,19 @@
       <w:outlineLvl w:val="8"/>
     </w:pPr>
     <w:rPr>
-      <w:rFonts w:ascii="Arial" w:hAnsi="Arial" w:eastAsia="黑体"/>
+      <w:rFonts w:ascii="Arial" w:eastAsia="黑体" w:hAnsi="Arial"/>
       <w:sz w:val="21"/>
     </w:rPr>
   </w:style>
-  <w:style w:type="character" w:default="1" w:styleId="22">
+  <w:style w:type="character" w:default="1" w:styleId="DefaultParagraphFont">
     <w:name w:val="Default Paragraph Font"/>
     <w:semiHidden/>
     <w:qFormat/>
-    <w:uiPriority w:val="0"/>
   </w:style>
-  <w:style w:type="table" w:default="1" w:styleId="20">
+  <w:style w:type="table" w:default="1" w:styleId="TableNormal">
     <w:name w:val="Normal Table"/>
     <w:semiHidden/>
     <w:qFormat/>
-    <w:uiPriority w:val="0"/>
     <w:tblPr>
       <w:tblCellMar>
         <w:top w:w="0" w:type="dxa"/>
@@ -11365,43 +11077,39 @@
       </w:tblCellMar>
     </w:tblPr>
   </w:style>
-  <w:style w:type="paragraph" w:styleId="11">
+  <w:style w:type="paragraph" w:styleId="CommentText">
     <w:name w:val="annotation text"/>
-    <w:basedOn w:val="1"/>
+    <w:basedOn w:val="Normal"/>
     <w:qFormat/>
-    <w:uiPriority w:val="0"/>
     <w:pPr>
       <w:jc w:val="left"/>
     </w:pPr>
   </w:style>
-  <w:style w:type="paragraph" w:styleId="12">
+  <w:style w:type="paragraph" w:styleId="BodyText">
     <w:name w:val="Body Text"/>
-    <w:basedOn w:val="1"/>
+    <w:basedOn w:val="Normal"/>
     <w:semiHidden/>
     <w:qFormat/>
-    <w:uiPriority w:val="0"/>
     <w:rPr>
-      <w:rFonts w:ascii="Arial" w:hAnsi="Arial" w:eastAsia="Arial" w:cs="Arial"/>
+      <w:rFonts w:ascii="Arial" w:eastAsia="Arial" w:hAnsi="Arial" w:cs="Arial"/>
       <w:sz w:val="21"/>
       <w:szCs w:val="21"/>
       <w:lang w:val="en-US" w:eastAsia="en-US" w:bidi="ar-SA"/>
     </w:rPr>
   </w:style>
-  <w:style w:type="paragraph" w:styleId="13">
+  <w:style w:type="paragraph" w:styleId="TOC3">
     <w:name w:val="toc 3"/>
-    <w:basedOn w:val="1"/>
-    <w:next w:val="1"/>
+    <w:basedOn w:val="Normal"/>
+    <w:next w:val="Normal"/>
     <w:qFormat/>
-    <w:uiPriority w:val="0"/>
     <w:pPr>
       <w:ind w:left="840" w:leftChars="400"/>
     </w:pPr>
   </w:style>
-  <w:style w:type="paragraph" w:styleId="14">
+  <w:style w:type="paragraph" w:styleId="Footer">
     <w:name w:val="footer"/>
-    <w:basedOn w:val="1"/>
+    <w:basedOn w:val="Normal"/>
     <w:qFormat/>
-    <w:uiPriority w:val="0"/>
     <w:pPr>
       <w:tabs>
         <w:tab w:val="center" w:pos="4153"/>
@@ -11414,17 +11122,16 @@
       <w:sz w:val="18"/>
     </w:rPr>
   </w:style>
-  <w:style w:type="paragraph" w:styleId="15">
+  <w:style w:type="paragraph" w:styleId="Header">
     <w:name w:val="header"/>
-    <w:basedOn w:val="1"/>
+    <w:basedOn w:val="Normal"/>
     <w:qFormat/>
-    <w:uiPriority w:val="0"/>
     <w:pPr>
       <w:pBdr>
-        <w:top w:val="none" w:color="auto" w:sz="0" w:space="0"/>
-        <w:left w:val="none" w:color="auto" w:sz="0" w:space="0"/>
-        <w:bottom w:val="none" w:color="auto" w:sz="0" w:space="0"/>
-        <w:right w:val="none" w:color="auto" w:sz="0" w:space="0"/>
+        <w:top w:val="nil"/>
+        <w:left w:val="nil"/>
+        <w:bottom w:val="nil"/>
+        <w:right w:val="nil"/>
       </w:pBdr>
       <w:tabs>
         <w:tab w:val="center" w:pos="4153"/>
@@ -11439,41 +11146,37 @@
       <w:sz w:val="18"/>
     </w:rPr>
   </w:style>
-  <w:style w:type="paragraph" w:styleId="16">
+  <w:style w:type="paragraph" w:styleId="TOC1">
     <w:name w:val="toc 1"/>
-    <w:basedOn w:val="1"/>
-    <w:next w:val="1"/>
+    <w:basedOn w:val="Normal"/>
+    <w:next w:val="Normal"/>
     <w:qFormat/>
-    <w:uiPriority w:val="0"/>
     <w:rPr>
-      <w:rFonts w:ascii="Arial" w:hAnsi="Arial" w:eastAsia="Microsoft JhengHei"/>
+      <w:rFonts w:ascii="Arial" w:eastAsia="Microsoft JhengHei" w:hAnsi="Arial"/>
       <w:sz w:val="24"/>
     </w:rPr>
   </w:style>
-  <w:style w:type="paragraph" w:styleId="17">
+  <w:style w:type="paragraph" w:styleId="TOC2">
     <w:name w:val="toc 2"/>
-    <w:basedOn w:val="1"/>
-    <w:next w:val="1"/>
+    <w:basedOn w:val="Normal"/>
+    <w:next w:val="Normal"/>
     <w:qFormat/>
-    <w:uiPriority w:val="0"/>
     <w:pPr>
       <w:ind w:left="420" w:leftChars="200"/>
     </w:pPr>
   </w:style>
-  <w:style w:type="paragraph" w:styleId="18">
+  <w:style w:type="paragraph" w:styleId="NormalWeb">
     <w:name w:val="Normal (Web)"/>
-    <w:basedOn w:val="1"/>
+    <w:basedOn w:val="Normal"/>
     <w:qFormat/>
-    <w:uiPriority w:val="0"/>
     <w:rPr>
       <w:sz w:val="24"/>
     </w:rPr>
   </w:style>
-  <w:style w:type="paragraph" w:styleId="19">
+  <w:style w:type="paragraph" w:styleId="Title">
     <w:name w:val="Title"/>
-    <w:basedOn w:val="1"/>
+    <w:basedOn w:val="Normal"/>
     <w:qFormat/>
-    <w:uiPriority w:val="0"/>
     <w:pPr>
       <w:spacing w:before="240" w:beforeLines="0" w:beforeAutospacing="0" w:after="60" w:afterLines="0" w:afterAutospacing="0"/>
       <w:jc w:val="center"/>
@@ -11485,101 +11188,94 @@
       <w:sz w:val="32"/>
     </w:rPr>
   </w:style>
-  <w:style w:type="table" w:styleId="21">
+  <w:style w:type="table" w:styleId="TableGrid">
     <w:name w:val="Table Grid"/>
-    <w:basedOn w:val="20"/>
+    <w:basedOn w:val="TableNormal"/>
     <w:qFormat/>
-    <w:uiPriority w:val="0"/>
     <w:pPr>
       <w:widowControl w:val="0"/>
       <w:jc w:val="both"/>
     </w:pPr>
     <w:tblPr>
       <w:tblBorders>
-        <w:top w:val="single" w:color="auto" w:sz="4" w:space="0"/>
-        <w:left w:val="single" w:color="auto" w:sz="4" w:space="0"/>
-        <w:bottom w:val="single" w:color="auto" w:sz="4" w:space="0"/>
-        <w:right w:val="single" w:color="auto" w:sz="4" w:space="0"/>
-        <w:insideH w:val="single" w:color="auto" w:sz="4" w:space="0"/>
-        <w:insideV w:val="single" w:color="auto" w:sz="4" w:space="0"/>
+        <w:top w:val="single" w:sz="4" w:space="0" w:color="auto"/>
+        <w:left w:val="single" w:sz="4" w:space="0" w:color="auto"/>
+        <w:bottom w:val="single" w:sz="4" w:space="0" w:color="auto"/>
+        <w:right w:val="single" w:sz="4" w:space="0" w:color="auto"/>
+        <w:insideH w:val="single" w:sz="4" w:space="0" w:color="auto"/>
+        <w:insideV w:val="single" w:sz="4" w:space="0" w:color="auto"/>
       </w:tblBorders>
     </w:tblPr>
   </w:style>
-  <w:style w:type="character" w:styleId="23">
+  <w:style w:type="character" w:styleId="Strong">
     <w:name w:val="Strong"/>
-    <w:basedOn w:val="22"/>
+    <w:basedOn w:val="DefaultParagraphFont"/>
     <w:qFormat/>
-    <w:uiPriority w:val="0"/>
     <w:rPr>
       <w:b/>
     </w:rPr>
   </w:style>
-  <w:style w:type="character" w:styleId="24">
+  <w:style w:type="character" w:styleId="Hyperlink">
     <w:name w:val="Hyperlink"/>
-    <w:basedOn w:val="22"/>
+    <w:basedOn w:val="DefaultParagraphFont"/>
     <w:qFormat/>
-    <w:uiPriority w:val="0"/>
     <w:rPr>
       <w:color w:val="0000FF"/>
       <w:u w:val="single"/>
     </w:rPr>
   </w:style>
-  <w:style w:type="paragraph" w:customStyle="1" w:styleId="25">
+  <w:style w:type="paragraph" w:customStyle="1" w:styleId="a">
     <w:name w:val="柴_文档修订信息"/>
-    <w:basedOn w:val="1"/>
+    <w:basedOn w:val="Normal"/>
     <w:qFormat/>
-    <w:uiPriority w:val="0"/>
     <w:pPr>
       <w:widowControl w:val="0"/>
       <w:ind w:firstLine="470" w:firstLineChars="200"/>
       <w:jc w:val="center"/>
     </w:pPr>
     <w:rPr>
-      <w:rFonts w:hint="eastAsia" w:ascii="Arial" w:hAnsi="Arial"/>
+      <w:rFonts w:ascii="Arial" w:hAnsi="Arial" w:hint="eastAsia"/>
       <w:b/>
       <w:bCs/>
       <w:sz w:val="24"/>
       <w:lang w:eastAsia="zh-CN"/>
     </w:rPr>
   </w:style>
-  <w:style w:type="paragraph" w:customStyle="1" w:styleId="26">
+  <w:style w:type="paragraph" w:customStyle="1" w:styleId="a0">
     <w:name w:val="柴_公司名"/>
-    <w:basedOn w:val="19"/>
+    <w:basedOn w:val="Title"/>
     <w:qFormat/>
-    <w:uiPriority w:val="0"/>
     <w:pPr>
       <w:spacing w:after="600" w:afterLines="600"/>
     </w:pPr>
     <w:rPr>
-      <w:rFonts w:hint="eastAsia" w:ascii="宋体" w:hAnsi="宋体" w:eastAsia="宋体" w:cs="宋体"/>
+      <w:rFonts w:ascii="宋体" w:eastAsia="宋体" w:hAnsi="宋体" w:cs="宋体" w:hint="eastAsia"/>
       <w:bCs/>
       <w:spacing w:val="-6"/>
       <w:sz w:val="52"/>
       <w:szCs w:val="52"/>
     </w:rPr>
   </w:style>
-  <w:style w:type="paragraph" w:customStyle="1" w:styleId="27">
+  <w:style w:type="paragraph" w:customStyle="1" w:styleId="a1">
     <w:name w:val="柴_文档名"/>
-    <w:basedOn w:val="19"/>
+    <w:basedOn w:val="Title"/>
     <w:qFormat/>
-    <w:uiPriority w:val="0"/>
     <w:pPr>
       <w:spacing w:after="900" w:afterLines="900"/>
     </w:pPr>
     <w:rPr>
-      <w:rFonts w:ascii="黑体" w:hAnsi="黑体" w:eastAsia="黑体" w:cs="黑体"/>
+      <w:rFonts w:ascii="黑体" w:eastAsia="黑体" w:hAnsi="黑体" w:cs="黑体"/>
       <w:bCs/>
       <w:spacing w:val="-7"/>
       <w:sz w:val="52"/>
       <w:szCs w:val="52"/>
     </w:rPr>
   </w:style>
-  <w:style w:type="table" w:customStyle="1" w:styleId="28">
+  <w:style w:type="table" w:customStyle="1" w:styleId="TableNormal0">
     <w:name w:val="Table Normal_0"/>
     <w:semiHidden/>
     <w:unhideWhenUsed/>
     <w:qFormat/>
-    <w:uiPriority w:val="0"/>
     <w:tblPr>
       <w:tblCellMar>
         <w:top w:w="0" w:type="dxa"/>
@@ -11589,88 +11285,82 @@
       </w:tblCellMar>
     </w:tblPr>
   </w:style>
-  <w:style w:type="paragraph" w:customStyle="1" w:styleId="29">
+  <w:style w:type="paragraph" w:customStyle="1" w:styleId="TableText">
     <w:name w:val="Table Text"/>
-    <w:basedOn w:val="1"/>
+    <w:basedOn w:val="Normal"/>
     <w:semiHidden/>
     <w:qFormat/>
-    <w:uiPriority w:val="0"/>
     <w:rPr>
-      <w:rFonts w:ascii="宋体" w:hAnsi="宋体" w:eastAsia="宋体" w:cs="宋体"/>
+      <w:rFonts w:ascii="宋体" w:eastAsia="宋体" w:hAnsi="宋体" w:cs="宋体"/>
       <w:sz w:val="21"/>
       <w:szCs w:val="21"/>
       <w:lang w:val="en-US" w:eastAsia="en-US" w:bidi="ar-SA"/>
     </w:rPr>
   </w:style>
-  <w:style w:type="paragraph" w:customStyle="1" w:styleId="30">
+  <w:style w:type="paragraph" w:customStyle="1" w:styleId="1">
     <w:name w:val="柴_标题1"/>
-    <w:basedOn w:val="2"/>
-    <w:next w:val="31"/>
-    <w:link w:val="40"/>
+    <w:basedOn w:val="Heading1"/>
+    <w:next w:val="a2"/>
+    <w:link w:val="1Char"/>
     <w:qFormat/>
-    <w:uiPriority w:val="0"/>
     <w:pPr>
       <w:spacing w:before="100" w:after="90" w:line="360" w:lineRule="auto"/>
     </w:pPr>
     <w:rPr>
-      <w:rFonts w:ascii="Arial" w:hAnsi="Arial" w:eastAsia="宋体"/>
+      <w:rFonts w:ascii="Arial" w:eastAsia="宋体" w:hAnsi="Arial"/>
       <w:sz w:val="32"/>
     </w:rPr>
   </w:style>
-  <w:style w:type="paragraph" w:customStyle="1" w:styleId="31">
+  <w:style w:type="paragraph" w:customStyle="1" w:styleId="a2">
     <w:name w:val="柴_正文"/>
-    <w:basedOn w:val="12"/>
-    <w:link w:val="44"/>
+    <w:basedOn w:val="BodyText"/>
+    <w:link w:val="Char"/>
     <w:qFormat/>
-    <w:uiPriority w:val="0"/>
     <w:pPr>
       <w:spacing w:line="360" w:lineRule="auto"/>
       <w:ind w:firstLine="470" w:firstLineChars="200"/>
     </w:pPr>
     <w:rPr>
-      <w:rFonts w:ascii="Arial" w:hAnsi="Arial" w:eastAsia="宋体"/>
+      <w:rFonts w:ascii="Arial" w:eastAsia="宋体" w:hAnsi="Arial"/>
       <w:sz w:val="24"/>
       <w:lang w:eastAsia="zh-CN"/>
     </w:rPr>
   </w:style>
-  <w:style w:type="paragraph" w:customStyle="1" w:styleId="32">
+  <w:style w:type="paragraph" w:customStyle="1" w:styleId="2">
     <w:name w:val="柴_标题2"/>
-    <w:basedOn w:val="3"/>
-    <w:next w:val="31"/>
-    <w:link w:val="47"/>
+    <w:basedOn w:val="Heading2"/>
+    <w:next w:val="a2"/>
+    <w:link w:val="2Char"/>
     <w:qFormat/>
-    <w:uiPriority w:val="0"/>
     <w:pPr>
       <w:spacing w:line="360" w:lineRule="auto"/>
     </w:pPr>
     <w:rPr>
-      <w:rFonts w:ascii="Arial" w:hAnsi="Arial" w:eastAsia="宋体"/>
+      <w:rFonts w:ascii="Arial" w:eastAsia="宋体" w:hAnsi="Arial"/>
       <w:sz w:val="28"/>
     </w:rPr>
   </w:style>
-  <w:style w:type="paragraph" w:customStyle="1" w:styleId="33">
+  <w:style w:type="paragraph" w:customStyle="1" w:styleId="3">
     <w:name w:val="柴_标题3"/>
-    <w:basedOn w:val="4"/>
-    <w:next w:val="31"/>
+    <w:basedOn w:val="Heading3"/>
+    <w:next w:val="a2"/>
     <w:qFormat/>
-    <w:uiPriority w:val="0"/>
     <w:pPr>
       <w:spacing w:line="360" w:lineRule="auto"/>
       <w:ind w:left="0" w:firstLine="472" w:firstLineChars="200"/>
     </w:pPr>
     <w:rPr>
-      <w:rFonts w:ascii="宋体" w:hAnsi="宋体" w:eastAsia="宋体" w:cs="宋体"/>
+      <w:rFonts w:ascii="宋体" w:eastAsia="宋体" w:hAnsi="宋体" w:cs="宋体"/>
       <w:spacing w:val="-2"/>
       <w:sz w:val="24"/>
       <w:szCs w:val="24"/>
     </w:rPr>
   </w:style>
-  <w:style w:type="paragraph" w:customStyle="1" w:styleId="34">
+  <w:style w:type="paragraph" w:customStyle="1" w:styleId="a3">
     <w:name w:val="柴_目录"/>
-    <w:basedOn w:val="1"/>
-    <w:next w:val="12"/>
+    <w:basedOn w:val="Normal"/>
+    <w:next w:val="BodyText"/>
     <w:qFormat/>
-    <w:uiPriority w:val="0"/>
     <w:pPr>
       <w:tabs>
         <w:tab w:val="right" w:leader="dot" w:pos="8442"/>
@@ -11678,64 +11368,59 @@
       <w:ind w:left="0" w:leftChars="0"/>
     </w:pPr>
     <w:rPr>
-      <w:rFonts w:ascii="Arial" w:hAnsi="Arial" w:eastAsia="Microsoft JhengHei"/>
+      <w:rFonts w:ascii="Arial" w:eastAsia="Microsoft JhengHei" w:hAnsi="Arial"/>
       <w:sz w:val="24"/>
     </w:rPr>
   </w:style>
-  <w:style w:type="paragraph" w:customStyle="1" w:styleId="35">
+  <w:style w:type="paragraph" w:customStyle="1" w:styleId="WPSOffice1">
     <w:name w:val="WPSOffice手动目录 1"/>
     <w:qFormat/>
-    <w:uiPriority w:val="0"/>
     <w:pPr>
       <w:ind w:leftChars="0"/>
     </w:pPr>
     <w:rPr>
-      <w:rFonts w:ascii="Times New Roman" w:hAnsi="Times New Roman" w:eastAsia="宋体" w:cs="Times New Roman"/>
+      <w:rFonts w:ascii="Times New Roman" w:eastAsia="宋体" w:hAnsi="Times New Roman" w:cs="Times New Roman"/>
       <w:sz w:val="20"/>
       <w:szCs w:val="20"/>
     </w:rPr>
   </w:style>
-  <w:style w:type="paragraph" w:customStyle="1" w:styleId="36">
+  <w:style w:type="paragraph" w:customStyle="1" w:styleId="WPSOffice2">
     <w:name w:val="WPSOffice手动目录 2"/>
     <w:qFormat/>
-    <w:uiPriority w:val="0"/>
     <w:pPr>
       <w:ind w:leftChars="200"/>
     </w:pPr>
     <w:rPr>
-      <w:rFonts w:ascii="Times New Roman" w:hAnsi="Times New Roman" w:eastAsia="宋体" w:cs="Times New Roman"/>
+      <w:rFonts w:ascii="Times New Roman" w:eastAsia="宋体" w:hAnsi="Times New Roman" w:cs="Times New Roman"/>
       <w:sz w:val="20"/>
       <w:szCs w:val="20"/>
     </w:rPr>
   </w:style>
-  <w:style w:type="paragraph" w:customStyle="1" w:styleId="37">
+  <w:style w:type="paragraph" w:customStyle="1" w:styleId="WPSOffice3">
     <w:name w:val="WPSOffice手动目录 3"/>
     <w:qFormat/>
-    <w:uiPriority w:val="0"/>
     <w:pPr>
       <w:ind w:leftChars="400"/>
     </w:pPr>
     <w:rPr>
-      <w:rFonts w:ascii="Times New Roman" w:hAnsi="Times New Roman" w:eastAsia="宋体" w:cs="Times New Roman"/>
+      <w:rFonts w:ascii="Times New Roman" w:eastAsia="宋体" w:hAnsi="Times New Roman" w:cs="Times New Roman"/>
       <w:sz w:val="20"/>
       <w:szCs w:val="20"/>
     </w:rPr>
   </w:style>
-  <w:style w:type="paragraph" w:customStyle="1" w:styleId="38">
+  <w:style w:type="paragraph" w:customStyle="1" w:styleId="Compact">
     <w:name w:val="Compact"/>
-    <w:basedOn w:val="12"/>
+    <w:basedOn w:val="BodyText"/>
     <w:qFormat/>
-    <w:uiPriority w:val="0"/>
     <w:pPr>
       <w:spacing w:before="36" w:after="36"/>
     </w:pPr>
   </w:style>
-  <w:style w:type="table" w:customStyle="1" w:styleId="39">
+  <w:style w:type="table" w:customStyle="1" w:styleId="Table">
     <w:name w:val="Table"/>
     <w:semiHidden/>
     <w:unhideWhenUsed/>
     <w:qFormat/>
-    <w:uiPriority w:val="0"/>
     <w:tblPr>
       <w:tblCellMar>
         <w:top w:w="0" w:type="dxa"/>
@@ -11747,28 +11432,26 @@
     <w:tblStylePr w:type="firstRow">
       <w:tcPr>
         <w:tcBorders>
-          <w:bottom w:val="single" w:color="auto" w:sz="0" w:space="0"/>
+          <w:bottom w:val="single" w:sz="0" w:space="0" w:color="auto"/>
         </w:tcBorders>
         <w:vAlign w:val="bottom"/>
       </w:tcPr>
     </w:tblStylePr>
   </w:style>
-  <w:style w:type="character" w:customStyle="1" w:styleId="40">
+  <w:style w:type="character" w:customStyle="1" w:styleId="1Char">
     <w:name w:val="柴_标题1 Char"/>
-    <w:link w:val="30"/>
+    <w:link w:val="1"/>
     <w:qFormat/>
-    <w:uiPriority w:val="0"/>
     <w:rPr>
-      <w:rFonts w:ascii="Arial" w:hAnsi="Arial" w:eastAsia="宋体"/>
+      <w:rFonts w:ascii="Arial" w:eastAsia="宋体" w:hAnsi="Arial"/>
       <w:sz w:val="32"/>
     </w:rPr>
   </w:style>
-  <w:style w:type="table" w:customStyle="1" w:styleId="41">
+  <w:style w:type="table" w:customStyle="1" w:styleId="TableNormal1">
     <w:name w:val="Table Normal_1"/>
     <w:semiHidden/>
     <w:unhideWhenUsed/>
     <w:qFormat/>
-    <w:uiPriority w:val="0"/>
     <w:tblPr>
       <w:tblCellMar>
         <w:top w:w="0" w:type="dxa"/>
@@ -11778,12 +11461,11 @@
       </w:tblCellMar>
     </w:tblPr>
   </w:style>
-  <w:style w:type="paragraph" w:customStyle="1" w:styleId="42">
+  <w:style w:type="paragraph" w:customStyle="1" w:styleId="a4">
     <w:name w:val="柴_正文_无缩进"/>
-    <w:basedOn w:val="1"/>
-    <w:link w:val="46"/>
+    <w:basedOn w:val="Normal"/>
+    <w:link w:val="Char0"/>
     <w:qFormat/>
-    <w:uiPriority w:val="0"/>
     <w:pPr>
       <w:ind w:firstLine="0" w:firstLineChars="0"/>
     </w:pPr>
@@ -11793,41 +11475,38 @@
       <w:lang w:eastAsia="zh-CN"/>
     </w:rPr>
   </w:style>
-  <w:style w:type="paragraph" w:customStyle="1" w:styleId="43">
+  <w:style w:type="paragraph" w:customStyle="1" w:styleId="4">
     <w:name w:val="柴_标题4"/>
-    <w:basedOn w:val="5"/>
-    <w:next w:val="1"/>
+    <w:basedOn w:val="Heading4"/>
+    <w:next w:val="Normal"/>
     <w:qFormat/>
-    <w:uiPriority w:val="0"/>
     <w:pPr>
       <w:widowControl w:val="0"/>
       <w:spacing w:before="160" w:line="360" w:lineRule="auto"/>
-      <w:ind w:left="981" w:leftChars="300" w:hanging="862"/>
+      <w:ind w:left="981" w:hanging="862" w:leftChars="300"/>
     </w:pPr>
     <w:rPr>
-      <w:rFonts w:hint="eastAsia" w:ascii="Calibri" w:hAnsi="Calibri" w:eastAsia="宋体" w:cs="宋体"/>
+      <w:rFonts w:ascii="Calibri" w:eastAsia="宋体" w:hAnsi="Calibri" w:cs="宋体" w:hint="eastAsia"/>
       <w:sz w:val="24"/>
       <w:szCs w:val="24"/>
       <w:lang w:eastAsia="zh-CN" w:bidi="zh-CN"/>
     </w:rPr>
   </w:style>
-  <w:style w:type="character" w:customStyle="1" w:styleId="44">
+  <w:style w:type="character" w:customStyle="1" w:styleId="Char">
     <w:name w:val="柴_正文 Char"/>
-    <w:link w:val="31"/>
+    <w:link w:val="a2"/>
     <w:qFormat/>
-    <w:uiPriority w:val="0"/>
     <w:rPr>
-      <w:rFonts w:ascii="Arial" w:hAnsi="Arial" w:eastAsia="宋体"/>
+      <w:rFonts w:ascii="Arial" w:eastAsia="宋体" w:hAnsi="Arial"/>
       <w:sz w:val="24"/>
       <w:lang w:eastAsia="zh-CN"/>
     </w:rPr>
   </w:style>
-  <w:style w:type="table" w:customStyle="1" w:styleId="45">
+  <w:style w:type="table" w:customStyle="1" w:styleId="TableNormal00">
     <w:name w:val="Table Normal_0_0"/>
     <w:semiHidden/>
     <w:unhideWhenUsed/>
     <w:qFormat/>
-    <w:uiPriority w:val="0"/>
     <w:tblPr>
       <w:tblCellMar>
         <w:top w:w="0" w:type="dxa"/>
@@ -11837,24 +11516,22 @@
       </w:tblCellMar>
     </w:tblPr>
   </w:style>
-  <w:style w:type="character" w:customStyle="1" w:styleId="46">
+  <w:style w:type="character" w:customStyle="1" w:styleId="Char0">
     <w:name w:val="柴_正文_无缩进 Char"/>
-    <w:link w:val="42"/>
+    <w:link w:val="a4"/>
     <w:qFormat/>
-    <w:uiPriority w:val="0"/>
     <w:rPr>
       <w:rFonts w:ascii="Arial" w:hAnsi="Arial"/>
       <w:sz w:val="24"/>
       <w:lang w:eastAsia="zh-CN"/>
     </w:rPr>
   </w:style>
-  <w:style w:type="character" w:customStyle="1" w:styleId="47">
+  <w:style w:type="character" w:customStyle="1" w:styleId="2Char">
     <w:name w:val="柴_标题2 Char"/>
-    <w:link w:val="32"/>
+    <w:link w:val="2"/>
     <w:qFormat/>
-    <w:uiPriority w:val="0"/>
     <w:rPr>
-      <w:rFonts w:ascii="Arial" w:hAnsi="Arial" w:eastAsia="宋体"/>
+      <w:rFonts w:ascii="Arial" w:eastAsia="宋体" w:hAnsi="Arial"/>
       <w:sz w:val="28"/>
     </w:rPr>
   </w:style>

--- a/8.资源管理/1.流程制度规范类文件/TXHS-08-03-备件库管理制度.docx
+++ b/8.资源管理/1.流程制度规范类文件/TXHS-08-03-备件库管理制度.docx
@@ -1350,7 +1350,7 @@
                 <w:vertAlign w:val="baseline"/>
                 <w:lang w:val="en-US" w:eastAsia="zh-CN"/>
               </w:rPr>
-              <w:t>强宇涛</w:t>
+              <w:t>程方</w:t>
             </w:r>
           </w:p>
         </w:tc>
@@ -1398,7 +1398,7 @@
                 <w:vertAlign w:val="baseline"/>
                 <w:lang w:val="en-US" w:eastAsia="zh-CN"/>
               </w:rPr>
-              <w:t>陈凯</w:t>
+              <w:t>茅建根</w:t>
             </w:r>
           </w:p>
         </w:tc>
@@ -1682,7 +1682,7 @@
                 <w:vertAlign w:val="baseline"/>
                 <w:lang w:val="en-US" w:eastAsia="zh-CN"/>
               </w:rPr>
-              <w:t>强宇涛</w:t>
+              <w:t>程方</w:t>
             </w:r>
           </w:p>
         </w:tc>
@@ -1730,7 +1730,7 @@
                 <w:vertAlign w:val="baseline"/>
                 <w:lang w:val="en-US" w:eastAsia="zh-CN"/>
               </w:rPr>
-              <w:t>陈凯</w:t>
+              <w:t>茅建根</w:t>
             </w:r>
           </w:p>
         </w:tc>

--- a/8.资源管理/1.流程制度规范类文件/TXHS-08-03-备件库管理制度.docx
+++ b/8.资源管理/1.流程制度规范类文件/TXHS-08-03-备件库管理制度.docx
@@ -1,11 +1,10 @@
 
 <file path=word/document.xml><?xml version="1.0" encoding="utf-8"?>
-<w:document xmlns:wpc="http://schemas.microsoft.com/office/word/2010/wordprocessingCanvas" xmlns:mc="http://schemas.openxmlformats.org/markup-compatibility/2006" xmlns:o="urn:schemas-microsoft-com:office:office" xmlns:r="http://schemas.openxmlformats.org/officeDocument/2006/relationships" xmlns:m="http://schemas.openxmlformats.org/officeDocument/2006/math" xmlns:v="urn:schemas-microsoft-com:vml" xmlns:wp14="http://schemas.microsoft.com/office/word/2010/wordprocessingDrawing" xmlns:wp="http://schemas.openxmlformats.org/drawingml/2006/wordprocessingDrawing" xmlns:w10="urn:schemas-microsoft-com:office:word" xmlns:w="http://schemas.openxmlformats.org/wordprocessingml/2006/main" xmlns:w14="http://schemas.microsoft.com/office/word/2010/wordml" xmlns:w15="http://schemas.microsoft.com/office/word/2012/wordml" xmlns:wne="http://schemas.microsoft.com/office/word/2006/wordml" xmlns:wpg="http://schemas.microsoft.com/office/word/2010/wordprocessingGroup" xmlns:wpi="http://schemas.microsoft.com/office/word/2010/wordprocessingInk" xmlns:wps="http://schemas.microsoft.com/office/word/2010/wordprocessingShape" mc:Ignorable="w14 w15 wp14">
-  <!-- Generated by Aspose.Words for .NET 13.3.0.1 -->
+<w:document xmlns:wpc="http://schemas.microsoft.com/office/word/2010/wordprocessingCanvas" xmlns:mc="http://schemas.openxmlformats.org/markup-compatibility/2006" xmlns:o="urn:schemas-microsoft-com:office:office" xmlns:r="http://schemas.openxmlformats.org/officeDocument/2006/relationships" xmlns:m="http://schemas.openxmlformats.org/officeDocument/2006/math" xmlns:v="urn:schemas-microsoft-com:vml" xmlns:wp14="http://schemas.microsoft.com/office/word/2010/wordprocessingDrawing" xmlns:wp="http://schemas.openxmlformats.org/drawingml/2006/wordprocessingDrawing" xmlns:w="http://schemas.openxmlformats.org/wordprocessingml/2006/main" xmlns:w14="http://schemas.microsoft.com/office/word/2010/wordml" xmlns:w10="urn:schemas-microsoft-com:office:word" xmlns:w15="http://schemas.microsoft.com/office/word/2012/wordml" xmlns:wpg="http://schemas.microsoft.com/office/word/2010/wordprocessingGroup" xmlns:wpi="http://schemas.microsoft.com/office/word/2010/wordprocessingInk" xmlns:wne="http://schemas.microsoft.com/office/word/2006/wordml" xmlns:wps="http://schemas.microsoft.com/office/word/2010/wordprocessingShape" xmlns:wpsCustomData="http://www.wps.cn/officeDocument/2013/wpsCustomData" mc:Ignorable="w14 w15 wp14">
   <w:body>
     <w:p>
       <w:pPr>
-        <w:pStyle w:val="a0"/>
+        <w:pStyle w:val="26"/>
         <w:keepNext w:val="0"/>
         <w:keepLines w:val="0"/>
         <w:pageBreakBefore w:val="0"/>
@@ -22,10 +21,10 @@
         <w:spacing w:before="3120" w:beforeLines="1000"/>
         <w:textAlignment w:val="baseline"/>
       </w:pPr>
-      <w:bookmarkStart w:id="0" w:name="_Toc23274"/>
+      <w:bookmarkStart w:id="0" w:name="_Toc9658"/>
       <w:r>
         <w:drawing>
-          <wp:anchor distT="0" distB="0" distL="114300" distR="114300" simplePos="0" relativeHeight="251660288" behindDoc="1" locked="0" layoutInCell="1" allowOverlap="1">
+          <wp:anchor distT="0" distB="0" distL="114300" distR="114300" simplePos="0" relativeHeight="251661312" behindDoc="1" locked="0" layoutInCell="1" allowOverlap="1">
             <wp:simplePos x="0" y="0"/>
             <wp:positionH relativeFrom="column">
               <wp:posOffset>-19050</wp:posOffset>
@@ -50,7 +49,7 @@
                     </pic:cNvPicPr>
                   </pic:nvPicPr>
                   <pic:blipFill>
-                    <a:blip xmlns:r="http://schemas.openxmlformats.org/officeDocument/2006/relationships" r:embed="rId4"/>
+                    <a:blip r:embed="rId8"/>
                     <a:stretch>
                       <a:fillRect/>
                     </a:stretch>
@@ -76,7 +75,7 @@
       </w:r>
       <w:r>
         <w:drawing>
-          <wp:anchor distT="0" distB="0" distL="114300" distR="114300" simplePos="0" relativeHeight="251659264" behindDoc="1" locked="0" layoutInCell="1" allowOverlap="1">
+          <wp:anchor distT="0" distB="0" distL="114300" distR="114300" simplePos="0" relativeHeight="251660288" behindDoc="1" locked="0" layoutInCell="1" allowOverlap="1">
             <wp:simplePos x="0" y="0"/>
             <wp:positionH relativeFrom="column">
               <wp:posOffset>0</wp:posOffset>
@@ -101,7 +100,7 @@
                     </pic:cNvPicPr>
                   </pic:nvPicPr>
                   <pic:blipFill>
-                    <a:blip xmlns:r="http://schemas.openxmlformats.org/officeDocument/2006/relationships" r:embed="rId5"/>
+                    <a:blip r:embed="rId9"/>
                     <a:stretch>
                       <a:fillRect/>
                     </a:stretch>
@@ -131,7 +130,7 @@
           <w:lang w:val="en-US" w:eastAsia="zh-CN"/>
         </w:rPr>
         <w:drawing>
-          <wp:anchor distT="0" distB="0" distL="114300" distR="114300" simplePos="0" relativeHeight="251658240" behindDoc="1" locked="0" layoutInCell="1" allowOverlap="1">
+          <wp:anchor distT="0" distB="0" distL="114300" distR="114300" simplePos="0" relativeHeight="251659264" behindDoc="1" locked="0" layoutInCell="1" allowOverlap="1">
             <wp:simplePos x="0" y="0"/>
             <wp:positionH relativeFrom="column">
               <wp:posOffset>635</wp:posOffset>
@@ -156,7 +155,7 @@
                     </pic:cNvPicPr>
                   </pic:nvPicPr>
                   <pic:blipFill>
-                    <a:blip xmlns:r="http://schemas.openxmlformats.org/officeDocument/2006/relationships" r:embed="rId6">
+                    <a:blip r:embed="rId10">
                       <a:alphaModFix amt="58000"/>
                       <a:lum contrast="-52000"/>
                     </a:blip>
@@ -190,7 +189,7 @@
     </w:p>
     <w:p>
       <w:pPr>
-        <w:pStyle w:val="a1"/>
+        <w:pStyle w:val="27"/>
         <w:keepNext w:val="0"/>
         <w:keepLines w:val="0"/>
         <w:pageBreakBefore w:val="0"/>
@@ -211,7 +210,7 @@
           <w:lang w:val="en-US" w:eastAsia="zh-CN"/>
         </w:rPr>
       </w:pPr>
-      <w:bookmarkStart w:id="1" w:name="_Toc23016"/>
+      <w:bookmarkStart w:id="1" w:name="_Toc7984"/>
       <w:r>
         <w:rPr>
           <w:rFonts w:hint="eastAsia"/>
@@ -237,11 +236,11 @@
         <w:adjustRightInd w:val="0"/>
         <w:snapToGrid w:val="0"/>
         <w:spacing w:after="624" w:afterLines="200" w:line="219" w:lineRule="auto"/>
-        <w:ind w:left="0" w:right="0" w:firstLine="0" w:leftChars="0" w:rightChars="0" w:firstLineChars="0"/>
+        <w:ind w:left="0" w:leftChars="0" w:right="0" w:rightChars="0" w:firstLine="0" w:firstLineChars="0"/>
         <w:jc w:val="center"/>
         <w:textAlignment w:val="baseline"/>
         <w:rPr>
-          <w:rFonts w:ascii="宋体" w:eastAsia="宋体" w:hAnsi="宋体" w:cs="宋体" w:hint="eastAsia"/>
+          <w:rFonts w:hint="eastAsia" w:ascii="宋体" w:hAnsi="宋体" w:eastAsia="宋体" w:cs="宋体"/>
           <w:sz w:val="24"/>
           <w:szCs w:val="24"/>
           <w:lang w:val="en-US" w:eastAsia="zh-CN"/>
@@ -249,7 +248,7 @@
       </w:pPr>
       <w:r>
         <w:rPr>
-          <w:rFonts w:ascii="宋体" w:eastAsia="宋体" w:hAnsi="宋体" w:cs="宋体"/>
+          <w:rFonts w:ascii="宋体" w:hAnsi="宋体" w:eastAsia="宋体" w:cs="宋体"/>
           <w:b/>
           <w:bCs/>
           <w:spacing w:val="-3"/>
@@ -260,7 +259,7 @@
       </w:r>
       <w:r>
         <w:rPr>
-          <w:rFonts w:ascii="宋体" w:eastAsia="宋体" w:hAnsi="宋体" w:cs="宋体" w:hint="eastAsia"/>
+          <w:rFonts w:hint="eastAsia" w:ascii="宋体" w:hAnsi="宋体" w:eastAsia="宋体" w:cs="宋体"/>
           <w:b/>
           <w:bCs/>
           <w:spacing w:val="-3"/>
@@ -272,7 +271,7 @@
       </w:r>
       <w:r>
         <w:rPr>
-          <w:rFonts w:ascii="宋体" w:eastAsia="宋体" w:hAnsi="宋体" w:cs="宋体"/>
+          <w:rFonts w:ascii="宋体" w:hAnsi="宋体" w:eastAsia="宋体" w:cs="宋体"/>
           <w:b/>
           <w:bCs/>
           <w:spacing w:val="-3"/>
@@ -283,7 +282,7 @@
       </w:r>
       <w:r>
         <w:rPr>
-          <w:rFonts w:ascii="宋体" w:hAnsi="宋体" w:cs="宋体" w:hint="eastAsia"/>
+          <w:rFonts w:hint="eastAsia" w:ascii="宋体" w:hAnsi="宋体" w:cs="宋体"/>
           <w:b/>
           <w:bCs/>
           <w:spacing w:val="-3"/>
@@ -295,7 +294,7 @@
       </w:r>
       <w:r>
         <w:rPr>
-          <w:rFonts w:ascii="宋体" w:eastAsia="宋体" w:hAnsi="宋体" w:cs="宋体"/>
+          <w:rFonts w:ascii="宋体" w:hAnsi="宋体" w:eastAsia="宋体" w:cs="宋体"/>
           <w:b/>
           <w:bCs/>
           <w:spacing w:val="-3"/>
@@ -306,7 +305,7 @@
       </w:r>
       <w:r>
         <w:rPr>
-          <w:rFonts w:ascii="宋体" w:hAnsi="宋体" w:cs="宋体" w:hint="eastAsia"/>
+          <w:rFonts w:hint="eastAsia" w:ascii="宋体" w:hAnsi="宋体" w:cs="宋体"/>
           <w:b/>
           <w:bCs/>
           <w:spacing w:val="-3"/>
@@ -319,17 +318,18 @@
     </w:p>
     <w:tbl>
       <w:tblPr>
-        <w:tblStyle w:val="TableGrid"/>
+        <w:tblStyle w:val="21"/>
         <w:tblW w:w="0" w:type="auto"/>
         <w:jc w:val="center"/>
         <w:tblBorders>
-          <w:top w:val="nil"/>
-          <w:left w:val="nil"/>
-          <w:bottom w:val="nil"/>
-          <w:right w:val="nil"/>
-          <w:insideH w:val="nil"/>
-          <w:insideV w:val="nil"/>
+          <w:top w:val="none" w:color="auto" w:sz="0" w:space="0"/>
+          <w:left w:val="none" w:color="auto" w:sz="0" w:space="0"/>
+          <w:bottom w:val="none" w:color="auto" w:sz="0" w:space="0"/>
+          <w:right w:val="none" w:color="auto" w:sz="0" w:space="0"/>
+          <w:insideH w:val="none" w:color="auto" w:sz="0" w:space="0"/>
+          <w:insideV w:val="none" w:color="auto" w:sz="0" w:space="0"/>
         </w:tblBorders>
+        <w:tblLayout w:type="autofit"/>
         <w:tblCellMar>
           <w:top w:w="0" w:type="dxa"/>
           <w:left w:w="108" w:type="dxa"/>
@@ -343,15 +343,13 @@
       </w:tblGrid>
       <w:tr>
         <w:tblPrEx>
-          <w:tblW w:w="0" w:type="auto"/>
-          <w:jc w:val="center"/>
           <w:tblBorders>
-            <w:top w:val="nil"/>
-            <w:left w:val="nil"/>
-            <w:bottom w:val="nil"/>
-            <w:right w:val="nil"/>
-            <w:insideH w:val="nil"/>
-            <w:insideV w:val="nil"/>
+            <w:top w:val="none" w:color="auto" w:sz="0" w:space="0"/>
+            <w:left w:val="none" w:color="auto" w:sz="0" w:space="0"/>
+            <w:bottom w:val="none" w:color="auto" w:sz="0" w:space="0"/>
+            <w:right w:val="none" w:color="auto" w:sz="0" w:space="0"/>
+            <w:insideH w:val="none" w:color="auto" w:sz="0" w:space="0"/>
+            <w:insideV w:val="none" w:color="auto" w:sz="0" w:space="0"/>
           </w:tblBorders>
           <w:tblCellMar>
             <w:top w:w="0" w:type="dxa"/>
@@ -361,7 +359,7 @@
           </w:tblCellMar>
         </w:tblPrEx>
         <w:trPr>
-          <w:trHeight w:val="810"/>
+          <w:trHeight w:val="810" w:hRule="atLeast"/>
           <w:jc w:val="center"/>
         </w:trPr>
         <w:tc>
@@ -400,7 +398,7 @@
             </w:r>
             <w:r>
               <w:rPr>
-                <w:rFonts w:asciiTheme="minorAscii" w:eastAsiaTheme="minorEastAsia" w:hAnsiTheme="minorAscii" w:hint="default"/>
+                <w:rFonts w:hint="default" w:asciiTheme="minorAscii" w:hAnsiTheme="minorAscii" w:eastAsiaTheme="minorEastAsia"/>
                 <w:spacing w:val="227"/>
                 <w:sz w:val="21"/>
                 <w:vertAlign w:val="baseline"/>
@@ -455,7 +453,7 @@
             </w:r>
             <w:r>
               <w:rPr>
-                <w:rFonts w:asciiTheme="minorAscii" w:eastAsiaTheme="minorEastAsia" w:hAnsiTheme="minorAscii" w:hint="eastAsia"/>
+                <w:rFonts w:hint="eastAsia" w:asciiTheme="minorAscii" w:hAnsiTheme="minorAscii" w:eastAsiaTheme="minorEastAsia"/>
                 <w:spacing w:val="227"/>
                 <w:sz w:val="21"/>
                 <w:vertAlign w:val="baseline"/>
@@ -477,8 +475,14 @@
       </w:tr>
       <w:tr>
         <w:tblPrEx>
-          <w:tblW w:w="0" w:type="auto"/>
-          <w:jc w:val="center"/>
+          <w:tblBorders>
+            <w:top w:val="none" w:color="auto" w:sz="0" w:space="0"/>
+            <w:left w:val="none" w:color="auto" w:sz="0" w:space="0"/>
+            <w:bottom w:val="none" w:color="auto" w:sz="0" w:space="0"/>
+            <w:right w:val="none" w:color="auto" w:sz="0" w:space="0"/>
+            <w:insideH w:val="none" w:color="auto" w:sz="0" w:space="0"/>
+            <w:insideV w:val="none" w:color="auto" w:sz="0" w:space="0"/>
+          </w:tblBorders>
           <w:tblCellMar>
             <w:top w:w="0" w:type="dxa"/>
             <w:left w:w="108" w:type="dxa"/>
@@ -487,7 +491,7 @@
           </w:tblCellMar>
         </w:tblPrEx>
         <w:trPr>
-          <w:trHeight w:val="810"/>
+          <w:trHeight w:val="810" w:hRule="atLeast"/>
           <w:jc w:val="center"/>
         </w:trPr>
         <w:tc>
@@ -512,7 +516,7 @@
               <w:snapToGrid w:val="0"/>
               <w:textAlignment w:val="baseline"/>
               <w:rPr>
-                <w:rFonts w:ascii="Arial" w:eastAsia="Arial" w:hAnsi="Arial" w:cs="Arial" w:hint="default"/>
+                <w:rFonts w:hint="default" w:ascii="Arial" w:hAnsi="Arial" w:eastAsia="Arial" w:cs="Arial"/>
                 <w:snapToGrid w:val="0"/>
                 <w:color w:val="000000"/>
                 <w:kern w:val="0"/>
@@ -544,7 +548,7 @@
             </w:r>
             <w:r>
               <w:rPr>
-                <w:rFonts w:asciiTheme="minorAscii" w:eastAsiaTheme="minorEastAsia" w:hAnsiTheme="minorAscii" w:hint="default"/>
+                <w:rFonts w:hint="default" w:asciiTheme="minorAscii" w:hAnsiTheme="minorAscii" w:eastAsiaTheme="minorEastAsia"/>
                 <w:spacing w:val="227"/>
                 <w:sz w:val="21"/>
                 <w:vertAlign w:val="baseline"/>
@@ -587,7 +591,7 @@
               <w:snapToGrid w:val="0"/>
               <w:textAlignment w:val="baseline"/>
               <w:rPr>
-                <w:rFonts w:ascii="Arial" w:eastAsia="Arial" w:hAnsi="Arial" w:cs="Arial" w:hint="default"/>
+                <w:rFonts w:hint="default" w:ascii="Arial" w:hAnsi="Arial" w:eastAsia="Arial" w:cs="Arial"/>
                 <w:snapToGrid w:val="0"/>
                 <w:color w:val="000000"/>
                 <w:kern w:val="0"/>
@@ -603,21 +607,11 @@
                 <w:vertAlign w:val="baseline"/>
                 <w:lang w:val="en-US" w:eastAsia="zh-CN"/>
               </w:rPr>
-              <w:t>审核</w:t>
-            </w:r>
-            <w:bookmarkStart w:id="2" w:name="_GoBack"/>
-            <w:bookmarkEnd w:id="2"/>
-            <w:r>
-              <w:rPr>
-                <w:rFonts w:hint="eastAsia"/>
-                <w:vertAlign w:val="baseline"/>
-                <w:lang w:val="en-US" w:eastAsia="zh-CN"/>
-              </w:rPr>
-              <w:t>时间</w:t>
+              <w:t>审核时间</w:t>
             </w:r>
             <w:r>
               <w:rPr>
-                <w:rFonts w:asciiTheme="minorAscii" w:eastAsiaTheme="minorEastAsia" w:hAnsiTheme="minorAscii" w:hint="eastAsia"/>
+                <w:rFonts w:hint="eastAsia" w:asciiTheme="minorAscii" w:hAnsiTheme="minorAscii" w:eastAsiaTheme="minorEastAsia"/>
                 <w:spacing w:val="227"/>
                 <w:sz w:val="21"/>
                 <w:vertAlign w:val="baseline"/>
@@ -639,8 +633,14 @@
       </w:tr>
       <w:tr>
         <w:tblPrEx>
-          <w:tblW w:w="0" w:type="auto"/>
-          <w:jc w:val="center"/>
+          <w:tblBorders>
+            <w:top w:val="none" w:color="auto" w:sz="0" w:space="0"/>
+            <w:left w:val="none" w:color="auto" w:sz="0" w:space="0"/>
+            <w:bottom w:val="none" w:color="auto" w:sz="0" w:space="0"/>
+            <w:right w:val="none" w:color="auto" w:sz="0" w:space="0"/>
+            <w:insideH w:val="none" w:color="auto" w:sz="0" w:space="0"/>
+            <w:insideV w:val="none" w:color="auto" w:sz="0" w:space="0"/>
+          </w:tblBorders>
           <w:tblCellMar>
             <w:top w:w="0" w:type="dxa"/>
             <w:left w:w="108" w:type="dxa"/>
@@ -649,7 +649,7 @@
           </w:tblCellMar>
         </w:tblPrEx>
         <w:trPr>
-          <w:trHeight w:val="635"/>
+          <w:trHeight w:val="635" w:hRule="atLeast"/>
           <w:jc w:val="center"/>
         </w:trPr>
         <w:tc>
@@ -700,7 +700,7 @@
             </w:r>
             <w:r>
               <w:rPr>
-                <w:rFonts w:asciiTheme="minorAscii" w:eastAsiaTheme="minorEastAsia" w:hAnsiTheme="minorAscii" w:hint="eastAsia"/>
+                <w:rFonts w:hint="eastAsia" w:asciiTheme="minorAscii" w:hAnsiTheme="minorAscii" w:eastAsiaTheme="minorEastAsia"/>
                 <w:spacing w:val="227"/>
                 <w:sz w:val="21"/>
                 <w:vertAlign w:val="baseline"/>
@@ -754,7 +754,7 @@
             </w:r>
             <w:r>
               <w:rPr>
-                <w:rFonts w:asciiTheme="minorAscii" w:eastAsiaTheme="minorEastAsia" w:hAnsiTheme="minorAscii" w:hint="eastAsia"/>
+                <w:rFonts w:hint="eastAsia" w:asciiTheme="minorAscii" w:hAnsiTheme="minorAscii" w:eastAsiaTheme="minorEastAsia"/>
                 <w:spacing w:val="227"/>
                 <w:sz w:val="21"/>
                 <w:vertAlign w:val="baseline"/>
@@ -815,14 +815,14 @@
         <w:ind w:left="3634"/>
         <w:textAlignment w:val="baseline"/>
         <w:rPr>
-          <w:rFonts w:ascii="宋体" w:eastAsia="宋体" w:hAnsi="宋体" w:cs="宋体"/>
+          <w:rFonts w:ascii="宋体" w:hAnsi="宋体" w:eastAsia="宋体" w:cs="宋体"/>
           <w:sz w:val="31"/>
           <w:szCs w:val="31"/>
         </w:rPr>
       </w:pPr>
       <w:r>
         <w:rPr>
-          <w:rFonts w:ascii="宋体" w:eastAsia="宋体" w:hAnsi="宋体" w:cs="宋体"/>
+          <w:rFonts w:ascii="宋体" w:hAnsi="宋体" w:eastAsia="宋体" w:cs="宋体"/>
           <w:b/>
           <w:bCs/>
           <w:spacing w:val="4"/>
@@ -834,16 +834,16 @@
     </w:p>
     <w:tbl>
       <w:tblPr>
-        <w:tblStyle w:val="TableNormal0"/>
+        <w:tblStyle w:val="28"/>
         <w:tblW w:w="8214" w:type="dxa"/>
         <w:jc w:val="center"/>
         <w:tblBorders>
-          <w:top w:val="single" w:sz="2" w:space="0" w:color="000000"/>
-          <w:left w:val="single" w:sz="2" w:space="0" w:color="000000"/>
-          <w:bottom w:val="single" w:sz="2" w:space="0" w:color="000000"/>
-          <w:right w:val="single" w:sz="2" w:space="0" w:color="000000"/>
-          <w:insideH w:val="single" w:sz="2" w:space="0" w:color="000000"/>
-          <w:insideV w:val="single" w:sz="2" w:space="0" w:color="000000"/>
+          <w:top w:val="single" w:color="000000" w:sz="2" w:space="0"/>
+          <w:left w:val="single" w:color="000000" w:sz="2" w:space="0"/>
+          <w:bottom w:val="single" w:color="000000" w:sz="2" w:space="0"/>
+          <w:right w:val="single" w:color="000000" w:sz="2" w:space="0"/>
+          <w:insideH w:val="single" w:color="000000" w:sz="2" w:space="0"/>
+          <w:insideV w:val="single" w:color="000000" w:sz="2" w:space="0"/>
         </w:tblBorders>
         <w:tblLayout w:type="fixed"/>
         <w:tblCellMar>
@@ -863,17 +863,14 @@
       </w:tblGrid>
       <w:tr>
         <w:tblPrEx>
-          <w:tblW w:w="8214" w:type="dxa"/>
-          <w:jc w:val="center"/>
           <w:tblBorders>
-            <w:top w:val="single" w:sz="2" w:space="0" w:color="000000"/>
-            <w:left w:val="single" w:sz="2" w:space="0" w:color="000000"/>
-            <w:bottom w:val="single" w:sz="2" w:space="0" w:color="000000"/>
-            <w:right w:val="single" w:sz="2" w:space="0" w:color="000000"/>
-            <w:insideH w:val="single" w:sz="2" w:space="0" w:color="000000"/>
-            <w:insideV w:val="single" w:sz="2" w:space="0" w:color="000000"/>
+            <w:top w:val="single" w:color="000000" w:sz="2" w:space="0"/>
+            <w:left w:val="single" w:color="000000" w:sz="2" w:space="0"/>
+            <w:bottom w:val="single" w:color="000000" w:sz="2" w:space="0"/>
+            <w:right w:val="single" w:color="000000" w:sz="2" w:space="0"/>
+            <w:insideH w:val="single" w:color="000000" w:sz="2" w:space="0"/>
+            <w:insideV w:val="single" w:color="000000" w:sz="2" w:space="0"/>
           </w:tblBorders>
-          <w:tblLayout w:type="fixed"/>
           <w:tblCellMar>
             <w:top w:w="0" w:type="dxa"/>
             <w:left w:w="0" w:type="dxa"/>
@@ -882,7 +879,7 @@
           </w:tblCellMar>
         </w:tblPrEx>
         <w:trPr>
-          <w:trHeight w:val="593"/>
+          <w:trHeight w:val="593" w:hRule="atLeast"/>
           <w:jc w:val="center"/>
         </w:trPr>
         <w:tc>
@@ -905,18 +902,18 @@
               <w:adjustRightInd w:val="0"/>
               <w:snapToGrid w:val="0"/>
               <w:spacing w:before="176" w:line="228" w:lineRule="auto"/>
-              <w:ind w:left="0" w:right="0" w:firstLine="0" w:leftChars="0" w:rightChars="0" w:firstLineChars="0"/>
+              <w:ind w:left="0" w:leftChars="0" w:right="0" w:rightChars="0" w:firstLine="0" w:firstLineChars="0"/>
               <w:jc w:val="center"/>
               <w:textAlignment w:val="baseline"/>
               <w:rPr>
-                <w:rFonts w:ascii="宋体" w:eastAsia="宋体" w:hAnsi="宋体" w:cs="宋体"/>
+                <w:rFonts w:ascii="宋体" w:hAnsi="宋体" w:eastAsia="宋体" w:cs="宋体"/>
                 <w:sz w:val="20"/>
                 <w:szCs w:val="20"/>
               </w:rPr>
             </w:pPr>
             <w:r>
               <w:rPr>
-                <w:rFonts w:ascii="宋体" w:hAnsi="宋体" w:cs="宋体" w:hint="eastAsia"/>
+                <w:rFonts w:hint="eastAsia" w:ascii="宋体" w:hAnsi="宋体" w:cs="宋体"/>
                 <w:spacing w:val="-14"/>
                 <w:sz w:val="20"/>
                 <w:szCs w:val="20"/>
@@ -926,7 +923,7 @@
             </w:r>
             <w:r>
               <w:rPr>
-                <w:rFonts w:ascii="宋体" w:eastAsia="宋体" w:hAnsi="宋体" w:cs="宋体"/>
+                <w:rFonts w:ascii="宋体" w:hAnsi="宋体" w:eastAsia="宋体" w:cs="宋体"/>
                 <w:spacing w:val="-14"/>
                 <w:sz w:val="20"/>
                 <w:szCs w:val="20"/>
@@ -955,18 +952,18 @@
               <w:adjustRightInd w:val="0"/>
               <w:snapToGrid w:val="0"/>
               <w:spacing w:before="175" w:line="227" w:lineRule="auto"/>
-              <w:ind w:left="0" w:right="0" w:firstLine="0" w:leftChars="0" w:rightChars="0" w:firstLineChars="0"/>
+              <w:ind w:left="0" w:leftChars="0" w:right="0" w:rightChars="0" w:firstLine="0" w:firstLineChars="0"/>
               <w:jc w:val="center"/>
               <w:textAlignment w:val="baseline"/>
               <w:rPr>
-                <w:rFonts w:ascii="宋体" w:eastAsia="宋体" w:hAnsi="宋体" w:cs="宋体"/>
+                <w:rFonts w:ascii="宋体" w:hAnsi="宋体" w:eastAsia="宋体" w:cs="宋体"/>
                 <w:sz w:val="20"/>
                 <w:szCs w:val="20"/>
               </w:rPr>
             </w:pPr>
             <w:r>
               <w:rPr>
-                <w:rFonts w:ascii="宋体" w:eastAsia="宋体" w:hAnsi="宋体" w:cs="宋体"/>
+                <w:rFonts w:ascii="宋体" w:hAnsi="宋体" w:eastAsia="宋体" w:cs="宋体"/>
                 <w:spacing w:val="4"/>
                 <w:sz w:val="20"/>
                 <w:szCs w:val="20"/>
@@ -995,18 +992,18 @@
               <w:adjustRightInd w:val="0"/>
               <w:snapToGrid w:val="0"/>
               <w:spacing w:before="175" w:line="228" w:lineRule="auto"/>
-              <w:ind w:left="0" w:right="0" w:firstLine="0" w:leftChars="0" w:rightChars="0" w:firstLineChars="0"/>
+              <w:ind w:left="0" w:leftChars="0" w:right="0" w:rightChars="0" w:firstLine="0" w:firstLineChars="0"/>
               <w:jc w:val="center"/>
               <w:textAlignment w:val="baseline"/>
               <w:rPr>
-                <w:rFonts w:ascii="宋体" w:eastAsia="宋体" w:hAnsi="宋体" w:cs="宋体"/>
+                <w:rFonts w:ascii="宋体" w:hAnsi="宋体" w:eastAsia="宋体" w:cs="宋体"/>
                 <w:sz w:val="20"/>
                 <w:szCs w:val="20"/>
               </w:rPr>
             </w:pPr>
             <w:r>
               <w:rPr>
-                <w:rFonts w:ascii="宋体" w:eastAsia="宋体" w:hAnsi="宋体" w:cs="宋体"/>
+                <w:rFonts w:ascii="宋体" w:hAnsi="宋体" w:eastAsia="宋体" w:cs="宋体"/>
                 <w:spacing w:val="7"/>
                 <w:sz w:val="20"/>
                 <w:szCs w:val="20"/>
@@ -1035,11 +1032,11 @@
               <w:adjustRightInd w:val="0"/>
               <w:snapToGrid w:val="0"/>
               <w:spacing w:before="175" w:line="228" w:lineRule="auto"/>
-              <w:ind w:left="0" w:right="0" w:firstLine="0" w:leftChars="0" w:rightChars="0" w:firstLineChars="0"/>
+              <w:ind w:left="0" w:leftChars="0" w:right="0" w:rightChars="0" w:firstLine="0" w:firstLineChars="0"/>
               <w:jc w:val="center"/>
               <w:textAlignment w:val="baseline"/>
               <w:rPr>
-                <w:rFonts w:ascii="宋体" w:eastAsia="宋体" w:hAnsi="宋体" w:cs="宋体" w:hint="eastAsia"/>
+                <w:rFonts w:hint="eastAsia" w:ascii="宋体" w:hAnsi="宋体" w:eastAsia="宋体" w:cs="宋体"/>
                 <w:spacing w:val="7"/>
                 <w:sz w:val="20"/>
                 <w:szCs w:val="20"/>
@@ -1048,7 +1045,7 @@
             </w:pPr>
             <w:r>
               <w:rPr>
-                <w:rFonts w:ascii="宋体" w:hAnsi="宋体" w:cs="宋体" w:hint="eastAsia"/>
+                <w:rFonts w:hint="eastAsia" w:ascii="宋体" w:hAnsi="宋体" w:cs="宋体"/>
                 <w:spacing w:val="7"/>
                 <w:sz w:val="20"/>
                 <w:szCs w:val="20"/>
@@ -1078,11 +1075,11 @@
               <w:adjustRightInd w:val="0"/>
               <w:snapToGrid w:val="0"/>
               <w:spacing w:before="175" w:line="228" w:lineRule="auto"/>
-              <w:ind w:left="0" w:right="0" w:firstLine="0" w:leftChars="0" w:rightChars="0" w:firstLineChars="0"/>
+              <w:ind w:left="0" w:leftChars="0" w:right="0" w:rightChars="0" w:firstLine="0" w:firstLineChars="0"/>
               <w:jc w:val="center"/>
               <w:textAlignment w:val="baseline"/>
               <w:rPr>
-                <w:rFonts w:ascii="宋体" w:hAnsi="宋体" w:cs="宋体" w:hint="default"/>
+                <w:rFonts w:hint="default" w:ascii="宋体" w:hAnsi="宋体" w:cs="宋体"/>
                 <w:spacing w:val="7"/>
                 <w:sz w:val="20"/>
                 <w:szCs w:val="20"/>
@@ -1091,7 +1088,7 @@
             </w:pPr>
             <w:r>
               <w:rPr>
-                <w:rFonts w:ascii="宋体" w:hAnsi="宋体" w:cs="宋体" w:hint="eastAsia"/>
+                <w:rFonts w:hint="eastAsia" w:ascii="宋体" w:hAnsi="宋体" w:cs="宋体"/>
                 <w:spacing w:val="7"/>
                 <w:sz w:val="20"/>
                 <w:szCs w:val="20"/>
@@ -1121,18 +1118,18 @@
               <w:adjustRightInd w:val="0"/>
               <w:snapToGrid w:val="0"/>
               <w:spacing w:before="176" w:line="229" w:lineRule="auto"/>
-              <w:ind w:left="0" w:right="0" w:firstLine="0" w:leftChars="0" w:rightChars="0" w:firstLineChars="0"/>
+              <w:ind w:left="0" w:leftChars="0" w:right="0" w:rightChars="0" w:firstLine="0" w:firstLineChars="0"/>
               <w:jc w:val="center"/>
               <w:textAlignment w:val="baseline"/>
               <w:rPr>
-                <w:rFonts w:ascii="宋体" w:eastAsia="宋体" w:hAnsi="宋体" w:cs="宋体"/>
+                <w:rFonts w:ascii="宋体" w:hAnsi="宋体" w:eastAsia="宋体" w:cs="宋体"/>
                 <w:sz w:val="20"/>
                 <w:szCs w:val="20"/>
               </w:rPr>
             </w:pPr>
             <w:r>
               <w:rPr>
-                <w:rFonts w:ascii="宋体" w:eastAsia="宋体" w:hAnsi="宋体" w:cs="宋体"/>
+                <w:rFonts w:ascii="宋体" w:hAnsi="宋体" w:eastAsia="宋体" w:cs="宋体"/>
                 <w:spacing w:val="7"/>
                 <w:sz w:val="20"/>
                 <w:szCs w:val="20"/>
@@ -1144,9 +1141,14 @@
       </w:tr>
       <w:tr>
         <w:tblPrEx>
-          <w:tblW w:w="8214" w:type="dxa"/>
-          <w:jc w:val="center"/>
-          <w:tblLayout w:type="fixed"/>
+          <w:tblBorders>
+            <w:top w:val="single" w:color="000000" w:sz="2" w:space="0"/>
+            <w:left w:val="single" w:color="000000" w:sz="2" w:space="0"/>
+            <w:bottom w:val="single" w:color="000000" w:sz="2" w:space="0"/>
+            <w:right w:val="single" w:color="000000" w:sz="2" w:space="0"/>
+            <w:insideH w:val="single" w:color="000000" w:sz="2" w:space="0"/>
+            <w:insideV w:val="single" w:color="000000" w:sz="2" w:space="0"/>
+          </w:tblBorders>
           <w:tblCellMar>
             <w:top w:w="0" w:type="dxa"/>
             <w:left w:w="0" w:type="dxa"/>
@@ -1155,7 +1157,319 @@
           </w:tblCellMar>
         </w:tblPrEx>
         <w:trPr>
-          <w:trHeight w:val="516"/>
+          <w:trHeight w:val="516" w:hRule="atLeast"/>
+          <w:jc w:val="center"/>
+        </w:trPr>
+        <w:tc>
+          <w:tcPr>
+            <w:tcW w:w="1317" w:type="dxa"/>
+          </w:tcPr>
+          <w:p>
+            <w:pPr>
+              <w:keepNext w:val="0"/>
+              <w:keepLines w:val="0"/>
+              <w:pageBreakBefore w:val="0"/>
+              <w:widowControl w:val="0"/>
+              <w:kinsoku w:val="0"/>
+              <w:wordWrap/>
+              <w:overflowPunct/>
+              <w:autoSpaceDE w:val="0"/>
+              <w:autoSpaceDN w:val="0"/>
+              <w:bidi w:val="0"/>
+              <w:adjustRightInd w:val="0"/>
+              <w:snapToGrid w:val="0"/>
+              <w:spacing w:before="173" w:line="267" w:lineRule="exact"/>
+              <w:ind w:left="0" w:leftChars="0" w:right="0" w:rightChars="0" w:firstLine="0" w:firstLineChars="0"/>
+              <w:jc w:val="center"/>
+              <w:textAlignment w:val="baseline"/>
+              <w:rPr>
+                <w:rFonts w:hint="default" w:ascii="宋体" w:hAnsi="宋体" w:eastAsia="宋体" w:cs="宋体"/>
+                <w:sz w:val="20"/>
+                <w:szCs w:val="20"/>
+                <w:lang w:val="en-US"/>
+              </w:rPr>
+            </w:pPr>
+            <w:r>
+              <w:rPr>
+                <w:rFonts w:ascii="宋体" w:hAnsi="宋体" w:eastAsia="宋体" w:cs="宋体"/>
+                <w:spacing w:val="3"/>
+                <w:position w:val="1"/>
+                <w:sz w:val="20"/>
+                <w:szCs w:val="20"/>
+              </w:rPr>
+              <w:t>202</w:t>
+            </w:r>
+            <w:r>
+              <w:rPr>
+                <w:rFonts w:hint="eastAsia" w:ascii="宋体" w:hAnsi="宋体" w:cs="宋体"/>
+                <w:spacing w:val="3"/>
+                <w:position w:val="1"/>
+                <w:sz w:val="20"/>
+                <w:szCs w:val="20"/>
+                <w:lang w:val="en-US" w:eastAsia="zh-CN"/>
+              </w:rPr>
+              <w:t>5</w:t>
+            </w:r>
+            <w:r>
+              <w:rPr>
+                <w:rFonts w:ascii="宋体" w:hAnsi="宋体" w:eastAsia="宋体" w:cs="宋体"/>
+                <w:spacing w:val="3"/>
+                <w:position w:val="1"/>
+                <w:sz w:val="20"/>
+                <w:szCs w:val="20"/>
+              </w:rPr>
+              <w:t>.1.</w:t>
+            </w:r>
+            <w:r>
+              <w:rPr>
+                <w:rFonts w:hint="eastAsia" w:ascii="宋体" w:hAnsi="宋体" w:cs="宋体"/>
+                <w:spacing w:val="3"/>
+                <w:position w:val="1"/>
+                <w:sz w:val="20"/>
+                <w:szCs w:val="20"/>
+                <w:lang w:val="en-US" w:eastAsia="zh-CN"/>
+              </w:rPr>
+              <w:t>10</w:t>
+            </w:r>
+          </w:p>
+        </w:tc>
+        <w:tc>
+          <w:tcPr>
+            <w:tcW w:w="972" w:type="dxa"/>
+          </w:tcPr>
+          <w:p>
+            <w:pPr>
+              <w:keepNext w:val="0"/>
+              <w:keepLines w:val="0"/>
+              <w:pageBreakBefore w:val="0"/>
+              <w:widowControl w:val="0"/>
+              <w:kinsoku w:val="0"/>
+              <w:wordWrap/>
+              <w:overflowPunct/>
+              <w:autoSpaceDE w:val="0"/>
+              <w:autoSpaceDN w:val="0"/>
+              <w:bidi w:val="0"/>
+              <w:adjustRightInd w:val="0"/>
+              <w:snapToGrid w:val="0"/>
+              <w:spacing w:before="173" w:line="267" w:lineRule="exact"/>
+              <w:ind w:left="0" w:leftChars="0" w:right="0" w:rightChars="0" w:firstLine="0" w:firstLineChars="0"/>
+              <w:jc w:val="center"/>
+              <w:textAlignment w:val="baseline"/>
+              <w:rPr>
+                <w:rFonts w:ascii="宋体" w:hAnsi="宋体" w:eastAsia="宋体" w:cs="宋体"/>
+                <w:sz w:val="20"/>
+                <w:szCs w:val="20"/>
+              </w:rPr>
+            </w:pPr>
+            <w:r>
+              <w:rPr>
+                <w:rFonts w:ascii="宋体" w:hAnsi="宋体" w:eastAsia="宋体" w:cs="宋体"/>
+                <w:spacing w:val="4"/>
+                <w:position w:val="1"/>
+                <w:sz w:val="20"/>
+                <w:szCs w:val="20"/>
+              </w:rPr>
+              <w:t>V1.0</w:t>
+            </w:r>
+          </w:p>
+        </w:tc>
+        <w:tc>
+          <w:tcPr>
+            <w:tcW w:w="1575" w:type="dxa"/>
+          </w:tcPr>
+          <w:p>
+            <w:pPr>
+              <w:keepNext w:val="0"/>
+              <w:keepLines w:val="0"/>
+              <w:pageBreakBefore w:val="0"/>
+              <w:widowControl w:val="0"/>
+              <w:kinsoku w:val="0"/>
+              <w:wordWrap/>
+              <w:overflowPunct/>
+              <w:autoSpaceDE w:val="0"/>
+              <w:autoSpaceDN w:val="0"/>
+              <w:bidi w:val="0"/>
+              <w:adjustRightInd w:val="0"/>
+              <w:snapToGrid w:val="0"/>
+              <w:spacing w:before="172" w:line="228" w:lineRule="auto"/>
+              <w:ind w:left="0" w:leftChars="0" w:right="0" w:rightChars="0" w:firstLine="0" w:firstLineChars="0"/>
+              <w:jc w:val="center"/>
+              <w:textAlignment w:val="baseline"/>
+              <w:rPr>
+                <w:rFonts w:ascii="宋体" w:hAnsi="宋体" w:eastAsia="宋体" w:cs="宋体"/>
+                <w:sz w:val="20"/>
+                <w:szCs w:val="20"/>
+              </w:rPr>
+            </w:pPr>
+            <w:r>
+              <w:rPr>
+                <w:rFonts w:ascii="宋体" w:hAnsi="宋体" w:eastAsia="宋体" w:cs="宋体"/>
+                <w:spacing w:val="200"/>
+                <w:kern w:val="0"/>
+                <w:sz w:val="20"/>
+                <w:szCs w:val="20"/>
+              </w:rPr>
+              <w:t>新</w:t>
+            </w:r>
+            <w:r>
+              <w:rPr>
+                <w:rFonts w:ascii="宋体" w:hAnsi="宋体" w:eastAsia="宋体" w:cs="宋体"/>
+                <w:spacing w:val="0"/>
+                <w:kern w:val="0"/>
+                <w:sz w:val="20"/>
+                <w:szCs w:val="20"/>
+              </w:rPr>
+              <w:t>建</w:t>
+            </w:r>
+          </w:p>
+        </w:tc>
+        <w:tc>
+          <w:tcPr>
+            <w:tcW w:w="1829" w:type="dxa"/>
+          </w:tcPr>
+          <w:p>
+            <w:pPr>
+              <w:keepNext w:val="0"/>
+              <w:keepLines w:val="0"/>
+              <w:pageBreakBefore w:val="0"/>
+              <w:widowControl w:val="0"/>
+              <w:kinsoku w:val="0"/>
+              <w:wordWrap/>
+              <w:overflowPunct/>
+              <w:autoSpaceDE w:val="0"/>
+              <w:autoSpaceDN w:val="0"/>
+              <w:bidi w:val="0"/>
+              <w:adjustRightInd w:val="0"/>
+              <w:snapToGrid w:val="0"/>
+              <w:spacing w:before="173" w:line="229" w:lineRule="auto"/>
+              <w:ind w:left="0" w:leftChars="0" w:right="0" w:rightChars="0" w:firstLine="0" w:firstLineChars="0"/>
+              <w:jc w:val="center"/>
+              <w:textAlignment w:val="baseline"/>
+              <w:rPr>
+                <w:rFonts w:ascii="宋体" w:hAnsi="宋体" w:eastAsia="宋体" w:cs="宋体"/>
+                <w:spacing w:val="200"/>
+                <w:kern w:val="0"/>
+                <w:sz w:val="20"/>
+                <w:szCs w:val="20"/>
+              </w:rPr>
+            </w:pPr>
+            <w:r>
+              <w:rPr>
+                <w:rFonts w:hint="eastAsia" w:asciiTheme="minorAscii" w:hAnsiTheme="minorAscii" w:eastAsiaTheme="minorEastAsia"/>
+                <w:spacing w:val="0"/>
+                <w:kern w:val="0"/>
+                <w:sz w:val="21"/>
+                <w:vertAlign w:val="baseline"/>
+                <w:lang w:val="en-US" w:eastAsia="zh-CN"/>
+              </w:rPr>
+              <w:t>程方</w:t>
+            </w:r>
+          </w:p>
+        </w:tc>
+        <w:tc>
+          <w:tcPr>
+            <w:tcW w:w="1606" w:type="dxa"/>
+          </w:tcPr>
+          <w:p>
+            <w:pPr>
+              <w:keepNext w:val="0"/>
+              <w:keepLines w:val="0"/>
+              <w:pageBreakBefore w:val="0"/>
+              <w:widowControl w:val="0"/>
+              <w:kinsoku w:val="0"/>
+              <w:wordWrap/>
+              <w:overflowPunct/>
+              <w:autoSpaceDE w:val="0"/>
+              <w:autoSpaceDN w:val="0"/>
+              <w:bidi w:val="0"/>
+              <w:adjustRightInd w:val="0"/>
+              <w:snapToGrid w:val="0"/>
+              <w:spacing w:before="173" w:line="229" w:lineRule="auto"/>
+              <w:ind w:left="0" w:leftChars="0" w:right="0" w:rightChars="0" w:firstLine="0" w:firstLineChars="0"/>
+              <w:jc w:val="center"/>
+              <w:textAlignment w:val="baseline"/>
+              <w:rPr>
+                <w:rFonts w:ascii="宋体" w:hAnsi="宋体" w:eastAsia="宋体" w:cs="宋体"/>
+                <w:spacing w:val="200"/>
+                <w:kern w:val="0"/>
+                <w:sz w:val="20"/>
+                <w:szCs w:val="20"/>
+              </w:rPr>
+            </w:pPr>
+            <w:r>
+              <w:rPr>
+                <w:rFonts w:hint="eastAsia" w:asciiTheme="minorAscii" w:hAnsiTheme="minorAscii" w:eastAsiaTheme="minorEastAsia"/>
+                <w:spacing w:val="0"/>
+                <w:kern w:val="0"/>
+                <w:sz w:val="21"/>
+                <w:vertAlign w:val="baseline"/>
+                <w:lang w:val="en-US" w:eastAsia="zh-CN"/>
+              </w:rPr>
+              <w:t>茅建根</w:t>
+            </w:r>
+          </w:p>
+        </w:tc>
+        <w:tc>
+          <w:tcPr>
+            <w:tcW w:w="915" w:type="dxa"/>
+          </w:tcPr>
+          <w:p>
+            <w:pPr>
+              <w:keepNext w:val="0"/>
+              <w:keepLines w:val="0"/>
+              <w:pageBreakBefore w:val="0"/>
+              <w:widowControl w:val="0"/>
+              <w:kinsoku w:val="0"/>
+              <w:wordWrap/>
+              <w:overflowPunct/>
+              <w:autoSpaceDE w:val="0"/>
+              <w:autoSpaceDN w:val="0"/>
+              <w:bidi w:val="0"/>
+              <w:adjustRightInd w:val="0"/>
+              <w:snapToGrid w:val="0"/>
+              <w:spacing w:before="173" w:line="229" w:lineRule="auto"/>
+              <w:ind w:left="0" w:leftChars="0" w:right="0" w:rightChars="0" w:firstLine="0" w:firstLineChars="0"/>
+              <w:jc w:val="center"/>
+              <w:textAlignment w:val="baseline"/>
+              <w:rPr>
+                <w:rFonts w:ascii="宋体" w:hAnsi="宋体" w:eastAsia="宋体" w:cs="宋体"/>
+                <w:sz w:val="20"/>
+                <w:szCs w:val="20"/>
+              </w:rPr>
+            </w:pPr>
+            <w:r>
+              <w:rPr>
+                <w:rFonts w:hint="eastAsia" w:asciiTheme="minorAscii" w:hAnsiTheme="minorAscii" w:eastAsiaTheme="minorEastAsia"/>
+                <w:spacing w:val="0"/>
+                <w:kern w:val="0"/>
+                <w:sz w:val="21"/>
+                <w:vertAlign w:val="baseline"/>
+                <w:lang w:val="en-US" w:eastAsia="zh-CN"/>
+              </w:rPr>
+              <w:t>吴亚红</w:t>
+            </w:r>
+          </w:p>
+        </w:tc>
+      </w:tr>
+      <w:tr>
+        <w:tblPrEx>
+          <w:tblBorders>
+            <w:top w:val="single" w:color="000000" w:sz="2" w:space="0"/>
+            <w:left w:val="single" w:color="000000" w:sz="2" w:space="0"/>
+            <w:bottom w:val="single" w:color="000000" w:sz="2" w:space="0"/>
+            <w:right w:val="single" w:color="000000" w:sz="2" w:space="0"/>
+            <w:insideH w:val="single" w:color="000000" w:sz="2" w:space="0"/>
+            <w:insideV w:val="single" w:color="000000" w:sz="2" w:space="0"/>
+          </w:tblBorders>
+          <w:tblCellMar>
+            <w:top w:w="0" w:type="dxa"/>
+            <w:left w:w="0" w:type="dxa"/>
+            <w:bottom w:w="0" w:type="dxa"/>
+            <w:right w:w="0" w:type="dxa"/>
+          </w:tblCellMar>
+        </w:tblPrEx>
+        <w:trPr>
+          <w:trHeight w:val="516" w:hRule="atLeast"/>
           <w:jc w:val="center"/>
         </w:trPr>
         <w:tc>
@@ -1179,11 +1493,11 @@
               <w:adjustRightInd w:val="0"/>
               <w:snapToGrid w:val="0"/>
               <w:spacing w:before="173" w:line="267" w:lineRule="exact"/>
-              <w:ind w:left="0" w:right="0" w:firstLine="0" w:leftChars="0" w:rightChars="0" w:firstLineChars="0"/>
+              <w:ind w:left="0" w:leftChars="0" w:right="0" w:rightChars="0" w:firstLine="0" w:firstLineChars="0"/>
               <w:jc w:val="center"/>
               <w:textAlignment w:val="baseline"/>
               <w:rPr>
-                <w:rFonts w:ascii="宋体" w:eastAsia="宋体" w:hAnsi="宋体" w:cs="宋体" w:hint="default"/>
+                <w:rFonts w:hint="default" w:ascii="宋体" w:hAnsi="宋体" w:eastAsia="宋体" w:cs="宋体"/>
                 <w:snapToGrid w:val="0"/>
                 <w:color w:val="000000"/>
                 <w:kern w:val="0"/>
@@ -1192,16 +1506,6 @@
                 <w:lang w:val="en-US" w:eastAsia="en-US" w:bidi="ar-SA"/>
               </w:rPr>
             </w:pPr>
-            <w:r>
-              <w:rPr>
-                <w:rFonts w:ascii="宋体" w:eastAsia="宋体" w:hAnsi="宋体" w:cs="宋体"/>
-                <w:spacing w:val="3"/>
-                <w:position w:val="1"/>
-                <w:sz w:val="20"/>
-                <w:szCs w:val="20"/>
-              </w:rPr>
-              <w:t>2022.6.20</w:t>
-            </w:r>
           </w:p>
         </w:tc>
         <w:tc>
@@ -1225,11 +1529,11 @@
               <w:adjustRightInd w:val="0"/>
               <w:snapToGrid w:val="0"/>
               <w:spacing w:before="173" w:line="267" w:lineRule="exact"/>
-              <w:ind w:left="0" w:right="0" w:firstLine="0" w:leftChars="0" w:rightChars="0" w:firstLineChars="0"/>
+              <w:ind w:left="0" w:leftChars="0" w:right="0" w:rightChars="0" w:firstLine="0" w:firstLineChars="0"/>
               <w:jc w:val="center"/>
               <w:textAlignment w:val="baseline"/>
               <w:rPr>
-                <w:rFonts w:ascii="宋体" w:eastAsia="宋体" w:hAnsi="宋体" w:cs="宋体"/>
+                <w:rFonts w:ascii="宋体" w:hAnsi="宋体" w:eastAsia="宋体" w:cs="宋体"/>
                 <w:snapToGrid w:val="0"/>
                 <w:color w:val="000000"/>
                 <w:kern w:val="0"/>
@@ -1238,16 +1542,6 @@
                 <w:lang w:val="en-US" w:eastAsia="en-US" w:bidi="ar-SA"/>
               </w:rPr>
             </w:pPr>
-            <w:r>
-              <w:rPr>
-                <w:rFonts w:ascii="宋体" w:eastAsia="宋体" w:hAnsi="宋体" w:cs="宋体"/>
-                <w:spacing w:val="4"/>
-                <w:position w:val="1"/>
-                <w:sz w:val="20"/>
-                <w:szCs w:val="20"/>
-              </w:rPr>
-              <w:t>V1.0</w:t>
-            </w:r>
           </w:p>
         </w:tc>
         <w:tc>
@@ -1271,11 +1565,11 @@
               <w:adjustRightInd w:val="0"/>
               <w:snapToGrid w:val="0"/>
               <w:spacing w:before="172" w:line="228" w:lineRule="auto"/>
-              <w:ind w:left="0" w:right="0" w:firstLine="0" w:leftChars="0" w:rightChars="0" w:firstLineChars="0"/>
+              <w:ind w:left="0" w:leftChars="0" w:right="0" w:rightChars="0" w:firstLine="0" w:firstLineChars="0"/>
               <w:jc w:val="center"/>
               <w:textAlignment w:val="baseline"/>
               <w:rPr>
-                <w:rFonts w:ascii="宋体" w:eastAsia="宋体" w:hAnsi="宋体" w:cs="宋体"/>
+                <w:rFonts w:ascii="宋体" w:hAnsi="宋体" w:eastAsia="宋体" w:cs="宋体"/>
                 <w:snapToGrid w:val="0"/>
                 <w:color w:val="000000"/>
                 <w:kern w:val="0"/>
@@ -1284,26 +1578,6 @@
                 <w:lang w:val="en-US" w:eastAsia="en-US" w:bidi="ar-SA"/>
               </w:rPr>
             </w:pPr>
-            <w:r>
-              <w:rPr>
-                <w:rFonts w:ascii="宋体" w:eastAsia="宋体" w:hAnsi="宋体" w:cs="宋体"/>
-                <w:spacing w:val="200"/>
-                <w:kern w:val="0"/>
-                <w:sz w:val="20"/>
-                <w:szCs w:val="20"/>
-              </w:rPr>
-              <w:t>新</w:t>
-            </w:r>
-            <w:r>
-              <w:rPr>
-                <w:rFonts w:ascii="宋体" w:eastAsia="宋体" w:hAnsi="宋体" w:cs="宋体"/>
-                <w:spacing w:val="0"/>
-                <w:kern w:val="0"/>
-                <w:sz w:val="20"/>
-                <w:szCs w:val="20"/>
-              </w:rPr>
-              <w:t>建</w:t>
-            </w:r>
           </w:p>
         </w:tc>
         <w:tc>
@@ -1327,11 +1601,11 @@
               <w:adjustRightInd w:val="0"/>
               <w:snapToGrid w:val="0"/>
               <w:spacing w:before="173" w:line="229" w:lineRule="auto"/>
-              <w:ind w:left="0" w:right="0" w:firstLine="0" w:leftChars="0" w:rightChars="0" w:firstLineChars="0"/>
+              <w:ind w:left="0" w:leftChars="0" w:right="0" w:rightChars="0" w:firstLine="0" w:firstLineChars="0"/>
               <w:jc w:val="center"/>
               <w:textAlignment w:val="baseline"/>
               <w:rPr>
-                <w:rFonts w:ascii="宋体" w:eastAsia="宋体" w:hAnsi="宋体" w:cs="宋体"/>
+                <w:rFonts w:ascii="宋体" w:hAnsi="宋体" w:eastAsia="宋体" w:cs="宋体"/>
                 <w:snapToGrid w:val="0"/>
                 <w:color w:val="000000"/>
                 <w:spacing w:val="200"/>
@@ -1341,17 +1615,6 @@
                 <w:lang w:val="en-US" w:eastAsia="en-US" w:bidi="ar-SA"/>
               </w:rPr>
             </w:pPr>
-            <w:r>
-              <w:rPr>
-                <w:rFonts w:asciiTheme="minorAscii" w:eastAsiaTheme="minorEastAsia" w:hAnsiTheme="minorAscii" w:hint="eastAsia"/>
-                <w:spacing w:val="0"/>
-                <w:kern w:val="0"/>
-                <w:sz w:val="21"/>
-                <w:vertAlign w:val="baseline"/>
-                <w:lang w:val="en-US" w:eastAsia="zh-CN"/>
-              </w:rPr>
-              <w:t>程方</w:t>
-            </w:r>
           </w:p>
         </w:tc>
         <w:tc>
@@ -1375,11 +1638,11 @@
               <w:adjustRightInd w:val="0"/>
               <w:snapToGrid w:val="0"/>
               <w:spacing w:before="173" w:line="229" w:lineRule="auto"/>
-              <w:ind w:left="0" w:right="0" w:firstLine="0" w:leftChars="0" w:rightChars="0" w:firstLineChars="0"/>
+              <w:ind w:left="0" w:leftChars="0" w:right="0" w:rightChars="0" w:firstLine="0" w:firstLineChars="0"/>
               <w:jc w:val="center"/>
               <w:textAlignment w:val="baseline"/>
               <w:rPr>
-                <w:rFonts w:ascii="宋体" w:eastAsia="宋体" w:hAnsi="宋体" w:cs="宋体"/>
+                <w:rFonts w:ascii="宋体" w:hAnsi="宋体" w:eastAsia="宋体" w:cs="宋体"/>
                 <w:snapToGrid w:val="0"/>
                 <w:color w:val="000000"/>
                 <w:spacing w:val="200"/>
@@ -1389,17 +1652,6 @@
                 <w:lang w:val="en-US" w:eastAsia="en-US" w:bidi="ar-SA"/>
               </w:rPr>
             </w:pPr>
-            <w:r>
-              <w:rPr>
-                <w:rFonts w:asciiTheme="minorAscii" w:eastAsiaTheme="minorEastAsia" w:hAnsiTheme="minorAscii" w:hint="eastAsia"/>
-                <w:spacing w:val="0"/>
-                <w:kern w:val="0"/>
-                <w:sz w:val="21"/>
-                <w:vertAlign w:val="baseline"/>
-                <w:lang w:val="en-US" w:eastAsia="zh-CN"/>
-              </w:rPr>
-              <w:t>茅建根</w:t>
-            </w:r>
           </w:p>
         </w:tc>
         <w:tc>
@@ -1423,11 +1675,11 @@
               <w:adjustRightInd w:val="0"/>
               <w:snapToGrid w:val="0"/>
               <w:spacing w:before="173" w:line="229" w:lineRule="auto"/>
-              <w:ind w:left="0" w:right="0" w:firstLine="0" w:leftChars="0" w:rightChars="0" w:firstLineChars="0"/>
+              <w:ind w:left="0" w:leftChars="0" w:right="0" w:rightChars="0" w:firstLine="0" w:firstLineChars="0"/>
               <w:jc w:val="center"/>
               <w:textAlignment w:val="baseline"/>
               <w:rPr>
-                <w:rFonts w:ascii="宋体" w:eastAsia="宋体" w:hAnsi="宋体" w:cs="宋体"/>
+                <w:rFonts w:ascii="宋体" w:hAnsi="宋体" w:eastAsia="宋体" w:cs="宋体"/>
                 <w:snapToGrid w:val="0"/>
                 <w:color w:val="000000"/>
                 <w:kern w:val="0"/>
@@ -1436,25 +1688,19 @@
                 <w:lang w:val="en-US" w:eastAsia="en-US" w:bidi="ar-SA"/>
               </w:rPr>
             </w:pPr>
-            <w:r>
-              <w:rPr>
-                <w:rFonts w:asciiTheme="minorAscii" w:eastAsiaTheme="minorEastAsia" w:hAnsiTheme="minorAscii" w:hint="eastAsia"/>
-                <w:spacing w:val="0"/>
-                <w:kern w:val="0"/>
-                <w:sz w:val="21"/>
-                <w:vertAlign w:val="baseline"/>
-                <w:lang w:val="en-US" w:eastAsia="zh-CN"/>
-              </w:rPr>
-              <w:t>吴亚红</w:t>
-            </w:r>
           </w:p>
         </w:tc>
       </w:tr>
       <w:tr>
         <w:tblPrEx>
-          <w:tblW w:w="8214" w:type="dxa"/>
-          <w:jc w:val="center"/>
-          <w:tblLayout w:type="fixed"/>
+          <w:tblBorders>
+            <w:top w:val="single" w:color="000000" w:sz="2" w:space="0"/>
+            <w:left w:val="single" w:color="000000" w:sz="2" w:space="0"/>
+            <w:bottom w:val="single" w:color="000000" w:sz="2" w:space="0"/>
+            <w:right w:val="single" w:color="000000" w:sz="2" w:space="0"/>
+            <w:insideH w:val="single" w:color="000000" w:sz="2" w:space="0"/>
+            <w:insideV w:val="single" w:color="000000" w:sz="2" w:space="0"/>
+          </w:tblBorders>
           <w:tblCellMar>
             <w:top w:w="0" w:type="dxa"/>
             <w:left w:w="0" w:type="dxa"/>
@@ -1463,7 +1709,7 @@
           </w:tblCellMar>
         </w:tblPrEx>
         <w:trPr>
-          <w:trHeight w:val="556"/>
+          <w:trHeight w:val="556" w:hRule="atLeast"/>
           <w:jc w:val="center"/>
         </w:trPr>
         <w:tc>
@@ -1487,11 +1733,11 @@
               <w:adjustRightInd w:val="0"/>
               <w:snapToGrid w:val="0"/>
               <w:spacing w:before="173" w:line="267" w:lineRule="exact"/>
-              <w:ind w:left="0" w:right="0" w:firstLine="0" w:leftChars="0" w:rightChars="0" w:firstLineChars="0"/>
+              <w:ind w:left="0" w:leftChars="0" w:right="0" w:rightChars="0" w:firstLine="0" w:firstLineChars="0"/>
               <w:jc w:val="center"/>
               <w:textAlignment w:val="baseline"/>
               <w:rPr>
-                <w:rFonts w:ascii="宋体" w:eastAsia="宋体" w:hAnsi="宋体" w:cs="宋体" w:hint="default"/>
+                <w:rFonts w:hint="default" w:ascii="宋体" w:hAnsi="宋体" w:eastAsia="宋体" w:cs="宋体"/>
                 <w:snapToGrid w:val="0"/>
                 <w:color w:val="000000"/>
                 <w:kern w:val="0"/>
@@ -1500,48 +1746,6 @@
                 <w:lang w:val="en-US" w:eastAsia="en-US" w:bidi="ar-SA"/>
               </w:rPr>
             </w:pPr>
-            <w:r>
-              <w:rPr>
-                <w:rFonts w:ascii="宋体" w:eastAsia="宋体" w:hAnsi="宋体" w:cs="宋体"/>
-                <w:spacing w:val="3"/>
-                <w:position w:val="1"/>
-                <w:sz w:val="20"/>
-                <w:szCs w:val="20"/>
-              </w:rPr>
-              <w:t>202</w:t>
-            </w:r>
-            <w:r>
-              <w:rPr>
-                <w:rFonts w:ascii="宋体" w:hAnsi="宋体" w:cs="宋体" w:hint="eastAsia"/>
-                <w:spacing w:val="3"/>
-                <w:position w:val="1"/>
-                <w:sz w:val="20"/>
-                <w:szCs w:val="20"/>
-                <w:lang w:val="en-US" w:eastAsia="zh-CN"/>
-              </w:rPr>
-              <w:t>5</w:t>
-            </w:r>
-            <w:r>
-              <w:rPr>
-                <w:rFonts w:ascii="宋体" w:eastAsia="宋体" w:hAnsi="宋体" w:cs="宋体"/>
-                <w:spacing w:val="3"/>
-                <w:position w:val="1"/>
-                <w:sz w:val="20"/>
-                <w:szCs w:val="20"/>
-              </w:rPr>
-              <w:t>.1.</w:t>
-            </w:r>
-            <w:r>
-              <w:rPr>
-                <w:rFonts w:ascii="宋体" w:hAnsi="宋体" w:cs="宋体" w:hint="eastAsia"/>
-                <w:spacing w:val="3"/>
-                <w:position w:val="1"/>
-                <w:sz w:val="20"/>
-                <w:szCs w:val="20"/>
-                <w:lang w:val="en-US" w:eastAsia="zh-CN"/>
-              </w:rPr>
-              <w:t>10</w:t>
-            </w:r>
           </w:p>
         </w:tc>
         <w:tc>
@@ -1565,11 +1769,11 @@
               <w:adjustRightInd w:val="0"/>
               <w:snapToGrid w:val="0"/>
               <w:spacing w:before="173" w:line="267" w:lineRule="exact"/>
-              <w:ind w:left="0" w:right="0" w:firstLine="0" w:leftChars="0" w:rightChars="0" w:firstLineChars="0"/>
+              <w:ind w:left="0" w:leftChars="0" w:right="0" w:rightChars="0" w:firstLine="0" w:firstLineChars="0"/>
               <w:jc w:val="center"/>
               <w:textAlignment w:val="baseline"/>
               <w:rPr>
-                <w:rFonts w:ascii="宋体" w:eastAsia="宋体" w:hAnsi="宋体" w:cs="宋体"/>
+                <w:rFonts w:ascii="宋体" w:hAnsi="宋体" w:eastAsia="宋体" w:cs="宋体"/>
                 <w:snapToGrid w:val="0"/>
                 <w:color w:val="000000"/>
                 <w:kern w:val="0"/>
@@ -1578,16 +1782,6 @@
                 <w:lang w:val="en-US" w:eastAsia="en-US" w:bidi="ar-SA"/>
               </w:rPr>
             </w:pPr>
-            <w:r>
-              <w:rPr>
-                <w:rFonts w:ascii="宋体" w:eastAsia="宋体" w:hAnsi="宋体" w:cs="宋体"/>
-                <w:spacing w:val="4"/>
-                <w:position w:val="1"/>
-                <w:sz w:val="20"/>
-                <w:szCs w:val="20"/>
-              </w:rPr>
-              <w:t>V1.0</w:t>
-            </w:r>
           </w:p>
         </w:tc>
         <w:tc>
@@ -1611,11 +1805,11 @@
               <w:adjustRightInd w:val="0"/>
               <w:snapToGrid w:val="0"/>
               <w:spacing w:before="173" w:line="229" w:lineRule="auto"/>
-              <w:ind w:left="0" w:right="0" w:firstLine="0" w:leftChars="0" w:rightChars="0" w:firstLineChars="0"/>
+              <w:ind w:left="0" w:leftChars="0" w:right="0" w:rightChars="0" w:firstLine="0" w:firstLineChars="0"/>
               <w:jc w:val="center"/>
               <w:textAlignment w:val="baseline"/>
               <w:rPr>
-                <w:rFonts w:ascii="宋体" w:eastAsia="宋体" w:hAnsi="宋体" w:cs="宋体" w:hint="default"/>
+                <w:rFonts w:hint="default" w:ascii="宋体" w:hAnsi="宋体" w:eastAsia="宋体" w:cs="宋体"/>
                 <w:snapToGrid w:val="0"/>
                 <w:color w:val="000000"/>
                 <w:kern w:val="0"/>
@@ -1624,18 +1818,6 @@
                 <w:lang w:val="en-US" w:eastAsia="zh-CN" w:bidi="ar-SA"/>
               </w:rPr>
             </w:pPr>
-            <w:r>
-              <w:rPr>
-                <w:rFonts w:ascii="宋体" w:hAnsi="宋体" w:cs="宋体" w:hint="eastAsia"/>
-                <w:snapToGrid w:val="0"/>
-                <w:color w:val="000000"/>
-                <w:kern w:val="0"/>
-                <w:sz w:val="20"/>
-                <w:szCs w:val="20"/>
-                <w:lang w:val="en-US" w:eastAsia="zh-CN" w:bidi="ar-SA"/>
-              </w:rPr>
-              <w:t>修订应急采购</w:t>
-            </w:r>
           </w:p>
         </w:tc>
         <w:tc>
@@ -1659,11 +1841,11 @@
               <w:adjustRightInd w:val="0"/>
               <w:snapToGrid w:val="0"/>
               <w:spacing w:before="173" w:line="229" w:lineRule="auto"/>
-              <w:ind w:left="0" w:right="0" w:firstLine="0" w:leftChars="0" w:rightChars="0" w:firstLineChars="0"/>
+              <w:ind w:left="0" w:leftChars="0" w:right="0" w:rightChars="0" w:firstLine="0" w:firstLineChars="0"/>
               <w:jc w:val="center"/>
               <w:textAlignment w:val="baseline"/>
               <w:rPr>
-                <w:rFonts w:ascii="宋体" w:eastAsia="宋体" w:hAnsi="宋体" w:cs="宋体"/>
+                <w:rFonts w:ascii="宋体" w:hAnsi="宋体" w:eastAsia="宋体" w:cs="宋体"/>
                 <w:snapToGrid w:val="0"/>
                 <w:color w:val="000000"/>
                 <w:spacing w:val="200"/>
@@ -1673,17 +1855,6 @@
                 <w:lang w:val="en-US" w:eastAsia="en-US" w:bidi="ar-SA"/>
               </w:rPr>
             </w:pPr>
-            <w:r>
-              <w:rPr>
-                <w:rFonts w:asciiTheme="minorAscii" w:eastAsiaTheme="minorEastAsia" w:hAnsiTheme="minorAscii" w:hint="eastAsia"/>
-                <w:spacing w:val="0"/>
-                <w:kern w:val="0"/>
-                <w:sz w:val="21"/>
-                <w:vertAlign w:val="baseline"/>
-                <w:lang w:val="en-US" w:eastAsia="zh-CN"/>
-              </w:rPr>
-              <w:t>程方</w:t>
-            </w:r>
           </w:p>
         </w:tc>
         <w:tc>
@@ -1707,11 +1878,11 @@
               <w:adjustRightInd w:val="0"/>
               <w:snapToGrid w:val="0"/>
               <w:spacing w:before="173" w:line="229" w:lineRule="auto"/>
-              <w:ind w:left="0" w:right="0" w:firstLine="0" w:leftChars="0" w:rightChars="0" w:firstLineChars="0"/>
+              <w:ind w:left="0" w:leftChars="0" w:right="0" w:rightChars="0" w:firstLine="0" w:firstLineChars="0"/>
               <w:jc w:val="center"/>
               <w:textAlignment w:val="baseline"/>
               <w:rPr>
-                <w:rFonts w:ascii="宋体" w:eastAsia="宋体" w:hAnsi="宋体" w:cs="宋体"/>
+                <w:rFonts w:ascii="宋体" w:hAnsi="宋体" w:eastAsia="宋体" w:cs="宋体"/>
                 <w:snapToGrid w:val="0"/>
                 <w:color w:val="000000"/>
                 <w:spacing w:val="200"/>
@@ -1721,17 +1892,6 @@
                 <w:lang w:val="en-US" w:eastAsia="en-US" w:bidi="ar-SA"/>
               </w:rPr>
             </w:pPr>
-            <w:r>
-              <w:rPr>
-                <w:rFonts w:asciiTheme="minorAscii" w:eastAsiaTheme="minorEastAsia" w:hAnsiTheme="minorAscii" w:hint="eastAsia"/>
-                <w:spacing w:val="0"/>
-                <w:kern w:val="0"/>
-                <w:sz w:val="21"/>
-                <w:vertAlign w:val="baseline"/>
-                <w:lang w:val="en-US" w:eastAsia="zh-CN"/>
-              </w:rPr>
-              <w:t>茅建根</w:t>
-            </w:r>
           </w:p>
         </w:tc>
         <w:tc>
@@ -1755,11 +1915,11 @@
               <w:adjustRightInd w:val="0"/>
               <w:snapToGrid w:val="0"/>
               <w:spacing w:before="173" w:line="229" w:lineRule="auto"/>
-              <w:ind w:left="0" w:right="0" w:firstLine="0" w:leftChars="0" w:rightChars="0" w:firstLineChars="0"/>
+              <w:ind w:left="0" w:leftChars="0" w:right="0" w:rightChars="0" w:firstLine="0" w:firstLineChars="0"/>
               <w:jc w:val="center"/>
               <w:textAlignment w:val="baseline"/>
               <w:rPr>
-                <w:rFonts w:ascii="宋体" w:eastAsia="宋体" w:hAnsi="宋体" w:cs="宋体"/>
+                <w:rFonts w:ascii="宋体" w:hAnsi="宋体" w:eastAsia="宋体" w:cs="宋体"/>
                 <w:snapToGrid w:val="0"/>
                 <w:color w:val="000000"/>
                 <w:kern w:val="0"/>
@@ -1768,25 +1928,19 @@
                 <w:lang w:val="en-US" w:eastAsia="en-US" w:bidi="ar-SA"/>
               </w:rPr>
             </w:pPr>
-            <w:r>
-              <w:rPr>
-                <w:rFonts w:asciiTheme="minorAscii" w:eastAsiaTheme="minorEastAsia" w:hAnsiTheme="minorAscii" w:hint="eastAsia"/>
-                <w:spacing w:val="0"/>
-                <w:kern w:val="0"/>
-                <w:sz w:val="21"/>
-                <w:vertAlign w:val="baseline"/>
-                <w:lang w:val="en-US" w:eastAsia="zh-CN"/>
-              </w:rPr>
-              <w:t>吴亚红</w:t>
-            </w:r>
           </w:p>
         </w:tc>
       </w:tr>
       <w:tr>
         <w:tblPrEx>
-          <w:tblW w:w="8214" w:type="dxa"/>
-          <w:jc w:val="center"/>
-          <w:tblLayout w:type="fixed"/>
+          <w:tblBorders>
+            <w:top w:val="single" w:color="000000" w:sz="2" w:space="0"/>
+            <w:left w:val="single" w:color="000000" w:sz="2" w:space="0"/>
+            <w:bottom w:val="single" w:color="000000" w:sz="2" w:space="0"/>
+            <w:right w:val="single" w:color="000000" w:sz="2" w:space="0"/>
+            <w:insideH w:val="single" w:color="000000" w:sz="2" w:space="0"/>
+            <w:insideV w:val="single" w:color="000000" w:sz="2" w:space="0"/>
+          </w:tblBorders>
           <w:tblCellMar>
             <w:top w:w="0" w:type="dxa"/>
             <w:left w:w="0" w:type="dxa"/>
@@ -1795,7 +1949,7 @@
           </w:tblCellMar>
         </w:tblPrEx>
         <w:trPr>
-          <w:trHeight w:val="556"/>
+          <w:trHeight w:val="556" w:hRule="atLeast"/>
           <w:jc w:val="center"/>
         </w:trPr>
         <w:tc>
@@ -1804,7 +1958,7 @@
           </w:tcPr>
           <w:p>
             <w:pPr>
-              <w:pStyle w:val="TableText"/>
+              <w:pStyle w:val="29"/>
               <w:keepNext w:val="0"/>
               <w:keepLines w:val="0"/>
               <w:pageBreakBefore w:val="0"/>
@@ -1818,7 +1972,7 @@
               <w:bidi w:val="0"/>
               <w:adjustRightInd w:val="0"/>
               <w:snapToGrid w:val="0"/>
-              <w:ind w:left="0" w:right="0" w:firstLine="0" w:leftChars="0" w:rightChars="0" w:firstLineChars="0"/>
+              <w:ind w:left="0" w:leftChars="0" w:right="0" w:rightChars="0" w:firstLine="0" w:firstLineChars="0"/>
               <w:jc w:val="center"/>
               <w:textAlignment w:val="baseline"/>
             </w:pPr>
@@ -1830,7 +1984,7 @@
           </w:tcPr>
           <w:p>
             <w:pPr>
-              <w:pStyle w:val="TableText"/>
+              <w:pStyle w:val="29"/>
               <w:keepNext w:val="0"/>
               <w:keepLines w:val="0"/>
               <w:pageBreakBefore w:val="0"/>
@@ -1844,7 +1998,7 @@
               <w:bidi w:val="0"/>
               <w:adjustRightInd w:val="0"/>
               <w:snapToGrid w:val="0"/>
-              <w:ind w:left="0" w:right="0" w:firstLine="0" w:leftChars="0" w:rightChars="0" w:firstLineChars="0"/>
+              <w:ind w:left="0" w:leftChars="0" w:right="0" w:rightChars="0" w:firstLine="0" w:firstLineChars="0"/>
               <w:jc w:val="center"/>
               <w:textAlignment w:val="baseline"/>
             </w:pPr>
@@ -1856,7 +2010,7 @@
           </w:tcPr>
           <w:p>
             <w:pPr>
-              <w:pStyle w:val="TableText"/>
+              <w:pStyle w:val="29"/>
               <w:keepNext w:val="0"/>
               <w:keepLines w:val="0"/>
               <w:pageBreakBefore w:val="0"/>
@@ -1870,7 +2024,7 @@
               <w:bidi w:val="0"/>
               <w:adjustRightInd w:val="0"/>
               <w:snapToGrid w:val="0"/>
-              <w:ind w:left="0" w:right="0" w:firstLine="0" w:leftChars="0" w:rightChars="0" w:firstLineChars="0"/>
+              <w:ind w:left="0" w:leftChars="0" w:right="0" w:rightChars="0" w:firstLine="0" w:firstLineChars="0"/>
               <w:jc w:val="center"/>
               <w:textAlignment w:val="baseline"/>
             </w:pPr>
@@ -1882,7 +2036,7 @@
           </w:tcPr>
           <w:p>
             <w:pPr>
-              <w:pStyle w:val="TableText"/>
+              <w:pStyle w:val="29"/>
               <w:keepNext w:val="0"/>
               <w:keepLines w:val="0"/>
               <w:pageBreakBefore w:val="0"/>
@@ -1896,7 +2050,7 @@
               <w:bidi w:val="0"/>
               <w:adjustRightInd w:val="0"/>
               <w:snapToGrid w:val="0"/>
-              <w:ind w:left="0" w:right="0" w:firstLine="0" w:leftChars="0" w:rightChars="0" w:firstLineChars="0"/>
+              <w:ind w:left="0" w:leftChars="0" w:right="0" w:rightChars="0" w:firstLine="0" w:firstLineChars="0"/>
               <w:jc w:val="center"/>
               <w:textAlignment w:val="baseline"/>
             </w:pPr>
@@ -1908,7 +2062,7 @@
           </w:tcPr>
           <w:p>
             <w:pPr>
-              <w:pStyle w:val="TableText"/>
+              <w:pStyle w:val="29"/>
               <w:keepNext w:val="0"/>
               <w:keepLines w:val="0"/>
               <w:pageBreakBefore w:val="0"/>
@@ -1922,7 +2076,7 @@
               <w:bidi w:val="0"/>
               <w:adjustRightInd w:val="0"/>
               <w:snapToGrid w:val="0"/>
-              <w:ind w:left="0" w:right="0" w:firstLine="0" w:leftChars="0" w:rightChars="0" w:firstLineChars="0"/>
+              <w:ind w:left="0" w:leftChars="0" w:right="0" w:rightChars="0" w:firstLine="0" w:firstLineChars="0"/>
               <w:jc w:val="center"/>
               <w:textAlignment w:val="baseline"/>
             </w:pPr>
@@ -1934,7 +2088,7 @@
           </w:tcPr>
           <w:p>
             <w:pPr>
-              <w:pStyle w:val="TableText"/>
+              <w:pStyle w:val="29"/>
               <w:keepNext w:val="0"/>
               <w:keepLines w:val="0"/>
               <w:pageBreakBefore w:val="0"/>
@@ -1948,7 +2102,7 @@
               <w:bidi w:val="0"/>
               <w:adjustRightInd w:val="0"/>
               <w:snapToGrid w:val="0"/>
-              <w:ind w:left="0" w:right="0" w:firstLine="0" w:leftChars="0" w:rightChars="0" w:firstLineChars="0"/>
+              <w:ind w:left="0" w:leftChars="0" w:right="0" w:rightChars="0" w:firstLine="0" w:firstLineChars="0"/>
               <w:jc w:val="center"/>
               <w:textAlignment w:val="baseline"/>
             </w:pPr>
@@ -1957,9 +2111,14 @@
       </w:tr>
       <w:tr>
         <w:tblPrEx>
-          <w:tblW w:w="8214" w:type="dxa"/>
-          <w:jc w:val="center"/>
-          <w:tblLayout w:type="fixed"/>
+          <w:tblBorders>
+            <w:top w:val="single" w:color="000000" w:sz="2" w:space="0"/>
+            <w:left w:val="single" w:color="000000" w:sz="2" w:space="0"/>
+            <w:bottom w:val="single" w:color="000000" w:sz="2" w:space="0"/>
+            <w:right w:val="single" w:color="000000" w:sz="2" w:space="0"/>
+            <w:insideH w:val="single" w:color="000000" w:sz="2" w:space="0"/>
+            <w:insideV w:val="single" w:color="000000" w:sz="2" w:space="0"/>
+          </w:tblBorders>
           <w:tblCellMar>
             <w:top w:w="0" w:type="dxa"/>
             <w:left w:w="0" w:type="dxa"/>
@@ -1968,7 +2127,7 @@
           </w:tblCellMar>
         </w:tblPrEx>
         <w:trPr>
-          <w:trHeight w:val="557"/>
+          <w:trHeight w:val="557" w:hRule="atLeast"/>
           <w:jc w:val="center"/>
         </w:trPr>
         <w:tc>
@@ -1977,7 +2136,7 @@
           </w:tcPr>
           <w:p>
             <w:pPr>
-              <w:pStyle w:val="TableText"/>
+              <w:pStyle w:val="29"/>
               <w:keepNext w:val="0"/>
               <w:keepLines w:val="0"/>
               <w:pageBreakBefore w:val="0"/>
@@ -1991,7 +2150,7 @@
               <w:bidi w:val="0"/>
               <w:adjustRightInd w:val="0"/>
               <w:snapToGrid w:val="0"/>
-              <w:ind w:left="0" w:right="0" w:firstLine="0" w:leftChars="0" w:rightChars="0" w:firstLineChars="0"/>
+              <w:ind w:left="0" w:leftChars="0" w:right="0" w:rightChars="0" w:firstLine="0" w:firstLineChars="0"/>
               <w:jc w:val="center"/>
               <w:textAlignment w:val="baseline"/>
             </w:pPr>
@@ -2003,7 +2162,7 @@
           </w:tcPr>
           <w:p>
             <w:pPr>
-              <w:pStyle w:val="TableText"/>
+              <w:pStyle w:val="29"/>
               <w:keepNext w:val="0"/>
               <w:keepLines w:val="0"/>
               <w:pageBreakBefore w:val="0"/>
@@ -2017,7 +2176,7 @@
               <w:bidi w:val="0"/>
               <w:adjustRightInd w:val="0"/>
               <w:snapToGrid w:val="0"/>
-              <w:ind w:left="0" w:right="0" w:firstLine="0" w:leftChars="0" w:rightChars="0" w:firstLineChars="0"/>
+              <w:ind w:left="0" w:leftChars="0" w:right="0" w:rightChars="0" w:firstLine="0" w:firstLineChars="0"/>
               <w:jc w:val="center"/>
               <w:textAlignment w:val="baseline"/>
             </w:pPr>
@@ -2029,7 +2188,7 @@
           </w:tcPr>
           <w:p>
             <w:pPr>
-              <w:pStyle w:val="TableText"/>
+              <w:pStyle w:val="29"/>
               <w:keepNext w:val="0"/>
               <w:keepLines w:val="0"/>
               <w:pageBreakBefore w:val="0"/>
@@ -2043,7 +2202,7 @@
               <w:bidi w:val="0"/>
               <w:adjustRightInd w:val="0"/>
               <w:snapToGrid w:val="0"/>
-              <w:ind w:left="0" w:right="0" w:firstLine="0" w:leftChars="0" w:rightChars="0" w:firstLineChars="0"/>
+              <w:ind w:left="0" w:leftChars="0" w:right="0" w:rightChars="0" w:firstLine="0" w:firstLineChars="0"/>
               <w:jc w:val="center"/>
               <w:textAlignment w:val="baseline"/>
             </w:pPr>
@@ -2055,7 +2214,7 @@
           </w:tcPr>
           <w:p>
             <w:pPr>
-              <w:pStyle w:val="TableText"/>
+              <w:pStyle w:val="29"/>
               <w:keepNext w:val="0"/>
               <w:keepLines w:val="0"/>
               <w:pageBreakBefore w:val="0"/>
@@ -2069,7 +2228,7 @@
               <w:bidi w:val="0"/>
               <w:adjustRightInd w:val="0"/>
               <w:snapToGrid w:val="0"/>
-              <w:ind w:left="0" w:right="0" w:firstLine="0" w:leftChars="0" w:rightChars="0" w:firstLineChars="0"/>
+              <w:ind w:left="0" w:leftChars="0" w:right="0" w:rightChars="0" w:firstLine="0" w:firstLineChars="0"/>
               <w:jc w:val="center"/>
               <w:textAlignment w:val="baseline"/>
             </w:pPr>
@@ -2081,7 +2240,7 @@
           </w:tcPr>
           <w:p>
             <w:pPr>
-              <w:pStyle w:val="TableText"/>
+              <w:pStyle w:val="29"/>
               <w:keepNext w:val="0"/>
               <w:keepLines w:val="0"/>
               <w:pageBreakBefore w:val="0"/>
@@ -2095,7 +2254,7 @@
               <w:bidi w:val="0"/>
               <w:adjustRightInd w:val="0"/>
               <w:snapToGrid w:val="0"/>
-              <w:ind w:left="0" w:right="0" w:firstLine="0" w:leftChars="0" w:rightChars="0" w:firstLineChars="0"/>
+              <w:ind w:left="0" w:leftChars="0" w:right="0" w:rightChars="0" w:firstLine="0" w:firstLineChars="0"/>
               <w:jc w:val="center"/>
               <w:textAlignment w:val="baseline"/>
             </w:pPr>
@@ -2107,7 +2266,7 @@
           </w:tcPr>
           <w:p>
             <w:pPr>
-              <w:pStyle w:val="TableText"/>
+              <w:pStyle w:val="29"/>
               <w:keepNext w:val="0"/>
               <w:keepLines w:val="0"/>
               <w:pageBreakBefore w:val="0"/>
@@ -2121,7 +2280,7 @@
               <w:bidi w:val="0"/>
               <w:adjustRightInd w:val="0"/>
               <w:snapToGrid w:val="0"/>
-              <w:ind w:left="0" w:right="0" w:firstLine="0" w:leftChars="0" w:rightChars="0" w:firstLineChars="0"/>
+              <w:ind w:left="0" w:leftChars="0" w:right="0" w:rightChars="0" w:firstLine="0" w:firstLineChars="0"/>
               <w:jc w:val="center"/>
               <w:textAlignment w:val="baseline"/>
             </w:pPr>
@@ -2153,7 +2312,7 @@
     <w:sdt>
       <w:sdtPr>
         <w:rPr>
-          <w:rFonts w:ascii="宋体" w:eastAsia="宋体" w:hAnsi="宋体" w:cs="Arial"/>
+          <w:rFonts w:ascii="宋体" w:hAnsi="宋体" w:eastAsia="宋体" w:cs="Arial"/>
           <w:snapToGrid w:val="0"/>
           <w:color w:val="000000"/>
           <w:kern w:val="0"/>
@@ -2169,7 +2328,7 @@
       </w:sdtPr>
       <w:sdtEndPr>
         <w:rPr>
-          <w:rFonts w:ascii="宋体" w:eastAsia="宋体" w:hAnsi="宋体" w:cs="宋体" w:hint="eastAsia"/>
+          <w:rFonts w:hint="eastAsia" w:ascii="宋体" w:hAnsi="宋体" w:eastAsia="宋体" w:cs="宋体"/>
           <w:snapToGrid w:val="0"/>
           <w:color w:val="000000"/>
           <w:kern w:val="0"/>
@@ -2195,18 +2354,18 @@
             <w:adjustRightInd w:val="0"/>
             <w:snapToGrid w:val="0"/>
             <w:spacing w:before="0" w:beforeLines="0" w:after="0" w:afterLines="0" w:line="240" w:lineRule="auto"/>
-            <w:ind w:left="0" w:right="0" w:firstLine="0" w:leftChars="0" w:rightChars="0" w:firstLineChars="0"/>
+            <w:ind w:left="0" w:leftChars="0" w:right="0" w:rightChars="0" w:firstLine="0" w:firstLineChars="0"/>
             <w:jc w:val="center"/>
             <w:textAlignment w:val="baseline"/>
             <w:rPr>
-              <w:rFonts w:ascii="宋体" w:eastAsia="宋体" w:hAnsi="宋体" w:cs="宋体" w:hint="eastAsia"/>
+              <w:rFonts w:hint="eastAsia" w:ascii="宋体" w:hAnsi="宋体" w:eastAsia="宋体" w:cs="宋体"/>
               <w:sz w:val="24"/>
               <w:szCs w:val="24"/>
             </w:rPr>
           </w:pPr>
           <w:r>
             <w:rPr>
-              <w:rFonts w:ascii="宋体" w:eastAsia="宋体" w:hAnsi="宋体" w:cs="宋体" w:hint="eastAsia"/>
+              <w:rFonts w:hint="eastAsia" w:ascii="宋体" w:hAnsi="宋体" w:eastAsia="宋体" w:cs="宋体"/>
               <w:sz w:val="24"/>
               <w:szCs w:val="24"/>
             </w:rPr>
@@ -2215,14 +2374,16 @@
         </w:p>
         <w:p>
           <w:pPr>
-            <w:pStyle w:val="TOC1"/>
+            <w:pStyle w:val="16"/>
             <w:tabs>
               <w:tab w:val="right" w:leader="dot" w:pos="8306"/>
             </w:tabs>
           </w:pPr>
-          <w:r>
-            <w:rPr>
-              <w:rFonts w:ascii="宋体" w:eastAsia="宋体" w:hAnsi="宋体" w:cs="宋体" w:hint="eastAsia"/>
+          <w:bookmarkStart w:id="52" w:name="_GoBack"/>
+          <w:bookmarkEnd w:id="52"/>
+          <w:r>
+            <w:rPr>
+              <w:rFonts w:hint="eastAsia" w:ascii="宋体" w:hAnsi="宋体" w:eastAsia="宋体" w:cs="宋体"/>
               <w:sz w:val="24"/>
               <w:szCs w:val="24"/>
             </w:rPr>
@@ -2230,7 +2391,7 @@
           </w:r>
           <w:r>
             <w:rPr>
-              <w:rFonts w:ascii="宋体" w:eastAsia="宋体" w:hAnsi="宋体" w:cs="宋体" w:hint="eastAsia"/>
+              <w:rFonts w:hint="eastAsia" w:ascii="宋体" w:hAnsi="宋体" w:eastAsia="宋体" w:cs="宋体"/>
               <w:sz w:val="24"/>
               <w:szCs w:val="24"/>
             </w:rPr>
@@ -2238,7 +2399,7 @@
           </w:r>
           <w:r>
             <w:rPr>
-              <w:rFonts w:ascii="宋体" w:eastAsia="宋体" w:hAnsi="宋体" w:cs="宋体" w:hint="eastAsia"/>
+              <w:rFonts w:hint="eastAsia" w:ascii="宋体" w:hAnsi="宋体" w:eastAsia="宋体" w:cs="宋体"/>
               <w:sz w:val="24"/>
               <w:szCs w:val="24"/>
             </w:rPr>
@@ -2246,21 +2407,21 @@
           </w:r>
           <w:r>
             <w:rPr>
-              <w:rFonts w:ascii="宋体" w:eastAsia="宋体" w:hAnsi="宋体" w:cs="宋体" w:hint="eastAsia"/>
+              <w:rFonts w:hint="eastAsia" w:ascii="宋体" w:hAnsi="宋体" w:eastAsia="宋体" w:cs="宋体"/>
               <w:szCs w:val="24"/>
             </w:rPr>
             <w:fldChar w:fldCharType="begin"/>
           </w:r>
           <w:r>
             <w:rPr>
-              <w:rFonts w:ascii="宋体" w:eastAsia="宋体" w:hAnsi="宋体" w:cs="宋体" w:hint="eastAsia"/>
+              <w:rFonts w:hint="eastAsia" w:ascii="宋体" w:hAnsi="宋体" w:eastAsia="宋体" w:cs="宋体"/>
               <w:szCs w:val="24"/>
             </w:rPr>
-            <w:instrText xml:space="preserve"> HYPERLINK \l _Toc23274 </w:instrText>
-          </w:r>
-          <w:r>
-            <w:rPr>
-              <w:rFonts w:ascii="宋体" w:eastAsia="宋体" w:hAnsi="宋体" w:cs="宋体" w:hint="eastAsia"/>
+            <w:instrText xml:space="preserve"> HYPERLINK \l _Toc9658 </w:instrText>
+          </w:r>
+          <w:r>
+            <w:rPr>
+              <w:rFonts w:hint="eastAsia" w:ascii="宋体" w:hAnsi="宋体" w:eastAsia="宋体" w:cs="宋体"/>
               <w:szCs w:val="24"/>
             </w:rPr>
             <w:fldChar w:fldCharType="separate"/>
@@ -2279,7 +2440,7 @@
             <w:fldChar w:fldCharType="begin"/>
           </w:r>
           <w:r>
-            <w:instrText xml:space="preserve"> PAGEREF _Toc23274 \h </w:instrText>
+            <w:instrText xml:space="preserve"> PAGEREF _Toc9658 \h </w:instrText>
           </w:r>
           <w:r>
             <w:fldChar w:fldCharType="separate"/>
@@ -2292,7 +2453,7 @@
           </w:r>
           <w:r>
             <w:rPr>
-              <w:rFonts w:ascii="宋体" w:eastAsia="宋体" w:hAnsi="宋体" w:cs="宋体" w:hint="eastAsia"/>
+              <w:rFonts w:hint="eastAsia" w:ascii="宋体" w:hAnsi="宋体" w:eastAsia="宋体" w:cs="宋体"/>
               <w:szCs w:val="24"/>
             </w:rPr>
             <w:fldChar w:fldCharType="end"/>
@@ -2300,28 +2461,28 @@
         </w:p>
         <w:p>
           <w:pPr>
-            <w:pStyle w:val="TOC1"/>
+            <w:pStyle w:val="16"/>
             <w:tabs>
               <w:tab w:val="right" w:leader="dot" w:pos="8306"/>
             </w:tabs>
           </w:pPr>
           <w:r>
             <w:rPr>
-              <w:rFonts w:ascii="宋体" w:eastAsia="宋体" w:hAnsi="宋体" w:cs="宋体" w:hint="eastAsia"/>
+              <w:rFonts w:hint="eastAsia" w:ascii="宋体" w:hAnsi="宋体" w:eastAsia="宋体" w:cs="宋体"/>
               <w:szCs w:val="24"/>
             </w:rPr>
             <w:fldChar w:fldCharType="begin"/>
           </w:r>
           <w:r>
             <w:rPr>
-              <w:rFonts w:ascii="宋体" w:eastAsia="宋体" w:hAnsi="宋体" w:cs="宋体" w:hint="eastAsia"/>
+              <w:rFonts w:hint="eastAsia" w:ascii="宋体" w:hAnsi="宋体" w:eastAsia="宋体" w:cs="宋体"/>
               <w:szCs w:val="24"/>
             </w:rPr>
-            <w:instrText xml:space="preserve"> HYPERLINK \l _Toc23016 </w:instrText>
-          </w:r>
-          <w:r>
-            <w:rPr>
-              <w:rFonts w:ascii="宋体" w:eastAsia="宋体" w:hAnsi="宋体" w:cs="宋体" w:hint="eastAsia"/>
+            <w:instrText xml:space="preserve"> HYPERLINK \l _Toc7984 </w:instrText>
+          </w:r>
+          <w:r>
+            <w:rPr>
+              <w:rFonts w:hint="eastAsia" w:ascii="宋体" w:hAnsi="宋体" w:eastAsia="宋体" w:cs="宋体"/>
               <w:szCs w:val="24"/>
             </w:rPr>
             <w:fldChar w:fldCharType="separate"/>
@@ -2340,7 +2501,7 @@
             <w:fldChar w:fldCharType="begin"/>
           </w:r>
           <w:r>
-            <w:instrText xml:space="preserve"> PAGEREF _Toc23016 \h </w:instrText>
+            <w:instrText xml:space="preserve"> PAGEREF _Toc7984 \h </w:instrText>
           </w:r>
           <w:r>
             <w:fldChar w:fldCharType="separate"/>
@@ -2353,7 +2514,7 @@
           </w:r>
           <w:r>
             <w:rPr>
-              <w:rFonts w:ascii="宋体" w:eastAsia="宋体" w:hAnsi="宋体" w:cs="宋体" w:hint="eastAsia"/>
+              <w:rFonts w:hint="eastAsia" w:ascii="宋体" w:hAnsi="宋体" w:eastAsia="宋体" w:cs="宋体"/>
               <w:szCs w:val="24"/>
             </w:rPr>
             <w:fldChar w:fldCharType="end"/>
@@ -2361,28 +2522,28 @@
         </w:p>
         <w:p>
           <w:pPr>
-            <w:pStyle w:val="TOC1"/>
+            <w:pStyle w:val="16"/>
             <w:tabs>
               <w:tab w:val="right" w:leader="dot" w:pos="8306"/>
             </w:tabs>
           </w:pPr>
           <w:r>
             <w:rPr>
-              <w:rFonts w:ascii="宋体" w:eastAsia="宋体" w:hAnsi="宋体" w:cs="宋体" w:hint="eastAsia"/>
+              <w:rFonts w:hint="eastAsia" w:ascii="宋体" w:hAnsi="宋体" w:eastAsia="宋体" w:cs="宋体"/>
               <w:szCs w:val="24"/>
             </w:rPr>
             <w:fldChar w:fldCharType="begin"/>
           </w:r>
           <w:r>
             <w:rPr>
-              <w:rFonts w:ascii="宋体" w:eastAsia="宋体" w:hAnsi="宋体" w:cs="宋体" w:hint="eastAsia"/>
+              <w:rFonts w:hint="eastAsia" w:ascii="宋体" w:hAnsi="宋体" w:eastAsia="宋体" w:cs="宋体"/>
               <w:szCs w:val="24"/>
             </w:rPr>
-            <w:instrText xml:space="preserve"> HYPERLINK \l _Toc28905 </w:instrText>
-          </w:r>
-          <w:r>
-            <w:rPr>
-              <w:rFonts w:ascii="宋体" w:eastAsia="宋体" w:hAnsi="宋体" w:cs="宋体" w:hint="eastAsia"/>
+            <w:instrText xml:space="preserve"> HYPERLINK \l _Toc8046 </w:instrText>
+          </w:r>
+          <w:r>
+            <w:rPr>
+              <w:rFonts w:hint="eastAsia" w:ascii="宋体" w:hAnsi="宋体" w:eastAsia="宋体" w:cs="宋体"/>
               <w:szCs w:val="24"/>
             </w:rPr>
             <w:fldChar w:fldCharType="separate"/>
@@ -2403,7 +2564,7 @@
             <w:fldChar w:fldCharType="begin"/>
           </w:r>
           <w:r>
-            <w:instrText xml:space="preserve"> PAGEREF _Toc28905 \h </w:instrText>
+            <w:instrText xml:space="preserve"> PAGEREF _Toc8046 \h </w:instrText>
           </w:r>
           <w:r>
             <w:fldChar w:fldCharType="separate"/>
@@ -2416,7 +2577,7 @@
           </w:r>
           <w:r>
             <w:rPr>
-              <w:rFonts w:ascii="宋体" w:eastAsia="宋体" w:hAnsi="宋体" w:cs="宋体" w:hint="eastAsia"/>
+              <w:rFonts w:hint="eastAsia" w:ascii="宋体" w:hAnsi="宋体" w:eastAsia="宋体" w:cs="宋体"/>
               <w:szCs w:val="24"/>
             </w:rPr>
             <w:fldChar w:fldCharType="end"/>
@@ -2424,28 +2585,28 @@
         </w:p>
         <w:p>
           <w:pPr>
-            <w:pStyle w:val="TOC1"/>
+            <w:pStyle w:val="16"/>
             <w:tabs>
               <w:tab w:val="right" w:leader="dot" w:pos="8306"/>
             </w:tabs>
           </w:pPr>
           <w:r>
             <w:rPr>
-              <w:rFonts w:ascii="宋体" w:eastAsia="宋体" w:hAnsi="宋体" w:cs="宋体" w:hint="eastAsia"/>
+              <w:rFonts w:hint="eastAsia" w:ascii="宋体" w:hAnsi="宋体" w:eastAsia="宋体" w:cs="宋体"/>
               <w:szCs w:val="24"/>
             </w:rPr>
             <w:fldChar w:fldCharType="begin"/>
           </w:r>
           <w:r>
             <w:rPr>
-              <w:rFonts w:ascii="宋体" w:eastAsia="宋体" w:hAnsi="宋体" w:cs="宋体" w:hint="eastAsia"/>
+              <w:rFonts w:hint="eastAsia" w:ascii="宋体" w:hAnsi="宋体" w:eastAsia="宋体" w:cs="宋体"/>
               <w:szCs w:val="24"/>
             </w:rPr>
-            <w:instrText xml:space="preserve"> HYPERLINK \l _Toc7144 </w:instrText>
-          </w:r>
-          <w:r>
-            <w:rPr>
-              <w:rFonts w:ascii="宋体" w:eastAsia="宋体" w:hAnsi="宋体" w:cs="宋体" w:hint="eastAsia"/>
+            <w:instrText xml:space="preserve"> HYPERLINK \l _Toc18108 </w:instrText>
+          </w:r>
+          <w:r>
+            <w:rPr>
+              <w:rFonts w:hint="eastAsia" w:ascii="宋体" w:hAnsi="宋体" w:eastAsia="宋体" w:cs="宋体"/>
               <w:szCs w:val="24"/>
             </w:rPr>
             <w:fldChar w:fldCharType="separate"/>
@@ -2466,7 +2627,7 @@
             <w:fldChar w:fldCharType="begin"/>
           </w:r>
           <w:r>
-            <w:instrText xml:space="preserve"> PAGEREF _Toc7144 \h </w:instrText>
+            <w:instrText xml:space="preserve"> PAGEREF _Toc18108 \h </w:instrText>
           </w:r>
           <w:r>
             <w:fldChar w:fldCharType="separate"/>
@@ -2479,7 +2640,7 @@
           </w:r>
           <w:r>
             <w:rPr>
-              <w:rFonts w:ascii="宋体" w:eastAsia="宋体" w:hAnsi="宋体" w:cs="宋体" w:hint="eastAsia"/>
+              <w:rFonts w:hint="eastAsia" w:ascii="宋体" w:hAnsi="宋体" w:eastAsia="宋体" w:cs="宋体"/>
               <w:szCs w:val="24"/>
             </w:rPr>
             <w:fldChar w:fldCharType="end"/>
@@ -2487,28 +2648,28 @@
         </w:p>
         <w:p>
           <w:pPr>
-            <w:pStyle w:val="TOC2"/>
+            <w:pStyle w:val="17"/>
             <w:tabs>
               <w:tab w:val="right" w:leader="dot" w:pos="8306"/>
             </w:tabs>
           </w:pPr>
           <w:r>
             <w:rPr>
-              <w:rFonts w:ascii="宋体" w:eastAsia="宋体" w:hAnsi="宋体" w:cs="宋体" w:hint="eastAsia"/>
+              <w:rFonts w:hint="eastAsia" w:ascii="宋体" w:hAnsi="宋体" w:eastAsia="宋体" w:cs="宋体"/>
               <w:szCs w:val="24"/>
             </w:rPr>
             <w:fldChar w:fldCharType="begin"/>
           </w:r>
           <w:r>
             <w:rPr>
-              <w:rFonts w:ascii="宋体" w:eastAsia="宋体" w:hAnsi="宋体" w:cs="宋体" w:hint="eastAsia"/>
+              <w:rFonts w:hint="eastAsia" w:ascii="宋体" w:hAnsi="宋体" w:eastAsia="宋体" w:cs="宋体"/>
               <w:szCs w:val="24"/>
             </w:rPr>
-            <w:instrText xml:space="preserve"> HYPERLINK \l _Toc1814 </w:instrText>
-          </w:r>
-          <w:r>
-            <w:rPr>
-              <w:rFonts w:ascii="宋体" w:eastAsia="宋体" w:hAnsi="宋体" w:cs="宋体" w:hint="eastAsia"/>
+            <w:instrText xml:space="preserve"> HYPERLINK \l _Toc20203 </w:instrText>
+          </w:r>
+          <w:r>
+            <w:rPr>
+              <w:rFonts w:hint="eastAsia" w:ascii="宋体" w:hAnsi="宋体" w:eastAsia="宋体" w:cs="宋体"/>
               <w:szCs w:val="24"/>
             </w:rPr>
             <w:fldChar w:fldCharType="separate"/>
@@ -2529,7 +2690,7 @@
             <w:fldChar w:fldCharType="begin"/>
           </w:r>
           <w:r>
-            <w:instrText xml:space="preserve"> PAGEREF _Toc1814 \h </w:instrText>
+            <w:instrText xml:space="preserve"> PAGEREF _Toc20203 \h </w:instrText>
           </w:r>
           <w:r>
             <w:fldChar w:fldCharType="separate"/>
@@ -2542,7 +2703,7 @@
           </w:r>
           <w:r>
             <w:rPr>
-              <w:rFonts w:ascii="宋体" w:eastAsia="宋体" w:hAnsi="宋体" w:cs="宋体" w:hint="eastAsia"/>
+              <w:rFonts w:hint="eastAsia" w:ascii="宋体" w:hAnsi="宋体" w:eastAsia="宋体" w:cs="宋体"/>
               <w:szCs w:val="24"/>
             </w:rPr>
             <w:fldChar w:fldCharType="end"/>
@@ -2550,28 +2711,28 @@
         </w:p>
         <w:p>
           <w:pPr>
-            <w:pStyle w:val="TOC1"/>
+            <w:pStyle w:val="16"/>
             <w:tabs>
               <w:tab w:val="right" w:leader="dot" w:pos="8306"/>
             </w:tabs>
           </w:pPr>
           <w:r>
             <w:rPr>
-              <w:rFonts w:ascii="宋体" w:eastAsia="宋体" w:hAnsi="宋体" w:cs="宋体" w:hint="eastAsia"/>
+              <w:rFonts w:hint="eastAsia" w:ascii="宋体" w:hAnsi="宋体" w:eastAsia="宋体" w:cs="宋体"/>
               <w:szCs w:val="24"/>
             </w:rPr>
             <w:fldChar w:fldCharType="begin"/>
           </w:r>
           <w:r>
             <w:rPr>
-              <w:rFonts w:ascii="宋体" w:eastAsia="宋体" w:hAnsi="宋体" w:cs="宋体" w:hint="eastAsia"/>
+              <w:rFonts w:hint="eastAsia" w:ascii="宋体" w:hAnsi="宋体" w:eastAsia="宋体" w:cs="宋体"/>
               <w:szCs w:val="24"/>
             </w:rPr>
-            <w:instrText xml:space="preserve"> HYPERLINK \l _Toc3193 </w:instrText>
-          </w:r>
-          <w:r>
-            <w:rPr>
-              <w:rFonts w:ascii="宋体" w:eastAsia="宋体" w:hAnsi="宋体" w:cs="宋体" w:hint="eastAsia"/>
+            <w:instrText xml:space="preserve"> HYPERLINK \l _Toc6534 </w:instrText>
+          </w:r>
+          <w:r>
+            <w:rPr>
+              <w:rFonts w:hint="eastAsia" w:ascii="宋体" w:hAnsi="宋体" w:eastAsia="宋体" w:cs="宋体"/>
               <w:szCs w:val="24"/>
             </w:rPr>
             <w:fldChar w:fldCharType="separate"/>
@@ -2592,7 +2753,7 @@
             <w:fldChar w:fldCharType="begin"/>
           </w:r>
           <w:r>
-            <w:instrText xml:space="preserve"> PAGEREF _Toc3193 \h </w:instrText>
+            <w:instrText xml:space="preserve"> PAGEREF _Toc6534 \h </w:instrText>
           </w:r>
           <w:r>
             <w:fldChar w:fldCharType="separate"/>
@@ -2605,7 +2766,7 @@
           </w:r>
           <w:r>
             <w:rPr>
-              <w:rFonts w:ascii="宋体" w:eastAsia="宋体" w:hAnsi="宋体" w:cs="宋体" w:hint="eastAsia"/>
+              <w:rFonts w:hint="eastAsia" w:ascii="宋体" w:hAnsi="宋体" w:eastAsia="宋体" w:cs="宋体"/>
               <w:szCs w:val="24"/>
             </w:rPr>
             <w:fldChar w:fldCharType="end"/>
@@ -2613,28 +2774,28 @@
         </w:p>
         <w:p>
           <w:pPr>
-            <w:pStyle w:val="TOC2"/>
+            <w:pStyle w:val="17"/>
             <w:tabs>
               <w:tab w:val="right" w:leader="dot" w:pos="8306"/>
             </w:tabs>
           </w:pPr>
           <w:r>
             <w:rPr>
-              <w:rFonts w:ascii="宋体" w:eastAsia="宋体" w:hAnsi="宋体" w:cs="宋体" w:hint="eastAsia"/>
+              <w:rFonts w:hint="eastAsia" w:ascii="宋体" w:hAnsi="宋体" w:eastAsia="宋体" w:cs="宋体"/>
               <w:szCs w:val="24"/>
             </w:rPr>
             <w:fldChar w:fldCharType="begin"/>
           </w:r>
           <w:r>
             <w:rPr>
-              <w:rFonts w:ascii="宋体" w:eastAsia="宋体" w:hAnsi="宋体" w:cs="宋体" w:hint="eastAsia"/>
+              <w:rFonts w:hint="eastAsia" w:ascii="宋体" w:hAnsi="宋体" w:eastAsia="宋体" w:cs="宋体"/>
               <w:szCs w:val="24"/>
             </w:rPr>
-            <w:instrText xml:space="preserve"> HYPERLINK \l _Toc17725 </w:instrText>
-          </w:r>
-          <w:r>
-            <w:rPr>
-              <w:rFonts w:ascii="宋体" w:eastAsia="宋体" w:hAnsi="宋体" w:cs="宋体" w:hint="eastAsia"/>
+            <w:instrText xml:space="preserve"> HYPERLINK \l _Toc14322 </w:instrText>
+          </w:r>
+          <w:r>
+            <w:rPr>
+              <w:rFonts w:hint="eastAsia" w:ascii="宋体" w:hAnsi="宋体" w:eastAsia="宋体" w:cs="宋体"/>
               <w:szCs w:val="24"/>
             </w:rPr>
             <w:fldChar w:fldCharType="separate"/>
@@ -2655,7 +2816,7 @@
             <w:fldChar w:fldCharType="begin"/>
           </w:r>
           <w:r>
-            <w:instrText xml:space="preserve"> PAGEREF _Toc17725 \h </w:instrText>
+            <w:instrText xml:space="preserve"> PAGEREF _Toc14322 \h </w:instrText>
           </w:r>
           <w:r>
             <w:fldChar w:fldCharType="separate"/>
@@ -2668,7 +2829,7 @@
           </w:r>
           <w:r>
             <w:rPr>
-              <w:rFonts w:ascii="宋体" w:eastAsia="宋体" w:hAnsi="宋体" w:cs="宋体" w:hint="eastAsia"/>
+              <w:rFonts w:hint="eastAsia" w:ascii="宋体" w:hAnsi="宋体" w:eastAsia="宋体" w:cs="宋体"/>
               <w:szCs w:val="24"/>
             </w:rPr>
             <w:fldChar w:fldCharType="end"/>
@@ -2676,28 +2837,28 @@
         </w:p>
         <w:p>
           <w:pPr>
-            <w:pStyle w:val="TOC2"/>
+            <w:pStyle w:val="17"/>
             <w:tabs>
               <w:tab w:val="right" w:leader="dot" w:pos="8306"/>
             </w:tabs>
           </w:pPr>
           <w:r>
             <w:rPr>
-              <w:rFonts w:ascii="宋体" w:eastAsia="宋体" w:hAnsi="宋体" w:cs="宋体" w:hint="eastAsia"/>
+              <w:rFonts w:hint="eastAsia" w:ascii="宋体" w:hAnsi="宋体" w:eastAsia="宋体" w:cs="宋体"/>
               <w:szCs w:val="24"/>
             </w:rPr>
             <w:fldChar w:fldCharType="begin"/>
           </w:r>
           <w:r>
             <w:rPr>
-              <w:rFonts w:ascii="宋体" w:eastAsia="宋体" w:hAnsi="宋体" w:cs="宋体" w:hint="eastAsia"/>
+              <w:rFonts w:hint="eastAsia" w:ascii="宋体" w:hAnsi="宋体" w:eastAsia="宋体" w:cs="宋体"/>
               <w:szCs w:val="24"/>
             </w:rPr>
-            <w:instrText xml:space="preserve"> HYPERLINK \l _Toc10010 </w:instrText>
-          </w:r>
-          <w:r>
-            <w:rPr>
-              <w:rFonts w:ascii="宋体" w:eastAsia="宋体" w:hAnsi="宋体" w:cs="宋体" w:hint="eastAsia"/>
+            <w:instrText xml:space="preserve"> HYPERLINK \l _Toc10981 </w:instrText>
+          </w:r>
+          <w:r>
+            <w:rPr>
+              <w:rFonts w:hint="eastAsia" w:ascii="宋体" w:hAnsi="宋体" w:eastAsia="宋体" w:cs="宋体"/>
               <w:szCs w:val="24"/>
             </w:rPr>
             <w:fldChar w:fldCharType="separate"/>
@@ -2718,7 +2879,7 @@
             <w:fldChar w:fldCharType="begin"/>
           </w:r>
           <w:r>
-            <w:instrText xml:space="preserve"> PAGEREF _Toc10010 \h </w:instrText>
+            <w:instrText xml:space="preserve"> PAGEREF _Toc10981 \h </w:instrText>
           </w:r>
           <w:r>
             <w:fldChar w:fldCharType="separate"/>
@@ -2731,7 +2892,7 @@
           </w:r>
           <w:r>
             <w:rPr>
-              <w:rFonts w:ascii="宋体" w:eastAsia="宋体" w:hAnsi="宋体" w:cs="宋体" w:hint="eastAsia"/>
+              <w:rFonts w:hint="eastAsia" w:ascii="宋体" w:hAnsi="宋体" w:eastAsia="宋体" w:cs="宋体"/>
               <w:szCs w:val="24"/>
             </w:rPr>
             <w:fldChar w:fldCharType="end"/>
@@ -2739,28 +2900,28 @@
         </w:p>
         <w:p>
           <w:pPr>
-            <w:pStyle w:val="TOC1"/>
+            <w:pStyle w:val="16"/>
             <w:tabs>
               <w:tab w:val="right" w:leader="dot" w:pos="8306"/>
             </w:tabs>
           </w:pPr>
           <w:r>
             <w:rPr>
-              <w:rFonts w:ascii="宋体" w:eastAsia="宋体" w:hAnsi="宋体" w:cs="宋体" w:hint="eastAsia"/>
+              <w:rFonts w:hint="eastAsia" w:ascii="宋体" w:hAnsi="宋体" w:eastAsia="宋体" w:cs="宋体"/>
               <w:szCs w:val="24"/>
             </w:rPr>
             <w:fldChar w:fldCharType="begin"/>
           </w:r>
           <w:r>
             <w:rPr>
-              <w:rFonts w:ascii="宋体" w:eastAsia="宋体" w:hAnsi="宋体" w:cs="宋体" w:hint="eastAsia"/>
+              <w:rFonts w:hint="eastAsia" w:ascii="宋体" w:hAnsi="宋体" w:eastAsia="宋体" w:cs="宋体"/>
               <w:szCs w:val="24"/>
             </w:rPr>
-            <w:instrText xml:space="preserve"> HYPERLINK \l _Toc26680 </w:instrText>
-          </w:r>
-          <w:r>
-            <w:rPr>
-              <w:rFonts w:ascii="宋体" w:eastAsia="宋体" w:hAnsi="宋体" w:cs="宋体" w:hint="eastAsia"/>
+            <w:instrText xml:space="preserve"> HYPERLINK \l _Toc19606 </w:instrText>
+          </w:r>
+          <w:r>
+            <w:rPr>
+              <w:rFonts w:hint="eastAsia" w:ascii="宋体" w:hAnsi="宋体" w:eastAsia="宋体" w:cs="宋体"/>
               <w:szCs w:val="24"/>
             </w:rPr>
             <w:fldChar w:fldCharType="separate"/>
@@ -2781,7 +2942,7 @@
             <w:fldChar w:fldCharType="begin"/>
           </w:r>
           <w:r>
-            <w:instrText xml:space="preserve"> PAGEREF _Toc26680 \h </w:instrText>
+            <w:instrText xml:space="preserve"> PAGEREF _Toc19606 \h </w:instrText>
           </w:r>
           <w:r>
             <w:fldChar w:fldCharType="separate"/>
@@ -2794,7 +2955,7 @@
           </w:r>
           <w:r>
             <w:rPr>
-              <w:rFonts w:ascii="宋体" w:eastAsia="宋体" w:hAnsi="宋体" w:cs="宋体" w:hint="eastAsia"/>
+              <w:rFonts w:hint="eastAsia" w:ascii="宋体" w:hAnsi="宋体" w:eastAsia="宋体" w:cs="宋体"/>
               <w:szCs w:val="24"/>
             </w:rPr>
             <w:fldChar w:fldCharType="end"/>
@@ -2802,28 +2963,28 @@
         </w:p>
         <w:p>
           <w:pPr>
-            <w:pStyle w:val="TOC1"/>
+            <w:pStyle w:val="16"/>
             <w:tabs>
               <w:tab w:val="right" w:leader="dot" w:pos="8306"/>
             </w:tabs>
           </w:pPr>
           <w:r>
             <w:rPr>
-              <w:rFonts w:ascii="宋体" w:eastAsia="宋体" w:hAnsi="宋体" w:cs="宋体" w:hint="eastAsia"/>
+              <w:rFonts w:hint="eastAsia" w:ascii="宋体" w:hAnsi="宋体" w:eastAsia="宋体" w:cs="宋体"/>
               <w:szCs w:val="24"/>
             </w:rPr>
             <w:fldChar w:fldCharType="begin"/>
           </w:r>
           <w:r>
             <w:rPr>
-              <w:rFonts w:ascii="宋体" w:eastAsia="宋体" w:hAnsi="宋体" w:cs="宋体" w:hint="eastAsia"/>
+              <w:rFonts w:hint="eastAsia" w:ascii="宋体" w:hAnsi="宋体" w:eastAsia="宋体" w:cs="宋体"/>
               <w:szCs w:val="24"/>
             </w:rPr>
-            <w:instrText xml:space="preserve"> HYPERLINK \l _Toc3888 </w:instrText>
-          </w:r>
-          <w:r>
-            <w:rPr>
-              <w:rFonts w:ascii="宋体" w:eastAsia="宋体" w:hAnsi="宋体" w:cs="宋体" w:hint="eastAsia"/>
+            <w:instrText xml:space="preserve"> HYPERLINK \l _Toc2136 </w:instrText>
+          </w:r>
+          <w:r>
+            <w:rPr>
+              <w:rFonts w:hint="eastAsia" w:ascii="宋体" w:hAnsi="宋体" w:eastAsia="宋体" w:cs="宋体"/>
               <w:szCs w:val="24"/>
             </w:rPr>
             <w:fldChar w:fldCharType="separate"/>
@@ -2844,7 +3005,7 @@
             <w:fldChar w:fldCharType="begin"/>
           </w:r>
           <w:r>
-            <w:instrText xml:space="preserve"> PAGEREF _Toc3888 \h </w:instrText>
+            <w:instrText xml:space="preserve"> PAGEREF _Toc2136 \h </w:instrText>
           </w:r>
           <w:r>
             <w:fldChar w:fldCharType="separate"/>
@@ -2857,7 +3018,7 @@
           </w:r>
           <w:r>
             <w:rPr>
-              <w:rFonts w:ascii="宋体" w:eastAsia="宋体" w:hAnsi="宋体" w:cs="宋体" w:hint="eastAsia"/>
+              <w:rFonts w:hint="eastAsia" w:ascii="宋体" w:hAnsi="宋体" w:eastAsia="宋体" w:cs="宋体"/>
               <w:szCs w:val="24"/>
             </w:rPr>
             <w:fldChar w:fldCharType="end"/>
@@ -2865,28 +3026,28 @@
         </w:p>
         <w:p>
           <w:pPr>
-            <w:pStyle w:val="TOC2"/>
+            <w:pStyle w:val="17"/>
             <w:tabs>
               <w:tab w:val="right" w:leader="dot" w:pos="8306"/>
             </w:tabs>
           </w:pPr>
           <w:r>
             <w:rPr>
-              <w:rFonts w:ascii="宋体" w:eastAsia="宋体" w:hAnsi="宋体" w:cs="宋体" w:hint="eastAsia"/>
+              <w:rFonts w:hint="eastAsia" w:ascii="宋体" w:hAnsi="宋体" w:eastAsia="宋体" w:cs="宋体"/>
               <w:szCs w:val="24"/>
             </w:rPr>
             <w:fldChar w:fldCharType="begin"/>
           </w:r>
           <w:r>
             <w:rPr>
-              <w:rFonts w:ascii="宋体" w:eastAsia="宋体" w:hAnsi="宋体" w:cs="宋体" w:hint="eastAsia"/>
+              <w:rFonts w:hint="eastAsia" w:ascii="宋体" w:hAnsi="宋体" w:eastAsia="宋体" w:cs="宋体"/>
               <w:szCs w:val="24"/>
             </w:rPr>
-            <w:instrText xml:space="preserve"> HYPERLINK \l _Toc16387 </w:instrText>
-          </w:r>
-          <w:r>
-            <w:rPr>
-              <w:rFonts w:ascii="宋体" w:eastAsia="宋体" w:hAnsi="宋体" w:cs="宋体" w:hint="eastAsia"/>
+            <w:instrText xml:space="preserve"> HYPERLINK \l _Toc324 </w:instrText>
+          </w:r>
+          <w:r>
+            <w:rPr>
+              <w:rFonts w:hint="eastAsia" w:ascii="宋体" w:hAnsi="宋体" w:eastAsia="宋体" w:cs="宋体"/>
               <w:szCs w:val="24"/>
             </w:rPr>
             <w:fldChar w:fldCharType="separate"/>
@@ -2907,7 +3068,7 @@
             <w:fldChar w:fldCharType="begin"/>
           </w:r>
           <w:r>
-            <w:instrText xml:space="preserve"> PAGEREF _Toc16387 \h </w:instrText>
+            <w:instrText xml:space="preserve"> PAGEREF _Toc324 \h </w:instrText>
           </w:r>
           <w:r>
             <w:fldChar w:fldCharType="separate"/>
@@ -2920,7 +3081,7 @@
           </w:r>
           <w:r>
             <w:rPr>
-              <w:rFonts w:ascii="宋体" w:eastAsia="宋体" w:hAnsi="宋体" w:cs="宋体" w:hint="eastAsia"/>
+              <w:rFonts w:hint="eastAsia" w:ascii="宋体" w:hAnsi="宋体" w:eastAsia="宋体" w:cs="宋体"/>
               <w:szCs w:val="24"/>
             </w:rPr>
             <w:fldChar w:fldCharType="end"/>
@@ -2928,28 +3089,28 @@
         </w:p>
         <w:p>
           <w:pPr>
-            <w:pStyle w:val="TOC3"/>
+            <w:pStyle w:val="13"/>
             <w:tabs>
               <w:tab w:val="right" w:leader="dot" w:pos="8306"/>
             </w:tabs>
           </w:pPr>
           <w:r>
             <w:rPr>
-              <w:rFonts w:ascii="宋体" w:eastAsia="宋体" w:hAnsi="宋体" w:cs="宋体" w:hint="eastAsia"/>
+              <w:rFonts w:hint="eastAsia" w:ascii="宋体" w:hAnsi="宋体" w:eastAsia="宋体" w:cs="宋体"/>
               <w:szCs w:val="24"/>
             </w:rPr>
             <w:fldChar w:fldCharType="begin"/>
           </w:r>
           <w:r>
             <w:rPr>
-              <w:rFonts w:ascii="宋体" w:eastAsia="宋体" w:hAnsi="宋体" w:cs="宋体" w:hint="eastAsia"/>
+              <w:rFonts w:hint="eastAsia" w:ascii="宋体" w:hAnsi="宋体" w:eastAsia="宋体" w:cs="宋体"/>
               <w:szCs w:val="24"/>
             </w:rPr>
-            <w:instrText xml:space="preserve"> HYPERLINK \l _Toc20040 </w:instrText>
-          </w:r>
-          <w:r>
-            <w:rPr>
-              <w:rFonts w:ascii="宋体" w:eastAsia="宋体" w:hAnsi="宋体" w:cs="宋体" w:hint="eastAsia"/>
+            <w:instrText xml:space="preserve"> HYPERLINK \l _Toc9683 </w:instrText>
+          </w:r>
+          <w:r>
+            <w:rPr>
+              <w:rFonts w:hint="eastAsia" w:ascii="宋体" w:hAnsi="宋体" w:eastAsia="宋体" w:cs="宋体"/>
               <w:szCs w:val="24"/>
             </w:rPr>
             <w:fldChar w:fldCharType="separate"/>
@@ -2970,7 +3131,7 @@
             <w:fldChar w:fldCharType="begin"/>
           </w:r>
           <w:r>
-            <w:instrText xml:space="preserve"> PAGEREF _Toc20040 \h </w:instrText>
+            <w:instrText xml:space="preserve"> PAGEREF _Toc9683 \h </w:instrText>
           </w:r>
           <w:r>
             <w:fldChar w:fldCharType="separate"/>
@@ -2983,7 +3144,7 @@
           </w:r>
           <w:r>
             <w:rPr>
-              <w:rFonts w:ascii="宋体" w:eastAsia="宋体" w:hAnsi="宋体" w:cs="宋体" w:hint="eastAsia"/>
+              <w:rFonts w:hint="eastAsia" w:ascii="宋体" w:hAnsi="宋体" w:eastAsia="宋体" w:cs="宋体"/>
               <w:szCs w:val="24"/>
             </w:rPr>
             <w:fldChar w:fldCharType="end"/>
@@ -2991,28 +3152,28 @@
         </w:p>
         <w:p>
           <w:pPr>
-            <w:pStyle w:val="TOC3"/>
+            <w:pStyle w:val="13"/>
             <w:tabs>
               <w:tab w:val="right" w:leader="dot" w:pos="8306"/>
             </w:tabs>
           </w:pPr>
           <w:r>
             <w:rPr>
-              <w:rFonts w:ascii="宋体" w:eastAsia="宋体" w:hAnsi="宋体" w:cs="宋体" w:hint="eastAsia"/>
+              <w:rFonts w:hint="eastAsia" w:ascii="宋体" w:hAnsi="宋体" w:eastAsia="宋体" w:cs="宋体"/>
               <w:szCs w:val="24"/>
             </w:rPr>
             <w:fldChar w:fldCharType="begin"/>
           </w:r>
           <w:r>
             <w:rPr>
-              <w:rFonts w:ascii="宋体" w:eastAsia="宋体" w:hAnsi="宋体" w:cs="宋体" w:hint="eastAsia"/>
+              <w:rFonts w:hint="eastAsia" w:ascii="宋体" w:hAnsi="宋体" w:eastAsia="宋体" w:cs="宋体"/>
               <w:szCs w:val="24"/>
             </w:rPr>
-            <w:instrText xml:space="preserve"> HYPERLINK \l _Toc19314 </w:instrText>
-          </w:r>
-          <w:r>
-            <w:rPr>
-              <w:rFonts w:ascii="宋体" w:eastAsia="宋体" w:hAnsi="宋体" w:cs="宋体" w:hint="eastAsia"/>
+            <w:instrText xml:space="preserve"> HYPERLINK \l _Toc3678 </w:instrText>
+          </w:r>
+          <w:r>
+            <w:rPr>
+              <w:rFonts w:hint="eastAsia" w:ascii="宋体" w:hAnsi="宋体" w:eastAsia="宋体" w:cs="宋体"/>
               <w:szCs w:val="24"/>
             </w:rPr>
             <w:fldChar w:fldCharType="separate"/>
@@ -3033,7 +3194,7 @@
             <w:fldChar w:fldCharType="begin"/>
           </w:r>
           <w:r>
-            <w:instrText xml:space="preserve"> PAGEREF _Toc19314 \h </w:instrText>
+            <w:instrText xml:space="preserve"> PAGEREF _Toc3678 \h </w:instrText>
           </w:r>
           <w:r>
             <w:fldChar w:fldCharType="separate"/>
@@ -3046,7 +3207,7 @@
           </w:r>
           <w:r>
             <w:rPr>
-              <w:rFonts w:ascii="宋体" w:eastAsia="宋体" w:hAnsi="宋体" w:cs="宋体" w:hint="eastAsia"/>
+              <w:rFonts w:hint="eastAsia" w:ascii="宋体" w:hAnsi="宋体" w:eastAsia="宋体" w:cs="宋体"/>
               <w:szCs w:val="24"/>
             </w:rPr>
             <w:fldChar w:fldCharType="end"/>
@@ -3054,28 +3215,28 @@
         </w:p>
         <w:p>
           <w:pPr>
-            <w:pStyle w:val="TOC3"/>
+            <w:pStyle w:val="13"/>
             <w:tabs>
               <w:tab w:val="right" w:leader="dot" w:pos="8306"/>
             </w:tabs>
           </w:pPr>
           <w:r>
             <w:rPr>
-              <w:rFonts w:ascii="宋体" w:eastAsia="宋体" w:hAnsi="宋体" w:cs="宋体" w:hint="eastAsia"/>
+              <w:rFonts w:hint="eastAsia" w:ascii="宋体" w:hAnsi="宋体" w:eastAsia="宋体" w:cs="宋体"/>
               <w:szCs w:val="24"/>
             </w:rPr>
             <w:fldChar w:fldCharType="begin"/>
           </w:r>
           <w:r>
             <w:rPr>
-              <w:rFonts w:ascii="宋体" w:eastAsia="宋体" w:hAnsi="宋体" w:cs="宋体" w:hint="eastAsia"/>
+              <w:rFonts w:hint="eastAsia" w:ascii="宋体" w:hAnsi="宋体" w:eastAsia="宋体" w:cs="宋体"/>
               <w:szCs w:val="24"/>
             </w:rPr>
-            <w:instrText xml:space="preserve"> HYPERLINK \l _Toc32118 </w:instrText>
-          </w:r>
-          <w:r>
-            <w:rPr>
-              <w:rFonts w:ascii="宋体" w:eastAsia="宋体" w:hAnsi="宋体" w:cs="宋体" w:hint="eastAsia"/>
+            <w:instrText xml:space="preserve"> HYPERLINK \l _Toc1419 </w:instrText>
+          </w:r>
+          <w:r>
+            <w:rPr>
+              <w:rFonts w:hint="eastAsia" w:ascii="宋体" w:hAnsi="宋体" w:eastAsia="宋体" w:cs="宋体"/>
               <w:szCs w:val="24"/>
             </w:rPr>
             <w:fldChar w:fldCharType="separate"/>
@@ -3096,7 +3257,7 @@
             <w:fldChar w:fldCharType="begin"/>
           </w:r>
           <w:r>
-            <w:instrText xml:space="preserve"> PAGEREF _Toc32118 \h </w:instrText>
+            <w:instrText xml:space="preserve"> PAGEREF _Toc1419 \h </w:instrText>
           </w:r>
           <w:r>
             <w:fldChar w:fldCharType="separate"/>
@@ -3109,7 +3270,7 @@
           </w:r>
           <w:r>
             <w:rPr>
-              <w:rFonts w:ascii="宋体" w:eastAsia="宋体" w:hAnsi="宋体" w:cs="宋体" w:hint="eastAsia"/>
+              <w:rFonts w:hint="eastAsia" w:ascii="宋体" w:hAnsi="宋体" w:eastAsia="宋体" w:cs="宋体"/>
               <w:szCs w:val="24"/>
             </w:rPr>
             <w:fldChar w:fldCharType="end"/>
@@ -3117,28 +3278,28 @@
         </w:p>
         <w:p>
           <w:pPr>
-            <w:pStyle w:val="TOC2"/>
+            <w:pStyle w:val="17"/>
             <w:tabs>
               <w:tab w:val="right" w:leader="dot" w:pos="8306"/>
             </w:tabs>
           </w:pPr>
           <w:r>
             <w:rPr>
-              <w:rFonts w:ascii="宋体" w:eastAsia="宋体" w:hAnsi="宋体" w:cs="宋体" w:hint="eastAsia"/>
+              <w:rFonts w:hint="eastAsia" w:ascii="宋体" w:hAnsi="宋体" w:eastAsia="宋体" w:cs="宋体"/>
               <w:szCs w:val="24"/>
             </w:rPr>
             <w:fldChar w:fldCharType="begin"/>
           </w:r>
           <w:r>
             <w:rPr>
-              <w:rFonts w:ascii="宋体" w:eastAsia="宋体" w:hAnsi="宋体" w:cs="宋体" w:hint="eastAsia"/>
+              <w:rFonts w:hint="eastAsia" w:ascii="宋体" w:hAnsi="宋体" w:eastAsia="宋体" w:cs="宋体"/>
               <w:szCs w:val="24"/>
             </w:rPr>
-            <w:instrText xml:space="preserve"> HYPERLINK \l _Toc18064 </w:instrText>
-          </w:r>
-          <w:r>
-            <w:rPr>
-              <w:rFonts w:ascii="宋体" w:eastAsia="宋体" w:hAnsi="宋体" w:cs="宋体" w:hint="eastAsia"/>
+            <w:instrText xml:space="preserve"> HYPERLINK \l _Toc13129 </w:instrText>
+          </w:r>
+          <w:r>
+            <w:rPr>
+              <w:rFonts w:hint="eastAsia" w:ascii="宋体" w:hAnsi="宋体" w:eastAsia="宋体" w:cs="宋体"/>
               <w:szCs w:val="24"/>
             </w:rPr>
             <w:fldChar w:fldCharType="separate"/>
@@ -3150,7 +3311,7 @@
             <w:t xml:space="preserve">5.2. </w:t>
           </w:r>
           <w:r>
-            <w:t>5.2 备品备件库存管理</w:t>
+            <w:t>备品备件库存管理</w:t>
           </w:r>
           <w:r>
             <w:tab/>
@@ -3159,7 +3320,7 @@
             <w:fldChar w:fldCharType="begin"/>
           </w:r>
           <w:r>
-            <w:instrText xml:space="preserve"> PAGEREF _Toc18064 \h </w:instrText>
+            <w:instrText xml:space="preserve"> PAGEREF _Toc13129 \h </w:instrText>
           </w:r>
           <w:r>
             <w:fldChar w:fldCharType="separate"/>
@@ -3172,7 +3333,7 @@
           </w:r>
           <w:r>
             <w:rPr>
-              <w:rFonts w:ascii="宋体" w:eastAsia="宋体" w:hAnsi="宋体" w:cs="宋体" w:hint="eastAsia"/>
+              <w:rFonts w:hint="eastAsia" w:ascii="宋体" w:hAnsi="宋体" w:eastAsia="宋体" w:cs="宋体"/>
               <w:szCs w:val="24"/>
             </w:rPr>
             <w:fldChar w:fldCharType="end"/>
@@ -3180,28 +3341,28 @@
         </w:p>
         <w:p>
           <w:pPr>
-            <w:pStyle w:val="TOC2"/>
+            <w:pStyle w:val="17"/>
             <w:tabs>
               <w:tab w:val="right" w:leader="dot" w:pos="8306"/>
             </w:tabs>
           </w:pPr>
           <w:r>
             <w:rPr>
-              <w:rFonts w:ascii="宋体" w:eastAsia="宋体" w:hAnsi="宋体" w:cs="宋体" w:hint="eastAsia"/>
+              <w:rFonts w:hint="eastAsia" w:ascii="宋体" w:hAnsi="宋体" w:eastAsia="宋体" w:cs="宋体"/>
               <w:szCs w:val="24"/>
             </w:rPr>
             <w:fldChar w:fldCharType="begin"/>
           </w:r>
           <w:r>
             <w:rPr>
-              <w:rFonts w:ascii="宋体" w:eastAsia="宋体" w:hAnsi="宋体" w:cs="宋体" w:hint="eastAsia"/>
+              <w:rFonts w:hint="eastAsia" w:ascii="宋体" w:hAnsi="宋体" w:eastAsia="宋体" w:cs="宋体"/>
               <w:szCs w:val="24"/>
             </w:rPr>
-            <w:instrText xml:space="preserve"> HYPERLINK \l _Toc31423 </w:instrText>
-          </w:r>
-          <w:r>
-            <w:rPr>
-              <w:rFonts w:ascii="宋体" w:eastAsia="宋体" w:hAnsi="宋体" w:cs="宋体" w:hint="eastAsia"/>
+            <w:instrText xml:space="preserve"> HYPERLINK \l _Toc16171 </w:instrText>
+          </w:r>
+          <w:r>
+            <w:rPr>
+              <w:rFonts w:hint="eastAsia" w:ascii="宋体" w:hAnsi="宋体" w:eastAsia="宋体" w:cs="宋体"/>
               <w:szCs w:val="24"/>
             </w:rPr>
             <w:fldChar w:fldCharType="separate"/>
@@ -3222,7 +3383,7 @@
             <w:fldChar w:fldCharType="begin"/>
           </w:r>
           <w:r>
-            <w:instrText xml:space="preserve"> PAGEREF _Toc31423 \h </w:instrText>
+            <w:instrText xml:space="preserve"> PAGEREF _Toc16171 \h </w:instrText>
           </w:r>
           <w:r>
             <w:fldChar w:fldCharType="separate"/>
@@ -3235,7 +3396,7 @@
           </w:r>
           <w:r>
             <w:rPr>
-              <w:rFonts w:ascii="宋体" w:eastAsia="宋体" w:hAnsi="宋体" w:cs="宋体" w:hint="eastAsia"/>
+              <w:rFonts w:hint="eastAsia" w:ascii="宋体" w:hAnsi="宋体" w:eastAsia="宋体" w:cs="宋体"/>
               <w:szCs w:val="24"/>
             </w:rPr>
             <w:fldChar w:fldCharType="end"/>
@@ -3243,28 +3404,28 @@
         </w:p>
         <w:p>
           <w:pPr>
-            <w:pStyle w:val="TOC2"/>
+            <w:pStyle w:val="17"/>
             <w:tabs>
               <w:tab w:val="right" w:leader="dot" w:pos="8306"/>
             </w:tabs>
           </w:pPr>
           <w:r>
             <w:rPr>
-              <w:rFonts w:ascii="宋体" w:eastAsia="宋体" w:hAnsi="宋体" w:cs="宋体" w:hint="eastAsia"/>
+              <w:rFonts w:hint="eastAsia" w:ascii="宋体" w:hAnsi="宋体" w:eastAsia="宋体" w:cs="宋体"/>
               <w:szCs w:val="24"/>
             </w:rPr>
             <w:fldChar w:fldCharType="begin"/>
           </w:r>
           <w:r>
             <w:rPr>
-              <w:rFonts w:ascii="宋体" w:eastAsia="宋体" w:hAnsi="宋体" w:cs="宋体" w:hint="eastAsia"/>
+              <w:rFonts w:hint="eastAsia" w:ascii="宋体" w:hAnsi="宋体" w:eastAsia="宋体" w:cs="宋体"/>
               <w:szCs w:val="24"/>
             </w:rPr>
-            <w:instrText xml:space="preserve"> HYPERLINK \l _Toc26860 </w:instrText>
-          </w:r>
-          <w:r>
-            <w:rPr>
-              <w:rFonts w:ascii="宋体" w:eastAsia="宋体" w:hAnsi="宋体" w:cs="宋体" w:hint="eastAsia"/>
+            <w:instrText xml:space="preserve"> HYPERLINK \l _Toc12131 </w:instrText>
+          </w:r>
+          <w:r>
+            <w:rPr>
+              <w:rFonts w:hint="eastAsia" w:ascii="宋体" w:hAnsi="宋体" w:eastAsia="宋体" w:cs="宋体"/>
               <w:szCs w:val="24"/>
             </w:rPr>
             <w:fldChar w:fldCharType="separate"/>
@@ -3285,7 +3446,7 @@
             <w:fldChar w:fldCharType="begin"/>
           </w:r>
           <w:r>
-            <w:instrText xml:space="preserve"> PAGEREF _Toc26860 \h </w:instrText>
+            <w:instrText xml:space="preserve"> PAGEREF _Toc12131 \h </w:instrText>
           </w:r>
           <w:r>
             <w:fldChar w:fldCharType="separate"/>
@@ -3298,7 +3459,7 @@
           </w:r>
           <w:r>
             <w:rPr>
-              <w:rFonts w:ascii="宋体" w:eastAsia="宋体" w:hAnsi="宋体" w:cs="宋体" w:hint="eastAsia"/>
+              <w:rFonts w:hint="eastAsia" w:ascii="宋体" w:hAnsi="宋体" w:eastAsia="宋体" w:cs="宋体"/>
               <w:szCs w:val="24"/>
             </w:rPr>
             <w:fldChar w:fldCharType="end"/>
@@ -3306,28 +3467,28 @@
         </w:p>
         <w:p>
           <w:pPr>
-            <w:pStyle w:val="TOC3"/>
+            <w:pStyle w:val="13"/>
             <w:tabs>
               <w:tab w:val="right" w:leader="dot" w:pos="8306"/>
             </w:tabs>
           </w:pPr>
           <w:r>
             <w:rPr>
-              <w:rFonts w:ascii="宋体" w:eastAsia="宋体" w:hAnsi="宋体" w:cs="宋体" w:hint="eastAsia"/>
+              <w:rFonts w:hint="eastAsia" w:ascii="宋体" w:hAnsi="宋体" w:eastAsia="宋体" w:cs="宋体"/>
               <w:szCs w:val="24"/>
             </w:rPr>
             <w:fldChar w:fldCharType="begin"/>
           </w:r>
           <w:r>
             <w:rPr>
-              <w:rFonts w:ascii="宋体" w:eastAsia="宋体" w:hAnsi="宋体" w:cs="宋体" w:hint="eastAsia"/>
+              <w:rFonts w:hint="eastAsia" w:ascii="宋体" w:hAnsi="宋体" w:eastAsia="宋体" w:cs="宋体"/>
               <w:szCs w:val="24"/>
             </w:rPr>
-            <w:instrText xml:space="preserve"> HYPERLINK \l _Toc4775 </w:instrText>
-          </w:r>
-          <w:r>
-            <w:rPr>
-              <w:rFonts w:ascii="宋体" w:eastAsia="宋体" w:hAnsi="宋体" w:cs="宋体" w:hint="eastAsia"/>
+            <w:instrText xml:space="preserve"> HYPERLINK \l _Toc27023 </w:instrText>
+          </w:r>
+          <w:r>
+            <w:rPr>
+              <w:rFonts w:hint="eastAsia" w:ascii="宋体" w:hAnsi="宋体" w:eastAsia="宋体" w:cs="宋体"/>
               <w:szCs w:val="24"/>
             </w:rPr>
             <w:fldChar w:fldCharType="separate"/>
@@ -3348,7 +3509,7 @@
             <w:fldChar w:fldCharType="begin"/>
           </w:r>
           <w:r>
-            <w:instrText xml:space="preserve"> PAGEREF _Toc4775 \h </w:instrText>
+            <w:instrText xml:space="preserve"> PAGEREF _Toc27023 \h </w:instrText>
           </w:r>
           <w:r>
             <w:fldChar w:fldCharType="separate"/>
@@ -3361,7 +3522,7 @@
           </w:r>
           <w:r>
             <w:rPr>
-              <w:rFonts w:ascii="宋体" w:eastAsia="宋体" w:hAnsi="宋体" w:cs="宋体" w:hint="eastAsia"/>
+              <w:rFonts w:hint="eastAsia" w:ascii="宋体" w:hAnsi="宋体" w:eastAsia="宋体" w:cs="宋体"/>
               <w:szCs w:val="24"/>
             </w:rPr>
             <w:fldChar w:fldCharType="end"/>
@@ -3369,28 +3530,28 @@
         </w:p>
         <w:p>
           <w:pPr>
-            <w:pStyle w:val="TOC3"/>
+            <w:pStyle w:val="13"/>
             <w:tabs>
               <w:tab w:val="right" w:leader="dot" w:pos="8306"/>
             </w:tabs>
           </w:pPr>
           <w:r>
             <w:rPr>
-              <w:rFonts w:ascii="宋体" w:eastAsia="宋体" w:hAnsi="宋体" w:cs="宋体" w:hint="eastAsia"/>
+              <w:rFonts w:hint="eastAsia" w:ascii="宋体" w:hAnsi="宋体" w:eastAsia="宋体" w:cs="宋体"/>
               <w:szCs w:val="24"/>
             </w:rPr>
             <w:fldChar w:fldCharType="begin"/>
           </w:r>
           <w:r>
             <w:rPr>
-              <w:rFonts w:ascii="宋体" w:eastAsia="宋体" w:hAnsi="宋体" w:cs="宋体" w:hint="eastAsia"/>
+              <w:rFonts w:hint="eastAsia" w:ascii="宋体" w:hAnsi="宋体" w:eastAsia="宋体" w:cs="宋体"/>
               <w:szCs w:val="24"/>
             </w:rPr>
-            <w:instrText xml:space="preserve"> HYPERLINK \l _Toc15201 </w:instrText>
-          </w:r>
-          <w:r>
-            <w:rPr>
-              <w:rFonts w:ascii="宋体" w:eastAsia="宋体" w:hAnsi="宋体" w:cs="宋体" w:hint="eastAsia"/>
+            <w:instrText xml:space="preserve"> HYPERLINK \l _Toc1857 </w:instrText>
+          </w:r>
+          <w:r>
+            <w:rPr>
+              <w:rFonts w:hint="eastAsia" w:ascii="宋体" w:hAnsi="宋体" w:eastAsia="宋体" w:cs="宋体"/>
               <w:szCs w:val="24"/>
             </w:rPr>
             <w:fldChar w:fldCharType="separate"/>
@@ -3411,7 +3572,7 @@
             <w:fldChar w:fldCharType="begin"/>
           </w:r>
           <w:r>
-            <w:instrText xml:space="preserve"> PAGEREF _Toc15201 \h </w:instrText>
+            <w:instrText xml:space="preserve"> PAGEREF _Toc1857 \h </w:instrText>
           </w:r>
           <w:r>
             <w:fldChar w:fldCharType="separate"/>
@@ -3424,7 +3585,7 @@
           </w:r>
           <w:r>
             <w:rPr>
-              <w:rFonts w:ascii="宋体" w:eastAsia="宋体" w:hAnsi="宋体" w:cs="宋体" w:hint="eastAsia"/>
+              <w:rFonts w:hint="eastAsia" w:ascii="宋体" w:hAnsi="宋体" w:eastAsia="宋体" w:cs="宋体"/>
               <w:szCs w:val="24"/>
             </w:rPr>
             <w:fldChar w:fldCharType="end"/>
@@ -3432,28 +3593,28 @@
         </w:p>
         <w:p>
           <w:pPr>
-            <w:pStyle w:val="TOC2"/>
+            <w:pStyle w:val="17"/>
             <w:tabs>
               <w:tab w:val="right" w:leader="dot" w:pos="8306"/>
             </w:tabs>
           </w:pPr>
           <w:r>
             <w:rPr>
-              <w:rFonts w:ascii="宋体" w:eastAsia="宋体" w:hAnsi="宋体" w:cs="宋体" w:hint="eastAsia"/>
+              <w:rFonts w:hint="eastAsia" w:ascii="宋体" w:hAnsi="宋体" w:eastAsia="宋体" w:cs="宋体"/>
               <w:szCs w:val="24"/>
             </w:rPr>
             <w:fldChar w:fldCharType="begin"/>
           </w:r>
           <w:r>
             <w:rPr>
-              <w:rFonts w:ascii="宋体" w:eastAsia="宋体" w:hAnsi="宋体" w:cs="宋体" w:hint="eastAsia"/>
+              <w:rFonts w:hint="eastAsia" w:ascii="宋体" w:hAnsi="宋体" w:eastAsia="宋体" w:cs="宋体"/>
               <w:szCs w:val="24"/>
             </w:rPr>
-            <w:instrText xml:space="preserve"> HYPERLINK \l _Toc1884 </w:instrText>
-          </w:r>
-          <w:r>
-            <w:rPr>
-              <w:rFonts w:ascii="宋体" w:eastAsia="宋体" w:hAnsi="宋体" w:cs="宋体" w:hint="eastAsia"/>
+            <w:instrText xml:space="preserve"> HYPERLINK \l _Toc17273 </w:instrText>
+          </w:r>
+          <w:r>
+            <w:rPr>
+              <w:rFonts w:hint="eastAsia" w:ascii="宋体" w:hAnsi="宋体" w:eastAsia="宋体" w:cs="宋体"/>
               <w:szCs w:val="24"/>
             </w:rPr>
             <w:fldChar w:fldCharType="separate"/>
@@ -3474,7 +3635,7 @@
             <w:fldChar w:fldCharType="begin"/>
           </w:r>
           <w:r>
-            <w:instrText xml:space="preserve"> PAGEREF _Toc1884 \h </w:instrText>
+            <w:instrText xml:space="preserve"> PAGEREF _Toc17273 \h </w:instrText>
           </w:r>
           <w:r>
             <w:fldChar w:fldCharType="separate"/>
@@ -3487,7 +3648,7 @@
           </w:r>
           <w:r>
             <w:rPr>
-              <w:rFonts w:ascii="宋体" w:eastAsia="宋体" w:hAnsi="宋体" w:cs="宋体" w:hint="eastAsia"/>
+              <w:rFonts w:hint="eastAsia" w:ascii="宋体" w:hAnsi="宋体" w:eastAsia="宋体" w:cs="宋体"/>
               <w:szCs w:val="24"/>
             </w:rPr>
             <w:fldChar w:fldCharType="end"/>
@@ -3495,28 +3656,28 @@
         </w:p>
         <w:p>
           <w:pPr>
-            <w:pStyle w:val="TOC2"/>
+            <w:pStyle w:val="17"/>
             <w:tabs>
               <w:tab w:val="right" w:leader="dot" w:pos="8306"/>
             </w:tabs>
           </w:pPr>
           <w:r>
             <w:rPr>
-              <w:rFonts w:ascii="宋体" w:eastAsia="宋体" w:hAnsi="宋体" w:cs="宋体" w:hint="eastAsia"/>
+              <w:rFonts w:hint="eastAsia" w:ascii="宋体" w:hAnsi="宋体" w:eastAsia="宋体" w:cs="宋体"/>
               <w:szCs w:val="24"/>
             </w:rPr>
             <w:fldChar w:fldCharType="begin"/>
           </w:r>
           <w:r>
             <w:rPr>
-              <w:rFonts w:ascii="宋体" w:eastAsia="宋体" w:hAnsi="宋体" w:cs="宋体" w:hint="eastAsia"/>
+              <w:rFonts w:hint="eastAsia" w:ascii="宋体" w:hAnsi="宋体" w:eastAsia="宋体" w:cs="宋体"/>
               <w:szCs w:val="24"/>
             </w:rPr>
-            <w:instrText xml:space="preserve"> HYPERLINK \l _Toc26916 </w:instrText>
-          </w:r>
-          <w:r>
-            <w:rPr>
-              <w:rFonts w:ascii="宋体" w:eastAsia="宋体" w:hAnsi="宋体" w:cs="宋体" w:hint="eastAsia"/>
+            <w:instrText xml:space="preserve"> HYPERLINK \l _Toc8471 </w:instrText>
+          </w:r>
+          <w:r>
+            <w:rPr>
+              <w:rFonts w:hint="eastAsia" w:ascii="宋体" w:hAnsi="宋体" w:eastAsia="宋体" w:cs="宋体"/>
               <w:szCs w:val="24"/>
             </w:rPr>
             <w:fldChar w:fldCharType="separate"/>
@@ -3537,7 +3698,7 @@
             <w:fldChar w:fldCharType="begin"/>
           </w:r>
           <w:r>
-            <w:instrText xml:space="preserve"> PAGEREF _Toc26916 \h </w:instrText>
+            <w:instrText xml:space="preserve"> PAGEREF _Toc8471 \h </w:instrText>
           </w:r>
           <w:r>
             <w:fldChar w:fldCharType="separate"/>
@@ -3550,7 +3711,7 @@
           </w:r>
           <w:r>
             <w:rPr>
-              <w:rFonts w:ascii="宋体" w:eastAsia="宋体" w:hAnsi="宋体" w:cs="宋体" w:hint="eastAsia"/>
+              <w:rFonts w:hint="eastAsia" w:ascii="宋体" w:hAnsi="宋体" w:eastAsia="宋体" w:cs="宋体"/>
               <w:szCs w:val="24"/>
             </w:rPr>
             <w:fldChar w:fldCharType="end"/>
@@ -3558,28 +3719,28 @@
         </w:p>
         <w:p>
           <w:pPr>
-            <w:pStyle w:val="TOC2"/>
+            <w:pStyle w:val="17"/>
             <w:tabs>
               <w:tab w:val="right" w:leader="dot" w:pos="8306"/>
             </w:tabs>
           </w:pPr>
           <w:r>
             <w:rPr>
-              <w:rFonts w:ascii="宋体" w:eastAsia="宋体" w:hAnsi="宋体" w:cs="宋体" w:hint="eastAsia"/>
+              <w:rFonts w:hint="eastAsia" w:ascii="宋体" w:hAnsi="宋体" w:eastAsia="宋体" w:cs="宋体"/>
               <w:szCs w:val="24"/>
             </w:rPr>
             <w:fldChar w:fldCharType="begin"/>
           </w:r>
           <w:r>
             <w:rPr>
-              <w:rFonts w:ascii="宋体" w:eastAsia="宋体" w:hAnsi="宋体" w:cs="宋体" w:hint="eastAsia"/>
+              <w:rFonts w:hint="eastAsia" w:ascii="宋体" w:hAnsi="宋体" w:eastAsia="宋体" w:cs="宋体"/>
               <w:szCs w:val="24"/>
             </w:rPr>
-            <w:instrText xml:space="preserve"> HYPERLINK \l _Toc27159 </w:instrText>
-          </w:r>
-          <w:r>
-            <w:rPr>
-              <w:rFonts w:ascii="宋体" w:eastAsia="宋体" w:hAnsi="宋体" w:cs="宋体" w:hint="eastAsia"/>
+            <w:instrText xml:space="preserve"> HYPERLINK \l _Toc6881 </w:instrText>
+          </w:r>
+          <w:r>
+            <w:rPr>
+              <w:rFonts w:hint="eastAsia" w:ascii="宋体" w:hAnsi="宋体" w:eastAsia="宋体" w:cs="宋体"/>
               <w:szCs w:val="24"/>
             </w:rPr>
             <w:fldChar w:fldCharType="separate"/>
@@ -3600,7 +3761,7 @@
             <w:fldChar w:fldCharType="begin"/>
           </w:r>
           <w:r>
-            <w:instrText xml:space="preserve"> PAGEREF _Toc27159 \h </w:instrText>
+            <w:instrText xml:space="preserve"> PAGEREF _Toc6881 \h </w:instrText>
           </w:r>
           <w:r>
             <w:fldChar w:fldCharType="separate"/>
@@ -3613,7 +3774,7 @@
           </w:r>
           <w:r>
             <w:rPr>
-              <w:rFonts w:ascii="宋体" w:eastAsia="宋体" w:hAnsi="宋体" w:cs="宋体" w:hint="eastAsia"/>
+              <w:rFonts w:hint="eastAsia" w:ascii="宋体" w:hAnsi="宋体" w:eastAsia="宋体" w:cs="宋体"/>
               <w:szCs w:val="24"/>
             </w:rPr>
             <w:fldChar w:fldCharType="end"/>
@@ -3621,28 +3782,28 @@
         </w:p>
         <w:p>
           <w:pPr>
-            <w:pStyle w:val="TOC1"/>
+            <w:pStyle w:val="16"/>
             <w:tabs>
               <w:tab w:val="right" w:leader="dot" w:pos="8306"/>
             </w:tabs>
           </w:pPr>
           <w:r>
             <w:rPr>
-              <w:rFonts w:ascii="宋体" w:eastAsia="宋体" w:hAnsi="宋体" w:cs="宋体" w:hint="eastAsia"/>
+              <w:rFonts w:hint="eastAsia" w:ascii="宋体" w:hAnsi="宋体" w:eastAsia="宋体" w:cs="宋体"/>
               <w:szCs w:val="24"/>
             </w:rPr>
             <w:fldChar w:fldCharType="begin"/>
           </w:r>
           <w:r>
             <w:rPr>
-              <w:rFonts w:ascii="宋体" w:eastAsia="宋体" w:hAnsi="宋体" w:cs="宋体" w:hint="eastAsia"/>
+              <w:rFonts w:hint="eastAsia" w:ascii="宋体" w:hAnsi="宋体" w:eastAsia="宋体" w:cs="宋体"/>
               <w:szCs w:val="24"/>
             </w:rPr>
-            <w:instrText xml:space="preserve"> HYPERLINK \l _Toc19981 </w:instrText>
-          </w:r>
-          <w:r>
-            <w:rPr>
-              <w:rFonts w:ascii="宋体" w:eastAsia="宋体" w:hAnsi="宋体" w:cs="宋体" w:hint="eastAsia"/>
+            <w:instrText xml:space="preserve"> HYPERLINK \l _Toc22850 </w:instrText>
+          </w:r>
+          <w:r>
+            <w:rPr>
+              <w:rFonts w:hint="eastAsia" w:ascii="宋体" w:hAnsi="宋体" w:eastAsia="宋体" w:cs="宋体"/>
               <w:szCs w:val="24"/>
             </w:rPr>
             <w:fldChar w:fldCharType="separate"/>
@@ -3663,7 +3824,7 @@
             <w:fldChar w:fldCharType="begin"/>
           </w:r>
           <w:r>
-            <w:instrText xml:space="preserve"> PAGEREF _Toc19981 \h </w:instrText>
+            <w:instrText xml:space="preserve"> PAGEREF _Toc22850 \h </w:instrText>
           </w:r>
           <w:r>
             <w:fldChar w:fldCharType="separate"/>
@@ -3676,7 +3837,7 @@
           </w:r>
           <w:r>
             <w:rPr>
-              <w:rFonts w:ascii="宋体" w:eastAsia="宋体" w:hAnsi="宋体" w:cs="宋体" w:hint="eastAsia"/>
+              <w:rFonts w:hint="eastAsia" w:ascii="宋体" w:hAnsi="宋体" w:eastAsia="宋体" w:cs="宋体"/>
               <w:szCs w:val="24"/>
             </w:rPr>
             <w:fldChar w:fldCharType="end"/>
@@ -3684,28 +3845,28 @@
         </w:p>
         <w:p>
           <w:pPr>
-            <w:pStyle w:val="TOC2"/>
+            <w:pStyle w:val="17"/>
             <w:tabs>
               <w:tab w:val="right" w:leader="dot" w:pos="8306"/>
             </w:tabs>
           </w:pPr>
           <w:r>
             <w:rPr>
-              <w:rFonts w:ascii="宋体" w:eastAsia="宋体" w:hAnsi="宋体" w:cs="宋体" w:hint="eastAsia"/>
+              <w:rFonts w:hint="eastAsia" w:ascii="宋体" w:hAnsi="宋体" w:eastAsia="宋体" w:cs="宋体"/>
               <w:szCs w:val="24"/>
             </w:rPr>
             <w:fldChar w:fldCharType="begin"/>
           </w:r>
           <w:r>
             <w:rPr>
-              <w:rFonts w:ascii="宋体" w:eastAsia="宋体" w:hAnsi="宋体" w:cs="宋体" w:hint="eastAsia"/>
+              <w:rFonts w:hint="eastAsia" w:ascii="宋体" w:hAnsi="宋体" w:eastAsia="宋体" w:cs="宋体"/>
               <w:szCs w:val="24"/>
             </w:rPr>
-            <w:instrText xml:space="preserve"> HYPERLINK \l _Toc8362 </w:instrText>
-          </w:r>
-          <w:r>
-            <w:rPr>
-              <w:rFonts w:ascii="宋体" w:eastAsia="宋体" w:hAnsi="宋体" w:cs="宋体" w:hint="eastAsia"/>
+            <w:instrText xml:space="preserve"> HYPERLINK \l _Toc12239 </w:instrText>
+          </w:r>
+          <w:r>
+            <w:rPr>
+              <w:rFonts w:hint="eastAsia" w:ascii="宋体" w:hAnsi="宋体" w:eastAsia="宋体" w:cs="宋体"/>
               <w:szCs w:val="24"/>
             </w:rPr>
             <w:fldChar w:fldCharType="separate"/>
@@ -3726,7 +3887,7 @@
             <w:fldChar w:fldCharType="begin"/>
           </w:r>
           <w:r>
-            <w:instrText xml:space="preserve"> PAGEREF _Toc8362 \h </w:instrText>
+            <w:instrText xml:space="preserve"> PAGEREF _Toc12239 \h </w:instrText>
           </w:r>
           <w:r>
             <w:fldChar w:fldCharType="separate"/>
@@ -3739,7 +3900,7 @@
           </w:r>
           <w:r>
             <w:rPr>
-              <w:rFonts w:ascii="宋体" w:eastAsia="宋体" w:hAnsi="宋体" w:cs="宋体" w:hint="eastAsia"/>
+              <w:rFonts w:hint="eastAsia" w:ascii="宋体" w:hAnsi="宋体" w:eastAsia="宋体" w:cs="宋体"/>
               <w:szCs w:val="24"/>
             </w:rPr>
             <w:fldChar w:fldCharType="end"/>
@@ -3747,28 +3908,28 @@
         </w:p>
         <w:p>
           <w:pPr>
-            <w:pStyle w:val="TOC2"/>
+            <w:pStyle w:val="17"/>
             <w:tabs>
               <w:tab w:val="right" w:leader="dot" w:pos="8306"/>
             </w:tabs>
           </w:pPr>
           <w:r>
             <w:rPr>
-              <w:rFonts w:ascii="宋体" w:eastAsia="宋体" w:hAnsi="宋体" w:cs="宋体" w:hint="eastAsia"/>
+              <w:rFonts w:hint="eastAsia" w:ascii="宋体" w:hAnsi="宋体" w:eastAsia="宋体" w:cs="宋体"/>
               <w:szCs w:val="24"/>
             </w:rPr>
             <w:fldChar w:fldCharType="begin"/>
           </w:r>
           <w:r>
             <w:rPr>
-              <w:rFonts w:ascii="宋体" w:eastAsia="宋体" w:hAnsi="宋体" w:cs="宋体" w:hint="eastAsia"/>
+              <w:rFonts w:hint="eastAsia" w:ascii="宋体" w:hAnsi="宋体" w:eastAsia="宋体" w:cs="宋体"/>
               <w:szCs w:val="24"/>
             </w:rPr>
-            <w:instrText xml:space="preserve"> HYPERLINK \l _Toc21637 </w:instrText>
-          </w:r>
-          <w:r>
-            <w:rPr>
-              <w:rFonts w:ascii="宋体" w:eastAsia="宋体" w:hAnsi="宋体" w:cs="宋体" w:hint="eastAsia"/>
+            <w:instrText xml:space="preserve"> HYPERLINK \l _Toc30797 </w:instrText>
+          </w:r>
+          <w:r>
+            <w:rPr>
+              <w:rFonts w:hint="eastAsia" w:ascii="宋体" w:hAnsi="宋体" w:eastAsia="宋体" w:cs="宋体"/>
               <w:szCs w:val="24"/>
             </w:rPr>
             <w:fldChar w:fldCharType="separate"/>
@@ -3789,7 +3950,7 @@
             <w:fldChar w:fldCharType="begin"/>
           </w:r>
           <w:r>
-            <w:instrText xml:space="preserve"> PAGEREF _Toc21637 \h </w:instrText>
+            <w:instrText xml:space="preserve"> PAGEREF _Toc30797 \h </w:instrText>
           </w:r>
           <w:r>
             <w:fldChar w:fldCharType="separate"/>
@@ -3802,7 +3963,7 @@
           </w:r>
           <w:r>
             <w:rPr>
-              <w:rFonts w:ascii="宋体" w:eastAsia="宋体" w:hAnsi="宋体" w:cs="宋体" w:hint="eastAsia"/>
+              <w:rFonts w:hint="eastAsia" w:ascii="宋体" w:hAnsi="宋体" w:eastAsia="宋体" w:cs="宋体"/>
               <w:szCs w:val="24"/>
             </w:rPr>
             <w:fldChar w:fldCharType="end"/>
@@ -3810,28 +3971,28 @@
         </w:p>
         <w:p>
           <w:pPr>
-            <w:pStyle w:val="TOC1"/>
+            <w:pStyle w:val="16"/>
             <w:tabs>
               <w:tab w:val="right" w:leader="dot" w:pos="8306"/>
             </w:tabs>
           </w:pPr>
           <w:r>
             <w:rPr>
-              <w:rFonts w:ascii="宋体" w:eastAsia="宋体" w:hAnsi="宋体" w:cs="宋体" w:hint="eastAsia"/>
+              <w:rFonts w:hint="eastAsia" w:ascii="宋体" w:hAnsi="宋体" w:eastAsia="宋体" w:cs="宋体"/>
               <w:szCs w:val="24"/>
             </w:rPr>
             <w:fldChar w:fldCharType="begin"/>
           </w:r>
           <w:r>
             <w:rPr>
-              <w:rFonts w:ascii="宋体" w:eastAsia="宋体" w:hAnsi="宋体" w:cs="宋体" w:hint="eastAsia"/>
+              <w:rFonts w:hint="eastAsia" w:ascii="宋体" w:hAnsi="宋体" w:eastAsia="宋体" w:cs="宋体"/>
               <w:szCs w:val="24"/>
             </w:rPr>
-            <w:instrText xml:space="preserve"> HYPERLINK \l _Toc83 </w:instrText>
-          </w:r>
-          <w:r>
-            <w:rPr>
-              <w:rFonts w:ascii="宋体" w:eastAsia="宋体" w:hAnsi="宋体" w:cs="宋体" w:hint="eastAsia"/>
+            <w:instrText xml:space="preserve"> HYPERLINK \l _Toc30421 </w:instrText>
+          </w:r>
+          <w:r>
+            <w:rPr>
+              <w:rFonts w:hint="eastAsia" w:ascii="宋体" w:hAnsi="宋体" w:eastAsia="宋体" w:cs="宋体"/>
               <w:szCs w:val="24"/>
             </w:rPr>
             <w:fldChar w:fldCharType="separate"/>
@@ -3852,7 +4013,7 @@
             <w:fldChar w:fldCharType="begin"/>
           </w:r>
           <w:r>
-            <w:instrText xml:space="preserve"> PAGEREF _Toc83 \h </w:instrText>
+            <w:instrText xml:space="preserve"> PAGEREF _Toc30421 \h </w:instrText>
           </w:r>
           <w:r>
             <w:fldChar w:fldCharType="separate"/>
@@ -3865,7 +4026,7 @@
           </w:r>
           <w:r>
             <w:rPr>
-              <w:rFonts w:ascii="宋体" w:eastAsia="宋体" w:hAnsi="宋体" w:cs="宋体" w:hint="eastAsia"/>
+              <w:rFonts w:hint="eastAsia" w:ascii="宋体" w:hAnsi="宋体" w:eastAsia="宋体" w:cs="宋体"/>
               <w:szCs w:val="24"/>
             </w:rPr>
             <w:fldChar w:fldCharType="end"/>
@@ -3873,28 +4034,28 @@
         </w:p>
         <w:p>
           <w:pPr>
-            <w:pStyle w:val="TOC1"/>
+            <w:pStyle w:val="16"/>
             <w:tabs>
               <w:tab w:val="right" w:leader="dot" w:pos="8306"/>
             </w:tabs>
           </w:pPr>
           <w:r>
             <w:rPr>
-              <w:rFonts w:ascii="宋体" w:eastAsia="宋体" w:hAnsi="宋体" w:cs="宋体" w:hint="eastAsia"/>
+              <w:rFonts w:hint="eastAsia" w:ascii="宋体" w:hAnsi="宋体" w:eastAsia="宋体" w:cs="宋体"/>
               <w:szCs w:val="24"/>
             </w:rPr>
             <w:fldChar w:fldCharType="begin"/>
           </w:r>
           <w:r>
             <w:rPr>
-              <w:rFonts w:ascii="宋体" w:eastAsia="宋体" w:hAnsi="宋体" w:cs="宋体" w:hint="eastAsia"/>
+              <w:rFonts w:hint="eastAsia" w:ascii="宋体" w:hAnsi="宋体" w:eastAsia="宋体" w:cs="宋体"/>
               <w:szCs w:val="24"/>
             </w:rPr>
-            <w:instrText xml:space="preserve"> HYPERLINK \l _Toc1913 </w:instrText>
-          </w:r>
-          <w:r>
-            <w:rPr>
-              <w:rFonts w:ascii="宋体" w:eastAsia="宋体" w:hAnsi="宋体" w:cs="宋体" w:hint="eastAsia"/>
+            <w:instrText xml:space="preserve"> HYPERLINK \l _Toc32229 </w:instrText>
+          </w:r>
+          <w:r>
+            <w:rPr>
+              <w:rFonts w:hint="eastAsia" w:ascii="宋体" w:hAnsi="宋体" w:eastAsia="宋体" w:cs="宋体"/>
               <w:szCs w:val="24"/>
             </w:rPr>
             <w:fldChar w:fldCharType="separate"/>
@@ -3915,7 +4076,7 @@
             <w:fldChar w:fldCharType="begin"/>
           </w:r>
           <w:r>
-            <w:instrText xml:space="preserve"> PAGEREF _Toc1913 \h </w:instrText>
+            <w:instrText xml:space="preserve"> PAGEREF _Toc32229 \h </w:instrText>
           </w:r>
           <w:r>
             <w:fldChar w:fldCharType="separate"/>
@@ -3928,7 +4089,7 @@
           </w:r>
           <w:r>
             <w:rPr>
-              <w:rFonts w:ascii="宋体" w:eastAsia="宋体" w:hAnsi="宋体" w:cs="宋体" w:hint="eastAsia"/>
+              <w:rFonts w:hint="eastAsia" w:ascii="宋体" w:hAnsi="宋体" w:eastAsia="宋体" w:cs="宋体"/>
               <w:szCs w:val="24"/>
             </w:rPr>
             <w:fldChar w:fldCharType="end"/>
@@ -3951,7 +4112,7 @@
             <w:snapToGrid w:val="0"/>
             <w:textAlignment w:val="baseline"/>
             <w:rPr>
-              <w:rFonts w:ascii="宋体" w:eastAsia="宋体" w:hAnsi="宋体" w:cs="宋体" w:hint="eastAsia"/>
+              <w:rFonts w:hint="eastAsia" w:ascii="宋体" w:hAnsi="宋体" w:eastAsia="宋体" w:cs="宋体"/>
               <w:snapToGrid w:val="0"/>
               <w:color w:val="000000"/>
               <w:kern w:val="0"/>
@@ -3962,7 +4123,7 @@
           </w:pPr>
           <w:r>
             <w:rPr>
-              <w:rFonts w:ascii="宋体" w:eastAsia="宋体" w:hAnsi="宋体" w:cs="宋体" w:hint="eastAsia"/>
+              <w:rFonts w:hint="eastAsia" w:ascii="宋体" w:hAnsi="宋体" w:eastAsia="宋体" w:cs="宋体"/>
               <w:szCs w:val="24"/>
             </w:rPr>
             <w:fldChar w:fldCharType="end"/>
@@ -3987,7 +4148,7 @@
         <w:snapToGrid w:val="0"/>
         <w:textAlignment w:val="baseline"/>
         <w:rPr>
-          <w:rFonts w:ascii="Arial" w:eastAsia="Arial" w:hAnsi="Arial" w:cs="Arial"/>
+          <w:rFonts w:ascii="Arial" w:hAnsi="Arial" w:eastAsia="Arial" w:cs="Arial"/>
           <w:snapToGrid w:val="0"/>
           <w:color w:val="000000"/>
           <w:kern w:val="0"/>
@@ -3998,7 +4159,7 @@
       </w:pPr>
       <w:r>
         <w:rPr>
-          <w:rFonts w:ascii="Arial" w:eastAsia="Arial" w:hAnsi="Arial" w:cs="Arial"/>
+          <w:rFonts w:ascii="Arial" w:hAnsi="Arial" w:eastAsia="Arial" w:cs="Arial"/>
           <w:snapToGrid w:val="0"/>
           <w:color w:val="000000"/>
           <w:kern w:val="0"/>
@@ -4011,7 +4172,7 @@
     </w:p>
     <w:p>
       <w:pPr>
-        <w:pStyle w:val="1"/>
+        <w:pStyle w:val="30"/>
         <w:keepNext w:val="0"/>
         <w:keepLines w:val="0"/>
         <w:pageBreakBefore w:val="0"/>
@@ -4027,17 +4188,17 @@
         <w:snapToGrid w:val="0"/>
         <w:textAlignment w:val="baseline"/>
       </w:pPr>
-      <w:bookmarkStart w:id="3" w:name="heading_3"/>
-      <w:bookmarkStart w:id="4" w:name="_Toc28905"/>
+      <w:bookmarkStart w:id="2" w:name="heading_3"/>
+      <w:bookmarkStart w:id="3" w:name="_Toc8046"/>
       <w:r>
         <w:t>目的</w:t>
       </w:r>
+      <w:bookmarkEnd w:id="2"/>
       <w:bookmarkEnd w:id="3"/>
-      <w:bookmarkEnd w:id="4"/>
     </w:p>
     <w:p>
       <w:pPr>
-        <w:pStyle w:val="a2"/>
+        <w:pStyle w:val="31"/>
         <w:keepNext w:val="0"/>
         <w:keepLines w:val="0"/>
         <w:pageBreakBefore w:val="0"/>
@@ -4059,7 +4220,7 @@
     </w:p>
     <w:p>
       <w:pPr>
-        <w:pStyle w:val="1"/>
+        <w:pStyle w:val="30"/>
         <w:keepNext w:val="0"/>
         <w:keepLines w:val="0"/>
         <w:pageBreakBefore w:val="0"/>
@@ -4075,17 +4236,17 @@
         <w:snapToGrid w:val="0"/>
         <w:textAlignment w:val="baseline"/>
       </w:pPr>
-      <w:bookmarkStart w:id="5" w:name="heading_4"/>
-      <w:bookmarkStart w:id="6" w:name="_Toc7144"/>
+      <w:bookmarkStart w:id="4" w:name="heading_4"/>
+      <w:bookmarkStart w:id="5" w:name="_Toc18108"/>
       <w:r>
         <w:t>适用范围</w:t>
       </w:r>
+      <w:bookmarkEnd w:id="4"/>
       <w:bookmarkEnd w:id="5"/>
-      <w:bookmarkEnd w:id="6"/>
     </w:p>
     <w:p>
       <w:pPr>
-        <w:pStyle w:val="a2"/>
+        <w:pStyle w:val="31"/>
         <w:keepNext w:val="0"/>
         <w:keepLines w:val="0"/>
         <w:pageBreakBefore w:val="0"/>
@@ -4107,7 +4268,7 @@
     </w:p>
     <w:p>
       <w:pPr>
-        <w:pStyle w:val="2"/>
+        <w:pStyle w:val="32"/>
         <w:keepNext w:val="0"/>
         <w:keepLines w:val="0"/>
         <w:pageBreakBefore w:val="0"/>
@@ -4123,17 +4284,17 @@
         <w:snapToGrid w:val="0"/>
         <w:textAlignment w:val="baseline"/>
       </w:pPr>
-      <w:bookmarkStart w:id="7" w:name="_Toc1814"/>
-      <w:bookmarkStart w:id="8" w:name="heading_5"/>
+      <w:bookmarkStart w:id="6" w:name="heading_5"/>
+      <w:bookmarkStart w:id="7" w:name="_Toc20203"/>
       <w:r>
         <w:t>管理原则</w:t>
       </w:r>
+      <w:bookmarkEnd w:id="6"/>
       <w:bookmarkEnd w:id="7"/>
-      <w:bookmarkEnd w:id="8"/>
     </w:p>
     <w:p>
       <w:pPr>
-        <w:pStyle w:val="a2"/>
+        <w:pStyle w:val="31"/>
         <w:keepNext w:val="0"/>
         <w:keepLines w:val="0"/>
         <w:pageBreakBefore w:val="0"/>
@@ -4155,7 +4316,7 @@
     </w:p>
     <w:p>
       <w:pPr>
-        <w:pStyle w:val="a4"/>
+        <w:pStyle w:val="42"/>
         <w:keepNext w:val="0"/>
         <w:keepLines w:val="0"/>
         <w:pageBreakBefore w:val="0"/>
@@ -4181,7 +4342,7 @@
     </w:p>
     <w:p>
       <w:pPr>
-        <w:pStyle w:val="a4"/>
+        <w:pStyle w:val="42"/>
         <w:keepNext w:val="0"/>
         <w:keepLines w:val="0"/>
         <w:pageBreakBefore w:val="0"/>
@@ -4207,7 +4368,7 @@
     </w:p>
     <w:p>
       <w:pPr>
-        <w:pStyle w:val="a4"/>
+        <w:pStyle w:val="42"/>
         <w:keepNext w:val="0"/>
         <w:keepLines w:val="0"/>
         <w:pageBreakBefore w:val="0"/>
@@ -4233,7 +4394,7 @@
     </w:p>
     <w:p>
       <w:pPr>
-        <w:pStyle w:val="a4"/>
+        <w:pStyle w:val="42"/>
         <w:keepNext w:val="0"/>
         <w:keepLines w:val="0"/>
         <w:pageBreakBefore w:val="0"/>
@@ -4259,7 +4420,7 @@
     </w:p>
     <w:p>
       <w:pPr>
-        <w:pStyle w:val="1"/>
+        <w:pStyle w:val="30"/>
         <w:keepNext w:val="0"/>
         <w:keepLines w:val="0"/>
         <w:pageBreakBefore w:val="0"/>
@@ -4275,17 +4436,17 @@
         <w:snapToGrid w:val="0"/>
         <w:textAlignment w:val="baseline"/>
       </w:pPr>
-      <w:bookmarkStart w:id="9" w:name="_Toc3193"/>
-      <w:bookmarkStart w:id="10" w:name="heading_7"/>
+      <w:bookmarkStart w:id="8" w:name="heading_7"/>
+      <w:bookmarkStart w:id="9" w:name="_Toc6534"/>
       <w:r>
         <w:t>职责</w:t>
       </w:r>
+      <w:bookmarkEnd w:id="8"/>
       <w:bookmarkEnd w:id="9"/>
-      <w:bookmarkEnd w:id="10"/>
     </w:p>
     <w:p>
       <w:pPr>
-        <w:pStyle w:val="2"/>
+        <w:pStyle w:val="32"/>
         <w:keepNext w:val="0"/>
         <w:keepLines w:val="0"/>
         <w:pageBreakBefore w:val="0"/>
@@ -4301,17 +4462,17 @@
         <w:snapToGrid w:val="0"/>
         <w:textAlignment w:val="baseline"/>
       </w:pPr>
-      <w:bookmarkStart w:id="11" w:name="heading_8"/>
-      <w:bookmarkStart w:id="12" w:name="_Toc17725"/>
+      <w:bookmarkStart w:id="10" w:name="heading_8"/>
+      <w:bookmarkStart w:id="11" w:name="_Toc14322"/>
       <w:r>
         <w:t>运维部职责</w:t>
       </w:r>
+      <w:bookmarkEnd w:id="10"/>
       <w:bookmarkEnd w:id="11"/>
-      <w:bookmarkEnd w:id="12"/>
     </w:p>
     <w:p>
       <w:pPr>
-        <w:pStyle w:val="a2"/>
+        <w:pStyle w:val="31"/>
         <w:keepNext w:val="0"/>
         <w:keepLines w:val="0"/>
         <w:pageBreakBefore w:val="0"/>
@@ -4333,7 +4494,7 @@
     </w:p>
     <w:p>
       <w:pPr>
-        <w:pStyle w:val="a4"/>
+        <w:pStyle w:val="42"/>
         <w:keepNext w:val="0"/>
         <w:keepLines w:val="0"/>
         <w:pageBreakBefore w:val="0"/>
@@ -4351,7 +4512,7 @@
         <w:bidi w:val="0"/>
         <w:adjustRightInd w:val="0"/>
         <w:snapToGrid w:val="0"/>
-        <w:ind w:left="425" w:hanging="425" w:leftChars="0" w:firstLineChars="0"/>
+        <w:ind w:left="425" w:leftChars="0" w:hanging="425" w:firstLineChars="0"/>
         <w:textAlignment w:val="baseline"/>
       </w:pPr>
       <w:r>
@@ -4360,7 +4521,7 @@
     </w:p>
     <w:p>
       <w:pPr>
-        <w:pStyle w:val="a4"/>
+        <w:pStyle w:val="42"/>
         <w:keepNext w:val="0"/>
         <w:keepLines w:val="0"/>
         <w:pageBreakBefore w:val="0"/>
@@ -4378,7 +4539,7 @@
         <w:bidi w:val="0"/>
         <w:adjustRightInd w:val="0"/>
         <w:snapToGrid w:val="0"/>
-        <w:ind w:left="425" w:hanging="425" w:leftChars="0" w:firstLineChars="0"/>
+        <w:ind w:left="425" w:leftChars="0" w:hanging="425" w:firstLineChars="0"/>
         <w:textAlignment w:val="baseline"/>
       </w:pPr>
       <w:r>
@@ -4387,7 +4548,7 @@
     </w:p>
     <w:p>
       <w:pPr>
-        <w:pStyle w:val="a4"/>
+        <w:pStyle w:val="42"/>
         <w:keepNext w:val="0"/>
         <w:keepLines w:val="0"/>
         <w:pageBreakBefore w:val="0"/>
@@ -4405,7 +4566,7 @@
         <w:bidi w:val="0"/>
         <w:adjustRightInd w:val="0"/>
         <w:snapToGrid w:val="0"/>
-        <w:ind w:left="425" w:hanging="425" w:leftChars="0" w:firstLineChars="0"/>
+        <w:ind w:left="425" w:leftChars="0" w:hanging="425" w:firstLineChars="0"/>
         <w:textAlignment w:val="baseline"/>
       </w:pPr>
       <w:r>
@@ -4414,7 +4575,7 @@
     </w:p>
     <w:p>
       <w:pPr>
-        <w:pStyle w:val="a4"/>
+        <w:pStyle w:val="42"/>
         <w:keepNext w:val="0"/>
         <w:keepLines w:val="0"/>
         <w:pageBreakBefore w:val="0"/>
@@ -4432,7 +4593,7 @@
         <w:bidi w:val="0"/>
         <w:adjustRightInd w:val="0"/>
         <w:snapToGrid w:val="0"/>
-        <w:ind w:left="425" w:hanging="425" w:leftChars="0" w:firstLineChars="0"/>
+        <w:ind w:left="425" w:leftChars="0" w:hanging="425" w:firstLineChars="0"/>
         <w:textAlignment w:val="baseline"/>
       </w:pPr>
       <w:r>
@@ -4441,7 +4602,7 @@
     </w:p>
     <w:p>
       <w:pPr>
-        <w:pStyle w:val="a4"/>
+        <w:pStyle w:val="42"/>
         <w:keepNext w:val="0"/>
         <w:keepLines w:val="0"/>
         <w:pageBreakBefore w:val="0"/>
@@ -4459,7 +4620,7 @@
         <w:bidi w:val="0"/>
         <w:adjustRightInd w:val="0"/>
         <w:snapToGrid w:val="0"/>
-        <w:ind w:left="425" w:hanging="425" w:leftChars="0" w:firstLineChars="0"/>
+        <w:ind w:left="425" w:leftChars="0" w:hanging="425" w:firstLineChars="0"/>
         <w:textAlignment w:val="baseline"/>
       </w:pPr>
       <w:r>
@@ -4468,7 +4629,7 @@
     </w:p>
     <w:p>
       <w:pPr>
-        <w:pStyle w:val="a4"/>
+        <w:pStyle w:val="42"/>
         <w:keepNext w:val="0"/>
         <w:keepLines w:val="0"/>
         <w:pageBreakBefore w:val="0"/>
@@ -4486,7 +4647,7 @@
         <w:bidi w:val="0"/>
         <w:adjustRightInd w:val="0"/>
         <w:snapToGrid w:val="0"/>
-        <w:ind w:left="425" w:hanging="425" w:leftChars="0" w:firstLineChars="0"/>
+        <w:ind w:left="425" w:leftChars="0" w:hanging="425" w:firstLineChars="0"/>
         <w:textAlignment w:val="baseline"/>
       </w:pPr>
       <w:r>
@@ -4495,7 +4656,7 @@
     </w:p>
     <w:p>
       <w:pPr>
-        <w:pStyle w:val="a4"/>
+        <w:pStyle w:val="42"/>
         <w:keepNext w:val="0"/>
         <w:keepLines w:val="0"/>
         <w:pageBreakBefore w:val="0"/>
@@ -4513,7 +4674,7 @@
         <w:bidi w:val="0"/>
         <w:adjustRightInd w:val="0"/>
         <w:snapToGrid w:val="0"/>
-        <w:ind w:left="425" w:hanging="425" w:leftChars="0" w:firstLineChars="0"/>
+        <w:ind w:left="425" w:leftChars="0" w:hanging="425" w:firstLineChars="0"/>
         <w:textAlignment w:val="baseline"/>
       </w:pPr>
       <w:r>
@@ -4522,7 +4683,7 @@
     </w:p>
     <w:p>
       <w:pPr>
-        <w:pStyle w:val="a4"/>
+        <w:pStyle w:val="42"/>
         <w:keepNext w:val="0"/>
         <w:keepLines w:val="0"/>
         <w:pageBreakBefore w:val="0"/>
@@ -4540,7 +4701,7 @@
         <w:bidi w:val="0"/>
         <w:adjustRightInd w:val="0"/>
         <w:snapToGrid w:val="0"/>
-        <w:ind w:left="425" w:hanging="425" w:leftChars="0" w:firstLineChars="0"/>
+        <w:ind w:left="425" w:leftChars="0" w:hanging="425" w:firstLineChars="0"/>
         <w:textAlignment w:val="baseline"/>
       </w:pPr>
       <w:r>
@@ -4549,7 +4710,7 @@
     </w:p>
     <w:p>
       <w:pPr>
-        <w:pStyle w:val="a4"/>
+        <w:pStyle w:val="42"/>
         <w:keepNext w:val="0"/>
         <w:keepLines w:val="0"/>
         <w:pageBreakBefore w:val="0"/>
@@ -4567,7 +4728,7 @@
         <w:bidi w:val="0"/>
         <w:adjustRightInd w:val="0"/>
         <w:snapToGrid w:val="0"/>
-        <w:ind w:left="425" w:hanging="425" w:leftChars="0" w:firstLineChars="0"/>
+        <w:ind w:left="425" w:leftChars="0" w:hanging="425" w:firstLineChars="0"/>
         <w:textAlignment w:val="baseline"/>
       </w:pPr>
       <w:r>
@@ -4576,7 +4737,7 @@
     </w:p>
     <w:p>
       <w:pPr>
-        <w:pStyle w:val="2"/>
+        <w:pStyle w:val="32"/>
         <w:keepNext w:val="0"/>
         <w:keepLines w:val="0"/>
         <w:pageBreakBefore w:val="0"/>
@@ -4592,17 +4753,17 @@
         <w:snapToGrid w:val="0"/>
         <w:textAlignment w:val="baseline"/>
       </w:pPr>
-      <w:bookmarkStart w:id="13" w:name="_Toc10010"/>
-      <w:bookmarkStart w:id="14" w:name="heading_9"/>
+      <w:bookmarkStart w:id="12" w:name="heading_9"/>
+      <w:bookmarkStart w:id="13" w:name="_Toc10981"/>
       <w:r>
         <w:t>项目组职责</w:t>
       </w:r>
+      <w:bookmarkEnd w:id="12"/>
       <w:bookmarkEnd w:id="13"/>
-      <w:bookmarkEnd w:id="14"/>
     </w:p>
     <w:p>
       <w:pPr>
-        <w:pStyle w:val="a4"/>
+        <w:pStyle w:val="42"/>
         <w:keepNext w:val="0"/>
         <w:keepLines w:val="0"/>
         <w:pageBreakBefore w:val="0"/>
@@ -4620,7 +4781,7 @@
         <w:bidi w:val="0"/>
         <w:adjustRightInd w:val="0"/>
         <w:snapToGrid w:val="0"/>
-        <w:ind w:left="425" w:hanging="425" w:leftChars="0" w:firstLineChars="0"/>
+        <w:ind w:left="425" w:leftChars="0" w:hanging="425" w:firstLineChars="0"/>
         <w:textAlignment w:val="baseline"/>
       </w:pPr>
       <w:r>
@@ -4629,7 +4790,7 @@
     </w:p>
     <w:p>
       <w:pPr>
-        <w:pStyle w:val="a4"/>
+        <w:pStyle w:val="42"/>
         <w:keepNext w:val="0"/>
         <w:keepLines w:val="0"/>
         <w:pageBreakBefore w:val="0"/>
@@ -4647,7 +4808,7 @@
         <w:bidi w:val="0"/>
         <w:adjustRightInd w:val="0"/>
         <w:snapToGrid w:val="0"/>
-        <w:ind w:left="425" w:hanging="425" w:leftChars="0" w:firstLineChars="0"/>
+        <w:ind w:left="425" w:leftChars="0" w:hanging="425" w:firstLineChars="0"/>
         <w:textAlignment w:val="baseline"/>
       </w:pPr>
       <w:r>
@@ -4656,7 +4817,7 @@
     </w:p>
     <w:p>
       <w:pPr>
-        <w:pStyle w:val="a4"/>
+        <w:pStyle w:val="42"/>
         <w:keepNext w:val="0"/>
         <w:keepLines w:val="0"/>
         <w:pageBreakBefore w:val="0"/>
@@ -4674,7 +4835,7 @@
         <w:bidi w:val="0"/>
         <w:adjustRightInd w:val="0"/>
         <w:snapToGrid w:val="0"/>
-        <w:ind w:left="425" w:hanging="425" w:leftChars="0" w:firstLineChars="0"/>
+        <w:ind w:left="425" w:leftChars="0" w:hanging="425" w:firstLineChars="0"/>
         <w:textAlignment w:val="baseline"/>
       </w:pPr>
       <w:r>
@@ -4683,7 +4844,7 @@
     </w:p>
     <w:p>
       <w:pPr>
-        <w:pStyle w:val="a4"/>
+        <w:pStyle w:val="42"/>
         <w:keepNext w:val="0"/>
         <w:keepLines w:val="0"/>
         <w:pageBreakBefore w:val="0"/>
@@ -4701,7 +4862,7 @@
         <w:bidi w:val="0"/>
         <w:adjustRightInd w:val="0"/>
         <w:snapToGrid w:val="0"/>
-        <w:ind w:left="425" w:hanging="425" w:leftChars="0" w:firstLineChars="0"/>
+        <w:ind w:left="425" w:leftChars="0" w:hanging="425" w:firstLineChars="0"/>
         <w:textAlignment w:val="baseline"/>
       </w:pPr>
       <w:r>
@@ -4710,7 +4871,7 @@
     </w:p>
     <w:p>
       <w:pPr>
-        <w:pStyle w:val="a4"/>
+        <w:pStyle w:val="42"/>
         <w:keepNext w:val="0"/>
         <w:keepLines w:val="0"/>
         <w:pageBreakBefore w:val="0"/>
@@ -4728,7 +4889,7 @@
         <w:bidi w:val="0"/>
         <w:adjustRightInd w:val="0"/>
         <w:snapToGrid w:val="0"/>
-        <w:ind w:left="425" w:hanging="425" w:leftChars="0" w:firstLineChars="0"/>
+        <w:ind w:left="425" w:leftChars="0" w:hanging="425" w:firstLineChars="0"/>
         <w:textAlignment w:val="baseline"/>
       </w:pPr>
       <w:r>
@@ -4737,7 +4898,7 @@
     </w:p>
     <w:p>
       <w:pPr>
-        <w:pStyle w:val="a4"/>
+        <w:pStyle w:val="42"/>
         <w:keepNext w:val="0"/>
         <w:keepLines w:val="0"/>
         <w:pageBreakBefore w:val="0"/>
@@ -4755,7 +4916,7 @@
         <w:bidi w:val="0"/>
         <w:adjustRightInd w:val="0"/>
         <w:snapToGrid w:val="0"/>
-        <w:ind w:left="425" w:hanging="425" w:leftChars="0" w:firstLineChars="0"/>
+        <w:ind w:left="425" w:leftChars="0" w:hanging="425" w:firstLineChars="0"/>
         <w:textAlignment w:val="baseline"/>
       </w:pPr>
       <w:r>
@@ -4764,7 +4925,7 @@
     </w:p>
     <w:p>
       <w:pPr>
-        <w:pStyle w:val="a4"/>
+        <w:pStyle w:val="42"/>
         <w:keepNext w:val="0"/>
         <w:keepLines w:val="0"/>
         <w:pageBreakBefore w:val="0"/>
@@ -4782,7 +4943,7 @@
         <w:bidi w:val="0"/>
         <w:adjustRightInd w:val="0"/>
         <w:snapToGrid w:val="0"/>
-        <w:ind w:left="425" w:hanging="425" w:leftChars="0" w:firstLineChars="0"/>
+        <w:ind w:left="425" w:leftChars="0" w:hanging="425" w:firstLineChars="0"/>
         <w:textAlignment w:val="baseline"/>
       </w:pPr>
       <w:r>
@@ -4791,7 +4952,7 @@
     </w:p>
     <w:p>
       <w:pPr>
-        <w:pStyle w:val="a4"/>
+        <w:pStyle w:val="42"/>
         <w:keepNext w:val="0"/>
         <w:keepLines w:val="0"/>
         <w:pageBreakBefore w:val="0"/>
@@ -4809,7 +4970,7 @@
         <w:bidi w:val="0"/>
         <w:adjustRightInd w:val="0"/>
         <w:snapToGrid w:val="0"/>
-        <w:ind w:left="425" w:hanging="425" w:leftChars="0" w:firstLineChars="0"/>
+        <w:ind w:left="425" w:leftChars="0" w:hanging="425" w:firstLineChars="0"/>
         <w:textAlignment w:val="baseline"/>
       </w:pPr>
       <w:r>
@@ -4818,7 +4979,7 @@
     </w:p>
     <w:p>
       <w:pPr>
-        <w:pStyle w:val="a4"/>
+        <w:pStyle w:val="42"/>
         <w:keepNext w:val="0"/>
         <w:keepLines w:val="0"/>
         <w:pageBreakBefore w:val="0"/>
@@ -4836,7 +4997,7 @@
         <w:bidi w:val="0"/>
         <w:adjustRightInd w:val="0"/>
         <w:snapToGrid w:val="0"/>
-        <w:ind w:left="425" w:hanging="425" w:leftChars="0" w:firstLineChars="0"/>
+        <w:ind w:left="425" w:leftChars="0" w:hanging="425" w:firstLineChars="0"/>
         <w:textAlignment w:val="baseline"/>
       </w:pPr>
       <w:r>
@@ -4845,7 +5006,7 @@
     </w:p>
     <w:p>
       <w:pPr>
-        <w:pStyle w:val="1"/>
+        <w:pStyle w:val="30"/>
         <w:keepNext w:val="0"/>
         <w:keepLines w:val="0"/>
         <w:pageBreakBefore w:val="0"/>
@@ -4861,17 +5022,17 @@
         <w:snapToGrid w:val="0"/>
         <w:textAlignment w:val="baseline"/>
       </w:pPr>
-      <w:bookmarkStart w:id="15" w:name="heading_10"/>
-      <w:bookmarkStart w:id="16" w:name="_Toc26680"/>
+      <w:bookmarkStart w:id="14" w:name="heading_10"/>
+      <w:bookmarkStart w:id="15" w:name="_Toc19606"/>
       <w:r>
         <w:t>备件库房管理要求</w:t>
       </w:r>
+      <w:bookmarkEnd w:id="14"/>
       <w:bookmarkEnd w:id="15"/>
-      <w:bookmarkEnd w:id="16"/>
     </w:p>
     <w:p>
       <w:pPr>
-        <w:pStyle w:val="a4"/>
+        <w:pStyle w:val="42"/>
         <w:keepNext w:val="0"/>
         <w:keepLines w:val="0"/>
         <w:pageBreakBefore w:val="0"/>
@@ -4889,7 +5050,7 @@
         <w:bidi w:val="0"/>
         <w:adjustRightInd w:val="0"/>
         <w:snapToGrid w:val="0"/>
-        <w:ind w:left="425" w:hanging="425" w:leftChars="0" w:firstLineChars="0"/>
+        <w:ind w:left="425" w:leftChars="0" w:hanging="425" w:firstLineChars="0"/>
         <w:textAlignment w:val="baseline"/>
       </w:pPr>
       <w:r>
@@ -4898,7 +5059,7 @@
     </w:p>
     <w:p>
       <w:pPr>
-        <w:pStyle w:val="a4"/>
+        <w:pStyle w:val="42"/>
         <w:keepNext w:val="0"/>
         <w:keepLines w:val="0"/>
         <w:pageBreakBefore w:val="0"/>
@@ -4916,7 +5077,7 @@
         <w:bidi w:val="0"/>
         <w:adjustRightInd w:val="0"/>
         <w:snapToGrid w:val="0"/>
-        <w:ind w:left="425" w:hanging="425" w:leftChars="0" w:firstLineChars="0"/>
+        <w:ind w:left="425" w:leftChars="0" w:hanging="425" w:firstLineChars="0"/>
         <w:textAlignment w:val="baseline"/>
       </w:pPr>
       <w:r>
@@ -4925,7 +5086,7 @@
     </w:p>
     <w:p>
       <w:pPr>
-        <w:pStyle w:val="a4"/>
+        <w:pStyle w:val="42"/>
         <w:keepNext w:val="0"/>
         <w:keepLines w:val="0"/>
         <w:pageBreakBefore w:val="0"/>
@@ -4943,7 +5104,7 @@
         <w:bidi w:val="0"/>
         <w:adjustRightInd w:val="0"/>
         <w:snapToGrid w:val="0"/>
-        <w:ind w:left="425" w:hanging="425" w:leftChars="0" w:firstLineChars="0"/>
+        <w:ind w:left="425" w:leftChars="0" w:hanging="425" w:firstLineChars="0"/>
         <w:textAlignment w:val="baseline"/>
       </w:pPr>
       <w:r>
@@ -4952,7 +5113,7 @@
     </w:p>
     <w:p>
       <w:pPr>
-        <w:pStyle w:val="a4"/>
+        <w:pStyle w:val="42"/>
         <w:keepNext w:val="0"/>
         <w:keepLines w:val="0"/>
         <w:pageBreakBefore w:val="0"/>
@@ -4970,7 +5131,7 @@
         <w:bidi w:val="0"/>
         <w:adjustRightInd w:val="0"/>
         <w:snapToGrid w:val="0"/>
-        <w:ind w:left="425" w:hanging="425" w:leftChars="0" w:firstLineChars="0"/>
+        <w:ind w:left="425" w:leftChars="0" w:hanging="425" w:firstLineChars="0"/>
         <w:textAlignment w:val="baseline"/>
       </w:pPr>
       <w:r>
@@ -4979,7 +5140,7 @@
     </w:p>
     <w:p>
       <w:pPr>
-        <w:pStyle w:val="1"/>
+        <w:pStyle w:val="30"/>
         <w:keepNext w:val="0"/>
         <w:keepLines w:val="0"/>
         <w:pageBreakBefore w:val="0"/>
@@ -4995,17 +5156,17 @@
         <w:snapToGrid w:val="0"/>
         <w:textAlignment w:val="baseline"/>
       </w:pPr>
-      <w:bookmarkStart w:id="17" w:name="_Toc3888"/>
-      <w:bookmarkStart w:id="18" w:name="heading_11"/>
+      <w:bookmarkStart w:id="16" w:name="heading_11"/>
+      <w:bookmarkStart w:id="17" w:name="_Toc2136"/>
       <w:r>
         <w:t>备件管理流程</w:t>
       </w:r>
+      <w:bookmarkEnd w:id="16"/>
       <w:bookmarkEnd w:id="17"/>
-      <w:bookmarkEnd w:id="18"/>
     </w:p>
     <w:p>
       <w:pPr>
-        <w:pStyle w:val="2"/>
+        <w:pStyle w:val="32"/>
         <w:keepNext w:val="0"/>
         <w:keepLines w:val="0"/>
         <w:pageBreakBefore w:val="0"/>
@@ -5021,17 +5182,17 @@
         <w:snapToGrid w:val="0"/>
         <w:textAlignment w:val="baseline"/>
       </w:pPr>
-      <w:bookmarkStart w:id="19" w:name="heading_12"/>
-      <w:bookmarkStart w:id="20" w:name="_Toc16387"/>
+      <w:bookmarkStart w:id="18" w:name="heading_12"/>
+      <w:bookmarkStart w:id="19" w:name="_Toc324"/>
       <w:r>
         <w:t>备品备件采购管理</w:t>
       </w:r>
+      <w:bookmarkEnd w:id="18"/>
       <w:bookmarkEnd w:id="19"/>
-      <w:bookmarkEnd w:id="20"/>
     </w:p>
     <w:p>
       <w:pPr>
-        <w:pStyle w:val="3"/>
+        <w:pStyle w:val="33"/>
         <w:keepNext w:val="0"/>
         <w:keepLines w:val="0"/>
         <w:pageBreakBefore w:val="0"/>
@@ -5047,17 +5208,17 @@
         <w:snapToGrid w:val="0"/>
         <w:textAlignment w:val="baseline"/>
       </w:pPr>
-      <w:bookmarkStart w:id="21" w:name="_Toc20040"/>
-      <w:bookmarkStart w:id="22" w:name="heading_13"/>
+      <w:bookmarkStart w:id="20" w:name="heading_13"/>
+      <w:bookmarkStart w:id="21" w:name="_Toc9683"/>
       <w:r>
         <w:t>年度备品备件采购</w:t>
       </w:r>
+      <w:bookmarkEnd w:id="20"/>
       <w:bookmarkEnd w:id="21"/>
-      <w:bookmarkEnd w:id="22"/>
     </w:p>
     <w:p>
       <w:pPr>
-        <w:pStyle w:val="a4"/>
+        <w:pStyle w:val="42"/>
         <w:keepNext w:val="0"/>
         <w:keepLines w:val="0"/>
         <w:pageBreakBefore w:val="0"/>
@@ -5075,7 +5236,7 @@
         <w:bidi w:val="0"/>
         <w:adjustRightInd w:val="0"/>
         <w:snapToGrid w:val="0"/>
-        <w:ind w:left="425" w:hanging="425" w:leftChars="0" w:firstLineChars="0"/>
+        <w:ind w:left="425" w:leftChars="0" w:hanging="425" w:firstLineChars="0"/>
         <w:textAlignment w:val="baseline"/>
       </w:pPr>
       <w:r>
@@ -5084,7 +5245,7 @@
     </w:p>
     <w:p>
       <w:pPr>
-        <w:pStyle w:val="a4"/>
+        <w:pStyle w:val="42"/>
         <w:keepNext w:val="0"/>
         <w:keepLines w:val="0"/>
         <w:pageBreakBefore w:val="0"/>
@@ -5102,7 +5263,7 @@
         <w:bidi w:val="0"/>
         <w:adjustRightInd w:val="0"/>
         <w:snapToGrid w:val="0"/>
-        <w:ind w:left="425" w:hanging="425" w:leftChars="0" w:firstLineChars="0"/>
+        <w:ind w:left="425" w:leftChars="0" w:hanging="425" w:firstLineChars="0"/>
         <w:textAlignment w:val="baseline"/>
       </w:pPr>
       <w:r>
@@ -5111,7 +5272,7 @@
     </w:p>
     <w:p>
       <w:pPr>
-        <w:pStyle w:val="a4"/>
+        <w:pStyle w:val="42"/>
         <w:keepNext w:val="0"/>
         <w:keepLines w:val="0"/>
         <w:pageBreakBefore w:val="0"/>
@@ -5129,7 +5290,7 @@
         <w:bidi w:val="0"/>
         <w:adjustRightInd w:val="0"/>
         <w:snapToGrid w:val="0"/>
-        <w:ind w:left="425" w:hanging="425" w:leftChars="0" w:firstLineChars="0"/>
+        <w:ind w:left="425" w:leftChars="0" w:hanging="425" w:firstLineChars="0"/>
         <w:textAlignment w:val="baseline"/>
       </w:pPr>
       <w:r>
@@ -5138,7 +5299,7 @@
     </w:p>
     <w:p>
       <w:pPr>
-        <w:pStyle w:val="a4"/>
+        <w:pStyle w:val="42"/>
         <w:keepNext w:val="0"/>
         <w:keepLines w:val="0"/>
         <w:pageBreakBefore w:val="0"/>
@@ -5156,7 +5317,7 @@
         <w:bidi w:val="0"/>
         <w:adjustRightInd w:val="0"/>
         <w:snapToGrid w:val="0"/>
-        <w:ind w:left="425" w:hanging="425" w:leftChars="0" w:firstLineChars="0"/>
+        <w:ind w:left="425" w:leftChars="0" w:hanging="425" w:firstLineChars="0"/>
         <w:textAlignment w:val="baseline"/>
       </w:pPr>
       <w:r>
@@ -5165,7 +5326,7 @@
     </w:p>
     <w:p>
       <w:pPr>
-        <w:pStyle w:val="3"/>
+        <w:pStyle w:val="33"/>
         <w:keepNext w:val="0"/>
         <w:keepLines w:val="0"/>
         <w:pageBreakBefore w:val="0"/>
@@ -5181,17 +5342,17 @@
         <w:snapToGrid w:val="0"/>
         <w:textAlignment w:val="baseline"/>
       </w:pPr>
-      <w:bookmarkStart w:id="23" w:name="heading_14"/>
-      <w:bookmarkStart w:id="24" w:name="_Toc19314"/>
+      <w:bookmarkStart w:id="22" w:name="heading_14"/>
+      <w:bookmarkStart w:id="23" w:name="_Toc3678"/>
       <w:r>
         <w:t>项目备品备件采购</w:t>
       </w:r>
+      <w:bookmarkEnd w:id="22"/>
       <w:bookmarkEnd w:id="23"/>
-      <w:bookmarkEnd w:id="24"/>
     </w:p>
     <w:p>
       <w:pPr>
-        <w:pStyle w:val="a4"/>
+        <w:pStyle w:val="42"/>
         <w:keepNext w:val="0"/>
         <w:keepLines w:val="0"/>
         <w:pageBreakBefore w:val="0"/>
@@ -5209,7 +5370,7 @@
         <w:bidi w:val="0"/>
         <w:adjustRightInd w:val="0"/>
         <w:snapToGrid w:val="0"/>
-        <w:ind w:left="425" w:hanging="425" w:leftChars="0" w:firstLineChars="0"/>
+        <w:ind w:left="425" w:leftChars="0" w:hanging="425" w:firstLineChars="0"/>
         <w:textAlignment w:val="baseline"/>
       </w:pPr>
       <w:r>
@@ -5218,7 +5379,7 @@
     </w:p>
     <w:p>
       <w:pPr>
-        <w:pStyle w:val="a4"/>
+        <w:pStyle w:val="42"/>
         <w:keepNext w:val="0"/>
         <w:keepLines w:val="0"/>
         <w:pageBreakBefore w:val="0"/>
@@ -5236,7 +5397,7 @@
         <w:bidi w:val="0"/>
         <w:adjustRightInd w:val="0"/>
         <w:snapToGrid w:val="0"/>
-        <w:ind w:left="425" w:hanging="425" w:leftChars="0" w:firstLineChars="0"/>
+        <w:ind w:left="425" w:leftChars="0" w:hanging="425" w:firstLineChars="0"/>
         <w:textAlignment w:val="baseline"/>
       </w:pPr>
       <w:r>
@@ -5245,7 +5406,7 @@
     </w:p>
     <w:p>
       <w:pPr>
-        <w:pStyle w:val="3"/>
+        <w:pStyle w:val="33"/>
         <w:keepNext w:val="0"/>
         <w:keepLines w:val="0"/>
         <w:pageBreakBefore w:val="0"/>
@@ -5261,17 +5422,17 @@
         <w:snapToGrid w:val="0"/>
         <w:textAlignment w:val="baseline"/>
       </w:pPr>
-      <w:bookmarkStart w:id="25" w:name="heading_15"/>
-      <w:bookmarkStart w:id="26" w:name="_Toc32118"/>
+      <w:bookmarkStart w:id="24" w:name="heading_15"/>
+      <w:bookmarkStart w:id="25" w:name="_Toc1419"/>
       <w:r>
         <w:t>紧急备品备件采购</w:t>
       </w:r>
+      <w:bookmarkEnd w:id="24"/>
       <w:bookmarkEnd w:id="25"/>
-      <w:bookmarkEnd w:id="26"/>
     </w:p>
     <w:p>
       <w:pPr>
-        <w:pStyle w:val="a4"/>
+        <w:pStyle w:val="42"/>
         <w:keepNext w:val="0"/>
         <w:keepLines w:val="0"/>
         <w:pageBreakBefore w:val="0"/>
@@ -5289,7 +5450,7 @@
         <w:bidi w:val="0"/>
         <w:adjustRightInd w:val="0"/>
         <w:snapToGrid w:val="0"/>
-        <w:ind w:left="425" w:hanging="425" w:leftChars="0" w:firstLineChars="0"/>
+        <w:ind w:left="425" w:leftChars="0" w:hanging="425" w:firstLineChars="0"/>
         <w:textAlignment w:val="baseline"/>
       </w:pPr>
       <w:r>
@@ -5298,7 +5459,7 @@
     </w:p>
     <w:p>
       <w:pPr>
-        <w:pStyle w:val="a4"/>
+        <w:pStyle w:val="42"/>
         <w:keepNext w:val="0"/>
         <w:keepLines w:val="0"/>
         <w:pageBreakBefore w:val="0"/>
@@ -5316,7 +5477,7 @@
         <w:bidi w:val="0"/>
         <w:adjustRightInd w:val="0"/>
         <w:snapToGrid w:val="0"/>
-        <w:ind w:left="845" w:hanging="425" w:leftChars="0" w:firstLineChars="0"/>
+        <w:ind w:left="845" w:leftChars="0" w:hanging="425" w:firstLineChars="0"/>
         <w:textAlignment w:val="baseline"/>
       </w:pPr>
       <w:r>
@@ -5325,7 +5486,7 @@
     </w:p>
     <w:p>
       <w:pPr>
-        <w:pStyle w:val="a4"/>
+        <w:pStyle w:val="42"/>
         <w:keepNext w:val="0"/>
         <w:keepLines w:val="0"/>
         <w:pageBreakBefore w:val="0"/>
@@ -5343,7 +5504,7 @@
         <w:bidi w:val="0"/>
         <w:adjustRightInd w:val="0"/>
         <w:snapToGrid w:val="0"/>
-        <w:ind w:left="845" w:hanging="425" w:leftChars="0" w:firstLineChars="0"/>
+        <w:ind w:left="845" w:leftChars="0" w:hanging="425" w:firstLineChars="0"/>
         <w:textAlignment w:val="baseline"/>
       </w:pPr>
       <w:r>
@@ -5352,7 +5513,7 @@
     </w:p>
     <w:p>
       <w:pPr>
-        <w:pStyle w:val="a4"/>
+        <w:pStyle w:val="42"/>
         <w:keepNext w:val="0"/>
         <w:keepLines w:val="0"/>
         <w:pageBreakBefore w:val="0"/>
@@ -5370,7 +5531,7 @@
         <w:bidi w:val="0"/>
         <w:adjustRightInd w:val="0"/>
         <w:snapToGrid w:val="0"/>
-        <w:ind w:left="425" w:hanging="425" w:leftChars="0" w:firstLineChars="0"/>
+        <w:ind w:left="425" w:leftChars="0" w:hanging="425" w:firstLineChars="0"/>
         <w:textAlignment w:val="baseline"/>
       </w:pPr>
       <w:r>
@@ -5379,7 +5540,7 @@
     </w:p>
     <w:p>
       <w:pPr>
-        <w:pStyle w:val="a4"/>
+        <w:pStyle w:val="42"/>
         <w:keepNext w:val="0"/>
         <w:keepLines w:val="0"/>
         <w:pageBreakBefore w:val="0"/>
@@ -5397,7 +5558,7 @@
         <w:bidi w:val="0"/>
         <w:adjustRightInd w:val="0"/>
         <w:snapToGrid w:val="0"/>
-        <w:ind w:left="845" w:hanging="425" w:leftChars="0" w:firstLineChars="0"/>
+        <w:ind w:left="845" w:leftChars="0" w:hanging="425" w:firstLineChars="0"/>
         <w:textAlignment w:val="baseline"/>
       </w:pPr>
       <w:r>
@@ -5406,7 +5567,7 @@
     </w:p>
     <w:p>
       <w:pPr>
-        <w:pStyle w:val="a4"/>
+        <w:pStyle w:val="42"/>
         <w:keepNext w:val="0"/>
         <w:keepLines w:val="0"/>
         <w:pageBreakBefore w:val="0"/>
@@ -5424,7 +5585,7 @@
         <w:bidi w:val="0"/>
         <w:adjustRightInd w:val="0"/>
         <w:snapToGrid w:val="0"/>
-        <w:ind w:left="845" w:hanging="425" w:leftChars="0" w:firstLineChars="0"/>
+        <w:ind w:left="845" w:leftChars="0" w:hanging="425" w:firstLineChars="0"/>
         <w:textAlignment w:val="baseline"/>
       </w:pPr>
       <w:r>
@@ -5433,7 +5594,7 @@
     </w:p>
     <w:p>
       <w:pPr>
-        <w:pStyle w:val="a4"/>
+        <w:pStyle w:val="42"/>
         <w:keepNext w:val="0"/>
         <w:keepLines w:val="0"/>
         <w:pageBreakBefore w:val="0"/>
@@ -5451,7 +5612,7 @@
         <w:bidi w:val="0"/>
         <w:adjustRightInd w:val="0"/>
         <w:snapToGrid w:val="0"/>
-        <w:ind w:left="845" w:hanging="425" w:leftChars="0" w:firstLineChars="0"/>
+        <w:ind w:left="845" w:leftChars="0" w:hanging="425" w:firstLineChars="0"/>
         <w:textAlignment w:val="baseline"/>
       </w:pPr>
       <w:r>
@@ -5460,7 +5621,7 @@
     </w:p>
     <w:p>
       <w:pPr>
-        <w:pStyle w:val="2"/>
+        <w:pStyle w:val="32"/>
         <w:keepNext w:val="0"/>
         <w:keepLines w:val="0"/>
         <w:pageBreakBefore w:val="0"/>
@@ -5476,17 +5637,17 @@
         <w:snapToGrid w:val="0"/>
         <w:textAlignment w:val="baseline"/>
       </w:pPr>
-      <w:bookmarkStart w:id="27" w:name="heading_16"/>
-      <w:bookmarkStart w:id="28" w:name="_Toc18064"/>
+      <w:bookmarkStart w:id="26" w:name="heading_16"/>
+      <w:bookmarkStart w:id="27" w:name="_Toc13129"/>
       <w:r>
-        <w:t>5.2 备品备件库存管理</w:t>
+        <w:t>备品备件库存管理</w:t>
       </w:r>
+      <w:bookmarkEnd w:id="26"/>
       <w:bookmarkEnd w:id="27"/>
-      <w:bookmarkEnd w:id="28"/>
     </w:p>
     <w:p>
       <w:pPr>
-        <w:pStyle w:val="a4"/>
+        <w:pStyle w:val="42"/>
         <w:keepNext w:val="0"/>
         <w:keepLines w:val="0"/>
         <w:pageBreakBefore w:val="0"/>
@@ -5504,7 +5665,7 @@
         <w:bidi w:val="0"/>
         <w:adjustRightInd w:val="0"/>
         <w:snapToGrid w:val="0"/>
-        <w:ind w:left="425" w:hanging="425" w:leftChars="0" w:firstLineChars="0"/>
+        <w:ind w:left="425" w:leftChars="0" w:hanging="425" w:firstLineChars="0"/>
         <w:textAlignment w:val="baseline"/>
       </w:pPr>
       <w:r>
@@ -5513,7 +5674,7 @@
     </w:p>
     <w:p>
       <w:pPr>
-        <w:pStyle w:val="a4"/>
+        <w:pStyle w:val="42"/>
         <w:keepNext w:val="0"/>
         <w:keepLines w:val="0"/>
         <w:pageBreakBefore w:val="0"/>
@@ -5531,7 +5692,7 @@
         <w:bidi w:val="0"/>
         <w:adjustRightInd w:val="0"/>
         <w:snapToGrid w:val="0"/>
-        <w:ind w:left="425" w:hanging="425" w:leftChars="0" w:firstLineChars="0"/>
+        <w:ind w:left="425" w:leftChars="0" w:hanging="425" w:firstLineChars="0"/>
         <w:textAlignment w:val="baseline"/>
       </w:pPr>
       <w:r>
@@ -5540,7 +5701,7 @@
     </w:p>
     <w:p>
       <w:pPr>
-        <w:pStyle w:val="a4"/>
+        <w:pStyle w:val="42"/>
         <w:keepNext w:val="0"/>
         <w:keepLines w:val="0"/>
         <w:pageBreakBefore w:val="0"/>
@@ -5558,7 +5719,7 @@
         <w:bidi w:val="0"/>
         <w:adjustRightInd w:val="0"/>
         <w:snapToGrid w:val="0"/>
-        <w:ind w:left="425" w:hanging="425" w:leftChars="0" w:firstLineChars="0"/>
+        <w:ind w:left="425" w:leftChars="0" w:hanging="425" w:firstLineChars="0"/>
         <w:textAlignment w:val="baseline"/>
       </w:pPr>
       <w:r>
@@ -5567,7 +5728,7 @@
     </w:p>
     <w:p>
       <w:pPr>
-        <w:pStyle w:val="a4"/>
+        <w:pStyle w:val="42"/>
         <w:keepNext w:val="0"/>
         <w:keepLines w:val="0"/>
         <w:pageBreakBefore w:val="0"/>
@@ -5585,7 +5746,7 @@
         <w:bidi w:val="0"/>
         <w:adjustRightInd w:val="0"/>
         <w:snapToGrid w:val="0"/>
-        <w:ind w:left="425" w:hanging="425" w:leftChars="0" w:firstLineChars="0"/>
+        <w:ind w:left="425" w:leftChars="0" w:hanging="425" w:firstLineChars="0"/>
         <w:textAlignment w:val="baseline"/>
       </w:pPr>
       <w:r>
@@ -5594,7 +5755,7 @@
     </w:p>
     <w:p>
       <w:pPr>
-        <w:pStyle w:val="a4"/>
+        <w:pStyle w:val="42"/>
         <w:keepNext w:val="0"/>
         <w:keepLines w:val="0"/>
         <w:pageBreakBefore w:val="0"/>
@@ -5612,7 +5773,7 @@
         <w:bidi w:val="0"/>
         <w:adjustRightInd w:val="0"/>
         <w:snapToGrid w:val="0"/>
-        <w:ind w:left="425" w:hanging="425" w:leftChars="0" w:firstLineChars="0"/>
+        <w:ind w:left="425" w:leftChars="0" w:hanging="425" w:firstLineChars="0"/>
         <w:textAlignment w:val="baseline"/>
       </w:pPr>
       <w:r>
@@ -5621,7 +5782,7 @@
     </w:p>
     <w:p>
       <w:pPr>
-        <w:pStyle w:val="2"/>
+        <w:pStyle w:val="32"/>
         <w:keepNext w:val="0"/>
         <w:keepLines w:val="0"/>
         <w:pageBreakBefore w:val="0"/>
@@ -5637,17 +5798,17 @@
         <w:snapToGrid w:val="0"/>
         <w:textAlignment w:val="baseline"/>
       </w:pPr>
-      <w:bookmarkStart w:id="29" w:name="heading_17"/>
-      <w:bookmarkStart w:id="30" w:name="_Toc31423"/>
+      <w:bookmarkStart w:id="28" w:name="heading_17"/>
+      <w:bookmarkStart w:id="29" w:name="_Toc16171"/>
       <w:r>
         <w:t>备品备件领用管理</w:t>
       </w:r>
+      <w:bookmarkEnd w:id="28"/>
       <w:bookmarkEnd w:id="29"/>
-      <w:bookmarkEnd w:id="30"/>
     </w:p>
     <w:p>
       <w:pPr>
-        <w:pStyle w:val="a2"/>
+        <w:pStyle w:val="31"/>
         <w:keepNext w:val="0"/>
         <w:keepLines w:val="0"/>
         <w:pageBreakBefore w:val="0"/>
@@ -5669,7 +5830,7 @@
     </w:p>
     <w:p>
       <w:pPr>
-        <w:pStyle w:val="a4"/>
+        <w:pStyle w:val="42"/>
         <w:keepNext w:val="0"/>
         <w:keepLines w:val="0"/>
         <w:pageBreakBefore w:val="0"/>
@@ -5687,7 +5848,7 @@
         <w:bidi w:val="0"/>
         <w:adjustRightInd w:val="0"/>
         <w:snapToGrid w:val="0"/>
-        <w:ind w:left="425" w:hanging="425" w:leftChars="0" w:firstLineChars="0"/>
+        <w:ind w:left="425" w:leftChars="0" w:hanging="425" w:firstLineChars="0"/>
         <w:textAlignment w:val="baseline"/>
       </w:pPr>
       <w:r>
@@ -5696,7 +5857,7 @@
     </w:p>
     <w:p>
       <w:pPr>
-        <w:pStyle w:val="a4"/>
+        <w:pStyle w:val="42"/>
         <w:keepNext w:val="0"/>
         <w:keepLines w:val="0"/>
         <w:pageBreakBefore w:val="0"/>
@@ -5714,7 +5875,7 @@
         <w:bidi w:val="0"/>
         <w:adjustRightInd w:val="0"/>
         <w:snapToGrid w:val="0"/>
-        <w:ind w:left="425" w:hanging="425" w:leftChars="0" w:firstLineChars="0"/>
+        <w:ind w:left="425" w:leftChars="0" w:hanging="425" w:firstLineChars="0"/>
         <w:textAlignment w:val="baseline"/>
       </w:pPr>
       <w:r>
@@ -5723,7 +5884,7 @@
     </w:p>
     <w:p>
       <w:pPr>
-        <w:pStyle w:val="a4"/>
+        <w:pStyle w:val="42"/>
         <w:keepNext w:val="0"/>
         <w:keepLines w:val="0"/>
         <w:pageBreakBefore w:val="0"/>
@@ -5741,7 +5902,7 @@
         <w:bidi w:val="0"/>
         <w:adjustRightInd w:val="0"/>
         <w:snapToGrid w:val="0"/>
-        <w:ind w:left="425" w:hanging="425" w:leftChars="0" w:firstLineChars="0"/>
+        <w:ind w:left="425" w:leftChars="0" w:hanging="425" w:firstLineChars="0"/>
         <w:textAlignment w:val="baseline"/>
       </w:pPr>
       <w:r>
@@ -5750,7 +5911,7 @@
     </w:p>
     <w:p>
       <w:pPr>
-        <w:pStyle w:val="a4"/>
+        <w:pStyle w:val="42"/>
         <w:keepNext w:val="0"/>
         <w:keepLines w:val="0"/>
         <w:pageBreakBefore w:val="0"/>
@@ -5768,7 +5929,7 @@
         <w:bidi w:val="0"/>
         <w:adjustRightInd w:val="0"/>
         <w:snapToGrid w:val="0"/>
-        <w:ind w:left="425" w:hanging="425" w:leftChars="0" w:firstLineChars="0"/>
+        <w:ind w:left="425" w:leftChars="0" w:hanging="425" w:firstLineChars="0"/>
         <w:textAlignment w:val="baseline"/>
       </w:pPr>
       <w:r>
@@ -5777,7 +5938,7 @@
     </w:p>
     <w:p>
       <w:pPr>
-        <w:pStyle w:val="2"/>
+        <w:pStyle w:val="32"/>
         <w:keepNext w:val="0"/>
         <w:keepLines w:val="0"/>
         <w:pageBreakBefore w:val="0"/>
@@ -5793,17 +5954,17 @@
         <w:snapToGrid w:val="0"/>
         <w:textAlignment w:val="baseline"/>
       </w:pPr>
-      <w:bookmarkStart w:id="31" w:name="_Toc26860"/>
-      <w:bookmarkStart w:id="32" w:name="heading_18"/>
+      <w:bookmarkStart w:id="30" w:name="heading_18"/>
+      <w:bookmarkStart w:id="31" w:name="_Toc12131"/>
       <w:r>
         <w:t>备品备件响应管理</w:t>
       </w:r>
+      <w:bookmarkEnd w:id="30"/>
       <w:bookmarkEnd w:id="31"/>
-      <w:bookmarkEnd w:id="32"/>
     </w:p>
     <w:p>
       <w:pPr>
-        <w:pStyle w:val="a2"/>
+        <w:pStyle w:val="31"/>
         <w:keepNext w:val="0"/>
         <w:keepLines w:val="0"/>
         <w:pageBreakBefore w:val="0"/>
@@ -5825,7 +5986,7 @@
     </w:p>
     <w:p>
       <w:pPr>
-        <w:pStyle w:val="3"/>
+        <w:pStyle w:val="33"/>
         <w:keepNext w:val="0"/>
         <w:keepLines w:val="0"/>
         <w:pageBreakBefore w:val="0"/>
@@ -5841,27 +6002,28 @@
         <w:snapToGrid w:val="0"/>
         <w:textAlignment w:val="baseline"/>
       </w:pPr>
-      <w:bookmarkStart w:id="33" w:name="heading_19"/>
-      <w:bookmarkStart w:id="34" w:name="_Toc4775"/>
+      <w:bookmarkStart w:id="32" w:name="heading_19"/>
+      <w:bookmarkStart w:id="33" w:name="_Toc27023"/>
       <w:r>
         <w:t>故障级别判定</w:t>
       </w:r>
+      <w:bookmarkEnd w:id="32"/>
       <w:bookmarkEnd w:id="33"/>
-      <w:bookmarkEnd w:id="34"/>
     </w:p>
     <w:tbl>
       <w:tblPr>
-        <w:tblStyle w:val="TableNormal"/>
+        <w:tblStyle w:val="20"/>
         <w:tblW w:w="8214" w:type="dxa"/>
         <w:jc w:val="center"/>
         <w:tblBorders>
-          <w:top w:val="nil"/>
-          <w:left w:val="nil"/>
-          <w:bottom w:val="nil"/>
-          <w:right w:val="nil"/>
-          <w:insideH w:val="nil"/>
-          <w:insideV w:val="nil"/>
+          <w:top w:val="none" w:color="auto" w:sz="0" w:space="0"/>
+          <w:left w:val="none" w:color="auto" w:sz="0" w:space="0"/>
+          <w:bottom w:val="none" w:color="auto" w:sz="0" w:space="0"/>
+          <w:right w:val="none" w:color="auto" w:sz="0" w:space="0"/>
+          <w:insideH w:val="none" w:color="auto" w:sz="0" w:space="0"/>
+          <w:insideV w:val="none" w:color="auto" w:sz="0" w:space="0"/>
         </w:tblBorders>
+        <w:tblLayout w:type="autofit"/>
         <w:tblCellMar>
           <w:top w:w="0" w:type="dxa"/>
           <w:left w:w="10" w:type="dxa"/>
@@ -5875,15 +6037,13 @@
       </w:tblGrid>
       <w:tr>
         <w:tblPrEx>
-          <w:tblW w:w="8214" w:type="dxa"/>
-          <w:jc w:val="center"/>
           <w:tblBorders>
-            <w:top w:val="nil"/>
-            <w:left w:val="nil"/>
-            <w:bottom w:val="nil"/>
-            <w:right w:val="nil"/>
-            <w:insideH w:val="nil"/>
-            <w:insideV w:val="nil"/>
+            <w:top w:val="none" w:color="auto" w:sz="0" w:space="0"/>
+            <w:left w:val="none" w:color="auto" w:sz="0" w:space="0"/>
+            <w:bottom w:val="none" w:color="auto" w:sz="0" w:space="0"/>
+            <w:right w:val="none" w:color="auto" w:sz="0" w:space="0"/>
+            <w:insideH w:val="none" w:color="auto" w:sz="0" w:space="0"/>
+            <w:insideV w:val="none" w:color="auto" w:sz="0" w:space="0"/>
           </w:tblBorders>
           <w:tblCellMar>
             <w:top w:w="0" w:type="dxa"/>
@@ -5893,7 +6053,7 @@
           </w:tblCellMar>
         </w:tblPrEx>
         <w:trPr>
-          <w:trHeight w:val="0"/>
+          <w:trHeight w:val="0" w:hRule="atLeast"/>
           <w:tblHeader/>
           <w:jc w:val="center"/>
         </w:trPr>
@@ -5901,8 +6061,8 @@
           <w:tcPr>
             <w:tcW w:w="1927" w:type="dxa"/>
             <w:tcBorders>
-              <w:top w:val="single" w:sz="12" w:space="0" w:color="auto"/>
-              <w:left w:val="single" w:sz="12" w:space="0" w:color="auto"/>
+              <w:top w:val="single" w:color="auto" w:sz="12" w:space="0"/>
+              <w:left w:val="single" w:color="auto" w:sz="12" w:space="0"/>
               <w:bottom w:val="nil"/>
               <w:right w:val="nil"/>
             </w:tcBorders>
@@ -5916,7 +6076,7 @@
           </w:tcPr>
           <w:p>
             <w:pPr>
-              <w:pStyle w:val="a2"/>
+              <w:pStyle w:val="31"/>
               <w:keepNext w:val="0"/>
               <w:keepLines w:val="0"/>
               <w:pageBreakBefore w:val="0"/>
@@ -5931,7 +6091,7 @@
               <w:adjustRightInd w:val="0"/>
               <w:snapToGrid w:val="0"/>
               <w:spacing w:line="240" w:lineRule="auto"/>
-              <w:ind w:left="0" w:right="0" w:firstLine="0" w:leftChars="0" w:rightChars="0" w:firstLineChars="0"/>
+              <w:ind w:left="0" w:leftChars="0" w:right="0" w:rightChars="0" w:firstLine="0" w:firstLineChars="0"/>
               <w:jc w:val="center"/>
               <w:textAlignment w:val="baseline"/>
               <w:rPr>
@@ -5950,10 +6110,10 @@
           <w:tcPr>
             <w:tcW w:w="6287" w:type="dxa"/>
             <w:tcBorders>
-              <w:top w:val="single" w:sz="12" w:space="0" w:color="auto"/>
-              <w:left w:val="single" w:sz="4" w:space="0" w:color="auto"/>
+              <w:top w:val="single" w:color="auto" w:sz="12" w:space="0"/>
+              <w:left w:val="single" w:color="auto" w:sz="4" w:space="0"/>
               <w:bottom w:val="nil"/>
-              <w:right w:val="single" w:sz="12" w:space="0" w:color="auto"/>
+              <w:right w:val="single" w:color="auto" w:sz="12" w:space="0"/>
             </w:tcBorders>
             <w:tcMar>
               <w:top w:w="60" w:type="dxa"/>
@@ -5965,7 +6125,7 @@
           </w:tcPr>
           <w:p>
             <w:pPr>
-              <w:pStyle w:val="a2"/>
+              <w:pStyle w:val="31"/>
               <w:keepNext w:val="0"/>
               <w:keepLines w:val="0"/>
               <w:pageBreakBefore w:val="0"/>
@@ -5980,7 +6140,7 @@
               <w:adjustRightInd w:val="0"/>
               <w:snapToGrid w:val="0"/>
               <w:spacing w:line="240" w:lineRule="auto"/>
-              <w:ind w:left="0" w:right="0" w:firstLine="0" w:leftChars="0" w:rightChars="0" w:firstLineChars="0"/>
+              <w:ind w:left="0" w:leftChars="0" w:right="0" w:rightChars="0" w:firstLine="0" w:firstLineChars="0"/>
               <w:jc w:val="center"/>
               <w:textAlignment w:val="baseline"/>
               <w:rPr>
@@ -5998,8 +6158,14 @@
       </w:tr>
       <w:tr>
         <w:tblPrEx>
-          <w:tblW w:w="8214" w:type="dxa"/>
-          <w:jc w:val="center"/>
+          <w:tblBorders>
+            <w:top w:val="none" w:color="auto" w:sz="0" w:space="0"/>
+            <w:left w:val="none" w:color="auto" w:sz="0" w:space="0"/>
+            <w:bottom w:val="none" w:color="auto" w:sz="0" w:space="0"/>
+            <w:right w:val="none" w:color="auto" w:sz="0" w:space="0"/>
+            <w:insideH w:val="none" w:color="auto" w:sz="0" w:space="0"/>
+            <w:insideV w:val="none" w:color="auto" w:sz="0" w:space="0"/>
+          </w:tblBorders>
           <w:tblCellMar>
             <w:top w:w="0" w:type="dxa"/>
             <w:left w:w="10" w:type="dxa"/>
@@ -6008,15 +6174,15 @@
           </w:tblCellMar>
         </w:tblPrEx>
         <w:trPr>
-          <w:trHeight w:val="0"/>
+          <w:trHeight w:val="0" w:hRule="atLeast"/>
           <w:jc w:val="center"/>
         </w:trPr>
         <w:tc>
           <w:tcPr>
             <w:tcW w:w="1927" w:type="dxa"/>
             <w:tcBorders>
-              <w:top w:val="single" w:sz="4" w:space="0" w:color="auto"/>
-              <w:left w:val="single" w:sz="12" w:space="0" w:color="auto"/>
+              <w:top w:val="single" w:color="auto" w:sz="4" w:space="0"/>
+              <w:left w:val="single" w:color="auto" w:sz="12" w:space="0"/>
               <w:bottom w:val="nil"/>
               <w:right w:val="nil"/>
             </w:tcBorders>
@@ -6044,7 +6210,7 @@
               <w:adjustRightInd w:val="0"/>
               <w:snapToGrid w:val="0"/>
               <w:spacing w:before="120" w:after="120" w:line="240" w:lineRule="auto"/>
-              <w:ind w:left="0" w:right="0" w:firstLine="0" w:leftChars="0" w:rightChars="0" w:firstLineChars="0"/>
+              <w:ind w:left="0" w:leftChars="0" w:right="0" w:rightChars="0" w:firstLine="0" w:firstLineChars="0"/>
               <w:jc w:val="center"/>
               <w:textAlignment w:val="baseline"/>
               <w:rPr>
@@ -6054,7 +6220,7 @@
             </w:pPr>
             <w:r>
               <w:rPr>
-                <w:rFonts w:ascii="Arial" w:eastAsia="宋体" w:hAnsi="Arial" w:cs="Arial"/>
+                <w:rFonts w:ascii="Arial" w:hAnsi="Arial" w:eastAsia="宋体" w:cs="Arial"/>
                 <w:b/>
                 <w:sz w:val="24"/>
               </w:rPr>
@@ -6066,10 +6232,10 @@
           <w:tcPr>
             <w:tcW w:w="6287" w:type="dxa"/>
             <w:tcBorders>
-              <w:top w:val="single" w:sz="4" w:space="0" w:color="auto"/>
-              <w:left w:val="single" w:sz="4" w:space="0" w:color="auto"/>
+              <w:top w:val="single" w:color="auto" w:sz="4" w:space="0"/>
+              <w:left w:val="single" w:color="auto" w:sz="4" w:space="0"/>
               <w:bottom w:val="nil"/>
-              <w:right w:val="single" w:sz="12" w:space="0" w:color="auto"/>
+              <w:right w:val="single" w:color="auto" w:sz="12" w:space="0"/>
             </w:tcBorders>
             <w:tcMar>
               <w:top w:w="60" w:type="dxa"/>
@@ -6081,7 +6247,7 @@
           </w:tcPr>
           <w:p>
             <w:pPr>
-              <w:pStyle w:val="a2"/>
+              <w:pStyle w:val="31"/>
               <w:keepNext w:val="0"/>
               <w:keepLines w:val="0"/>
               <w:pageBreakBefore w:val="0"/>
@@ -6096,7 +6262,7 @@
               <w:adjustRightInd w:val="0"/>
               <w:snapToGrid w:val="0"/>
               <w:spacing w:line="240" w:lineRule="auto"/>
-              <w:ind w:left="0" w:right="0" w:firstLine="0" w:leftChars="0" w:rightChars="0" w:firstLineChars="0"/>
+              <w:ind w:left="0" w:leftChars="0" w:right="0" w:rightChars="0" w:firstLine="0" w:firstLineChars="0"/>
               <w:jc w:val="center"/>
               <w:textAlignment w:val="baseline"/>
               <w:rPr>
@@ -6116,8 +6282,14 @@
       </w:tr>
       <w:tr>
         <w:tblPrEx>
-          <w:tblW w:w="8214" w:type="dxa"/>
-          <w:jc w:val="center"/>
+          <w:tblBorders>
+            <w:top w:val="none" w:color="auto" w:sz="0" w:space="0"/>
+            <w:left w:val="none" w:color="auto" w:sz="0" w:space="0"/>
+            <w:bottom w:val="none" w:color="auto" w:sz="0" w:space="0"/>
+            <w:right w:val="none" w:color="auto" w:sz="0" w:space="0"/>
+            <w:insideH w:val="none" w:color="auto" w:sz="0" w:space="0"/>
+            <w:insideV w:val="none" w:color="auto" w:sz="0" w:space="0"/>
+          </w:tblBorders>
           <w:tblCellMar>
             <w:top w:w="0" w:type="dxa"/>
             <w:left w:w="10" w:type="dxa"/>
@@ -6126,15 +6298,15 @@
           </w:tblCellMar>
         </w:tblPrEx>
         <w:trPr>
-          <w:trHeight w:val="0"/>
+          <w:trHeight w:val="0" w:hRule="atLeast"/>
           <w:jc w:val="center"/>
         </w:trPr>
         <w:tc>
           <w:tcPr>
             <w:tcW w:w="1927" w:type="dxa"/>
             <w:tcBorders>
-              <w:top w:val="single" w:sz="4" w:space="0" w:color="auto"/>
-              <w:left w:val="single" w:sz="12" w:space="0" w:color="auto"/>
+              <w:top w:val="single" w:color="auto" w:sz="4" w:space="0"/>
+              <w:left w:val="single" w:color="auto" w:sz="12" w:space="0"/>
               <w:bottom w:val="nil"/>
               <w:right w:val="nil"/>
             </w:tcBorders>
@@ -6162,7 +6334,7 @@
               <w:adjustRightInd w:val="0"/>
               <w:snapToGrid w:val="0"/>
               <w:spacing w:before="120" w:after="120" w:line="240" w:lineRule="auto"/>
-              <w:ind w:left="0" w:right="0" w:firstLine="0" w:leftChars="0" w:rightChars="0" w:firstLineChars="0"/>
+              <w:ind w:left="0" w:leftChars="0" w:right="0" w:rightChars="0" w:firstLine="0" w:firstLineChars="0"/>
               <w:jc w:val="center"/>
               <w:textAlignment w:val="baseline"/>
               <w:rPr>
@@ -6172,7 +6344,7 @@
             </w:pPr>
             <w:r>
               <w:rPr>
-                <w:rFonts w:ascii="Arial" w:eastAsia="宋体" w:hAnsi="Arial" w:cs="Arial"/>
+                <w:rFonts w:ascii="Arial" w:hAnsi="Arial" w:eastAsia="宋体" w:cs="Arial"/>
                 <w:b/>
                 <w:sz w:val="24"/>
               </w:rPr>
@@ -6184,10 +6356,10 @@
           <w:tcPr>
             <w:tcW w:w="6287" w:type="dxa"/>
             <w:tcBorders>
-              <w:top w:val="single" w:sz="4" w:space="0" w:color="auto"/>
-              <w:left w:val="single" w:sz="4" w:space="0" w:color="auto"/>
+              <w:top w:val="single" w:color="auto" w:sz="4" w:space="0"/>
+              <w:left w:val="single" w:color="auto" w:sz="4" w:space="0"/>
               <w:bottom w:val="nil"/>
-              <w:right w:val="single" w:sz="12" w:space="0" w:color="auto"/>
+              <w:right w:val="single" w:color="auto" w:sz="12" w:space="0"/>
             </w:tcBorders>
             <w:tcMar>
               <w:top w:w="60" w:type="dxa"/>
@@ -6199,7 +6371,7 @@
           </w:tcPr>
           <w:p>
             <w:pPr>
-              <w:pStyle w:val="a2"/>
+              <w:pStyle w:val="31"/>
               <w:keepNext w:val="0"/>
               <w:keepLines w:val="0"/>
               <w:pageBreakBefore w:val="0"/>
@@ -6214,7 +6386,7 @@
               <w:adjustRightInd w:val="0"/>
               <w:snapToGrid w:val="0"/>
               <w:spacing w:line="240" w:lineRule="auto"/>
-              <w:ind w:left="0" w:right="0" w:firstLine="0" w:leftChars="0" w:rightChars="0" w:firstLineChars="0"/>
+              <w:ind w:left="0" w:leftChars="0" w:right="0" w:rightChars="0" w:firstLine="0" w:firstLineChars="0"/>
               <w:jc w:val="center"/>
               <w:textAlignment w:val="baseline"/>
               <w:rPr>
@@ -6234,8 +6406,14 @@
       </w:tr>
       <w:tr>
         <w:tblPrEx>
-          <w:tblW w:w="8214" w:type="dxa"/>
-          <w:jc w:val="center"/>
+          <w:tblBorders>
+            <w:top w:val="none" w:color="auto" w:sz="0" w:space="0"/>
+            <w:left w:val="none" w:color="auto" w:sz="0" w:space="0"/>
+            <w:bottom w:val="none" w:color="auto" w:sz="0" w:space="0"/>
+            <w:right w:val="none" w:color="auto" w:sz="0" w:space="0"/>
+            <w:insideH w:val="none" w:color="auto" w:sz="0" w:space="0"/>
+            <w:insideV w:val="none" w:color="auto" w:sz="0" w:space="0"/>
+          </w:tblBorders>
           <w:tblCellMar>
             <w:top w:w="0" w:type="dxa"/>
             <w:left w:w="10" w:type="dxa"/>
@@ -6244,16 +6422,16 @@
           </w:tblCellMar>
         </w:tblPrEx>
         <w:trPr>
-          <w:trHeight w:val="0"/>
+          <w:trHeight w:val="0" w:hRule="atLeast"/>
           <w:jc w:val="center"/>
         </w:trPr>
         <w:tc>
           <w:tcPr>
             <w:tcW w:w="1927" w:type="dxa"/>
             <w:tcBorders>
-              <w:top w:val="single" w:sz="4" w:space="0" w:color="auto"/>
-              <w:left w:val="single" w:sz="12" w:space="0" w:color="auto"/>
-              <w:bottom w:val="single" w:sz="12" w:space="0" w:color="auto"/>
+              <w:top w:val="single" w:color="auto" w:sz="4" w:space="0"/>
+              <w:left w:val="single" w:color="auto" w:sz="12" w:space="0"/>
+              <w:bottom w:val="single" w:color="auto" w:sz="12" w:space="0"/>
               <w:right w:val="nil"/>
             </w:tcBorders>
             <w:tcMar>
@@ -6280,7 +6458,7 @@
               <w:adjustRightInd w:val="0"/>
               <w:snapToGrid w:val="0"/>
               <w:spacing w:before="120" w:after="120" w:line="240" w:lineRule="auto"/>
-              <w:ind w:left="0" w:right="0" w:firstLine="0" w:leftChars="0" w:rightChars="0" w:firstLineChars="0"/>
+              <w:ind w:left="0" w:leftChars="0" w:right="0" w:rightChars="0" w:firstLine="0" w:firstLineChars="0"/>
               <w:jc w:val="center"/>
               <w:textAlignment w:val="baseline"/>
               <w:rPr>
@@ -6290,7 +6468,7 @@
             </w:pPr>
             <w:r>
               <w:rPr>
-                <w:rFonts w:ascii="Arial" w:eastAsia="宋体" w:hAnsi="Arial" w:cs="Arial"/>
+                <w:rFonts w:ascii="Arial" w:hAnsi="Arial" w:eastAsia="宋体" w:cs="Arial"/>
                 <w:b/>
                 <w:sz w:val="24"/>
               </w:rPr>
@@ -6302,10 +6480,10 @@
           <w:tcPr>
             <w:tcW w:w="6287" w:type="dxa"/>
             <w:tcBorders>
-              <w:top w:val="single" w:sz="4" w:space="0" w:color="auto"/>
-              <w:left w:val="single" w:sz="4" w:space="0" w:color="auto"/>
-              <w:bottom w:val="single" w:sz="12" w:space="0" w:color="auto"/>
-              <w:right w:val="single" w:sz="12" w:space="0" w:color="auto"/>
+              <w:top w:val="single" w:color="auto" w:sz="4" w:space="0"/>
+              <w:left w:val="single" w:color="auto" w:sz="4" w:space="0"/>
+              <w:bottom w:val="single" w:color="auto" w:sz="12" w:space="0"/>
+              <w:right w:val="single" w:color="auto" w:sz="12" w:space="0"/>
             </w:tcBorders>
             <w:tcMar>
               <w:top w:w="60" w:type="dxa"/>
@@ -6317,7 +6495,7 @@
           </w:tcPr>
           <w:p>
             <w:pPr>
-              <w:pStyle w:val="a2"/>
+              <w:pStyle w:val="31"/>
               <w:keepNext w:val="0"/>
               <w:keepLines w:val="0"/>
               <w:pageBreakBefore w:val="0"/>
@@ -6332,7 +6510,7 @@
               <w:adjustRightInd w:val="0"/>
               <w:snapToGrid w:val="0"/>
               <w:spacing w:line="240" w:lineRule="auto"/>
-              <w:ind w:left="0" w:right="0" w:firstLine="0" w:leftChars="0" w:rightChars="0" w:firstLineChars="0"/>
+              <w:ind w:left="0" w:leftChars="0" w:right="0" w:rightChars="0" w:firstLine="0" w:firstLineChars="0"/>
               <w:jc w:val="center"/>
               <w:textAlignment w:val="baseline"/>
               <w:rPr>
@@ -6353,7 +6531,7 @@
     </w:tbl>
     <w:p>
       <w:pPr>
-        <w:pStyle w:val="3"/>
+        <w:pStyle w:val="33"/>
         <w:keepNext w:val="0"/>
         <w:keepLines w:val="0"/>
         <w:pageBreakBefore w:val="0"/>
@@ -6369,27 +6547,28 @@
         <w:snapToGrid w:val="0"/>
         <w:textAlignment w:val="baseline"/>
       </w:pPr>
-      <w:bookmarkStart w:id="35" w:name="heading_20"/>
-      <w:bookmarkStart w:id="36" w:name="_Toc15201"/>
+      <w:bookmarkStart w:id="34" w:name="heading_20"/>
+      <w:bookmarkStart w:id="35" w:name="_Toc1857"/>
       <w:r>
         <w:t>响应时限</w:t>
       </w:r>
+      <w:bookmarkEnd w:id="34"/>
       <w:bookmarkEnd w:id="35"/>
-      <w:bookmarkEnd w:id="36"/>
     </w:p>
     <w:tbl>
       <w:tblPr>
-        <w:tblStyle w:val="TableNormal"/>
+        <w:tblStyle w:val="20"/>
         <w:tblW w:w="8214" w:type="dxa"/>
         <w:jc w:val="center"/>
         <w:tblBorders>
-          <w:top w:val="nil"/>
-          <w:left w:val="nil"/>
-          <w:bottom w:val="nil"/>
-          <w:right w:val="nil"/>
-          <w:insideH w:val="nil"/>
-          <w:insideV w:val="nil"/>
+          <w:top w:val="none" w:color="auto" w:sz="0" w:space="0"/>
+          <w:left w:val="none" w:color="auto" w:sz="0" w:space="0"/>
+          <w:bottom w:val="none" w:color="auto" w:sz="0" w:space="0"/>
+          <w:right w:val="none" w:color="auto" w:sz="0" w:space="0"/>
+          <w:insideH w:val="none" w:color="auto" w:sz="0" w:space="0"/>
+          <w:insideV w:val="none" w:color="auto" w:sz="0" w:space="0"/>
         </w:tblBorders>
+        <w:tblLayout w:type="autofit"/>
         <w:tblCellMar>
           <w:top w:w="0" w:type="dxa"/>
           <w:left w:w="10" w:type="dxa"/>
@@ -6405,15 +6584,13 @@
       </w:tblGrid>
       <w:tr>
         <w:tblPrEx>
-          <w:tblW w:w="8214" w:type="dxa"/>
-          <w:jc w:val="center"/>
           <w:tblBorders>
-            <w:top w:val="nil"/>
-            <w:left w:val="nil"/>
-            <w:bottom w:val="nil"/>
-            <w:right w:val="nil"/>
-            <w:insideH w:val="nil"/>
-            <w:insideV w:val="nil"/>
+            <w:top w:val="none" w:color="auto" w:sz="0" w:space="0"/>
+            <w:left w:val="none" w:color="auto" w:sz="0" w:space="0"/>
+            <w:bottom w:val="none" w:color="auto" w:sz="0" w:space="0"/>
+            <w:right w:val="none" w:color="auto" w:sz="0" w:space="0"/>
+            <w:insideH w:val="none" w:color="auto" w:sz="0" w:space="0"/>
+            <w:insideV w:val="none" w:color="auto" w:sz="0" w:space="0"/>
           </w:tblBorders>
           <w:tblCellMar>
             <w:top w:w="0" w:type="dxa"/>
@@ -6423,7 +6600,7 @@
           </w:tblCellMar>
         </w:tblPrEx>
         <w:trPr>
-          <w:trHeight w:val="0"/>
+          <w:trHeight w:val="0" w:hRule="atLeast"/>
           <w:tblHeader/>
           <w:jc w:val="center"/>
         </w:trPr>
@@ -6431,8 +6608,8 @@
           <w:tcPr>
             <w:tcW w:w="1945" w:type="dxa"/>
             <w:tcBorders>
-              <w:top w:val="single" w:sz="12" w:space="0" w:color="auto"/>
-              <w:left w:val="single" w:sz="12" w:space="0" w:color="auto"/>
+              <w:top w:val="single" w:color="auto" w:sz="12" w:space="0"/>
+              <w:left w:val="single" w:color="auto" w:sz="12" w:space="0"/>
               <w:bottom w:val="nil"/>
               <w:right w:val="nil"/>
             </w:tcBorders>
@@ -6446,7 +6623,7 @@
           </w:tcPr>
           <w:p>
             <w:pPr>
-              <w:pStyle w:val="a2"/>
+              <w:pStyle w:val="31"/>
               <w:keepNext w:val="0"/>
               <w:keepLines w:val="0"/>
               <w:pageBreakBefore w:val="0"/>
@@ -6461,7 +6638,7 @@
               <w:adjustRightInd w:val="0"/>
               <w:snapToGrid w:val="0"/>
               <w:spacing w:line="240" w:lineRule="auto"/>
-              <w:ind w:left="0" w:right="0" w:firstLine="0" w:leftChars="0" w:rightChars="0" w:firstLineChars="0"/>
+              <w:ind w:left="0" w:leftChars="0" w:right="0" w:rightChars="0" w:firstLine="0" w:firstLineChars="0"/>
               <w:jc w:val="center"/>
               <w:textAlignment w:val="baseline"/>
               <w:rPr>
@@ -6480,8 +6657,8 @@
           <w:tcPr>
             <w:tcW w:w="2379" w:type="dxa"/>
             <w:tcBorders>
-              <w:top w:val="single" w:sz="12" w:space="0" w:color="auto"/>
-              <w:left w:val="single" w:sz="4" w:space="0" w:color="auto"/>
+              <w:top w:val="single" w:color="auto" w:sz="12" w:space="0"/>
+              <w:left w:val="single" w:color="auto" w:sz="4" w:space="0"/>
               <w:bottom w:val="nil"/>
               <w:right w:val="nil"/>
             </w:tcBorders>
@@ -6495,7 +6672,7 @@
           </w:tcPr>
           <w:p>
             <w:pPr>
-              <w:pStyle w:val="a2"/>
+              <w:pStyle w:val="31"/>
               <w:keepNext w:val="0"/>
               <w:keepLines w:val="0"/>
               <w:pageBreakBefore w:val="0"/>
@@ -6510,7 +6687,7 @@
               <w:adjustRightInd w:val="0"/>
               <w:snapToGrid w:val="0"/>
               <w:spacing w:line="240" w:lineRule="auto"/>
-              <w:ind w:left="0" w:right="0" w:firstLine="0" w:leftChars="0" w:rightChars="0" w:firstLineChars="0"/>
+              <w:ind w:left="0" w:leftChars="0" w:right="0" w:rightChars="0" w:firstLine="0" w:firstLineChars="0"/>
               <w:jc w:val="center"/>
               <w:textAlignment w:val="baseline"/>
               <w:rPr>
@@ -6529,8 +6706,8 @@
           <w:tcPr>
             <w:tcW w:w="1945" w:type="dxa"/>
             <w:tcBorders>
-              <w:top w:val="single" w:sz="12" w:space="0" w:color="auto"/>
-              <w:left w:val="single" w:sz="4" w:space="0" w:color="auto"/>
+              <w:top w:val="single" w:color="auto" w:sz="12" w:space="0"/>
+              <w:left w:val="single" w:color="auto" w:sz="4" w:space="0"/>
               <w:bottom w:val="nil"/>
               <w:right w:val="nil"/>
             </w:tcBorders>
@@ -6544,7 +6721,7 @@
           </w:tcPr>
           <w:p>
             <w:pPr>
-              <w:pStyle w:val="a2"/>
+              <w:pStyle w:val="31"/>
               <w:keepNext w:val="0"/>
               <w:keepLines w:val="0"/>
               <w:pageBreakBefore w:val="0"/>
@@ -6559,7 +6736,7 @@
               <w:adjustRightInd w:val="0"/>
               <w:snapToGrid w:val="0"/>
               <w:spacing w:line="240" w:lineRule="auto"/>
-              <w:ind w:left="0" w:right="0" w:firstLine="0" w:leftChars="0" w:rightChars="0" w:firstLineChars="0"/>
+              <w:ind w:left="0" w:leftChars="0" w:right="0" w:rightChars="0" w:firstLine="0" w:firstLineChars="0"/>
               <w:jc w:val="center"/>
               <w:textAlignment w:val="baseline"/>
               <w:rPr>
@@ -6578,10 +6755,10 @@
           <w:tcPr>
             <w:tcW w:w="1946" w:type="dxa"/>
             <w:tcBorders>
-              <w:top w:val="single" w:sz="12" w:space="0" w:color="auto"/>
-              <w:left w:val="single" w:sz="4" w:space="0" w:color="auto"/>
+              <w:top w:val="single" w:color="auto" w:sz="12" w:space="0"/>
+              <w:left w:val="single" w:color="auto" w:sz="4" w:space="0"/>
               <w:bottom w:val="nil"/>
-              <w:right w:val="single" w:sz="12" w:space="0" w:color="auto"/>
+              <w:right w:val="single" w:color="auto" w:sz="12" w:space="0"/>
             </w:tcBorders>
             <w:tcMar>
               <w:top w:w="60" w:type="dxa"/>
@@ -6593,7 +6770,7 @@
           </w:tcPr>
           <w:p>
             <w:pPr>
-              <w:pStyle w:val="a2"/>
+              <w:pStyle w:val="31"/>
               <w:keepNext w:val="0"/>
               <w:keepLines w:val="0"/>
               <w:pageBreakBefore w:val="0"/>
@@ -6608,7 +6785,7 @@
               <w:adjustRightInd w:val="0"/>
               <w:snapToGrid w:val="0"/>
               <w:spacing w:line="240" w:lineRule="auto"/>
-              <w:ind w:left="0" w:right="0" w:firstLine="0" w:leftChars="0" w:rightChars="0" w:firstLineChars="0"/>
+              <w:ind w:left="0" w:leftChars="0" w:right="0" w:rightChars="0" w:firstLine="0" w:firstLineChars="0"/>
               <w:jc w:val="center"/>
               <w:textAlignment w:val="baseline"/>
               <w:rPr>
@@ -6626,8 +6803,14 @@
       </w:tr>
       <w:tr>
         <w:tblPrEx>
-          <w:tblW w:w="8214" w:type="dxa"/>
-          <w:jc w:val="center"/>
+          <w:tblBorders>
+            <w:top w:val="none" w:color="auto" w:sz="0" w:space="0"/>
+            <w:left w:val="none" w:color="auto" w:sz="0" w:space="0"/>
+            <w:bottom w:val="none" w:color="auto" w:sz="0" w:space="0"/>
+            <w:right w:val="none" w:color="auto" w:sz="0" w:space="0"/>
+            <w:insideH w:val="none" w:color="auto" w:sz="0" w:space="0"/>
+            <w:insideV w:val="none" w:color="auto" w:sz="0" w:space="0"/>
+          </w:tblBorders>
           <w:tblCellMar>
             <w:top w:w="0" w:type="dxa"/>
             <w:left w:w="10" w:type="dxa"/>
@@ -6636,15 +6819,15 @@
           </w:tblCellMar>
         </w:tblPrEx>
         <w:trPr>
-          <w:trHeight w:val="0"/>
+          <w:trHeight w:val="0" w:hRule="atLeast"/>
           <w:jc w:val="center"/>
         </w:trPr>
         <w:tc>
           <w:tcPr>
             <w:tcW w:w="1945" w:type="dxa"/>
             <w:tcBorders>
-              <w:top w:val="single" w:sz="4" w:space="0" w:color="auto"/>
-              <w:left w:val="single" w:sz="12" w:space="0" w:color="auto"/>
+              <w:top w:val="single" w:color="auto" w:sz="4" w:space="0"/>
+              <w:left w:val="single" w:color="auto" w:sz="12" w:space="0"/>
               <w:bottom w:val="nil"/>
               <w:right w:val="nil"/>
             </w:tcBorders>
@@ -6658,7 +6841,7 @@
           </w:tcPr>
           <w:p>
             <w:pPr>
-              <w:pStyle w:val="a2"/>
+              <w:pStyle w:val="31"/>
               <w:keepNext w:val="0"/>
               <w:keepLines w:val="0"/>
               <w:pageBreakBefore w:val="0"/>
@@ -6673,7 +6856,7 @@
               <w:adjustRightInd w:val="0"/>
               <w:snapToGrid w:val="0"/>
               <w:spacing w:line="240" w:lineRule="auto"/>
-              <w:ind w:left="0" w:right="0" w:firstLine="0" w:leftChars="0" w:rightChars="0" w:firstLineChars="0"/>
+              <w:ind w:left="0" w:leftChars="0" w:right="0" w:rightChars="0" w:firstLine="0" w:firstLineChars="0"/>
               <w:jc w:val="center"/>
               <w:textAlignment w:val="baseline"/>
             </w:pPr>
@@ -6686,8 +6869,8 @@
           <w:tcPr>
             <w:tcW w:w="2379" w:type="dxa"/>
             <w:tcBorders>
-              <w:top w:val="single" w:sz="4" w:space="0" w:color="auto"/>
-              <w:left w:val="single" w:sz="4" w:space="0" w:color="auto"/>
+              <w:top w:val="single" w:color="auto" w:sz="4" w:space="0"/>
+              <w:left w:val="single" w:color="auto" w:sz="4" w:space="0"/>
               <w:bottom w:val="nil"/>
               <w:right w:val="nil"/>
             </w:tcBorders>
@@ -6701,7 +6884,7 @@
           </w:tcPr>
           <w:p>
             <w:pPr>
-              <w:pStyle w:val="a2"/>
+              <w:pStyle w:val="31"/>
               <w:keepNext w:val="0"/>
               <w:keepLines w:val="0"/>
               <w:pageBreakBefore w:val="0"/>
@@ -6716,7 +6899,7 @@
               <w:adjustRightInd w:val="0"/>
               <w:snapToGrid w:val="0"/>
               <w:spacing w:line="240" w:lineRule="auto"/>
-              <w:ind w:left="0" w:right="0" w:firstLine="0" w:leftChars="0" w:rightChars="0" w:firstLineChars="0"/>
+              <w:ind w:left="0" w:leftChars="0" w:right="0" w:rightChars="0" w:firstLine="0" w:firstLineChars="0"/>
               <w:jc w:val="center"/>
               <w:textAlignment w:val="baseline"/>
             </w:pPr>
@@ -6729,8 +6912,8 @@
           <w:tcPr>
             <w:tcW w:w="1945" w:type="dxa"/>
             <w:tcBorders>
-              <w:top w:val="single" w:sz="4" w:space="0" w:color="auto"/>
-              <w:left w:val="single" w:sz="4" w:space="0" w:color="auto"/>
+              <w:top w:val="single" w:color="auto" w:sz="4" w:space="0"/>
+              <w:left w:val="single" w:color="auto" w:sz="4" w:space="0"/>
               <w:bottom w:val="nil"/>
               <w:right w:val="nil"/>
             </w:tcBorders>
@@ -6744,7 +6927,7 @@
           </w:tcPr>
           <w:p>
             <w:pPr>
-              <w:pStyle w:val="a2"/>
+              <w:pStyle w:val="31"/>
               <w:keepNext w:val="0"/>
               <w:keepLines w:val="0"/>
               <w:pageBreakBefore w:val="0"/>
@@ -6759,7 +6942,7 @@
               <w:adjustRightInd w:val="0"/>
               <w:snapToGrid w:val="0"/>
               <w:spacing w:line="240" w:lineRule="auto"/>
-              <w:ind w:left="0" w:right="0" w:firstLine="0" w:leftChars="0" w:rightChars="0" w:firstLineChars="0"/>
+              <w:ind w:left="0" w:leftChars="0" w:right="0" w:rightChars="0" w:firstLine="0" w:firstLineChars="0"/>
               <w:jc w:val="center"/>
               <w:textAlignment w:val="baseline"/>
             </w:pPr>
@@ -6772,10 +6955,10 @@
           <w:tcPr>
             <w:tcW w:w="1946" w:type="dxa"/>
             <w:tcBorders>
-              <w:top w:val="single" w:sz="4" w:space="0" w:color="auto"/>
-              <w:left w:val="single" w:sz="4" w:space="0" w:color="auto"/>
+              <w:top w:val="single" w:color="auto" w:sz="4" w:space="0"/>
+              <w:left w:val="single" w:color="auto" w:sz="4" w:space="0"/>
               <w:bottom w:val="nil"/>
-              <w:right w:val="single" w:sz="12" w:space="0" w:color="auto"/>
+              <w:right w:val="single" w:color="auto" w:sz="12" w:space="0"/>
             </w:tcBorders>
             <w:tcMar>
               <w:top w:w="60" w:type="dxa"/>
@@ -6787,7 +6970,7 @@
           </w:tcPr>
           <w:p>
             <w:pPr>
-              <w:pStyle w:val="a2"/>
+              <w:pStyle w:val="31"/>
               <w:keepNext w:val="0"/>
               <w:keepLines w:val="0"/>
               <w:pageBreakBefore w:val="0"/>
@@ -6802,7 +6985,7 @@
               <w:adjustRightInd w:val="0"/>
               <w:snapToGrid w:val="0"/>
               <w:spacing w:line="240" w:lineRule="auto"/>
-              <w:ind w:left="0" w:right="0" w:firstLine="0" w:leftChars="0" w:rightChars="0" w:firstLineChars="0"/>
+              <w:ind w:left="0" w:leftChars="0" w:right="0" w:rightChars="0" w:firstLine="0" w:firstLineChars="0"/>
               <w:jc w:val="center"/>
               <w:textAlignment w:val="baseline"/>
             </w:pPr>
@@ -6814,8 +6997,14 @@
       </w:tr>
       <w:tr>
         <w:tblPrEx>
-          <w:tblW w:w="8214" w:type="dxa"/>
-          <w:jc w:val="center"/>
+          <w:tblBorders>
+            <w:top w:val="none" w:color="auto" w:sz="0" w:space="0"/>
+            <w:left w:val="none" w:color="auto" w:sz="0" w:space="0"/>
+            <w:bottom w:val="none" w:color="auto" w:sz="0" w:space="0"/>
+            <w:right w:val="none" w:color="auto" w:sz="0" w:space="0"/>
+            <w:insideH w:val="none" w:color="auto" w:sz="0" w:space="0"/>
+            <w:insideV w:val="none" w:color="auto" w:sz="0" w:space="0"/>
+          </w:tblBorders>
           <w:tblCellMar>
             <w:top w:w="0" w:type="dxa"/>
             <w:left w:w="10" w:type="dxa"/>
@@ -6824,15 +7013,15 @@
           </w:tblCellMar>
         </w:tblPrEx>
         <w:trPr>
-          <w:trHeight w:val="0"/>
+          <w:trHeight w:val="0" w:hRule="atLeast"/>
           <w:jc w:val="center"/>
         </w:trPr>
         <w:tc>
           <w:tcPr>
             <w:tcW w:w="1945" w:type="dxa"/>
             <w:tcBorders>
-              <w:top w:val="single" w:sz="4" w:space="0" w:color="auto"/>
-              <w:left w:val="single" w:sz="12" w:space="0" w:color="auto"/>
+              <w:top w:val="single" w:color="auto" w:sz="4" w:space="0"/>
+              <w:left w:val="single" w:color="auto" w:sz="12" w:space="0"/>
               <w:bottom w:val="nil"/>
               <w:right w:val="nil"/>
             </w:tcBorders>
@@ -6846,7 +7035,7 @@
           </w:tcPr>
           <w:p>
             <w:pPr>
-              <w:pStyle w:val="a2"/>
+              <w:pStyle w:val="31"/>
               <w:keepNext w:val="0"/>
               <w:keepLines w:val="0"/>
               <w:pageBreakBefore w:val="0"/>
@@ -6861,7 +7050,7 @@
               <w:adjustRightInd w:val="0"/>
               <w:snapToGrid w:val="0"/>
               <w:spacing w:line="240" w:lineRule="auto"/>
-              <w:ind w:left="0" w:right="0" w:firstLine="0" w:leftChars="0" w:rightChars="0" w:firstLineChars="0"/>
+              <w:ind w:left="0" w:leftChars="0" w:right="0" w:rightChars="0" w:firstLine="0" w:firstLineChars="0"/>
               <w:jc w:val="center"/>
               <w:textAlignment w:val="baseline"/>
             </w:pPr>
@@ -6874,8 +7063,8 @@
           <w:tcPr>
             <w:tcW w:w="2379" w:type="dxa"/>
             <w:tcBorders>
-              <w:top w:val="single" w:sz="4" w:space="0" w:color="auto"/>
-              <w:left w:val="single" w:sz="4" w:space="0" w:color="auto"/>
+              <w:top w:val="single" w:color="auto" w:sz="4" w:space="0"/>
+              <w:left w:val="single" w:color="auto" w:sz="4" w:space="0"/>
               <w:bottom w:val="nil"/>
               <w:right w:val="nil"/>
             </w:tcBorders>
@@ -6889,7 +7078,7 @@
           </w:tcPr>
           <w:p>
             <w:pPr>
-              <w:pStyle w:val="a2"/>
+              <w:pStyle w:val="31"/>
               <w:keepNext w:val="0"/>
               <w:keepLines w:val="0"/>
               <w:pageBreakBefore w:val="0"/>
@@ -6904,7 +7093,7 @@
               <w:adjustRightInd w:val="0"/>
               <w:snapToGrid w:val="0"/>
               <w:spacing w:line="240" w:lineRule="auto"/>
-              <w:ind w:left="0" w:right="0" w:firstLine="0" w:leftChars="0" w:rightChars="0" w:firstLineChars="0"/>
+              <w:ind w:left="0" w:leftChars="0" w:right="0" w:rightChars="0" w:firstLine="0" w:firstLineChars="0"/>
               <w:jc w:val="center"/>
               <w:textAlignment w:val="baseline"/>
             </w:pPr>
@@ -6917,8 +7106,8 @@
           <w:tcPr>
             <w:tcW w:w="1945" w:type="dxa"/>
             <w:tcBorders>
-              <w:top w:val="single" w:sz="4" w:space="0" w:color="auto"/>
-              <w:left w:val="single" w:sz="4" w:space="0" w:color="auto"/>
+              <w:top w:val="single" w:color="auto" w:sz="4" w:space="0"/>
+              <w:left w:val="single" w:color="auto" w:sz="4" w:space="0"/>
               <w:bottom w:val="nil"/>
               <w:right w:val="nil"/>
             </w:tcBorders>
@@ -6932,7 +7121,7 @@
           </w:tcPr>
           <w:p>
             <w:pPr>
-              <w:pStyle w:val="a2"/>
+              <w:pStyle w:val="31"/>
               <w:keepNext w:val="0"/>
               <w:keepLines w:val="0"/>
               <w:pageBreakBefore w:val="0"/>
@@ -6947,7 +7136,7 @@
               <w:adjustRightInd w:val="0"/>
               <w:snapToGrid w:val="0"/>
               <w:spacing w:line="240" w:lineRule="auto"/>
-              <w:ind w:left="0" w:right="0" w:firstLine="0" w:leftChars="0" w:rightChars="0" w:firstLineChars="0"/>
+              <w:ind w:left="0" w:leftChars="0" w:right="0" w:rightChars="0" w:firstLine="0" w:firstLineChars="0"/>
               <w:jc w:val="center"/>
               <w:textAlignment w:val="baseline"/>
             </w:pPr>
@@ -6960,10 +7149,10 @@
           <w:tcPr>
             <w:tcW w:w="1946" w:type="dxa"/>
             <w:tcBorders>
-              <w:top w:val="single" w:sz="4" w:space="0" w:color="auto"/>
-              <w:left w:val="single" w:sz="4" w:space="0" w:color="auto"/>
+              <w:top w:val="single" w:color="auto" w:sz="4" w:space="0"/>
+              <w:left w:val="single" w:color="auto" w:sz="4" w:space="0"/>
               <w:bottom w:val="nil"/>
-              <w:right w:val="single" w:sz="12" w:space="0" w:color="auto"/>
+              <w:right w:val="single" w:color="auto" w:sz="12" w:space="0"/>
             </w:tcBorders>
             <w:tcMar>
               <w:top w:w="60" w:type="dxa"/>
@@ -6975,7 +7164,7 @@
           </w:tcPr>
           <w:p>
             <w:pPr>
-              <w:pStyle w:val="a2"/>
+              <w:pStyle w:val="31"/>
               <w:keepNext w:val="0"/>
               <w:keepLines w:val="0"/>
               <w:pageBreakBefore w:val="0"/>
@@ -6990,7 +7179,7 @@
               <w:adjustRightInd w:val="0"/>
               <w:snapToGrid w:val="0"/>
               <w:spacing w:line="240" w:lineRule="auto"/>
-              <w:ind w:left="0" w:right="0" w:firstLine="0" w:leftChars="0" w:rightChars="0" w:firstLineChars="0"/>
+              <w:ind w:left="0" w:leftChars="0" w:right="0" w:rightChars="0" w:firstLine="0" w:firstLineChars="0"/>
               <w:jc w:val="center"/>
               <w:textAlignment w:val="baseline"/>
             </w:pPr>
@@ -7002,8 +7191,14 @@
       </w:tr>
       <w:tr>
         <w:tblPrEx>
-          <w:tblW w:w="8214" w:type="dxa"/>
-          <w:jc w:val="center"/>
+          <w:tblBorders>
+            <w:top w:val="none" w:color="auto" w:sz="0" w:space="0"/>
+            <w:left w:val="none" w:color="auto" w:sz="0" w:space="0"/>
+            <w:bottom w:val="none" w:color="auto" w:sz="0" w:space="0"/>
+            <w:right w:val="none" w:color="auto" w:sz="0" w:space="0"/>
+            <w:insideH w:val="none" w:color="auto" w:sz="0" w:space="0"/>
+            <w:insideV w:val="none" w:color="auto" w:sz="0" w:space="0"/>
+          </w:tblBorders>
           <w:tblCellMar>
             <w:top w:w="0" w:type="dxa"/>
             <w:left w:w="10" w:type="dxa"/>
@@ -7012,16 +7207,16 @@
           </w:tblCellMar>
         </w:tblPrEx>
         <w:trPr>
-          <w:trHeight w:val="0"/>
+          <w:trHeight w:val="0" w:hRule="atLeast"/>
           <w:jc w:val="center"/>
         </w:trPr>
         <w:tc>
           <w:tcPr>
             <w:tcW w:w="1945" w:type="dxa"/>
             <w:tcBorders>
-              <w:top w:val="single" w:sz="4" w:space="0" w:color="auto"/>
-              <w:left w:val="single" w:sz="12" w:space="0" w:color="auto"/>
-              <w:bottom w:val="single" w:sz="12" w:space="0" w:color="auto"/>
+              <w:top w:val="single" w:color="auto" w:sz="4" w:space="0"/>
+              <w:left w:val="single" w:color="auto" w:sz="12" w:space="0"/>
+              <w:bottom w:val="single" w:color="auto" w:sz="12" w:space="0"/>
               <w:right w:val="nil"/>
             </w:tcBorders>
             <w:tcMar>
@@ -7034,7 +7229,7 @@
           </w:tcPr>
           <w:p>
             <w:pPr>
-              <w:pStyle w:val="a2"/>
+              <w:pStyle w:val="31"/>
               <w:keepNext w:val="0"/>
               <w:keepLines w:val="0"/>
               <w:pageBreakBefore w:val="0"/>
@@ -7049,7 +7244,7 @@
               <w:adjustRightInd w:val="0"/>
               <w:snapToGrid w:val="0"/>
               <w:spacing w:line="240" w:lineRule="auto"/>
-              <w:ind w:left="0" w:right="0" w:firstLine="0" w:leftChars="0" w:rightChars="0" w:firstLineChars="0"/>
+              <w:ind w:left="0" w:leftChars="0" w:right="0" w:rightChars="0" w:firstLine="0" w:firstLineChars="0"/>
               <w:jc w:val="center"/>
               <w:textAlignment w:val="baseline"/>
             </w:pPr>
@@ -7062,9 +7257,9 @@
           <w:tcPr>
             <w:tcW w:w="2379" w:type="dxa"/>
             <w:tcBorders>
-              <w:top w:val="single" w:sz="4" w:space="0" w:color="auto"/>
-              <w:left w:val="single" w:sz="4" w:space="0" w:color="auto"/>
-              <w:bottom w:val="single" w:sz="12" w:space="0" w:color="auto"/>
+              <w:top w:val="single" w:color="auto" w:sz="4" w:space="0"/>
+              <w:left w:val="single" w:color="auto" w:sz="4" w:space="0"/>
+              <w:bottom w:val="single" w:color="auto" w:sz="12" w:space="0"/>
               <w:right w:val="nil"/>
             </w:tcBorders>
             <w:tcMar>
@@ -7077,7 +7272,7 @@
           </w:tcPr>
           <w:p>
             <w:pPr>
-              <w:pStyle w:val="a2"/>
+              <w:pStyle w:val="31"/>
               <w:keepNext w:val="0"/>
               <w:keepLines w:val="0"/>
               <w:pageBreakBefore w:val="0"/>
@@ -7092,7 +7287,7 @@
               <w:adjustRightInd w:val="0"/>
               <w:snapToGrid w:val="0"/>
               <w:spacing w:line="240" w:lineRule="auto"/>
-              <w:ind w:left="0" w:right="0" w:firstLine="0" w:leftChars="0" w:rightChars="0" w:firstLineChars="0"/>
+              <w:ind w:left="0" w:leftChars="0" w:right="0" w:rightChars="0" w:firstLine="0" w:firstLineChars="0"/>
               <w:jc w:val="center"/>
               <w:textAlignment w:val="baseline"/>
             </w:pPr>
@@ -7105,9 +7300,9 @@
           <w:tcPr>
             <w:tcW w:w="1945" w:type="dxa"/>
             <w:tcBorders>
-              <w:top w:val="single" w:sz="4" w:space="0" w:color="auto"/>
-              <w:left w:val="single" w:sz="4" w:space="0" w:color="auto"/>
-              <w:bottom w:val="single" w:sz="12" w:space="0" w:color="auto"/>
+              <w:top w:val="single" w:color="auto" w:sz="4" w:space="0"/>
+              <w:left w:val="single" w:color="auto" w:sz="4" w:space="0"/>
+              <w:bottom w:val="single" w:color="auto" w:sz="12" w:space="0"/>
               <w:right w:val="nil"/>
             </w:tcBorders>
             <w:tcMar>
@@ -7120,7 +7315,7 @@
           </w:tcPr>
           <w:p>
             <w:pPr>
-              <w:pStyle w:val="a2"/>
+              <w:pStyle w:val="31"/>
               <w:keepNext w:val="0"/>
               <w:keepLines w:val="0"/>
               <w:pageBreakBefore w:val="0"/>
@@ -7135,7 +7330,7 @@
               <w:adjustRightInd w:val="0"/>
               <w:snapToGrid w:val="0"/>
               <w:spacing w:line="240" w:lineRule="auto"/>
-              <w:ind w:left="0" w:right="0" w:firstLine="0" w:leftChars="0" w:rightChars="0" w:firstLineChars="0"/>
+              <w:ind w:left="0" w:leftChars="0" w:right="0" w:rightChars="0" w:firstLine="0" w:firstLineChars="0"/>
               <w:jc w:val="center"/>
               <w:textAlignment w:val="baseline"/>
             </w:pPr>
@@ -7148,10 +7343,10 @@
           <w:tcPr>
             <w:tcW w:w="1946" w:type="dxa"/>
             <w:tcBorders>
-              <w:top w:val="single" w:sz="4" w:space="0" w:color="auto"/>
-              <w:left w:val="single" w:sz="4" w:space="0" w:color="auto"/>
-              <w:bottom w:val="single" w:sz="12" w:space="0" w:color="auto"/>
-              <w:right w:val="single" w:sz="12" w:space="0" w:color="auto"/>
+              <w:top w:val="single" w:color="auto" w:sz="4" w:space="0"/>
+              <w:left w:val="single" w:color="auto" w:sz="4" w:space="0"/>
+              <w:bottom w:val="single" w:color="auto" w:sz="12" w:space="0"/>
+              <w:right w:val="single" w:color="auto" w:sz="12" w:space="0"/>
             </w:tcBorders>
             <w:tcMar>
               <w:top w:w="60" w:type="dxa"/>
@@ -7163,7 +7358,7 @@
           </w:tcPr>
           <w:p>
             <w:pPr>
-              <w:pStyle w:val="a2"/>
+              <w:pStyle w:val="31"/>
               <w:keepNext w:val="0"/>
               <w:keepLines w:val="0"/>
               <w:pageBreakBefore w:val="0"/>
@@ -7178,7 +7373,7 @@
               <w:adjustRightInd w:val="0"/>
               <w:snapToGrid w:val="0"/>
               <w:spacing w:line="240" w:lineRule="auto"/>
-              <w:ind w:left="0" w:right="0" w:firstLine="0" w:leftChars="0" w:rightChars="0" w:firstLineChars="0"/>
+              <w:ind w:left="0" w:leftChars="0" w:right="0" w:rightChars="0" w:firstLine="0" w:firstLineChars="0"/>
               <w:jc w:val="center"/>
               <w:textAlignment w:val="baseline"/>
             </w:pPr>
@@ -7211,7 +7406,7 @@
       </w:pPr>
       <w:r>
         <w:rPr>
-          <w:rFonts w:ascii="Arial" w:eastAsia="等线" w:hAnsi="Arial" w:cs="Arial"/>
+          <w:rFonts w:ascii="Arial" w:hAnsi="Arial" w:eastAsia="等线" w:cs="Arial"/>
           <w:b/>
           <w:sz w:val="22"/>
         </w:rPr>
@@ -7219,14 +7414,14 @@
       </w:r>
       <w:r>
         <w:rPr>
-          <w:rStyle w:val="Char"/>
+          <w:rStyle w:val="44"/>
         </w:rPr>
         <w:t>：对在本地有项目备件库房的项目，24小时响应维护现场对备件的需求。</w:t>
       </w:r>
     </w:p>
     <w:p>
       <w:pPr>
-        <w:pStyle w:val="2"/>
+        <w:pStyle w:val="32"/>
         <w:keepNext w:val="0"/>
         <w:keepLines w:val="0"/>
         <w:pageBreakBefore w:val="0"/>
@@ -7242,17 +7437,17 @@
         <w:snapToGrid w:val="0"/>
         <w:textAlignment w:val="baseline"/>
       </w:pPr>
-      <w:bookmarkStart w:id="37" w:name="heading_21"/>
-      <w:bookmarkStart w:id="38" w:name="_Toc1884"/>
+      <w:bookmarkStart w:id="36" w:name="heading_21"/>
+      <w:bookmarkStart w:id="37" w:name="_Toc17273"/>
       <w:r>
         <w:t>坏件送修管理</w:t>
       </w:r>
+      <w:bookmarkEnd w:id="36"/>
       <w:bookmarkEnd w:id="37"/>
-      <w:bookmarkEnd w:id="38"/>
     </w:p>
     <w:p>
       <w:pPr>
-        <w:pStyle w:val="a4"/>
+        <w:pStyle w:val="42"/>
         <w:keepNext w:val="0"/>
         <w:keepLines w:val="0"/>
         <w:pageBreakBefore w:val="0"/>
@@ -7270,7 +7465,7 @@
         <w:bidi w:val="0"/>
         <w:adjustRightInd w:val="0"/>
         <w:snapToGrid w:val="0"/>
-        <w:ind w:left="425" w:hanging="425" w:leftChars="0" w:firstLineChars="0"/>
+        <w:ind w:left="425" w:leftChars="0" w:hanging="425" w:firstLineChars="0"/>
         <w:textAlignment w:val="baseline"/>
       </w:pPr>
       <w:r>
@@ -7279,7 +7474,7 @@
     </w:p>
     <w:p>
       <w:pPr>
-        <w:pStyle w:val="a4"/>
+        <w:pStyle w:val="42"/>
         <w:keepNext w:val="0"/>
         <w:keepLines w:val="0"/>
         <w:pageBreakBefore w:val="0"/>
@@ -7297,7 +7492,7 @@
         <w:bidi w:val="0"/>
         <w:adjustRightInd w:val="0"/>
         <w:snapToGrid w:val="0"/>
-        <w:ind w:left="425" w:hanging="425" w:leftChars="0" w:firstLineChars="0"/>
+        <w:ind w:left="425" w:leftChars="0" w:hanging="425" w:firstLineChars="0"/>
         <w:textAlignment w:val="baseline"/>
       </w:pPr>
       <w:r>
@@ -7306,7 +7501,7 @@
     </w:p>
     <w:p>
       <w:pPr>
-        <w:pStyle w:val="a4"/>
+        <w:pStyle w:val="42"/>
         <w:keepNext w:val="0"/>
         <w:keepLines w:val="0"/>
         <w:pageBreakBefore w:val="0"/>
@@ -7324,7 +7519,7 @@
         <w:bidi w:val="0"/>
         <w:adjustRightInd w:val="0"/>
         <w:snapToGrid w:val="0"/>
-        <w:ind w:left="425" w:hanging="425" w:leftChars="0" w:firstLineChars="0"/>
+        <w:ind w:left="425" w:leftChars="0" w:hanging="425" w:firstLineChars="0"/>
         <w:textAlignment w:val="baseline"/>
       </w:pPr>
       <w:r>
@@ -7333,7 +7528,7 @@
     </w:p>
     <w:p>
       <w:pPr>
-        <w:pStyle w:val="a4"/>
+        <w:pStyle w:val="42"/>
         <w:keepNext w:val="0"/>
         <w:keepLines w:val="0"/>
         <w:pageBreakBefore w:val="0"/>
@@ -7351,7 +7546,7 @@
         <w:bidi w:val="0"/>
         <w:adjustRightInd w:val="0"/>
         <w:snapToGrid w:val="0"/>
-        <w:ind w:left="425" w:hanging="425" w:leftChars="0" w:firstLineChars="0"/>
+        <w:ind w:left="425" w:leftChars="0" w:hanging="425" w:firstLineChars="0"/>
         <w:textAlignment w:val="baseline"/>
       </w:pPr>
       <w:r>
@@ -7360,7 +7555,7 @@
     </w:p>
     <w:p>
       <w:pPr>
-        <w:pStyle w:val="2"/>
+        <w:pStyle w:val="32"/>
         <w:keepNext w:val="0"/>
         <w:keepLines w:val="0"/>
         <w:pageBreakBefore w:val="0"/>
@@ -7376,17 +7571,17 @@
         <w:snapToGrid w:val="0"/>
         <w:textAlignment w:val="baseline"/>
       </w:pPr>
-      <w:bookmarkStart w:id="39" w:name="heading_22"/>
-      <w:bookmarkStart w:id="40" w:name="_Toc26916"/>
+      <w:bookmarkStart w:id="38" w:name="heading_22"/>
+      <w:bookmarkStart w:id="39" w:name="_Toc8471"/>
       <w:r>
         <w:t>备品备件报废管理</w:t>
       </w:r>
+      <w:bookmarkEnd w:id="38"/>
       <w:bookmarkEnd w:id="39"/>
-      <w:bookmarkEnd w:id="40"/>
     </w:p>
     <w:p>
       <w:pPr>
-        <w:pStyle w:val="a4"/>
+        <w:pStyle w:val="42"/>
         <w:keepNext w:val="0"/>
         <w:keepLines w:val="0"/>
         <w:pageBreakBefore w:val="0"/>
@@ -7404,7 +7599,7 @@
         <w:bidi w:val="0"/>
         <w:adjustRightInd w:val="0"/>
         <w:snapToGrid w:val="0"/>
-        <w:ind w:left="425" w:hanging="425" w:leftChars="0" w:firstLineChars="0"/>
+        <w:ind w:left="425" w:leftChars="0" w:hanging="425" w:firstLineChars="0"/>
         <w:textAlignment w:val="baseline"/>
       </w:pPr>
       <w:r>
@@ -7413,7 +7608,7 @@
     </w:p>
     <w:p>
       <w:pPr>
-        <w:pStyle w:val="a4"/>
+        <w:pStyle w:val="42"/>
         <w:keepNext w:val="0"/>
         <w:keepLines w:val="0"/>
         <w:pageBreakBefore w:val="0"/>
@@ -7431,7 +7626,7 @@
         <w:bidi w:val="0"/>
         <w:adjustRightInd w:val="0"/>
         <w:snapToGrid w:val="0"/>
-        <w:ind w:left="425" w:hanging="425" w:leftChars="0" w:firstLineChars="0"/>
+        <w:ind w:left="425" w:leftChars="0" w:hanging="425" w:firstLineChars="0"/>
         <w:textAlignment w:val="baseline"/>
       </w:pPr>
       <w:r>
@@ -7440,7 +7635,7 @@
     </w:p>
     <w:p>
       <w:pPr>
-        <w:pStyle w:val="a4"/>
+        <w:pStyle w:val="42"/>
         <w:keepNext w:val="0"/>
         <w:keepLines w:val="0"/>
         <w:pageBreakBefore w:val="0"/>
@@ -7458,7 +7653,7 @@
         <w:bidi w:val="0"/>
         <w:adjustRightInd w:val="0"/>
         <w:snapToGrid w:val="0"/>
-        <w:ind w:left="425" w:hanging="425" w:leftChars="0" w:firstLineChars="0"/>
+        <w:ind w:left="425" w:leftChars="0" w:hanging="425" w:firstLineChars="0"/>
         <w:textAlignment w:val="baseline"/>
       </w:pPr>
       <w:r>
@@ -7467,7 +7662,7 @@
     </w:p>
     <w:p>
       <w:pPr>
-        <w:pStyle w:val="a4"/>
+        <w:pStyle w:val="42"/>
         <w:keepNext w:val="0"/>
         <w:keepLines w:val="0"/>
         <w:pageBreakBefore w:val="0"/>
@@ -7485,7 +7680,7 @@
         <w:bidi w:val="0"/>
         <w:adjustRightInd w:val="0"/>
         <w:snapToGrid w:val="0"/>
-        <w:ind w:left="425" w:hanging="425" w:leftChars="0" w:firstLineChars="0"/>
+        <w:ind w:left="425" w:leftChars="0" w:hanging="425" w:firstLineChars="0"/>
         <w:textAlignment w:val="baseline"/>
       </w:pPr>
       <w:r>
@@ -7494,7 +7689,7 @@
     </w:p>
     <w:p>
       <w:pPr>
-        <w:pStyle w:val="2"/>
+        <w:pStyle w:val="32"/>
         <w:keepNext w:val="0"/>
         <w:keepLines w:val="0"/>
         <w:pageBreakBefore w:val="0"/>
@@ -7510,17 +7705,17 @@
         <w:snapToGrid w:val="0"/>
         <w:textAlignment w:val="baseline"/>
       </w:pPr>
-      <w:bookmarkStart w:id="41" w:name="_Toc27159"/>
-      <w:bookmarkStart w:id="42" w:name="heading_23"/>
+      <w:bookmarkStart w:id="40" w:name="heading_23"/>
+      <w:bookmarkStart w:id="41" w:name="_Toc6881"/>
       <w:r>
         <w:t>备品备件检测</w:t>
       </w:r>
+      <w:bookmarkEnd w:id="40"/>
       <w:bookmarkEnd w:id="41"/>
-      <w:bookmarkEnd w:id="42"/>
     </w:p>
     <w:p>
       <w:pPr>
-        <w:pStyle w:val="a2"/>
+        <w:pStyle w:val="31"/>
         <w:keepNext w:val="0"/>
         <w:keepLines w:val="0"/>
         <w:pageBreakBefore w:val="0"/>
@@ -7542,17 +7737,18 @@
     </w:p>
     <w:tbl>
       <w:tblPr>
-        <w:tblStyle w:val="TableNormal"/>
+        <w:tblStyle w:val="20"/>
         <w:tblW w:w="8214" w:type="dxa"/>
         <w:jc w:val="center"/>
         <w:tblBorders>
-          <w:top w:val="nil"/>
-          <w:left w:val="nil"/>
-          <w:bottom w:val="nil"/>
-          <w:right w:val="nil"/>
-          <w:insideH w:val="nil"/>
-          <w:insideV w:val="nil"/>
+          <w:top w:val="none" w:color="auto" w:sz="0" w:space="0"/>
+          <w:left w:val="none" w:color="auto" w:sz="0" w:space="0"/>
+          <w:bottom w:val="none" w:color="auto" w:sz="0" w:space="0"/>
+          <w:right w:val="none" w:color="auto" w:sz="0" w:space="0"/>
+          <w:insideH w:val="none" w:color="auto" w:sz="0" w:space="0"/>
+          <w:insideV w:val="none" w:color="auto" w:sz="0" w:space="0"/>
         </w:tblBorders>
+        <w:tblLayout w:type="autofit"/>
         <w:tblCellMar>
           <w:top w:w="0" w:type="dxa"/>
           <w:left w:w="10" w:type="dxa"/>
@@ -7567,15 +7763,13 @@
       </w:tblGrid>
       <w:tr>
         <w:tblPrEx>
-          <w:tblW w:w="8214" w:type="dxa"/>
-          <w:jc w:val="center"/>
           <w:tblBorders>
-            <w:top w:val="nil"/>
-            <w:left w:val="nil"/>
-            <w:bottom w:val="nil"/>
-            <w:right w:val="nil"/>
-            <w:insideH w:val="nil"/>
-            <w:insideV w:val="nil"/>
+            <w:top w:val="none" w:color="auto" w:sz="0" w:space="0"/>
+            <w:left w:val="none" w:color="auto" w:sz="0" w:space="0"/>
+            <w:bottom w:val="none" w:color="auto" w:sz="0" w:space="0"/>
+            <w:right w:val="none" w:color="auto" w:sz="0" w:space="0"/>
+            <w:insideH w:val="none" w:color="auto" w:sz="0" w:space="0"/>
+            <w:insideV w:val="none" w:color="auto" w:sz="0" w:space="0"/>
           </w:tblBorders>
           <w:tblCellMar>
             <w:top w:w="0" w:type="dxa"/>
@@ -7585,7 +7779,7 @@
           </w:tblCellMar>
         </w:tblPrEx>
         <w:trPr>
-          <w:trHeight w:val="0"/>
+          <w:trHeight w:val="0" w:hRule="atLeast"/>
           <w:tblHeader/>
           <w:jc w:val="center"/>
         </w:trPr>
@@ -7593,8 +7787,8 @@
           <w:tcPr>
             <w:tcW w:w="1560" w:type="dxa"/>
             <w:tcBorders>
-              <w:top w:val="single" w:sz="12" w:space="0" w:color="auto"/>
-              <w:left w:val="single" w:sz="12" w:space="0" w:color="auto"/>
+              <w:top w:val="single" w:color="auto" w:sz="12" w:space="0"/>
+              <w:left w:val="single" w:color="auto" w:sz="12" w:space="0"/>
               <w:bottom w:val="nil"/>
               <w:right w:val="nil"/>
             </w:tcBorders>
@@ -7608,7 +7802,7 @@
           </w:tcPr>
           <w:p>
             <w:pPr>
-              <w:pStyle w:val="a2"/>
+              <w:pStyle w:val="31"/>
               <w:keepNext w:val="0"/>
               <w:keepLines w:val="0"/>
               <w:pageBreakBefore w:val="0"/>
@@ -7623,7 +7817,7 @@
               <w:adjustRightInd w:val="0"/>
               <w:snapToGrid w:val="0"/>
               <w:spacing w:line="240" w:lineRule="auto"/>
-              <w:ind w:left="0" w:right="0" w:firstLine="0" w:leftChars="0" w:rightChars="0" w:firstLineChars="0"/>
+              <w:ind w:left="0" w:leftChars="0" w:right="0" w:rightChars="0" w:firstLine="0" w:firstLineChars="0"/>
               <w:jc w:val="center"/>
               <w:textAlignment w:val="baseline"/>
               <w:rPr>
@@ -7642,8 +7836,8 @@
           <w:tcPr>
             <w:tcW w:w="4435" w:type="dxa"/>
             <w:tcBorders>
-              <w:top w:val="single" w:sz="12" w:space="0" w:color="auto"/>
-              <w:left w:val="single" w:sz="4" w:space="0" w:color="auto"/>
+              <w:top w:val="single" w:color="auto" w:sz="12" w:space="0"/>
+              <w:left w:val="single" w:color="auto" w:sz="4" w:space="0"/>
               <w:bottom w:val="nil"/>
               <w:right w:val="nil"/>
             </w:tcBorders>
@@ -7657,7 +7851,7 @@
           </w:tcPr>
           <w:p>
             <w:pPr>
-              <w:pStyle w:val="a2"/>
+              <w:pStyle w:val="31"/>
               <w:keepNext w:val="0"/>
               <w:keepLines w:val="0"/>
               <w:pageBreakBefore w:val="0"/>
@@ -7672,7 +7866,7 @@
               <w:adjustRightInd w:val="0"/>
               <w:snapToGrid w:val="0"/>
               <w:spacing w:line="240" w:lineRule="auto"/>
-              <w:ind w:left="0" w:right="0" w:firstLine="0" w:leftChars="0" w:rightChars="0" w:firstLineChars="0"/>
+              <w:ind w:left="0" w:leftChars="0" w:right="0" w:rightChars="0" w:firstLine="0" w:firstLineChars="0"/>
               <w:jc w:val="center"/>
               <w:textAlignment w:val="baseline"/>
               <w:rPr>
@@ -7691,10 +7885,10 @@
           <w:tcPr>
             <w:tcW w:w="2218" w:type="dxa"/>
             <w:tcBorders>
-              <w:top w:val="single" w:sz="12" w:space="0" w:color="auto"/>
-              <w:left w:val="single" w:sz="4" w:space="0" w:color="auto"/>
+              <w:top w:val="single" w:color="auto" w:sz="12" w:space="0"/>
+              <w:left w:val="single" w:color="auto" w:sz="4" w:space="0"/>
               <w:bottom w:val="nil"/>
-              <w:right w:val="single" w:sz="12" w:space="0" w:color="auto"/>
+              <w:right w:val="single" w:color="auto" w:sz="12" w:space="0"/>
             </w:tcBorders>
             <w:tcMar>
               <w:top w:w="60" w:type="dxa"/>
@@ -7706,7 +7900,7 @@
           </w:tcPr>
           <w:p>
             <w:pPr>
-              <w:pStyle w:val="a2"/>
+              <w:pStyle w:val="31"/>
               <w:keepNext w:val="0"/>
               <w:keepLines w:val="0"/>
               <w:pageBreakBefore w:val="0"/>
@@ -7721,7 +7915,7 @@
               <w:adjustRightInd w:val="0"/>
               <w:snapToGrid w:val="0"/>
               <w:spacing w:line="240" w:lineRule="auto"/>
-              <w:ind w:left="0" w:right="0" w:firstLine="0" w:leftChars="0" w:rightChars="0" w:firstLineChars="0"/>
+              <w:ind w:left="0" w:leftChars="0" w:right="0" w:rightChars="0" w:firstLine="0" w:firstLineChars="0"/>
               <w:jc w:val="center"/>
               <w:textAlignment w:val="baseline"/>
               <w:rPr>
@@ -7739,8 +7933,14 @@
       </w:tr>
       <w:tr>
         <w:tblPrEx>
-          <w:tblW w:w="8214" w:type="dxa"/>
-          <w:jc w:val="center"/>
+          <w:tblBorders>
+            <w:top w:val="none" w:color="auto" w:sz="0" w:space="0"/>
+            <w:left w:val="none" w:color="auto" w:sz="0" w:space="0"/>
+            <w:bottom w:val="none" w:color="auto" w:sz="0" w:space="0"/>
+            <w:right w:val="none" w:color="auto" w:sz="0" w:space="0"/>
+            <w:insideH w:val="none" w:color="auto" w:sz="0" w:space="0"/>
+            <w:insideV w:val="none" w:color="auto" w:sz="0" w:space="0"/>
+          </w:tblBorders>
           <w:tblCellMar>
             <w:top w:w="0" w:type="dxa"/>
             <w:left w:w="10" w:type="dxa"/>
@@ -7749,15 +7949,15 @@
           </w:tblCellMar>
         </w:tblPrEx>
         <w:trPr>
-          <w:trHeight w:val="0"/>
+          <w:trHeight w:val="0" w:hRule="atLeast"/>
           <w:jc w:val="center"/>
         </w:trPr>
         <w:tc>
           <w:tcPr>
             <w:tcW w:w="1560" w:type="dxa"/>
             <w:tcBorders>
-              <w:top w:val="single" w:sz="4" w:space="0" w:color="auto"/>
-              <w:left w:val="single" w:sz="12" w:space="0" w:color="auto"/>
+              <w:top w:val="single" w:color="auto" w:sz="4" w:space="0"/>
+              <w:left w:val="single" w:color="auto" w:sz="12" w:space="0"/>
               <w:bottom w:val="nil"/>
               <w:right w:val="nil"/>
             </w:tcBorders>
@@ -7771,7 +7971,7 @@
           </w:tcPr>
           <w:p>
             <w:pPr>
-              <w:pStyle w:val="a2"/>
+              <w:pStyle w:val="31"/>
               <w:keepNext w:val="0"/>
               <w:keepLines w:val="0"/>
               <w:pageBreakBefore w:val="0"/>
@@ -7786,7 +7986,7 @@
               <w:adjustRightInd w:val="0"/>
               <w:snapToGrid w:val="0"/>
               <w:spacing w:line="240" w:lineRule="auto"/>
-              <w:ind w:left="0" w:right="0" w:firstLine="0" w:leftChars="0" w:rightChars="0" w:firstLineChars="0"/>
+              <w:ind w:left="0" w:leftChars="0" w:right="0" w:rightChars="0" w:firstLine="0" w:firstLineChars="0"/>
               <w:jc w:val="center"/>
               <w:textAlignment w:val="baseline"/>
             </w:pPr>
@@ -7799,8 +7999,8 @@
           <w:tcPr>
             <w:tcW w:w="4435" w:type="dxa"/>
             <w:tcBorders>
-              <w:top w:val="single" w:sz="4" w:space="0" w:color="auto"/>
-              <w:left w:val="single" w:sz="4" w:space="0" w:color="auto"/>
+              <w:top w:val="single" w:color="auto" w:sz="4" w:space="0"/>
+              <w:left w:val="single" w:color="auto" w:sz="4" w:space="0"/>
               <w:bottom w:val="nil"/>
               <w:right w:val="nil"/>
             </w:tcBorders>
@@ -7814,7 +8014,7 @@
           </w:tcPr>
           <w:p>
             <w:pPr>
-              <w:pStyle w:val="a2"/>
+              <w:pStyle w:val="31"/>
               <w:keepNext w:val="0"/>
               <w:keepLines w:val="0"/>
               <w:pageBreakBefore w:val="0"/>
@@ -7829,7 +8029,7 @@
               <w:adjustRightInd w:val="0"/>
               <w:snapToGrid w:val="0"/>
               <w:spacing w:line="240" w:lineRule="auto"/>
-              <w:ind w:left="0" w:right="0" w:firstLine="0" w:leftChars="0" w:rightChars="0" w:firstLineChars="0"/>
+              <w:ind w:left="0" w:leftChars="0" w:right="0" w:rightChars="0" w:firstLine="0" w:firstLineChars="0"/>
               <w:jc w:val="center"/>
               <w:textAlignment w:val="baseline"/>
             </w:pPr>
@@ -7842,10 +8042,10 @@
           <w:tcPr>
             <w:tcW w:w="2218" w:type="dxa"/>
             <w:tcBorders>
-              <w:top w:val="single" w:sz="4" w:space="0" w:color="auto"/>
-              <w:left w:val="single" w:sz="4" w:space="0" w:color="auto"/>
+              <w:top w:val="single" w:color="auto" w:sz="4" w:space="0"/>
+              <w:left w:val="single" w:color="auto" w:sz="4" w:space="0"/>
               <w:bottom w:val="nil"/>
-              <w:right w:val="single" w:sz="12" w:space="0" w:color="auto"/>
+              <w:right w:val="single" w:color="auto" w:sz="12" w:space="0"/>
             </w:tcBorders>
             <w:tcMar>
               <w:top w:w="60" w:type="dxa"/>
@@ -7857,7 +8057,7 @@
           </w:tcPr>
           <w:p>
             <w:pPr>
-              <w:pStyle w:val="a2"/>
+              <w:pStyle w:val="31"/>
               <w:keepNext w:val="0"/>
               <w:keepLines w:val="0"/>
               <w:pageBreakBefore w:val="0"/>
@@ -7872,7 +8072,7 @@
               <w:adjustRightInd w:val="0"/>
               <w:snapToGrid w:val="0"/>
               <w:spacing w:line="240" w:lineRule="auto"/>
-              <w:ind w:left="0" w:right="0" w:firstLine="0" w:leftChars="0" w:rightChars="0" w:firstLineChars="0"/>
+              <w:ind w:left="0" w:leftChars="0" w:right="0" w:rightChars="0" w:firstLine="0" w:firstLineChars="0"/>
               <w:jc w:val="left"/>
               <w:textAlignment w:val="baseline"/>
             </w:pPr>
@@ -7884,8 +8084,14 @@
       </w:tr>
       <w:tr>
         <w:tblPrEx>
-          <w:tblW w:w="8214" w:type="dxa"/>
-          <w:jc w:val="center"/>
+          <w:tblBorders>
+            <w:top w:val="none" w:color="auto" w:sz="0" w:space="0"/>
+            <w:left w:val="none" w:color="auto" w:sz="0" w:space="0"/>
+            <w:bottom w:val="none" w:color="auto" w:sz="0" w:space="0"/>
+            <w:right w:val="none" w:color="auto" w:sz="0" w:space="0"/>
+            <w:insideH w:val="none" w:color="auto" w:sz="0" w:space="0"/>
+            <w:insideV w:val="none" w:color="auto" w:sz="0" w:space="0"/>
+          </w:tblBorders>
           <w:tblCellMar>
             <w:top w:w="0" w:type="dxa"/>
             <w:left w:w="10" w:type="dxa"/>
@@ -7894,15 +8100,15 @@
           </w:tblCellMar>
         </w:tblPrEx>
         <w:trPr>
-          <w:trHeight w:val="0"/>
+          <w:trHeight w:val="0" w:hRule="atLeast"/>
           <w:jc w:val="center"/>
         </w:trPr>
         <w:tc>
           <w:tcPr>
             <w:tcW w:w="1560" w:type="dxa"/>
             <w:tcBorders>
-              <w:top w:val="single" w:sz="4" w:space="0" w:color="auto"/>
-              <w:left w:val="single" w:sz="12" w:space="0" w:color="auto"/>
+              <w:top w:val="single" w:color="auto" w:sz="4" w:space="0"/>
+              <w:left w:val="single" w:color="auto" w:sz="12" w:space="0"/>
               <w:bottom w:val="nil"/>
               <w:right w:val="nil"/>
             </w:tcBorders>
@@ -7916,7 +8122,7 @@
           </w:tcPr>
           <w:p>
             <w:pPr>
-              <w:pStyle w:val="a2"/>
+              <w:pStyle w:val="31"/>
               <w:keepNext w:val="0"/>
               <w:keepLines w:val="0"/>
               <w:pageBreakBefore w:val="0"/>
@@ -7931,7 +8137,7 @@
               <w:adjustRightInd w:val="0"/>
               <w:snapToGrid w:val="0"/>
               <w:spacing w:line="240" w:lineRule="auto"/>
-              <w:ind w:left="0" w:right="0" w:firstLine="0" w:leftChars="0" w:rightChars="0" w:firstLineChars="0"/>
+              <w:ind w:left="0" w:leftChars="0" w:right="0" w:rightChars="0" w:firstLine="0" w:firstLineChars="0"/>
               <w:jc w:val="center"/>
               <w:textAlignment w:val="baseline"/>
             </w:pPr>
@@ -7944,8 +8150,8 @@
           <w:tcPr>
             <w:tcW w:w="4435" w:type="dxa"/>
             <w:tcBorders>
-              <w:top w:val="single" w:sz="4" w:space="0" w:color="auto"/>
-              <w:left w:val="single" w:sz="4" w:space="0" w:color="auto"/>
+              <w:top w:val="single" w:color="auto" w:sz="4" w:space="0"/>
+              <w:left w:val="single" w:color="auto" w:sz="4" w:space="0"/>
               <w:bottom w:val="nil"/>
               <w:right w:val="nil"/>
             </w:tcBorders>
@@ -7959,7 +8165,7 @@
           </w:tcPr>
           <w:p>
             <w:pPr>
-              <w:pStyle w:val="a2"/>
+              <w:pStyle w:val="31"/>
               <w:keepNext w:val="0"/>
               <w:keepLines w:val="0"/>
               <w:pageBreakBefore w:val="0"/>
@@ -7974,7 +8180,7 @@
               <w:adjustRightInd w:val="0"/>
               <w:snapToGrid w:val="0"/>
               <w:spacing w:line="240" w:lineRule="auto"/>
-              <w:ind w:left="0" w:right="0" w:firstLine="0" w:leftChars="0" w:rightChars="0" w:firstLineChars="0"/>
+              <w:ind w:left="0" w:leftChars="0" w:right="0" w:rightChars="0" w:firstLine="0" w:firstLineChars="0"/>
               <w:jc w:val="center"/>
               <w:textAlignment w:val="baseline"/>
             </w:pPr>
@@ -7987,10 +8193,10 @@
           <w:tcPr>
             <w:tcW w:w="2218" w:type="dxa"/>
             <w:tcBorders>
-              <w:top w:val="single" w:sz="4" w:space="0" w:color="auto"/>
-              <w:left w:val="single" w:sz="4" w:space="0" w:color="auto"/>
+              <w:top w:val="single" w:color="auto" w:sz="4" w:space="0"/>
+              <w:left w:val="single" w:color="auto" w:sz="4" w:space="0"/>
               <w:bottom w:val="nil"/>
-              <w:right w:val="single" w:sz="12" w:space="0" w:color="auto"/>
+              <w:right w:val="single" w:color="auto" w:sz="12" w:space="0"/>
             </w:tcBorders>
             <w:tcMar>
               <w:top w:w="60" w:type="dxa"/>
@@ -8002,7 +8208,7 @@
           </w:tcPr>
           <w:p>
             <w:pPr>
-              <w:pStyle w:val="a2"/>
+              <w:pStyle w:val="31"/>
               <w:keepNext w:val="0"/>
               <w:keepLines w:val="0"/>
               <w:pageBreakBefore w:val="0"/>
@@ -8017,7 +8223,7 @@
               <w:adjustRightInd w:val="0"/>
               <w:snapToGrid w:val="0"/>
               <w:spacing w:line="240" w:lineRule="auto"/>
-              <w:ind w:left="0" w:right="0" w:firstLine="0" w:leftChars="0" w:rightChars="0" w:firstLineChars="0"/>
+              <w:ind w:left="0" w:leftChars="0" w:right="0" w:rightChars="0" w:firstLine="0" w:firstLineChars="0"/>
               <w:jc w:val="left"/>
               <w:textAlignment w:val="baseline"/>
             </w:pPr>
@@ -8029,8 +8235,14 @@
       </w:tr>
       <w:tr>
         <w:tblPrEx>
-          <w:tblW w:w="8214" w:type="dxa"/>
-          <w:jc w:val="center"/>
+          <w:tblBorders>
+            <w:top w:val="none" w:color="auto" w:sz="0" w:space="0"/>
+            <w:left w:val="none" w:color="auto" w:sz="0" w:space="0"/>
+            <w:bottom w:val="none" w:color="auto" w:sz="0" w:space="0"/>
+            <w:right w:val="none" w:color="auto" w:sz="0" w:space="0"/>
+            <w:insideH w:val="none" w:color="auto" w:sz="0" w:space="0"/>
+            <w:insideV w:val="none" w:color="auto" w:sz="0" w:space="0"/>
+          </w:tblBorders>
           <w:tblCellMar>
             <w:top w:w="0" w:type="dxa"/>
             <w:left w:w="10" w:type="dxa"/>
@@ -8039,16 +8251,16 @@
           </w:tblCellMar>
         </w:tblPrEx>
         <w:trPr>
-          <w:trHeight w:val="0"/>
+          <w:trHeight w:val="0" w:hRule="atLeast"/>
           <w:jc w:val="center"/>
         </w:trPr>
         <w:tc>
           <w:tcPr>
             <w:tcW w:w="1560" w:type="dxa"/>
             <w:tcBorders>
-              <w:top w:val="single" w:sz="4" w:space="0" w:color="auto"/>
-              <w:left w:val="single" w:sz="12" w:space="0" w:color="auto"/>
-              <w:bottom w:val="single" w:sz="12" w:space="0" w:color="auto"/>
+              <w:top w:val="single" w:color="auto" w:sz="4" w:space="0"/>
+              <w:left w:val="single" w:color="auto" w:sz="12" w:space="0"/>
+              <w:bottom w:val="single" w:color="auto" w:sz="12" w:space="0"/>
               <w:right w:val="nil"/>
             </w:tcBorders>
             <w:tcMar>
@@ -8061,7 +8273,7 @@
           </w:tcPr>
           <w:p>
             <w:pPr>
-              <w:pStyle w:val="a2"/>
+              <w:pStyle w:val="31"/>
               <w:keepNext w:val="0"/>
               <w:keepLines w:val="0"/>
               <w:pageBreakBefore w:val="0"/>
@@ -8076,7 +8288,7 @@
               <w:adjustRightInd w:val="0"/>
               <w:snapToGrid w:val="0"/>
               <w:spacing w:line="240" w:lineRule="auto"/>
-              <w:ind w:left="0" w:right="0" w:firstLine="0" w:leftChars="0" w:rightChars="0" w:firstLineChars="0"/>
+              <w:ind w:left="0" w:leftChars="0" w:right="0" w:rightChars="0" w:firstLine="0" w:firstLineChars="0"/>
               <w:jc w:val="center"/>
               <w:textAlignment w:val="baseline"/>
             </w:pPr>
@@ -8089,9 +8301,9 @@
           <w:tcPr>
             <w:tcW w:w="4435" w:type="dxa"/>
             <w:tcBorders>
-              <w:top w:val="single" w:sz="4" w:space="0" w:color="auto"/>
-              <w:left w:val="single" w:sz="4" w:space="0" w:color="auto"/>
-              <w:bottom w:val="single" w:sz="12" w:space="0" w:color="auto"/>
+              <w:top w:val="single" w:color="auto" w:sz="4" w:space="0"/>
+              <w:left w:val="single" w:color="auto" w:sz="4" w:space="0"/>
+              <w:bottom w:val="single" w:color="auto" w:sz="12" w:space="0"/>
               <w:right w:val="nil"/>
             </w:tcBorders>
             <w:tcMar>
@@ -8104,7 +8316,7 @@
           </w:tcPr>
           <w:p>
             <w:pPr>
-              <w:pStyle w:val="a2"/>
+              <w:pStyle w:val="31"/>
               <w:keepNext w:val="0"/>
               <w:keepLines w:val="0"/>
               <w:pageBreakBefore w:val="0"/>
@@ -8119,7 +8331,7 @@
               <w:adjustRightInd w:val="0"/>
               <w:snapToGrid w:val="0"/>
               <w:spacing w:line="240" w:lineRule="auto"/>
-              <w:ind w:left="0" w:right="0" w:firstLine="0" w:leftChars="0" w:rightChars="0" w:firstLineChars="0"/>
+              <w:ind w:left="0" w:leftChars="0" w:right="0" w:rightChars="0" w:firstLine="0" w:firstLineChars="0"/>
               <w:jc w:val="center"/>
               <w:textAlignment w:val="baseline"/>
             </w:pPr>
@@ -8132,10 +8344,10 @@
           <w:tcPr>
             <w:tcW w:w="2218" w:type="dxa"/>
             <w:tcBorders>
-              <w:top w:val="single" w:sz="4" w:space="0" w:color="auto"/>
-              <w:left w:val="single" w:sz="4" w:space="0" w:color="auto"/>
-              <w:bottom w:val="single" w:sz="12" w:space="0" w:color="auto"/>
-              <w:right w:val="single" w:sz="12" w:space="0" w:color="auto"/>
+              <w:top w:val="single" w:color="auto" w:sz="4" w:space="0"/>
+              <w:left w:val="single" w:color="auto" w:sz="4" w:space="0"/>
+              <w:bottom w:val="single" w:color="auto" w:sz="12" w:space="0"/>
+              <w:right w:val="single" w:color="auto" w:sz="12" w:space="0"/>
             </w:tcBorders>
             <w:tcMar>
               <w:top w:w="60" w:type="dxa"/>
@@ -8147,7 +8359,7 @@
           </w:tcPr>
           <w:p>
             <w:pPr>
-              <w:pStyle w:val="a2"/>
+              <w:pStyle w:val="31"/>
               <w:keepNext w:val="0"/>
               <w:keepLines w:val="0"/>
               <w:pageBreakBefore w:val="0"/>
@@ -8162,7 +8374,7 @@
               <w:adjustRightInd w:val="0"/>
               <w:snapToGrid w:val="0"/>
               <w:spacing w:line="240" w:lineRule="auto"/>
-              <w:ind w:left="0" w:right="0" w:firstLine="0" w:leftChars="0" w:rightChars="0" w:firstLineChars="0"/>
+              <w:ind w:left="0" w:leftChars="0" w:right="0" w:rightChars="0" w:firstLine="0" w:firstLineChars="0"/>
               <w:jc w:val="left"/>
               <w:textAlignment w:val="baseline"/>
             </w:pPr>
@@ -8175,7 +8387,7 @@
     </w:tbl>
     <w:p>
       <w:pPr>
-        <w:pStyle w:val="1"/>
+        <w:pStyle w:val="30"/>
         <w:keepNext w:val="0"/>
         <w:keepLines w:val="0"/>
         <w:pageBreakBefore w:val="0"/>
@@ -8191,17 +8403,17 @@
         <w:snapToGrid w:val="0"/>
         <w:textAlignment w:val="baseline"/>
       </w:pPr>
-      <w:bookmarkStart w:id="43" w:name="heading_24"/>
-      <w:bookmarkStart w:id="44" w:name="_Toc19981"/>
+      <w:bookmarkStart w:id="42" w:name="heading_24"/>
+      <w:bookmarkStart w:id="43" w:name="_Toc22850"/>
       <w:r>
         <w:t>检查及考核</w:t>
       </w:r>
+      <w:bookmarkEnd w:id="42"/>
       <w:bookmarkEnd w:id="43"/>
-      <w:bookmarkEnd w:id="44"/>
     </w:p>
     <w:p>
       <w:pPr>
-        <w:pStyle w:val="2"/>
+        <w:pStyle w:val="32"/>
         <w:keepNext w:val="0"/>
         <w:keepLines w:val="0"/>
         <w:pageBreakBefore w:val="0"/>
@@ -8217,27 +8429,28 @@
         <w:snapToGrid w:val="0"/>
         <w:textAlignment w:val="baseline"/>
       </w:pPr>
-      <w:bookmarkStart w:id="45" w:name="_Toc8362"/>
-      <w:bookmarkStart w:id="46" w:name="heading_25"/>
+      <w:bookmarkStart w:id="44" w:name="heading_25"/>
+      <w:bookmarkStart w:id="45" w:name="_Toc12239"/>
       <w:r>
         <w:t>考核指标</w:t>
       </w:r>
+      <w:bookmarkEnd w:id="44"/>
       <w:bookmarkEnd w:id="45"/>
-      <w:bookmarkEnd w:id="46"/>
     </w:p>
     <w:tbl>
       <w:tblPr>
-        <w:tblStyle w:val="TableNormal"/>
+        <w:tblStyle w:val="20"/>
         <w:tblW w:w="8214" w:type="dxa"/>
         <w:jc w:val="center"/>
         <w:tblBorders>
-          <w:top w:val="nil"/>
-          <w:left w:val="nil"/>
-          <w:bottom w:val="nil"/>
-          <w:right w:val="nil"/>
-          <w:insideH w:val="nil"/>
-          <w:insideV w:val="nil"/>
+          <w:top w:val="none" w:color="auto" w:sz="0" w:space="0"/>
+          <w:left w:val="none" w:color="auto" w:sz="0" w:space="0"/>
+          <w:bottom w:val="none" w:color="auto" w:sz="0" w:space="0"/>
+          <w:right w:val="none" w:color="auto" w:sz="0" w:space="0"/>
+          <w:insideH w:val="none" w:color="auto" w:sz="0" w:space="0"/>
+          <w:insideV w:val="none" w:color="auto" w:sz="0" w:space="0"/>
         </w:tblBorders>
+        <w:tblLayout w:type="autofit"/>
         <w:tblCellMar>
           <w:top w:w="0" w:type="dxa"/>
           <w:left w:w="10" w:type="dxa"/>
@@ -8253,15 +8466,13 @@
       </w:tblGrid>
       <w:tr>
         <w:tblPrEx>
-          <w:tblW w:w="8214" w:type="dxa"/>
-          <w:jc w:val="center"/>
           <w:tblBorders>
-            <w:top w:val="nil"/>
-            <w:left w:val="nil"/>
-            <w:bottom w:val="nil"/>
-            <w:right w:val="nil"/>
-            <w:insideH w:val="nil"/>
-            <w:insideV w:val="nil"/>
+            <w:top w:val="none" w:color="auto" w:sz="0" w:space="0"/>
+            <w:left w:val="none" w:color="auto" w:sz="0" w:space="0"/>
+            <w:bottom w:val="none" w:color="auto" w:sz="0" w:space="0"/>
+            <w:right w:val="none" w:color="auto" w:sz="0" w:space="0"/>
+            <w:insideH w:val="none" w:color="auto" w:sz="0" w:space="0"/>
+            <w:insideV w:val="none" w:color="auto" w:sz="0" w:space="0"/>
           </w:tblBorders>
           <w:tblCellMar>
             <w:top w:w="0" w:type="dxa"/>
@@ -8271,7 +8482,7 @@
           </w:tblCellMar>
         </w:tblPrEx>
         <w:trPr>
-          <w:trHeight w:val="0"/>
+          <w:trHeight w:val="0" w:hRule="atLeast"/>
           <w:tblHeader/>
           <w:jc w:val="center"/>
         </w:trPr>
@@ -8279,8 +8490,8 @@
           <w:tcPr>
             <w:tcW w:w="1808" w:type="dxa"/>
             <w:tcBorders>
-              <w:top w:val="single" w:sz="12" w:space="0" w:color="auto"/>
-              <w:left w:val="single" w:sz="12" w:space="0" w:color="auto"/>
+              <w:top w:val="single" w:color="auto" w:sz="12" w:space="0"/>
+              <w:left w:val="single" w:color="auto" w:sz="12" w:space="0"/>
               <w:bottom w:val="nil"/>
               <w:right w:val="nil"/>
             </w:tcBorders>
@@ -8294,7 +8505,7 @@
           </w:tcPr>
           <w:p>
             <w:pPr>
-              <w:pStyle w:val="a2"/>
+              <w:pStyle w:val="31"/>
               <w:keepNext w:val="0"/>
               <w:keepLines w:val="0"/>
               <w:pageBreakBefore w:val="0"/>
@@ -8309,7 +8520,7 @@
               <w:adjustRightInd w:val="0"/>
               <w:snapToGrid w:val="0"/>
               <w:spacing w:line="240" w:lineRule="auto"/>
-              <w:ind w:left="0" w:right="0" w:firstLine="0" w:leftChars="0" w:rightChars="0" w:firstLineChars="0"/>
+              <w:ind w:left="0" w:leftChars="0" w:right="0" w:rightChars="0" w:firstLine="0" w:firstLineChars="0"/>
               <w:jc w:val="center"/>
               <w:textAlignment w:val="baseline"/>
               <w:rPr>
@@ -8328,8 +8539,8 @@
           <w:tcPr>
             <w:tcW w:w="4234" w:type="dxa"/>
             <w:tcBorders>
-              <w:top w:val="single" w:sz="12" w:space="0" w:color="auto"/>
-              <w:left w:val="single" w:sz="4" w:space="0" w:color="auto"/>
+              <w:top w:val="single" w:color="auto" w:sz="12" w:space="0"/>
+              <w:left w:val="single" w:color="auto" w:sz="4" w:space="0"/>
               <w:bottom w:val="nil"/>
               <w:right w:val="nil"/>
             </w:tcBorders>
@@ -8343,7 +8554,7 @@
           </w:tcPr>
           <w:p>
             <w:pPr>
-              <w:pStyle w:val="a2"/>
+              <w:pStyle w:val="31"/>
               <w:keepNext w:val="0"/>
               <w:keepLines w:val="0"/>
               <w:pageBreakBefore w:val="0"/>
@@ -8358,7 +8569,7 @@
               <w:adjustRightInd w:val="0"/>
               <w:snapToGrid w:val="0"/>
               <w:spacing w:line="240" w:lineRule="auto"/>
-              <w:ind w:left="0" w:right="0" w:firstLine="0" w:leftChars="0" w:rightChars="0" w:firstLineChars="0"/>
+              <w:ind w:left="0" w:leftChars="0" w:right="0" w:rightChars="0" w:firstLine="0" w:firstLineChars="0"/>
               <w:jc w:val="center"/>
               <w:textAlignment w:val="baseline"/>
               <w:rPr>
@@ -8377,8 +8588,8 @@
           <w:tcPr>
             <w:tcW w:w="966" w:type="dxa"/>
             <w:tcBorders>
-              <w:top w:val="single" w:sz="12" w:space="0" w:color="auto"/>
-              <w:left w:val="single" w:sz="4" w:space="0" w:color="auto"/>
+              <w:top w:val="single" w:color="auto" w:sz="12" w:space="0"/>
+              <w:left w:val="single" w:color="auto" w:sz="4" w:space="0"/>
               <w:bottom w:val="nil"/>
               <w:right w:val="nil"/>
             </w:tcBorders>
@@ -8392,7 +8603,7 @@
           </w:tcPr>
           <w:p>
             <w:pPr>
-              <w:pStyle w:val="a2"/>
+              <w:pStyle w:val="31"/>
               <w:keepNext w:val="0"/>
               <w:keepLines w:val="0"/>
               <w:pageBreakBefore w:val="0"/>
@@ -8407,7 +8618,7 @@
               <w:adjustRightInd w:val="0"/>
               <w:snapToGrid w:val="0"/>
               <w:spacing w:line="240" w:lineRule="auto"/>
-              <w:ind w:left="0" w:right="0" w:firstLine="0" w:leftChars="0" w:rightChars="0" w:firstLineChars="0"/>
+              <w:ind w:left="0" w:leftChars="0" w:right="0" w:rightChars="0" w:firstLine="0" w:firstLineChars="0"/>
               <w:jc w:val="center"/>
               <w:textAlignment w:val="baseline"/>
               <w:rPr>
@@ -8426,10 +8637,10 @@
           <w:tcPr>
             <w:tcW w:w="1206" w:type="dxa"/>
             <w:tcBorders>
-              <w:top w:val="single" w:sz="12" w:space="0" w:color="auto"/>
-              <w:left w:val="single" w:sz="4" w:space="0" w:color="auto"/>
+              <w:top w:val="single" w:color="auto" w:sz="12" w:space="0"/>
+              <w:left w:val="single" w:color="auto" w:sz="4" w:space="0"/>
               <w:bottom w:val="nil"/>
-              <w:right w:val="single" w:sz="12" w:space="0" w:color="auto"/>
+              <w:right w:val="single" w:color="auto" w:sz="12" w:space="0"/>
             </w:tcBorders>
             <w:tcMar>
               <w:top w:w="60" w:type="dxa"/>
@@ -8441,7 +8652,7 @@
           </w:tcPr>
           <w:p>
             <w:pPr>
-              <w:pStyle w:val="a2"/>
+              <w:pStyle w:val="31"/>
               <w:keepNext w:val="0"/>
               <w:keepLines w:val="0"/>
               <w:pageBreakBefore w:val="0"/>
@@ -8456,7 +8667,7 @@
               <w:adjustRightInd w:val="0"/>
               <w:snapToGrid w:val="0"/>
               <w:spacing w:line="240" w:lineRule="auto"/>
-              <w:ind w:left="0" w:right="0" w:firstLine="0" w:leftChars="0" w:rightChars="0" w:firstLineChars="0"/>
+              <w:ind w:left="0" w:leftChars="0" w:right="0" w:rightChars="0" w:firstLine="0" w:firstLineChars="0"/>
               <w:jc w:val="center"/>
               <w:textAlignment w:val="baseline"/>
               <w:rPr>
@@ -8474,8 +8685,14 @@
       </w:tr>
       <w:tr>
         <w:tblPrEx>
-          <w:tblW w:w="8214" w:type="dxa"/>
-          <w:jc w:val="center"/>
+          <w:tblBorders>
+            <w:top w:val="none" w:color="auto" w:sz="0" w:space="0"/>
+            <w:left w:val="none" w:color="auto" w:sz="0" w:space="0"/>
+            <w:bottom w:val="none" w:color="auto" w:sz="0" w:space="0"/>
+            <w:right w:val="none" w:color="auto" w:sz="0" w:space="0"/>
+            <w:insideH w:val="none" w:color="auto" w:sz="0" w:space="0"/>
+            <w:insideV w:val="none" w:color="auto" w:sz="0" w:space="0"/>
+          </w:tblBorders>
           <w:tblCellMar>
             <w:top w:w="0" w:type="dxa"/>
             <w:left w:w="10" w:type="dxa"/>
@@ -8484,15 +8701,15 @@
           </w:tblCellMar>
         </w:tblPrEx>
         <w:trPr>
-          <w:trHeight w:val="0"/>
+          <w:trHeight w:val="0" w:hRule="atLeast"/>
           <w:jc w:val="center"/>
         </w:trPr>
         <w:tc>
           <w:tcPr>
             <w:tcW w:w="1808" w:type="dxa"/>
             <w:tcBorders>
-              <w:top w:val="single" w:sz="4" w:space="0" w:color="auto"/>
-              <w:left w:val="single" w:sz="12" w:space="0" w:color="auto"/>
+              <w:top w:val="single" w:color="auto" w:sz="4" w:space="0"/>
+              <w:left w:val="single" w:color="auto" w:sz="12" w:space="0"/>
               <w:bottom w:val="nil"/>
               <w:right w:val="nil"/>
             </w:tcBorders>
@@ -8506,7 +8723,7 @@
           </w:tcPr>
           <w:p>
             <w:pPr>
-              <w:pStyle w:val="a2"/>
+              <w:pStyle w:val="31"/>
               <w:keepNext w:val="0"/>
               <w:keepLines w:val="0"/>
               <w:pageBreakBefore w:val="0"/>
@@ -8521,7 +8738,7 @@
               <w:adjustRightInd w:val="0"/>
               <w:snapToGrid w:val="0"/>
               <w:spacing w:line="240" w:lineRule="auto"/>
-              <w:ind w:left="0" w:right="0" w:firstLine="0" w:leftChars="0" w:rightChars="0" w:firstLineChars="0"/>
+              <w:ind w:left="0" w:leftChars="0" w:right="0" w:rightChars="0" w:firstLine="0" w:firstLineChars="0"/>
               <w:jc w:val="center"/>
               <w:textAlignment w:val="baseline"/>
             </w:pPr>
@@ -8534,8 +8751,8 @@
           <w:tcPr>
             <w:tcW w:w="4234" w:type="dxa"/>
             <w:tcBorders>
-              <w:top w:val="single" w:sz="4" w:space="0" w:color="auto"/>
-              <w:left w:val="single" w:sz="4" w:space="0" w:color="auto"/>
+              <w:top w:val="single" w:color="auto" w:sz="4" w:space="0"/>
+              <w:left w:val="single" w:color="auto" w:sz="4" w:space="0"/>
               <w:bottom w:val="nil"/>
               <w:right w:val="nil"/>
             </w:tcBorders>
@@ -8549,7 +8766,7 @@
           </w:tcPr>
           <w:p>
             <w:pPr>
-              <w:pStyle w:val="a2"/>
+              <w:pStyle w:val="31"/>
               <w:keepNext w:val="0"/>
               <w:keepLines w:val="0"/>
               <w:pageBreakBefore w:val="0"/>
@@ -8564,7 +8781,7 @@
               <w:adjustRightInd w:val="0"/>
               <w:snapToGrid w:val="0"/>
               <w:spacing w:line="240" w:lineRule="auto"/>
-              <w:ind w:left="0" w:right="0" w:firstLine="0" w:leftChars="0" w:rightChars="0" w:firstLineChars="0"/>
+              <w:ind w:left="0" w:leftChars="0" w:right="0" w:rightChars="0" w:firstLine="0" w:firstLineChars="0"/>
               <w:jc w:val="left"/>
               <w:textAlignment w:val="baseline"/>
             </w:pPr>
@@ -8577,8 +8794,8 @@
           <w:tcPr>
             <w:tcW w:w="966" w:type="dxa"/>
             <w:tcBorders>
-              <w:top w:val="single" w:sz="4" w:space="0" w:color="auto"/>
-              <w:left w:val="single" w:sz="4" w:space="0" w:color="auto"/>
+              <w:top w:val="single" w:color="auto" w:sz="4" w:space="0"/>
+              <w:left w:val="single" w:color="auto" w:sz="4" w:space="0"/>
               <w:bottom w:val="nil"/>
               <w:right w:val="nil"/>
             </w:tcBorders>
@@ -8592,7 +8809,7 @@
           </w:tcPr>
           <w:p>
             <w:pPr>
-              <w:pStyle w:val="a2"/>
+              <w:pStyle w:val="31"/>
               <w:keepNext w:val="0"/>
               <w:keepLines w:val="0"/>
               <w:pageBreakBefore w:val="0"/>
@@ -8607,7 +8824,7 @@
               <w:adjustRightInd w:val="0"/>
               <w:snapToGrid w:val="0"/>
               <w:spacing w:line="240" w:lineRule="auto"/>
-              <w:ind w:left="0" w:right="0" w:firstLine="0" w:leftChars="0" w:rightChars="0" w:firstLineChars="0"/>
+              <w:ind w:left="0" w:leftChars="0" w:right="0" w:rightChars="0" w:firstLine="0" w:firstLineChars="0"/>
               <w:jc w:val="center"/>
               <w:textAlignment w:val="baseline"/>
             </w:pPr>
@@ -8620,10 +8837,10 @@
           <w:tcPr>
             <w:tcW w:w="1206" w:type="dxa"/>
             <w:tcBorders>
-              <w:top w:val="single" w:sz="4" w:space="0" w:color="auto"/>
-              <w:left w:val="single" w:sz="4" w:space="0" w:color="auto"/>
+              <w:top w:val="single" w:color="auto" w:sz="4" w:space="0"/>
+              <w:left w:val="single" w:color="auto" w:sz="4" w:space="0"/>
               <w:bottom w:val="nil"/>
-              <w:right w:val="single" w:sz="12" w:space="0" w:color="auto"/>
+              <w:right w:val="single" w:color="auto" w:sz="12" w:space="0"/>
             </w:tcBorders>
             <w:tcMar>
               <w:top w:w="60" w:type="dxa"/>
@@ -8635,7 +8852,7 @@
           </w:tcPr>
           <w:p>
             <w:pPr>
-              <w:pStyle w:val="a2"/>
+              <w:pStyle w:val="31"/>
               <w:keepNext w:val="0"/>
               <w:keepLines w:val="0"/>
               <w:pageBreakBefore w:val="0"/>
@@ -8650,7 +8867,7 @@
               <w:adjustRightInd w:val="0"/>
               <w:snapToGrid w:val="0"/>
               <w:spacing w:line="240" w:lineRule="auto"/>
-              <w:ind w:left="0" w:right="0" w:firstLine="0" w:leftChars="0" w:rightChars="0" w:firstLineChars="0"/>
+              <w:ind w:left="0" w:leftChars="0" w:right="0" w:rightChars="0" w:firstLine="0" w:firstLineChars="0"/>
               <w:jc w:val="center"/>
               <w:textAlignment w:val="baseline"/>
             </w:pPr>
@@ -8662,8 +8879,14 @@
       </w:tr>
       <w:tr>
         <w:tblPrEx>
-          <w:tblW w:w="8214" w:type="dxa"/>
-          <w:jc w:val="center"/>
+          <w:tblBorders>
+            <w:top w:val="none" w:color="auto" w:sz="0" w:space="0"/>
+            <w:left w:val="none" w:color="auto" w:sz="0" w:space="0"/>
+            <w:bottom w:val="none" w:color="auto" w:sz="0" w:space="0"/>
+            <w:right w:val="none" w:color="auto" w:sz="0" w:space="0"/>
+            <w:insideH w:val="none" w:color="auto" w:sz="0" w:space="0"/>
+            <w:insideV w:val="none" w:color="auto" w:sz="0" w:space="0"/>
+          </w:tblBorders>
           <w:tblCellMar>
             <w:top w:w="0" w:type="dxa"/>
             <w:left w:w="10" w:type="dxa"/>
@@ -8672,16 +8895,16 @@
           </w:tblCellMar>
         </w:tblPrEx>
         <w:trPr>
-          <w:trHeight w:val="0"/>
+          <w:trHeight w:val="0" w:hRule="atLeast"/>
           <w:jc w:val="center"/>
         </w:trPr>
         <w:tc>
           <w:tcPr>
             <w:tcW w:w="1808" w:type="dxa"/>
             <w:tcBorders>
-              <w:top w:val="single" w:sz="4" w:space="0" w:color="auto"/>
-              <w:left w:val="single" w:sz="12" w:space="0" w:color="auto"/>
-              <w:bottom w:val="single" w:sz="12" w:space="0" w:color="auto"/>
+              <w:top w:val="single" w:color="auto" w:sz="4" w:space="0"/>
+              <w:left w:val="single" w:color="auto" w:sz="12" w:space="0"/>
+              <w:bottom w:val="single" w:color="auto" w:sz="12" w:space="0"/>
               <w:right w:val="nil"/>
             </w:tcBorders>
             <w:tcMar>
@@ -8694,7 +8917,7 @@
           </w:tcPr>
           <w:p>
             <w:pPr>
-              <w:pStyle w:val="a2"/>
+              <w:pStyle w:val="31"/>
               <w:keepNext w:val="0"/>
               <w:keepLines w:val="0"/>
               <w:pageBreakBefore w:val="0"/>
@@ -8709,7 +8932,7 @@
               <w:adjustRightInd w:val="0"/>
               <w:snapToGrid w:val="0"/>
               <w:spacing w:line="240" w:lineRule="auto"/>
-              <w:ind w:left="0" w:right="0" w:firstLine="0" w:leftChars="0" w:rightChars="0" w:firstLineChars="0"/>
+              <w:ind w:left="0" w:leftChars="0" w:right="0" w:rightChars="0" w:firstLine="0" w:firstLineChars="0"/>
               <w:jc w:val="center"/>
               <w:textAlignment w:val="baseline"/>
             </w:pPr>
@@ -8722,9 +8945,9 @@
           <w:tcPr>
             <w:tcW w:w="4234" w:type="dxa"/>
             <w:tcBorders>
-              <w:top w:val="single" w:sz="4" w:space="0" w:color="auto"/>
-              <w:left w:val="single" w:sz="4" w:space="0" w:color="auto"/>
-              <w:bottom w:val="single" w:sz="12" w:space="0" w:color="auto"/>
+              <w:top w:val="single" w:color="auto" w:sz="4" w:space="0"/>
+              <w:left w:val="single" w:color="auto" w:sz="4" w:space="0"/>
+              <w:bottom w:val="single" w:color="auto" w:sz="12" w:space="0"/>
               <w:right w:val="nil"/>
             </w:tcBorders>
             <w:tcMar>
@@ -8737,7 +8960,7 @@
           </w:tcPr>
           <w:p>
             <w:pPr>
-              <w:pStyle w:val="a2"/>
+              <w:pStyle w:val="31"/>
               <w:keepNext w:val="0"/>
               <w:keepLines w:val="0"/>
               <w:pageBreakBefore w:val="0"/>
@@ -8752,7 +8975,7 @@
               <w:adjustRightInd w:val="0"/>
               <w:snapToGrid w:val="0"/>
               <w:spacing w:line="240" w:lineRule="auto"/>
-              <w:ind w:left="0" w:right="0" w:firstLine="0" w:leftChars="0" w:rightChars="0" w:firstLineChars="0"/>
+              <w:ind w:left="0" w:leftChars="0" w:right="0" w:rightChars="0" w:firstLine="0" w:firstLineChars="0"/>
               <w:jc w:val="left"/>
               <w:textAlignment w:val="baseline"/>
             </w:pPr>
@@ -8765,9 +8988,9 @@
           <w:tcPr>
             <w:tcW w:w="966" w:type="dxa"/>
             <w:tcBorders>
-              <w:top w:val="single" w:sz="4" w:space="0" w:color="auto"/>
-              <w:left w:val="single" w:sz="4" w:space="0" w:color="auto"/>
-              <w:bottom w:val="single" w:sz="12" w:space="0" w:color="auto"/>
+              <w:top w:val="single" w:color="auto" w:sz="4" w:space="0"/>
+              <w:left w:val="single" w:color="auto" w:sz="4" w:space="0"/>
+              <w:bottom w:val="single" w:color="auto" w:sz="12" w:space="0"/>
               <w:right w:val="nil"/>
             </w:tcBorders>
             <w:tcMar>
@@ -8780,7 +9003,7 @@
           </w:tcPr>
           <w:p>
             <w:pPr>
-              <w:pStyle w:val="a2"/>
+              <w:pStyle w:val="31"/>
               <w:keepNext w:val="0"/>
               <w:keepLines w:val="0"/>
               <w:pageBreakBefore w:val="0"/>
@@ -8795,7 +9018,7 @@
               <w:adjustRightInd w:val="0"/>
               <w:snapToGrid w:val="0"/>
               <w:spacing w:line="240" w:lineRule="auto"/>
-              <w:ind w:left="0" w:right="0" w:firstLine="0" w:leftChars="0" w:rightChars="0" w:firstLineChars="0"/>
+              <w:ind w:left="0" w:leftChars="0" w:right="0" w:rightChars="0" w:firstLine="0" w:firstLineChars="0"/>
               <w:jc w:val="center"/>
               <w:textAlignment w:val="baseline"/>
             </w:pPr>
@@ -8808,10 +9031,10 @@
           <w:tcPr>
             <w:tcW w:w="1206" w:type="dxa"/>
             <w:tcBorders>
-              <w:top w:val="single" w:sz="4" w:space="0" w:color="auto"/>
-              <w:left w:val="single" w:sz="4" w:space="0" w:color="auto"/>
-              <w:bottom w:val="single" w:sz="12" w:space="0" w:color="auto"/>
-              <w:right w:val="single" w:sz="12" w:space="0" w:color="auto"/>
+              <w:top w:val="single" w:color="auto" w:sz="4" w:space="0"/>
+              <w:left w:val="single" w:color="auto" w:sz="4" w:space="0"/>
+              <w:bottom w:val="single" w:color="auto" w:sz="12" w:space="0"/>
+              <w:right w:val="single" w:color="auto" w:sz="12" w:space="0"/>
             </w:tcBorders>
             <w:tcMar>
               <w:top w:w="60" w:type="dxa"/>
@@ -8823,7 +9046,7 @@
           </w:tcPr>
           <w:p>
             <w:pPr>
-              <w:pStyle w:val="a2"/>
+              <w:pStyle w:val="31"/>
               <w:keepNext w:val="0"/>
               <w:keepLines w:val="0"/>
               <w:pageBreakBefore w:val="0"/>
@@ -8838,7 +9061,7 @@
               <w:adjustRightInd w:val="0"/>
               <w:snapToGrid w:val="0"/>
               <w:spacing w:line="240" w:lineRule="auto"/>
-              <w:ind w:left="0" w:right="0" w:firstLine="0" w:leftChars="0" w:rightChars="0" w:firstLineChars="0"/>
+              <w:ind w:left="0" w:leftChars="0" w:right="0" w:rightChars="0" w:firstLine="0" w:firstLineChars="0"/>
               <w:jc w:val="center"/>
               <w:textAlignment w:val="baseline"/>
             </w:pPr>
@@ -8851,7 +9074,7 @@
     </w:tbl>
     <w:p>
       <w:pPr>
-        <w:pStyle w:val="2"/>
+        <w:pStyle w:val="32"/>
         <w:keepNext w:val="0"/>
         <w:keepLines w:val="0"/>
         <w:pageBreakBefore w:val="0"/>
@@ -8867,23 +9090,23 @@
         <w:snapToGrid w:val="0"/>
         <w:textAlignment w:val="baseline"/>
       </w:pPr>
-      <w:bookmarkStart w:id="47" w:name="heading_26"/>
-      <w:bookmarkStart w:id="48" w:name="_Toc21637"/>
+      <w:bookmarkStart w:id="46" w:name="heading_26"/>
+      <w:bookmarkStart w:id="47" w:name="_Toc30797"/>
       <w:r>
         <w:t>检查机制</w:t>
       </w:r>
+      <w:bookmarkEnd w:id="46"/>
       <w:bookmarkEnd w:id="47"/>
-      <w:bookmarkEnd w:id="48"/>
     </w:p>
     <w:p>
       <w:pPr>
-        <w:pStyle w:val="a4"/>
+        <w:pStyle w:val="42"/>
         <w:numPr>
           <w:ilvl w:val="0"/>
           <w:numId w:val="15"/>
         </w:numPr>
         <w:bidi w:val="0"/>
-        <w:ind w:left="425" w:hanging="425" w:leftChars="0" w:firstLineChars="0"/>
+        <w:ind w:left="425" w:leftChars="0" w:hanging="425" w:firstLineChars="0"/>
       </w:pPr>
       <w:r>
         <w:t>运维部负责全公司备件管理工作的检查和考核，主要检查和考核备件可用率及出入库准确率。</w:t>
@@ -8891,13 +9114,13 @@
     </w:p>
     <w:p>
       <w:pPr>
-        <w:pStyle w:val="a4"/>
+        <w:pStyle w:val="42"/>
         <w:numPr>
           <w:ilvl w:val="0"/>
           <w:numId w:val="15"/>
         </w:numPr>
         <w:bidi w:val="0"/>
-        <w:ind w:left="425" w:hanging="425" w:leftChars="0" w:firstLineChars="0"/>
+        <w:ind w:left="425" w:leftChars="0" w:hanging="425" w:firstLineChars="0"/>
       </w:pPr>
       <w:r>
         <w:t>每年抽查各项目组的备件可用率，检查结果由质量管理部通报。</w:t>
@@ -8905,13 +9128,13 @@
     </w:p>
     <w:p>
       <w:pPr>
-        <w:pStyle w:val="a4"/>
+        <w:pStyle w:val="42"/>
         <w:numPr>
           <w:ilvl w:val="0"/>
           <w:numId w:val="15"/>
         </w:numPr>
         <w:bidi w:val="0"/>
-        <w:ind w:left="425" w:hanging="425" w:leftChars="0" w:firstLineChars="0"/>
+        <w:ind w:left="425" w:leftChars="0" w:hanging="425" w:firstLineChars="0"/>
       </w:pPr>
       <w:r>
         <w:t>对未达标的项目组，应制定改进计划并跟踪落实。</w:t>
@@ -8919,7 +9142,7 @@
     </w:p>
     <w:p>
       <w:pPr>
-        <w:pStyle w:val="1"/>
+        <w:pStyle w:val="30"/>
         <w:keepNext w:val="0"/>
         <w:keepLines w:val="0"/>
         <w:pageBreakBefore w:val="0"/>
@@ -8935,27 +9158,28 @@
         <w:snapToGrid w:val="0"/>
         <w:textAlignment w:val="baseline"/>
       </w:pPr>
-      <w:bookmarkStart w:id="49" w:name="heading_27"/>
-      <w:bookmarkStart w:id="50" w:name="_Toc83"/>
+      <w:bookmarkStart w:id="48" w:name="heading_27"/>
+      <w:bookmarkStart w:id="49" w:name="_Toc30421"/>
       <w:r>
         <w:t>记录</w:t>
       </w:r>
+      <w:bookmarkEnd w:id="48"/>
       <w:bookmarkEnd w:id="49"/>
-      <w:bookmarkEnd w:id="50"/>
     </w:p>
     <w:tbl>
       <w:tblPr>
-        <w:tblStyle w:val="TableNormal"/>
+        <w:tblStyle w:val="20"/>
         <w:tblW w:w="8214" w:type="dxa"/>
         <w:jc w:val="center"/>
         <w:tblBorders>
-          <w:top w:val="nil"/>
-          <w:left w:val="nil"/>
-          <w:bottom w:val="nil"/>
-          <w:right w:val="nil"/>
-          <w:insideH w:val="nil"/>
-          <w:insideV w:val="nil"/>
+          <w:top w:val="none" w:color="auto" w:sz="0" w:space="0"/>
+          <w:left w:val="none" w:color="auto" w:sz="0" w:space="0"/>
+          <w:bottom w:val="none" w:color="auto" w:sz="0" w:space="0"/>
+          <w:right w:val="none" w:color="auto" w:sz="0" w:space="0"/>
+          <w:insideH w:val="none" w:color="auto" w:sz="0" w:space="0"/>
+          <w:insideV w:val="none" w:color="auto" w:sz="0" w:space="0"/>
         </w:tblBorders>
+        <w:tblLayout w:type="autofit"/>
         <w:tblCellMar>
           <w:top w:w="0" w:type="dxa"/>
           <w:left w:w="10" w:type="dxa"/>
@@ -8970,15 +9194,13 @@
       </w:tblGrid>
       <w:tr>
         <w:tblPrEx>
-          <w:tblW w:w="8214" w:type="dxa"/>
-          <w:jc w:val="center"/>
           <w:tblBorders>
-            <w:top w:val="nil"/>
-            <w:left w:val="nil"/>
-            <w:bottom w:val="nil"/>
-            <w:right w:val="nil"/>
-            <w:insideH w:val="nil"/>
-            <w:insideV w:val="nil"/>
+            <w:top w:val="none" w:color="auto" w:sz="0" w:space="0"/>
+            <w:left w:val="none" w:color="auto" w:sz="0" w:space="0"/>
+            <w:bottom w:val="none" w:color="auto" w:sz="0" w:space="0"/>
+            <w:right w:val="none" w:color="auto" w:sz="0" w:space="0"/>
+            <w:insideH w:val="none" w:color="auto" w:sz="0" w:space="0"/>
+            <w:insideV w:val="none" w:color="auto" w:sz="0" w:space="0"/>
           </w:tblBorders>
           <w:tblCellMar>
             <w:top w:w="0" w:type="dxa"/>
@@ -8988,7 +9210,7 @@
           </w:tblCellMar>
         </w:tblPrEx>
         <w:trPr>
-          <w:trHeight w:val="0"/>
+          <w:trHeight w:val="0" w:hRule="atLeast"/>
           <w:tblHeader/>
           <w:jc w:val="center"/>
         </w:trPr>
@@ -8996,8 +9218,8 @@
           <w:tcPr>
             <w:tcW w:w="4486" w:type="dxa"/>
             <w:tcBorders>
-              <w:top w:val="single" w:sz="12" w:space="0" w:color="auto"/>
-              <w:left w:val="single" w:sz="12" w:space="0" w:color="auto"/>
+              <w:top w:val="single" w:color="auto" w:sz="12" w:space="0"/>
+              <w:left w:val="single" w:color="auto" w:sz="12" w:space="0"/>
               <w:bottom w:val="nil"/>
               <w:right w:val="nil"/>
             </w:tcBorders>
@@ -9011,7 +9233,7 @@
           </w:tcPr>
           <w:p>
             <w:pPr>
-              <w:pStyle w:val="a2"/>
+              <w:pStyle w:val="31"/>
               <w:keepNext w:val="0"/>
               <w:keepLines w:val="0"/>
               <w:pageBreakBefore w:val="0"/>
@@ -9026,7 +9248,7 @@
               <w:adjustRightInd w:val="0"/>
               <w:snapToGrid w:val="0"/>
               <w:spacing w:line="240" w:lineRule="auto"/>
-              <w:ind w:left="0" w:right="0" w:firstLine="0" w:leftChars="0" w:rightChars="0" w:firstLineChars="0"/>
+              <w:ind w:left="0" w:leftChars="0" w:right="0" w:rightChars="0" w:firstLine="0" w:firstLineChars="0"/>
               <w:jc w:val="center"/>
               <w:textAlignment w:val="baseline"/>
               <w:rPr>
@@ -9045,8 +9267,8 @@
           <w:tcPr>
             <w:tcW w:w="1863" w:type="dxa"/>
             <w:tcBorders>
-              <w:top w:val="single" w:sz="12" w:space="0" w:color="auto"/>
-              <w:left w:val="single" w:sz="4" w:space="0" w:color="auto"/>
+              <w:top w:val="single" w:color="auto" w:sz="12" w:space="0"/>
+              <w:left w:val="single" w:color="auto" w:sz="4" w:space="0"/>
               <w:bottom w:val="nil"/>
               <w:right w:val="nil"/>
             </w:tcBorders>
@@ -9060,7 +9282,7 @@
           </w:tcPr>
           <w:p>
             <w:pPr>
-              <w:pStyle w:val="a2"/>
+              <w:pStyle w:val="31"/>
               <w:keepNext w:val="0"/>
               <w:keepLines w:val="0"/>
               <w:pageBreakBefore w:val="0"/>
@@ -9075,7 +9297,7 @@
               <w:adjustRightInd w:val="0"/>
               <w:snapToGrid w:val="0"/>
               <w:spacing w:line="240" w:lineRule="auto"/>
-              <w:ind w:left="0" w:right="0" w:firstLine="0" w:leftChars="0" w:rightChars="0" w:firstLineChars="0"/>
+              <w:ind w:left="0" w:leftChars="0" w:right="0" w:rightChars="0" w:firstLine="0" w:firstLineChars="0"/>
               <w:jc w:val="center"/>
               <w:textAlignment w:val="baseline"/>
               <w:rPr>
@@ -9094,10 +9316,10 @@
           <w:tcPr>
             <w:tcW w:w="1864" w:type="dxa"/>
             <w:tcBorders>
-              <w:top w:val="single" w:sz="12" w:space="0" w:color="auto"/>
-              <w:left w:val="single" w:sz="4" w:space="0" w:color="auto"/>
+              <w:top w:val="single" w:color="auto" w:sz="12" w:space="0"/>
+              <w:left w:val="single" w:color="auto" w:sz="4" w:space="0"/>
               <w:bottom w:val="nil"/>
-              <w:right w:val="single" w:sz="12" w:space="0" w:color="auto"/>
+              <w:right w:val="single" w:color="auto" w:sz="12" w:space="0"/>
             </w:tcBorders>
             <w:tcMar>
               <w:top w:w="60" w:type="dxa"/>
@@ -9109,7 +9331,7 @@
           </w:tcPr>
           <w:p>
             <w:pPr>
-              <w:pStyle w:val="a2"/>
+              <w:pStyle w:val="31"/>
               <w:keepNext w:val="0"/>
               <w:keepLines w:val="0"/>
               <w:pageBreakBefore w:val="0"/>
@@ -9124,7 +9346,7 @@
               <w:adjustRightInd w:val="0"/>
               <w:snapToGrid w:val="0"/>
               <w:spacing w:line="240" w:lineRule="auto"/>
-              <w:ind w:left="0" w:right="0" w:firstLine="0" w:leftChars="0" w:rightChars="0" w:firstLineChars="0"/>
+              <w:ind w:left="0" w:leftChars="0" w:right="0" w:rightChars="0" w:firstLine="0" w:firstLineChars="0"/>
               <w:jc w:val="center"/>
               <w:textAlignment w:val="baseline"/>
               <w:rPr>
@@ -9142,8 +9364,14 @@
       </w:tr>
       <w:tr>
         <w:tblPrEx>
-          <w:tblW w:w="8214" w:type="dxa"/>
-          <w:jc w:val="center"/>
+          <w:tblBorders>
+            <w:top w:val="none" w:color="auto" w:sz="0" w:space="0"/>
+            <w:left w:val="none" w:color="auto" w:sz="0" w:space="0"/>
+            <w:bottom w:val="none" w:color="auto" w:sz="0" w:space="0"/>
+            <w:right w:val="none" w:color="auto" w:sz="0" w:space="0"/>
+            <w:insideH w:val="none" w:color="auto" w:sz="0" w:space="0"/>
+            <w:insideV w:val="none" w:color="auto" w:sz="0" w:space="0"/>
+          </w:tblBorders>
           <w:tblCellMar>
             <w:top w:w="0" w:type="dxa"/>
             <w:left w:w="10" w:type="dxa"/>
@@ -9152,15 +9380,15 @@
           </w:tblCellMar>
         </w:tblPrEx>
         <w:trPr>
-          <w:trHeight w:val="0"/>
+          <w:trHeight w:val="0" w:hRule="atLeast"/>
           <w:jc w:val="center"/>
         </w:trPr>
         <w:tc>
           <w:tcPr>
             <w:tcW w:w="4486" w:type="dxa"/>
             <w:tcBorders>
-              <w:top w:val="single" w:sz="4" w:space="0" w:color="auto"/>
-              <w:left w:val="single" w:sz="12" w:space="0" w:color="auto"/>
+              <w:top w:val="single" w:color="auto" w:sz="4" w:space="0"/>
+              <w:left w:val="single" w:color="auto" w:sz="12" w:space="0"/>
               <w:bottom w:val="nil"/>
               <w:right w:val="nil"/>
             </w:tcBorders>
@@ -9174,7 +9402,7 @@
           </w:tcPr>
           <w:p>
             <w:pPr>
-              <w:pStyle w:val="a2"/>
+              <w:pStyle w:val="31"/>
               <w:keepNext w:val="0"/>
               <w:keepLines w:val="0"/>
               <w:pageBreakBefore w:val="0"/>
@@ -9189,7 +9417,7 @@
               <w:adjustRightInd w:val="0"/>
               <w:snapToGrid w:val="0"/>
               <w:spacing w:line="240" w:lineRule="auto"/>
-              <w:ind w:left="0" w:right="0" w:firstLine="0" w:leftChars="0" w:rightChars="0" w:firstLineChars="0"/>
+              <w:ind w:left="0" w:leftChars="0" w:right="0" w:rightChars="0" w:firstLine="0" w:firstLineChars="0"/>
               <w:jc w:val="center"/>
               <w:textAlignment w:val="baseline"/>
             </w:pPr>
@@ -9202,8 +9430,8 @@
           <w:tcPr>
             <w:tcW w:w="1863" w:type="dxa"/>
             <w:tcBorders>
-              <w:top w:val="single" w:sz="4" w:space="0" w:color="auto"/>
-              <w:left w:val="single" w:sz="4" w:space="0" w:color="auto"/>
+              <w:top w:val="single" w:color="auto" w:sz="4" w:space="0"/>
+              <w:left w:val="single" w:color="auto" w:sz="4" w:space="0"/>
               <w:bottom w:val="nil"/>
               <w:right w:val="nil"/>
             </w:tcBorders>
@@ -9217,7 +9445,7 @@
           </w:tcPr>
           <w:p>
             <w:pPr>
-              <w:pStyle w:val="a2"/>
+              <w:pStyle w:val="31"/>
               <w:keepNext w:val="0"/>
               <w:keepLines w:val="0"/>
               <w:pageBreakBefore w:val="0"/>
@@ -9232,7 +9460,7 @@
               <w:adjustRightInd w:val="0"/>
               <w:snapToGrid w:val="0"/>
               <w:spacing w:line="240" w:lineRule="auto"/>
-              <w:ind w:left="0" w:right="0" w:firstLine="0" w:leftChars="0" w:rightChars="0" w:firstLineChars="0"/>
+              <w:ind w:left="0" w:leftChars="0" w:right="0" w:rightChars="0" w:firstLine="0" w:firstLineChars="0"/>
               <w:jc w:val="center"/>
               <w:textAlignment w:val="baseline"/>
             </w:pPr>
@@ -9245,10 +9473,10 @@
           <w:tcPr>
             <w:tcW w:w="1864" w:type="dxa"/>
             <w:tcBorders>
-              <w:top w:val="single" w:sz="4" w:space="0" w:color="auto"/>
-              <w:left w:val="single" w:sz="4" w:space="0" w:color="auto"/>
+              <w:top w:val="single" w:color="auto" w:sz="4" w:space="0"/>
+              <w:left w:val="single" w:color="auto" w:sz="4" w:space="0"/>
               <w:bottom w:val="nil"/>
-              <w:right w:val="single" w:sz="12" w:space="0" w:color="auto"/>
+              <w:right w:val="single" w:color="auto" w:sz="12" w:space="0"/>
             </w:tcBorders>
             <w:tcMar>
               <w:top w:w="60" w:type="dxa"/>
@@ -9260,7 +9488,7 @@
           </w:tcPr>
           <w:p>
             <w:pPr>
-              <w:pStyle w:val="a2"/>
+              <w:pStyle w:val="31"/>
               <w:keepNext w:val="0"/>
               <w:keepLines w:val="0"/>
               <w:pageBreakBefore w:val="0"/>
@@ -9275,7 +9503,7 @@
               <w:adjustRightInd w:val="0"/>
               <w:snapToGrid w:val="0"/>
               <w:spacing w:line="240" w:lineRule="auto"/>
-              <w:ind w:left="0" w:right="0" w:firstLine="0" w:leftChars="0" w:rightChars="0" w:firstLineChars="0"/>
+              <w:ind w:left="0" w:leftChars="0" w:right="0" w:rightChars="0" w:firstLine="0" w:firstLineChars="0"/>
               <w:jc w:val="center"/>
               <w:textAlignment w:val="baseline"/>
             </w:pPr>
@@ -9287,8 +9515,14 @@
       </w:tr>
       <w:tr>
         <w:tblPrEx>
-          <w:tblW w:w="8214" w:type="dxa"/>
-          <w:jc w:val="center"/>
+          <w:tblBorders>
+            <w:top w:val="none" w:color="auto" w:sz="0" w:space="0"/>
+            <w:left w:val="none" w:color="auto" w:sz="0" w:space="0"/>
+            <w:bottom w:val="none" w:color="auto" w:sz="0" w:space="0"/>
+            <w:right w:val="none" w:color="auto" w:sz="0" w:space="0"/>
+            <w:insideH w:val="none" w:color="auto" w:sz="0" w:space="0"/>
+            <w:insideV w:val="none" w:color="auto" w:sz="0" w:space="0"/>
+          </w:tblBorders>
           <w:tblCellMar>
             <w:top w:w="0" w:type="dxa"/>
             <w:left w:w="10" w:type="dxa"/>
@@ -9297,15 +9531,15 @@
           </w:tblCellMar>
         </w:tblPrEx>
         <w:trPr>
-          <w:trHeight w:val="0"/>
+          <w:trHeight w:val="0" w:hRule="atLeast"/>
           <w:jc w:val="center"/>
         </w:trPr>
         <w:tc>
           <w:tcPr>
             <w:tcW w:w="4486" w:type="dxa"/>
             <w:tcBorders>
-              <w:top w:val="single" w:sz="4" w:space="0" w:color="auto"/>
-              <w:left w:val="single" w:sz="12" w:space="0" w:color="auto"/>
+              <w:top w:val="single" w:color="auto" w:sz="4" w:space="0"/>
+              <w:left w:val="single" w:color="auto" w:sz="12" w:space="0"/>
               <w:bottom w:val="nil"/>
               <w:right w:val="nil"/>
             </w:tcBorders>
@@ -9319,7 +9553,7 @@
           </w:tcPr>
           <w:p>
             <w:pPr>
-              <w:pStyle w:val="a2"/>
+              <w:pStyle w:val="31"/>
               <w:keepNext w:val="0"/>
               <w:keepLines w:val="0"/>
               <w:pageBreakBefore w:val="0"/>
@@ -9334,7 +9568,7 @@
               <w:adjustRightInd w:val="0"/>
               <w:snapToGrid w:val="0"/>
               <w:spacing w:line="240" w:lineRule="auto"/>
-              <w:ind w:left="0" w:right="0" w:firstLine="0" w:leftChars="0" w:rightChars="0" w:firstLineChars="0"/>
+              <w:ind w:left="0" w:leftChars="0" w:right="0" w:rightChars="0" w:firstLine="0" w:firstLineChars="0"/>
               <w:jc w:val="center"/>
               <w:textAlignment w:val="baseline"/>
             </w:pPr>
@@ -9347,8 +9581,8 @@
           <w:tcPr>
             <w:tcW w:w="1863" w:type="dxa"/>
             <w:tcBorders>
-              <w:top w:val="single" w:sz="4" w:space="0" w:color="auto"/>
-              <w:left w:val="single" w:sz="4" w:space="0" w:color="auto"/>
+              <w:top w:val="single" w:color="auto" w:sz="4" w:space="0"/>
+              <w:left w:val="single" w:color="auto" w:sz="4" w:space="0"/>
               <w:bottom w:val="nil"/>
               <w:right w:val="nil"/>
             </w:tcBorders>
@@ -9362,7 +9596,7 @@
           </w:tcPr>
           <w:p>
             <w:pPr>
-              <w:pStyle w:val="a2"/>
+              <w:pStyle w:val="31"/>
               <w:keepNext w:val="0"/>
               <w:keepLines w:val="0"/>
               <w:pageBreakBefore w:val="0"/>
@@ -9377,7 +9611,7 @@
               <w:adjustRightInd w:val="0"/>
               <w:snapToGrid w:val="0"/>
               <w:spacing w:line="240" w:lineRule="auto"/>
-              <w:ind w:left="0" w:right="0" w:firstLine="0" w:leftChars="0" w:rightChars="0" w:firstLineChars="0"/>
+              <w:ind w:left="0" w:leftChars="0" w:right="0" w:rightChars="0" w:firstLine="0" w:firstLineChars="0"/>
               <w:jc w:val="center"/>
               <w:textAlignment w:val="baseline"/>
             </w:pPr>
@@ -9390,10 +9624,10 @@
           <w:tcPr>
             <w:tcW w:w="1864" w:type="dxa"/>
             <w:tcBorders>
-              <w:top w:val="single" w:sz="4" w:space="0" w:color="auto"/>
-              <w:left w:val="single" w:sz="4" w:space="0" w:color="auto"/>
+              <w:top w:val="single" w:color="auto" w:sz="4" w:space="0"/>
+              <w:left w:val="single" w:color="auto" w:sz="4" w:space="0"/>
               <w:bottom w:val="nil"/>
-              <w:right w:val="single" w:sz="12" w:space="0" w:color="auto"/>
+              <w:right w:val="single" w:color="auto" w:sz="12" w:space="0"/>
             </w:tcBorders>
             <w:tcMar>
               <w:top w:w="60" w:type="dxa"/>
@@ -9405,7 +9639,7 @@
           </w:tcPr>
           <w:p>
             <w:pPr>
-              <w:pStyle w:val="a2"/>
+              <w:pStyle w:val="31"/>
               <w:keepNext w:val="0"/>
               <w:keepLines w:val="0"/>
               <w:pageBreakBefore w:val="0"/>
@@ -9420,7 +9654,7 @@
               <w:adjustRightInd w:val="0"/>
               <w:snapToGrid w:val="0"/>
               <w:spacing w:line="240" w:lineRule="auto"/>
-              <w:ind w:left="0" w:right="0" w:firstLine="0" w:leftChars="0" w:rightChars="0" w:firstLineChars="0"/>
+              <w:ind w:left="0" w:leftChars="0" w:right="0" w:rightChars="0" w:firstLine="0" w:firstLineChars="0"/>
               <w:jc w:val="center"/>
               <w:textAlignment w:val="baseline"/>
             </w:pPr>
@@ -9432,8 +9666,14 @@
       </w:tr>
       <w:tr>
         <w:tblPrEx>
-          <w:tblW w:w="8214" w:type="dxa"/>
-          <w:jc w:val="center"/>
+          <w:tblBorders>
+            <w:top w:val="none" w:color="auto" w:sz="0" w:space="0"/>
+            <w:left w:val="none" w:color="auto" w:sz="0" w:space="0"/>
+            <w:bottom w:val="none" w:color="auto" w:sz="0" w:space="0"/>
+            <w:right w:val="none" w:color="auto" w:sz="0" w:space="0"/>
+            <w:insideH w:val="none" w:color="auto" w:sz="0" w:space="0"/>
+            <w:insideV w:val="none" w:color="auto" w:sz="0" w:space="0"/>
+          </w:tblBorders>
           <w:tblCellMar>
             <w:top w:w="0" w:type="dxa"/>
             <w:left w:w="10" w:type="dxa"/>
@@ -9442,15 +9682,15 @@
           </w:tblCellMar>
         </w:tblPrEx>
         <w:trPr>
-          <w:trHeight w:val="0"/>
+          <w:trHeight w:val="0" w:hRule="atLeast"/>
           <w:jc w:val="center"/>
         </w:trPr>
         <w:tc>
           <w:tcPr>
             <w:tcW w:w="4486" w:type="dxa"/>
             <w:tcBorders>
-              <w:top w:val="single" w:sz="4" w:space="0" w:color="auto"/>
-              <w:left w:val="single" w:sz="12" w:space="0" w:color="auto"/>
+              <w:top w:val="single" w:color="auto" w:sz="4" w:space="0"/>
+              <w:left w:val="single" w:color="auto" w:sz="12" w:space="0"/>
               <w:bottom w:val="nil"/>
               <w:right w:val="nil"/>
             </w:tcBorders>
@@ -9464,7 +9704,7 @@
           </w:tcPr>
           <w:p>
             <w:pPr>
-              <w:pStyle w:val="a2"/>
+              <w:pStyle w:val="31"/>
               <w:keepNext w:val="0"/>
               <w:keepLines w:val="0"/>
               <w:pageBreakBefore w:val="0"/>
@@ -9479,7 +9719,7 @@
               <w:adjustRightInd w:val="0"/>
               <w:snapToGrid w:val="0"/>
               <w:spacing w:line="240" w:lineRule="auto"/>
-              <w:ind w:left="0" w:right="0" w:firstLine="0" w:leftChars="0" w:rightChars="0" w:firstLineChars="0"/>
+              <w:ind w:left="0" w:leftChars="0" w:right="0" w:rightChars="0" w:firstLine="0" w:firstLineChars="0"/>
               <w:jc w:val="center"/>
               <w:textAlignment w:val="baseline"/>
             </w:pPr>
@@ -9492,8 +9732,8 @@
           <w:tcPr>
             <w:tcW w:w="1863" w:type="dxa"/>
             <w:tcBorders>
-              <w:top w:val="single" w:sz="4" w:space="0" w:color="auto"/>
-              <w:left w:val="single" w:sz="4" w:space="0" w:color="auto"/>
+              <w:top w:val="single" w:color="auto" w:sz="4" w:space="0"/>
+              <w:left w:val="single" w:color="auto" w:sz="4" w:space="0"/>
               <w:bottom w:val="nil"/>
               <w:right w:val="nil"/>
             </w:tcBorders>
@@ -9507,7 +9747,7 @@
           </w:tcPr>
           <w:p>
             <w:pPr>
-              <w:pStyle w:val="a2"/>
+              <w:pStyle w:val="31"/>
               <w:keepNext w:val="0"/>
               <w:keepLines w:val="0"/>
               <w:pageBreakBefore w:val="0"/>
@@ -9522,7 +9762,7 @@
               <w:adjustRightInd w:val="0"/>
               <w:snapToGrid w:val="0"/>
               <w:spacing w:line="240" w:lineRule="auto"/>
-              <w:ind w:left="0" w:right="0" w:firstLine="0" w:leftChars="0" w:rightChars="0" w:firstLineChars="0"/>
+              <w:ind w:left="0" w:leftChars="0" w:right="0" w:rightChars="0" w:firstLine="0" w:firstLineChars="0"/>
               <w:jc w:val="center"/>
               <w:textAlignment w:val="baseline"/>
             </w:pPr>
@@ -9535,10 +9775,10 @@
           <w:tcPr>
             <w:tcW w:w="1864" w:type="dxa"/>
             <w:tcBorders>
-              <w:top w:val="single" w:sz="4" w:space="0" w:color="auto"/>
-              <w:left w:val="single" w:sz="4" w:space="0" w:color="auto"/>
+              <w:top w:val="single" w:color="auto" w:sz="4" w:space="0"/>
+              <w:left w:val="single" w:color="auto" w:sz="4" w:space="0"/>
               <w:bottom w:val="nil"/>
-              <w:right w:val="single" w:sz="12" w:space="0" w:color="auto"/>
+              <w:right w:val="single" w:color="auto" w:sz="12" w:space="0"/>
             </w:tcBorders>
             <w:tcMar>
               <w:top w:w="60" w:type="dxa"/>
@@ -9550,7 +9790,7 @@
           </w:tcPr>
           <w:p>
             <w:pPr>
-              <w:pStyle w:val="a2"/>
+              <w:pStyle w:val="31"/>
               <w:keepNext w:val="0"/>
               <w:keepLines w:val="0"/>
               <w:pageBreakBefore w:val="0"/>
@@ -9565,7 +9805,7 @@
               <w:adjustRightInd w:val="0"/>
               <w:snapToGrid w:val="0"/>
               <w:spacing w:line="240" w:lineRule="auto"/>
-              <w:ind w:left="0" w:right="0" w:firstLine="0" w:leftChars="0" w:rightChars="0" w:firstLineChars="0"/>
+              <w:ind w:left="0" w:leftChars="0" w:right="0" w:rightChars="0" w:firstLine="0" w:firstLineChars="0"/>
               <w:jc w:val="center"/>
               <w:textAlignment w:val="baseline"/>
             </w:pPr>
@@ -9577,8 +9817,14 @@
       </w:tr>
       <w:tr>
         <w:tblPrEx>
-          <w:tblW w:w="8214" w:type="dxa"/>
-          <w:jc w:val="center"/>
+          <w:tblBorders>
+            <w:top w:val="none" w:color="auto" w:sz="0" w:space="0"/>
+            <w:left w:val="none" w:color="auto" w:sz="0" w:space="0"/>
+            <w:bottom w:val="none" w:color="auto" w:sz="0" w:space="0"/>
+            <w:right w:val="none" w:color="auto" w:sz="0" w:space="0"/>
+            <w:insideH w:val="none" w:color="auto" w:sz="0" w:space="0"/>
+            <w:insideV w:val="none" w:color="auto" w:sz="0" w:space="0"/>
+          </w:tblBorders>
           <w:tblCellMar>
             <w:top w:w="0" w:type="dxa"/>
             <w:left w:w="10" w:type="dxa"/>
@@ -9587,15 +9833,15 @@
           </w:tblCellMar>
         </w:tblPrEx>
         <w:trPr>
-          <w:trHeight w:val="0"/>
+          <w:trHeight w:val="0" w:hRule="atLeast"/>
           <w:jc w:val="center"/>
         </w:trPr>
         <w:tc>
           <w:tcPr>
             <w:tcW w:w="4486" w:type="dxa"/>
             <w:tcBorders>
-              <w:top w:val="single" w:sz="4" w:space="0" w:color="auto"/>
-              <w:left w:val="single" w:sz="12" w:space="0" w:color="auto"/>
+              <w:top w:val="single" w:color="auto" w:sz="4" w:space="0"/>
+              <w:left w:val="single" w:color="auto" w:sz="12" w:space="0"/>
               <w:bottom w:val="nil"/>
               <w:right w:val="nil"/>
             </w:tcBorders>
@@ -9609,7 +9855,7 @@
           </w:tcPr>
           <w:p>
             <w:pPr>
-              <w:pStyle w:val="a2"/>
+              <w:pStyle w:val="31"/>
               <w:keepNext w:val="0"/>
               <w:keepLines w:val="0"/>
               <w:pageBreakBefore w:val="0"/>
@@ -9624,7 +9870,7 @@
               <w:adjustRightInd w:val="0"/>
               <w:snapToGrid w:val="0"/>
               <w:spacing w:line="240" w:lineRule="auto"/>
-              <w:ind w:left="0" w:right="0" w:firstLine="0" w:leftChars="0" w:rightChars="0" w:firstLineChars="0"/>
+              <w:ind w:left="0" w:leftChars="0" w:right="0" w:rightChars="0" w:firstLine="0" w:firstLineChars="0"/>
               <w:jc w:val="center"/>
               <w:textAlignment w:val="baseline"/>
             </w:pPr>
@@ -9637,8 +9883,8 @@
           <w:tcPr>
             <w:tcW w:w="1863" w:type="dxa"/>
             <w:tcBorders>
-              <w:top w:val="single" w:sz="4" w:space="0" w:color="auto"/>
-              <w:left w:val="single" w:sz="4" w:space="0" w:color="auto"/>
+              <w:top w:val="single" w:color="auto" w:sz="4" w:space="0"/>
+              <w:left w:val="single" w:color="auto" w:sz="4" w:space="0"/>
               <w:bottom w:val="nil"/>
               <w:right w:val="nil"/>
             </w:tcBorders>
@@ -9652,7 +9898,7 @@
           </w:tcPr>
           <w:p>
             <w:pPr>
-              <w:pStyle w:val="a2"/>
+              <w:pStyle w:val="31"/>
               <w:keepNext w:val="0"/>
               <w:keepLines w:val="0"/>
               <w:pageBreakBefore w:val="0"/>
@@ -9667,7 +9913,7 @@
               <w:adjustRightInd w:val="0"/>
               <w:snapToGrid w:val="0"/>
               <w:spacing w:line="240" w:lineRule="auto"/>
-              <w:ind w:left="0" w:right="0" w:firstLine="0" w:leftChars="0" w:rightChars="0" w:firstLineChars="0"/>
+              <w:ind w:left="0" w:leftChars="0" w:right="0" w:rightChars="0" w:firstLine="0" w:firstLineChars="0"/>
               <w:jc w:val="center"/>
               <w:textAlignment w:val="baseline"/>
             </w:pPr>
@@ -9680,10 +9926,10 @@
           <w:tcPr>
             <w:tcW w:w="1864" w:type="dxa"/>
             <w:tcBorders>
-              <w:top w:val="single" w:sz="4" w:space="0" w:color="auto"/>
-              <w:left w:val="single" w:sz="4" w:space="0" w:color="auto"/>
+              <w:top w:val="single" w:color="auto" w:sz="4" w:space="0"/>
+              <w:left w:val="single" w:color="auto" w:sz="4" w:space="0"/>
               <w:bottom w:val="nil"/>
-              <w:right w:val="single" w:sz="12" w:space="0" w:color="auto"/>
+              <w:right w:val="single" w:color="auto" w:sz="12" w:space="0"/>
             </w:tcBorders>
             <w:tcMar>
               <w:top w:w="60" w:type="dxa"/>
@@ -9695,7 +9941,7 @@
           </w:tcPr>
           <w:p>
             <w:pPr>
-              <w:pStyle w:val="a2"/>
+              <w:pStyle w:val="31"/>
               <w:keepNext w:val="0"/>
               <w:keepLines w:val="0"/>
               <w:pageBreakBefore w:val="0"/>
@@ -9710,7 +9956,7 @@
               <w:adjustRightInd w:val="0"/>
               <w:snapToGrid w:val="0"/>
               <w:spacing w:line="240" w:lineRule="auto"/>
-              <w:ind w:left="0" w:right="0" w:firstLine="0" w:leftChars="0" w:rightChars="0" w:firstLineChars="0"/>
+              <w:ind w:left="0" w:leftChars="0" w:right="0" w:rightChars="0" w:firstLine="0" w:firstLineChars="0"/>
               <w:jc w:val="center"/>
               <w:textAlignment w:val="baseline"/>
             </w:pPr>
@@ -9722,8 +9968,14 @@
       </w:tr>
       <w:tr>
         <w:tblPrEx>
-          <w:tblW w:w="8214" w:type="dxa"/>
-          <w:jc w:val="center"/>
+          <w:tblBorders>
+            <w:top w:val="none" w:color="auto" w:sz="0" w:space="0"/>
+            <w:left w:val="none" w:color="auto" w:sz="0" w:space="0"/>
+            <w:bottom w:val="none" w:color="auto" w:sz="0" w:space="0"/>
+            <w:right w:val="none" w:color="auto" w:sz="0" w:space="0"/>
+            <w:insideH w:val="none" w:color="auto" w:sz="0" w:space="0"/>
+            <w:insideV w:val="none" w:color="auto" w:sz="0" w:space="0"/>
+          </w:tblBorders>
           <w:tblCellMar>
             <w:top w:w="0" w:type="dxa"/>
             <w:left w:w="10" w:type="dxa"/>
@@ -9732,15 +9984,15 @@
           </w:tblCellMar>
         </w:tblPrEx>
         <w:trPr>
-          <w:trHeight w:val="0"/>
+          <w:trHeight w:val="0" w:hRule="atLeast"/>
           <w:jc w:val="center"/>
         </w:trPr>
         <w:tc>
           <w:tcPr>
             <w:tcW w:w="4486" w:type="dxa"/>
             <w:tcBorders>
-              <w:top w:val="single" w:sz="4" w:space="0" w:color="auto"/>
-              <w:left w:val="single" w:sz="12" w:space="0" w:color="auto"/>
+              <w:top w:val="single" w:color="auto" w:sz="4" w:space="0"/>
+              <w:left w:val="single" w:color="auto" w:sz="12" w:space="0"/>
               <w:bottom w:val="nil"/>
               <w:right w:val="nil"/>
             </w:tcBorders>
@@ -9754,7 +10006,7 @@
           </w:tcPr>
           <w:p>
             <w:pPr>
-              <w:pStyle w:val="a2"/>
+              <w:pStyle w:val="31"/>
               <w:keepNext w:val="0"/>
               <w:keepLines w:val="0"/>
               <w:pageBreakBefore w:val="0"/>
@@ -9769,7 +10021,7 @@
               <w:adjustRightInd w:val="0"/>
               <w:snapToGrid w:val="0"/>
               <w:spacing w:line="240" w:lineRule="auto"/>
-              <w:ind w:left="0" w:right="0" w:firstLine="0" w:leftChars="0" w:rightChars="0" w:firstLineChars="0"/>
+              <w:ind w:left="0" w:leftChars="0" w:right="0" w:rightChars="0" w:firstLine="0" w:firstLineChars="0"/>
               <w:jc w:val="center"/>
               <w:textAlignment w:val="baseline"/>
             </w:pPr>
@@ -9782,8 +10034,8 @@
           <w:tcPr>
             <w:tcW w:w="1863" w:type="dxa"/>
             <w:tcBorders>
-              <w:top w:val="single" w:sz="4" w:space="0" w:color="auto"/>
-              <w:left w:val="single" w:sz="4" w:space="0" w:color="auto"/>
+              <w:top w:val="single" w:color="auto" w:sz="4" w:space="0"/>
+              <w:left w:val="single" w:color="auto" w:sz="4" w:space="0"/>
               <w:bottom w:val="nil"/>
               <w:right w:val="nil"/>
             </w:tcBorders>
@@ -9797,7 +10049,7 @@
           </w:tcPr>
           <w:p>
             <w:pPr>
-              <w:pStyle w:val="a2"/>
+              <w:pStyle w:val="31"/>
               <w:keepNext w:val="0"/>
               <w:keepLines w:val="0"/>
               <w:pageBreakBefore w:val="0"/>
@@ -9812,7 +10064,7 @@
               <w:adjustRightInd w:val="0"/>
               <w:snapToGrid w:val="0"/>
               <w:spacing w:line="240" w:lineRule="auto"/>
-              <w:ind w:left="0" w:right="0" w:firstLine="0" w:leftChars="0" w:rightChars="0" w:firstLineChars="0"/>
+              <w:ind w:left="0" w:leftChars="0" w:right="0" w:rightChars="0" w:firstLine="0" w:firstLineChars="0"/>
               <w:jc w:val="center"/>
               <w:textAlignment w:val="baseline"/>
             </w:pPr>
@@ -9825,10 +10077,10 @@
           <w:tcPr>
             <w:tcW w:w="1864" w:type="dxa"/>
             <w:tcBorders>
-              <w:top w:val="single" w:sz="4" w:space="0" w:color="auto"/>
-              <w:left w:val="single" w:sz="4" w:space="0" w:color="auto"/>
+              <w:top w:val="single" w:color="auto" w:sz="4" w:space="0"/>
+              <w:left w:val="single" w:color="auto" w:sz="4" w:space="0"/>
               <w:bottom w:val="nil"/>
-              <w:right w:val="single" w:sz="12" w:space="0" w:color="auto"/>
+              <w:right w:val="single" w:color="auto" w:sz="12" w:space="0"/>
             </w:tcBorders>
             <w:tcMar>
               <w:top w:w="60" w:type="dxa"/>
@@ -9840,7 +10092,7 @@
           </w:tcPr>
           <w:p>
             <w:pPr>
-              <w:pStyle w:val="a2"/>
+              <w:pStyle w:val="31"/>
               <w:keepNext w:val="0"/>
               <w:keepLines w:val="0"/>
               <w:pageBreakBefore w:val="0"/>
@@ -9855,7 +10107,7 @@
               <w:adjustRightInd w:val="0"/>
               <w:snapToGrid w:val="0"/>
               <w:spacing w:line="240" w:lineRule="auto"/>
-              <w:ind w:left="0" w:right="0" w:firstLine="0" w:leftChars="0" w:rightChars="0" w:firstLineChars="0"/>
+              <w:ind w:left="0" w:leftChars="0" w:right="0" w:rightChars="0" w:firstLine="0" w:firstLineChars="0"/>
               <w:jc w:val="center"/>
               <w:textAlignment w:val="baseline"/>
             </w:pPr>
@@ -9867,8 +10119,14 @@
       </w:tr>
       <w:tr>
         <w:tblPrEx>
-          <w:tblW w:w="8214" w:type="dxa"/>
-          <w:jc w:val="center"/>
+          <w:tblBorders>
+            <w:top w:val="none" w:color="auto" w:sz="0" w:space="0"/>
+            <w:left w:val="none" w:color="auto" w:sz="0" w:space="0"/>
+            <w:bottom w:val="none" w:color="auto" w:sz="0" w:space="0"/>
+            <w:right w:val="none" w:color="auto" w:sz="0" w:space="0"/>
+            <w:insideH w:val="none" w:color="auto" w:sz="0" w:space="0"/>
+            <w:insideV w:val="none" w:color="auto" w:sz="0" w:space="0"/>
+          </w:tblBorders>
           <w:tblCellMar>
             <w:top w:w="0" w:type="dxa"/>
             <w:left w:w="10" w:type="dxa"/>
@@ -9877,16 +10135,16 @@
           </w:tblCellMar>
         </w:tblPrEx>
         <w:trPr>
-          <w:trHeight w:val="0"/>
+          <w:trHeight w:val="0" w:hRule="atLeast"/>
           <w:jc w:val="center"/>
         </w:trPr>
         <w:tc>
           <w:tcPr>
             <w:tcW w:w="4486" w:type="dxa"/>
             <w:tcBorders>
-              <w:top w:val="single" w:sz="4" w:space="0" w:color="auto"/>
-              <w:left w:val="single" w:sz="12" w:space="0" w:color="auto"/>
-              <w:bottom w:val="single" w:sz="12" w:space="0" w:color="auto"/>
+              <w:top w:val="single" w:color="auto" w:sz="4" w:space="0"/>
+              <w:left w:val="single" w:color="auto" w:sz="12" w:space="0"/>
+              <w:bottom w:val="single" w:color="auto" w:sz="12" w:space="0"/>
               <w:right w:val="nil"/>
             </w:tcBorders>
             <w:tcMar>
@@ -9899,7 +10157,7 @@
           </w:tcPr>
           <w:p>
             <w:pPr>
-              <w:pStyle w:val="a2"/>
+              <w:pStyle w:val="31"/>
               <w:keepNext w:val="0"/>
               <w:keepLines w:val="0"/>
               <w:pageBreakBefore w:val="0"/>
@@ -9914,7 +10172,7 @@
               <w:adjustRightInd w:val="0"/>
               <w:snapToGrid w:val="0"/>
               <w:spacing w:line="240" w:lineRule="auto"/>
-              <w:ind w:left="0" w:right="0" w:firstLine="0" w:leftChars="0" w:rightChars="0" w:firstLineChars="0"/>
+              <w:ind w:left="0" w:leftChars="0" w:right="0" w:rightChars="0" w:firstLine="0" w:firstLineChars="0"/>
               <w:jc w:val="center"/>
               <w:textAlignment w:val="baseline"/>
             </w:pPr>
@@ -9927,9 +10185,9 @@
           <w:tcPr>
             <w:tcW w:w="1863" w:type="dxa"/>
             <w:tcBorders>
-              <w:top w:val="single" w:sz="4" w:space="0" w:color="auto"/>
-              <w:left w:val="single" w:sz="4" w:space="0" w:color="auto"/>
-              <w:bottom w:val="single" w:sz="12" w:space="0" w:color="auto"/>
+              <w:top w:val="single" w:color="auto" w:sz="4" w:space="0"/>
+              <w:left w:val="single" w:color="auto" w:sz="4" w:space="0"/>
+              <w:bottom w:val="single" w:color="auto" w:sz="12" w:space="0"/>
               <w:right w:val="nil"/>
             </w:tcBorders>
             <w:tcMar>
@@ -9942,7 +10200,7 @@
           </w:tcPr>
           <w:p>
             <w:pPr>
-              <w:pStyle w:val="a2"/>
+              <w:pStyle w:val="31"/>
               <w:keepNext w:val="0"/>
               <w:keepLines w:val="0"/>
               <w:pageBreakBefore w:val="0"/>
@@ -9957,7 +10215,7 @@
               <w:adjustRightInd w:val="0"/>
               <w:snapToGrid w:val="0"/>
               <w:spacing w:line="240" w:lineRule="auto"/>
-              <w:ind w:left="0" w:right="0" w:firstLine="0" w:leftChars="0" w:rightChars="0" w:firstLineChars="0"/>
+              <w:ind w:left="0" w:leftChars="0" w:right="0" w:rightChars="0" w:firstLine="0" w:firstLineChars="0"/>
               <w:jc w:val="center"/>
               <w:textAlignment w:val="baseline"/>
             </w:pPr>
@@ -9970,10 +10228,10 @@
           <w:tcPr>
             <w:tcW w:w="1864" w:type="dxa"/>
             <w:tcBorders>
-              <w:top w:val="single" w:sz="4" w:space="0" w:color="auto"/>
-              <w:left w:val="single" w:sz="4" w:space="0" w:color="auto"/>
-              <w:bottom w:val="single" w:sz="12" w:space="0" w:color="auto"/>
-              <w:right w:val="single" w:sz="12" w:space="0" w:color="auto"/>
+              <w:top w:val="single" w:color="auto" w:sz="4" w:space="0"/>
+              <w:left w:val="single" w:color="auto" w:sz="4" w:space="0"/>
+              <w:bottom w:val="single" w:color="auto" w:sz="12" w:space="0"/>
+              <w:right w:val="single" w:color="auto" w:sz="12" w:space="0"/>
             </w:tcBorders>
             <w:tcMar>
               <w:top w:w="60" w:type="dxa"/>
@@ -9985,7 +10243,7 @@
           </w:tcPr>
           <w:p>
             <w:pPr>
-              <w:pStyle w:val="a2"/>
+              <w:pStyle w:val="31"/>
               <w:keepNext w:val="0"/>
               <w:keepLines w:val="0"/>
               <w:pageBreakBefore w:val="0"/>
@@ -10000,7 +10258,7 @@
               <w:adjustRightInd w:val="0"/>
               <w:snapToGrid w:val="0"/>
               <w:spacing w:line="240" w:lineRule="auto"/>
-              <w:ind w:left="0" w:right="0" w:firstLine="0" w:leftChars="0" w:rightChars="0" w:firstLineChars="0"/>
+              <w:ind w:left="0" w:leftChars="0" w:right="0" w:rightChars="0" w:firstLine="0" w:firstLineChars="0"/>
               <w:jc w:val="center"/>
               <w:textAlignment w:val="baseline"/>
             </w:pPr>
@@ -10013,7 +10271,7 @@
     </w:tbl>
     <w:p>
       <w:pPr>
-        <w:pStyle w:val="1"/>
+        <w:pStyle w:val="30"/>
         <w:keepNext w:val="0"/>
         <w:keepLines w:val="0"/>
         <w:pageBreakBefore w:val="0"/>
@@ -10029,23 +10287,23 @@
         <w:snapToGrid w:val="0"/>
         <w:textAlignment w:val="baseline"/>
       </w:pPr>
-      <w:bookmarkStart w:id="51" w:name="heading_28"/>
-      <w:bookmarkStart w:id="52" w:name="_Toc1913"/>
+      <w:bookmarkStart w:id="50" w:name="heading_28"/>
+      <w:bookmarkStart w:id="51" w:name="_Toc32229"/>
       <w:r>
         <w:t>附则</w:t>
       </w:r>
+      <w:bookmarkEnd w:id="50"/>
       <w:bookmarkEnd w:id="51"/>
-      <w:bookmarkEnd w:id="52"/>
     </w:p>
     <w:p>
       <w:pPr>
-        <w:pStyle w:val="a4"/>
+        <w:pStyle w:val="42"/>
         <w:numPr>
           <w:ilvl w:val="0"/>
           <w:numId w:val="16"/>
         </w:numPr>
         <w:bidi w:val="0"/>
-        <w:ind w:left="425" w:hanging="425" w:leftChars="0" w:firstLineChars="0"/>
+        <w:ind w:left="425" w:leftChars="0" w:hanging="425" w:firstLineChars="0"/>
       </w:pPr>
       <w:r>
         <w:t>本制度自发布之日起执行，由运维部负责解释与修订。</w:t>
@@ -10053,13 +10311,13 @@
     </w:p>
     <w:p>
       <w:pPr>
-        <w:pStyle w:val="a4"/>
+        <w:pStyle w:val="42"/>
         <w:numPr>
           <w:ilvl w:val="0"/>
           <w:numId w:val="16"/>
         </w:numPr>
         <w:bidi w:val="0"/>
-        <w:ind w:left="425" w:hanging="425" w:leftChars="0" w:firstLineChars="0"/>
+        <w:ind w:left="425" w:leftChars="0" w:hanging="425" w:firstLineChars="0"/>
         <w:rPr>
           <w:rFonts w:hint="default"/>
           <w:lang w:val="en-US" w:eastAsia="zh-CN"/>
@@ -10070,34 +10328,84 @@
       </w:r>
     </w:p>
     <w:sectPr>
-      <w:headerReference w:type="default" r:id="rId7"/>
-      <w:footerReference w:type="default" r:id="rId8"/>
+      <w:headerReference r:id="rId5" w:type="default"/>
+      <w:footerReference r:id="rId6" w:type="default"/>
       <w:pgSz w:w="11906" w:h="16838"/>
       <w:pgMar w:top="1417" w:right="1800" w:bottom="1440" w:left="1800" w:header="1140" w:footer="992" w:gutter="0"/>
-      <w:cols w:num="1" w:space="425"/>
+      <w:cols w:space="425" w:num="1"/>
       <w:docGrid w:type="lines" w:linePitch="312" w:charSpace="0"/>
     </w:sectPr>
   </w:body>
 </w:document>
 </file>
 
+<file path=word/endnotes.xml><?xml version="1.0" encoding="utf-8"?>
+<w:endnotes xmlns:wpc="http://schemas.microsoft.com/office/word/2010/wordprocessingCanvas" xmlns:mc="http://schemas.openxmlformats.org/markup-compatibility/2006" xmlns:o="urn:schemas-microsoft-com:office:office" xmlns:r="http://schemas.openxmlformats.org/officeDocument/2006/relationships" xmlns:m="http://schemas.openxmlformats.org/officeDocument/2006/math" xmlns:v="urn:schemas-microsoft-com:vml" xmlns:wp14="http://schemas.microsoft.com/office/word/2010/wordprocessingDrawing" xmlns:wp="http://schemas.openxmlformats.org/drawingml/2006/wordprocessingDrawing" xmlns:w="http://schemas.openxmlformats.org/wordprocessingml/2006/main" xmlns:w14="http://schemas.microsoft.com/office/word/2010/wordml" xmlns:w15="http://schemas.microsoft.com/office/word/2012/wordml" xmlns:w10="urn:schemas-microsoft-com:office:word" xmlns:wpg="http://schemas.microsoft.com/office/word/2010/wordprocessingGroup" xmlns:wpi="http://schemas.microsoft.com/office/word/2010/wordprocessingInk" xmlns:wne="http://schemas.microsoft.com/office/word/2006/wordml" xmlns:wps="http://schemas.microsoft.com/office/word/2010/wordprocessingShape" xmlns:wpsCustomData="http://www.wps.cn/officeDocument/2013/wpsCustomData" mc:Ignorable="w14 w15 wp14">
+  <w:endnote w:type="separator" w:id="0">
+    <w:p>
+      <w:pPr>
+        <w:spacing w:line="240" w:lineRule="auto"/>
+      </w:pPr>
+      <w:r>
+        <w:separator/>
+      </w:r>
+    </w:p>
+  </w:endnote>
+  <w:endnote w:type="continuationSeparator" w:id="1">
+    <w:p>
+      <w:pPr>
+        <w:spacing w:line="240" w:lineRule="auto"/>
+      </w:pPr>
+      <w:r>
+        <w:continuationSeparator/>
+      </w:r>
+    </w:p>
+  </w:endnote>
+</w:endnotes>
+</file>
+
 <file path=word/footer1.xml><?xml version="1.0" encoding="utf-8"?>
-<w:ftr xmlns:wpc="http://schemas.microsoft.com/office/word/2010/wordprocessingCanvas" xmlns:mc="http://schemas.openxmlformats.org/markup-compatibility/2006" xmlns:o="urn:schemas-microsoft-com:office:office" xmlns:r="http://schemas.openxmlformats.org/officeDocument/2006/relationships" xmlns:m="http://schemas.openxmlformats.org/officeDocument/2006/math" xmlns:v="urn:schemas-microsoft-com:vml" xmlns:wp14="http://schemas.microsoft.com/office/word/2010/wordprocessingDrawing" xmlns:wp="http://schemas.openxmlformats.org/drawingml/2006/wordprocessingDrawing" xmlns:w10="urn:schemas-microsoft-com:office:word" xmlns:w="http://schemas.openxmlformats.org/wordprocessingml/2006/main" xmlns:w14="http://schemas.microsoft.com/office/word/2010/wordml" xmlns:w15="http://schemas.microsoft.com/office/word/2012/wordml" xmlns:wne="http://schemas.microsoft.com/office/word/2006/wordml" xmlns:wpg="http://schemas.microsoft.com/office/word/2010/wordprocessingGroup" xmlns:wpi="http://schemas.microsoft.com/office/word/2010/wordprocessingInk" xmlns:wps="http://schemas.microsoft.com/office/word/2010/wordprocessingShape" mc:Ignorable="w14 w15 wp14">
+<w:ftr xmlns:wpc="http://schemas.microsoft.com/office/word/2010/wordprocessingCanvas" xmlns:mc="http://schemas.openxmlformats.org/markup-compatibility/2006" xmlns:o="urn:schemas-microsoft-com:office:office" xmlns:r="http://schemas.openxmlformats.org/officeDocument/2006/relationships" xmlns:m="http://schemas.openxmlformats.org/officeDocument/2006/math" xmlns:v="urn:schemas-microsoft-com:vml" xmlns:wp14="http://schemas.microsoft.com/office/word/2010/wordprocessingDrawing" xmlns:wp="http://schemas.openxmlformats.org/drawingml/2006/wordprocessingDrawing" xmlns:w10="urn:schemas-microsoft-com:office:word" xmlns:w="http://schemas.openxmlformats.org/wordprocessingml/2006/main" xmlns:w14="http://schemas.microsoft.com/office/word/2010/wordml" xmlns:w15="http://schemas.microsoft.com/office/word/2012/wordml" xmlns:wpg="http://schemas.microsoft.com/office/word/2010/wordprocessingGroup" xmlns:wpi="http://schemas.microsoft.com/office/word/2010/wordprocessingInk" xmlns:wne="http://schemas.microsoft.com/office/word/2006/wordml" xmlns:wps="http://schemas.microsoft.com/office/word/2010/wordprocessingShape" xmlns:wpsCustomData="http://www.wps.cn/officeDocument/2013/wpsCustomData" mc:Ignorable="w14 w15 wp14">
   <w:p>
     <w:pPr>
-      <w:pStyle w:val="Footer"/>
+      <w:pStyle w:val="14"/>
     </w:pPr>
   </w:p>
 </w:ftr>
 </file>
 
+<file path=word/footnotes.xml><?xml version="1.0" encoding="utf-8"?>
+<w:footnotes xmlns:wpc="http://schemas.microsoft.com/office/word/2010/wordprocessingCanvas" xmlns:mc="http://schemas.openxmlformats.org/markup-compatibility/2006" xmlns:o="urn:schemas-microsoft-com:office:office" xmlns:r="http://schemas.openxmlformats.org/officeDocument/2006/relationships" xmlns:m="http://schemas.openxmlformats.org/officeDocument/2006/math" xmlns:v="urn:schemas-microsoft-com:vml" xmlns:wp14="http://schemas.microsoft.com/office/word/2010/wordprocessingDrawing" xmlns:wp="http://schemas.openxmlformats.org/drawingml/2006/wordprocessingDrawing" xmlns:w="http://schemas.openxmlformats.org/wordprocessingml/2006/main" xmlns:w14="http://schemas.microsoft.com/office/word/2010/wordml" xmlns:w15="http://schemas.microsoft.com/office/word/2012/wordml" xmlns:w10="urn:schemas-microsoft-com:office:word" xmlns:wpg="http://schemas.microsoft.com/office/word/2010/wordprocessingGroup" xmlns:wpi="http://schemas.microsoft.com/office/word/2010/wordprocessingInk" xmlns:wne="http://schemas.microsoft.com/office/word/2006/wordml" xmlns:wps="http://schemas.microsoft.com/office/word/2010/wordprocessingShape" xmlns:wpsCustomData="http://www.wps.cn/officeDocument/2013/wpsCustomData" mc:Ignorable="w14 w15 wp14">
+  <w:footnote w:type="separator" w:id="0">
+    <w:p>
+      <w:pPr>
+        <w:spacing w:line="360" w:lineRule="auto"/>
+      </w:pPr>
+      <w:r>
+        <w:separator/>
+      </w:r>
+    </w:p>
+  </w:footnote>
+  <w:footnote w:type="continuationSeparator" w:id="1">
+    <w:p>
+      <w:pPr>
+        <w:spacing w:line="360" w:lineRule="auto"/>
+      </w:pPr>
+      <w:r>
+        <w:continuationSeparator/>
+      </w:r>
+    </w:p>
+  </w:footnote>
+</w:footnotes>
+</file>
+
 <file path=word/header1.xml><?xml version="1.0" encoding="utf-8"?>
-<w:hdr xmlns:wpc="http://schemas.microsoft.com/office/word/2010/wordprocessingCanvas" xmlns:mc="http://schemas.openxmlformats.org/markup-compatibility/2006" xmlns:o="urn:schemas-microsoft-com:office:office" xmlns:r="http://schemas.openxmlformats.org/officeDocument/2006/relationships" xmlns:m="http://schemas.openxmlformats.org/officeDocument/2006/math" xmlns:v="urn:schemas-microsoft-com:vml" xmlns:wp14="http://schemas.microsoft.com/office/word/2010/wordprocessingDrawing" xmlns:wp="http://schemas.openxmlformats.org/drawingml/2006/wordprocessingDrawing" xmlns:w10="urn:schemas-microsoft-com:office:word" xmlns:w="http://schemas.openxmlformats.org/wordprocessingml/2006/main" xmlns:w14="http://schemas.microsoft.com/office/word/2010/wordml" xmlns:w15="http://schemas.microsoft.com/office/word/2012/wordml" xmlns:wne="http://schemas.microsoft.com/office/word/2006/wordml" xmlns:wpg="http://schemas.microsoft.com/office/word/2010/wordprocessingGroup" xmlns:wpi="http://schemas.microsoft.com/office/word/2010/wordprocessingInk" xmlns:wps="http://schemas.microsoft.com/office/word/2010/wordprocessingShape" mc:Ignorable="w14 w15 wp14">
+<w:hdr xmlns:wpc="http://schemas.microsoft.com/office/word/2010/wordprocessingCanvas" xmlns:mc="http://schemas.openxmlformats.org/markup-compatibility/2006" xmlns:o="urn:schemas-microsoft-com:office:office" xmlns:r="http://schemas.openxmlformats.org/officeDocument/2006/relationships" xmlns:m="http://schemas.openxmlformats.org/officeDocument/2006/math" xmlns:v="urn:schemas-microsoft-com:vml" xmlns:wp14="http://schemas.microsoft.com/office/word/2010/wordprocessingDrawing" xmlns:wp="http://schemas.openxmlformats.org/drawingml/2006/wordprocessingDrawing" xmlns:w10="urn:schemas-microsoft-com:office:word" xmlns:w="http://schemas.openxmlformats.org/wordprocessingml/2006/main" xmlns:w14="http://schemas.microsoft.com/office/word/2010/wordml" xmlns:w15="http://schemas.microsoft.com/office/word/2012/wordml" xmlns:wpg="http://schemas.microsoft.com/office/word/2010/wordprocessingGroup" xmlns:wpi="http://schemas.microsoft.com/office/word/2010/wordprocessingInk" xmlns:wne="http://schemas.microsoft.com/office/word/2006/wordml" xmlns:wps="http://schemas.microsoft.com/office/word/2010/wordprocessingShape" xmlns:wpsCustomData="http://www.wps.cn/officeDocument/2013/wpsCustomData" mc:Ignorable="w14 w15 wp14">
   <w:p>
     <w:pPr>
-      <w:pStyle w:val="Header"/>
+      <w:pStyle w:val="15"/>
       <w:pBdr>
-        <w:bottom w:val="single" w:sz="4" w:space="1" w:color="auto"/>
+        <w:bottom w:val="single" w:color="auto" w:sz="4" w:space="1"/>
       </w:pBdr>
       <w:tabs>
         <w:tab w:val="left" w:pos="335"/>
@@ -10105,27 +10413,27 @@
       </w:tabs>
       <w:jc w:val="right"/>
       <w:rPr>
-        <w:rFonts w:eastAsiaTheme="minorEastAsia" w:hint="eastAsia"/>
+        <w:rFonts w:hint="eastAsia" w:eastAsiaTheme="minorEastAsia"/>
         <w:lang w:eastAsia="zh-CN"/>
       </w:rPr>
     </w:pPr>
     <w:r>
       <w:rPr>
-        <w:rFonts w:eastAsiaTheme="minorEastAsia" w:hint="eastAsia"/>
+        <w:rFonts w:hint="eastAsia" w:eastAsiaTheme="minorEastAsia"/>
         <w:lang w:val="en-US" w:eastAsia="zh-CN"/>
       </w:rPr>
       <w:tab/>
     </w:r>
     <w:r>
       <w:rPr>
-        <w:rFonts w:eastAsiaTheme="minorEastAsia" w:hint="eastAsia"/>
+        <w:rFonts w:hint="eastAsia" w:eastAsiaTheme="minorEastAsia"/>
         <w:lang w:val="en-US" w:eastAsia="zh-CN"/>
       </w:rPr>
       <w:tab/>
     </w:r>
     <w:r>
       <w:rPr>
-        <w:rFonts w:eastAsiaTheme="minorEastAsia" w:hint="eastAsia"/>
+        <w:rFonts w:hint="eastAsia" w:eastAsiaTheme="minorEastAsia"/>
         <w:lang w:val="en-US" w:eastAsia="zh-CN"/>
       </w:rPr>
       <w:t>桐乡华数广电网络有限公司</w:t>
@@ -10135,15 +10443,15 @@
 </file>
 
 <file path=word/numbering.xml><?xml version="1.0" encoding="utf-8"?>
-<w:numbering xmlns:wpc="http://schemas.microsoft.com/office/word/2010/wordprocessingCanvas" xmlns:mc="http://schemas.openxmlformats.org/markup-compatibility/2006" xmlns:o="urn:schemas-microsoft-com:office:office" xmlns:r="http://schemas.openxmlformats.org/officeDocument/2006/relationships" xmlns:m="http://schemas.openxmlformats.org/officeDocument/2006/math" xmlns:v="urn:schemas-microsoft-com:vml" xmlns:wp14="http://schemas.microsoft.com/office/word/2010/wordprocessingDrawing" xmlns:wp="http://schemas.openxmlformats.org/drawingml/2006/wordprocessingDrawing" xmlns:w10="urn:schemas-microsoft-com:office:word" xmlns:w="http://schemas.openxmlformats.org/wordprocessingml/2006/main" xmlns:w14="http://schemas.microsoft.com/office/word/2010/wordml" xmlns:w15="http://schemas.microsoft.com/office/word/2012/wordml" xmlns:wne="http://schemas.microsoft.com/office/word/2006/wordml" xmlns:wpg="http://schemas.microsoft.com/office/word/2010/wordprocessingGroup" xmlns:wpi="http://schemas.microsoft.com/office/word/2010/wordprocessingInk" xmlns:wps="http://schemas.microsoft.com/office/word/2010/wordprocessingShape" mc:Ignorable="w14 w15 wp14">
+<w:numbering xmlns:wpc="http://schemas.microsoft.com/office/word/2010/wordprocessingCanvas" xmlns:mc="http://schemas.openxmlformats.org/markup-compatibility/2006" xmlns:o="urn:schemas-microsoft-com:office:office" xmlns:r="http://schemas.openxmlformats.org/officeDocument/2006/relationships" xmlns:m="http://schemas.openxmlformats.org/officeDocument/2006/math" xmlns:v="urn:schemas-microsoft-com:vml" xmlns:wp14="http://schemas.microsoft.com/office/word/2010/wordprocessingDrawing" xmlns:wp="http://schemas.openxmlformats.org/drawingml/2006/wordprocessingDrawing" xmlns:w10="urn:schemas-microsoft-com:office:word" xmlns:w="http://schemas.openxmlformats.org/wordprocessingml/2006/main" xmlns:w14="http://schemas.microsoft.com/office/word/2010/wordml" xmlns:wpg="http://schemas.microsoft.com/office/word/2010/wordprocessingGroup" xmlns:wpi="http://schemas.microsoft.com/office/word/2010/wordprocessingInk" xmlns:wne="http://schemas.microsoft.com/office/word/2006/wordml" xmlns:wps="http://schemas.microsoft.com/office/word/2010/wordprocessingShape" xmlns:wpsCustomData="http://www.wps.cn/officeDocument/2013/wpsCustomData" mc:Ignorable="w14 wp14">
   <w:abstractNum w:abstractNumId="0">
     <w:nsid w:val="8E964DCE"/>
     <w:multiLevelType w:val="multilevel"/>
     <w:tmpl w:val="8E964DCE"/>
-    <w:lvl w:ilvl="0">
+    <w:lvl w:ilvl="0" w:tentative="0">
       <w:start w:val="1"/>
       <w:numFmt w:val="decimal"/>
-      <w:pStyle w:val="Heading1"/>
+      <w:pStyle w:val="2"/>
       <w:lvlText w:val="%1."/>
       <w:lvlJc w:val="left"/>
       <w:pPr>
@@ -10153,10 +10461,10 @@
         <w:rFonts w:hint="default"/>
       </w:rPr>
     </w:lvl>
-    <w:lvl w:ilvl="1">
+    <w:lvl w:ilvl="1" w:tentative="0">
       <w:start w:val="1"/>
       <w:numFmt w:val="decimal"/>
-      <w:pStyle w:val="Heading2"/>
+      <w:pStyle w:val="3"/>
       <w:lvlText w:val="%1.%2."/>
       <w:lvlJc w:val="left"/>
       <w:pPr>
@@ -10166,10 +10474,10 @@
         <w:rFonts w:hint="default"/>
       </w:rPr>
     </w:lvl>
-    <w:lvl w:ilvl="2">
+    <w:lvl w:ilvl="2" w:tentative="0">
       <w:start w:val="1"/>
       <w:numFmt w:val="decimal"/>
-      <w:pStyle w:val="Heading3"/>
+      <w:pStyle w:val="4"/>
       <w:lvlText w:val="%1.%2.%3."/>
       <w:lvlJc w:val="left"/>
       <w:pPr>
@@ -10179,10 +10487,10 @@
         <w:rFonts w:hint="default"/>
       </w:rPr>
     </w:lvl>
-    <w:lvl w:ilvl="3">
+    <w:lvl w:ilvl="3" w:tentative="0">
       <w:start w:val="1"/>
       <w:numFmt w:val="decimal"/>
-      <w:pStyle w:val="Heading4"/>
+      <w:pStyle w:val="5"/>
       <w:lvlText w:val="%1.%2.%3.%4."/>
       <w:lvlJc w:val="left"/>
       <w:pPr>
@@ -10192,10 +10500,10 @@
         <w:rFonts w:hint="default"/>
       </w:rPr>
     </w:lvl>
-    <w:lvl w:ilvl="4">
+    <w:lvl w:ilvl="4" w:tentative="0">
       <w:start w:val="1"/>
       <w:numFmt w:val="decimal"/>
-      <w:pStyle w:val="Heading5"/>
+      <w:pStyle w:val="6"/>
       <w:lvlText w:val="%1.%2.%3.%4.%5."/>
       <w:lvlJc w:val="left"/>
       <w:pPr>
@@ -10205,10 +10513,10 @@
         <w:rFonts w:hint="default"/>
       </w:rPr>
     </w:lvl>
-    <w:lvl w:ilvl="5">
+    <w:lvl w:ilvl="5" w:tentative="0">
       <w:start w:val="1"/>
       <w:numFmt w:val="decimal"/>
-      <w:pStyle w:val="Heading6"/>
+      <w:pStyle w:val="7"/>
       <w:lvlText w:val="%1.%2.%3.%4.%5.%6."/>
       <w:lvlJc w:val="left"/>
       <w:pPr>
@@ -10218,10 +10526,10 @@
         <w:rFonts w:hint="default"/>
       </w:rPr>
     </w:lvl>
-    <w:lvl w:ilvl="6">
+    <w:lvl w:ilvl="6" w:tentative="0">
       <w:start w:val="1"/>
       <w:numFmt w:val="decimal"/>
-      <w:pStyle w:val="Heading7"/>
+      <w:pStyle w:val="8"/>
       <w:lvlText w:val="%1.%2.%3.%4.%5.%6.%7."/>
       <w:lvlJc w:val="left"/>
       <w:pPr>
@@ -10231,10 +10539,10 @@
         <w:rFonts w:hint="default"/>
       </w:rPr>
     </w:lvl>
-    <w:lvl w:ilvl="7">
+    <w:lvl w:ilvl="7" w:tentative="0">
       <w:start w:val="1"/>
       <w:numFmt w:val="decimal"/>
-      <w:pStyle w:val="Heading8"/>
+      <w:pStyle w:val="9"/>
       <w:lvlText w:val="%1.%2.%3.%4.%5.%6.%7.%8."/>
       <w:lvlJc w:val="left"/>
       <w:pPr>
@@ -10244,10 +10552,10 @@
         <w:rFonts w:hint="default"/>
       </w:rPr>
     </w:lvl>
-    <w:lvl w:ilvl="8">
+    <w:lvl w:ilvl="8" w:tentative="0">
       <w:start w:val="1"/>
       <w:numFmt w:val="decimal"/>
-      <w:pStyle w:val="Heading9"/>
+      <w:pStyle w:val="10"/>
       <w:lvlText w:val="%1.%2.%3.%4.%5.%6.%7.%8.%9."/>
       <w:lvlJc w:val="left"/>
       <w:pPr>
@@ -10262,7 +10570,7 @@
     <w:nsid w:val="A2D7D7BF"/>
     <w:multiLevelType w:val="singleLevel"/>
     <w:tmpl w:val="A2D7D7BF"/>
-    <w:lvl w:ilvl="0">
+    <w:lvl w:ilvl="0" w:tentative="0">
       <w:start w:val="1"/>
       <w:numFmt w:val="decimal"/>
       <w:lvlText w:val="%1."/>
@@ -10279,7 +10587,7 @@
     <w:nsid w:val="C346D34A"/>
     <w:multiLevelType w:val="singleLevel"/>
     <w:tmpl w:val="C346D34A"/>
-    <w:lvl w:ilvl="0">
+    <w:lvl w:ilvl="0" w:tentative="0">
       <w:start w:val="1"/>
       <w:numFmt w:val="decimal"/>
       <w:lvlText w:val="(%1)"/>
@@ -10299,7 +10607,7 @@
     <w:nsid w:val="C9E38A24"/>
     <w:multiLevelType w:val="singleLevel"/>
     <w:tmpl w:val="C9E38A24"/>
-    <w:lvl w:ilvl="0">
+    <w:lvl w:ilvl="0" w:tentative="0">
       <w:start w:val="1"/>
       <w:numFmt w:val="decimal"/>
       <w:lvlText w:val="%1."/>
@@ -10316,7 +10624,7 @@
     <w:nsid w:val="E56C076B"/>
     <w:multiLevelType w:val="singleLevel"/>
     <w:tmpl w:val="E56C076B"/>
-    <w:lvl w:ilvl="0">
+    <w:lvl w:ilvl="0" w:tentative="0">
       <w:start w:val="1"/>
       <w:numFmt w:val="decimal"/>
       <w:lvlText w:val="%1."/>
@@ -10333,7 +10641,7 @@
     <w:nsid w:val="F825CD53"/>
     <w:multiLevelType w:val="singleLevel"/>
     <w:tmpl w:val="F825CD53"/>
-    <w:lvl w:ilvl="0">
+    <w:lvl w:ilvl="0" w:tentative="0">
       <w:start w:val="1"/>
       <w:numFmt w:val="decimal"/>
       <w:lvlText w:val="%1."/>
@@ -10350,7 +10658,7 @@
     <w:nsid w:val="17B44E19"/>
     <w:multiLevelType w:val="singleLevel"/>
     <w:tmpl w:val="17B44E19"/>
-    <w:lvl w:ilvl="0">
+    <w:lvl w:ilvl="0" w:tentative="0">
       <w:start w:val="1"/>
       <w:numFmt w:val="decimal"/>
       <w:lvlText w:val="%1."/>
@@ -10367,7 +10675,7 @@
     <w:nsid w:val="2FBF02B4"/>
     <w:multiLevelType w:val="singleLevel"/>
     <w:tmpl w:val="2FBF02B4"/>
-    <w:lvl w:ilvl="0">
+    <w:lvl w:ilvl="0" w:tentative="0">
       <w:start w:val="1"/>
       <w:numFmt w:val="decimal"/>
       <w:lvlText w:val="%1."/>
@@ -10384,7 +10692,7 @@
     <w:nsid w:val="3678C24B"/>
     <w:multiLevelType w:val="singleLevel"/>
     <w:tmpl w:val="3678C24B"/>
-    <w:lvl w:ilvl="0">
+    <w:lvl w:ilvl="0" w:tentative="0">
       <w:start w:val="1"/>
       <w:numFmt w:val="decimal"/>
       <w:lvlText w:val="%1."/>
@@ -10401,7 +10709,7 @@
     <w:nsid w:val="3D65F84A"/>
     <w:multiLevelType w:val="singleLevel"/>
     <w:tmpl w:val="3D65F84A"/>
-    <w:lvl w:ilvl="0">
+    <w:lvl w:ilvl="0" w:tentative="0">
       <w:start w:val="1"/>
       <w:numFmt w:val="decimal"/>
       <w:lvlText w:val="%1."/>
@@ -10418,7 +10726,7 @@
     <w:nsid w:val="4673C9DF"/>
     <w:multiLevelType w:val="singleLevel"/>
     <w:tmpl w:val="4673C9DF"/>
-    <w:lvl w:ilvl="0">
+    <w:lvl w:ilvl="0" w:tentative="0">
       <w:start w:val="1"/>
       <w:numFmt w:val="decimal"/>
       <w:lvlText w:val="%1."/>
@@ -10435,7 +10743,7 @@
     <w:nsid w:val="5474FE83"/>
     <w:multiLevelType w:val="singleLevel"/>
     <w:tmpl w:val="5474FE83"/>
-    <w:lvl w:ilvl="0">
+    <w:lvl w:ilvl="0" w:tentative="0">
       <w:start w:val="1"/>
       <w:numFmt w:val="decimal"/>
       <w:lvlText w:val="%1."/>
@@ -10452,7 +10760,7 @@
     <w:nsid w:val="580A42DA"/>
     <w:multiLevelType w:val="singleLevel"/>
     <w:tmpl w:val="580A42DA"/>
-    <w:lvl w:ilvl="0">
+    <w:lvl w:ilvl="0" w:tentative="0">
       <w:start w:val="1"/>
       <w:numFmt w:val="decimal"/>
       <w:lvlText w:val="%1."/>
@@ -10469,7 +10777,7 @@
     <w:nsid w:val="73766C3C"/>
     <w:multiLevelType w:val="singleLevel"/>
     <w:tmpl w:val="73766C3C"/>
-    <w:lvl w:ilvl="0">
+    <w:lvl w:ilvl="0" w:tentative="0">
       <w:start w:val="1"/>
       <w:numFmt w:val="decimal"/>
       <w:lvlText w:val="%1."/>
@@ -10486,7 +10794,7 @@
     <w:nsid w:val="770BEF08"/>
     <w:multiLevelType w:val="singleLevel"/>
     <w:tmpl w:val="770BEF08"/>
-    <w:lvl w:ilvl="0">
+    <w:lvl w:ilvl="0" w:tentative="0">
       <w:start w:val="1"/>
       <w:numFmt w:val="decimal"/>
       <w:lvlText w:val="%1."/>
@@ -10503,7 +10811,7 @@
     <w:nsid w:val="7F2555D0"/>
     <w:multiLevelType w:val="singleLevel"/>
     <w:tmpl w:val="7F2555D0"/>
-    <w:lvl w:ilvl="0">
+    <w:lvl w:ilvl="0" w:tentative="0">
       <w:start w:val="1"/>
       <w:numFmt w:val="decimal"/>
       <w:lvlText w:val="(%1)"/>
@@ -10571,267 +10879,269 @@
 </file>
 
 <file path=word/styles.xml><?xml version="1.0" encoding="utf-8"?>
-<w:styles xmlns:mc="http://schemas.openxmlformats.org/markup-compatibility/2006" xmlns:r="http://schemas.openxmlformats.org/officeDocument/2006/relationships" xmlns:w="http://schemas.openxmlformats.org/wordprocessingml/2006/main" xmlns:w14="http://schemas.microsoft.com/office/word/2010/wordml" xmlns:w15="http://schemas.microsoft.com/office/word/2012/wordml" mc:Ignorable="w14 w15">
+<w:styles xmlns:mc="http://schemas.openxmlformats.org/markup-compatibility/2006" xmlns:o="urn:schemas-microsoft-com:office:office" xmlns:r="http://schemas.openxmlformats.org/officeDocument/2006/relationships" xmlns:m="http://schemas.openxmlformats.org/officeDocument/2006/math" xmlns:v="urn:schemas-microsoft-com:vml" xmlns:w="http://schemas.openxmlformats.org/wordprocessingml/2006/main" xmlns:w14="http://schemas.microsoft.com/office/word/2010/wordml" xmlns:w10="urn:schemas-microsoft-com:office:word" xmlns:sl="http://schemas.openxmlformats.org/schemaLibrary/2006/main" xmlns:wpsCustomData="http://www.wps.cn/officeDocument/2013/wpsCustomData" mc:Ignorable="w14">
   <w:docDefaults>
     <w:rPrDefault>
       <w:rPr>
-        <w:rFonts w:ascii="Times New Roman" w:eastAsia="宋体" w:hAnsi="Times New Roman" w:cs="Times New Roman"/>
+        <w:rFonts w:ascii="Times New Roman" w:hAnsi="Times New Roman" w:eastAsia="宋体" w:cs="Times New Roman"/>
       </w:rPr>
     </w:rPrDefault>
     <w:pPrDefault/>
   </w:docDefaults>
-  <w:latentStyles w:defLockedState="0" w:defUIPriority="99" w:defSemiHidden="1" w:defUnhideWhenUsed="1" w:defQFormat="0" w:count="260">
-    <w:lsdException w:name="Normal" w:semiHidden="0" w:uiPriority="0" w:unhideWhenUsed="0" w:qFormat="1"/>
-    <w:lsdException w:name="heading 1" w:semiHidden="0" w:uiPriority="0" w:unhideWhenUsed="0" w:qFormat="1"/>
-    <w:lsdException w:name="heading 2" w:semiHidden="0" w:uiPriority="0" w:qFormat="1"/>
-    <w:lsdException w:name="heading 3" w:uiPriority="0" w:qFormat="1"/>
-    <w:lsdException w:name="heading 4" w:semiHidden="0" w:uiPriority="0" w:qFormat="1"/>
-    <w:lsdException w:name="heading 5" w:uiPriority="0" w:qFormat="1"/>
-    <w:lsdException w:name="heading 6" w:uiPriority="0" w:qFormat="1"/>
-    <w:lsdException w:name="heading 7" w:uiPriority="0" w:qFormat="1"/>
-    <w:lsdException w:name="heading 8" w:uiPriority="0" w:qFormat="1"/>
-    <w:lsdException w:name="heading 9" w:uiPriority="0" w:qFormat="1"/>
-    <w:lsdException w:name="index 1" w:semiHidden="0" w:uiPriority="0" w:unhideWhenUsed="0"/>
-    <w:lsdException w:name="index 2" w:semiHidden="0" w:uiPriority="0" w:unhideWhenUsed="0"/>
-    <w:lsdException w:name="index 3" w:semiHidden="0" w:uiPriority="0" w:unhideWhenUsed="0"/>
-    <w:lsdException w:name="index 4" w:semiHidden="0" w:uiPriority="0" w:unhideWhenUsed="0"/>
-    <w:lsdException w:name="index 5" w:semiHidden="0" w:uiPriority="0" w:unhideWhenUsed="0"/>
-    <w:lsdException w:name="index 6" w:semiHidden="0" w:uiPriority="0" w:unhideWhenUsed="0"/>
-    <w:lsdException w:name="index 7" w:semiHidden="0" w:uiPriority="0" w:unhideWhenUsed="0"/>
-    <w:lsdException w:name="index 8" w:semiHidden="0" w:uiPriority="0" w:unhideWhenUsed="0"/>
-    <w:lsdException w:name="index 9" w:semiHidden="0" w:uiPriority="0" w:unhideWhenUsed="0"/>
-    <w:lsdException w:name="toc 1" w:semiHidden="0" w:uiPriority="0" w:unhideWhenUsed="0" w:qFormat="1"/>
-    <w:lsdException w:name="toc 2" w:semiHidden="0" w:uiPriority="0" w:unhideWhenUsed="0" w:qFormat="1"/>
-    <w:lsdException w:name="toc 3" w:semiHidden="0" w:uiPriority="0" w:unhideWhenUsed="0" w:qFormat="1"/>
-    <w:lsdException w:name="toc 4" w:semiHidden="0" w:uiPriority="0" w:unhideWhenUsed="0"/>
-    <w:lsdException w:name="toc 5" w:semiHidden="0" w:uiPriority="0" w:unhideWhenUsed="0"/>
-    <w:lsdException w:name="toc 6" w:semiHidden="0" w:uiPriority="0" w:unhideWhenUsed="0"/>
-    <w:lsdException w:name="toc 7" w:semiHidden="0" w:uiPriority="0" w:unhideWhenUsed="0"/>
-    <w:lsdException w:name="toc 8" w:semiHidden="0" w:uiPriority="0" w:unhideWhenUsed="0"/>
-    <w:lsdException w:name="toc 9" w:semiHidden="0" w:uiPriority="0" w:unhideWhenUsed="0"/>
-    <w:lsdException w:name="Normal Indent" w:semiHidden="0" w:uiPriority="0" w:unhideWhenUsed="0"/>
-    <w:lsdException w:name="footnote text" w:semiHidden="0" w:uiPriority="0" w:unhideWhenUsed="0"/>
-    <w:lsdException w:name="annotation text" w:semiHidden="0" w:uiPriority="0" w:unhideWhenUsed="0" w:qFormat="1"/>
-    <w:lsdException w:name="header" w:semiHidden="0" w:uiPriority="0" w:unhideWhenUsed="0" w:qFormat="1"/>
-    <w:lsdException w:name="footer" w:semiHidden="0" w:uiPriority="0" w:unhideWhenUsed="0" w:qFormat="1"/>
-    <w:lsdException w:name="index heading" w:semiHidden="0" w:uiPriority="0" w:unhideWhenUsed="0"/>
-    <w:lsdException w:name="caption" w:uiPriority="0" w:qFormat="1"/>
-    <w:lsdException w:name="table of figures" w:semiHidden="0" w:uiPriority="0" w:unhideWhenUsed="0"/>
-    <w:lsdException w:name="envelope address" w:semiHidden="0" w:uiPriority="0" w:unhideWhenUsed="0"/>
-    <w:lsdException w:name="envelope return" w:semiHidden="0" w:uiPriority="0" w:unhideWhenUsed="0"/>
-    <w:lsdException w:name="footnote reference" w:semiHidden="0" w:uiPriority="0" w:unhideWhenUsed="0"/>
-    <w:lsdException w:name="annotation reference" w:semiHidden="0" w:uiPriority="0" w:unhideWhenUsed="0"/>
-    <w:lsdException w:name="line number" w:semiHidden="0" w:uiPriority="0" w:unhideWhenUsed="0"/>
-    <w:lsdException w:name="page number" w:semiHidden="0" w:uiPriority="0" w:unhideWhenUsed="0"/>
-    <w:lsdException w:name="endnote reference" w:semiHidden="0" w:uiPriority="0" w:unhideWhenUsed="0"/>
-    <w:lsdException w:name="endnote text" w:semiHidden="0" w:uiPriority="0" w:unhideWhenUsed="0"/>
-    <w:lsdException w:name="table of authorities" w:semiHidden="0" w:uiPriority="0" w:unhideWhenUsed="0"/>
-    <w:lsdException w:name="macro" w:semiHidden="0" w:uiPriority="0" w:unhideWhenUsed="0"/>
-    <w:lsdException w:name="toa heading" w:semiHidden="0" w:uiPriority="0" w:unhideWhenUsed="0"/>
-    <w:lsdException w:name="List" w:semiHidden="0" w:uiPriority="0" w:unhideWhenUsed="0"/>
-    <w:lsdException w:name="List Bullet" w:semiHidden="0" w:uiPriority="0" w:unhideWhenUsed="0"/>
-    <w:lsdException w:name="List Number" w:semiHidden="0" w:uiPriority="0" w:unhideWhenUsed="0"/>
-    <w:lsdException w:name="List 2" w:semiHidden="0" w:uiPriority="0" w:unhideWhenUsed="0"/>
-    <w:lsdException w:name="List 3" w:semiHidden="0" w:uiPriority="0" w:unhideWhenUsed="0"/>
-    <w:lsdException w:name="List 4" w:semiHidden="0" w:uiPriority="0" w:unhideWhenUsed="0"/>
-    <w:lsdException w:name="List 5" w:semiHidden="0" w:uiPriority="0" w:unhideWhenUsed="0"/>
-    <w:lsdException w:name="List Bullet 2" w:semiHidden="0" w:uiPriority="0" w:unhideWhenUsed="0"/>
-    <w:lsdException w:name="List Bullet 3" w:semiHidden="0" w:uiPriority="0" w:unhideWhenUsed="0"/>
-    <w:lsdException w:name="List Bullet 4" w:semiHidden="0" w:uiPriority="0" w:unhideWhenUsed="0"/>
-    <w:lsdException w:name="List Bullet 5" w:semiHidden="0" w:uiPriority="0" w:unhideWhenUsed="0"/>
-    <w:lsdException w:name="List Number 2" w:semiHidden="0" w:uiPriority="0" w:unhideWhenUsed="0"/>
-    <w:lsdException w:name="List Number 3" w:semiHidden="0" w:uiPriority="0" w:unhideWhenUsed="0"/>
-    <w:lsdException w:name="List Number 4" w:semiHidden="0" w:uiPriority="0" w:unhideWhenUsed="0"/>
-    <w:lsdException w:name="List Number 5" w:semiHidden="0" w:uiPriority="0" w:unhideWhenUsed="0"/>
-    <w:lsdException w:name="Title" w:semiHidden="0" w:uiPriority="0" w:unhideWhenUsed="0" w:qFormat="1"/>
-    <w:lsdException w:name="Closing" w:semiHidden="0" w:uiPriority="0" w:unhideWhenUsed="0"/>
-    <w:lsdException w:name="Signature" w:semiHidden="0" w:uiPriority="0" w:unhideWhenUsed="0"/>
-    <w:lsdException w:name="Default Paragraph Font" w:uiPriority="0" w:unhideWhenUsed="0" w:qFormat="1"/>
-    <w:lsdException w:name="Body Text" w:uiPriority="0" w:unhideWhenUsed="0" w:qFormat="1"/>
-    <w:lsdException w:name="Body Text Indent" w:semiHidden="0" w:uiPriority="0" w:unhideWhenUsed="0"/>
-    <w:lsdException w:name="List Continue" w:semiHidden="0" w:uiPriority="0" w:unhideWhenUsed="0"/>
-    <w:lsdException w:name="List Continue 2" w:semiHidden="0" w:uiPriority="0" w:unhideWhenUsed="0"/>
-    <w:lsdException w:name="List Continue 3" w:semiHidden="0" w:uiPriority="0" w:unhideWhenUsed="0"/>
-    <w:lsdException w:name="List Continue 4" w:semiHidden="0" w:uiPriority="0" w:unhideWhenUsed="0"/>
-    <w:lsdException w:name="List Continue 5" w:semiHidden="0" w:uiPriority="0" w:unhideWhenUsed="0"/>
-    <w:lsdException w:name="Message Header" w:semiHidden="0" w:uiPriority="0" w:unhideWhenUsed="0"/>
-    <w:lsdException w:name="Subtitle" w:semiHidden="0" w:uiPriority="0" w:unhideWhenUsed="0" w:qFormat="1"/>
-    <w:lsdException w:name="Salutation" w:semiHidden="0" w:uiPriority="0" w:unhideWhenUsed="0"/>
-    <w:lsdException w:name="Date" w:semiHidden="0" w:uiPriority="0" w:unhideWhenUsed="0"/>
-    <w:lsdException w:name="Body Text First Indent" w:semiHidden="0" w:uiPriority="0" w:unhideWhenUsed="0"/>
-    <w:lsdException w:name="Body Text First Indent 2" w:semiHidden="0" w:uiPriority="0" w:unhideWhenUsed="0"/>
-    <w:lsdException w:name="Body Text 2" w:semiHidden="0" w:uiPriority="0" w:unhideWhenUsed="0"/>
-    <w:lsdException w:name="Body Text 3" w:semiHidden="0" w:uiPriority="0" w:unhideWhenUsed="0"/>
-    <w:lsdException w:name="Body Text Indent 2" w:semiHidden="0" w:uiPriority="0" w:unhideWhenUsed="0"/>
-    <w:lsdException w:name="Body Text Indent 3" w:semiHidden="0" w:uiPriority="0" w:unhideWhenUsed="0"/>
-    <w:lsdException w:name="Block Text" w:semiHidden="0" w:uiPriority="0" w:unhideWhenUsed="0"/>
-    <w:lsdException w:name="Hyperlink" w:semiHidden="0" w:uiPriority="0" w:unhideWhenUsed="0" w:qFormat="1"/>
-    <w:lsdException w:name="FollowedHyperlink" w:semiHidden="0" w:uiPriority="0" w:unhideWhenUsed="0"/>
-    <w:lsdException w:name="Strong" w:semiHidden="0" w:uiPriority="0" w:unhideWhenUsed="0" w:qFormat="1"/>
-    <w:lsdException w:name="Emphasis" w:semiHidden="0" w:uiPriority="0" w:unhideWhenUsed="0" w:qFormat="1"/>
-    <w:lsdException w:name="Document Map" w:semiHidden="0" w:uiPriority="0" w:unhideWhenUsed="0"/>
-    <w:lsdException w:name="Plain Text" w:semiHidden="0" w:uiPriority="0" w:unhideWhenUsed="0"/>
-    <w:lsdException w:name="E-mail Signature" w:semiHidden="0" w:uiPriority="0" w:unhideWhenUsed="0"/>
-    <w:lsdException w:name="Normal (Web)" w:semiHidden="0" w:uiPriority="0" w:unhideWhenUsed="0" w:qFormat="1"/>
-    <w:lsdException w:name="HTML Acronym" w:semiHidden="0" w:uiPriority="0" w:unhideWhenUsed="0"/>
-    <w:lsdException w:name="HTML Address" w:semiHidden="0" w:uiPriority="0" w:unhideWhenUsed="0"/>
-    <w:lsdException w:name="HTML Cite" w:semiHidden="0" w:uiPriority="0" w:unhideWhenUsed="0"/>
-    <w:lsdException w:name="HTML Code" w:semiHidden="0" w:uiPriority="0" w:unhideWhenUsed="0"/>
-    <w:lsdException w:name="HTML Definition" w:semiHidden="0" w:uiPriority="0" w:unhideWhenUsed="0"/>
-    <w:lsdException w:name="HTML Keyboard" w:semiHidden="0" w:uiPriority="0" w:unhideWhenUsed="0"/>
-    <w:lsdException w:name="HTML Preformatted" w:semiHidden="0" w:uiPriority="0" w:unhideWhenUsed="0"/>
-    <w:lsdException w:name="HTML Sample" w:semiHidden="0" w:uiPriority="0" w:unhideWhenUsed="0"/>
-    <w:lsdException w:name="HTML Typewriter" w:semiHidden="0" w:uiPriority="0" w:unhideWhenUsed="0"/>
-    <w:lsdException w:name="HTML Variable" w:semiHidden="0" w:uiPriority="0" w:unhideWhenUsed="0"/>
-    <w:lsdException w:name="Normal Table" w:uiPriority="0" w:unhideWhenUsed="0" w:qFormat="1"/>
-    <w:lsdException w:name="annotation subject" w:semiHidden="0" w:uiPriority="0" w:unhideWhenUsed="0"/>
-    <w:lsdException w:name="Table Simple 1" w:semiHidden="0" w:uiPriority="0" w:unhideWhenUsed="0"/>
-    <w:lsdException w:name="Table Simple 2" w:semiHidden="0" w:uiPriority="0" w:unhideWhenUsed="0"/>
-    <w:lsdException w:name="Table Simple 3" w:semiHidden="0" w:uiPriority="0" w:unhideWhenUsed="0"/>
-    <w:lsdException w:name="Table Classic 1" w:semiHidden="0" w:uiPriority="0" w:unhideWhenUsed="0"/>
-    <w:lsdException w:name="Table Classic 2" w:semiHidden="0" w:uiPriority="0" w:unhideWhenUsed="0"/>
-    <w:lsdException w:name="Table Classic 3" w:semiHidden="0" w:uiPriority="0" w:unhideWhenUsed="0"/>
-    <w:lsdException w:name="Table Classic 4" w:semiHidden="0" w:uiPriority="0" w:unhideWhenUsed="0"/>
-    <w:lsdException w:name="Table Colorful 1" w:semiHidden="0" w:uiPriority="0" w:unhideWhenUsed="0"/>
-    <w:lsdException w:name="Table Colorful 2" w:semiHidden="0" w:uiPriority="0" w:unhideWhenUsed="0"/>
-    <w:lsdException w:name="Table Colorful 3" w:semiHidden="0" w:uiPriority="0" w:unhideWhenUsed="0"/>
-    <w:lsdException w:name="Table Columns 1" w:semiHidden="0" w:uiPriority="0" w:unhideWhenUsed="0"/>
-    <w:lsdException w:name="Table Columns 2" w:semiHidden="0" w:uiPriority="0" w:unhideWhenUsed="0"/>
-    <w:lsdException w:name="Table Columns 3" w:semiHidden="0" w:uiPriority="0" w:unhideWhenUsed="0"/>
-    <w:lsdException w:name="Table Columns 4" w:semiHidden="0" w:uiPriority="0" w:unhideWhenUsed="0"/>
-    <w:lsdException w:name="Table Columns 5" w:semiHidden="0" w:uiPriority="0" w:unhideWhenUsed="0"/>
-    <w:lsdException w:name="Table Grid 1" w:semiHidden="0" w:uiPriority="0" w:unhideWhenUsed="0"/>
-    <w:lsdException w:name="Table Grid 2" w:semiHidden="0" w:uiPriority="0" w:unhideWhenUsed="0"/>
-    <w:lsdException w:name="Table Grid 3" w:semiHidden="0" w:uiPriority="0" w:unhideWhenUsed="0"/>
-    <w:lsdException w:name="Table Grid 4" w:semiHidden="0" w:uiPriority="0" w:unhideWhenUsed="0"/>
-    <w:lsdException w:name="Table Grid 5" w:semiHidden="0" w:uiPriority="0" w:unhideWhenUsed="0"/>
-    <w:lsdException w:name="Table Grid 6" w:semiHidden="0" w:uiPriority="0" w:unhideWhenUsed="0"/>
-    <w:lsdException w:name="Table Grid 7" w:semiHidden="0" w:uiPriority="0" w:unhideWhenUsed="0"/>
-    <w:lsdException w:name="Table Grid 8" w:semiHidden="0" w:uiPriority="0" w:unhideWhenUsed="0"/>
-    <w:lsdException w:name="Table List 1" w:semiHidden="0" w:uiPriority="0" w:unhideWhenUsed="0"/>
-    <w:lsdException w:name="Table List 2" w:semiHidden="0" w:uiPriority="0" w:unhideWhenUsed="0"/>
-    <w:lsdException w:name="Table List 3" w:semiHidden="0" w:uiPriority="0" w:unhideWhenUsed="0"/>
-    <w:lsdException w:name="Table List 4" w:semiHidden="0" w:uiPriority="0" w:unhideWhenUsed="0"/>
-    <w:lsdException w:name="Table List 5" w:semiHidden="0" w:uiPriority="0" w:unhideWhenUsed="0"/>
-    <w:lsdException w:name="Table List 6" w:semiHidden="0" w:uiPriority="0" w:unhideWhenUsed="0"/>
-    <w:lsdException w:name="Table List 7" w:semiHidden="0" w:uiPriority="0" w:unhideWhenUsed="0"/>
-    <w:lsdException w:name="Table List 8" w:semiHidden="0" w:uiPriority="0" w:unhideWhenUsed="0"/>
-    <w:lsdException w:name="Table 3D effects 1" w:semiHidden="0" w:uiPriority="0" w:unhideWhenUsed="0"/>
-    <w:lsdException w:name="Table 3D effects 2" w:semiHidden="0" w:uiPriority="0" w:unhideWhenUsed="0"/>
-    <w:lsdException w:name="Table 3D effects 3" w:semiHidden="0" w:uiPriority="0" w:unhideWhenUsed="0"/>
-    <w:lsdException w:name="Table Contemporary" w:semiHidden="0" w:uiPriority="0" w:unhideWhenUsed="0"/>
-    <w:lsdException w:name="Table Elegant" w:semiHidden="0" w:uiPriority="0" w:unhideWhenUsed="0"/>
-    <w:lsdException w:name="Table Professional" w:semiHidden="0" w:uiPriority="0" w:unhideWhenUsed="0"/>
-    <w:lsdException w:name="Table Subtle 1" w:semiHidden="0" w:uiPriority="0" w:unhideWhenUsed="0"/>
-    <w:lsdException w:name="Table Subtle 2" w:semiHidden="0" w:uiPriority="0" w:unhideWhenUsed="0"/>
-    <w:lsdException w:name="Table Web 1" w:semiHidden="0" w:uiPriority="0" w:unhideWhenUsed="0"/>
-    <w:lsdException w:name="Table Web 2" w:semiHidden="0" w:uiPriority="0" w:unhideWhenUsed="0"/>
-    <w:lsdException w:name="Table Web 3" w:semiHidden="0" w:uiPriority="0" w:unhideWhenUsed="0"/>
-    <w:lsdException w:name="Balloon Text" w:semiHidden="0" w:uiPriority="0" w:unhideWhenUsed="0"/>
-    <w:lsdException w:name="Table Grid" w:semiHidden="0" w:uiPriority="0" w:unhideWhenUsed="0" w:qFormat="1"/>
-    <w:lsdException w:name="Table Theme" w:semiHidden="0" w:uiPriority="0" w:unhideWhenUsed="0"/>
-    <w:lsdException w:name="Light Shading" w:semiHidden="0" w:uiPriority="60" w:unhideWhenUsed="0"/>
-    <w:lsdException w:name="Light List" w:semiHidden="0" w:uiPriority="61" w:unhideWhenUsed="0"/>
-    <w:lsdException w:name="Light Grid" w:semiHidden="0" w:uiPriority="62" w:unhideWhenUsed="0"/>
-    <w:lsdException w:name="Medium Shading 1" w:semiHidden="0" w:uiPriority="63" w:unhideWhenUsed="0"/>
-    <w:lsdException w:name="Medium Shading 2" w:semiHidden="0" w:uiPriority="64" w:unhideWhenUsed="0"/>
-    <w:lsdException w:name="Medium List 1" w:semiHidden="0" w:uiPriority="65" w:unhideWhenUsed="0"/>
-    <w:lsdException w:name="Medium List 2" w:semiHidden="0" w:uiPriority="66" w:unhideWhenUsed="0"/>
-    <w:lsdException w:name="Medium Grid 1" w:semiHidden="0" w:uiPriority="67" w:unhideWhenUsed="0"/>
-    <w:lsdException w:name="Medium Grid 2" w:semiHidden="0" w:uiPriority="68" w:unhideWhenUsed="0"/>
-    <w:lsdException w:name="Medium Grid 3" w:semiHidden="0" w:uiPriority="69" w:unhideWhenUsed="0"/>
-    <w:lsdException w:name="Dark List" w:semiHidden="0" w:uiPriority="70" w:unhideWhenUsed="0"/>
-    <w:lsdException w:name="Colorful Shading" w:semiHidden="0" w:uiPriority="71" w:unhideWhenUsed="0"/>
-    <w:lsdException w:name="Colorful List" w:semiHidden="0" w:uiPriority="72" w:unhideWhenUsed="0"/>
-    <w:lsdException w:name="Colorful Grid" w:semiHidden="0" w:uiPriority="73" w:unhideWhenUsed="0"/>
-    <w:lsdException w:name="Light Shading Accent 1" w:semiHidden="0" w:uiPriority="60" w:unhideWhenUsed="0"/>
-    <w:lsdException w:name="Light List Accent 1" w:semiHidden="0" w:uiPriority="61" w:unhideWhenUsed="0"/>
-    <w:lsdException w:name="Light Grid Accent 1" w:semiHidden="0" w:uiPriority="62" w:unhideWhenUsed="0"/>
-    <w:lsdException w:name="Medium Shading 1 Accent 1" w:semiHidden="0" w:uiPriority="63" w:unhideWhenUsed="0"/>
-    <w:lsdException w:name="Medium Shading 2 Accent 1" w:semiHidden="0" w:uiPriority="64" w:unhideWhenUsed="0"/>
-    <w:lsdException w:name="Medium List 1 Accent 1" w:semiHidden="0" w:uiPriority="65" w:unhideWhenUsed="0"/>
-    <w:lsdException w:name="Medium List 2 Accent 1" w:semiHidden="0" w:uiPriority="66" w:unhideWhenUsed="0"/>
-    <w:lsdException w:name="Medium Grid 1 Accent 1" w:semiHidden="0" w:uiPriority="67" w:unhideWhenUsed="0"/>
-    <w:lsdException w:name="Medium Grid 2 Accent 1" w:semiHidden="0" w:uiPriority="68" w:unhideWhenUsed="0"/>
-    <w:lsdException w:name="Medium Grid 3 Accent 1" w:semiHidden="0" w:uiPriority="69" w:unhideWhenUsed="0"/>
-    <w:lsdException w:name="Dark List Accent 1" w:semiHidden="0" w:uiPriority="70" w:unhideWhenUsed="0"/>
-    <w:lsdException w:name="Colorful Shading Accent 1" w:semiHidden="0" w:uiPriority="71" w:unhideWhenUsed="0"/>
-    <w:lsdException w:name="Colorful List Accent 1" w:semiHidden="0" w:uiPriority="72" w:unhideWhenUsed="0"/>
-    <w:lsdException w:name="Colorful Grid Accent 1" w:semiHidden="0" w:uiPriority="73" w:unhideWhenUsed="0"/>
-    <w:lsdException w:name="Light Shading Accent 2" w:semiHidden="0" w:uiPriority="60" w:unhideWhenUsed="0"/>
-    <w:lsdException w:name="Light List Accent 2" w:semiHidden="0" w:uiPriority="61" w:unhideWhenUsed="0"/>
-    <w:lsdException w:name="Light Grid Accent 2" w:semiHidden="0" w:uiPriority="62" w:unhideWhenUsed="0"/>
-    <w:lsdException w:name="Medium Shading 1 Accent 2" w:semiHidden="0" w:uiPriority="63" w:unhideWhenUsed="0"/>
-    <w:lsdException w:name="Medium Shading 2 Accent 2" w:semiHidden="0" w:uiPriority="64" w:unhideWhenUsed="0"/>
-    <w:lsdException w:name="Medium List 1 Accent 2" w:semiHidden="0" w:uiPriority="65" w:unhideWhenUsed="0"/>
-    <w:lsdException w:name="Medium List 2 Accent 2" w:semiHidden="0" w:uiPriority="66" w:unhideWhenUsed="0"/>
-    <w:lsdException w:name="Medium Grid 1 Accent 2" w:semiHidden="0" w:uiPriority="67" w:unhideWhenUsed="0"/>
-    <w:lsdException w:name="Medium Grid 2 Accent 2" w:semiHidden="0" w:uiPriority="68" w:unhideWhenUsed="0"/>
-    <w:lsdException w:name="Medium Grid 3 Accent 2" w:semiHidden="0" w:uiPriority="69" w:unhideWhenUsed="0"/>
-    <w:lsdException w:name="Dark List Accent 2" w:semiHidden="0" w:uiPriority="70" w:unhideWhenUsed="0"/>
-    <w:lsdException w:name="Colorful Shading Accent 2" w:semiHidden="0" w:uiPriority="71" w:unhideWhenUsed="0"/>
-    <w:lsdException w:name="Colorful List Accent 2" w:semiHidden="0" w:uiPriority="72" w:unhideWhenUsed="0"/>
-    <w:lsdException w:name="Colorful Grid Accent 2" w:semiHidden="0" w:uiPriority="73" w:unhideWhenUsed="0"/>
-    <w:lsdException w:name="Light Shading Accent 3" w:semiHidden="0" w:uiPriority="60" w:unhideWhenUsed="0"/>
-    <w:lsdException w:name="Light List Accent 3" w:semiHidden="0" w:uiPriority="61" w:unhideWhenUsed="0"/>
-    <w:lsdException w:name="Light Grid Accent 3" w:semiHidden="0" w:uiPriority="62" w:unhideWhenUsed="0"/>
-    <w:lsdException w:name="Medium Shading 1 Accent 3" w:semiHidden="0" w:uiPriority="63" w:unhideWhenUsed="0"/>
-    <w:lsdException w:name="Medium Shading 2 Accent 3" w:semiHidden="0" w:uiPriority="64" w:unhideWhenUsed="0"/>
-    <w:lsdException w:name="Medium List 1 Accent 3" w:semiHidden="0" w:uiPriority="65" w:unhideWhenUsed="0"/>
-    <w:lsdException w:name="Medium List 2 Accent 3" w:semiHidden="0" w:uiPriority="66" w:unhideWhenUsed="0"/>
-    <w:lsdException w:name="Medium Grid 1 Accent 3" w:semiHidden="0" w:uiPriority="67" w:unhideWhenUsed="0"/>
-    <w:lsdException w:name="Medium Grid 2 Accent 3" w:semiHidden="0" w:uiPriority="68" w:unhideWhenUsed="0"/>
-    <w:lsdException w:name="Medium Grid 3 Accent 3" w:semiHidden="0" w:uiPriority="69" w:unhideWhenUsed="0"/>
-    <w:lsdException w:name="Dark List Accent 3" w:semiHidden="0" w:uiPriority="70" w:unhideWhenUsed="0"/>
-    <w:lsdException w:name="Colorful Shading Accent 3" w:semiHidden="0" w:uiPriority="71" w:unhideWhenUsed="0"/>
-    <w:lsdException w:name="Colorful List Accent 3" w:semiHidden="0" w:uiPriority="72" w:unhideWhenUsed="0"/>
-    <w:lsdException w:name="Colorful Grid Accent 3" w:semiHidden="0" w:uiPriority="73" w:unhideWhenUsed="0"/>
-    <w:lsdException w:name="Light Shading Accent 4" w:semiHidden="0" w:uiPriority="60" w:unhideWhenUsed="0"/>
-    <w:lsdException w:name="Light List Accent 4" w:semiHidden="0" w:uiPriority="61" w:unhideWhenUsed="0"/>
-    <w:lsdException w:name="Light Grid Accent 4" w:semiHidden="0" w:uiPriority="62" w:unhideWhenUsed="0"/>
-    <w:lsdException w:name="Medium Shading 1 Accent 4" w:semiHidden="0" w:uiPriority="63" w:unhideWhenUsed="0"/>
-    <w:lsdException w:name="Medium Shading 2 Accent 4" w:semiHidden="0" w:uiPriority="64" w:unhideWhenUsed="0"/>
-    <w:lsdException w:name="Medium List 1 Accent 4" w:semiHidden="0" w:uiPriority="65" w:unhideWhenUsed="0"/>
-    <w:lsdException w:name="Medium List 2 Accent 4" w:semiHidden="0" w:uiPriority="66" w:unhideWhenUsed="0"/>
-    <w:lsdException w:name="Medium Grid 1 Accent 4" w:semiHidden="0" w:uiPriority="67" w:unhideWhenUsed="0"/>
-    <w:lsdException w:name="Medium Grid 2 Accent 4" w:semiHidden="0" w:uiPriority="68" w:unhideWhenUsed="0"/>
-    <w:lsdException w:name="Medium Grid 3 Accent 4" w:semiHidden="0" w:uiPriority="69" w:unhideWhenUsed="0"/>
-    <w:lsdException w:name="Dark List Accent 4" w:semiHidden="0" w:uiPriority="70" w:unhideWhenUsed="0"/>
-    <w:lsdException w:name="Colorful Shading Accent 4" w:semiHidden="0" w:uiPriority="71" w:unhideWhenUsed="0"/>
-    <w:lsdException w:name="Colorful List Accent 4" w:semiHidden="0" w:uiPriority="72" w:unhideWhenUsed="0"/>
-    <w:lsdException w:name="Colorful Grid Accent 4" w:semiHidden="0" w:uiPriority="73" w:unhideWhenUsed="0"/>
-    <w:lsdException w:name="Light Shading Accent 5" w:semiHidden="0" w:uiPriority="60" w:unhideWhenUsed="0"/>
-    <w:lsdException w:name="Light List Accent 5" w:semiHidden="0" w:uiPriority="61" w:unhideWhenUsed="0"/>
-    <w:lsdException w:name="Light Grid Accent 5" w:semiHidden="0" w:uiPriority="62" w:unhideWhenUsed="0"/>
-    <w:lsdException w:name="Medium Shading 1 Accent 5" w:semiHidden="0" w:uiPriority="63" w:unhideWhenUsed="0"/>
-    <w:lsdException w:name="Medium Shading 2 Accent 5" w:semiHidden="0" w:uiPriority="64" w:unhideWhenUsed="0"/>
-    <w:lsdException w:name="Medium List 1 Accent 5" w:semiHidden="0" w:uiPriority="65" w:unhideWhenUsed="0"/>
-    <w:lsdException w:name="Medium List 2 Accent 5" w:semiHidden="0" w:uiPriority="66" w:unhideWhenUsed="0"/>
-    <w:lsdException w:name="Medium Grid 1 Accent 5" w:semiHidden="0" w:uiPriority="67" w:unhideWhenUsed="0"/>
-    <w:lsdException w:name="Medium Grid 2 Accent 5" w:semiHidden="0" w:uiPriority="68" w:unhideWhenUsed="0"/>
-    <w:lsdException w:name="Medium Grid 3 Accent 5" w:semiHidden="0" w:uiPriority="69" w:unhideWhenUsed="0"/>
-    <w:lsdException w:name="Dark List Accent 5" w:semiHidden="0" w:uiPriority="70" w:unhideWhenUsed="0"/>
-    <w:lsdException w:name="Colorful Shading Accent 5" w:semiHidden="0" w:uiPriority="71" w:unhideWhenUsed="0"/>
-    <w:lsdException w:name="Colorful List Accent 5" w:semiHidden="0" w:uiPriority="72" w:unhideWhenUsed="0"/>
-    <w:lsdException w:name="Colorful Grid Accent 5" w:semiHidden="0" w:uiPriority="73" w:unhideWhenUsed="0"/>
-    <w:lsdException w:name="Light Shading Accent 6" w:semiHidden="0" w:uiPriority="60" w:unhideWhenUsed="0"/>
-    <w:lsdException w:name="Light List Accent 6" w:semiHidden="0" w:uiPriority="61" w:unhideWhenUsed="0"/>
-    <w:lsdException w:name="Light Grid Accent 6" w:semiHidden="0" w:uiPriority="62" w:unhideWhenUsed="0"/>
-    <w:lsdException w:name="Medium Shading 1 Accent 6" w:semiHidden="0" w:uiPriority="63" w:unhideWhenUsed="0"/>
-    <w:lsdException w:name="Medium Shading 2 Accent 6" w:semiHidden="0" w:uiPriority="64" w:unhideWhenUsed="0"/>
-    <w:lsdException w:name="Medium List 1 Accent 6" w:semiHidden="0" w:uiPriority="65" w:unhideWhenUsed="0"/>
-    <w:lsdException w:name="Medium List 2 Accent 6" w:semiHidden="0" w:uiPriority="66" w:unhideWhenUsed="0"/>
-    <w:lsdException w:name="Medium Grid 1 Accent 6" w:semiHidden="0" w:uiPriority="67" w:unhideWhenUsed="0"/>
-    <w:lsdException w:name="Medium Grid 2 Accent 6" w:semiHidden="0" w:uiPriority="68" w:unhideWhenUsed="0"/>
-    <w:lsdException w:name="Medium Grid 3 Accent 6" w:semiHidden="0" w:uiPriority="69" w:unhideWhenUsed="0"/>
-    <w:lsdException w:name="Dark List Accent 6" w:semiHidden="0" w:uiPriority="70" w:unhideWhenUsed="0"/>
-    <w:lsdException w:name="Colorful Shading Accent 6" w:semiHidden="0" w:uiPriority="71" w:unhideWhenUsed="0"/>
-    <w:lsdException w:name="Colorful List Accent 6" w:semiHidden="0" w:uiPriority="72" w:unhideWhenUsed="0"/>
-    <w:lsdException w:name="Colorful Grid Accent 6" w:semiHidden="0" w:uiPriority="73" w:unhideWhenUsed="0"/>
+  <w:latentStyles w:count="260" w:defQFormat="0" w:defUnhideWhenUsed="1" w:defSemiHidden="1" w:defUIPriority="99" w:defLockedState="0">
+    <w:lsdException w:qFormat="1" w:unhideWhenUsed="0" w:uiPriority="0" w:semiHidden="0" w:name="Normal"/>
+    <w:lsdException w:qFormat="1" w:unhideWhenUsed="0" w:uiPriority="0" w:semiHidden="0" w:name="heading 1"/>
+    <w:lsdException w:qFormat="1" w:uiPriority="0" w:semiHidden="0" w:name="heading 2"/>
+    <w:lsdException w:qFormat="1" w:uiPriority="0" w:name="heading 3"/>
+    <w:lsdException w:qFormat="1" w:uiPriority="0" w:semiHidden="0" w:name="heading 4"/>
+    <w:lsdException w:qFormat="1" w:uiPriority="0" w:name="heading 5"/>
+    <w:lsdException w:qFormat="1" w:uiPriority="0" w:name="heading 6"/>
+    <w:lsdException w:qFormat="1" w:uiPriority="0" w:name="heading 7"/>
+    <w:lsdException w:qFormat="1" w:uiPriority="0" w:name="heading 8"/>
+    <w:lsdException w:qFormat="1" w:uiPriority="0" w:name="heading 9"/>
+    <w:lsdException w:unhideWhenUsed="0" w:uiPriority="0" w:semiHidden="0" w:name="index 1"/>
+    <w:lsdException w:unhideWhenUsed="0" w:uiPriority="0" w:semiHidden="0" w:name="index 2"/>
+    <w:lsdException w:unhideWhenUsed="0" w:uiPriority="0" w:semiHidden="0" w:name="index 3"/>
+    <w:lsdException w:unhideWhenUsed="0" w:uiPriority="0" w:semiHidden="0" w:name="index 4"/>
+    <w:lsdException w:unhideWhenUsed="0" w:uiPriority="0" w:semiHidden="0" w:name="index 5"/>
+    <w:lsdException w:unhideWhenUsed="0" w:uiPriority="0" w:semiHidden="0" w:name="index 6"/>
+    <w:lsdException w:unhideWhenUsed="0" w:uiPriority="0" w:semiHidden="0" w:name="index 7"/>
+    <w:lsdException w:unhideWhenUsed="0" w:uiPriority="0" w:semiHidden="0" w:name="index 8"/>
+    <w:lsdException w:unhideWhenUsed="0" w:uiPriority="0" w:semiHidden="0" w:name="index 9"/>
+    <w:lsdException w:qFormat="1" w:unhideWhenUsed="0" w:uiPriority="0" w:semiHidden="0" w:name="toc 1"/>
+    <w:lsdException w:qFormat="1" w:unhideWhenUsed="0" w:uiPriority="0" w:semiHidden="0" w:name="toc 2"/>
+    <w:lsdException w:qFormat="1" w:unhideWhenUsed="0" w:uiPriority="0" w:semiHidden="0" w:name="toc 3"/>
+    <w:lsdException w:unhideWhenUsed="0" w:uiPriority="0" w:semiHidden="0" w:name="toc 4"/>
+    <w:lsdException w:unhideWhenUsed="0" w:uiPriority="0" w:semiHidden="0" w:name="toc 5"/>
+    <w:lsdException w:unhideWhenUsed="0" w:uiPriority="0" w:semiHidden="0" w:name="toc 6"/>
+    <w:lsdException w:unhideWhenUsed="0" w:uiPriority="0" w:semiHidden="0" w:name="toc 7"/>
+    <w:lsdException w:unhideWhenUsed="0" w:uiPriority="0" w:semiHidden="0" w:name="toc 8"/>
+    <w:lsdException w:unhideWhenUsed="0" w:uiPriority="0" w:semiHidden="0" w:name="toc 9"/>
+    <w:lsdException w:unhideWhenUsed="0" w:uiPriority="0" w:semiHidden="0" w:name="Normal Indent"/>
+    <w:lsdException w:unhideWhenUsed="0" w:uiPriority="0" w:semiHidden="0" w:name="footnote text"/>
+    <w:lsdException w:qFormat="1" w:unhideWhenUsed="0" w:uiPriority="0" w:semiHidden="0" w:name="annotation text"/>
+    <w:lsdException w:qFormat="1" w:unhideWhenUsed="0" w:uiPriority="0" w:semiHidden="0" w:name="header"/>
+    <w:lsdException w:qFormat="1" w:unhideWhenUsed="0" w:uiPriority="0" w:semiHidden="0" w:name="footer"/>
+    <w:lsdException w:unhideWhenUsed="0" w:uiPriority="0" w:semiHidden="0" w:name="index heading"/>
+    <w:lsdException w:qFormat="1" w:uiPriority="0" w:name="caption"/>
+    <w:lsdException w:unhideWhenUsed="0" w:uiPriority="0" w:semiHidden="0" w:name="table of figures"/>
+    <w:lsdException w:unhideWhenUsed="0" w:uiPriority="0" w:semiHidden="0" w:name="envelope address"/>
+    <w:lsdException w:unhideWhenUsed="0" w:uiPriority="0" w:semiHidden="0" w:name="envelope return"/>
+    <w:lsdException w:unhideWhenUsed="0" w:uiPriority="0" w:semiHidden="0" w:name="footnote reference"/>
+    <w:lsdException w:unhideWhenUsed="0" w:uiPriority="0" w:semiHidden="0" w:name="annotation reference"/>
+    <w:lsdException w:unhideWhenUsed="0" w:uiPriority="0" w:semiHidden="0" w:name="line number"/>
+    <w:lsdException w:unhideWhenUsed="0" w:uiPriority="0" w:semiHidden="0" w:name="page number"/>
+    <w:lsdException w:unhideWhenUsed="0" w:uiPriority="0" w:semiHidden="0" w:name="endnote reference"/>
+    <w:lsdException w:unhideWhenUsed="0" w:uiPriority="0" w:semiHidden="0" w:name="endnote text"/>
+    <w:lsdException w:unhideWhenUsed="0" w:uiPriority="0" w:semiHidden="0" w:name="table of authorities"/>
+    <w:lsdException w:unhideWhenUsed="0" w:uiPriority="0" w:semiHidden="0" w:name="macro"/>
+    <w:lsdException w:unhideWhenUsed="0" w:uiPriority="0" w:semiHidden="0" w:name="toa heading"/>
+    <w:lsdException w:unhideWhenUsed="0" w:uiPriority="0" w:semiHidden="0" w:name="List"/>
+    <w:lsdException w:unhideWhenUsed="0" w:uiPriority="0" w:semiHidden="0" w:name="List Bullet"/>
+    <w:lsdException w:unhideWhenUsed="0" w:uiPriority="0" w:semiHidden="0" w:name="List Number"/>
+    <w:lsdException w:unhideWhenUsed="0" w:uiPriority="0" w:semiHidden="0" w:name="List 2"/>
+    <w:lsdException w:unhideWhenUsed="0" w:uiPriority="0" w:semiHidden="0" w:name="List 3"/>
+    <w:lsdException w:unhideWhenUsed="0" w:uiPriority="0" w:semiHidden="0" w:name="List 4"/>
+    <w:lsdException w:unhideWhenUsed="0" w:uiPriority="0" w:semiHidden="0" w:name="List 5"/>
+    <w:lsdException w:unhideWhenUsed="0" w:uiPriority="0" w:semiHidden="0" w:name="List Bullet 2"/>
+    <w:lsdException w:unhideWhenUsed="0" w:uiPriority="0" w:semiHidden="0" w:name="List Bullet 3"/>
+    <w:lsdException w:unhideWhenUsed="0" w:uiPriority="0" w:semiHidden="0" w:name="List Bullet 4"/>
+    <w:lsdException w:unhideWhenUsed="0" w:uiPriority="0" w:semiHidden="0" w:name="List Bullet 5"/>
+    <w:lsdException w:unhideWhenUsed="0" w:uiPriority="0" w:semiHidden="0" w:name="List Number 2"/>
+    <w:lsdException w:unhideWhenUsed="0" w:uiPriority="0" w:semiHidden="0" w:name="List Number 3"/>
+    <w:lsdException w:unhideWhenUsed="0" w:uiPriority="0" w:semiHidden="0" w:name="List Number 4"/>
+    <w:lsdException w:unhideWhenUsed="0" w:uiPriority="0" w:semiHidden="0" w:name="List Number 5"/>
+    <w:lsdException w:qFormat="1" w:unhideWhenUsed="0" w:uiPriority="0" w:semiHidden="0" w:name="Title"/>
+    <w:lsdException w:unhideWhenUsed="0" w:uiPriority="0" w:semiHidden="0" w:name="Closing"/>
+    <w:lsdException w:unhideWhenUsed="0" w:uiPriority="0" w:semiHidden="0" w:name="Signature"/>
+    <w:lsdException w:qFormat="1" w:unhideWhenUsed="0" w:uiPriority="0" w:name="Default Paragraph Font"/>
+    <w:lsdException w:qFormat="1" w:unhideWhenUsed="0" w:uiPriority="0" w:name="Body Text"/>
+    <w:lsdException w:unhideWhenUsed="0" w:uiPriority="0" w:semiHidden="0" w:name="Body Text Indent"/>
+    <w:lsdException w:unhideWhenUsed="0" w:uiPriority="0" w:semiHidden="0" w:name="List Continue"/>
+    <w:lsdException w:unhideWhenUsed="0" w:uiPriority="0" w:semiHidden="0" w:name="List Continue 2"/>
+    <w:lsdException w:unhideWhenUsed="0" w:uiPriority="0" w:semiHidden="0" w:name="List Continue 3"/>
+    <w:lsdException w:unhideWhenUsed="0" w:uiPriority="0" w:semiHidden="0" w:name="List Continue 4"/>
+    <w:lsdException w:unhideWhenUsed="0" w:uiPriority="0" w:semiHidden="0" w:name="List Continue 5"/>
+    <w:lsdException w:unhideWhenUsed="0" w:uiPriority="0" w:semiHidden="0" w:name="Message Header"/>
+    <w:lsdException w:qFormat="1" w:unhideWhenUsed="0" w:uiPriority="0" w:semiHidden="0" w:name="Subtitle"/>
+    <w:lsdException w:unhideWhenUsed="0" w:uiPriority="0" w:semiHidden="0" w:name="Salutation"/>
+    <w:lsdException w:unhideWhenUsed="0" w:uiPriority="0" w:semiHidden="0" w:name="Date"/>
+    <w:lsdException w:unhideWhenUsed="0" w:uiPriority="0" w:semiHidden="0" w:name="Body Text First Indent"/>
+    <w:lsdException w:unhideWhenUsed="0" w:uiPriority="0" w:semiHidden="0" w:name="Body Text First Indent 2"/>
+    <w:lsdException w:uiPriority="99" w:name="Note Heading"/>
+    <w:lsdException w:unhideWhenUsed="0" w:uiPriority="0" w:semiHidden="0" w:name="Body Text 2"/>
+    <w:lsdException w:unhideWhenUsed="0" w:uiPriority="0" w:semiHidden="0" w:name="Body Text 3"/>
+    <w:lsdException w:unhideWhenUsed="0" w:uiPriority="0" w:semiHidden="0" w:name="Body Text Indent 2"/>
+    <w:lsdException w:unhideWhenUsed="0" w:uiPriority="0" w:semiHidden="0" w:name="Body Text Indent 3"/>
+    <w:lsdException w:unhideWhenUsed="0" w:uiPriority="0" w:semiHidden="0" w:name="Block Text"/>
+    <w:lsdException w:qFormat="1" w:unhideWhenUsed="0" w:uiPriority="0" w:semiHidden="0" w:name="Hyperlink"/>
+    <w:lsdException w:unhideWhenUsed="0" w:uiPriority="0" w:semiHidden="0" w:name="FollowedHyperlink"/>
+    <w:lsdException w:qFormat="1" w:unhideWhenUsed="0" w:uiPriority="0" w:semiHidden="0" w:name="Strong"/>
+    <w:lsdException w:qFormat="1" w:unhideWhenUsed="0" w:uiPriority="0" w:semiHidden="0" w:name="Emphasis"/>
+    <w:lsdException w:unhideWhenUsed="0" w:uiPriority="0" w:semiHidden="0" w:name="Document Map"/>
+    <w:lsdException w:unhideWhenUsed="0" w:uiPriority="0" w:semiHidden="0" w:name="Plain Text"/>
+    <w:lsdException w:unhideWhenUsed="0" w:uiPriority="0" w:semiHidden="0" w:name="E-mail Signature"/>
+    <w:lsdException w:qFormat="1" w:unhideWhenUsed="0" w:uiPriority="0" w:semiHidden="0" w:name="Normal (Web)"/>
+    <w:lsdException w:unhideWhenUsed="0" w:uiPriority="0" w:semiHidden="0" w:name="HTML Acronym"/>
+    <w:lsdException w:unhideWhenUsed="0" w:uiPriority="0" w:semiHidden="0" w:name="HTML Address"/>
+    <w:lsdException w:unhideWhenUsed="0" w:uiPriority="0" w:semiHidden="0" w:name="HTML Cite"/>
+    <w:lsdException w:unhideWhenUsed="0" w:uiPriority="0" w:semiHidden="0" w:name="HTML Code"/>
+    <w:lsdException w:unhideWhenUsed="0" w:uiPriority="0" w:semiHidden="0" w:name="HTML Definition"/>
+    <w:lsdException w:unhideWhenUsed="0" w:uiPriority="0" w:semiHidden="0" w:name="HTML Keyboard"/>
+    <w:lsdException w:unhideWhenUsed="0" w:uiPriority="0" w:semiHidden="0" w:name="HTML Preformatted"/>
+    <w:lsdException w:unhideWhenUsed="0" w:uiPriority="0" w:semiHidden="0" w:name="HTML Sample"/>
+    <w:lsdException w:unhideWhenUsed="0" w:uiPriority="0" w:semiHidden="0" w:name="HTML Typewriter"/>
+    <w:lsdException w:unhideWhenUsed="0" w:uiPriority="0" w:semiHidden="0" w:name="HTML Variable"/>
+    <w:lsdException w:qFormat="1" w:unhideWhenUsed="0" w:uiPriority="0" w:name="Normal Table"/>
+    <w:lsdException w:unhideWhenUsed="0" w:uiPriority="0" w:semiHidden="0" w:name="annotation subject"/>
+    <w:lsdException w:unhideWhenUsed="0" w:uiPriority="0" w:semiHidden="0" w:name="Table Simple 1"/>
+    <w:lsdException w:unhideWhenUsed="0" w:uiPriority="0" w:semiHidden="0" w:name="Table Simple 2"/>
+    <w:lsdException w:unhideWhenUsed="0" w:uiPriority="0" w:semiHidden="0" w:name="Table Simple 3"/>
+    <w:lsdException w:unhideWhenUsed="0" w:uiPriority="0" w:semiHidden="0" w:name="Table Classic 1"/>
+    <w:lsdException w:unhideWhenUsed="0" w:uiPriority="0" w:semiHidden="0" w:name="Table Classic 2"/>
+    <w:lsdException w:unhideWhenUsed="0" w:uiPriority="0" w:semiHidden="0" w:name="Table Classic 3"/>
+    <w:lsdException w:unhideWhenUsed="0" w:uiPriority="0" w:semiHidden="0" w:name="Table Classic 4"/>
+    <w:lsdException w:unhideWhenUsed="0" w:uiPriority="0" w:semiHidden="0" w:name="Table Colorful 1"/>
+    <w:lsdException w:unhideWhenUsed="0" w:uiPriority="0" w:semiHidden="0" w:name="Table Colorful 2"/>
+    <w:lsdException w:unhideWhenUsed="0" w:uiPriority="0" w:semiHidden="0" w:name="Table Colorful 3"/>
+    <w:lsdException w:unhideWhenUsed="0" w:uiPriority="0" w:semiHidden="0" w:name="Table Columns 1"/>
+    <w:lsdException w:unhideWhenUsed="0" w:uiPriority="0" w:semiHidden="0" w:name="Table Columns 2"/>
+    <w:lsdException w:unhideWhenUsed="0" w:uiPriority="0" w:semiHidden="0" w:name="Table Columns 3"/>
+    <w:lsdException w:unhideWhenUsed="0" w:uiPriority="0" w:semiHidden="0" w:name="Table Columns 4"/>
+    <w:lsdException w:unhideWhenUsed="0" w:uiPriority="0" w:semiHidden="0" w:name="Table Columns 5"/>
+    <w:lsdException w:unhideWhenUsed="0" w:uiPriority="0" w:semiHidden="0" w:name="Table Grid 1"/>
+    <w:lsdException w:unhideWhenUsed="0" w:uiPriority="0" w:semiHidden="0" w:name="Table Grid 2"/>
+    <w:lsdException w:unhideWhenUsed="0" w:uiPriority="0" w:semiHidden="0" w:name="Table Grid 3"/>
+    <w:lsdException w:unhideWhenUsed="0" w:uiPriority="0" w:semiHidden="0" w:name="Table Grid 4"/>
+    <w:lsdException w:unhideWhenUsed="0" w:uiPriority="0" w:semiHidden="0" w:name="Table Grid 5"/>
+    <w:lsdException w:unhideWhenUsed="0" w:uiPriority="0" w:semiHidden="0" w:name="Table Grid 6"/>
+    <w:lsdException w:unhideWhenUsed="0" w:uiPriority="0" w:semiHidden="0" w:name="Table Grid 7"/>
+    <w:lsdException w:unhideWhenUsed="0" w:uiPriority="0" w:semiHidden="0" w:name="Table Grid 8"/>
+    <w:lsdException w:unhideWhenUsed="0" w:uiPriority="0" w:semiHidden="0" w:name="Table List 1"/>
+    <w:lsdException w:unhideWhenUsed="0" w:uiPriority="0" w:semiHidden="0" w:name="Table List 2"/>
+    <w:lsdException w:unhideWhenUsed="0" w:uiPriority="0" w:semiHidden="0" w:name="Table List 3"/>
+    <w:lsdException w:unhideWhenUsed="0" w:uiPriority="0" w:semiHidden="0" w:name="Table List 4"/>
+    <w:lsdException w:unhideWhenUsed="0" w:uiPriority="0" w:semiHidden="0" w:name="Table List 5"/>
+    <w:lsdException w:unhideWhenUsed="0" w:uiPriority="0" w:semiHidden="0" w:name="Table List 6"/>
+    <w:lsdException w:unhideWhenUsed="0" w:uiPriority="0" w:semiHidden="0" w:name="Table List 7"/>
+    <w:lsdException w:unhideWhenUsed="0" w:uiPriority="0" w:semiHidden="0" w:name="Table List 8"/>
+    <w:lsdException w:unhideWhenUsed="0" w:uiPriority="0" w:semiHidden="0" w:name="Table 3D effects 1"/>
+    <w:lsdException w:unhideWhenUsed="0" w:uiPriority="0" w:semiHidden="0" w:name="Table 3D effects 2"/>
+    <w:lsdException w:unhideWhenUsed="0" w:uiPriority="0" w:semiHidden="0" w:name="Table 3D effects 3"/>
+    <w:lsdException w:unhideWhenUsed="0" w:uiPriority="0" w:semiHidden="0" w:name="Table Contemporary"/>
+    <w:lsdException w:unhideWhenUsed="0" w:uiPriority="0" w:semiHidden="0" w:name="Table Elegant"/>
+    <w:lsdException w:unhideWhenUsed="0" w:uiPriority="0" w:semiHidden="0" w:name="Table Professional"/>
+    <w:lsdException w:unhideWhenUsed="0" w:uiPriority="0" w:semiHidden="0" w:name="Table Subtle 1"/>
+    <w:lsdException w:unhideWhenUsed="0" w:uiPriority="0" w:semiHidden="0" w:name="Table Subtle 2"/>
+    <w:lsdException w:unhideWhenUsed="0" w:uiPriority="0" w:semiHidden="0" w:name="Table Web 1"/>
+    <w:lsdException w:unhideWhenUsed="0" w:uiPriority="0" w:semiHidden="0" w:name="Table Web 2"/>
+    <w:lsdException w:unhideWhenUsed="0" w:uiPriority="0" w:semiHidden="0" w:name="Table Web 3"/>
+    <w:lsdException w:unhideWhenUsed="0" w:uiPriority="0" w:semiHidden="0" w:name="Balloon Text"/>
+    <w:lsdException w:qFormat="1" w:unhideWhenUsed="0" w:uiPriority="0" w:semiHidden="0" w:name="Table Grid"/>
+    <w:lsdException w:unhideWhenUsed="0" w:uiPriority="0" w:semiHidden="0" w:name="Table Theme"/>
+    <w:lsdException w:unhideWhenUsed="0" w:uiPriority="60" w:semiHidden="0" w:name="Light Shading"/>
+    <w:lsdException w:unhideWhenUsed="0" w:uiPriority="61" w:semiHidden="0" w:name="Light List"/>
+    <w:lsdException w:unhideWhenUsed="0" w:uiPriority="62" w:semiHidden="0" w:name="Light Grid"/>
+    <w:lsdException w:unhideWhenUsed="0" w:uiPriority="63" w:semiHidden="0" w:name="Medium Shading 1"/>
+    <w:lsdException w:unhideWhenUsed="0" w:uiPriority="64" w:semiHidden="0" w:name="Medium Shading 2"/>
+    <w:lsdException w:unhideWhenUsed="0" w:uiPriority="65" w:semiHidden="0" w:name="Medium List 1"/>
+    <w:lsdException w:unhideWhenUsed="0" w:uiPriority="66" w:semiHidden="0" w:name="Medium List 2"/>
+    <w:lsdException w:unhideWhenUsed="0" w:uiPriority="67" w:semiHidden="0" w:name="Medium Grid 1"/>
+    <w:lsdException w:unhideWhenUsed="0" w:uiPriority="68" w:semiHidden="0" w:name="Medium Grid 2"/>
+    <w:lsdException w:unhideWhenUsed="0" w:uiPriority="69" w:semiHidden="0" w:name="Medium Grid 3"/>
+    <w:lsdException w:unhideWhenUsed="0" w:uiPriority="70" w:semiHidden="0" w:name="Dark List"/>
+    <w:lsdException w:unhideWhenUsed="0" w:uiPriority="71" w:semiHidden="0" w:name="Colorful Shading"/>
+    <w:lsdException w:unhideWhenUsed="0" w:uiPriority="72" w:semiHidden="0" w:name="Colorful List"/>
+    <w:lsdException w:unhideWhenUsed="0" w:uiPriority="73" w:semiHidden="0" w:name="Colorful Grid"/>
+    <w:lsdException w:unhideWhenUsed="0" w:uiPriority="60" w:semiHidden="0" w:name="Light Shading Accent 1"/>
+    <w:lsdException w:unhideWhenUsed="0" w:uiPriority="61" w:semiHidden="0" w:name="Light List Accent 1"/>
+    <w:lsdException w:unhideWhenUsed="0" w:uiPriority="62" w:semiHidden="0" w:name="Light Grid Accent 1"/>
+    <w:lsdException w:unhideWhenUsed="0" w:uiPriority="63" w:semiHidden="0" w:name="Medium Shading 1 Accent 1"/>
+    <w:lsdException w:unhideWhenUsed="0" w:uiPriority="64" w:semiHidden="0" w:name="Medium Shading 2 Accent 1"/>
+    <w:lsdException w:unhideWhenUsed="0" w:uiPriority="65" w:semiHidden="0" w:name="Medium List 1 Accent 1"/>
+    <w:lsdException w:unhideWhenUsed="0" w:uiPriority="66" w:semiHidden="0" w:name="Medium List 2 Accent 1"/>
+    <w:lsdException w:unhideWhenUsed="0" w:uiPriority="67" w:semiHidden="0" w:name="Medium Grid 1 Accent 1"/>
+    <w:lsdException w:unhideWhenUsed="0" w:uiPriority="68" w:semiHidden="0" w:name="Medium Grid 2 Accent 1"/>
+    <w:lsdException w:unhideWhenUsed="0" w:uiPriority="69" w:semiHidden="0" w:name="Medium Grid 3 Accent 1"/>
+    <w:lsdException w:unhideWhenUsed="0" w:uiPriority="70" w:semiHidden="0" w:name="Dark List Accent 1"/>
+    <w:lsdException w:unhideWhenUsed="0" w:uiPriority="71" w:semiHidden="0" w:name="Colorful Shading Accent 1"/>
+    <w:lsdException w:unhideWhenUsed="0" w:uiPriority="72" w:semiHidden="0" w:name="Colorful List Accent 1"/>
+    <w:lsdException w:unhideWhenUsed="0" w:uiPriority="73" w:semiHidden="0" w:name="Colorful Grid Accent 1"/>
+    <w:lsdException w:unhideWhenUsed="0" w:uiPriority="60" w:semiHidden="0" w:name="Light Shading Accent 2"/>
+    <w:lsdException w:unhideWhenUsed="0" w:uiPriority="61" w:semiHidden="0" w:name="Light List Accent 2"/>
+    <w:lsdException w:unhideWhenUsed="0" w:uiPriority="62" w:semiHidden="0" w:name="Light Grid Accent 2"/>
+    <w:lsdException w:unhideWhenUsed="0" w:uiPriority="63" w:semiHidden="0" w:name="Medium Shading 1 Accent 2"/>
+    <w:lsdException w:unhideWhenUsed="0" w:uiPriority="64" w:semiHidden="0" w:name="Medium Shading 2 Accent 2"/>
+    <w:lsdException w:unhideWhenUsed="0" w:uiPriority="65" w:semiHidden="0" w:name="Medium List 1 Accent 2"/>
+    <w:lsdException w:unhideWhenUsed="0" w:uiPriority="66" w:semiHidden="0" w:name="Medium List 2 Accent 2"/>
+    <w:lsdException w:unhideWhenUsed="0" w:uiPriority="67" w:semiHidden="0" w:name="Medium Grid 1 Accent 2"/>
+    <w:lsdException w:unhideWhenUsed="0" w:uiPriority="68" w:semiHidden="0" w:name="Medium Grid 2 Accent 2"/>
+    <w:lsdException w:unhideWhenUsed="0" w:uiPriority="69" w:semiHidden="0" w:name="Medium Grid 3 Accent 2"/>
+    <w:lsdException w:unhideWhenUsed="0" w:uiPriority="70" w:semiHidden="0" w:name="Dark List Accent 2"/>
+    <w:lsdException w:unhideWhenUsed="0" w:uiPriority="71" w:semiHidden="0" w:name="Colorful Shading Accent 2"/>
+    <w:lsdException w:unhideWhenUsed="0" w:uiPriority="72" w:semiHidden="0" w:name="Colorful List Accent 2"/>
+    <w:lsdException w:unhideWhenUsed="0" w:uiPriority="73" w:semiHidden="0" w:name="Colorful Grid Accent 2"/>
+    <w:lsdException w:unhideWhenUsed="0" w:uiPriority="60" w:semiHidden="0" w:name="Light Shading Accent 3"/>
+    <w:lsdException w:unhideWhenUsed="0" w:uiPriority="61" w:semiHidden="0" w:name="Light List Accent 3"/>
+    <w:lsdException w:unhideWhenUsed="0" w:uiPriority="62" w:semiHidden="0" w:name="Light Grid Accent 3"/>
+    <w:lsdException w:unhideWhenUsed="0" w:uiPriority="63" w:semiHidden="0" w:name="Medium Shading 1 Accent 3"/>
+    <w:lsdException w:unhideWhenUsed="0" w:uiPriority="64" w:semiHidden="0" w:name="Medium Shading 2 Accent 3"/>
+    <w:lsdException w:unhideWhenUsed="0" w:uiPriority="65" w:semiHidden="0" w:name="Medium List 1 Accent 3"/>
+    <w:lsdException w:unhideWhenUsed="0" w:uiPriority="66" w:semiHidden="0" w:name="Medium List 2 Accent 3"/>
+    <w:lsdException w:unhideWhenUsed="0" w:uiPriority="67" w:semiHidden="0" w:name="Medium Grid 1 Accent 3"/>
+    <w:lsdException w:unhideWhenUsed="0" w:uiPriority="68" w:semiHidden="0" w:name="Medium Grid 2 Accent 3"/>
+    <w:lsdException w:unhideWhenUsed="0" w:uiPriority="69" w:semiHidden="0" w:name="Medium Grid 3 Accent 3"/>
+    <w:lsdException w:unhideWhenUsed="0" w:uiPriority="70" w:semiHidden="0" w:name="Dark List Accent 3"/>
+    <w:lsdException w:unhideWhenUsed="0" w:uiPriority="71" w:semiHidden="0" w:name="Colorful Shading Accent 3"/>
+    <w:lsdException w:unhideWhenUsed="0" w:uiPriority="72" w:semiHidden="0" w:name="Colorful List Accent 3"/>
+    <w:lsdException w:unhideWhenUsed="0" w:uiPriority="73" w:semiHidden="0" w:name="Colorful Grid Accent 3"/>
+    <w:lsdException w:unhideWhenUsed="0" w:uiPriority="60" w:semiHidden="0" w:name="Light Shading Accent 4"/>
+    <w:lsdException w:unhideWhenUsed="0" w:uiPriority="61" w:semiHidden="0" w:name="Light List Accent 4"/>
+    <w:lsdException w:unhideWhenUsed="0" w:uiPriority="62" w:semiHidden="0" w:name="Light Grid Accent 4"/>
+    <w:lsdException w:unhideWhenUsed="0" w:uiPriority="63" w:semiHidden="0" w:name="Medium Shading 1 Accent 4"/>
+    <w:lsdException w:unhideWhenUsed="0" w:uiPriority="64" w:semiHidden="0" w:name="Medium Shading 2 Accent 4"/>
+    <w:lsdException w:unhideWhenUsed="0" w:uiPriority="65" w:semiHidden="0" w:name="Medium List 1 Accent 4"/>
+    <w:lsdException w:unhideWhenUsed="0" w:uiPriority="66" w:semiHidden="0" w:name="Medium List 2 Accent 4"/>
+    <w:lsdException w:unhideWhenUsed="0" w:uiPriority="67" w:semiHidden="0" w:name="Medium Grid 1 Accent 4"/>
+    <w:lsdException w:unhideWhenUsed="0" w:uiPriority="68" w:semiHidden="0" w:name="Medium Grid 2 Accent 4"/>
+    <w:lsdException w:unhideWhenUsed="0" w:uiPriority="69" w:semiHidden="0" w:name="Medium Grid 3 Accent 4"/>
+    <w:lsdException w:unhideWhenUsed="0" w:uiPriority="70" w:semiHidden="0" w:name="Dark List Accent 4"/>
+    <w:lsdException w:unhideWhenUsed="0" w:uiPriority="71" w:semiHidden="0" w:name="Colorful Shading Accent 4"/>
+    <w:lsdException w:unhideWhenUsed="0" w:uiPriority="72" w:semiHidden="0" w:name="Colorful List Accent 4"/>
+    <w:lsdException w:unhideWhenUsed="0" w:uiPriority="73" w:semiHidden="0" w:name="Colorful Grid Accent 4"/>
+    <w:lsdException w:unhideWhenUsed="0" w:uiPriority="60" w:semiHidden="0" w:name="Light Shading Accent 5"/>
+    <w:lsdException w:unhideWhenUsed="0" w:uiPriority="61" w:semiHidden="0" w:name="Light List Accent 5"/>
+    <w:lsdException w:unhideWhenUsed="0" w:uiPriority="62" w:semiHidden="0" w:name="Light Grid Accent 5"/>
+    <w:lsdException w:unhideWhenUsed="0" w:uiPriority="63" w:semiHidden="0" w:name="Medium Shading 1 Accent 5"/>
+    <w:lsdException w:unhideWhenUsed="0" w:uiPriority="64" w:semiHidden="0" w:name="Medium Shading 2 Accent 5"/>
+    <w:lsdException w:unhideWhenUsed="0" w:uiPriority="65" w:semiHidden="0" w:name="Medium List 1 Accent 5"/>
+    <w:lsdException w:unhideWhenUsed="0" w:uiPriority="66" w:semiHidden="0" w:name="Medium List 2 Accent 5"/>
+    <w:lsdException w:unhideWhenUsed="0" w:uiPriority="67" w:semiHidden="0" w:name="Medium Grid 1 Accent 5"/>
+    <w:lsdException w:unhideWhenUsed="0" w:uiPriority="68" w:semiHidden="0" w:name="Medium Grid 2 Accent 5"/>
+    <w:lsdException w:unhideWhenUsed="0" w:uiPriority="69" w:semiHidden="0" w:name="Medium Grid 3 Accent 5"/>
+    <w:lsdException w:unhideWhenUsed="0" w:uiPriority="70" w:semiHidden="0" w:name="Dark List Accent 5"/>
+    <w:lsdException w:unhideWhenUsed="0" w:uiPriority="71" w:semiHidden="0" w:name="Colorful Shading Accent 5"/>
+    <w:lsdException w:unhideWhenUsed="0" w:uiPriority="72" w:semiHidden="0" w:name="Colorful List Accent 5"/>
+    <w:lsdException w:unhideWhenUsed="0" w:uiPriority="73" w:semiHidden="0" w:name="Colorful Grid Accent 5"/>
+    <w:lsdException w:unhideWhenUsed="0" w:uiPriority="60" w:semiHidden="0" w:name="Light Shading Accent 6"/>
+    <w:lsdException w:unhideWhenUsed="0" w:uiPriority="61" w:semiHidden="0" w:name="Light List Accent 6"/>
+    <w:lsdException w:unhideWhenUsed="0" w:uiPriority="62" w:semiHidden="0" w:name="Light Grid Accent 6"/>
+    <w:lsdException w:unhideWhenUsed="0" w:uiPriority="63" w:semiHidden="0" w:name="Medium Shading 1 Accent 6"/>
+    <w:lsdException w:unhideWhenUsed="0" w:uiPriority="64" w:semiHidden="0" w:name="Medium Shading 2 Accent 6"/>
+    <w:lsdException w:unhideWhenUsed="0" w:uiPriority="65" w:semiHidden="0" w:name="Medium List 1 Accent 6"/>
+    <w:lsdException w:unhideWhenUsed="0" w:uiPriority="66" w:semiHidden="0" w:name="Medium List 2 Accent 6"/>
+    <w:lsdException w:unhideWhenUsed="0" w:uiPriority="67" w:semiHidden="0" w:name="Medium Grid 1 Accent 6"/>
+    <w:lsdException w:unhideWhenUsed="0" w:uiPriority="68" w:semiHidden="0" w:name="Medium Grid 2 Accent 6"/>
+    <w:lsdException w:unhideWhenUsed="0" w:uiPriority="69" w:semiHidden="0" w:name="Medium Grid 3 Accent 6"/>
+    <w:lsdException w:unhideWhenUsed="0" w:uiPriority="70" w:semiHidden="0" w:name="Dark List Accent 6"/>
+    <w:lsdException w:unhideWhenUsed="0" w:uiPriority="71" w:semiHidden="0" w:name="Colorful Shading Accent 6"/>
+    <w:lsdException w:unhideWhenUsed="0" w:uiPriority="72" w:semiHidden="0" w:name="Colorful List Accent 6"/>
+    <w:lsdException w:unhideWhenUsed="0" w:uiPriority="73" w:semiHidden="0" w:name="Colorful Grid Accent 6"/>
   </w:latentStyles>
-  <w:style w:type="paragraph" w:default="1" w:styleId="Normal">
+  <w:style w:type="paragraph" w:default="1" w:styleId="1">
     <w:name w:val="Normal"/>
     <w:qFormat/>
+    <w:uiPriority w:val="0"/>
     <w:pPr>
       <w:kinsoku w:val="0"/>
       <w:autoSpaceDE w:val="0"/>
@@ -10843,7 +11153,7 @@
       <w:textAlignment w:val="baseline"/>
     </w:pPr>
     <w:rPr>
-      <w:rFonts w:ascii="Arial" w:eastAsia="宋体" w:hAnsi="Arial" w:cs="Arial"/>
+      <w:rFonts w:ascii="Arial" w:hAnsi="Arial" w:eastAsia="宋体" w:cs="Arial"/>
       <w:snapToGrid w:val="0"/>
       <w:color w:val="000000"/>
       <w:kern w:val="0"/>
@@ -10852,11 +11162,12 @@
       <w:lang w:val="en-US" w:eastAsia="en-US" w:bidi="ar-SA"/>
     </w:rPr>
   </w:style>
-  <w:style w:type="paragraph" w:styleId="Heading1">
+  <w:style w:type="paragraph" w:styleId="2">
     <w:name w:val="heading 1"/>
-    <w:basedOn w:val="Normal"/>
-    <w:next w:val="Normal"/>
+    <w:basedOn w:val="1"/>
+    <w:next w:val="1"/>
     <w:qFormat/>
+    <w:uiPriority w:val="0"/>
     <w:pPr>
       <w:keepNext/>
       <w:keepLines/>
@@ -10874,12 +11185,13 @@
       <w:sz w:val="44"/>
     </w:rPr>
   </w:style>
-  <w:style w:type="paragraph" w:styleId="Heading2">
+  <w:style w:type="paragraph" w:styleId="3">
     <w:name w:val="heading 2"/>
-    <w:basedOn w:val="Normal"/>
-    <w:next w:val="Normal"/>
+    <w:basedOn w:val="1"/>
+    <w:next w:val="1"/>
     <w:unhideWhenUsed/>
     <w:qFormat/>
+    <w:uiPriority w:val="0"/>
     <w:pPr>
       <w:keepNext/>
       <w:keepLines/>
@@ -10892,18 +11204,19 @@
       <w:outlineLvl w:val="1"/>
     </w:pPr>
     <w:rPr>
-      <w:rFonts w:ascii="Arial" w:eastAsia="黑体" w:hAnsi="Arial"/>
+      <w:rFonts w:ascii="Arial" w:hAnsi="Arial" w:eastAsia="黑体"/>
       <w:b/>
       <w:sz w:val="32"/>
     </w:rPr>
   </w:style>
-  <w:style w:type="paragraph" w:styleId="Heading3">
+  <w:style w:type="paragraph" w:styleId="4">
     <w:name w:val="heading 3"/>
-    <w:basedOn w:val="Normal"/>
-    <w:next w:val="Normal"/>
+    <w:basedOn w:val="1"/>
+    <w:next w:val="1"/>
     <w:semiHidden/>
     <w:unhideWhenUsed/>
     <w:qFormat/>
+    <w:uiPriority w:val="0"/>
     <w:pPr>
       <w:keepNext/>
       <w:keepLines/>
@@ -10920,12 +11233,13 @@
       <w:sz w:val="32"/>
     </w:rPr>
   </w:style>
-  <w:style w:type="paragraph" w:styleId="Heading4">
+  <w:style w:type="paragraph" w:styleId="5">
     <w:name w:val="heading 4"/>
-    <w:basedOn w:val="Normal"/>
-    <w:next w:val="Normal"/>
+    <w:basedOn w:val="1"/>
+    <w:next w:val="1"/>
     <w:unhideWhenUsed/>
     <w:qFormat/>
+    <w:uiPriority w:val="0"/>
     <w:pPr>
       <w:keepNext/>
       <w:keepLines/>
@@ -10938,18 +11252,19 @@
       <w:outlineLvl w:val="3"/>
     </w:pPr>
     <w:rPr>
-      <w:rFonts w:ascii="Arial" w:eastAsia="黑体" w:hAnsi="Arial"/>
+      <w:rFonts w:ascii="Arial" w:hAnsi="Arial" w:eastAsia="黑体"/>
       <w:b/>
       <w:sz w:val="28"/>
     </w:rPr>
   </w:style>
-  <w:style w:type="paragraph" w:styleId="Heading5">
+  <w:style w:type="paragraph" w:styleId="6">
     <w:name w:val="heading 5"/>
-    <w:basedOn w:val="Normal"/>
-    <w:next w:val="Normal"/>
+    <w:basedOn w:val="1"/>
+    <w:next w:val="1"/>
     <w:semiHidden/>
     <w:unhideWhenUsed/>
     <w:qFormat/>
+    <w:uiPriority w:val="0"/>
     <w:pPr>
       <w:keepNext/>
       <w:keepLines/>
@@ -10966,13 +11281,14 @@
       <w:sz w:val="28"/>
     </w:rPr>
   </w:style>
-  <w:style w:type="paragraph" w:styleId="Heading6">
+  <w:style w:type="paragraph" w:styleId="7">
     <w:name w:val="heading 6"/>
-    <w:basedOn w:val="Normal"/>
-    <w:next w:val="Normal"/>
+    <w:basedOn w:val="1"/>
+    <w:next w:val="1"/>
     <w:semiHidden/>
     <w:unhideWhenUsed/>
     <w:qFormat/>
+    <w:uiPriority w:val="0"/>
     <w:pPr>
       <w:keepNext/>
       <w:keepLines/>
@@ -10985,18 +11301,19 @@
       <w:outlineLvl w:val="5"/>
     </w:pPr>
     <w:rPr>
-      <w:rFonts w:ascii="Arial" w:eastAsia="黑体" w:hAnsi="Arial"/>
+      <w:rFonts w:ascii="Arial" w:hAnsi="Arial" w:eastAsia="黑体"/>
       <w:b/>
       <w:sz w:val="24"/>
     </w:rPr>
   </w:style>
-  <w:style w:type="paragraph" w:styleId="Heading7">
+  <w:style w:type="paragraph" w:styleId="8">
     <w:name w:val="heading 7"/>
-    <w:basedOn w:val="Normal"/>
-    <w:next w:val="Normal"/>
+    <w:basedOn w:val="1"/>
+    <w:next w:val="1"/>
     <w:semiHidden/>
     <w:unhideWhenUsed/>
     <w:qFormat/>
+    <w:uiPriority w:val="0"/>
     <w:pPr>
       <w:keepNext/>
       <w:keepLines/>
@@ -11013,13 +11330,14 @@
       <w:sz w:val="24"/>
     </w:rPr>
   </w:style>
-  <w:style w:type="paragraph" w:styleId="Heading8">
+  <w:style w:type="paragraph" w:styleId="9">
     <w:name w:val="heading 8"/>
-    <w:basedOn w:val="Normal"/>
-    <w:next w:val="Normal"/>
+    <w:basedOn w:val="1"/>
+    <w:next w:val="1"/>
     <w:semiHidden/>
     <w:unhideWhenUsed/>
     <w:qFormat/>
+    <w:uiPriority w:val="0"/>
     <w:pPr>
       <w:keepNext/>
       <w:keepLines/>
@@ -11032,17 +11350,18 @@
       <w:outlineLvl w:val="7"/>
     </w:pPr>
     <w:rPr>
-      <w:rFonts w:ascii="Arial" w:eastAsia="黑体" w:hAnsi="Arial"/>
+      <w:rFonts w:ascii="Arial" w:hAnsi="Arial" w:eastAsia="黑体"/>
       <w:sz w:val="24"/>
     </w:rPr>
   </w:style>
-  <w:style w:type="paragraph" w:styleId="Heading9">
+  <w:style w:type="paragraph" w:styleId="10">
     <w:name w:val="heading 9"/>
-    <w:basedOn w:val="Normal"/>
-    <w:next w:val="Normal"/>
+    <w:basedOn w:val="1"/>
+    <w:next w:val="1"/>
     <w:semiHidden/>
     <w:unhideWhenUsed/>
     <w:qFormat/>
+    <w:uiPriority w:val="0"/>
     <w:pPr>
       <w:keepNext/>
       <w:keepLines/>
@@ -11055,19 +11374,21 @@
       <w:outlineLvl w:val="8"/>
     </w:pPr>
     <w:rPr>
-      <w:rFonts w:ascii="Arial" w:eastAsia="黑体" w:hAnsi="Arial"/>
+      <w:rFonts w:ascii="Arial" w:hAnsi="Arial" w:eastAsia="黑体"/>
       <w:sz w:val="21"/>
     </w:rPr>
   </w:style>
-  <w:style w:type="character" w:default="1" w:styleId="DefaultParagraphFont">
+  <w:style w:type="character" w:default="1" w:styleId="22">
     <w:name w:val="Default Paragraph Font"/>
     <w:semiHidden/>
     <w:qFormat/>
+    <w:uiPriority w:val="0"/>
   </w:style>
-  <w:style w:type="table" w:default="1" w:styleId="TableNormal">
+  <w:style w:type="table" w:default="1" w:styleId="20">
     <w:name w:val="Normal Table"/>
     <w:semiHidden/>
     <w:qFormat/>
+    <w:uiPriority w:val="0"/>
     <w:tblPr>
       <w:tblCellMar>
         <w:top w:w="0" w:type="dxa"/>
@@ -11077,39 +11398,43 @@
       </w:tblCellMar>
     </w:tblPr>
   </w:style>
-  <w:style w:type="paragraph" w:styleId="CommentText">
+  <w:style w:type="paragraph" w:styleId="11">
     <w:name w:val="annotation text"/>
-    <w:basedOn w:val="Normal"/>
+    <w:basedOn w:val="1"/>
     <w:qFormat/>
+    <w:uiPriority w:val="0"/>
     <w:pPr>
       <w:jc w:val="left"/>
     </w:pPr>
   </w:style>
-  <w:style w:type="paragraph" w:styleId="BodyText">
+  <w:style w:type="paragraph" w:styleId="12">
     <w:name w:val="Body Text"/>
-    <w:basedOn w:val="Normal"/>
+    <w:basedOn w:val="1"/>
     <w:semiHidden/>
     <w:qFormat/>
+    <w:uiPriority w:val="0"/>
     <w:rPr>
-      <w:rFonts w:ascii="Arial" w:eastAsia="Arial" w:hAnsi="Arial" w:cs="Arial"/>
+      <w:rFonts w:ascii="Arial" w:hAnsi="Arial" w:eastAsia="Arial" w:cs="Arial"/>
       <w:sz w:val="21"/>
       <w:szCs w:val="21"/>
       <w:lang w:val="en-US" w:eastAsia="en-US" w:bidi="ar-SA"/>
     </w:rPr>
   </w:style>
-  <w:style w:type="paragraph" w:styleId="TOC3">
+  <w:style w:type="paragraph" w:styleId="13">
     <w:name w:val="toc 3"/>
-    <w:basedOn w:val="Normal"/>
-    <w:next w:val="Normal"/>
+    <w:basedOn w:val="1"/>
+    <w:next w:val="1"/>
     <w:qFormat/>
+    <w:uiPriority w:val="0"/>
     <w:pPr>
       <w:ind w:left="840" w:leftChars="400"/>
     </w:pPr>
   </w:style>
-  <w:style w:type="paragraph" w:styleId="Footer">
+  <w:style w:type="paragraph" w:styleId="14">
     <w:name w:val="footer"/>
-    <w:basedOn w:val="Normal"/>
+    <w:basedOn w:val="1"/>
     <w:qFormat/>
+    <w:uiPriority w:val="0"/>
     <w:pPr>
       <w:tabs>
         <w:tab w:val="center" w:pos="4153"/>
@@ -11122,16 +11447,17 @@
       <w:sz w:val="18"/>
     </w:rPr>
   </w:style>
-  <w:style w:type="paragraph" w:styleId="Header">
+  <w:style w:type="paragraph" w:styleId="15">
     <w:name w:val="header"/>
-    <w:basedOn w:val="Normal"/>
+    <w:basedOn w:val="1"/>
     <w:qFormat/>
+    <w:uiPriority w:val="0"/>
     <w:pPr>
       <w:pBdr>
-        <w:top w:val="nil"/>
-        <w:left w:val="nil"/>
-        <w:bottom w:val="nil"/>
-        <w:right w:val="nil"/>
+        <w:top w:val="none" w:color="auto" w:sz="0" w:space="0"/>
+        <w:left w:val="none" w:color="auto" w:sz="0" w:space="0"/>
+        <w:bottom w:val="none" w:color="auto" w:sz="0" w:space="0"/>
+        <w:right w:val="none" w:color="auto" w:sz="0" w:space="0"/>
       </w:pBdr>
       <w:tabs>
         <w:tab w:val="center" w:pos="4153"/>
@@ -11146,37 +11472,41 @@
       <w:sz w:val="18"/>
     </w:rPr>
   </w:style>
-  <w:style w:type="paragraph" w:styleId="TOC1">
+  <w:style w:type="paragraph" w:styleId="16">
     <w:name w:val="toc 1"/>
-    <w:basedOn w:val="Normal"/>
-    <w:next w:val="Normal"/>
+    <w:basedOn w:val="1"/>
+    <w:next w:val="1"/>
     <w:qFormat/>
+    <w:uiPriority w:val="0"/>
     <w:rPr>
-      <w:rFonts w:ascii="Arial" w:eastAsia="Microsoft JhengHei" w:hAnsi="Arial"/>
+      <w:rFonts w:ascii="Arial" w:hAnsi="Arial" w:eastAsia="Microsoft JhengHei"/>
       <w:sz w:val="24"/>
     </w:rPr>
   </w:style>
-  <w:style w:type="paragraph" w:styleId="TOC2">
+  <w:style w:type="paragraph" w:styleId="17">
     <w:name w:val="toc 2"/>
-    <w:basedOn w:val="Normal"/>
-    <w:next w:val="Normal"/>
+    <w:basedOn w:val="1"/>
+    <w:next w:val="1"/>
     <w:qFormat/>
+    <w:uiPriority w:val="0"/>
     <w:pPr>
       <w:ind w:left="420" w:leftChars="200"/>
     </w:pPr>
   </w:style>
-  <w:style w:type="paragraph" w:styleId="NormalWeb">
+  <w:style w:type="paragraph" w:styleId="18">
     <w:name w:val="Normal (Web)"/>
-    <w:basedOn w:val="Normal"/>
+    <w:basedOn w:val="1"/>
     <w:qFormat/>
+    <w:uiPriority w:val="0"/>
     <w:rPr>
       <w:sz w:val="24"/>
     </w:rPr>
   </w:style>
-  <w:style w:type="paragraph" w:styleId="Title">
+  <w:style w:type="paragraph" w:styleId="19">
     <w:name w:val="Title"/>
-    <w:basedOn w:val="Normal"/>
+    <w:basedOn w:val="1"/>
     <w:qFormat/>
+    <w:uiPriority w:val="0"/>
     <w:pPr>
       <w:spacing w:before="240" w:beforeLines="0" w:beforeAutospacing="0" w:after="60" w:afterLines="0" w:afterAutospacing="0"/>
       <w:jc w:val="center"/>
@@ -11188,94 +11518,101 @@
       <w:sz w:val="32"/>
     </w:rPr>
   </w:style>
-  <w:style w:type="table" w:styleId="TableGrid">
+  <w:style w:type="table" w:styleId="21">
     <w:name w:val="Table Grid"/>
-    <w:basedOn w:val="TableNormal"/>
+    <w:basedOn w:val="20"/>
     <w:qFormat/>
+    <w:uiPriority w:val="0"/>
     <w:pPr>
       <w:widowControl w:val="0"/>
       <w:jc w:val="both"/>
     </w:pPr>
     <w:tblPr>
       <w:tblBorders>
-        <w:top w:val="single" w:sz="4" w:space="0" w:color="auto"/>
-        <w:left w:val="single" w:sz="4" w:space="0" w:color="auto"/>
-        <w:bottom w:val="single" w:sz="4" w:space="0" w:color="auto"/>
-        <w:right w:val="single" w:sz="4" w:space="0" w:color="auto"/>
-        <w:insideH w:val="single" w:sz="4" w:space="0" w:color="auto"/>
-        <w:insideV w:val="single" w:sz="4" w:space="0" w:color="auto"/>
+        <w:top w:val="single" w:color="auto" w:sz="4" w:space="0"/>
+        <w:left w:val="single" w:color="auto" w:sz="4" w:space="0"/>
+        <w:bottom w:val="single" w:color="auto" w:sz="4" w:space="0"/>
+        <w:right w:val="single" w:color="auto" w:sz="4" w:space="0"/>
+        <w:insideH w:val="single" w:color="auto" w:sz="4" w:space="0"/>
+        <w:insideV w:val="single" w:color="auto" w:sz="4" w:space="0"/>
       </w:tblBorders>
     </w:tblPr>
   </w:style>
-  <w:style w:type="character" w:styleId="Strong">
+  <w:style w:type="character" w:styleId="23">
     <w:name w:val="Strong"/>
-    <w:basedOn w:val="DefaultParagraphFont"/>
+    <w:basedOn w:val="22"/>
     <w:qFormat/>
+    <w:uiPriority w:val="0"/>
     <w:rPr>
       <w:b/>
     </w:rPr>
   </w:style>
-  <w:style w:type="character" w:styleId="Hyperlink">
+  <w:style w:type="character" w:styleId="24">
     <w:name w:val="Hyperlink"/>
-    <w:basedOn w:val="DefaultParagraphFont"/>
+    <w:basedOn w:val="22"/>
     <w:qFormat/>
+    <w:uiPriority w:val="0"/>
     <w:rPr>
       <w:color w:val="0000FF"/>
       <w:u w:val="single"/>
     </w:rPr>
   </w:style>
-  <w:style w:type="paragraph" w:customStyle="1" w:styleId="a">
+  <w:style w:type="paragraph" w:customStyle="1" w:styleId="25">
     <w:name w:val="柴_文档修订信息"/>
-    <w:basedOn w:val="Normal"/>
+    <w:basedOn w:val="1"/>
     <w:qFormat/>
+    <w:uiPriority w:val="0"/>
     <w:pPr>
       <w:widowControl w:val="0"/>
       <w:ind w:firstLine="470" w:firstLineChars="200"/>
       <w:jc w:val="center"/>
     </w:pPr>
     <w:rPr>
-      <w:rFonts w:ascii="Arial" w:hAnsi="Arial" w:hint="eastAsia"/>
+      <w:rFonts w:hint="eastAsia" w:ascii="Arial" w:hAnsi="Arial"/>
       <w:b/>
       <w:bCs/>
       <w:sz w:val="24"/>
       <w:lang w:eastAsia="zh-CN"/>
     </w:rPr>
   </w:style>
-  <w:style w:type="paragraph" w:customStyle="1" w:styleId="a0">
+  <w:style w:type="paragraph" w:customStyle="1" w:styleId="26">
     <w:name w:val="柴_公司名"/>
-    <w:basedOn w:val="Title"/>
+    <w:basedOn w:val="19"/>
     <w:qFormat/>
+    <w:uiPriority w:val="0"/>
     <w:pPr>
       <w:spacing w:after="600" w:afterLines="600"/>
     </w:pPr>
     <w:rPr>
-      <w:rFonts w:ascii="宋体" w:eastAsia="宋体" w:hAnsi="宋体" w:cs="宋体" w:hint="eastAsia"/>
+      <w:rFonts w:hint="eastAsia" w:ascii="宋体" w:hAnsi="宋体" w:eastAsia="宋体" w:cs="宋体"/>
       <w:bCs/>
       <w:spacing w:val="-6"/>
       <w:sz w:val="52"/>
       <w:szCs w:val="52"/>
     </w:rPr>
   </w:style>
-  <w:style w:type="paragraph" w:customStyle="1" w:styleId="a1">
+  <w:style w:type="paragraph" w:customStyle="1" w:styleId="27">
     <w:name w:val="柴_文档名"/>
-    <w:basedOn w:val="Title"/>
+    <w:basedOn w:val="19"/>
     <w:qFormat/>
+    <w:uiPriority w:val="0"/>
     <w:pPr>
       <w:spacing w:after="900" w:afterLines="900"/>
     </w:pPr>
     <w:rPr>
-      <w:rFonts w:ascii="黑体" w:eastAsia="黑体" w:hAnsi="黑体" w:cs="黑体"/>
+      <w:rFonts w:ascii="黑体" w:hAnsi="黑体" w:eastAsia="黑体" w:cs="黑体"/>
       <w:bCs/>
       <w:spacing w:val="-7"/>
       <w:sz w:val="52"/>
       <w:szCs w:val="52"/>
     </w:rPr>
   </w:style>
-  <w:style w:type="table" w:customStyle="1" w:styleId="TableNormal0">
+  <w:style w:type="table" w:customStyle="1" w:styleId="28">
     <w:name w:val="Table Normal_0"/>
     <w:semiHidden/>
     <w:unhideWhenUsed/>
     <w:qFormat/>
+    <w:uiPriority w:val="0"/>
     <w:tblPr>
       <w:tblCellMar>
         <w:top w:w="0" w:type="dxa"/>
@@ -11285,82 +11622,88 @@
       </w:tblCellMar>
     </w:tblPr>
   </w:style>
-  <w:style w:type="paragraph" w:customStyle="1" w:styleId="TableText">
+  <w:style w:type="paragraph" w:customStyle="1" w:styleId="29">
     <w:name w:val="Table Text"/>
-    <w:basedOn w:val="Normal"/>
+    <w:basedOn w:val="1"/>
     <w:semiHidden/>
     <w:qFormat/>
+    <w:uiPriority w:val="0"/>
     <w:rPr>
-      <w:rFonts w:ascii="宋体" w:eastAsia="宋体" w:hAnsi="宋体" w:cs="宋体"/>
+      <w:rFonts w:ascii="宋体" w:hAnsi="宋体" w:eastAsia="宋体" w:cs="宋体"/>
       <w:sz w:val="21"/>
       <w:szCs w:val="21"/>
       <w:lang w:val="en-US" w:eastAsia="en-US" w:bidi="ar-SA"/>
     </w:rPr>
   </w:style>
-  <w:style w:type="paragraph" w:customStyle="1" w:styleId="1">
+  <w:style w:type="paragraph" w:customStyle="1" w:styleId="30">
     <w:name w:val="柴_标题1"/>
-    <w:basedOn w:val="Heading1"/>
-    <w:next w:val="a2"/>
-    <w:link w:val="1Char"/>
+    <w:basedOn w:val="2"/>
+    <w:next w:val="31"/>
+    <w:link w:val="40"/>
     <w:qFormat/>
+    <w:uiPriority w:val="0"/>
     <w:pPr>
       <w:spacing w:before="100" w:after="90" w:line="360" w:lineRule="auto"/>
     </w:pPr>
     <w:rPr>
-      <w:rFonts w:ascii="Arial" w:eastAsia="宋体" w:hAnsi="Arial"/>
+      <w:rFonts w:ascii="Arial" w:hAnsi="Arial" w:eastAsia="宋体"/>
       <w:sz w:val="32"/>
     </w:rPr>
   </w:style>
-  <w:style w:type="paragraph" w:customStyle="1" w:styleId="a2">
+  <w:style w:type="paragraph" w:customStyle="1" w:styleId="31">
     <w:name w:val="柴_正文"/>
-    <w:basedOn w:val="BodyText"/>
-    <w:link w:val="Char"/>
+    <w:basedOn w:val="12"/>
+    <w:link w:val="44"/>
     <w:qFormat/>
+    <w:uiPriority w:val="0"/>
     <w:pPr>
       <w:spacing w:line="360" w:lineRule="auto"/>
       <w:ind w:firstLine="470" w:firstLineChars="200"/>
     </w:pPr>
     <w:rPr>
-      <w:rFonts w:ascii="Arial" w:eastAsia="宋体" w:hAnsi="Arial"/>
+      <w:rFonts w:ascii="Arial" w:hAnsi="Arial" w:eastAsia="宋体"/>
       <w:sz w:val="24"/>
       <w:lang w:eastAsia="zh-CN"/>
     </w:rPr>
   </w:style>
-  <w:style w:type="paragraph" w:customStyle="1" w:styleId="2">
+  <w:style w:type="paragraph" w:customStyle="1" w:styleId="32">
     <w:name w:val="柴_标题2"/>
-    <w:basedOn w:val="Heading2"/>
-    <w:next w:val="a2"/>
-    <w:link w:val="2Char"/>
+    <w:basedOn w:val="3"/>
+    <w:next w:val="31"/>
+    <w:link w:val="47"/>
     <w:qFormat/>
+    <w:uiPriority w:val="0"/>
     <w:pPr>
       <w:spacing w:line="360" w:lineRule="auto"/>
     </w:pPr>
     <w:rPr>
-      <w:rFonts w:ascii="Arial" w:eastAsia="宋体" w:hAnsi="Arial"/>
+      <w:rFonts w:ascii="Arial" w:hAnsi="Arial" w:eastAsia="宋体"/>
       <w:sz w:val="28"/>
     </w:rPr>
   </w:style>
-  <w:style w:type="paragraph" w:customStyle="1" w:styleId="3">
+  <w:style w:type="paragraph" w:customStyle="1" w:styleId="33">
     <w:name w:val="柴_标题3"/>
-    <w:basedOn w:val="Heading3"/>
-    <w:next w:val="a2"/>
+    <w:basedOn w:val="4"/>
+    <w:next w:val="31"/>
     <w:qFormat/>
+    <w:uiPriority w:val="0"/>
     <w:pPr>
       <w:spacing w:line="360" w:lineRule="auto"/>
       <w:ind w:left="0" w:firstLine="472" w:firstLineChars="200"/>
     </w:pPr>
     <w:rPr>
-      <w:rFonts w:ascii="宋体" w:eastAsia="宋体" w:hAnsi="宋体" w:cs="宋体"/>
+      <w:rFonts w:ascii="宋体" w:hAnsi="宋体" w:eastAsia="宋体" w:cs="宋体"/>
       <w:spacing w:val="-2"/>
       <w:sz w:val="24"/>
       <w:szCs w:val="24"/>
     </w:rPr>
   </w:style>
-  <w:style w:type="paragraph" w:customStyle="1" w:styleId="a3">
+  <w:style w:type="paragraph" w:customStyle="1" w:styleId="34">
     <w:name w:val="柴_目录"/>
-    <w:basedOn w:val="Normal"/>
-    <w:next w:val="BodyText"/>
+    <w:basedOn w:val="1"/>
+    <w:next w:val="12"/>
     <w:qFormat/>
+    <w:uiPriority w:val="0"/>
     <w:pPr>
       <w:tabs>
         <w:tab w:val="right" w:leader="dot" w:pos="8442"/>
@@ -11368,59 +11711,64 @@
       <w:ind w:left="0" w:leftChars="0"/>
     </w:pPr>
     <w:rPr>
-      <w:rFonts w:ascii="Arial" w:eastAsia="Microsoft JhengHei" w:hAnsi="Arial"/>
+      <w:rFonts w:ascii="Arial" w:hAnsi="Arial" w:eastAsia="Microsoft JhengHei"/>
       <w:sz w:val="24"/>
     </w:rPr>
   </w:style>
-  <w:style w:type="paragraph" w:customStyle="1" w:styleId="WPSOffice1">
+  <w:style w:type="paragraph" w:customStyle="1" w:styleId="35">
     <w:name w:val="WPSOffice手动目录 1"/>
     <w:qFormat/>
+    <w:uiPriority w:val="0"/>
     <w:pPr>
       <w:ind w:leftChars="0"/>
     </w:pPr>
     <w:rPr>
-      <w:rFonts w:ascii="Times New Roman" w:eastAsia="宋体" w:hAnsi="Times New Roman" w:cs="Times New Roman"/>
+      <w:rFonts w:ascii="Times New Roman" w:hAnsi="Times New Roman" w:eastAsia="宋体" w:cs="Times New Roman"/>
       <w:sz w:val="20"/>
       <w:szCs w:val="20"/>
     </w:rPr>
   </w:style>
-  <w:style w:type="paragraph" w:customStyle="1" w:styleId="WPSOffice2">
+  <w:style w:type="paragraph" w:customStyle="1" w:styleId="36">
     <w:name w:val="WPSOffice手动目录 2"/>
     <w:qFormat/>
+    <w:uiPriority w:val="0"/>
     <w:pPr>
       <w:ind w:leftChars="200"/>
     </w:pPr>
     <w:rPr>
-      <w:rFonts w:ascii="Times New Roman" w:eastAsia="宋体" w:hAnsi="Times New Roman" w:cs="Times New Roman"/>
+      <w:rFonts w:ascii="Times New Roman" w:hAnsi="Times New Roman" w:eastAsia="宋体" w:cs="Times New Roman"/>
       <w:sz w:val="20"/>
       <w:szCs w:val="20"/>
     </w:rPr>
   </w:style>
-  <w:style w:type="paragraph" w:customStyle="1" w:styleId="WPSOffice3">
+  <w:style w:type="paragraph" w:customStyle="1" w:styleId="37">
     <w:name w:val="WPSOffice手动目录 3"/>
     <w:qFormat/>
+    <w:uiPriority w:val="0"/>
     <w:pPr>
       <w:ind w:leftChars="400"/>
     </w:pPr>
     <w:rPr>
-      <w:rFonts w:ascii="Times New Roman" w:eastAsia="宋体" w:hAnsi="Times New Roman" w:cs="Times New Roman"/>
+      <w:rFonts w:ascii="Times New Roman" w:hAnsi="Times New Roman" w:eastAsia="宋体" w:cs="Times New Roman"/>
       <w:sz w:val="20"/>
       <w:szCs w:val="20"/>
     </w:rPr>
   </w:style>
-  <w:style w:type="paragraph" w:customStyle="1" w:styleId="Compact">
+  <w:style w:type="paragraph" w:customStyle="1" w:styleId="38">
     <w:name w:val="Compact"/>
-    <w:basedOn w:val="BodyText"/>
+    <w:basedOn w:val="12"/>
     <w:qFormat/>
+    <w:uiPriority w:val="0"/>
     <w:pPr>
       <w:spacing w:before="36" w:after="36"/>
     </w:pPr>
   </w:style>
-  <w:style w:type="table" w:customStyle="1" w:styleId="Table">
+  <w:style w:type="table" w:customStyle="1" w:styleId="39">
     <w:name w:val="Table"/>
     <w:semiHidden/>
     <w:unhideWhenUsed/>
     <w:qFormat/>
+    <w:uiPriority w:val="0"/>
     <w:tblPr>
       <w:tblCellMar>
         <w:top w:w="0" w:type="dxa"/>
@@ -11432,26 +11780,28 @@
     <w:tblStylePr w:type="firstRow">
       <w:tcPr>
         <w:tcBorders>
-          <w:bottom w:val="single" w:sz="0" w:space="0" w:color="auto"/>
+          <w:bottom w:val="single" w:color="auto" w:sz="0" w:space="0"/>
         </w:tcBorders>
         <w:vAlign w:val="bottom"/>
       </w:tcPr>
     </w:tblStylePr>
   </w:style>
-  <w:style w:type="character" w:customStyle="1" w:styleId="1Char">
+  <w:style w:type="character" w:customStyle="1" w:styleId="40">
     <w:name w:val="柴_标题1 Char"/>
-    <w:link w:val="1"/>
+    <w:link w:val="30"/>
     <w:qFormat/>
+    <w:uiPriority w:val="0"/>
     <w:rPr>
-      <w:rFonts w:ascii="Arial" w:eastAsia="宋体" w:hAnsi="Arial"/>
+      <w:rFonts w:ascii="Arial" w:hAnsi="Arial" w:eastAsia="宋体"/>
       <w:sz w:val="32"/>
     </w:rPr>
   </w:style>
-  <w:style w:type="table" w:customStyle="1" w:styleId="TableNormal1">
+  <w:style w:type="table" w:customStyle="1" w:styleId="41">
     <w:name w:val="Table Normal_1"/>
     <w:semiHidden/>
     <w:unhideWhenUsed/>
     <w:qFormat/>
+    <w:uiPriority w:val="0"/>
     <w:tblPr>
       <w:tblCellMar>
         <w:top w:w="0" w:type="dxa"/>
@@ -11461,11 +11811,12 @@
       </w:tblCellMar>
     </w:tblPr>
   </w:style>
-  <w:style w:type="paragraph" w:customStyle="1" w:styleId="a4">
+  <w:style w:type="paragraph" w:customStyle="1" w:styleId="42">
     <w:name w:val="柴_正文_无缩进"/>
-    <w:basedOn w:val="Normal"/>
-    <w:link w:val="Char0"/>
+    <w:basedOn w:val="1"/>
+    <w:link w:val="46"/>
     <w:qFormat/>
+    <w:uiPriority w:val="0"/>
     <w:pPr>
       <w:ind w:firstLine="0" w:firstLineChars="0"/>
     </w:pPr>
@@ -11475,38 +11826,41 @@
       <w:lang w:eastAsia="zh-CN"/>
     </w:rPr>
   </w:style>
-  <w:style w:type="paragraph" w:customStyle="1" w:styleId="4">
+  <w:style w:type="paragraph" w:customStyle="1" w:styleId="43">
     <w:name w:val="柴_标题4"/>
-    <w:basedOn w:val="Heading4"/>
-    <w:next w:val="Normal"/>
+    <w:basedOn w:val="5"/>
+    <w:next w:val="1"/>
     <w:qFormat/>
+    <w:uiPriority w:val="0"/>
     <w:pPr>
       <w:widowControl w:val="0"/>
       <w:spacing w:before="160" w:line="360" w:lineRule="auto"/>
-      <w:ind w:left="981" w:hanging="862" w:leftChars="300"/>
+      <w:ind w:left="981" w:leftChars="300" w:hanging="862"/>
     </w:pPr>
     <w:rPr>
-      <w:rFonts w:ascii="Calibri" w:eastAsia="宋体" w:hAnsi="Calibri" w:cs="宋体" w:hint="eastAsia"/>
+      <w:rFonts w:hint="eastAsia" w:ascii="Calibri" w:hAnsi="Calibri" w:eastAsia="宋体" w:cs="宋体"/>
       <w:sz w:val="24"/>
       <w:szCs w:val="24"/>
       <w:lang w:eastAsia="zh-CN" w:bidi="zh-CN"/>
     </w:rPr>
   </w:style>
-  <w:style w:type="character" w:customStyle="1" w:styleId="Char">
+  <w:style w:type="character" w:customStyle="1" w:styleId="44">
     <w:name w:val="柴_正文 Char"/>
-    <w:link w:val="a2"/>
+    <w:link w:val="31"/>
     <w:qFormat/>
+    <w:uiPriority w:val="0"/>
     <w:rPr>
-      <w:rFonts w:ascii="Arial" w:eastAsia="宋体" w:hAnsi="Arial"/>
+      <w:rFonts w:ascii="Arial" w:hAnsi="Arial" w:eastAsia="宋体"/>
       <w:sz w:val="24"/>
       <w:lang w:eastAsia="zh-CN"/>
     </w:rPr>
   </w:style>
-  <w:style w:type="table" w:customStyle="1" w:styleId="TableNormal00">
+  <w:style w:type="table" w:customStyle="1" w:styleId="45">
     <w:name w:val="Table Normal_0_0"/>
     <w:semiHidden/>
     <w:unhideWhenUsed/>
     <w:qFormat/>
+    <w:uiPriority w:val="0"/>
     <w:tblPr>
       <w:tblCellMar>
         <w:top w:w="0" w:type="dxa"/>
@@ -11516,22 +11870,24 @@
       </w:tblCellMar>
     </w:tblPr>
   </w:style>
-  <w:style w:type="character" w:customStyle="1" w:styleId="Char0">
+  <w:style w:type="character" w:customStyle="1" w:styleId="46">
     <w:name w:val="柴_正文_无缩进 Char"/>
-    <w:link w:val="a4"/>
+    <w:link w:val="42"/>
     <w:qFormat/>
+    <w:uiPriority w:val="0"/>
     <w:rPr>
       <w:rFonts w:ascii="Arial" w:hAnsi="Arial"/>
       <w:sz w:val="24"/>
       <w:lang w:eastAsia="zh-CN"/>
     </w:rPr>
   </w:style>
-  <w:style w:type="character" w:customStyle="1" w:styleId="2Char">
+  <w:style w:type="character" w:customStyle="1" w:styleId="47">
     <w:name w:val="柴_标题2 Char"/>
-    <w:link w:val="2"/>
+    <w:link w:val="32"/>
     <w:qFormat/>
+    <w:uiPriority w:val="0"/>
     <w:rPr>
-      <w:rFonts w:ascii="Arial" w:eastAsia="宋体" w:hAnsi="Arial"/>
+      <w:rFonts w:ascii="Arial" w:hAnsi="Arial" w:eastAsia="宋体"/>
       <w:sz w:val="28"/>
     </w:rPr>
   </w:style>
